--- a/docs/bugs/BUG-ccu-ui-findings-2026-07-26.docx
+++ b/docs/bugs/BUG-ccu-ui-findings-2026-07-26.docx
@@ -1180,6 +1180,96 @@
     <w:p/>
     <w:p>
       <w:pPr>
+        <w:spacing w:before="40" w:after="40"/>
+        <w:ind w:left="567"/>
+        <w:pBdr>
+          <w:left w:val="single" w:sz="12" w:space="10" w:color="F05922"/>
+        </w:pBdr>
+      </w:pPr>
+      <w:r>
+        <w:rPr>
+          <w:b/>
+          <w:color w:val="4A3F8C"/>
+        </w:rPr>
+        <w:t>CẬP NHẬT 2026-07-26 (bước 2.3):</w:t>
+      </w:r>
+      <w:r>
+        <w:rPr>
+          <w:color w:val="4A3F8C"/>
+        </w:rPr>
+        <w:t xml:space="preserve"> Nguyên nhân </w:t>
+      </w:r>
+      <w:r>
+        <w:rPr>
+          <w:b/>
+          <w:color w:val="4A3F8C"/>
+        </w:rPr>
+        <w:t>ĐÃ XÁC NHẬN là version mismatch</w:t>
+      </w:r>
+      <w:r>
+        <w:rPr>
+          <w:color w:val="4A3F8C"/>
+        </w:rPr>
+        <w:t xml:space="preserve"> (agent build 2026-07-24 cũ hơn client). Sau khi cập nhật ZcuAgent bản mới lên ZCU </w:t>
+      </w:r>
+      <w:r>
+        <w:rPr>
+          <w:rFonts w:ascii="Courier New" w:hAnsi="Courier New"/>
+          <w:color w:val="F05922"/>
+          <w:sz w:val="18"/>
+        </w:rPr>
+        <w:t>192.168.0.101</w:t>
+      </w:r>
+      <w:r>
+        <w:rPr>
+          <w:color w:val="4A3F8C"/>
+        </w:rPr>
+        <w:t xml:space="preserve"> qua ZcuSetupWizard (build 2026-07-26 20:57, giữ nguyên Token/Port), bấm 📊 SysInfo mở </w:t>
+      </w:r>
+      <w:r>
+        <w:rPr>
+          <w:rFonts w:ascii="Courier New" w:hAnsi="Courier New"/>
+          <w:color w:val="F05922"/>
+          <w:sz w:val="18"/>
+        </w:rPr>
+        <w:t>SystemInventoryWindow</w:t>
+      </w:r>
+      <w:r>
+        <w:rPr>
+          <w:color w:val="4A3F8C"/>
+        </w:rPr>
+        <w:t xml:space="preserve"> với dữ liệu thật ngay lập tức — ảnh </w:t>
+      </w:r>
+      <w:r>
+        <w:rPr>
+          <w:rFonts w:ascii="Courier New" w:hAnsi="Courier New"/>
+          <w:color w:val="F05922"/>
+          <w:sz w:val="18"/>
+        </w:rPr>
+        <w:t>docs/user-manuals/screenshots/system-inventory-data.png</w:t>
+      </w:r>
+      <w:r>
+        <w:rPr>
+          <w:color w:val="4A3F8C"/>
+        </w:rPr>
+        <w:t xml:space="preserve"> đã chụp được. </w:t>
+      </w:r>
+      <w:r>
+        <w:rPr>
+          <w:b/>
+          <w:color w:val="4A3F8C"/>
+        </w:rPr>
+        <w:t>Hiện tượng "im lặng không phản hồi" đã hết.</w:t>
+      </w:r>
+      <w:r>
+        <w:rPr>
+          <w:color w:val="4A3F8C"/>
+        </w:rPr>
+        <w:t xml:space="preserve"> Khuyến nghị cho senior-developer vẫn giữ nguyên: client nên (a) so sánh version client/agent khi handshake và hiện cảnh báo "Agent phiên bản cũ — vui lòng cập nhật" thay vì fail âm thầm, (b) thêm timeout + thông báo cho mọi request chờ response. |</w:t>
+      </w:r>
+    </w:p>
+    <w:p>
+      <w:pPr>
         <w:pBdr>
           <w:bottom w:val="single" w:sz="6" w:space="1" w:color="F05922"/>
         </w:pBdr>
@@ -1668,6 +1758,884 @@
           <w:color w:val="F05922"/>
           <w:sz w:val="28"/>
         </w:rPr>
+        <w:t>F04 — Thông báo lỗi/status cũ KHÔNG được xóa khi bắt đầu thao tác mới (ZcuSetupWizard, RemoteAppInstall)</w:t>
+      </w:r>
+    </w:p>
+    <w:tbl>
+      <w:tblPr>
+        <w:tblStyle w:val="TableGrid"/>
+        <w:tblW w:type="auto" w:w="0"/>
+        <w:tblLook w:firstColumn="1" w:firstRow="1" w:lastColumn="0" w:lastRow="0" w:noHBand="0" w:noVBand="1" w:val="04A0"/>
+      </w:tblPr>
+      <w:tblGrid>
+        <w:gridCol w:w="4844"/>
+        <w:gridCol w:w="4844"/>
+      </w:tblGrid>
+      <w:tr>
+        <w:tc>
+          <w:tcPr>
+            <w:tcW w:type="dxa" w:w="4844"/>
+            <w:shd w:val="clear" w:color="auto" w:fill="251C53"/>
+            <w:tcBorders>
+              <w:top w:val="single" w:sz="4" w:space="0" w:color="251C53"/>
+              <w:left w:val="single" w:sz="4" w:space="0" w:color="251C53"/>
+              <w:bottom w:val="single" w:sz="4" w:space="0" w:color="251C53"/>
+              <w:right w:val="single" w:sz="4" w:space="0" w:color="251C53"/>
+            </w:tcBorders>
+          </w:tcPr>
+          <w:p>
+            <w:r>
+              <w:rPr>
+                <w:b/>
+                <w:color w:val="FFFFFF"/>
+                <w:sz w:val="20"/>
+              </w:rPr>
+              <w:t>Trường</w:t>
+            </w:r>
+          </w:p>
+        </w:tc>
+        <w:tc>
+          <w:tcPr>
+            <w:tcW w:type="dxa" w:w="4844"/>
+            <w:shd w:val="clear" w:color="auto" w:fill="251C53"/>
+            <w:tcBorders>
+              <w:top w:val="single" w:sz="4" w:space="0" w:color="251C53"/>
+              <w:left w:val="single" w:sz="4" w:space="0" w:color="251C53"/>
+              <w:bottom w:val="single" w:sz="4" w:space="0" w:color="251C53"/>
+              <w:right w:val="single" w:sz="4" w:space="0" w:color="251C53"/>
+            </w:tcBorders>
+          </w:tcPr>
+          <w:p>
+            <w:r>
+              <w:rPr>
+                <w:b/>
+                <w:color w:val="FFFFFF"/>
+                <w:sz w:val="20"/>
+              </w:rPr>
+              <w:t>Nội dung</w:t>
+            </w:r>
+          </w:p>
+        </w:tc>
+      </w:tr>
+      <w:tr>
+        <w:tc>
+          <w:tcPr>
+            <w:tcW w:type="dxa" w:w="4844"/>
+            <w:tcBorders>
+              <w:top w:val="single" w:sz="4" w:space="0" w:color="CBCBCB"/>
+              <w:left w:val="single" w:sz="4" w:space="0" w:color="CBCBCB"/>
+              <w:bottom w:val="single" w:sz="4" w:space="0" w:color="CBCBCB"/>
+              <w:right w:val="single" w:sz="4" w:space="0" w:color="CBCBCB"/>
+            </w:tcBorders>
+          </w:tcPr>
+          <w:p>
+            <w:r>
+              <w:rPr>
+                <w:sz w:val="20"/>
+              </w:rPr>
+              <w:t>---</w:t>
+            </w:r>
+          </w:p>
+        </w:tc>
+        <w:tc>
+          <w:tcPr>
+            <w:tcW w:type="dxa" w:w="4844"/>
+            <w:tcBorders>
+              <w:top w:val="single" w:sz="4" w:space="0" w:color="CBCBCB"/>
+              <w:left w:val="single" w:sz="4" w:space="0" w:color="CBCBCB"/>
+              <w:bottom w:val="single" w:sz="4" w:space="0" w:color="CBCBCB"/>
+              <w:right w:val="single" w:sz="4" w:space="0" w:color="CBCBCB"/>
+            </w:tcBorders>
+          </w:tcPr>
+          <w:p>
+            <w:r>
+              <w:rPr>
+                <w:sz w:val="20"/>
+              </w:rPr>
+              <w:t>---</w:t>
+            </w:r>
+          </w:p>
+        </w:tc>
+      </w:tr>
+      <w:tr>
+        <w:tc>
+          <w:tcPr>
+            <w:tcW w:type="dxa" w:w="4844"/>
+            <w:shd w:val="clear" w:color="auto" w:fill="B8B3D6"/>
+            <w:tcBorders>
+              <w:top w:val="single" w:sz="4" w:space="0" w:color="CBCBCB"/>
+              <w:left w:val="single" w:sz="4" w:space="0" w:color="CBCBCB"/>
+              <w:bottom w:val="single" w:sz="4" w:space="0" w:color="CBCBCB"/>
+              <w:right w:val="single" w:sz="4" w:space="0" w:color="CBCBCB"/>
+            </w:tcBorders>
+          </w:tcPr>
+          <w:p>
+            <w:r>
+              <w:rPr>
+                <w:b/>
+                <w:sz w:val="20"/>
+              </w:rPr>
+              <w:t>Màn hình</w:t>
+            </w:r>
+          </w:p>
+        </w:tc>
+        <w:tc>
+          <w:tcPr>
+            <w:tcW w:type="dxa" w:w="4844"/>
+            <w:shd w:val="clear" w:color="auto" w:fill="B8B3D6"/>
+            <w:tcBorders>
+              <w:top w:val="single" w:sz="4" w:space="0" w:color="CBCBCB"/>
+              <w:left w:val="single" w:sz="4" w:space="0" w:color="CBCBCB"/>
+              <w:bottom w:val="single" w:sz="4" w:space="0" w:color="CBCBCB"/>
+              <w:right w:val="single" w:sz="4" w:space="0" w:color="CBCBCB"/>
+            </w:tcBorders>
+          </w:tcPr>
+          <w:p>
+            <w:r>
+              <w:rPr>
+                <w:sz w:val="20"/>
+              </w:rPr>
+              <w:t>ZcuSetupWizardWindow (</w:t>
+            </w:r>
+            <w:r>
+              <w:rPr>
+                <w:rFonts w:ascii="Courier New" w:hAnsi="Courier New"/>
+                <w:color w:val="F05922"/>
+                <w:sz w:val="20"/>
+              </w:rPr>
+              <w:t>PART_StatusMsg</w:t>
+            </w:r>
+            <w:r>
+              <w:rPr>
+                <w:sz w:val="20"/>
+              </w:rPr>
+              <w:t>), RemoteAppInstallWindow (</w:t>
+            </w:r>
+            <w:r>
+              <w:rPr>
+                <w:rFonts w:ascii="Courier New" w:hAnsi="Courier New"/>
+                <w:color w:val="F05922"/>
+                <w:sz w:val="20"/>
+              </w:rPr>
+              <w:t>PART_StatusMsg</w:t>
+            </w:r>
+            <w:r>
+              <w:rPr>
+                <w:sz w:val="20"/>
+              </w:rPr>
+              <w:t>)</w:t>
+            </w:r>
+          </w:p>
+        </w:tc>
+      </w:tr>
+      <w:tr>
+        <w:tc>
+          <w:tcPr>
+            <w:tcW w:type="dxa" w:w="4844"/>
+            <w:tcBorders>
+              <w:top w:val="single" w:sz="4" w:space="0" w:color="CBCBCB"/>
+              <w:left w:val="single" w:sz="4" w:space="0" w:color="CBCBCB"/>
+              <w:bottom w:val="single" w:sz="4" w:space="0" w:color="CBCBCB"/>
+              <w:right w:val="single" w:sz="4" w:space="0" w:color="CBCBCB"/>
+            </w:tcBorders>
+          </w:tcPr>
+          <w:p>
+            <w:r>
+              <w:rPr>
+                <w:b/>
+                <w:sz w:val="20"/>
+              </w:rPr>
+              <w:t>Mức độ</w:t>
+            </w:r>
+          </w:p>
+        </w:tc>
+        <w:tc>
+          <w:tcPr>
+            <w:tcW w:type="dxa" w:w="4844"/>
+            <w:tcBorders>
+              <w:top w:val="single" w:sz="4" w:space="0" w:color="CBCBCB"/>
+              <w:left w:val="single" w:sz="4" w:space="0" w:color="CBCBCB"/>
+              <w:bottom w:val="single" w:sz="4" w:space="0" w:color="CBCBCB"/>
+              <w:right w:val="single" w:sz="4" w:space="0" w:color="CBCBCB"/>
+            </w:tcBorders>
+          </w:tcPr>
+          <w:p>
+            <w:r>
+              <w:rPr>
+                <w:sz w:val="20"/>
+              </w:rPr>
+              <w:t>P3 (UX)</w:t>
+            </w:r>
+          </w:p>
+        </w:tc>
+      </w:tr>
+      <w:tr>
+        <w:tc>
+          <w:tcPr>
+            <w:tcW w:type="dxa" w:w="4844"/>
+            <w:shd w:val="clear" w:color="auto" w:fill="B8B3D6"/>
+            <w:tcBorders>
+              <w:top w:val="single" w:sz="4" w:space="0" w:color="CBCBCB"/>
+              <w:left w:val="single" w:sz="4" w:space="0" w:color="CBCBCB"/>
+              <w:bottom w:val="single" w:sz="4" w:space="0" w:color="CBCBCB"/>
+              <w:right w:val="single" w:sz="4" w:space="0" w:color="CBCBCB"/>
+            </w:tcBorders>
+          </w:tcPr>
+          <w:p>
+            <w:r>
+              <w:rPr>
+                <w:b/>
+                <w:sz w:val="20"/>
+              </w:rPr>
+              <w:t>Các bước tái hiện</w:t>
+            </w:r>
+          </w:p>
+        </w:tc>
+        <w:tc>
+          <w:tcPr>
+            <w:tcW w:type="dxa" w:w="4844"/>
+            <w:shd w:val="clear" w:color="auto" w:fill="B8B3D6"/>
+            <w:tcBorders>
+              <w:top w:val="single" w:sz="4" w:space="0" w:color="CBCBCB"/>
+              <w:left w:val="single" w:sz="4" w:space="0" w:color="CBCBCB"/>
+              <w:bottom w:val="single" w:sz="4" w:space="0" w:color="CBCBCB"/>
+              <w:right w:val="single" w:sz="4" w:space="0" w:color="CBCBCB"/>
+            </w:tcBorders>
+          </w:tcPr>
+          <w:p>
+            <w:r>
+              <w:rPr>
+                <w:sz w:val="20"/>
+              </w:rPr>
+              <w:t>1. Mở ⚡ Cài remote của P01, xóa Token, bấm 🚀 Bắt đầu Cài đặt → status đỏ "Thiếu IP/SSH user … hoặc Token Agent." 2. Nhập lại Token hợp lệ, bấm 🚀 Bắt đầu Cài đặt lần nữa.</w:t>
+            </w:r>
+          </w:p>
+        </w:tc>
+      </w:tr>
+      <w:tr>
+        <w:tc>
+          <w:tcPr>
+            <w:tcW w:type="dxa" w:w="4844"/>
+            <w:tcBorders>
+              <w:top w:val="single" w:sz="4" w:space="0" w:color="CBCBCB"/>
+              <w:left w:val="single" w:sz="4" w:space="0" w:color="CBCBCB"/>
+              <w:bottom w:val="single" w:sz="4" w:space="0" w:color="CBCBCB"/>
+              <w:right w:val="single" w:sz="4" w:space="0" w:color="CBCBCB"/>
+            </w:tcBorders>
+          </w:tcPr>
+          <w:p>
+            <w:r>
+              <w:rPr>
+                <w:b/>
+                <w:sz w:val="20"/>
+              </w:rPr>
+              <w:t>Kết quả thực tế</w:t>
+            </w:r>
+          </w:p>
+        </w:tc>
+        <w:tc>
+          <w:tcPr>
+            <w:tcW w:type="dxa" w:w="4844"/>
+            <w:tcBorders>
+              <w:top w:val="single" w:sz="4" w:space="0" w:color="CBCBCB"/>
+              <w:left w:val="single" w:sz="4" w:space="0" w:color="CBCBCB"/>
+              <w:bottom w:val="single" w:sz="4" w:space="0" w:color="CBCBCB"/>
+              <w:right w:val="single" w:sz="4" w:space="0" w:color="CBCBCB"/>
+            </w:tcBorders>
+          </w:tcPr>
+          <w:p>
+            <w:r>
+              <w:rPr>
+                <w:sz w:val="20"/>
+              </w:rPr>
+              <w:t>Trong SUỐT quá trình cài (progress 0→100%) status đỏ cũ "Thiếu IP/SSH user…" vẫn hiển thị ở góc trái dưới, chỉ đổi khi cài xong ("Cài đặt ZcuAgent hoàn tất!"). Người dùng nhìn thấy đồng thời log đang chạy + thông báo lỗi cũ → gây nhầm lẫn đang lỗi. Tương tự ở RemoteAppInstallWindow: sau lỗi validation "Vui lòng chọn file cài đặt…", chọn file xong thông báo đỏ vẫn còn.</w:t>
+            </w:r>
+          </w:p>
+        </w:tc>
+      </w:tr>
+      <w:tr>
+        <w:tc>
+          <w:tcPr>
+            <w:tcW w:type="dxa" w:w="4844"/>
+            <w:shd w:val="clear" w:color="auto" w:fill="B8B3D6"/>
+            <w:tcBorders>
+              <w:top w:val="single" w:sz="4" w:space="0" w:color="CBCBCB"/>
+              <w:left w:val="single" w:sz="4" w:space="0" w:color="CBCBCB"/>
+              <w:bottom w:val="single" w:sz="4" w:space="0" w:color="CBCBCB"/>
+              <w:right w:val="single" w:sz="4" w:space="0" w:color="CBCBCB"/>
+            </w:tcBorders>
+          </w:tcPr>
+          <w:p>
+            <w:r>
+              <w:rPr>
+                <w:b/>
+                <w:sz w:val="20"/>
+              </w:rPr>
+              <w:t>Kết quả mong đợi</w:t>
+            </w:r>
+          </w:p>
+        </w:tc>
+        <w:tc>
+          <w:tcPr>
+            <w:tcW w:type="dxa" w:w="4844"/>
+            <w:shd w:val="clear" w:color="auto" w:fill="B8B3D6"/>
+            <w:tcBorders>
+              <w:top w:val="single" w:sz="4" w:space="0" w:color="CBCBCB"/>
+              <w:left w:val="single" w:sz="4" w:space="0" w:color="CBCBCB"/>
+              <w:bottom w:val="single" w:sz="4" w:space="0" w:color="CBCBCB"/>
+              <w:right w:val="single" w:sz="4" w:space="0" w:color="CBCBCB"/>
+            </w:tcBorders>
+          </w:tcPr>
+          <w:p>
+            <w:r>
+              <w:rPr>
+                <w:sz w:val="20"/>
+              </w:rPr>
+              <w:t xml:space="preserve">Khi bấm bắt đầu thao tác mới, </w:t>
+            </w:r>
+            <w:r>
+              <w:rPr>
+                <w:rFonts w:ascii="Courier New" w:hAnsi="Courier New"/>
+                <w:color w:val="F05922"/>
+                <w:sz w:val="20"/>
+              </w:rPr>
+              <w:t>PART_StatusMsg</w:t>
+            </w:r>
+            <w:r>
+              <w:rPr>
+                <w:sz w:val="20"/>
+              </w:rPr>
+              <w:t xml:space="preserve"> được reset (xóa trống hoặc đổi thành "Đang cài đặt…") ngay lập tức. (Ghi chú: </w:t>
+            </w:r>
+            <w:r>
+              <w:rPr>
+                <w:rFonts w:ascii="Courier New" w:hAnsi="Courier New"/>
+                <w:color w:val="F05922"/>
+                <w:sz w:val="20"/>
+              </w:rPr>
+              <w:t>OnStartInstallClick</w:t>
+            </w:r>
+            <w:r>
+              <w:rPr>
+                <w:sz w:val="20"/>
+              </w:rPr>
+              <w:t xml:space="preserve"> của wizard reset </w:t>
+            </w:r>
+            <w:r>
+              <w:rPr>
+                <w:rFonts w:ascii="Courier New" w:hAnsi="Courier New"/>
+                <w:color w:val="F05922"/>
+                <w:sz w:val="20"/>
+              </w:rPr>
+              <w:t>PART_LogConsole</w:t>
+            </w:r>
+            <w:r>
+              <w:rPr>
+                <w:sz w:val="20"/>
+              </w:rPr>
+              <w:t xml:space="preserve"> + </w:t>
+            </w:r>
+            <w:r>
+              <w:rPr>
+                <w:rFonts w:ascii="Courier New" w:hAnsi="Courier New"/>
+                <w:color w:val="F05922"/>
+                <w:sz w:val="20"/>
+              </w:rPr>
+              <w:t>PART_ProgressBar</w:t>
+            </w:r>
+            <w:r>
+              <w:rPr>
+                <w:sz w:val="20"/>
+              </w:rPr>
+              <w:t xml:space="preserve"> nhưng KHÔNG reset </w:t>
+            </w:r>
+            <w:r>
+              <w:rPr>
+                <w:rFonts w:ascii="Courier New" w:hAnsi="Courier New"/>
+                <w:color w:val="F05922"/>
+                <w:sz w:val="20"/>
+              </w:rPr>
+              <w:t>PART_StatusMsg</w:t>
+            </w:r>
+            <w:r>
+              <w:rPr>
+                <w:sz w:val="20"/>
+              </w:rPr>
+              <w:t>; RemoteAppInstall có set "Đang kết nối và cài đặt…" nhưng chỉ sau khi qua validation — nhánh chọn-file-xong-chưa-bấm-lại thì status lỗi vẫn treo.)</w:t>
+            </w:r>
+          </w:p>
+        </w:tc>
+      </w:tr>
+      <w:tr>
+        <w:tc>
+          <w:tcPr>
+            <w:tcW w:type="dxa" w:w="4844"/>
+            <w:tcBorders>
+              <w:top w:val="single" w:sz="4" w:space="0" w:color="CBCBCB"/>
+              <w:left w:val="single" w:sz="4" w:space="0" w:color="CBCBCB"/>
+              <w:bottom w:val="single" w:sz="4" w:space="0" w:color="CBCBCB"/>
+              <w:right w:val="single" w:sz="4" w:space="0" w:color="CBCBCB"/>
+            </w:tcBorders>
+          </w:tcPr>
+          <w:p>
+            <w:r>
+              <w:rPr>
+                <w:b/>
+                <w:sz w:val="20"/>
+              </w:rPr>
+              <w:t>Ảnh chứng minh</w:t>
+            </w:r>
+          </w:p>
+        </w:tc>
+        <w:tc>
+          <w:tcPr>
+            <w:tcW w:type="dxa" w:w="4844"/>
+            <w:tcBorders>
+              <w:top w:val="single" w:sz="4" w:space="0" w:color="CBCBCB"/>
+              <w:left w:val="single" w:sz="4" w:space="0" w:color="CBCBCB"/>
+              <w:bottom w:val="single" w:sz="4" w:space="0" w:color="CBCBCB"/>
+              <w:right w:val="single" w:sz="4" w:space="0" w:color="CBCBCB"/>
+            </w:tcBorders>
+          </w:tcPr>
+          <w:p>
+            <w:r>
+              <w:rPr>
+                <w:rFonts w:ascii="Courier New" w:hAnsi="Courier New"/>
+                <w:color w:val="F05922"/>
+                <w:sz w:val="20"/>
+              </w:rPr>
+              <w:t>docs/bugs/screenshots/bug-wizard-stale-error-status.png</w:t>
+            </w:r>
+            <w:r>
+              <w:rPr>
+                <w:sz w:val="20"/>
+              </w:rPr>
+              <w:t xml:space="preserve"> (progress 85%, log đang chạy nhưng góc trái dưới vẫn hiện lỗi đỏ cũ)</w:t>
+            </w:r>
+          </w:p>
+        </w:tc>
+      </w:tr>
+    </w:tbl>
+    <w:p/>
+    <w:p>
+      <w:pPr>
+        <w:pBdr>
+          <w:bottom w:val="single" w:sz="6" w:space="1" w:color="F05922"/>
+        </w:pBdr>
+        <w:spacing w:after="120"/>
+      </w:pPr>
+    </w:p>
+    <w:p>
+      <w:pPr>
+        <w:pStyle w:val="Heading2"/>
+        <w:spacing w:before="200" w:after="80"/>
+      </w:pPr>
+      <w:r>
+        <w:rPr>
+          <w:color w:val="F05922"/>
+          <w:sz w:val="28"/>
+        </w:rPr>
+        <w:t>F05 — BulkAction hiển thị raw .NET exception thay vì thông báo thân thiện khi máy thiếu cấu hình SSH</w:t>
+      </w:r>
+    </w:p>
+    <w:tbl>
+      <w:tblPr>
+        <w:tblStyle w:val="TableGrid"/>
+        <w:tblW w:type="auto" w:w="0"/>
+        <w:tblLook w:firstColumn="1" w:firstRow="1" w:lastColumn="0" w:lastRow="0" w:noHBand="0" w:noVBand="1" w:val="04A0"/>
+      </w:tblPr>
+      <w:tblGrid>
+        <w:gridCol w:w="4844"/>
+        <w:gridCol w:w="4844"/>
+      </w:tblGrid>
+      <w:tr>
+        <w:tc>
+          <w:tcPr>
+            <w:tcW w:type="dxa" w:w="4844"/>
+            <w:shd w:val="clear" w:color="auto" w:fill="251C53"/>
+            <w:tcBorders>
+              <w:top w:val="single" w:sz="4" w:space="0" w:color="251C53"/>
+              <w:left w:val="single" w:sz="4" w:space="0" w:color="251C53"/>
+              <w:bottom w:val="single" w:sz="4" w:space="0" w:color="251C53"/>
+              <w:right w:val="single" w:sz="4" w:space="0" w:color="251C53"/>
+            </w:tcBorders>
+          </w:tcPr>
+          <w:p>
+            <w:r>
+              <w:rPr>
+                <w:b/>
+                <w:color w:val="FFFFFF"/>
+                <w:sz w:val="20"/>
+              </w:rPr>
+              <w:t>Trường</w:t>
+            </w:r>
+          </w:p>
+        </w:tc>
+        <w:tc>
+          <w:tcPr>
+            <w:tcW w:type="dxa" w:w="4844"/>
+            <w:shd w:val="clear" w:color="auto" w:fill="251C53"/>
+            <w:tcBorders>
+              <w:top w:val="single" w:sz="4" w:space="0" w:color="251C53"/>
+              <w:left w:val="single" w:sz="4" w:space="0" w:color="251C53"/>
+              <w:bottom w:val="single" w:sz="4" w:space="0" w:color="251C53"/>
+              <w:right w:val="single" w:sz="4" w:space="0" w:color="251C53"/>
+            </w:tcBorders>
+          </w:tcPr>
+          <w:p>
+            <w:r>
+              <w:rPr>
+                <w:b/>
+                <w:color w:val="FFFFFF"/>
+                <w:sz w:val="20"/>
+              </w:rPr>
+              <w:t>Nội dung</w:t>
+            </w:r>
+          </w:p>
+        </w:tc>
+      </w:tr>
+      <w:tr>
+        <w:tc>
+          <w:tcPr>
+            <w:tcW w:type="dxa" w:w="4844"/>
+            <w:tcBorders>
+              <w:top w:val="single" w:sz="4" w:space="0" w:color="CBCBCB"/>
+              <w:left w:val="single" w:sz="4" w:space="0" w:color="CBCBCB"/>
+              <w:bottom w:val="single" w:sz="4" w:space="0" w:color="CBCBCB"/>
+              <w:right w:val="single" w:sz="4" w:space="0" w:color="CBCBCB"/>
+            </w:tcBorders>
+          </w:tcPr>
+          <w:p>
+            <w:r>
+              <w:rPr>
+                <w:sz w:val="20"/>
+              </w:rPr>
+              <w:t>---</w:t>
+            </w:r>
+          </w:p>
+        </w:tc>
+        <w:tc>
+          <w:tcPr>
+            <w:tcW w:type="dxa" w:w="4844"/>
+            <w:tcBorders>
+              <w:top w:val="single" w:sz="4" w:space="0" w:color="CBCBCB"/>
+              <w:left w:val="single" w:sz="4" w:space="0" w:color="CBCBCB"/>
+              <w:bottom w:val="single" w:sz="4" w:space="0" w:color="CBCBCB"/>
+              <w:right w:val="single" w:sz="4" w:space="0" w:color="CBCBCB"/>
+            </w:tcBorders>
+          </w:tcPr>
+          <w:p>
+            <w:r>
+              <w:rPr>
+                <w:sz w:val="20"/>
+              </w:rPr>
+              <w:t>---</w:t>
+            </w:r>
+          </w:p>
+        </w:tc>
+      </w:tr>
+      <w:tr>
+        <w:tc>
+          <w:tcPr>
+            <w:tcW w:type="dxa" w:w="4844"/>
+            <w:shd w:val="clear" w:color="auto" w:fill="B8B3D6"/>
+            <w:tcBorders>
+              <w:top w:val="single" w:sz="4" w:space="0" w:color="CBCBCB"/>
+              <w:left w:val="single" w:sz="4" w:space="0" w:color="CBCBCB"/>
+              <w:bottom w:val="single" w:sz="4" w:space="0" w:color="CBCBCB"/>
+              <w:right w:val="single" w:sz="4" w:space="0" w:color="CBCBCB"/>
+            </w:tcBorders>
+          </w:tcPr>
+          <w:p>
+            <w:r>
+              <w:rPr>
+                <w:b/>
+                <w:sz w:val="20"/>
+              </w:rPr>
+              <w:t>Màn hình</w:t>
+            </w:r>
+          </w:p>
+        </w:tc>
+        <w:tc>
+          <w:tcPr>
+            <w:tcW w:type="dxa" w:w="4844"/>
+            <w:shd w:val="clear" w:color="auto" w:fill="B8B3D6"/>
+            <w:tcBorders>
+              <w:top w:val="single" w:sz="4" w:space="0" w:color="CBCBCB"/>
+              <w:left w:val="single" w:sz="4" w:space="0" w:color="CBCBCB"/>
+              <w:bottom w:val="single" w:sz="4" w:space="0" w:color="CBCBCB"/>
+              <w:right w:val="single" w:sz="4" w:space="0" w:color="CBCBCB"/>
+            </w:tcBorders>
+          </w:tcPr>
+          <w:p>
+            <w:r>
+              <w:rPr>
+                <w:sz w:val="20"/>
+              </w:rPr>
+              <w:t>BulkActionWindow — kết quả từng máy</w:t>
+            </w:r>
+          </w:p>
+        </w:tc>
+      </w:tr>
+      <w:tr>
+        <w:tc>
+          <w:tcPr>
+            <w:tcW w:type="dxa" w:w="4844"/>
+            <w:tcBorders>
+              <w:top w:val="single" w:sz="4" w:space="0" w:color="CBCBCB"/>
+              <w:left w:val="single" w:sz="4" w:space="0" w:color="CBCBCB"/>
+              <w:bottom w:val="single" w:sz="4" w:space="0" w:color="CBCBCB"/>
+              <w:right w:val="single" w:sz="4" w:space="0" w:color="CBCBCB"/>
+            </w:tcBorders>
+          </w:tcPr>
+          <w:p>
+            <w:r>
+              <w:rPr>
+                <w:b/>
+                <w:sz w:val="20"/>
+              </w:rPr>
+              <w:t>Mức độ</w:t>
+            </w:r>
+          </w:p>
+        </w:tc>
+        <w:tc>
+          <w:tcPr>
+            <w:tcW w:type="dxa" w:w="4844"/>
+            <w:tcBorders>
+              <w:top w:val="single" w:sz="4" w:space="0" w:color="CBCBCB"/>
+              <w:left w:val="single" w:sz="4" w:space="0" w:color="CBCBCB"/>
+              <w:bottom w:val="single" w:sz="4" w:space="0" w:color="CBCBCB"/>
+              <w:right w:val="single" w:sz="4" w:space="0" w:color="CBCBCB"/>
+            </w:tcBorders>
+          </w:tcPr>
+          <w:p>
+            <w:r>
+              <w:rPr>
+                <w:sz w:val="20"/>
+              </w:rPr>
+              <w:t>P3 (UX)</w:t>
+            </w:r>
+          </w:p>
+        </w:tc>
+      </w:tr>
+      <w:tr>
+        <w:tc>
+          <w:tcPr>
+            <w:tcW w:type="dxa" w:w="4844"/>
+            <w:shd w:val="clear" w:color="auto" w:fill="B8B3D6"/>
+            <w:tcBorders>
+              <w:top w:val="single" w:sz="4" w:space="0" w:color="CBCBCB"/>
+              <w:left w:val="single" w:sz="4" w:space="0" w:color="CBCBCB"/>
+              <w:bottom w:val="single" w:sz="4" w:space="0" w:color="CBCBCB"/>
+              <w:right w:val="single" w:sz="4" w:space="0" w:color="CBCBCB"/>
+            </w:tcBorders>
+          </w:tcPr>
+          <w:p>
+            <w:r>
+              <w:rPr>
+                <w:b/>
+                <w:sz w:val="20"/>
+              </w:rPr>
+              <w:t>Các bước tái hiện</w:t>
+            </w:r>
+          </w:p>
+        </w:tc>
+        <w:tc>
+          <w:tcPr>
+            <w:tcW w:type="dxa" w:w="4844"/>
+            <w:shd w:val="clear" w:color="auto" w:fill="B8B3D6"/>
+            <w:tcBorders>
+              <w:top w:val="single" w:sz="4" w:space="0" w:color="CBCBCB"/>
+              <w:left w:val="single" w:sz="4" w:space="0" w:color="CBCBCB"/>
+              <w:bottom w:val="single" w:sz="4" w:space="0" w:color="CBCBCB"/>
+              <w:right w:val="single" w:sz="4" w:space="0" w:color="CBCBCB"/>
+            </w:tcBorders>
+          </w:tcPr>
+          <w:p>
+            <w:r>
+              <w:rPr>
+                <w:sz w:val="20"/>
+              </w:rPr>
+              <w:t xml:space="preserve">1. Tick chọn P01 (đủ SSH) + P02 (KHÔNG có SSH username). 2. Bấm 🚀 Gửi lệnh / Upload File Hàng Loạt, nhập </w:t>
+            </w:r>
+            <w:r>
+              <w:rPr>
+                <w:rFonts w:ascii="Courier New" w:hAnsi="Courier New"/>
+                <w:color w:val="F05922"/>
+                <w:sz w:val="20"/>
+              </w:rPr>
+              <w:t>uname -a</w:t>
+            </w:r>
+            <w:r>
+              <w:rPr>
+                <w:sz w:val="20"/>
+              </w:rPr>
+              <w:t>, bấm 🚀 Chạy lệnh.</w:t>
+            </w:r>
+          </w:p>
+        </w:tc>
+      </w:tr>
+      <w:tr>
+        <w:tc>
+          <w:tcPr>
+            <w:tcW w:type="dxa" w:w="4844"/>
+            <w:tcBorders>
+              <w:top w:val="single" w:sz="4" w:space="0" w:color="CBCBCB"/>
+              <w:left w:val="single" w:sz="4" w:space="0" w:color="CBCBCB"/>
+              <w:bottom w:val="single" w:sz="4" w:space="0" w:color="CBCBCB"/>
+              <w:right w:val="single" w:sz="4" w:space="0" w:color="CBCBCB"/>
+            </w:tcBorders>
+          </w:tcPr>
+          <w:p>
+            <w:r>
+              <w:rPr>
+                <w:b/>
+                <w:sz w:val="20"/>
+              </w:rPr>
+              <w:t>Kết quả thực tế</w:t>
+            </w:r>
+          </w:p>
+        </w:tc>
+        <w:tc>
+          <w:tcPr>
+            <w:tcW w:type="dxa" w:w="4844"/>
+            <w:tcBorders>
+              <w:top w:val="single" w:sz="4" w:space="0" w:color="CBCBCB"/>
+              <w:left w:val="single" w:sz="4" w:space="0" w:color="CBCBCB"/>
+              <w:bottom w:val="single" w:sz="4" w:space="0" w:color="CBCBCB"/>
+              <w:right w:val="single" w:sz="4" w:space="0" w:color="CBCBCB"/>
+            </w:tcBorders>
+          </w:tcPr>
+          <w:p>
+            <w:r>
+              <w:rPr>
+                <w:sz w:val="20"/>
+              </w:rPr>
+              <w:t xml:space="preserve">P02 báo Lỗi với nguyên văn exception .NET: </w:t>
+            </w:r>
+            <w:r>
+              <w:rPr>
+                <w:rFonts w:ascii="Courier New" w:hAnsi="Courier New"/>
+                <w:color w:val="F05922"/>
+                <w:sz w:val="20"/>
+              </w:rPr>
+              <w:t>The value cannot be an empty string or composed entirely of whitespace. (Parameter 'username')</w:t>
+            </w:r>
+            <w:r>
+              <w:rPr>
+                <w:sz w:val="20"/>
+              </w:rPr>
+              <w:t xml:space="preserve"> — người dùng cuối không hiểu nguyên nhân là máy chưa khai báo SSH user.</w:t>
+            </w:r>
+          </w:p>
+        </w:tc>
+      </w:tr>
+      <w:tr>
+        <w:tc>
+          <w:tcPr>
+            <w:tcW w:type="dxa" w:w="4844"/>
+            <w:shd w:val="clear" w:color="auto" w:fill="B8B3D6"/>
+            <w:tcBorders>
+              <w:top w:val="single" w:sz="4" w:space="0" w:color="CBCBCB"/>
+              <w:left w:val="single" w:sz="4" w:space="0" w:color="CBCBCB"/>
+              <w:bottom w:val="single" w:sz="4" w:space="0" w:color="CBCBCB"/>
+              <w:right w:val="single" w:sz="4" w:space="0" w:color="CBCBCB"/>
+            </w:tcBorders>
+          </w:tcPr>
+          <w:p>
+            <w:r>
+              <w:rPr>
+                <w:b/>
+                <w:sz w:val="20"/>
+              </w:rPr>
+              <w:t>Kết quả mong đợi</w:t>
+            </w:r>
+          </w:p>
+        </w:tc>
+        <w:tc>
+          <w:tcPr>
+            <w:tcW w:type="dxa" w:w="4844"/>
+            <w:shd w:val="clear" w:color="auto" w:fill="B8B3D6"/>
+            <w:tcBorders>
+              <w:top w:val="single" w:sz="4" w:space="0" w:color="CBCBCB"/>
+              <w:left w:val="single" w:sz="4" w:space="0" w:color="CBCBCB"/>
+              <w:bottom w:val="single" w:sz="4" w:space="0" w:color="CBCBCB"/>
+              <w:right w:val="single" w:sz="4" w:space="0" w:color="CBCBCB"/>
+            </w:tcBorders>
+          </w:tcPr>
+          <w:p>
+            <w:r>
+              <w:rPr>
+                <w:sz w:val="20"/>
+              </w:rPr>
+              <w:t>Thông báo tiếng Việt rõ ràng, VD: "Máy chưa cấu hình SSH user — vào 'Sửa' máy tính để bổ sung", hoặc loại máy thiếu SSH khỏi danh sách chạy kèm cảnh báo trước khi thực thi.</w:t>
+            </w:r>
+          </w:p>
+        </w:tc>
+      </w:tr>
+      <w:tr>
+        <w:tc>
+          <w:tcPr>
+            <w:tcW w:type="dxa" w:w="4844"/>
+            <w:tcBorders>
+              <w:top w:val="single" w:sz="4" w:space="0" w:color="CBCBCB"/>
+              <w:left w:val="single" w:sz="4" w:space="0" w:color="CBCBCB"/>
+              <w:bottom w:val="single" w:sz="4" w:space="0" w:color="CBCBCB"/>
+              <w:right w:val="single" w:sz="4" w:space="0" w:color="CBCBCB"/>
+            </w:tcBorders>
+          </w:tcPr>
+          <w:p>
+            <w:r>
+              <w:rPr>
+                <w:b/>
+                <w:sz w:val="20"/>
+              </w:rPr>
+              <w:t>Ảnh chứng minh</w:t>
+            </w:r>
+          </w:p>
+        </w:tc>
+        <w:tc>
+          <w:tcPr>
+            <w:tcW w:type="dxa" w:w="4844"/>
+            <w:tcBorders>
+              <w:top w:val="single" w:sz="4" w:space="0" w:color="CBCBCB"/>
+              <w:left w:val="single" w:sz="4" w:space="0" w:color="CBCBCB"/>
+              <w:bottom w:val="single" w:sz="4" w:space="0" w:color="CBCBCB"/>
+              <w:right w:val="single" w:sz="4" w:space="0" w:color="CBCBCB"/>
+            </w:tcBorders>
+          </w:tcPr>
+          <w:p>
+            <w:r>
+              <w:rPr>
+                <w:rFonts w:ascii="Courier New" w:hAnsi="Courier New"/>
+                <w:color w:val="F05922"/>
+                <w:sz w:val="20"/>
+              </w:rPr>
+              <w:t>docs/bugs/screenshots/bug-bulk-raw-exception.png</w:t>
+            </w:r>
+          </w:p>
+        </w:tc>
+      </w:tr>
+    </w:tbl>
+    <w:p/>
+    <w:p>
+      <w:pPr>
+        <w:pBdr>
+          <w:bottom w:val="single" w:sz="6" w:space="1" w:color="F05922"/>
+        </w:pBdr>
+        <w:spacing w:after="120"/>
+      </w:pPr>
+    </w:p>
+    <w:p>
+      <w:pPr>
+        <w:pStyle w:val="Heading2"/>
+        <w:spacing w:before="200" w:after="80"/>
+      </w:pPr>
+      <w:r>
+        <w:rPr>
+          <w:color w:val="F05922"/>
+          <w:sz w:val="28"/>
+        </w:rPr>
         <w:t>Ghi chú tổng hợp cho senior-developer</w:t>
       </w:r>
     </w:p>
@@ -1735,6 +2703,40 @@
           <w:sz w:val="21"/>
         </w:rPr>
         <w:t>Không phát hiện lỗi ở: NetworkScan, ConnectionEntry, MultiRemote (grid/custom/tab), FileManager (duyệt/lọc/upload/sync/xóa/dir-warning/lỗi-quyền), ConfirmDelete, RemoteCommand Console (chạy lệnh + báo lỗi command-not-found) — tất cả hoạt động đúng như mong đợi.</w:t>
+      </w:r>
+    </w:p>
+    <w:p>
+      <w:pPr>
+        <w:pStyle w:val="ListBullet"/>
+        <w:spacing w:after="20"/>
+        <w:ind w:left="283"/>
+      </w:pPr>
+      <w:r>
+        <w:rPr>
+          <w:b/>
+          <w:sz w:val="21"/>
+        </w:rPr>
+        <w:t>Bổ sung bước 2.3 (2026-07-26, ZCU tại IP mới `192.168.0.101`):</w:t>
+      </w:r>
+      <w:r>
+        <w:rPr>
+          <w:sz w:val="21"/>
+        </w:rPr>
+        <w:t xml:space="preserve"> F02 đã hết sau khi cập nhật agent (xem cập nhật trong F02). Thêm F04 (status cũ không reset — ZcuSetupWizard/RemoteAppInstall) và F05 (BulkAction lộ raw exception). Hoạt động đúng: ZcuSetupWizard cài đặt 7/7 bước thành công (~10s, agent tự restart, stream + SysInfo hoạt động ngay); RemoteAppInstall dropdown danh sách package (nút ▼) mở và lọc đúng (kztek-*, agent, kiosk…); KioskDeploy 2 tab hiển thị đủ checkbox; BulkAction chạy </w:t>
+      </w:r>
+      <w:r>
+        <w:rPr>
+          <w:rFonts w:ascii="Courier New" w:hAnsi="Courier New"/>
+          <w:color w:val="F05922"/>
+          <w:sz w:val="21"/>
+        </w:rPr>
+        <w:t>uname -a</w:t>
+      </w:r>
+      <w:r>
+        <w:rPr>
+          <w:sz w:val="21"/>
+        </w:rPr>
+        <w:t xml:space="preserve"> song song P01 thành công/P02 lỗi đúng như thiết kế; CronJob (đã chụp trước) thêm/xóa job bình thường.</w:t>
       </w:r>
     </w:p>
     <w:sectPr>

--- a/docs/bugs/BUG-ccu-ui-findings-2026-07-26.docx
+++ b/docs/bugs/BUG-ccu-ui-findings-2026-07-26.docx
@@ -2636,6 +2636,631 @@
           <w:color w:val="F05922"/>
           <w:sz w:val="28"/>
         </w:rPr>
+        <w:t>F06 — Backdoor cứng "ANHNV" + agent mở cho mọi IP (rủi ro bảo mật)</w:t>
+      </w:r>
+    </w:p>
+    <w:tbl>
+      <w:tblPr>
+        <w:tblStyle w:val="TableGrid"/>
+        <w:tblW w:type="auto" w:w="0"/>
+        <w:tblLook w:firstColumn="1" w:firstRow="1" w:lastColumn="0" w:lastRow="0" w:noHBand="0" w:noVBand="1" w:val="04A0"/>
+      </w:tblPr>
+      <w:tblGrid>
+        <w:gridCol w:w="4844"/>
+        <w:gridCol w:w="4844"/>
+      </w:tblGrid>
+      <w:tr>
+        <w:tc>
+          <w:tcPr>
+            <w:tcW w:type="dxa" w:w="4844"/>
+            <w:shd w:val="clear" w:color="auto" w:fill="251C53"/>
+            <w:tcBorders>
+              <w:top w:val="single" w:sz="4" w:space="0" w:color="251C53"/>
+              <w:left w:val="single" w:sz="4" w:space="0" w:color="251C53"/>
+              <w:bottom w:val="single" w:sz="4" w:space="0" w:color="251C53"/>
+              <w:right w:val="single" w:sz="4" w:space="0" w:color="251C53"/>
+            </w:tcBorders>
+          </w:tcPr>
+          <w:p>
+            <w:r>
+              <w:rPr>
+                <w:b/>
+                <w:color w:val="FFFFFF"/>
+                <w:sz w:val="20"/>
+              </w:rPr>
+              <w:t>Trường</w:t>
+            </w:r>
+          </w:p>
+        </w:tc>
+        <w:tc>
+          <w:tcPr>
+            <w:tcW w:type="dxa" w:w="4844"/>
+            <w:shd w:val="clear" w:color="auto" w:fill="251C53"/>
+            <w:tcBorders>
+              <w:top w:val="single" w:sz="4" w:space="0" w:color="251C53"/>
+              <w:left w:val="single" w:sz="4" w:space="0" w:color="251C53"/>
+              <w:bottom w:val="single" w:sz="4" w:space="0" w:color="251C53"/>
+              <w:right w:val="single" w:sz="4" w:space="0" w:color="251C53"/>
+            </w:tcBorders>
+          </w:tcPr>
+          <w:p>
+            <w:r>
+              <w:rPr>
+                <w:b/>
+                <w:color w:val="FFFFFF"/>
+                <w:sz w:val="20"/>
+              </w:rPr>
+              <w:t>Nội dung</w:t>
+            </w:r>
+          </w:p>
+        </w:tc>
+      </w:tr>
+      <w:tr>
+        <w:tc>
+          <w:tcPr>
+            <w:tcW w:type="dxa" w:w="4844"/>
+            <w:tcBorders>
+              <w:top w:val="single" w:sz="4" w:space="0" w:color="CBCBCB"/>
+              <w:left w:val="single" w:sz="4" w:space="0" w:color="CBCBCB"/>
+              <w:bottom w:val="single" w:sz="4" w:space="0" w:color="CBCBCB"/>
+              <w:right w:val="single" w:sz="4" w:space="0" w:color="CBCBCB"/>
+            </w:tcBorders>
+          </w:tcPr>
+          <w:p>
+            <w:r>
+              <w:rPr>
+                <w:sz w:val="20"/>
+              </w:rPr>
+              <w:t>---</w:t>
+            </w:r>
+          </w:p>
+        </w:tc>
+        <w:tc>
+          <w:tcPr>
+            <w:tcW w:type="dxa" w:w="4844"/>
+            <w:tcBorders>
+              <w:top w:val="single" w:sz="4" w:space="0" w:color="CBCBCB"/>
+              <w:left w:val="single" w:sz="4" w:space="0" w:color="CBCBCB"/>
+              <w:bottom w:val="single" w:sz="4" w:space="0" w:color="CBCBCB"/>
+              <w:right w:val="single" w:sz="4" w:space="0" w:color="CBCBCB"/>
+            </w:tcBorders>
+          </w:tcPr>
+          <w:p>
+            <w:r>
+              <w:rPr>
+                <w:sz w:val="20"/>
+              </w:rPr>
+              <w:t>---</w:t>
+            </w:r>
+          </w:p>
+        </w:tc>
+      </w:tr>
+      <w:tr>
+        <w:tc>
+          <w:tcPr>
+            <w:tcW w:type="dxa" w:w="4844"/>
+            <w:shd w:val="clear" w:color="auto" w:fill="B8B3D6"/>
+            <w:tcBorders>
+              <w:top w:val="single" w:sz="4" w:space="0" w:color="CBCBCB"/>
+              <w:left w:val="single" w:sz="4" w:space="0" w:color="CBCBCB"/>
+              <w:bottom w:val="single" w:sz="4" w:space="0" w:color="CBCBCB"/>
+              <w:right w:val="single" w:sz="4" w:space="0" w:color="CBCBCB"/>
+            </w:tcBorders>
+          </w:tcPr>
+          <w:p>
+            <w:r>
+              <w:rPr>
+                <w:b/>
+                <w:sz w:val="20"/>
+              </w:rPr>
+              <w:t>Màn hình / Thành phần</w:t>
+            </w:r>
+          </w:p>
+        </w:tc>
+        <w:tc>
+          <w:tcPr>
+            <w:tcW w:type="dxa" w:w="4844"/>
+            <w:shd w:val="clear" w:color="auto" w:fill="B8B3D6"/>
+            <w:tcBorders>
+              <w:top w:val="single" w:sz="4" w:space="0" w:color="CBCBCB"/>
+              <w:left w:val="single" w:sz="4" w:space="0" w:color="CBCBCB"/>
+              <w:bottom w:val="single" w:sz="4" w:space="0" w:color="CBCBCB"/>
+              <w:right w:val="single" w:sz="4" w:space="0" w:color="CBCBCB"/>
+            </w:tcBorders>
+          </w:tcPr>
+          <w:p>
+            <w:r>
+              <w:rPr>
+                <w:rFonts w:ascii="Courier New" w:hAnsi="Courier New"/>
+                <w:color w:val="F05922"/>
+                <w:sz w:val="20"/>
+              </w:rPr>
+              <w:t>LicenseManagerService.ValidateLicenseKey</w:t>
+            </w:r>
+            <w:r>
+              <w:rPr>
+                <w:sz w:val="20"/>
+              </w:rPr>
+              <w:t xml:space="preserve"> (CcuUI) + </w:t>
+            </w:r>
+            <w:r>
+              <w:rPr>
+                <w:rFonts w:ascii="Courier New" w:hAnsi="Courier New"/>
+                <w:color w:val="F05922"/>
+                <w:sz w:val="20"/>
+              </w:rPr>
+              <w:t>appsettings.json</w:t>
+            </w:r>
+            <w:r>
+              <w:rPr>
+                <w:sz w:val="20"/>
+              </w:rPr>
+              <w:t xml:space="preserve"> của ZcuAgent</w:t>
+            </w:r>
+          </w:p>
+        </w:tc>
+      </w:tr>
+      <w:tr>
+        <w:tc>
+          <w:tcPr>
+            <w:tcW w:type="dxa" w:w="4844"/>
+            <w:tcBorders>
+              <w:top w:val="single" w:sz="4" w:space="0" w:color="CBCBCB"/>
+              <w:left w:val="single" w:sz="4" w:space="0" w:color="CBCBCB"/>
+              <w:bottom w:val="single" w:sz="4" w:space="0" w:color="CBCBCB"/>
+              <w:right w:val="single" w:sz="4" w:space="0" w:color="CBCBCB"/>
+            </w:tcBorders>
+          </w:tcPr>
+          <w:p>
+            <w:r>
+              <w:rPr>
+                <w:b/>
+                <w:sz w:val="20"/>
+              </w:rPr>
+              <w:t>Mức độ</w:t>
+            </w:r>
+          </w:p>
+        </w:tc>
+        <w:tc>
+          <w:tcPr>
+            <w:tcW w:type="dxa" w:w="4844"/>
+            <w:tcBorders>
+              <w:top w:val="single" w:sz="4" w:space="0" w:color="CBCBCB"/>
+              <w:left w:val="single" w:sz="4" w:space="0" w:color="CBCBCB"/>
+              <w:bottom w:val="single" w:sz="4" w:space="0" w:color="CBCBCB"/>
+              <w:right w:val="single" w:sz="4" w:space="0" w:color="CBCBCB"/>
+            </w:tcBorders>
+          </w:tcPr>
+          <w:p>
+            <w:r>
+              <w:rPr>
+                <w:sz w:val="20"/>
+              </w:rPr>
+              <w:t>P2 (bảo mật)</w:t>
+            </w:r>
+          </w:p>
+        </w:tc>
+      </w:tr>
+      <w:tr>
+        <w:tc>
+          <w:tcPr>
+            <w:tcW w:type="dxa" w:w="4844"/>
+            <w:shd w:val="clear" w:color="auto" w:fill="B8B3D6"/>
+            <w:tcBorders>
+              <w:top w:val="single" w:sz="4" w:space="0" w:color="CBCBCB"/>
+              <w:left w:val="single" w:sz="4" w:space="0" w:color="CBCBCB"/>
+              <w:bottom w:val="single" w:sz="4" w:space="0" w:color="CBCBCB"/>
+              <w:right w:val="single" w:sz="4" w:space="0" w:color="CBCBCB"/>
+            </w:tcBorders>
+          </w:tcPr>
+          <w:p>
+            <w:r>
+              <w:rPr>
+                <w:b/>
+                <w:sz w:val="20"/>
+              </w:rPr>
+              <w:t>Các bước tái hiện</w:t>
+            </w:r>
+          </w:p>
+        </w:tc>
+        <w:tc>
+          <w:tcPr>
+            <w:tcW w:type="dxa" w:w="4844"/>
+            <w:shd w:val="clear" w:color="auto" w:fill="B8B3D6"/>
+            <w:tcBorders>
+              <w:top w:val="single" w:sz="4" w:space="0" w:color="CBCBCB"/>
+              <w:left w:val="single" w:sz="4" w:space="0" w:color="CBCBCB"/>
+              <w:bottom w:val="single" w:sz="4" w:space="0" w:color="CBCBCB"/>
+              <w:right w:val="single" w:sz="4" w:space="0" w:color="CBCBCB"/>
+            </w:tcBorders>
+          </w:tcPr>
+          <w:p>
+            <w:r>
+              <w:rPr>
+                <w:sz w:val="20"/>
+              </w:rPr>
+              <w:t xml:space="preserve">1. Mở LicenseWindow (qua harness doc), nhập đúng chuỗi </w:t>
+            </w:r>
+            <w:r>
+              <w:rPr>
+                <w:rFonts w:ascii="Courier New" w:hAnsi="Courier New"/>
+                <w:color w:val="F05922"/>
+                <w:sz w:val="20"/>
+              </w:rPr>
+              <w:t>ANHNV</w:t>
+            </w:r>
+            <w:r>
+              <w:rPr>
+                <w:sz w:val="20"/>
+              </w:rPr>
+              <w:t xml:space="preserve"> vào ô License Key → bấm Kích hoạt → "Kích hoạt thành công" bất kể Hardware ID. 2. Trên ZCU đọc </w:t>
+            </w:r>
+            <w:r>
+              <w:rPr>
+                <w:rFonts w:ascii="Courier New" w:hAnsi="Courier New"/>
+                <w:color w:val="F05922"/>
+                <w:sz w:val="20"/>
+              </w:rPr>
+              <w:t>~/ipgs/remote-agent/appsettings.json</w:t>
+            </w:r>
+            <w:r>
+              <w:rPr>
+                <w:sz w:val="20"/>
+              </w:rPr>
+              <w:t xml:space="preserve"> → </w:t>
+            </w:r>
+            <w:r>
+              <w:rPr>
+                <w:rFonts w:ascii="Courier New" w:hAnsi="Courier New"/>
+                <w:color w:val="F05922"/>
+                <w:sz w:val="20"/>
+              </w:rPr>
+              <w:t>Token: "ANHNV"</w:t>
+            </w:r>
+            <w:r>
+              <w:rPr>
+                <w:sz w:val="20"/>
+              </w:rPr>
+              <w:t xml:space="preserve">, </w:t>
+            </w:r>
+            <w:r>
+              <w:rPr>
+                <w:rFonts w:ascii="Courier New" w:hAnsi="Courier New"/>
+                <w:color w:val="F05922"/>
+                <w:sz w:val="20"/>
+              </w:rPr>
+              <w:t>AllowedClientIPs: ["0.0.0.0/0"]</w:t>
+            </w:r>
+            <w:r>
+              <w:rPr>
+                <w:sz w:val="20"/>
+              </w:rPr>
+              <w:t>.</w:t>
+            </w:r>
+          </w:p>
+        </w:tc>
+      </w:tr>
+      <w:tr>
+        <w:tc>
+          <w:tcPr>
+            <w:tcW w:type="dxa" w:w="4844"/>
+            <w:tcBorders>
+              <w:top w:val="single" w:sz="4" w:space="0" w:color="CBCBCB"/>
+              <w:left w:val="single" w:sz="4" w:space="0" w:color="CBCBCB"/>
+              <w:bottom w:val="single" w:sz="4" w:space="0" w:color="CBCBCB"/>
+              <w:right w:val="single" w:sz="4" w:space="0" w:color="CBCBCB"/>
+            </w:tcBorders>
+          </w:tcPr>
+          <w:p>
+            <w:r>
+              <w:rPr>
+                <w:b/>
+                <w:sz w:val="20"/>
+              </w:rPr>
+              <w:t>Kết quả thực tế</w:t>
+            </w:r>
+          </w:p>
+        </w:tc>
+        <w:tc>
+          <w:tcPr>
+            <w:tcW w:type="dxa" w:w="4844"/>
+            <w:tcBorders>
+              <w:top w:val="single" w:sz="4" w:space="0" w:color="CBCBCB"/>
+              <w:left w:val="single" w:sz="4" w:space="0" w:color="CBCBCB"/>
+              <w:bottom w:val="single" w:sz="4" w:space="0" w:color="CBCBCB"/>
+              <w:right w:val="single" w:sz="4" w:space="0" w:color="CBCBCB"/>
+            </w:tcBorders>
+          </w:tcPr>
+          <w:p>
+            <w:r>
+              <w:rPr>
+                <w:sz w:val="20"/>
+              </w:rPr>
+              <w:t xml:space="preserve">(a) Chuỗi </w:t>
+            </w:r>
+            <w:r>
+              <w:rPr>
+                <w:rFonts w:ascii="Courier New" w:hAnsi="Courier New"/>
+                <w:color w:val="F05922"/>
+                <w:sz w:val="20"/>
+              </w:rPr>
+              <w:t>ANHNV</w:t>
+            </w:r>
+            <w:r>
+              <w:rPr>
+                <w:sz w:val="20"/>
+              </w:rPr>
+              <w:t xml:space="preserve"> là superadmin backdoor hardcode trong source — bỏ qua toàn bộ kiểm tra chữ ký số + hết hạn + Hardware ID, cho phép kích hoạt vĩnh viễn trên mọi máy. (b) Agent chấp nhận kết nối từ </w:t>
+            </w:r>
+            <w:r>
+              <w:rPr>
+                <w:b/>
+                <w:sz w:val="20"/>
+              </w:rPr>
+              <w:t>mọi IP</w:t>
+            </w:r>
+            <w:r>
+              <w:rPr>
+                <w:sz w:val="20"/>
+              </w:rPr>
+              <w:t xml:space="preserve"> (</w:t>
+            </w:r>
+            <w:r>
+              <w:rPr>
+                <w:rFonts w:ascii="Courier New" w:hAnsi="Courier New"/>
+                <w:color w:val="F05922"/>
+                <w:sz w:val="20"/>
+              </w:rPr>
+              <w:t>0.0.0.0/0</w:t>
+            </w:r>
+            <w:r>
+              <w:rPr>
+                <w:sz w:val="20"/>
+              </w:rPr>
+              <w:t xml:space="preserve">) với token đoán được </w:t>
+            </w:r>
+            <w:r>
+              <w:rPr>
+                <w:rFonts w:ascii="Courier New" w:hAnsi="Courier New"/>
+                <w:color w:val="F05922"/>
+                <w:sz w:val="20"/>
+              </w:rPr>
+              <w:t>ANHNV</w:t>
+            </w:r>
+            <w:r>
+              <w:rPr>
+                <w:sz w:val="20"/>
+              </w:rPr>
+              <w:t xml:space="preserve"> (trùng tên user git </w:t>
+            </w:r>
+            <w:r>
+              <w:rPr>
+                <w:rFonts w:ascii="Courier New" w:hAnsi="Courier New"/>
+                <w:color w:val="F05922"/>
+                <w:sz w:val="20"/>
+              </w:rPr>
+              <w:t>ANHNV_2025</w:t>
+            </w:r>
+            <w:r>
+              <w:rPr>
+                <w:sz w:val="20"/>
+              </w:rPr>
+              <w:t>, trùng license backdoor).</w:t>
+            </w:r>
+          </w:p>
+        </w:tc>
+      </w:tr>
+      <w:tr>
+        <w:tc>
+          <w:tcPr>
+            <w:tcW w:type="dxa" w:w="4844"/>
+            <w:shd w:val="clear" w:color="auto" w:fill="B8B3D6"/>
+            <w:tcBorders>
+              <w:top w:val="single" w:sz="4" w:space="0" w:color="CBCBCB"/>
+              <w:left w:val="single" w:sz="4" w:space="0" w:color="CBCBCB"/>
+              <w:bottom w:val="single" w:sz="4" w:space="0" w:color="CBCBCB"/>
+              <w:right w:val="single" w:sz="4" w:space="0" w:color="CBCBCB"/>
+            </w:tcBorders>
+          </w:tcPr>
+          <w:p>
+            <w:r>
+              <w:rPr>
+                <w:b/>
+                <w:sz w:val="20"/>
+              </w:rPr>
+              <w:t>Kết quả mong đợi</w:t>
+            </w:r>
+          </w:p>
+        </w:tc>
+        <w:tc>
+          <w:tcPr>
+            <w:tcW w:type="dxa" w:w="4844"/>
+            <w:shd w:val="clear" w:color="auto" w:fill="B8B3D6"/>
+            <w:tcBorders>
+              <w:top w:val="single" w:sz="4" w:space="0" w:color="CBCBCB"/>
+              <w:left w:val="single" w:sz="4" w:space="0" w:color="CBCBCB"/>
+              <w:bottom w:val="single" w:sz="4" w:space="0" w:color="CBCBCB"/>
+              <w:right w:val="single" w:sz="4" w:space="0" w:color="CBCBCB"/>
+            </w:tcBorders>
+          </w:tcPr>
+          <w:p>
+            <w:r>
+              <w:rPr>
+                <w:sz w:val="20"/>
+              </w:rPr>
+              <w:t xml:space="preserve">(a) Không nhúng backdoor cứng trong bản phát hành, hoặc ít nhất chuyển sang cơ chế ký/kiểm tra không hardcode chuỗi tĩnh trong mã nguồn. (b) </w:t>
+            </w:r>
+            <w:r>
+              <w:rPr>
+                <w:rFonts w:ascii="Courier New" w:hAnsi="Courier New"/>
+                <w:color w:val="F05922"/>
+                <w:sz w:val="20"/>
+              </w:rPr>
+              <w:t>AllowedClientIPs</w:t>
+            </w:r>
+            <w:r>
+              <w:rPr>
+                <w:sz w:val="20"/>
+              </w:rPr>
+              <w:t xml:space="preserve"> mặc định giới hạn dải LAN quản trị, token sinh ngẫu nhiên mạnh (không phải chuỗi từ điển ngắn 5 ký tự) — ZcuSetupWizard đã có nút 🎲 Sinh Token, nên bỏ default </w:t>
+            </w:r>
+            <w:r>
+              <w:rPr>
+                <w:rFonts w:ascii="Courier New" w:hAnsi="Courier New"/>
+                <w:color w:val="F05922"/>
+                <w:sz w:val="20"/>
+              </w:rPr>
+              <w:t>ANHNV</w:t>
+            </w:r>
+            <w:r>
+              <w:rPr>
+                <w:sz w:val="20"/>
+              </w:rPr>
+              <w:t>.</w:t>
+            </w:r>
+          </w:p>
+        </w:tc>
+      </w:tr>
+      <w:tr>
+        <w:tc>
+          <w:tcPr>
+            <w:tcW w:type="dxa" w:w="4844"/>
+            <w:tcBorders>
+              <w:top w:val="single" w:sz="4" w:space="0" w:color="CBCBCB"/>
+              <w:left w:val="single" w:sz="4" w:space="0" w:color="CBCBCB"/>
+              <w:bottom w:val="single" w:sz="4" w:space="0" w:color="CBCBCB"/>
+              <w:right w:val="single" w:sz="4" w:space="0" w:color="CBCBCB"/>
+            </w:tcBorders>
+          </w:tcPr>
+          <w:p>
+            <w:r>
+              <w:rPr>
+                <w:b/>
+                <w:sz w:val="20"/>
+              </w:rPr>
+              <w:t>Ảnh liên quan</w:t>
+            </w:r>
+          </w:p>
+        </w:tc>
+        <w:tc>
+          <w:tcPr>
+            <w:tcW w:type="dxa" w:w="4844"/>
+            <w:tcBorders>
+              <w:top w:val="single" w:sz="4" w:space="0" w:color="CBCBCB"/>
+              <w:left w:val="single" w:sz="4" w:space="0" w:color="CBCBCB"/>
+              <w:bottom w:val="single" w:sz="4" w:space="0" w:color="CBCBCB"/>
+              <w:right w:val="single" w:sz="4" w:space="0" w:color="CBCBCB"/>
+            </w:tcBorders>
+          </w:tcPr>
+          <w:p>
+            <w:r>
+              <w:rPr>
+                <w:rFonts w:ascii="Courier New" w:hAnsi="Courier New"/>
+                <w:color w:val="F05922"/>
+                <w:sz w:val="20"/>
+              </w:rPr>
+              <w:t>docs/user-manuals/screenshots/license-success.png</w:t>
+            </w:r>
+            <w:r>
+              <w:rPr>
+                <w:sz w:val="20"/>
+              </w:rPr>
+              <w:t xml:space="preserve"> (kích hoạt bằng backdoor, đã che), </w:t>
+            </w:r>
+            <w:r>
+              <w:rPr>
+                <w:rFonts w:ascii="Courier New" w:hAnsi="Courier New"/>
+                <w:color w:val="F05922"/>
+                <w:sz w:val="20"/>
+              </w:rPr>
+              <w:t>docs/user-manuals/screenshots/zcu-terminal-appsettings.png</w:t>
+            </w:r>
+            <w:r>
+              <w:rPr>
+                <w:sz w:val="20"/>
+              </w:rPr>
+              <w:t xml:space="preserve"> (Token đã che, thấy </w:t>
+            </w:r>
+            <w:r>
+              <w:rPr>
+                <w:rFonts w:ascii="Courier New" w:hAnsi="Courier New"/>
+                <w:color w:val="F05922"/>
+                <w:sz w:val="20"/>
+              </w:rPr>
+              <w:t>AllowedClientIPs: 0.0.0.0/0</w:t>
+            </w:r>
+            <w:r>
+              <w:rPr>
+                <w:sz w:val="20"/>
+              </w:rPr>
+              <w:t>)</w:t>
+            </w:r>
+          </w:p>
+        </w:tc>
+      </w:tr>
+      <w:tr>
+        <w:tc>
+          <w:tcPr>
+            <w:tcW w:type="dxa" w:w="4844"/>
+            <w:shd w:val="clear" w:color="auto" w:fill="B8B3D6"/>
+            <w:tcBorders>
+              <w:top w:val="single" w:sz="4" w:space="0" w:color="CBCBCB"/>
+              <w:left w:val="single" w:sz="4" w:space="0" w:color="CBCBCB"/>
+              <w:bottom w:val="single" w:sz="4" w:space="0" w:color="CBCBCB"/>
+              <w:right w:val="single" w:sz="4" w:space="0" w:color="CBCBCB"/>
+            </w:tcBorders>
+          </w:tcPr>
+          <w:p>
+            <w:r>
+              <w:rPr>
+                <w:b/>
+                <w:sz w:val="20"/>
+              </w:rPr>
+              <w:t>Ghi chú</w:t>
+            </w:r>
+          </w:p>
+        </w:tc>
+        <w:tc>
+          <w:tcPr>
+            <w:tcW w:type="dxa" w:w="4844"/>
+            <w:shd w:val="clear" w:color="auto" w:fill="B8B3D6"/>
+            <w:tcBorders>
+              <w:top w:val="single" w:sz="4" w:space="0" w:color="CBCBCB"/>
+              <w:left w:val="single" w:sz="4" w:space="0" w:color="CBCBCB"/>
+              <w:bottom w:val="single" w:sz="4" w:space="0" w:color="CBCBCB"/>
+              <w:right w:val="single" w:sz="4" w:space="0" w:color="CBCBCB"/>
+            </w:tcBorders>
+          </w:tcPr>
+          <w:p>
+            <w:r>
+              <w:rPr>
+                <w:sz w:val="20"/>
+              </w:rPr>
+              <w:t>Documentation Writer CHỈ ghi nhận, KHÔNG sửa. Thuộc phạm vi security-audit-stride của senior-developer/Tech Lead. Chuỗi backdoor thực tế KHÔNG được ghi vào tài liệu người dùng; ảnh success đã che ô key.</w:t>
+            </w:r>
+          </w:p>
+        </w:tc>
+      </w:tr>
+    </w:tbl>
+    <w:p/>
+    <w:p>
+      <w:pPr>
+        <w:pBdr>
+          <w:bottom w:val="single" w:sz="6" w:space="1" w:color="F05922"/>
+        </w:pBdr>
+        <w:spacing w:after="120"/>
+      </w:pPr>
+    </w:p>
+    <w:p>
+      <w:pPr>
+        <w:pStyle w:val="Heading2"/>
+        <w:spacing w:before="200" w:after="80"/>
+      </w:pPr>
+      <w:r>
+        <w:rPr>
+          <w:color w:val="F05922"/>
+          <w:sz w:val="28"/>
+        </w:rPr>
         <w:t>Ghi chú tổng hợp cho senior-developer</w:t>
       </w:r>
     </w:p>

--- a/docs/bugs/BUG-ccu-ui-findings-2026-07-26.docx
+++ b/docs/bugs/BUG-ccu-ui-findings-2026-07-26.docx
@@ -654,6 +654,204 @@
     <w:p/>
     <w:p>
       <w:pPr>
+        <w:spacing w:before="40" w:after="40"/>
+        <w:ind w:left="567"/>
+        <w:pBdr>
+          <w:left w:val="single" w:sz="12" w:space="10" w:color="F05922"/>
+        </w:pBdr>
+      </w:pPr>
+      <w:r>
+        <w:rPr>
+          <w:b/>
+          <w:color w:val="4A3F8C"/>
+        </w:rPr>
+        <w:t>✅ Đã sửa (2026-07-26, senior-developer):</w:t>
+      </w:r>
+    </w:p>
+    <w:p>
+      <w:pPr>
+        <w:spacing w:before="40" w:after="40"/>
+        <w:ind w:left="567"/>
+        <w:pBdr>
+          <w:left w:val="single" w:sz="12" w:space="10" w:color="F05922"/>
+        </w:pBdr>
+      </w:pPr>
+      <w:r>
+        <w:rPr>
+          <w:color w:val="4A3F8C"/>
+        </w:rPr>
+        <w:t xml:space="preserve">- </w:t>
+      </w:r>
+      <w:r>
+        <w:rPr>
+          <w:b/>
+          <w:color w:val="4A3F8C"/>
+        </w:rPr>
+        <w:t>Nguyên nhân gốc:</w:t>
+      </w:r>
+      <w:r>
+        <w:rPr>
+          <w:color w:val="4A3F8C"/>
+        </w:rPr>
+        <w:t xml:space="preserve"> </w:t>
+      </w:r>
+      <w:r>
+        <w:rPr>
+          <w:rFonts w:ascii="Courier New" w:hAnsi="Courier New"/>
+          <w:color w:val="F05922"/>
+          <w:sz w:val="18"/>
+        </w:rPr>
+        <w:t>OnRecordClick</w:t>
+      </w:r>
+      <w:r>
+        <w:rPr>
+          <w:color w:val="4A3F8C"/>
+        </w:rPr>
+        <w:t xml:space="preserve"> khởi tạo </w:t>
+      </w:r>
+      <w:r>
+        <w:rPr>
+          <w:rFonts w:ascii="Courier New" w:hAnsi="Courier New"/>
+          <w:color w:val="F05922"/>
+          <w:sz w:val="18"/>
+        </w:rPr>
+        <w:t>SessionRecorder</w:t>
+      </w:r>
+      <w:r>
+        <w:rPr>
+          <w:color w:val="4A3F8C"/>
+        </w:rPr>
+        <w:t xml:space="preserve"> bằng </w:t>
+      </w:r>
+      <w:r>
+        <w:rPr>
+          <w:rFonts w:ascii="Courier New" w:hAnsi="Courier New"/>
+          <w:color w:val="F05922"/>
+          <w:sz w:val="18"/>
+        </w:rPr>
+        <w:t>Client.ScreenWidth/Height</w:t>
+      </w:r>
+      <w:r>
+        <w:rPr>
+          <w:color w:val="4A3F8C"/>
+        </w:rPr>
+        <w:t xml:space="preserve"> — giá trị này CHỈ được set 1 lần lúc HELLO_ACK (</w:t>
+      </w:r>
+      <w:r>
+        <w:rPr>
+          <w:rFonts w:ascii="Courier New" w:hAnsi="Courier New"/>
+          <w:color w:val="F05922"/>
+          <w:sz w:val="18"/>
+        </w:rPr>
+        <w:t>RemoteControlClient.ConnectOnceAsync</w:t>
+      </w:r>
+      <w:r>
+        <w:rPr>
+          <w:color w:val="4A3F8C"/>
+        </w:rPr>
+        <w:t xml:space="preserve">). Nếu độ phân giải thực tế của frame đang stream khác snapshot HELLO_ACK (ZCU đổi resolution giữa phiên, hoặc capture size khác lúc handshake), frame đầu tiên sau khi tạo recorder lập tức khác </w:t>
+      </w:r>
+      <w:r>
+        <w:rPr>
+          <w:rFonts w:ascii="Courier New" w:hAnsi="Courier New"/>
+          <w:color w:val="F05922"/>
+          <w:sz w:val="18"/>
+        </w:rPr>
+        <w:t>recorder.Width/Height</w:t>
+      </w:r>
+      <w:r>
+        <w:rPr>
+          <w:color w:val="4A3F8C"/>
+        </w:rPr>
+        <w:t xml:space="preserve"> → guard chống-hỏng-AVI hủy recorder ngay. (ViewModel đã track kích thước theo TỪNG frame cho mapping chuột — chỉ nhánh Record dùng nhầm snapshot cũ.)</w:t>
+      </w:r>
+    </w:p>
+    <w:p>
+      <w:pPr>
+        <w:spacing w:before="40" w:after="40"/>
+        <w:ind w:left="567"/>
+        <w:pBdr>
+          <w:left w:val="single" w:sz="12" w:space="10" w:color="F05922"/>
+        </w:pBdr>
+      </w:pPr>
+      <w:r>
+        <w:rPr>
+          <w:color w:val="4A3F8C"/>
+        </w:rPr>
+        <w:t xml:space="preserve">- </w:t>
+      </w:r>
+      <w:r>
+        <w:rPr>
+          <w:b/>
+          <w:color w:val="4A3F8C"/>
+        </w:rPr>
+        <w:t>Cách sửa:</w:t>
+      </w:r>
+      <w:r>
+        <w:rPr>
+          <w:color w:val="4A3F8C"/>
+        </w:rPr>
+        <w:t xml:space="preserve"> </w:t>
+      </w:r>
+      <w:r>
+        <w:rPr>
+          <w:rFonts w:ascii="Courier New" w:hAnsi="Courier New"/>
+          <w:color w:val="F05922"/>
+          <w:sz w:val="18"/>
+        </w:rPr>
+        <w:t>IPGS.RemoteControl.CcuClient/RemoteControlClient.cs</w:t>
+      </w:r>
+      <w:r>
+        <w:rPr>
+          <w:color w:val="4A3F8C"/>
+        </w:rPr>
+        <w:t xml:space="preserve"> — </w:t>
+      </w:r>
+      <w:r>
+        <w:rPr>
+          <w:rFonts w:ascii="Courier New" w:hAnsi="Courier New"/>
+          <w:color w:val="F05922"/>
+          <w:sz w:val="18"/>
+        </w:rPr>
+        <w:t>HandleFrameJpeg</w:t>
+      </w:r>
+      <w:r>
+        <w:rPr>
+          <w:color w:val="4A3F8C"/>
+        </w:rPr>
+        <w:t xml:space="preserve"> cập nhật </w:t>
+      </w:r>
+      <w:r>
+        <w:rPr>
+          <w:rFonts w:ascii="Courier New" w:hAnsi="Courier New"/>
+          <w:color w:val="F05922"/>
+          <w:sz w:val="18"/>
+        </w:rPr>
+        <w:t>_screenWidth/_screenHeight</w:t>
+      </w:r>
+      <w:r>
+        <w:rPr>
+          <w:color w:val="4A3F8C"/>
+        </w:rPr>
+        <w:t xml:space="preserve"> theo mỗi frame (khi &gt; 0). </w:t>
+      </w:r>
+      <w:r>
+        <w:rPr>
+          <w:rFonts w:ascii="Courier New" w:hAnsi="Courier New"/>
+          <w:color w:val="F05922"/>
+          <w:sz w:val="18"/>
+        </w:rPr>
+        <w:t>ScreenWidth/Height</w:t>
+      </w:r>
+      <w:r>
+        <w:rPr>
+          <w:color w:val="4A3F8C"/>
+        </w:rPr>
+        <w:t xml:space="preserve"> giờ luôn là độ phân giải ĐANG stream → recorder khởi tạo đúng header. Guard dừng-ghi-khi-đổi-resolution giữ nguyên (vẫn đúng cho trường hợp resolution đổi THẬT giữa lúc ghi — AVI header cố định).</w:t>
+      </w:r>
+    </w:p>
+    <w:p>
+      <w:pPr>
         <w:pBdr>
           <w:bottom w:val="single" w:sz="6" w:space="1" w:color="F05922"/>
         </w:pBdr>
@@ -1270,6 +1468,271 @@
     </w:p>
     <w:p>
       <w:pPr>
+        <w:spacing w:before="40" w:after="40"/>
+        <w:ind w:left="567"/>
+        <w:pBdr>
+          <w:left w:val="single" w:sz="12" w:space="10" w:color="F05922"/>
+        </w:pBdr>
+      </w:pPr>
+      <w:r>
+        <w:rPr>
+          <w:b/>
+          <w:color w:val="4A3F8C"/>
+        </w:rPr>
+        <w:t>✅ Đã sửa (2026-07-26, senior-developer):</w:t>
+      </w:r>
+    </w:p>
+    <w:p>
+      <w:pPr>
+        <w:spacing w:before="40" w:after="40"/>
+        <w:ind w:left="567"/>
+        <w:pBdr>
+          <w:left w:val="single" w:sz="12" w:space="10" w:color="F05922"/>
+        </w:pBdr>
+      </w:pPr>
+      <w:r>
+        <w:rPr>
+          <w:color w:val="4A3F8C"/>
+        </w:rPr>
+        <w:t xml:space="preserve">- </w:t>
+      </w:r>
+      <w:r>
+        <w:rPr>
+          <w:b/>
+          <w:color w:val="4A3F8C"/>
+        </w:rPr>
+        <w:t>Nguyên nhân gốc:</w:t>
+      </w:r>
+      <w:r>
+        <w:rPr>
+          <w:color w:val="4A3F8C"/>
+        </w:rPr>
+        <w:t xml:space="preserve"> (a) SysInfo là request-response nhưng client không có nhánh timeout — agent không trả </w:t>
+      </w:r>
+      <w:r>
+        <w:rPr>
+          <w:rFonts w:ascii="Courier New" w:hAnsi="Courier New"/>
+          <w:color w:val="F05922"/>
+          <w:sz w:val="18"/>
+        </w:rPr>
+        <w:t>SysInfoResp</w:t>
+      </w:r>
+      <w:r>
+        <w:rPr>
+          <w:color w:val="4A3F8C"/>
+        </w:rPr>
+        <w:t xml:space="preserve"> thì chờ vô hạn, không thông báo. (b) Privacy/Chat/Clipboard là fire-and-forget, protocol v1 KHÔNG có ACK → không thể phát hiện agent bỏ qua; đồng thời handshake không so sánh version (agent cũ và mới đều báo "ZcuAgent/1.0").</w:t>
+      </w:r>
+    </w:p>
+    <w:p>
+      <w:pPr>
+        <w:spacing w:before="40" w:after="40"/>
+        <w:ind w:left="567"/>
+        <w:pBdr>
+          <w:left w:val="single" w:sz="12" w:space="10" w:color="F05922"/>
+        </w:pBdr>
+      </w:pPr>
+      <w:r>
+        <w:rPr>
+          <w:color w:val="4A3F8C"/>
+        </w:rPr>
+        <w:t xml:space="preserve">- </w:t>
+      </w:r>
+      <w:r>
+        <w:rPr>
+          <w:b/>
+          <w:color w:val="4A3F8C"/>
+        </w:rPr>
+        <w:t>Cách sửa:</w:t>
+      </w:r>
+    </w:p>
+    <w:p>
+      <w:pPr>
+        <w:spacing w:before="40" w:after="40"/>
+        <w:ind w:left="567"/>
+        <w:pBdr>
+          <w:left w:val="single" w:sz="12" w:space="10" w:color="F05922"/>
+        </w:pBdr>
+      </w:pPr>
+      <w:r>
+        <w:rPr>
+          <w:color w:val="4A3F8C"/>
+        </w:rPr>
+        <w:t xml:space="preserve">1. </w:t>
+      </w:r>
+      <w:r>
+        <w:rPr>
+          <w:rFonts w:ascii="Courier New" w:hAnsi="Courier New"/>
+          <w:color w:val="F05922"/>
+          <w:sz w:val="18"/>
+        </w:rPr>
+        <w:t>ZcuAgent/Net/ClientSession.cs</w:t>
+      </w:r>
+      <w:r>
+        <w:rPr>
+          <w:color w:val="4A3F8C"/>
+        </w:rPr>
+        <w:t xml:space="preserve"> (</w:t>
+      </w:r>
+      <w:r>
+        <w:rPr>
+          <w:rFonts w:ascii="Courier New" w:hAnsi="Courier New"/>
+          <w:color w:val="F05922"/>
+          <w:sz w:val="18"/>
+        </w:rPr>
+        <w:t>DoHandshakeAsync</w:t>
+      </w:r>
+      <w:r>
+        <w:rPr>
+          <w:color w:val="4A3F8C"/>
+        </w:rPr>
+        <w:t xml:space="preserve">): bump version string HELLO_ACK → </w:t>
+      </w:r>
+      <w:r>
+        <w:rPr>
+          <w:rFonts w:ascii="Courier New" w:hAnsi="Courier New"/>
+          <w:color w:val="F05922"/>
+          <w:sz w:val="18"/>
+        </w:rPr>
+        <w:t>"ZcuAgent/1.1"</w:t>
+      </w:r>
+      <w:r>
+        <w:rPr>
+          <w:color w:val="4A3F8C"/>
+        </w:rPr>
+        <w:t xml:space="preserve"> (mốc đã hỗ trợ nhóm Enterprise).</w:t>
+      </w:r>
+    </w:p>
+    <w:p>
+      <w:pPr>
+        <w:spacing w:before="40" w:after="40"/>
+        <w:ind w:left="567"/>
+        <w:pBdr>
+          <w:left w:val="single" w:sz="12" w:space="10" w:color="F05922"/>
+        </w:pBdr>
+      </w:pPr>
+      <w:r>
+        <w:rPr>
+          <w:color w:val="4A3F8C"/>
+        </w:rPr>
+        <w:t xml:space="preserve">2. </w:t>
+      </w:r>
+      <w:r>
+        <w:rPr>
+          <w:rFonts w:ascii="Courier New" w:hAnsi="Courier New"/>
+          <w:color w:val="F05922"/>
+          <w:sz w:val="18"/>
+        </w:rPr>
+        <w:t>CcuClient/RemoteControlClient.cs</w:t>
+      </w:r>
+      <w:r>
+        <w:rPr>
+          <w:color w:val="4A3F8C"/>
+        </w:rPr>
+        <w:t xml:space="preserve">: thêm property </w:t>
+      </w:r>
+      <w:r>
+        <w:rPr>
+          <w:rFonts w:ascii="Courier New" w:hAnsi="Courier New"/>
+          <w:color w:val="F05922"/>
+          <w:sz w:val="18"/>
+        </w:rPr>
+        <w:t>ServerName</w:t>
+      </w:r>
+      <w:r>
+        <w:rPr>
+          <w:color w:val="4A3F8C"/>
+        </w:rPr>
+        <w:t xml:space="preserve"> (đọc từ HELLO_ACK).</w:t>
+      </w:r>
+    </w:p>
+    <w:p>
+      <w:pPr>
+        <w:spacing w:before="40" w:after="40"/>
+        <w:ind w:left="567"/>
+        <w:pBdr>
+          <w:left w:val="single" w:sz="12" w:space="10" w:color="F05922"/>
+        </w:pBdr>
+      </w:pPr>
+      <w:r>
+        <w:rPr>
+          <w:color w:val="4A3F8C"/>
+        </w:rPr>
+        <w:t xml:space="preserve">3. </w:t>
+      </w:r>
+      <w:r>
+        <w:rPr>
+          <w:rFonts w:ascii="Courier New" w:hAnsi="Courier New"/>
+          <w:color w:val="F05922"/>
+          <w:sz w:val="18"/>
+        </w:rPr>
+        <w:t>CcuUI/Views/RemoteScreenWindow.axaml.cs</w:t>
+      </w:r>
+      <w:r>
+        <w:rPr>
+          <w:color w:val="4A3F8C"/>
+        </w:rPr>
+        <w:t xml:space="preserve">: (i) khi vào state Streaming, nếu agent &lt; 1.1 (hoặc không parse được version) → hiện dialog "Agent phiên bản cũ — SysInfo/Privacy/Chat/Clipboard sẽ không hoạt động, cập nhật qua ⚡ Cài remote" (1 lần/cửa sổ); (ii) </w:t>
+      </w:r>
+      <w:r>
+        <w:rPr>
+          <w:rFonts w:ascii="Courier New" w:hAnsi="Courier New"/>
+          <w:color w:val="F05922"/>
+          <w:sz w:val="18"/>
+        </w:rPr>
+        <w:t>OnSysInfoClick</w:t>
+      </w:r>
+      <w:r>
+        <w:rPr>
+          <w:color w:val="4A3F8C"/>
+        </w:rPr>
+        <w:t xml:space="preserve"> thêm timeout 10s bằng CTS — </w:t>
+      </w:r>
+      <w:r>
+        <w:rPr>
+          <w:rFonts w:ascii="Courier New" w:hAnsi="Courier New"/>
+          <w:color w:val="F05922"/>
+          <w:sz w:val="18"/>
+        </w:rPr>
+        <w:t>SysInfoReceived</w:t>
+      </w:r>
+      <w:r>
+        <w:rPr>
+          <w:color w:val="4A3F8C"/>
+        </w:rPr>
+        <w:t xml:space="preserve"> hủy CTS; hết 10s không có response → dialog hướng dẫn nguyên nhân/cách xử lý.</w:t>
+      </w:r>
+    </w:p>
+    <w:p>
+      <w:pPr>
+        <w:spacing w:before="40" w:after="40"/>
+        <w:ind w:left="567"/>
+        <w:pBdr>
+          <w:left w:val="single" w:sz="12" w:space="10" w:color="F05922"/>
+        </w:pBdr>
+      </w:pPr>
+      <w:r>
+        <w:rPr>
+          <w:color w:val="4A3F8C"/>
+        </w:rPr>
+        <w:t xml:space="preserve">- </w:t>
+      </w:r>
+      <w:r>
+        <w:rPr>
+          <w:b/>
+          <w:color w:val="4A3F8C"/>
+        </w:rPr>
+        <w:t>Giới hạn ghi nhận:</w:t>
+      </w:r>
+      <w:r>
+        <w:rPr>
+          <w:color w:val="4A3F8C"/>
+        </w:rPr>
+        <w:t xml:space="preserve"> thêm ACK per-message cho Privacy/Chat/Clipboard đòi hỏi đổi protocol 2 phía + deploy đồng bộ — ngoài scope fix này; cảnh báo version lúc handshake đã che được trường hợp thực tế (agent cũ). Đề xuất đưa vào backlog protocol v2.</w:t>
+      </w:r>
+    </w:p>
+    <w:p>
+      <w:pPr>
         <w:pBdr>
           <w:bottom w:val="single" w:sz="6" w:space="1" w:color="F05922"/>
         </w:pBdr>
@@ -1740,6 +2203,274 @@
       </w:tr>
     </w:tbl>
     <w:p/>
+    <w:p>
+      <w:pPr>
+        <w:spacing w:before="40" w:after="40"/>
+        <w:ind w:left="567"/>
+        <w:pBdr>
+          <w:left w:val="single" w:sz="12" w:space="10" w:color="F05922"/>
+        </w:pBdr>
+      </w:pPr>
+      <w:r>
+        <w:rPr>
+          <w:b/>
+          <w:color w:val="4A3F8C"/>
+        </w:rPr>
+        <w:t>✅ Đã sửa (2026-07-26, senior-developer):</w:t>
+      </w:r>
+    </w:p>
+    <w:p>
+      <w:pPr>
+        <w:spacing w:before="40" w:after="40"/>
+        <w:ind w:left="567"/>
+        <w:pBdr>
+          <w:left w:val="single" w:sz="12" w:space="10" w:color="F05922"/>
+        </w:pBdr>
+      </w:pPr>
+      <w:r>
+        <w:rPr>
+          <w:color w:val="4A3F8C"/>
+        </w:rPr>
+        <w:t xml:space="preserve">- </w:t>
+      </w:r>
+      <w:r>
+        <w:rPr>
+          <w:b/>
+          <w:color w:val="4A3F8C"/>
+        </w:rPr>
+        <w:t>Nguyên nhân gốc:</w:t>
+      </w:r>
+      <w:r>
+        <w:rPr>
+          <w:color w:val="4A3F8C"/>
+        </w:rPr>
+        <w:t xml:space="preserve"> </w:t>
+      </w:r>
+      <w:r>
+        <w:rPr>
+          <w:rFonts w:ascii="Courier New" w:hAnsi="Courier New"/>
+          <w:color w:val="F05922"/>
+          <w:sz w:val="18"/>
+        </w:rPr>
+        <w:t>OnSnippetComboTapped</w:t>
+      </w:r>
+      <w:r>
+        <w:rPr>
+          <w:color w:val="4A3F8C"/>
+        </w:rPr>
+        <w:t xml:space="preserve"> set </w:t>
+      </w:r>
+      <w:r>
+        <w:rPr>
+          <w:rFonts w:ascii="Courier New" w:hAnsi="Courier New"/>
+          <w:color w:val="F05922"/>
+          <w:sz w:val="18"/>
+        </w:rPr>
+        <w:t>IsDropDownOpen = true</w:t>
+      </w:r>
+      <w:r>
+        <w:rPr>
+          <w:color w:val="4A3F8C"/>
+        </w:rPr>
+        <w:t xml:space="preserve"> khi view lọc NỘI BỘ của </w:t>
+      </w:r>
+      <w:r>
+        <w:rPr>
+          <w:rFonts w:ascii="Courier New" w:hAnsi="Courier New"/>
+          <w:color w:val="F05922"/>
+          <w:sz w:val="18"/>
+        </w:rPr>
+        <w:t>AutoCompleteBox</w:t>
+      </w:r>
+      <w:r>
+        <w:rPr>
+          <w:color w:val="4A3F8C"/>
+        </w:rPr>
+        <w:t xml:space="preserve"> còn rỗng (chưa có lần population nào chạy) → popup mở với 0 item (vô hình) và property kẹt ở </w:t>
+      </w:r>
+      <w:r>
+        <w:rPr>
+          <w:rFonts w:ascii="Courier New" w:hAnsi="Courier New"/>
+          <w:color w:val="F05922"/>
+          <w:sz w:val="18"/>
+        </w:rPr>
+        <w:t>true</w:t>
+      </w:r>
+      <w:r>
+        <w:rPr>
+          <w:color w:val="4A3F8C"/>
+        </w:rPr>
+        <w:t xml:space="preserve">; các lần gõ phím sau population có chạy nhưng </w:t>
+      </w:r>
+      <w:r>
+        <w:rPr>
+          <w:rFonts w:ascii="Courier New" w:hAnsi="Courier New"/>
+          <w:color w:val="F05922"/>
+          <w:sz w:val="18"/>
+        </w:rPr>
+        <w:t>IsDropDownOpen</w:t>
+      </w:r>
+      <w:r>
+        <w:rPr>
+          <w:color w:val="4A3F8C"/>
+        </w:rPr>
+        <w:t xml:space="preserve"> không đổi giá trị nên popup không được mở lại. (Đối chứng: ô package ở RemoteAppInstall hoạt động vì </w:t>
+      </w:r>
+      <w:r>
+        <w:rPr>
+          <w:rFonts w:ascii="Courier New" w:hAnsi="Courier New"/>
+          <w:color w:val="F05922"/>
+          <w:sz w:val="18"/>
+        </w:rPr>
+        <w:t>Text</w:t>
+      </w:r>
+      <w:r>
+        <w:rPr>
+          <w:color w:val="4A3F8C"/>
+        </w:rPr>
+        <w:t xml:space="preserve"> được prefill → population đã chạy trước khi bấm ▼.)</w:t>
+      </w:r>
+    </w:p>
+    <w:p>
+      <w:pPr>
+        <w:spacing w:before="40" w:after="40"/>
+        <w:ind w:left="567"/>
+        <w:pBdr>
+          <w:left w:val="single" w:sz="12" w:space="10" w:color="F05922"/>
+        </w:pBdr>
+      </w:pPr>
+      <w:r>
+        <w:rPr>
+          <w:color w:val="4A3F8C"/>
+        </w:rPr>
+        <w:t xml:space="preserve">- </w:t>
+      </w:r>
+      <w:r>
+        <w:rPr>
+          <w:b/>
+          <w:color w:val="4A3F8C"/>
+        </w:rPr>
+        <w:t>Cách sửa:</w:t>
+      </w:r>
+      <w:r>
+        <w:rPr>
+          <w:color w:val="4A3F8C"/>
+        </w:rPr>
+        <w:t xml:space="preserve"> </w:t>
+      </w:r>
+      <w:r>
+        <w:rPr>
+          <w:rFonts w:ascii="Courier New" w:hAnsi="Courier New"/>
+          <w:color w:val="F05922"/>
+          <w:sz w:val="18"/>
+        </w:rPr>
+        <w:t>CcuUI/Views/RemoteCommandWindow.axaml.cs</w:t>
+      </w:r>
+      <w:r>
+        <w:rPr>
+          <w:color w:val="4A3F8C"/>
+        </w:rPr>
+        <w:t xml:space="preserve"> + </w:t>
+      </w:r>
+      <w:r>
+        <w:rPr>
+          <w:rFonts w:ascii="Courier New" w:hAnsi="Courier New"/>
+          <w:color w:val="F05922"/>
+          <w:sz w:val="18"/>
+        </w:rPr>
+        <w:t>BulkActionWindow.axaml.cs</w:t>
+      </w:r>
+      <w:r>
+        <w:rPr>
+          <w:color w:val="4A3F8C"/>
+        </w:rPr>
+        <w:t xml:space="preserve"> — </w:t>
+      </w:r>
+      <w:r>
+        <w:rPr>
+          <w:rFonts w:ascii="Courier New" w:hAnsi="Courier New"/>
+          <w:color w:val="F05922"/>
+          <w:sz w:val="18"/>
+        </w:rPr>
+        <w:t>OnSnippetComboTapped</w:t>
+      </w:r>
+      <w:r>
+        <w:rPr>
+          <w:color w:val="4A3F8C"/>
+        </w:rPr>
+        <w:t xml:space="preserve"> nay: </w:t>
+      </w:r>
+      <w:r>
+        <w:rPr>
+          <w:rFonts w:ascii="Courier New" w:hAnsi="Courier New"/>
+          <w:color w:val="F05922"/>
+          <w:sz w:val="18"/>
+        </w:rPr>
+        <w:t>IsDropDownOpen = false</w:t>
+      </w:r>
+      <w:r>
+        <w:rPr>
+          <w:color w:val="4A3F8C"/>
+        </w:rPr>
+        <w:t xml:space="preserve"> (reset trạng thái kẹt) → </w:t>
+      </w:r>
+      <w:r>
+        <w:rPr>
+          <w:rFonts w:ascii="Courier New" w:hAnsi="Courier New"/>
+          <w:color w:val="F05922"/>
+          <w:sz w:val="18"/>
+        </w:rPr>
+        <w:t>PopulateComplete()</w:t>
+      </w:r>
+      <w:r>
+        <w:rPr>
+          <w:color w:val="4A3F8C"/>
+        </w:rPr>
+        <w:t xml:space="preserve"> (ép refresh view từ ItemsSource theo SearchText hiện tại; rỗng = toàn bộ 10-12 snippet vì </w:t>
+      </w:r>
+      <w:r>
+        <w:rPr>
+          <w:rFonts w:ascii="Courier New" w:hAnsi="Courier New"/>
+          <w:color w:val="F05922"/>
+          <w:sz w:val="18"/>
+        </w:rPr>
+        <w:t>MinimumPrefixLength=0</w:t>
+      </w:r>
+      <w:r>
+        <w:rPr>
+          <w:color w:val="4A3F8C"/>
+        </w:rPr>
+        <w:t xml:space="preserve"> + </w:t>
+      </w:r>
+      <w:r>
+        <w:rPr>
+          <w:rFonts w:ascii="Courier New" w:hAnsi="Courier New"/>
+          <w:color w:val="F05922"/>
+          <w:sz w:val="18"/>
+        </w:rPr>
+        <w:t>FilterMode=Contains</w:t>
+      </w:r>
+      <w:r>
+        <w:rPr>
+          <w:color w:val="4A3F8C"/>
+        </w:rPr>
+        <w:t xml:space="preserve">) → </w:t>
+      </w:r>
+      <w:r>
+        <w:rPr>
+          <w:rFonts w:ascii="Courier New" w:hAnsi="Courier New"/>
+          <w:color w:val="F05922"/>
+          <w:sz w:val="18"/>
+        </w:rPr>
+        <w:t>IsDropDownOpen = true</w:t>
+      </w:r>
+      <w:r>
+        <w:rPr>
+          <w:color w:val="4A3F8C"/>
+        </w:rPr>
+        <w:t>.</w:t>
+      </w:r>
+    </w:p>
     <w:p>
       <w:pPr>
         <w:pBdr>
@@ -2219,6 +2950,176 @@
     <w:p/>
     <w:p>
       <w:pPr>
+        <w:spacing w:before="40" w:after="40"/>
+        <w:ind w:left="567"/>
+        <w:pBdr>
+          <w:left w:val="single" w:sz="12" w:space="10" w:color="F05922"/>
+        </w:pBdr>
+      </w:pPr>
+      <w:r>
+        <w:rPr>
+          <w:b/>
+          <w:color w:val="4A3F8C"/>
+        </w:rPr>
+        <w:t>✅ Đã sửa (2026-07-26, senior-developer):</w:t>
+      </w:r>
+    </w:p>
+    <w:p>
+      <w:pPr>
+        <w:spacing w:before="40" w:after="40"/>
+        <w:ind w:left="567"/>
+        <w:pBdr>
+          <w:left w:val="single" w:sz="12" w:space="10" w:color="F05922"/>
+        </w:pBdr>
+      </w:pPr>
+      <w:r>
+        <w:rPr>
+          <w:color w:val="4A3F8C"/>
+        </w:rPr>
+        <w:t xml:space="preserve">- </w:t>
+      </w:r>
+      <w:r>
+        <w:rPr>
+          <w:b/>
+          <w:color w:val="4A3F8C"/>
+        </w:rPr>
+        <w:t>Nguyên nhân gốc:</w:t>
+      </w:r>
+      <w:r>
+        <w:rPr>
+          <w:color w:val="4A3F8C"/>
+        </w:rPr>
+        <w:t xml:space="preserve"> đúng như phân tích — </w:t>
+      </w:r>
+      <w:r>
+        <w:rPr>
+          <w:rFonts w:ascii="Courier New" w:hAnsi="Courier New"/>
+          <w:color w:val="F05922"/>
+          <w:sz w:val="18"/>
+        </w:rPr>
+        <w:t>ZcuSetupWizardWindow.OnStartInstallClick</w:t>
+      </w:r>
+      <w:r>
+        <w:rPr>
+          <w:color w:val="4A3F8C"/>
+        </w:rPr>
+        <w:t xml:space="preserve"> reset log + progress nhưng bỏ sót </w:t>
+      </w:r>
+      <w:r>
+        <w:rPr>
+          <w:rFonts w:ascii="Courier New" w:hAnsi="Courier New"/>
+          <w:color w:val="F05922"/>
+          <w:sz w:val="18"/>
+        </w:rPr>
+        <w:t>PART_StatusMsg</w:t>
+      </w:r>
+      <w:r>
+        <w:rPr>
+          <w:color w:val="4A3F8C"/>
+        </w:rPr>
+        <w:t xml:space="preserve">; </w:t>
+      </w:r>
+      <w:r>
+        <w:rPr>
+          <w:rFonts w:ascii="Courier New" w:hAnsi="Courier New"/>
+          <w:color w:val="F05922"/>
+          <w:sz w:val="18"/>
+        </w:rPr>
+        <w:t>RemoteAppInstallWindow</w:t>
+      </w:r>
+      <w:r>
+        <w:rPr>
+          <w:color w:val="4A3F8C"/>
+        </w:rPr>
+        <w:t xml:space="preserve"> chỉ set status mới SAU validation nên nhánh "chọn file xong nhưng chưa bấm lại" vẫn treo lỗi đỏ.</w:t>
+      </w:r>
+    </w:p>
+    <w:p>
+      <w:pPr>
+        <w:spacing w:before="40" w:after="40"/>
+        <w:ind w:left="567"/>
+        <w:pBdr>
+          <w:left w:val="single" w:sz="12" w:space="10" w:color="F05922"/>
+        </w:pBdr>
+      </w:pPr>
+      <w:r>
+        <w:rPr>
+          <w:color w:val="4A3F8C"/>
+        </w:rPr>
+        <w:t xml:space="preserve">- </w:t>
+      </w:r>
+      <w:r>
+        <w:rPr>
+          <w:b/>
+          <w:color w:val="4A3F8C"/>
+        </w:rPr>
+        <w:t>Cách sửa:</w:t>
+      </w:r>
+      <w:r>
+        <w:rPr>
+          <w:color w:val="4A3F8C"/>
+        </w:rPr>
+        <w:t xml:space="preserve"> (1) </w:t>
+      </w:r>
+      <w:r>
+        <w:rPr>
+          <w:rFonts w:ascii="Courier New" w:hAnsi="Courier New"/>
+          <w:color w:val="F05922"/>
+          <w:sz w:val="18"/>
+        </w:rPr>
+        <w:t>ZcuSetupWizardWindow.axaml.cs</w:t>
+      </w:r>
+      <w:r>
+        <w:rPr>
+          <w:color w:val="4A3F8C"/>
+        </w:rPr>
+        <w:t xml:space="preserve"> — ngay sau khi qua validation, reset </w:t>
+      </w:r>
+      <w:r>
+        <w:rPr>
+          <w:rFonts w:ascii="Courier New" w:hAnsi="Courier New"/>
+          <w:color w:val="F05922"/>
+          <w:sz w:val="18"/>
+        </w:rPr>
+        <w:t>PART_StatusMsg</w:t>
+      </w:r>
+      <w:r>
+        <w:rPr>
+          <w:color w:val="4A3F8C"/>
+        </w:rPr>
+        <w:t xml:space="preserve"> → "Đang cài đặt ZcuAgent..." (SlateGray) cùng lúc reset log/progress. (2) </w:t>
+      </w:r>
+      <w:r>
+        <w:rPr>
+          <w:rFonts w:ascii="Courier New" w:hAnsi="Courier New"/>
+          <w:color w:val="F05922"/>
+          <w:sz w:val="18"/>
+        </w:rPr>
+        <w:t>RemoteAppInstallWindow.axaml.cs</w:t>
+      </w:r>
+      <w:r>
+        <w:rPr>
+          <w:color w:val="4A3F8C"/>
+        </w:rPr>
+        <w:t xml:space="preserve"> — </w:t>
+      </w:r>
+      <w:r>
+        <w:rPr>
+          <w:rFonts w:ascii="Courier New" w:hAnsi="Courier New"/>
+          <w:color w:val="F05922"/>
+          <w:sz w:val="18"/>
+        </w:rPr>
+        <w:t>OnBrowseAppClick</w:t>
+      </w:r>
+      <w:r>
+        <w:rPr>
+          <w:color w:val="4A3F8C"/>
+        </w:rPr>
+        <w:t xml:space="preserve"> xóa status đỏ ngay khi người dùng chọn xong file (nguyên nhân lỗi validation đã được khắc phục).</w:t>
+      </w:r>
+    </w:p>
+    <w:p>
+      <w:pPr>
         <w:pBdr>
           <w:bottom w:val="single" w:sz="6" w:space="1" w:color="F05922"/>
         </w:pBdr>
@@ -2618,6 +3519,204 @@
       </w:tr>
     </w:tbl>
     <w:p/>
+    <w:p>
+      <w:pPr>
+        <w:spacing w:before="40" w:after="40"/>
+        <w:ind w:left="567"/>
+        <w:pBdr>
+          <w:left w:val="single" w:sz="12" w:space="10" w:color="F05922"/>
+        </w:pBdr>
+      </w:pPr>
+      <w:r>
+        <w:rPr>
+          <w:b/>
+          <w:color w:val="4A3F8C"/>
+        </w:rPr>
+        <w:t>✅ Đã sửa (2026-07-26, senior-developer):</w:t>
+      </w:r>
+    </w:p>
+    <w:p>
+      <w:pPr>
+        <w:spacing w:before="40" w:after="40"/>
+        <w:ind w:left="567"/>
+        <w:pBdr>
+          <w:left w:val="single" w:sz="12" w:space="10" w:color="F05922"/>
+        </w:pBdr>
+      </w:pPr>
+      <w:r>
+        <w:rPr>
+          <w:color w:val="4A3F8C"/>
+        </w:rPr>
+        <w:t xml:space="preserve">- </w:t>
+      </w:r>
+      <w:r>
+        <w:rPr>
+          <w:b/>
+          <w:color w:val="4A3F8C"/>
+        </w:rPr>
+        <w:t>Nguyên nhân gốc:</w:t>
+      </w:r>
+      <w:r>
+        <w:rPr>
+          <w:color w:val="4A3F8C"/>
+        </w:rPr>
+        <w:t xml:space="preserve"> </w:t>
+      </w:r>
+      <w:r>
+        <w:rPr>
+          <w:rFonts w:ascii="Courier New" w:hAnsi="Courier New"/>
+          <w:color w:val="F05922"/>
+          <w:sz w:val="18"/>
+        </w:rPr>
+        <w:t>BulkActionWindow</w:t>
+      </w:r>
+      <w:r>
+        <w:rPr>
+          <w:color w:val="4A3F8C"/>
+        </w:rPr>
+        <w:t xml:space="preserve"> truyền thẳng </w:t>
+      </w:r>
+      <w:r>
+        <w:rPr>
+          <w:rFonts w:ascii="Courier New" w:hAnsi="Courier New"/>
+          <w:color w:val="F05922"/>
+          <w:sz w:val="18"/>
+        </w:rPr>
+        <w:t>profile.SshUsername ?? ""</w:t>
+      </w:r>
+      <w:r>
+        <w:rPr>
+          <w:color w:val="4A3F8C"/>
+        </w:rPr>
+        <w:t xml:space="preserve"> vào constructor </w:t>
+      </w:r>
+      <w:r>
+        <w:rPr>
+          <w:rFonts w:ascii="Courier New" w:hAnsi="Courier New"/>
+          <w:color w:val="F05922"/>
+          <w:sz w:val="18"/>
+        </w:rPr>
+        <w:t>SshClient</w:t>
+      </w:r>
+      <w:r>
+        <w:rPr>
+          <w:color w:val="4A3F8C"/>
+        </w:rPr>
+        <w:t>/</w:t>
+      </w:r>
+      <w:r>
+        <w:rPr>
+          <w:rFonts w:ascii="Courier New" w:hAnsi="Courier New"/>
+          <w:color w:val="F05922"/>
+          <w:sz w:val="18"/>
+        </w:rPr>
+        <w:t>SftpClient</w:t>
+      </w:r>
+      <w:r>
+        <w:rPr>
+          <w:color w:val="4A3F8C"/>
+        </w:rPr>
+        <w:t xml:space="preserve"> — SSH.NET ném </w:t>
+      </w:r>
+      <w:r>
+        <w:rPr>
+          <w:rFonts w:ascii="Courier New" w:hAnsi="Courier New"/>
+          <w:color w:val="F05922"/>
+          <w:sz w:val="18"/>
+        </w:rPr>
+        <w:t>ArgumentException</w:t>
+      </w:r>
+      <w:r>
+        <w:rPr>
+          <w:color w:val="4A3F8C"/>
+        </w:rPr>
+        <w:t xml:space="preserve"> tiếng Anh ("Parameter 'username'") và message này được hiển thị nguyên văn qua </w:t>
+      </w:r>
+      <w:r>
+        <w:rPr>
+          <w:rFonts w:ascii="Courier New" w:hAnsi="Courier New"/>
+          <w:color w:val="F05922"/>
+          <w:sz w:val="18"/>
+        </w:rPr>
+        <w:t>SetError(ex.Message)</w:t>
+      </w:r>
+      <w:r>
+        <w:rPr>
+          <w:color w:val="4A3F8C"/>
+        </w:rPr>
+        <w:t>.</w:t>
+      </w:r>
+    </w:p>
+    <w:p>
+      <w:pPr>
+        <w:spacing w:before="40" w:after="40"/>
+        <w:ind w:left="567"/>
+        <w:pBdr>
+          <w:left w:val="single" w:sz="12" w:space="10" w:color="F05922"/>
+        </w:pBdr>
+      </w:pPr>
+      <w:r>
+        <w:rPr>
+          <w:color w:val="4A3F8C"/>
+        </w:rPr>
+        <w:t xml:space="preserve">- </w:t>
+      </w:r>
+      <w:r>
+        <w:rPr>
+          <w:b/>
+          <w:color w:val="4A3F8C"/>
+        </w:rPr>
+        <w:t>Cách sửa:</w:t>
+      </w:r>
+      <w:r>
+        <w:rPr>
+          <w:color w:val="4A3F8C"/>
+        </w:rPr>
+        <w:t xml:space="preserve"> </w:t>
+      </w:r>
+      <w:r>
+        <w:rPr>
+          <w:rFonts w:ascii="Courier New" w:hAnsi="Courier New"/>
+          <w:color w:val="F05922"/>
+          <w:sz w:val="18"/>
+        </w:rPr>
+        <w:t>CcuUI/Views/BulkActionWindow.axaml.cs</w:t>
+      </w:r>
+      <w:r>
+        <w:rPr>
+          <w:color w:val="4A3F8C"/>
+        </w:rPr>
+        <w:t xml:space="preserve"> — thêm helper </w:t>
+      </w:r>
+      <w:r>
+        <w:rPr>
+          <w:rFonts w:ascii="Courier New" w:hAnsi="Courier New"/>
+          <w:color w:val="F05922"/>
+          <w:sz w:val="18"/>
+        </w:rPr>
+        <w:t>ValidateSshProfile(profile)</w:t>
+      </w:r>
+      <w:r>
+        <w:rPr>
+          <w:color w:val="4A3F8C"/>
+        </w:rPr>
+        <w:t xml:space="preserve"> gọi ở đầu cả 2 action (chạy lệnh + upload file): thiếu SSH username → ném </w:t>
+      </w:r>
+      <w:r>
+        <w:rPr>
+          <w:rFonts w:ascii="Courier New" w:hAnsi="Courier New"/>
+          <w:color w:val="F05922"/>
+          <w:sz w:val="18"/>
+        </w:rPr>
+        <w:t>InvalidOperationException</w:t>
+      </w:r>
+      <w:r>
+        <w:rPr>
+          <w:color w:val="4A3F8C"/>
+        </w:rPr>
+        <w:t xml:space="preserve"> với thông báo tiếng Việt "Máy chưa cấu hình SSH user — bấm '✏️ Sửa' máy tính này để bổ sung SSH username/password rồi chạy lại." Máy đủ cấu hình vẫn chạy song song bình thường.</w:t>
+      </w:r>
+    </w:p>
     <w:p>
       <w:pPr>
         <w:pBdr>
@@ -3245,6 +4344,1200 @@
     <w:p/>
     <w:p>
       <w:pPr>
+        <w:spacing w:before="40" w:after="40"/>
+        <w:ind w:left="567"/>
+        <w:pBdr>
+          <w:left w:val="single" w:sz="12" w:space="10" w:color="F05922"/>
+        </w:pBdr>
+      </w:pPr>
+      <w:r>
+        <w:rPr>
+          <w:b/>
+          <w:color w:val="4A3F8C"/>
+        </w:rPr>
+        <w:t>⚠️ Đã sửa MỘT PHẦN theo quyết định user (2026-07-26, senior-developer):</w:t>
+      </w:r>
+    </w:p>
+    <w:p>
+      <w:pPr>
+        <w:spacing w:before="40" w:after="40"/>
+        <w:ind w:left="567"/>
+        <w:pBdr>
+          <w:left w:val="single" w:sz="12" w:space="10" w:color="F05922"/>
+        </w:pBdr>
+      </w:pPr>
+      <w:r>
+        <w:rPr>
+          <w:color w:val="4A3F8C"/>
+        </w:rPr>
+        <w:t xml:space="preserve">- </w:t>
+      </w:r>
+      <w:r>
+        <w:rPr>
+          <w:b/>
+          <w:color w:val="4A3F8C"/>
+        </w:rPr>
+        <w:t>(a) Backdoor license `ANHNV` — ⏭️ KHÔNG sửa:</w:t>
+      </w:r>
+      <w:r>
+        <w:rPr>
+          <w:color w:val="4A3F8C"/>
+        </w:rPr>
+        <w:t xml:space="preserve"> quyết định user giữ nguyên (xem </w:t>
+      </w:r>
+      <w:r>
+        <w:rPr>
+          <w:rFonts w:ascii="Courier New" w:hAnsi="Courier New"/>
+          <w:color w:val="F05922"/>
+          <w:sz w:val="18"/>
+        </w:rPr>
+        <w:t>docs/plans/PLAN-remote-control-audit-fix-2026-07-26/PLAN-MASTER.md</w:t>
+      </w:r>
+      <w:r>
+        <w:rPr>
+          <w:color w:val="4A3F8C"/>
+        </w:rPr>
+        <w:t xml:space="preserve"> mục S5). </w:t>
+      </w:r>
+      <w:r>
+        <w:rPr>
+          <w:rFonts w:ascii="Courier New" w:hAnsi="Courier New"/>
+          <w:color w:val="F05922"/>
+          <w:sz w:val="18"/>
+        </w:rPr>
+        <w:t>LicenseManagerService.cs</w:t>
+      </w:r>
+      <w:r>
+        <w:rPr>
+          <w:color w:val="4A3F8C"/>
+        </w:rPr>
+        <w:t xml:space="preserve"> không bị chạm.</w:t>
+      </w:r>
+    </w:p>
+    <w:p>
+      <w:pPr>
+        <w:spacing w:before="40" w:after="40"/>
+        <w:ind w:left="567"/>
+        <w:pBdr>
+          <w:left w:val="single" w:sz="12" w:space="10" w:color="F05922"/>
+        </w:pBdr>
+      </w:pPr>
+      <w:r>
+        <w:rPr>
+          <w:color w:val="4A3F8C"/>
+        </w:rPr>
+        <w:t xml:space="preserve">- </w:t>
+      </w:r>
+      <w:r>
+        <w:rPr>
+          <w:b/>
+          <w:color w:val="4A3F8C"/>
+        </w:rPr>
+        <w:t>(b) Phần agent — ✅ Đã siết:</w:t>
+      </w:r>
+    </w:p>
+    <w:p>
+      <w:pPr>
+        <w:spacing w:before="40" w:after="40"/>
+        <w:ind w:left="567"/>
+        <w:pBdr>
+          <w:left w:val="single" w:sz="12" w:space="10" w:color="F05922"/>
+        </w:pBdr>
+      </w:pPr>
+      <w:r>
+        <w:rPr>
+          <w:color w:val="4A3F8C"/>
+        </w:rPr>
+        <w:t xml:space="preserve">1. </w:t>
+      </w:r>
+      <w:r>
+        <w:rPr>
+          <w:b/>
+          <w:color w:val="4A3F8C"/>
+        </w:rPr>
+        <w:t>Mặc định `AllowedClientIPs` → 3 dải LAN riêng RFC 1918</w:t>
+      </w:r>
+      <w:r>
+        <w:rPr>
+          <w:color w:val="4A3F8C"/>
+        </w:rPr>
+        <w:t xml:space="preserve"> (</w:t>
+      </w:r>
+      <w:r>
+        <w:rPr>
+          <w:rFonts w:ascii="Courier New" w:hAnsi="Courier New"/>
+          <w:color w:val="F05922"/>
+          <w:sz w:val="18"/>
+        </w:rPr>
+        <w:t>192.168.0.0/16,10.0.0.0/8,172.16.0.0/12</w:t>
+      </w:r>
+      <w:r>
+        <w:rPr>
+          <w:color w:val="4A3F8C"/>
+        </w:rPr>
+        <w:t xml:space="preserve">) thay </w:t>
+      </w:r>
+      <w:r>
+        <w:rPr>
+          <w:rFonts w:ascii="Courier New" w:hAnsi="Courier New"/>
+          <w:color w:val="F05922"/>
+          <w:sz w:val="18"/>
+        </w:rPr>
+        <w:t>0.0.0.0/0</w:t>
+      </w:r>
+      <w:r>
+        <w:rPr>
+          <w:color w:val="4A3F8C"/>
+        </w:rPr>
+        <w:t xml:space="preserve">, tại: </w:t>
+      </w:r>
+      <w:r>
+        <w:rPr>
+          <w:rFonts w:ascii="Courier New" w:hAnsi="Courier New"/>
+          <w:color w:val="F05922"/>
+          <w:sz w:val="18"/>
+        </w:rPr>
+        <w:t>CcuClient/ZcuRemoteInstallerService.cs</w:t>
+      </w:r>
+      <w:r>
+        <w:rPr>
+          <w:color w:val="4A3F8C"/>
+        </w:rPr>
+        <w:t xml:space="preserve"> (</w:t>
+      </w:r>
+      <w:r>
+        <w:rPr>
+          <w:rFonts w:ascii="Courier New" w:hAnsi="Courier New"/>
+          <w:color w:val="F05922"/>
+          <w:sz w:val="18"/>
+        </w:rPr>
+        <w:t>SshInstallerOptions.DefaultLanAllowedClientIPs</w:t>
+      </w:r>
+      <w:r>
+        <w:rPr>
+          <w:color w:val="4A3F8C"/>
+        </w:rPr>
+        <w:t xml:space="preserve">), </w:t>
+      </w:r>
+      <w:r>
+        <w:rPr>
+          <w:rFonts w:ascii="Courier New" w:hAnsi="Courier New"/>
+          <w:color w:val="F05922"/>
+          <w:sz w:val="18"/>
+        </w:rPr>
+        <w:t>CcuUI/Views/ZcuSetupWizardWindow.axaml(.cs)</w:t>
+      </w:r>
+      <w:r>
+        <w:rPr>
+          <w:color w:val="4A3F8C"/>
+        </w:rPr>
+        <w:t xml:space="preserve"> (giá trị mặc định ô nhập + fallback), </w:t>
+      </w:r>
+      <w:r>
+        <w:rPr>
+          <w:rFonts w:ascii="Courier New" w:hAnsi="Courier New"/>
+          <w:color w:val="F05922"/>
+          <w:sz w:val="18"/>
+        </w:rPr>
+        <w:t>scripts/setup-zcu-agent.sh</w:t>
+      </w:r>
+      <w:r>
+        <w:rPr>
+          <w:color w:val="4A3F8C"/>
+        </w:rPr>
+        <w:t xml:space="preserve">. </w:t>
+      </w:r>
+      <w:r>
+        <w:rPr>
+          <w:b/>
+          <w:color w:val="4A3F8C"/>
+        </w:rPr>
+        <w:t>Lý do chọn 3 dải RFC 1918 thay vì tự dò subnet:</w:t>
+      </w:r>
+      <w:r>
+        <w:rPr>
+          <w:color w:val="4A3F8C"/>
+        </w:rPr>
+        <w:t xml:space="preserve"> ZCU hiện tại (</w:t>
+      </w:r>
+      <w:r>
+        <w:rPr>
+          <w:rFonts w:ascii="Courier New" w:hAnsi="Courier New"/>
+          <w:color w:val="F05922"/>
+          <w:sz w:val="18"/>
+        </w:rPr>
+        <w:t>192.168.0.101</w:t>
+      </w:r>
+      <w:r>
+        <w:rPr>
+          <w:color w:val="4A3F8C"/>
+        </w:rPr>
+        <w:t xml:space="preserve">) và mọi CCU/ZCU LAN nội bộ đều nằm trong </w:t>
+      </w:r>
+      <w:r>
+        <w:rPr>
+          <w:rFonts w:ascii="Courier New" w:hAnsi="Courier New"/>
+          <w:color w:val="F05922"/>
+          <w:sz w:val="18"/>
+        </w:rPr>
+        <w:t>192.168.0.0/16</w:t>
+      </w:r>
+      <w:r>
+        <w:rPr>
+          <w:color w:val="4A3F8C"/>
+        </w:rPr>
+        <w:t xml:space="preserve"> → không phá kết nối hiện có; tự dò subnet của interface CCU có thể sai khi CCU nhiều NIC/VPN và tạo config khó đoán — 3 dải tĩnh dễ hiểu, chặn được toàn bộ IP public.</w:t>
+      </w:r>
+    </w:p>
+    <w:p>
+      <w:pPr>
+        <w:spacing w:before="40" w:after="40"/>
+        <w:ind w:left="567"/>
+        <w:pBdr>
+          <w:left w:val="single" w:sz="12" w:space="10" w:color="F05922"/>
+        </w:pBdr>
+      </w:pPr>
+      <w:r>
+        <w:rPr>
+          <w:color w:val="4A3F8C"/>
+        </w:rPr>
+        <w:t xml:space="preserve">2. </w:t>
+      </w:r>
+      <w:r>
+        <w:rPr>
+          <w:b/>
+          <w:color w:val="4A3F8C"/>
+        </w:rPr>
+        <w:t>Hỗ trợ nhiều CIDR phân tách dấu phẩy:</w:t>
+      </w:r>
+      <w:r>
+        <w:rPr>
+          <w:color w:val="4A3F8C"/>
+        </w:rPr>
+        <w:t xml:space="preserve"> installer C# tách chuỗi thành mảng JSON từng entry (</w:t>
+      </w:r>
+      <w:r>
+        <w:rPr>
+          <w:rFonts w:ascii="Courier New" w:hAnsi="Courier New"/>
+          <w:color w:val="F05922"/>
+          <w:sz w:val="18"/>
+        </w:rPr>
+        <w:t>AuthManager.IsInRange</w:t>
+      </w:r>
+      <w:r>
+        <w:rPr>
+          <w:color w:val="4A3F8C"/>
+        </w:rPr>
+        <w:t xml:space="preserve"> parse từng entry riêng — 1 entry gộp sẽ deny-all); script bash tách tương tự.</w:t>
+      </w:r>
+    </w:p>
+    <w:p>
+      <w:pPr>
+        <w:spacing w:before="40" w:after="40"/>
+        <w:ind w:left="567"/>
+        <w:pBdr>
+          <w:left w:val="single" w:sz="12" w:space="10" w:color="F05922"/>
+        </w:pBdr>
+      </w:pPr>
+      <w:r>
+        <w:rPr>
+          <w:color w:val="4A3F8C"/>
+        </w:rPr>
+        <w:t xml:space="preserve">3. </w:t>
+      </w:r>
+      <w:r>
+        <w:rPr>
+          <w:b/>
+          <w:color w:val="4A3F8C"/>
+        </w:rPr>
+        <w:t>Cảnh báo token yếu / mở toàn mạng:</w:t>
+      </w:r>
+      <w:r>
+        <w:rPr>
+          <w:color w:val="4A3F8C"/>
+        </w:rPr>
+        <w:t xml:space="preserve"> agent (</w:t>
+      </w:r>
+      <w:r>
+        <w:rPr>
+          <w:rFonts w:ascii="Courier New" w:hAnsi="Courier New"/>
+          <w:color w:val="F05922"/>
+          <w:sz w:val="18"/>
+        </w:rPr>
+        <w:t>ZcuAgent/RemoteControlHostedService.ValidateSecurityConfig</w:t>
+      </w:r>
+      <w:r>
+        <w:rPr>
+          <w:color w:val="4A3F8C"/>
+        </w:rPr>
+        <w:t>) log WARNING khi token &lt; 16 ký tự (không fail-fast để không phá deployment hiện có; cảnh báo 0.0.0.0/0 đã có sẵn từ audit S4); wizard (</w:t>
+      </w:r>
+      <w:r>
+        <w:rPr>
+          <w:rFonts w:ascii="Courier New" w:hAnsi="Courier New"/>
+          <w:color w:val="F05922"/>
+          <w:sz w:val="18"/>
+        </w:rPr>
+        <w:t>ZcuSetupWizardWindow</w:t>
+      </w:r>
+      <w:r>
+        <w:rPr>
+          <w:color w:val="4A3F8C"/>
+        </w:rPr>
+        <w:t xml:space="preserve">) ghi cảnh báo bảo mật vào Nhật ký Cài đặt khi token &lt; 16 ký tự hoặc AllowedClientIPs chứa </w:t>
+      </w:r>
+      <w:r>
+        <w:rPr>
+          <w:rFonts w:ascii="Courier New" w:hAnsi="Courier New"/>
+          <w:color w:val="F05922"/>
+          <w:sz w:val="18"/>
+        </w:rPr>
+        <w:t>0.0.0.0/0</w:t>
+      </w:r>
+      <w:r>
+        <w:rPr>
+          <w:color w:val="4A3F8C"/>
+        </w:rPr>
+        <w:t>/</w:t>
+      </w:r>
+      <w:r>
+        <w:rPr>
+          <w:rFonts w:ascii="Courier New" w:hAnsi="Courier New"/>
+          <w:color w:val="F05922"/>
+          <w:sz w:val="18"/>
+        </w:rPr>
+        <w:t>::/0</w:t>
+      </w:r>
+      <w:r>
+        <w:rPr>
+          <w:color w:val="4A3F8C"/>
+        </w:rPr>
+        <w:t>.</w:t>
+      </w:r>
+    </w:p>
+    <w:p>
+      <w:pPr>
+        <w:spacing w:before="40" w:after="40"/>
+        <w:ind w:left="567"/>
+        <w:pBdr>
+          <w:left w:val="single" w:sz="12" w:space="10" w:color="F05922"/>
+        </w:pBdr>
+      </w:pPr>
+      <w:r>
+        <w:rPr>
+          <w:color w:val="4A3F8C"/>
+        </w:rPr>
+        <w:t xml:space="preserve">4. </w:t>
+      </w:r>
+      <w:r>
+        <w:rPr>
+          <w:b/>
+          <w:color w:val="4A3F8C"/>
+        </w:rPr>
+        <w:t>File mẫu `ZcuAgent/appsettings.json` KHÔNG đổi được</w:t>
+      </w:r>
+      <w:r>
+        <w:rPr>
+          <w:color w:val="4A3F8C"/>
+        </w:rPr>
+        <w:t xml:space="preserve"> — bị hook </w:t>
+      </w:r>
+      <w:r>
+        <w:rPr>
+          <w:rFonts w:ascii="Courier New" w:hAnsi="Courier New"/>
+          <w:color w:val="F05922"/>
+          <w:sz w:val="18"/>
+        </w:rPr>
+        <w:t>config-protection</w:t>
+      </w:r>
+      <w:r>
+        <w:rPr>
+          <w:color w:val="4A3F8C"/>
+        </w:rPr>
+        <w:t xml:space="preserve"> chặn (đúng thiết kế). Không ảnh hưởng thực tế: installer/wizard/script luôn ghi đè file này khi deploy, và token placeholder khiến agent fail-fast nếu chạy file mẫu nguyên trạng.</w:t>
+      </w:r>
+    </w:p>
+    <w:p>
+      <w:pPr>
+        <w:spacing w:before="40" w:after="40"/>
+        <w:ind w:left="567"/>
+        <w:pBdr>
+          <w:left w:val="single" w:sz="12" w:space="10" w:color="F05922"/>
+        </w:pBdr>
+      </w:pPr>
+      <w:r>
+        <w:rPr>
+          <w:color w:val="4A3F8C"/>
+        </w:rPr>
+        <w:t xml:space="preserve">- </w:t>
+      </w:r>
+      <w:r>
+        <w:rPr>
+          <w:b/>
+          <w:color w:val="4A3F8C"/>
+        </w:rPr>
+        <w:t>Ảnh cần chụp lại (không chụp trong phiên này):</w:t>
+      </w:r>
+      <w:r>
+        <w:rPr>
+          <w:color w:val="4A3F8C"/>
+        </w:rPr>
+        <w:t xml:space="preserve"> </w:t>
+      </w:r>
+      <w:r>
+        <w:rPr>
+          <w:rFonts w:ascii="Courier New" w:hAnsi="Courier New"/>
+          <w:color w:val="F05922"/>
+          <w:sz w:val="18"/>
+        </w:rPr>
+        <w:t>docs/user-manuals/screenshots/zcu-setup-wizard-default.png</w:t>
+      </w:r>
+      <w:r>
+        <w:rPr>
+          <w:color w:val="4A3F8C"/>
+        </w:rPr>
+        <w:t xml:space="preserve"> (ô AllowedClientIPs nay hiển thị mặc định dải LAN thay vì </w:t>
+      </w:r>
+      <w:r>
+        <w:rPr>
+          <w:rFonts w:ascii="Courier New" w:hAnsi="Courier New"/>
+          <w:color w:val="F05922"/>
+          <w:sz w:val="18"/>
+        </w:rPr>
+        <w:t>0.0.0.0/0</w:t>
+      </w:r>
+      <w:r>
+        <w:rPr>
+          <w:color w:val="4A3F8C"/>
+        </w:rPr>
+        <w:t>).</w:t>
+      </w:r>
+    </w:p>
+    <w:p>
+      <w:pPr>
+        <w:pBdr>
+          <w:bottom w:val="single" w:sz="6" w:space="1" w:color="F05922"/>
+        </w:pBdr>
+        <w:spacing w:after="120"/>
+      </w:pPr>
+    </w:p>
+    <w:p>
+      <w:pPr>
+        <w:pStyle w:val="Heading2"/>
+        <w:spacing w:before="200" w:after="80"/>
+      </w:pPr>
+      <w:r>
+        <w:rPr>
+          <w:color w:val="F05922"/>
+          <w:sz w:val="28"/>
+        </w:rPr>
+        <w:t>Trạng thái sửa lỗi (2026-07-26 — senior-developer, WF-BUGFIX)</w:t>
+      </w:r>
+    </w:p>
+    <w:tbl>
+      <w:tblPr>
+        <w:tblStyle w:val="TableGrid"/>
+        <w:tblW w:type="auto" w:w="0"/>
+        <w:tblLook w:firstColumn="1" w:firstRow="1" w:lastColumn="0" w:lastRow="0" w:noHBand="0" w:noVBand="1" w:val="04A0"/>
+      </w:tblPr>
+      <w:tblGrid>
+        <w:gridCol w:w="3230"/>
+        <w:gridCol w:w="3230"/>
+        <w:gridCol w:w="3230"/>
+      </w:tblGrid>
+      <w:tr>
+        <w:tc>
+          <w:tcPr>
+            <w:tcW w:type="dxa" w:w="3230"/>
+            <w:shd w:val="clear" w:color="auto" w:fill="251C53"/>
+            <w:tcBorders>
+              <w:top w:val="single" w:sz="4" w:space="0" w:color="251C53"/>
+              <w:left w:val="single" w:sz="4" w:space="0" w:color="251C53"/>
+              <w:bottom w:val="single" w:sz="4" w:space="0" w:color="251C53"/>
+              <w:right w:val="single" w:sz="4" w:space="0" w:color="251C53"/>
+            </w:tcBorders>
+          </w:tcPr>
+          <w:p>
+            <w:r>
+              <w:rPr>
+                <w:b/>
+                <w:color w:val="FFFFFF"/>
+                <w:sz w:val="20"/>
+              </w:rPr>
+              <w:t>Finding</w:t>
+            </w:r>
+          </w:p>
+        </w:tc>
+        <w:tc>
+          <w:tcPr>
+            <w:tcW w:type="dxa" w:w="3230"/>
+            <w:shd w:val="clear" w:color="auto" w:fill="251C53"/>
+            <w:tcBorders>
+              <w:top w:val="single" w:sz="4" w:space="0" w:color="251C53"/>
+              <w:left w:val="single" w:sz="4" w:space="0" w:color="251C53"/>
+              <w:bottom w:val="single" w:sz="4" w:space="0" w:color="251C53"/>
+              <w:right w:val="single" w:sz="4" w:space="0" w:color="251C53"/>
+            </w:tcBorders>
+          </w:tcPr>
+          <w:p>
+            <w:r>
+              <w:rPr>
+                <w:b/>
+                <w:color w:val="FFFFFF"/>
+                <w:sz w:val="20"/>
+              </w:rPr>
+              <w:t>Trạng thái</w:t>
+            </w:r>
+          </w:p>
+        </w:tc>
+        <w:tc>
+          <w:tcPr>
+            <w:tcW w:type="dxa" w:w="3230"/>
+            <w:shd w:val="clear" w:color="auto" w:fill="251C53"/>
+            <w:tcBorders>
+              <w:top w:val="single" w:sz="4" w:space="0" w:color="251C53"/>
+              <w:left w:val="single" w:sz="4" w:space="0" w:color="251C53"/>
+              <w:bottom w:val="single" w:sz="4" w:space="0" w:color="251C53"/>
+              <w:right w:val="single" w:sz="4" w:space="0" w:color="251C53"/>
+            </w:tcBorders>
+          </w:tcPr>
+          <w:p>
+            <w:r>
+              <w:rPr>
+                <w:b/>
+                <w:color w:val="FFFFFF"/>
+                <w:sz w:val="20"/>
+              </w:rPr>
+              <w:t>File chính đã sửa</w:t>
+            </w:r>
+          </w:p>
+        </w:tc>
+      </w:tr>
+      <w:tr>
+        <w:tc>
+          <w:tcPr>
+            <w:tcW w:type="dxa" w:w="3230"/>
+            <w:tcBorders>
+              <w:top w:val="single" w:sz="4" w:space="0" w:color="CBCBCB"/>
+              <w:left w:val="single" w:sz="4" w:space="0" w:color="CBCBCB"/>
+              <w:bottom w:val="single" w:sz="4" w:space="0" w:color="CBCBCB"/>
+              <w:right w:val="single" w:sz="4" w:space="0" w:color="CBCBCB"/>
+            </w:tcBorders>
+          </w:tcPr>
+          <w:p>
+            <w:r>
+              <w:rPr>
+                <w:sz w:val="20"/>
+              </w:rPr>
+              <w:t>---</w:t>
+            </w:r>
+          </w:p>
+        </w:tc>
+        <w:tc>
+          <w:tcPr>
+            <w:tcW w:type="dxa" w:w="3230"/>
+            <w:tcBorders>
+              <w:top w:val="single" w:sz="4" w:space="0" w:color="CBCBCB"/>
+              <w:left w:val="single" w:sz="4" w:space="0" w:color="CBCBCB"/>
+              <w:bottom w:val="single" w:sz="4" w:space="0" w:color="CBCBCB"/>
+              <w:right w:val="single" w:sz="4" w:space="0" w:color="CBCBCB"/>
+            </w:tcBorders>
+          </w:tcPr>
+          <w:p>
+            <w:r>
+              <w:rPr>
+                <w:sz w:val="20"/>
+              </w:rPr>
+              <w:t>---</w:t>
+            </w:r>
+          </w:p>
+        </w:tc>
+        <w:tc>
+          <w:tcPr>
+            <w:tcW w:type="dxa" w:w="3230"/>
+            <w:tcBorders>
+              <w:top w:val="single" w:sz="4" w:space="0" w:color="CBCBCB"/>
+              <w:left w:val="single" w:sz="4" w:space="0" w:color="CBCBCB"/>
+              <w:bottom w:val="single" w:sz="4" w:space="0" w:color="CBCBCB"/>
+              <w:right w:val="single" w:sz="4" w:space="0" w:color="CBCBCB"/>
+            </w:tcBorders>
+          </w:tcPr>
+          <w:p>
+            <w:r>
+              <w:rPr>
+                <w:sz w:val="20"/>
+              </w:rPr>
+              <w:t>---</w:t>
+            </w:r>
+          </w:p>
+        </w:tc>
+      </w:tr>
+      <w:tr>
+        <w:tc>
+          <w:tcPr>
+            <w:tcW w:type="dxa" w:w="3230"/>
+            <w:shd w:val="clear" w:color="auto" w:fill="B8B3D6"/>
+            <w:tcBorders>
+              <w:top w:val="single" w:sz="4" w:space="0" w:color="CBCBCB"/>
+              <w:left w:val="single" w:sz="4" w:space="0" w:color="CBCBCB"/>
+              <w:bottom w:val="single" w:sz="4" w:space="0" w:color="CBCBCB"/>
+              <w:right w:val="single" w:sz="4" w:space="0" w:color="CBCBCB"/>
+            </w:tcBorders>
+          </w:tcPr>
+          <w:p>
+            <w:r>
+              <w:rPr>
+                <w:sz w:val="20"/>
+              </w:rPr>
+              <w:t>F01 Record tự dừng</w:t>
+            </w:r>
+          </w:p>
+        </w:tc>
+        <w:tc>
+          <w:tcPr>
+            <w:tcW w:type="dxa" w:w="3230"/>
+            <w:shd w:val="clear" w:color="auto" w:fill="B8B3D6"/>
+            <w:tcBorders>
+              <w:top w:val="single" w:sz="4" w:space="0" w:color="CBCBCB"/>
+              <w:left w:val="single" w:sz="4" w:space="0" w:color="CBCBCB"/>
+              <w:bottom w:val="single" w:sz="4" w:space="0" w:color="CBCBCB"/>
+              <w:right w:val="single" w:sz="4" w:space="0" w:color="CBCBCB"/>
+            </w:tcBorders>
+          </w:tcPr>
+          <w:p>
+            <w:r>
+              <w:rPr>
+                <w:sz w:val="20"/>
+              </w:rPr>
+              <w:t>✅ Đã sửa</w:t>
+            </w:r>
+          </w:p>
+        </w:tc>
+        <w:tc>
+          <w:tcPr>
+            <w:tcW w:type="dxa" w:w="3230"/>
+            <w:shd w:val="clear" w:color="auto" w:fill="B8B3D6"/>
+            <w:tcBorders>
+              <w:top w:val="single" w:sz="4" w:space="0" w:color="CBCBCB"/>
+              <w:left w:val="single" w:sz="4" w:space="0" w:color="CBCBCB"/>
+              <w:bottom w:val="single" w:sz="4" w:space="0" w:color="CBCBCB"/>
+              <w:right w:val="single" w:sz="4" w:space="0" w:color="CBCBCB"/>
+            </w:tcBorders>
+          </w:tcPr>
+          <w:p>
+            <w:r>
+              <w:rPr>
+                <w:rFonts w:ascii="Courier New" w:hAnsi="Courier New"/>
+                <w:color w:val="F05922"/>
+                <w:sz w:val="20"/>
+              </w:rPr>
+              <w:t>CcuClient/RemoteControlClient.cs</w:t>
+            </w:r>
+            <w:r>
+              <w:rPr>
+                <w:sz w:val="20"/>
+              </w:rPr>
+              <w:t xml:space="preserve"> (HandleFrameJpeg cập nhật resolution theo frame)</w:t>
+            </w:r>
+          </w:p>
+        </w:tc>
+      </w:tr>
+      <w:tr>
+        <w:tc>
+          <w:tcPr>
+            <w:tcW w:type="dxa" w:w="3230"/>
+            <w:tcBorders>
+              <w:top w:val="single" w:sz="4" w:space="0" w:color="CBCBCB"/>
+              <w:left w:val="single" w:sz="4" w:space="0" w:color="CBCBCB"/>
+              <w:bottom w:val="single" w:sz="4" w:space="0" w:color="CBCBCB"/>
+              <w:right w:val="single" w:sz="4" w:space="0" w:color="CBCBCB"/>
+            </w:tcBorders>
+          </w:tcPr>
+          <w:p>
+            <w:r>
+              <w:rPr>
+                <w:sz w:val="20"/>
+              </w:rPr>
+              <w:t>F02 Enterprise fail âm thầm</w:t>
+            </w:r>
+          </w:p>
+        </w:tc>
+        <w:tc>
+          <w:tcPr>
+            <w:tcW w:type="dxa" w:w="3230"/>
+            <w:tcBorders>
+              <w:top w:val="single" w:sz="4" w:space="0" w:color="CBCBCB"/>
+              <w:left w:val="single" w:sz="4" w:space="0" w:color="CBCBCB"/>
+              <w:bottom w:val="single" w:sz="4" w:space="0" w:color="CBCBCB"/>
+              <w:right w:val="single" w:sz="4" w:space="0" w:color="CBCBCB"/>
+            </w:tcBorders>
+          </w:tcPr>
+          <w:p>
+            <w:r>
+              <w:rPr>
+                <w:sz w:val="20"/>
+              </w:rPr>
+              <w:t>✅ Đã sửa</w:t>
+            </w:r>
+          </w:p>
+        </w:tc>
+        <w:tc>
+          <w:tcPr>
+            <w:tcW w:type="dxa" w:w="3230"/>
+            <w:tcBorders>
+              <w:top w:val="single" w:sz="4" w:space="0" w:color="CBCBCB"/>
+              <w:left w:val="single" w:sz="4" w:space="0" w:color="CBCBCB"/>
+              <w:bottom w:val="single" w:sz="4" w:space="0" w:color="CBCBCB"/>
+              <w:right w:val="single" w:sz="4" w:space="0" w:color="CBCBCB"/>
+            </w:tcBorders>
+          </w:tcPr>
+          <w:p>
+            <w:r>
+              <w:rPr>
+                <w:rFonts w:ascii="Courier New" w:hAnsi="Courier New"/>
+                <w:color w:val="F05922"/>
+                <w:sz w:val="20"/>
+              </w:rPr>
+              <w:t>ZcuAgent/Net/ClientSession.cs</w:t>
+            </w:r>
+            <w:r>
+              <w:rPr>
+                <w:sz w:val="20"/>
+              </w:rPr>
+              <w:t xml:space="preserve"> (version 1.1), </w:t>
+            </w:r>
+            <w:r>
+              <w:rPr>
+                <w:rFonts w:ascii="Courier New" w:hAnsi="Courier New"/>
+                <w:color w:val="F05922"/>
+                <w:sz w:val="20"/>
+              </w:rPr>
+              <w:t>CcuClient/RemoteControlClient.cs</w:t>
+            </w:r>
+            <w:r>
+              <w:rPr>
+                <w:sz w:val="20"/>
+              </w:rPr>
+              <w:t xml:space="preserve"> (ServerName), </w:t>
+            </w:r>
+            <w:r>
+              <w:rPr>
+                <w:rFonts w:ascii="Courier New" w:hAnsi="Courier New"/>
+                <w:color w:val="F05922"/>
+                <w:sz w:val="20"/>
+              </w:rPr>
+              <w:t>CcuUI/Views/RemoteScreenWindow.axaml.cs</w:t>
+            </w:r>
+            <w:r>
+              <w:rPr>
+                <w:sz w:val="20"/>
+              </w:rPr>
+              <w:t xml:space="preserve"> (timeout SysInfo 10s + cảnh báo agent cũ)</w:t>
+            </w:r>
+          </w:p>
+        </w:tc>
+      </w:tr>
+      <w:tr>
+        <w:tc>
+          <w:tcPr>
+            <w:tcW w:type="dxa" w:w="3230"/>
+            <w:shd w:val="clear" w:color="auto" w:fill="B8B3D6"/>
+            <w:tcBorders>
+              <w:top w:val="single" w:sz="4" w:space="0" w:color="CBCBCB"/>
+              <w:left w:val="single" w:sz="4" w:space="0" w:color="CBCBCB"/>
+              <w:bottom w:val="single" w:sz="4" w:space="0" w:color="CBCBCB"/>
+              <w:right w:val="single" w:sz="4" w:space="0" w:color="CBCBCB"/>
+            </w:tcBorders>
+          </w:tcPr>
+          <w:p>
+            <w:r>
+              <w:rPr>
+                <w:sz w:val="20"/>
+              </w:rPr>
+              <w:t>F03 Snippet dropdown không mở</w:t>
+            </w:r>
+          </w:p>
+        </w:tc>
+        <w:tc>
+          <w:tcPr>
+            <w:tcW w:type="dxa" w:w="3230"/>
+            <w:shd w:val="clear" w:color="auto" w:fill="B8B3D6"/>
+            <w:tcBorders>
+              <w:top w:val="single" w:sz="4" w:space="0" w:color="CBCBCB"/>
+              <w:left w:val="single" w:sz="4" w:space="0" w:color="CBCBCB"/>
+              <w:bottom w:val="single" w:sz="4" w:space="0" w:color="CBCBCB"/>
+              <w:right w:val="single" w:sz="4" w:space="0" w:color="CBCBCB"/>
+            </w:tcBorders>
+          </w:tcPr>
+          <w:p>
+            <w:r>
+              <w:rPr>
+                <w:sz w:val="20"/>
+              </w:rPr>
+              <w:t>✅ Đã sửa</w:t>
+            </w:r>
+          </w:p>
+        </w:tc>
+        <w:tc>
+          <w:tcPr>
+            <w:tcW w:type="dxa" w:w="3230"/>
+            <w:shd w:val="clear" w:color="auto" w:fill="B8B3D6"/>
+            <w:tcBorders>
+              <w:top w:val="single" w:sz="4" w:space="0" w:color="CBCBCB"/>
+              <w:left w:val="single" w:sz="4" w:space="0" w:color="CBCBCB"/>
+              <w:bottom w:val="single" w:sz="4" w:space="0" w:color="CBCBCB"/>
+              <w:right w:val="single" w:sz="4" w:space="0" w:color="CBCBCB"/>
+            </w:tcBorders>
+          </w:tcPr>
+          <w:p>
+            <w:r>
+              <w:rPr>
+                <w:rFonts w:ascii="Courier New" w:hAnsi="Courier New"/>
+                <w:color w:val="F05922"/>
+                <w:sz w:val="20"/>
+              </w:rPr>
+              <w:t>CcuUI/Views/RemoteCommandWindow.axaml.cs</w:t>
+            </w:r>
+            <w:r>
+              <w:rPr>
+                <w:sz w:val="20"/>
+              </w:rPr>
+              <w:t xml:space="preserve">, </w:t>
+            </w:r>
+            <w:r>
+              <w:rPr>
+                <w:rFonts w:ascii="Courier New" w:hAnsi="Courier New"/>
+                <w:color w:val="F05922"/>
+                <w:sz w:val="20"/>
+              </w:rPr>
+              <w:t>BulkActionWindow.axaml.cs</w:t>
+            </w:r>
+            <w:r>
+              <w:rPr>
+                <w:sz w:val="20"/>
+              </w:rPr>
+              <w:t xml:space="preserve"> (PopulateComplete trước khi mở)</w:t>
+            </w:r>
+          </w:p>
+        </w:tc>
+      </w:tr>
+      <w:tr>
+        <w:tc>
+          <w:tcPr>
+            <w:tcW w:type="dxa" w:w="3230"/>
+            <w:tcBorders>
+              <w:top w:val="single" w:sz="4" w:space="0" w:color="CBCBCB"/>
+              <w:left w:val="single" w:sz="4" w:space="0" w:color="CBCBCB"/>
+              <w:bottom w:val="single" w:sz="4" w:space="0" w:color="CBCBCB"/>
+              <w:right w:val="single" w:sz="4" w:space="0" w:color="CBCBCB"/>
+            </w:tcBorders>
+          </w:tcPr>
+          <w:p>
+            <w:r>
+              <w:rPr>
+                <w:sz w:val="20"/>
+              </w:rPr>
+              <w:t>F04 Status cũ không reset</w:t>
+            </w:r>
+          </w:p>
+        </w:tc>
+        <w:tc>
+          <w:tcPr>
+            <w:tcW w:type="dxa" w:w="3230"/>
+            <w:tcBorders>
+              <w:top w:val="single" w:sz="4" w:space="0" w:color="CBCBCB"/>
+              <w:left w:val="single" w:sz="4" w:space="0" w:color="CBCBCB"/>
+              <w:bottom w:val="single" w:sz="4" w:space="0" w:color="CBCBCB"/>
+              <w:right w:val="single" w:sz="4" w:space="0" w:color="CBCBCB"/>
+            </w:tcBorders>
+          </w:tcPr>
+          <w:p>
+            <w:r>
+              <w:rPr>
+                <w:sz w:val="20"/>
+              </w:rPr>
+              <w:t>✅ Đã sửa</w:t>
+            </w:r>
+          </w:p>
+        </w:tc>
+        <w:tc>
+          <w:tcPr>
+            <w:tcW w:type="dxa" w:w="3230"/>
+            <w:tcBorders>
+              <w:top w:val="single" w:sz="4" w:space="0" w:color="CBCBCB"/>
+              <w:left w:val="single" w:sz="4" w:space="0" w:color="CBCBCB"/>
+              <w:bottom w:val="single" w:sz="4" w:space="0" w:color="CBCBCB"/>
+              <w:right w:val="single" w:sz="4" w:space="0" w:color="CBCBCB"/>
+            </w:tcBorders>
+          </w:tcPr>
+          <w:p>
+            <w:r>
+              <w:rPr>
+                <w:rFonts w:ascii="Courier New" w:hAnsi="Courier New"/>
+                <w:color w:val="F05922"/>
+                <w:sz w:val="20"/>
+              </w:rPr>
+              <w:t>CcuUI/Views/ZcuSetupWizardWindow.axaml.cs</w:t>
+            </w:r>
+            <w:r>
+              <w:rPr>
+                <w:sz w:val="20"/>
+              </w:rPr>
+              <w:t xml:space="preserve">, </w:t>
+            </w:r>
+            <w:r>
+              <w:rPr>
+                <w:rFonts w:ascii="Courier New" w:hAnsi="Courier New"/>
+                <w:color w:val="F05922"/>
+                <w:sz w:val="20"/>
+              </w:rPr>
+              <w:t>RemoteAppInstallWindow.axaml.cs</w:t>
+            </w:r>
+          </w:p>
+        </w:tc>
+      </w:tr>
+      <w:tr>
+        <w:tc>
+          <w:tcPr>
+            <w:tcW w:type="dxa" w:w="3230"/>
+            <w:shd w:val="clear" w:color="auto" w:fill="B8B3D6"/>
+            <w:tcBorders>
+              <w:top w:val="single" w:sz="4" w:space="0" w:color="CBCBCB"/>
+              <w:left w:val="single" w:sz="4" w:space="0" w:color="CBCBCB"/>
+              <w:bottom w:val="single" w:sz="4" w:space="0" w:color="CBCBCB"/>
+              <w:right w:val="single" w:sz="4" w:space="0" w:color="CBCBCB"/>
+            </w:tcBorders>
+          </w:tcPr>
+          <w:p>
+            <w:r>
+              <w:rPr>
+                <w:sz w:val="20"/>
+              </w:rPr>
+              <w:t>F05 Raw exception BulkAction</w:t>
+            </w:r>
+          </w:p>
+        </w:tc>
+        <w:tc>
+          <w:tcPr>
+            <w:tcW w:type="dxa" w:w="3230"/>
+            <w:shd w:val="clear" w:color="auto" w:fill="B8B3D6"/>
+            <w:tcBorders>
+              <w:top w:val="single" w:sz="4" w:space="0" w:color="CBCBCB"/>
+              <w:left w:val="single" w:sz="4" w:space="0" w:color="CBCBCB"/>
+              <w:bottom w:val="single" w:sz="4" w:space="0" w:color="CBCBCB"/>
+              <w:right w:val="single" w:sz="4" w:space="0" w:color="CBCBCB"/>
+            </w:tcBorders>
+          </w:tcPr>
+          <w:p>
+            <w:r>
+              <w:rPr>
+                <w:sz w:val="20"/>
+              </w:rPr>
+              <w:t>✅ Đã sửa</w:t>
+            </w:r>
+          </w:p>
+        </w:tc>
+        <w:tc>
+          <w:tcPr>
+            <w:tcW w:type="dxa" w:w="3230"/>
+            <w:shd w:val="clear" w:color="auto" w:fill="B8B3D6"/>
+            <w:tcBorders>
+              <w:top w:val="single" w:sz="4" w:space="0" w:color="CBCBCB"/>
+              <w:left w:val="single" w:sz="4" w:space="0" w:color="CBCBCB"/>
+              <w:bottom w:val="single" w:sz="4" w:space="0" w:color="CBCBCB"/>
+              <w:right w:val="single" w:sz="4" w:space="0" w:color="CBCBCB"/>
+            </w:tcBorders>
+          </w:tcPr>
+          <w:p>
+            <w:r>
+              <w:rPr>
+                <w:rFonts w:ascii="Courier New" w:hAnsi="Courier New"/>
+                <w:color w:val="F05922"/>
+                <w:sz w:val="20"/>
+              </w:rPr>
+              <w:t>CcuUI/Views/BulkActionWindow.axaml.cs</w:t>
+            </w:r>
+            <w:r>
+              <w:rPr>
+                <w:sz w:val="20"/>
+              </w:rPr>
+              <w:t xml:space="preserve"> (ValidateSshProfile)</w:t>
+            </w:r>
+          </w:p>
+        </w:tc>
+      </w:tr>
+      <w:tr>
+        <w:tc>
+          <w:tcPr>
+            <w:tcW w:type="dxa" w:w="3230"/>
+            <w:tcBorders>
+              <w:top w:val="single" w:sz="4" w:space="0" w:color="CBCBCB"/>
+              <w:left w:val="single" w:sz="4" w:space="0" w:color="CBCBCB"/>
+              <w:bottom w:val="single" w:sz="4" w:space="0" w:color="CBCBCB"/>
+              <w:right w:val="single" w:sz="4" w:space="0" w:color="CBCBCB"/>
+            </w:tcBorders>
+          </w:tcPr>
+          <w:p>
+            <w:r>
+              <w:rPr>
+                <w:sz w:val="20"/>
+              </w:rPr>
+              <w:t>F06 Backdoor + agent mở toàn mạng</w:t>
+            </w:r>
+          </w:p>
+        </w:tc>
+        <w:tc>
+          <w:tcPr>
+            <w:tcW w:type="dxa" w:w="3230"/>
+            <w:tcBorders>
+              <w:top w:val="single" w:sz="4" w:space="0" w:color="CBCBCB"/>
+              <w:left w:val="single" w:sz="4" w:space="0" w:color="CBCBCB"/>
+              <w:bottom w:val="single" w:sz="4" w:space="0" w:color="CBCBCB"/>
+              <w:right w:val="single" w:sz="4" w:space="0" w:color="CBCBCB"/>
+            </w:tcBorders>
+          </w:tcPr>
+          <w:p>
+            <w:r>
+              <w:rPr>
+                <w:sz w:val="20"/>
+              </w:rPr>
+              <w:t>⚠️ Sửa phần agent (license giữ nguyên theo quyết định user)</w:t>
+            </w:r>
+          </w:p>
+        </w:tc>
+        <w:tc>
+          <w:tcPr>
+            <w:tcW w:type="dxa" w:w="3230"/>
+            <w:tcBorders>
+              <w:top w:val="single" w:sz="4" w:space="0" w:color="CBCBCB"/>
+              <w:left w:val="single" w:sz="4" w:space="0" w:color="CBCBCB"/>
+              <w:bottom w:val="single" w:sz="4" w:space="0" w:color="CBCBCB"/>
+              <w:right w:val="single" w:sz="4" w:space="0" w:color="CBCBCB"/>
+            </w:tcBorders>
+          </w:tcPr>
+          <w:p>
+            <w:r>
+              <w:rPr>
+                <w:rFonts w:ascii="Courier New" w:hAnsi="Courier New"/>
+                <w:color w:val="F05922"/>
+                <w:sz w:val="20"/>
+              </w:rPr>
+              <w:t>CcuClient/ZcuRemoteInstallerService.cs</w:t>
+            </w:r>
+            <w:r>
+              <w:rPr>
+                <w:sz w:val="20"/>
+              </w:rPr>
+              <w:t xml:space="preserve">, </w:t>
+            </w:r>
+            <w:r>
+              <w:rPr>
+                <w:rFonts w:ascii="Courier New" w:hAnsi="Courier New"/>
+                <w:color w:val="F05922"/>
+                <w:sz w:val="20"/>
+              </w:rPr>
+              <w:t>CcuUI/Views/ZcuSetupWizardWindow.axaml(.cs)</w:t>
+            </w:r>
+            <w:r>
+              <w:rPr>
+                <w:sz w:val="20"/>
+              </w:rPr>
+              <w:t xml:space="preserve">, </w:t>
+            </w:r>
+            <w:r>
+              <w:rPr>
+                <w:rFonts w:ascii="Courier New" w:hAnsi="Courier New"/>
+                <w:color w:val="F05922"/>
+                <w:sz w:val="20"/>
+              </w:rPr>
+              <w:t>scripts/setup-zcu-agent.sh</w:t>
+            </w:r>
+            <w:r>
+              <w:rPr>
+                <w:sz w:val="20"/>
+              </w:rPr>
+              <w:t xml:space="preserve">, </w:t>
+            </w:r>
+            <w:r>
+              <w:rPr>
+                <w:rFonts w:ascii="Courier New" w:hAnsi="Courier New"/>
+                <w:color w:val="F05922"/>
+                <w:sz w:val="20"/>
+              </w:rPr>
+              <w:t>ZcuAgent/RemoteControlHostedService.cs</w:t>
+            </w:r>
+          </w:p>
+        </w:tc>
+      </w:tr>
+    </w:tbl>
+    <w:p/>
+    <w:p>
+      <w:pPr>
+        <w:spacing w:after="80"/>
+      </w:pPr>
+      <w:r>
+        <w:rPr>
+          <w:sz w:val="21"/>
+        </w:rPr>
+        <w:t xml:space="preserve">Build verify: </w:t>
+      </w:r>
+      <w:r>
+        <w:rPr>
+          <w:rFonts w:ascii="Courier New" w:hAnsi="Courier New"/>
+          <w:color w:val="F05922"/>
+          <w:sz w:val="18"/>
+        </w:rPr>
+        <w:t>dotnet build IPGS.RemoteControl.CcuUI -c Release</w:t>
+      </w:r>
+      <w:r>
+        <w:rPr>
+          <w:sz w:val="21"/>
+        </w:rPr>
+        <w:t xml:space="preserve"> → </w:t>
+      </w:r>
+      <w:r>
+        <w:rPr>
+          <w:b/>
+          <w:sz w:val="21"/>
+        </w:rPr>
+        <w:t>0 Error</w:t>
+      </w:r>
+      <w:r>
+        <w:rPr>
+          <w:sz w:val="21"/>
+        </w:rPr>
+        <w:t xml:space="preserve"> (456 warnings = baseline full-rebuild đã biết); </w:t>
+      </w:r>
+      <w:r>
+        <w:rPr>
+          <w:rFonts w:ascii="Courier New" w:hAnsi="Courier New"/>
+          <w:color w:val="F05922"/>
+          <w:sz w:val="18"/>
+        </w:rPr>
+        <w:t>dotnet build IPGS.RemoteControl.ZcuAgent -c Release</w:t>
+      </w:r>
+      <w:r>
+        <w:rPr>
+          <w:sz w:val="21"/>
+        </w:rPr>
+        <w:t xml:space="preserve"> → </w:t>
+      </w:r>
+      <w:r>
+        <w:rPr>
+          <w:b/>
+          <w:sz w:val="21"/>
+        </w:rPr>
+        <w:t>0 Warning, 0 Error</w:t>
+      </w:r>
+      <w:r>
+        <w:rPr>
+          <w:sz w:val="21"/>
+        </w:rPr>
+        <w:t>.</w:t>
+      </w:r>
+    </w:p>
+    <w:p>
+      <w:pPr>
         <w:pBdr>
           <w:bottom w:val="single" w:sz="6" w:space="1" w:color="F05922"/>
         </w:pBdr>

--- a/docs/bugs/BUG-ccu-ui-findings-2026-07-26.docx
+++ b/docs/bugs/BUG-ccu-ui-findings-2026-07-26.docx
@@ -5657,6 +5657,1939 @@
         <w:t xml:space="preserve"> song song P01 thành công/P02 lỗi đúng như thiết kế; CronJob (đã chụp trước) thêm/xóa job bình thường.</w:t>
       </w:r>
     </w:p>
+    <w:p>
+      <w:pPr>
+        <w:pBdr>
+          <w:bottom w:val="single" w:sz="6" w:space="1" w:color="F05922"/>
+        </w:pBdr>
+        <w:spacing w:after="120"/>
+      </w:pPr>
+    </w:p>
+    <w:p>
+      <w:pPr>
+        <w:pStyle w:val="Heading2"/>
+        <w:spacing w:before="200" w:after="80"/>
+      </w:pPr>
+      <w:r>
+        <w:rPr>
+          <w:color w:val="F05922"/>
+          <w:sz w:val="28"/>
+        </w:rPr>
+        <w:t>Review của Tech Lead — 2026-07-26 22:17</w:t>
+      </w:r>
+    </w:p>
+    <w:p>
+      <w:pPr>
+        <w:spacing w:after="80"/>
+      </w:pPr>
+      <w:r>
+        <w:rPr>
+          <w:b/>
+          <w:sz w:val="21"/>
+        </w:rPr>
+        <w:t>Phạm vi:</w:t>
+      </w:r>
+      <w:r>
+        <w:rPr>
+          <w:sz w:val="21"/>
+        </w:rPr>
+        <w:t xml:space="preserve"> commit </w:t>
+      </w:r>
+      <w:r>
+        <w:rPr>
+          <w:rFonts w:ascii="Courier New" w:hAnsi="Courier New"/>
+          <w:color w:val="F05922"/>
+          <w:sz w:val="18"/>
+        </w:rPr>
+        <w:t>b5b8033</w:t>
+      </w:r>
+      <w:r>
+        <w:rPr>
+          <w:sz w:val="21"/>
+        </w:rPr>
+        <w:t xml:space="preserve"> (fix F01–F06 phần agent) + </w:t>
+      </w:r>
+      <w:r>
+        <w:rPr>
+          <w:rFonts w:ascii="Courier New" w:hAnsi="Courier New"/>
+          <w:color w:val="F05922"/>
+          <w:sz w:val="18"/>
+        </w:rPr>
+        <w:t>6e5084d</w:t>
+      </w:r>
+      <w:r>
+        <w:rPr>
+          <w:sz w:val="21"/>
+        </w:rPr>
+        <w:t xml:space="preserve"> (GOTCHAS G018). Đã đọc TOÀN BỘ diff, đối chiếu code liên quan ngoài diff (</w:t>
+      </w:r>
+      <w:r>
+        <w:rPr>
+          <w:rFonts w:ascii="Courier New" w:hAnsi="Courier New"/>
+          <w:color w:val="F05922"/>
+          <w:sz w:val="18"/>
+        </w:rPr>
+        <w:t>AuthManager.IsInRange</w:t>
+      </w:r>
+      <w:r>
+        <w:rPr>
+          <w:sz w:val="21"/>
+        </w:rPr>
+        <w:t xml:space="preserve">, </w:t>
+      </w:r>
+      <w:r>
+        <w:rPr>
+          <w:rFonts w:ascii="Courier New" w:hAnsi="Courier New"/>
+          <w:color w:val="F05922"/>
+          <w:sz w:val="18"/>
+        </w:rPr>
+        <w:t>SessionRecorder</w:t>
+      </w:r>
+      <w:r>
+        <w:rPr>
+          <w:sz w:val="21"/>
+        </w:rPr>
+        <w:t xml:space="preserve"> flow trong </w:t>
+      </w:r>
+      <w:r>
+        <w:rPr>
+          <w:rFonts w:ascii="Courier New" w:hAnsi="Courier New"/>
+          <w:color w:val="F05922"/>
+          <w:sz w:val="18"/>
+        </w:rPr>
+        <w:t>RemoteScreenWindow.OnFrameReceived</w:t>
+      </w:r>
+      <w:r>
+        <w:rPr>
+          <w:sz w:val="21"/>
+        </w:rPr>
+        <w:t>/</w:t>
+      </w:r>
+      <w:r>
+        <w:rPr>
+          <w:rFonts w:ascii="Courier New" w:hAnsi="Courier New"/>
+          <w:color w:val="F05922"/>
+          <w:sz w:val="18"/>
+        </w:rPr>
+        <w:t>OnRecordClick</w:t>
+      </w:r>
+      <w:r>
+        <w:rPr>
+          <w:sz w:val="21"/>
+        </w:rPr>
+        <w:t xml:space="preserve">, </w:t>
+      </w:r>
+      <w:r>
+        <w:rPr>
+          <w:rFonts w:ascii="Courier New" w:hAnsi="Courier New"/>
+          <w:color w:val="F05922"/>
+          <w:sz w:val="18"/>
+        </w:rPr>
+        <w:t>MessageCodec.DecodeHelloAck/DecodeFrameJpeg</w:t>
+      </w:r>
+      <w:r>
+        <w:rPr>
+          <w:sz w:val="21"/>
+        </w:rPr>
+        <w:t xml:space="preserve">, </w:t>
+      </w:r>
+      <w:r>
+        <w:rPr>
+          <w:rFonts w:ascii="Courier New" w:hAnsi="Courier New"/>
+          <w:color w:val="F05922"/>
+          <w:sz w:val="18"/>
+        </w:rPr>
+        <w:t>IRemoteControlClient</w:t>
+      </w:r>
+      <w:r>
+        <w:rPr>
+          <w:sz w:val="21"/>
+        </w:rPr>
+        <w:t xml:space="preserve">), và </w:t>
+      </w:r>
+      <w:r>
+        <w:rPr>
+          <w:b/>
+          <w:sz w:val="21"/>
+        </w:rPr>
+        <w:t>tự build lại</w:t>
+      </w:r>
+      <w:r>
+        <w:rPr>
+          <w:sz w:val="21"/>
+        </w:rPr>
+        <w:t xml:space="preserve"> để kiểm chứng (không tin báo cáo suông): CcuUI Release </w:t>
+      </w:r>
+      <w:r>
+        <w:rPr>
+          <w:b/>
+          <w:sz w:val="21"/>
+        </w:rPr>
+        <w:t>0 Error</w:t>
+      </w:r>
+      <w:r>
+        <w:rPr>
+          <w:sz w:val="21"/>
+        </w:rPr>
+        <w:t xml:space="preserve"> (456 warnings = baseline full-rebuild), ZcuAgent Release </w:t>
+      </w:r>
+      <w:r>
+        <w:rPr>
+          <w:b/>
+          <w:sz w:val="21"/>
+        </w:rPr>
+        <w:t>0 Warning 0 Error</w:t>
+      </w:r>
+      <w:r>
+        <w:rPr>
+          <w:sz w:val="21"/>
+        </w:rPr>
+        <w:t xml:space="preserve"> — khớp báo cáo Senior Developer.</w:t>
+      </w:r>
+    </w:p>
+    <w:p>
+      <w:pPr>
+        <w:pStyle w:val="Heading3"/>
+        <w:spacing w:before="160" w:after="60"/>
+      </w:pPr>
+      <w:r>
+        <w:rPr>
+          <w:color w:val="4A3F8C"/>
+          <w:sz w:val="24"/>
+        </w:rPr>
+        <w:t>Bảng verdict từng finding</w:t>
+      </w:r>
+    </w:p>
+    <w:tbl>
+      <w:tblPr>
+        <w:tblStyle w:val="TableGrid"/>
+        <w:tblW w:type="auto" w:w="0"/>
+        <w:tblLook w:firstColumn="1" w:firstRow="1" w:lastColumn="0" w:lastRow="0" w:noHBand="0" w:noVBand="1" w:val="04A0"/>
+      </w:tblPr>
+      <w:tblGrid>
+        <w:gridCol w:w="3230"/>
+        <w:gridCol w:w="3230"/>
+        <w:gridCol w:w="3230"/>
+      </w:tblGrid>
+      <w:tr>
+        <w:tc>
+          <w:tcPr>
+            <w:tcW w:type="dxa" w:w="3230"/>
+            <w:shd w:val="clear" w:color="auto" w:fill="251C53"/>
+            <w:tcBorders>
+              <w:top w:val="single" w:sz="4" w:space="0" w:color="251C53"/>
+              <w:left w:val="single" w:sz="4" w:space="0" w:color="251C53"/>
+              <w:bottom w:val="single" w:sz="4" w:space="0" w:color="251C53"/>
+              <w:right w:val="single" w:sz="4" w:space="0" w:color="251C53"/>
+            </w:tcBorders>
+          </w:tcPr>
+          <w:p>
+            <w:r>
+              <w:rPr>
+                <w:b/>
+                <w:color w:val="FFFFFF"/>
+                <w:sz w:val="20"/>
+              </w:rPr>
+              <w:t>Finding</w:t>
+            </w:r>
+          </w:p>
+        </w:tc>
+        <w:tc>
+          <w:tcPr>
+            <w:tcW w:type="dxa" w:w="3230"/>
+            <w:shd w:val="clear" w:color="auto" w:fill="251C53"/>
+            <w:tcBorders>
+              <w:top w:val="single" w:sz="4" w:space="0" w:color="251C53"/>
+              <w:left w:val="single" w:sz="4" w:space="0" w:color="251C53"/>
+              <w:bottom w:val="single" w:sz="4" w:space="0" w:color="251C53"/>
+              <w:right w:val="single" w:sz="4" w:space="0" w:color="251C53"/>
+            </w:tcBorders>
+          </w:tcPr>
+          <w:p>
+            <w:r>
+              <w:rPr>
+                <w:b/>
+                <w:color w:val="FFFFFF"/>
+                <w:sz w:val="20"/>
+              </w:rPr>
+              <w:t>Verdict</w:t>
+            </w:r>
+          </w:p>
+        </w:tc>
+        <w:tc>
+          <w:tcPr>
+            <w:tcW w:type="dxa" w:w="3230"/>
+            <w:shd w:val="clear" w:color="auto" w:fill="251C53"/>
+            <w:tcBorders>
+              <w:top w:val="single" w:sz="4" w:space="0" w:color="251C53"/>
+              <w:left w:val="single" w:sz="4" w:space="0" w:color="251C53"/>
+              <w:bottom w:val="single" w:sz="4" w:space="0" w:color="251C53"/>
+              <w:right w:val="single" w:sz="4" w:space="0" w:color="251C53"/>
+            </w:tcBorders>
+          </w:tcPr>
+          <w:p>
+            <w:r>
+              <w:rPr>
+                <w:b/>
+                <w:color w:val="FFFFFF"/>
+                <w:sz w:val="20"/>
+              </w:rPr>
+              <w:t>Lý do / bằng chứng</w:t>
+            </w:r>
+          </w:p>
+        </w:tc>
+      </w:tr>
+      <w:tr>
+        <w:tc>
+          <w:tcPr>
+            <w:tcW w:type="dxa" w:w="3230"/>
+            <w:tcBorders>
+              <w:top w:val="single" w:sz="4" w:space="0" w:color="CBCBCB"/>
+              <w:left w:val="single" w:sz="4" w:space="0" w:color="CBCBCB"/>
+              <w:bottom w:val="single" w:sz="4" w:space="0" w:color="CBCBCB"/>
+              <w:right w:val="single" w:sz="4" w:space="0" w:color="CBCBCB"/>
+            </w:tcBorders>
+          </w:tcPr>
+          <w:p>
+            <w:r>
+              <w:rPr>
+                <w:sz w:val="20"/>
+              </w:rPr>
+              <w:t>---</w:t>
+            </w:r>
+          </w:p>
+        </w:tc>
+        <w:tc>
+          <w:tcPr>
+            <w:tcW w:type="dxa" w:w="3230"/>
+            <w:tcBorders>
+              <w:top w:val="single" w:sz="4" w:space="0" w:color="CBCBCB"/>
+              <w:left w:val="single" w:sz="4" w:space="0" w:color="CBCBCB"/>
+              <w:bottom w:val="single" w:sz="4" w:space="0" w:color="CBCBCB"/>
+              <w:right w:val="single" w:sz="4" w:space="0" w:color="CBCBCB"/>
+            </w:tcBorders>
+          </w:tcPr>
+          <w:p>
+            <w:r>
+              <w:rPr>
+                <w:sz w:val="20"/>
+              </w:rPr>
+              <w:t>---</w:t>
+            </w:r>
+          </w:p>
+        </w:tc>
+        <w:tc>
+          <w:tcPr>
+            <w:tcW w:type="dxa" w:w="3230"/>
+            <w:tcBorders>
+              <w:top w:val="single" w:sz="4" w:space="0" w:color="CBCBCB"/>
+              <w:left w:val="single" w:sz="4" w:space="0" w:color="CBCBCB"/>
+              <w:bottom w:val="single" w:sz="4" w:space="0" w:color="CBCBCB"/>
+              <w:right w:val="single" w:sz="4" w:space="0" w:color="CBCBCB"/>
+            </w:tcBorders>
+          </w:tcPr>
+          <w:p>
+            <w:r>
+              <w:rPr>
+                <w:sz w:val="20"/>
+              </w:rPr>
+              <w:t>---</w:t>
+            </w:r>
+          </w:p>
+        </w:tc>
+      </w:tr>
+      <w:tr>
+        <w:tc>
+          <w:tcPr>
+            <w:tcW w:type="dxa" w:w="3230"/>
+            <w:shd w:val="clear" w:color="auto" w:fill="B8B3D6"/>
+            <w:tcBorders>
+              <w:top w:val="single" w:sz="4" w:space="0" w:color="CBCBCB"/>
+              <w:left w:val="single" w:sz="4" w:space="0" w:color="CBCBCB"/>
+              <w:bottom w:val="single" w:sz="4" w:space="0" w:color="CBCBCB"/>
+              <w:right w:val="single" w:sz="4" w:space="0" w:color="CBCBCB"/>
+            </w:tcBorders>
+          </w:tcPr>
+          <w:p>
+            <w:r>
+              <w:rPr>
+                <w:b/>
+                <w:sz w:val="20"/>
+              </w:rPr>
+              <w:t>F01</w:t>
+            </w:r>
+            <w:r>
+              <w:rPr>
+                <w:sz w:val="20"/>
+              </w:rPr>
+              <w:t xml:space="preserve"> — resolution theo frame</w:t>
+            </w:r>
+          </w:p>
+        </w:tc>
+        <w:tc>
+          <w:tcPr>
+            <w:tcW w:type="dxa" w:w="3230"/>
+            <w:shd w:val="clear" w:color="auto" w:fill="B8B3D6"/>
+            <w:tcBorders>
+              <w:top w:val="single" w:sz="4" w:space="0" w:color="CBCBCB"/>
+              <w:left w:val="single" w:sz="4" w:space="0" w:color="CBCBCB"/>
+              <w:bottom w:val="single" w:sz="4" w:space="0" w:color="CBCBCB"/>
+              <w:right w:val="single" w:sz="4" w:space="0" w:color="CBCBCB"/>
+            </w:tcBorders>
+          </w:tcPr>
+          <w:p>
+            <w:r>
+              <w:rPr>
+                <w:b/>
+                <w:sz w:val="20"/>
+              </w:rPr>
+              <w:t>APPROVE-WITH-COMMENT</w:t>
+            </w:r>
+          </w:p>
+        </w:tc>
+        <w:tc>
+          <w:tcPr>
+            <w:tcW w:type="dxa" w:w="3230"/>
+            <w:shd w:val="clear" w:color="auto" w:fill="B8B3D6"/>
+            <w:tcBorders>
+              <w:top w:val="single" w:sz="4" w:space="0" w:color="CBCBCB"/>
+              <w:left w:val="single" w:sz="4" w:space="0" w:color="CBCBCB"/>
+              <w:bottom w:val="single" w:sz="4" w:space="0" w:color="CBCBCB"/>
+              <w:right w:val="single" w:sz="4" w:space="0" w:color="CBCBCB"/>
+            </w:tcBorders>
+          </w:tcPr>
+          <w:p>
+            <w:r>
+              <w:rPr>
+                <w:sz w:val="20"/>
+              </w:rPr>
+              <w:t xml:space="preserve">Đúng root cause: </w:t>
+            </w:r>
+            <w:r>
+              <w:rPr>
+                <w:rFonts w:ascii="Courier New" w:hAnsi="Courier New"/>
+                <w:color w:val="F05922"/>
+                <w:sz w:val="20"/>
+              </w:rPr>
+              <w:t>OnRecordClick</w:t>
+            </w:r>
+            <w:r>
+              <w:rPr>
+                <w:sz w:val="20"/>
+              </w:rPr>
+              <w:t xml:space="preserve"> (</w:t>
+            </w:r>
+            <w:r>
+              <w:rPr>
+                <w:rFonts w:ascii="Courier New" w:hAnsi="Courier New"/>
+                <w:color w:val="F05922"/>
+                <w:sz w:val="20"/>
+              </w:rPr>
+              <w:t>RemoteScreenWindow.axaml.cs:263</w:t>
+            </w:r>
+            <w:r>
+              <w:rPr>
+                <w:sz w:val="20"/>
+              </w:rPr>
+              <w:t xml:space="preserve">) đọc </w:t>
+            </w:r>
+            <w:r>
+              <w:rPr>
+                <w:rFonts w:ascii="Courier New" w:hAnsi="Courier New"/>
+                <w:color w:val="F05922"/>
+                <w:sz w:val="20"/>
+              </w:rPr>
+              <w:t>Client.ScreenWidth/Height</w:t>
+            </w:r>
+            <w:r>
+              <w:rPr>
+                <w:sz w:val="20"/>
+              </w:rPr>
+              <w:t xml:space="preserve"> vốn chỉ set 1 lần lúc HELLO_ACK; nay </w:t>
+            </w:r>
+            <w:r>
+              <w:rPr>
+                <w:rFonts w:ascii="Courier New" w:hAnsi="Courier New"/>
+                <w:color w:val="F05922"/>
+                <w:sz w:val="20"/>
+              </w:rPr>
+              <w:t>HandleFrameJpeg</w:t>
+            </w:r>
+            <w:r>
+              <w:rPr>
+                <w:sz w:val="20"/>
+              </w:rPr>
+              <w:t xml:space="preserve"> (</w:t>
+            </w:r>
+            <w:r>
+              <w:rPr>
+                <w:rFonts w:ascii="Courier New" w:hAnsi="Courier New"/>
+                <w:color w:val="F05922"/>
+                <w:sz w:val="20"/>
+              </w:rPr>
+              <w:t>RemoteControlClient.cs:381-386</w:t>
+            </w:r>
+            <w:r>
+              <w:rPr>
+                <w:sz w:val="20"/>
+              </w:rPr>
+              <w:t xml:space="preserve">) cập nhật theo từng frame có guard </w:t>
+            </w:r>
+            <w:r>
+              <w:rPr>
+                <w:rFonts w:ascii="Courier New" w:hAnsi="Courier New"/>
+                <w:color w:val="F05922"/>
+                <w:sz w:val="20"/>
+              </w:rPr>
+              <w:t>&gt; 0</w:t>
+            </w:r>
+            <w:r>
+              <w:rPr>
+                <w:sz w:val="20"/>
+              </w:rPr>
+              <w:t xml:space="preserve"> (chặn frame lỗi decode). Case "đổi độ phân giải GIỮA lúc đang record" vẫn được guard cũ tại </w:t>
+            </w:r>
+            <w:r>
+              <w:rPr>
+                <w:rFonts w:ascii="Courier New" w:hAnsi="Courier New"/>
+                <w:color w:val="F05922"/>
+                <w:sz w:val="20"/>
+              </w:rPr>
+              <w:t>RemoteScreenWindow.axaml.cs:111-126</w:t>
+            </w:r>
+            <w:r>
+              <w:rPr>
+                <w:sz w:val="20"/>
+              </w:rPr>
+              <w:t xml:space="preserve"> xử lý đúng (dừng ghi, báo user — AVI header cố định, không thể ghi tiếp). </w:t>
+            </w:r>
+            <w:r>
+              <w:rPr>
+                <w:b/>
+                <w:sz w:val="20"/>
+              </w:rPr>
+              <w:t>Nit:</w:t>
+            </w:r>
+            <w:r>
+              <w:rPr>
+                <w:sz w:val="20"/>
+              </w:rPr>
+              <w:t xml:space="preserve"> </w:t>
+            </w:r>
+            <w:r>
+              <w:rPr>
+                <w:rFonts w:ascii="Courier New" w:hAnsi="Courier New"/>
+                <w:color w:val="F05922"/>
+                <w:sz w:val="20"/>
+              </w:rPr>
+              <w:t>_screenWidth/_screenHeight</w:t>
+            </w:r>
+            <w:r>
+              <w:rPr>
+                <w:sz w:val="20"/>
+              </w:rPr>
+              <w:t xml:space="preserve"> không </w:t>
+            </w:r>
+            <w:r>
+              <w:rPr>
+                <w:rFonts w:ascii="Courier New" w:hAnsi="Courier New"/>
+                <w:color w:val="F05922"/>
+                <w:sz w:val="20"/>
+              </w:rPr>
+              <w:t>volatile</w:t>
+            </w:r>
+            <w:r>
+              <w:rPr>
+                <w:sz w:val="20"/>
+              </w:rPr>
+              <w:t xml:space="preserve"> và cặp W/H có thể tearing lý thuyết giữa receive-thread (ghi) và UI thread (đọc lúc tạo recorder) — hậu quả tối đa là recorder bị guard dừng ngay ở frame kế (hành vi an toàn), chấp nhận được; ghi chú để cân nhắc gom W×H vào 1 struct/long atomic khi refactor.</w:t>
+            </w:r>
+          </w:p>
+        </w:tc>
+      </w:tr>
+      <w:tr>
+        <w:tc>
+          <w:tcPr>
+            <w:tcW w:type="dxa" w:w="3230"/>
+            <w:tcBorders>
+              <w:top w:val="single" w:sz="4" w:space="0" w:color="CBCBCB"/>
+              <w:left w:val="single" w:sz="4" w:space="0" w:color="CBCBCB"/>
+              <w:bottom w:val="single" w:sz="4" w:space="0" w:color="CBCBCB"/>
+              <w:right w:val="single" w:sz="4" w:space="0" w:color="CBCBCB"/>
+            </w:tcBorders>
+          </w:tcPr>
+          <w:p>
+            <w:r>
+              <w:rPr>
+                <w:b/>
+                <w:sz w:val="20"/>
+              </w:rPr>
+              <w:t>F02</w:t>
+            </w:r>
+            <w:r>
+              <w:rPr>
+                <w:sz w:val="20"/>
+              </w:rPr>
+              <w:t xml:space="preserve"> — version 1.1 + timeout SysInfo</w:t>
+            </w:r>
+          </w:p>
+        </w:tc>
+        <w:tc>
+          <w:tcPr>
+            <w:tcW w:type="dxa" w:w="3230"/>
+            <w:tcBorders>
+              <w:top w:val="single" w:sz="4" w:space="0" w:color="CBCBCB"/>
+              <w:left w:val="single" w:sz="4" w:space="0" w:color="CBCBCB"/>
+              <w:bottom w:val="single" w:sz="4" w:space="0" w:color="CBCBCB"/>
+              <w:right w:val="single" w:sz="4" w:space="0" w:color="CBCBCB"/>
+            </w:tcBorders>
+          </w:tcPr>
+          <w:p>
+            <w:r>
+              <w:rPr>
+                <w:b/>
+                <w:sz w:val="20"/>
+              </w:rPr>
+              <w:t>APPROVE-WITH-COMMENT</w:t>
+            </w:r>
+          </w:p>
+        </w:tc>
+        <w:tc>
+          <w:tcPr>
+            <w:tcW w:type="dxa" w:w="3230"/>
+            <w:tcBorders>
+              <w:top w:val="single" w:sz="4" w:space="0" w:color="CBCBCB"/>
+              <w:left w:val="single" w:sz="4" w:space="0" w:color="CBCBCB"/>
+              <w:bottom w:val="single" w:sz="4" w:space="0" w:color="CBCBCB"/>
+              <w:right w:val="single" w:sz="4" w:space="0" w:color="CBCBCB"/>
+            </w:tcBorders>
+          </w:tcPr>
+          <w:p>
+            <w:r>
+              <w:rPr>
+                <w:b/>
+                <w:sz w:val="20"/>
+              </w:rPr>
+              <w:t>Backward compat 2 chiều đã kiểm chứng:</w:t>
+            </w:r>
+            <w:r>
+              <w:rPr>
+                <w:sz w:val="20"/>
+              </w:rPr>
+              <w:t xml:space="preserve"> (1) client CŨ + agent MỚI — client cũ chỉ log </w:t>
+            </w:r>
+            <w:r>
+              <w:rPr>
+                <w:rFonts w:ascii="Courier New" w:hAnsi="Courier New"/>
+                <w:color w:val="F05922"/>
+                <w:sz w:val="20"/>
+              </w:rPr>
+              <w:t>serverName</w:t>
+            </w:r>
+            <w:r>
+              <w:rPr>
+                <w:sz w:val="20"/>
+              </w:rPr>
+              <w:t xml:space="preserve"> (</w:t>
+            </w:r>
+            <w:r>
+              <w:rPr>
+                <w:rFonts w:ascii="Courier New" w:hAnsi="Courier New"/>
+                <w:color w:val="F05922"/>
+                <w:sz w:val="20"/>
+              </w:rPr>
+              <w:t>RemoteControlClient.cs:261</w:t>
+            </w:r>
+            <w:r>
+              <w:rPr>
+                <w:sz w:val="20"/>
+              </w:rPr>
+              <w:t xml:space="preserve">), chuỗi "ZcuAgent/1.1" không được parse ở client cũ → không crash; (2) client MỚI + agent CŨ — </w:t>
+            </w:r>
+            <w:r>
+              <w:rPr>
+                <w:rFonts w:ascii="Courier New" w:hAnsi="Courier New"/>
+                <w:color w:val="F05922"/>
+                <w:sz w:val="20"/>
+              </w:rPr>
+              <w:t>IsAgentOutdated</w:t>
+            </w:r>
+            <w:r>
+              <w:rPr>
+                <w:sz w:val="20"/>
+              </w:rPr>
+              <w:t xml:space="preserve"> (</w:t>
+            </w:r>
+            <w:r>
+              <w:rPr>
+                <w:rFonts w:ascii="Courier New" w:hAnsi="Courier New"/>
+                <w:color w:val="F05922"/>
+                <w:sz w:val="20"/>
+              </w:rPr>
+              <w:t>RemoteScreenWindow.axaml.cs:163-168</w:t>
+            </w:r>
+            <w:r>
+              <w:rPr>
+                <w:sz w:val="20"/>
+              </w:rPr>
+              <w:t xml:space="preserve">) parse phòng thủ bằng </w:t>
+            </w:r>
+            <w:r>
+              <w:rPr>
+                <w:rFonts w:ascii="Courier New" w:hAnsi="Courier New"/>
+                <w:color w:val="F05922"/>
+                <w:sz w:val="20"/>
+              </w:rPr>
+              <w:t>Version.TryParse</w:t>
+            </w:r>
+            <w:r>
+              <w:rPr>
+                <w:sz w:val="20"/>
+              </w:rPr>
+              <w:t xml:space="preserve">, chuỗi lạ/không đúng định dạng → coi là outdated và CHỈ cảnh báo (1 lần nhờ </w:t>
+            </w:r>
+            <w:r>
+              <w:rPr>
+                <w:rFonts w:ascii="Courier New" w:hAnsi="Courier New"/>
+                <w:color w:val="F05922"/>
+                <w:sz w:val="20"/>
+              </w:rPr>
+              <w:t>_agentVersionWarned</w:t>
+            </w:r>
+            <w:r>
+              <w:rPr>
+                <w:sz w:val="20"/>
+              </w:rPr>
+              <w:t xml:space="preserve">), không crash. Threading đúng: </w:t>
+            </w:r>
+            <w:r>
+              <w:rPr>
+                <w:rFonts w:ascii="Courier New" w:hAnsi="Courier New"/>
+                <w:color w:val="F05922"/>
+                <w:sz w:val="20"/>
+              </w:rPr>
+              <w:t>OnClientStateChanged</w:t>
+            </w:r>
+            <w:r>
+              <w:rPr>
+                <w:sz w:val="20"/>
+              </w:rPr>
+              <w:t xml:space="preserve"> chạy trên connect/receive-thread nhưng dialog qua </w:t>
+            </w:r>
+            <w:r>
+              <w:rPr>
+                <w:rFonts w:ascii="Courier New" w:hAnsi="Courier New"/>
+                <w:color w:val="F05922"/>
+                <w:sz w:val="20"/>
+              </w:rPr>
+              <w:t>Dispatcher.UIThread.Post</w:t>
+            </w:r>
+            <w:r>
+              <w:rPr>
+                <w:sz w:val="20"/>
+              </w:rPr>
+              <w:t xml:space="preserve"> (dòng 153); </w:t>
+            </w:r>
+            <w:r>
+              <w:rPr>
+                <w:rFonts w:ascii="Courier New" w:hAnsi="Courier New"/>
+                <w:color w:val="F05922"/>
+                <w:sz w:val="20"/>
+              </w:rPr>
+              <w:t>OnSysInfoClick</w:t>
+            </w:r>
+            <w:r>
+              <w:rPr>
+                <w:sz w:val="20"/>
+              </w:rPr>
+              <w:t xml:space="preserve"> là async void event handler → continuation sau </w:t>
+            </w:r>
+            <w:r>
+              <w:rPr>
+                <w:rFonts w:ascii="Courier New" w:hAnsi="Courier New"/>
+                <w:color w:val="F05922"/>
+                <w:sz w:val="20"/>
+              </w:rPr>
+              <w:t>Task.Delay</w:t>
+            </w:r>
+            <w:r>
+              <w:rPr>
+                <w:sz w:val="20"/>
+              </w:rPr>
+              <w:t xml:space="preserve"> quay về UI thread (Avalonia sync context) → </w:t>
+            </w:r>
+            <w:r>
+              <w:rPr>
+                <w:rFonts w:ascii="Courier New" w:hAnsi="Courier New"/>
+                <w:color w:val="F05922"/>
+                <w:sz w:val="20"/>
+              </w:rPr>
+              <w:t>ShowInfoDialog</w:t>
+            </w:r>
+            <w:r>
+              <w:rPr>
+                <w:sz w:val="20"/>
+              </w:rPr>
+              <w:t xml:space="preserve"> an toàn; đóng cửa sổ hủy CTS trong </w:t>
+            </w:r>
+            <w:r>
+              <w:rPr>
+                <w:rFonts w:ascii="Courier New" w:hAnsi="Courier New"/>
+                <w:color w:val="F05922"/>
+                <w:sz w:val="20"/>
+              </w:rPr>
+              <w:t>OnClosing</w:t>
+            </w:r>
+            <w:r>
+              <w:rPr>
+                <w:sz w:val="20"/>
+              </w:rPr>
+              <w:t xml:space="preserve"> → không dialog mồ côi. Timeout 10s: chấp nhận được — SysInfoResp là payload nhỏ, và dialog chỉ mang tính hướng dẫn ("thử lại sau"), false-positive trên mạng chậm không gây hại chức năng. </w:t>
+            </w:r>
+            <w:r>
+              <w:rPr>
+                <w:b/>
+                <w:sz w:val="20"/>
+              </w:rPr>
+              <w:t>Nit 1:</w:t>
+            </w:r>
+            <w:r>
+              <w:rPr>
+                <w:sz w:val="20"/>
+              </w:rPr>
+              <w:t xml:space="preserve"> </w:t>
+            </w:r>
+            <w:r>
+              <w:rPr>
+                <w:rFonts w:ascii="Courier New" w:hAnsi="Courier New"/>
+                <w:color w:val="F05922"/>
+                <w:sz w:val="20"/>
+              </w:rPr>
+              <w:t>ServerName</w:t>
+            </w:r>
+            <w:r>
+              <w:rPr>
+                <w:sz w:val="20"/>
+              </w:rPr>
+              <w:t xml:space="preserve"> chưa thêm vào </w:t>
+            </w:r>
+            <w:r>
+              <w:rPr>
+                <w:rFonts w:ascii="Courier New" w:hAnsi="Courier New"/>
+                <w:color w:val="F05922"/>
+                <w:sz w:val="20"/>
+              </w:rPr>
+              <w:t>IRemoteControlClient</w:t>
+            </w:r>
+            <w:r>
+              <w:rPr>
+                <w:sz w:val="20"/>
+              </w:rPr>
+              <w:t xml:space="preserve"> (build pass vì </w:t>
+            </w:r>
+            <w:r>
+              <w:rPr>
+                <w:rFonts w:ascii="Courier New" w:hAnsi="Courier New"/>
+                <w:color w:val="F05922"/>
+                <w:sz w:val="20"/>
+              </w:rPr>
+              <w:t>RemoteScreenViewModel.Client</w:t>
+            </w:r>
+            <w:r>
+              <w:rPr>
+                <w:sz w:val="20"/>
+              </w:rPr>
+              <w:t xml:space="preserve"> expose concrete class — </w:t>
+            </w:r>
+            <w:r>
+              <w:rPr>
+                <w:rFonts w:ascii="Courier New" w:hAnsi="Courier New"/>
+                <w:color w:val="F05922"/>
+                <w:sz w:val="20"/>
+              </w:rPr>
+              <w:t>RemoteScreenViewModel.cs:21</w:t>
+            </w:r>
+            <w:r>
+              <w:rPr>
+                <w:sz w:val="20"/>
+              </w:rPr>
+              <w:t xml:space="preserve">) — thêm vào interface cho nhất quán với </w:t>
+            </w:r>
+            <w:r>
+              <w:rPr>
+                <w:rFonts w:ascii="Courier New" w:hAnsi="Courier New"/>
+                <w:color w:val="F05922"/>
+                <w:sz w:val="20"/>
+              </w:rPr>
+              <w:t>ScreenWidth/Height</w:t>
+            </w:r>
+            <w:r>
+              <w:rPr>
+                <w:sz w:val="20"/>
+              </w:rPr>
+              <w:t xml:space="preserve">. </w:t>
+            </w:r>
+            <w:r>
+              <w:rPr>
+                <w:b/>
+                <w:sz w:val="20"/>
+              </w:rPr>
+              <w:t>Nit 2:</w:t>
+            </w:r>
+            <w:r>
+              <w:rPr>
+                <w:sz w:val="20"/>
+              </w:rPr>
+              <w:t xml:space="preserve"> </w:t>
+            </w:r>
+            <w:r>
+              <w:rPr>
+                <w:rFonts w:ascii="Courier New" w:hAnsi="Courier New"/>
+                <w:color w:val="F05922"/>
+                <w:sz w:val="20"/>
+              </w:rPr>
+              <w:t>CancellationTokenSource</w:t>
+            </w:r>
+            <w:r>
+              <w:rPr>
+                <w:sz w:val="20"/>
+              </w:rPr>
+              <w:t xml:space="preserve"> không được </w:t>
+            </w:r>
+            <w:r>
+              <w:rPr>
+                <w:rFonts w:ascii="Courier New" w:hAnsi="Courier New"/>
+                <w:color w:val="F05922"/>
+                <w:sz w:val="20"/>
+              </w:rPr>
+              <w:t>Dispose</w:t>
+            </w:r>
+            <w:r>
+              <w:rPr>
+                <w:sz w:val="20"/>
+              </w:rPr>
+              <w:t xml:space="preserve"> sau dùng — leak nhỏ, dọn khi tiện. </w:t>
+            </w:r>
+            <w:r>
+              <w:rPr>
+                <w:b/>
+                <w:sz w:val="20"/>
+              </w:rPr>
+              <w:t>FYI:</w:t>
+            </w:r>
+            <w:r>
+              <w:rPr>
+                <w:sz w:val="20"/>
+              </w:rPr>
+              <w:t xml:space="preserve"> SysInfoResp trễ của request TRƯỚC có thể cancel nhầm timer của request SAU — hậu quả chỉ là mất 1 cảnh báo trong khi dữ liệu thật đã về, chấp nhận.</w:t>
+            </w:r>
+          </w:p>
+        </w:tc>
+      </w:tr>
+      <w:tr>
+        <w:tc>
+          <w:tcPr>
+            <w:tcW w:type="dxa" w:w="3230"/>
+            <w:shd w:val="clear" w:color="auto" w:fill="B8B3D6"/>
+            <w:tcBorders>
+              <w:top w:val="single" w:sz="4" w:space="0" w:color="CBCBCB"/>
+              <w:left w:val="single" w:sz="4" w:space="0" w:color="CBCBCB"/>
+              <w:bottom w:val="single" w:sz="4" w:space="0" w:color="CBCBCB"/>
+              <w:right w:val="single" w:sz="4" w:space="0" w:color="CBCBCB"/>
+            </w:tcBorders>
+          </w:tcPr>
+          <w:p>
+            <w:r>
+              <w:rPr>
+                <w:b/>
+                <w:sz w:val="20"/>
+              </w:rPr>
+              <w:t>F03</w:t>
+            </w:r>
+            <w:r>
+              <w:rPr>
+                <w:sz w:val="20"/>
+              </w:rPr>
+              <w:t xml:space="preserve"> — snippet dropdown</w:t>
+            </w:r>
+          </w:p>
+        </w:tc>
+        <w:tc>
+          <w:tcPr>
+            <w:tcW w:type="dxa" w:w="3230"/>
+            <w:shd w:val="clear" w:color="auto" w:fill="B8B3D6"/>
+            <w:tcBorders>
+              <w:top w:val="single" w:sz="4" w:space="0" w:color="CBCBCB"/>
+              <w:left w:val="single" w:sz="4" w:space="0" w:color="CBCBCB"/>
+              <w:bottom w:val="single" w:sz="4" w:space="0" w:color="CBCBCB"/>
+              <w:right w:val="single" w:sz="4" w:space="0" w:color="CBCBCB"/>
+            </w:tcBorders>
+          </w:tcPr>
+          <w:p>
+            <w:r>
+              <w:rPr>
+                <w:b/>
+                <w:sz w:val="20"/>
+              </w:rPr>
+              <w:t>APPROVE</w:t>
+            </w:r>
+          </w:p>
+        </w:tc>
+        <w:tc>
+          <w:tcPr>
+            <w:tcW w:type="dxa" w:w="3230"/>
+            <w:shd w:val="clear" w:color="auto" w:fill="B8B3D6"/>
+            <w:tcBorders>
+              <w:top w:val="single" w:sz="4" w:space="0" w:color="CBCBCB"/>
+              <w:left w:val="single" w:sz="4" w:space="0" w:color="CBCBCB"/>
+              <w:bottom w:val="single" w:sz="4" w:space="0" w:color="CBCBCB"/>
+              <w:right w:val="single" w:sz="4" w:space="0" w:color="CBCBCB"/>
+            </w:tcBorders>
+          </w:tcPr>
+          <w:p>
+            <w:r>
+              <w:rPr>
+                <w:sz w:val="20"/>
+              </w:rPr>
+              <w:t xml:space="preserve">Chẩn đoán đúng quirk </w:t>
+            </w:r>
+            <w:r>
+              <w:rPr>
+                <w:rFonts w:ascii="Courier New" w:hAnsi="Courier New"/>
+                <w:color w:val="F05922"/>
+                <w:sz w:val="20"/>
+              </w:rPr>
+              <w:t>AutoCompleteBox</w:t>
+            </w:r>
+            <w:r>
+              <w:rPr>
+                <w:sz w:val="20"/>
+              </w:rPr>
+              <w:t xml:space="preserve"> (view lọc nội bộ rỗng → popup 0 item vô hình + property kẹt </w:t>
+            </w:r>
+            <w:r>
+              <w:rPr>
+                <w:rFonts w:ascii="Courier New" w:hAnsi="Courier New"/>
+                <w:color w:val="F05922"/>
+                <w:sz w:val="20"/>
+              </w:rPr>
+              <w:t>true</w:t>
+            </w:r>
+            <w:r>
+              <w:rPr>
+                <w:sz w:val="20"/>
+              </w:rPr>
+              <w:t xml:space="preserve">); fix </w:t>
+            </w:r>
+            <w:r>
+              <w:rPr>
+                <w:rFonts w:ascii="Courier New" w:hAnsi="Courier New"/>
+                <w:color w:val="F05922"/>
+                <w:sz w:val="20"/>
+              </w:rPr>
+              <w:t>false → PopulateComplete() → true</w:t>
+            </w:r>
+            <w:r>
+              <w:rPr>
+                <w:sz w:val="20"/>
+              </w:rPr>
+              <w:t xml:space="preserve"> áp dụng nhất quán cả 2 cửa sổ (</w:t>
+            </w:r>
+            <w:r>
+              <w:rPr>
+                <w:rFonts w:ascii="Courier New" w:hAnsi="Courier New"/>
+                <w:color w:val="F05922"/>
+                <w:sz w:val="20"/>
+              </w:rPr>
+              <w:t>RemoteCommandWindow.axaml.cs:239-241</w:t>
+            </w:r>
+            <w:r>
+              <w:rPr>
+                <w:sz w:val="20"/>
+              </w:rPr>
+              <w:t xml:space="preserve">, </w:t>
+            </w:r>
+            <w:r>
+              <w:rPr>
+                <w:rFonts w:ascii="Courier New" w:hAnsi="Courier New"/>
+                <w:color w:val="F05922"/>
+                <w:sz w:val="20"/>
+              </w:rPr>
+              <w:t>BulkActionWindow.axaml.cs:234-236</w:t>
+            </w:r>
+            <w:r>
+              <w:rPr>
+                <w:sz w:val="20"/>
+              </w:rPr>
+              <w:t xml:space="preserve">). Handler </w:t>
+            </w:r>
+            <w:r>
+              <w:rPr>
+                <w:rFonts w:ascii="Courier New" w:hAnsi="Courier New"/>
+                <w:color w:val="F05922"/>
+                <w:sz w:val="20"/>
+              </w:rPr>
+              <w:t>Tapped</w:t>
+            </w:r>
+            <w:r>
+              <w:rPr>
+                <w:sz w:val="20"/>
+              </w:rPr>
+              <w:t xml:space="preserve"> chạy trên UI thread — không vấn đề threading. Đối chứng RemoteAppInstall (prefill Text) củng cố root cause. GOTCHAS G018 (</w:t>
+            </w:r>
+            <w:r>
+              <w:rPr>
+                <w:rFonts w:ascii="Courier New" w:hAnsi="Courier New"/>
+                <w:color w:val="F05922"/>
+                <w:sz w:val="20"/>
+              </w:rPr>
+              <w:t>6e5084d</w:t>
+            </w:r>
+            <w:r>
+              <w:rPr>
+                <w:sz w:val="20"/>
+              </w:rPr>
+              <w:t>) ghi đúng chuẩn, có mục "Không cần làm lại".</w:t>
+            </w:r>
+          </w:p>
+        </w:tc>
+      </w:tr>
+      <w:tr>
+        <w:tc>
+          <w:tcPr>
+            <w:tcW w:type="dxa" w:w="3230"/>
+            <w:tcBorders>
+              <w:top w:val="single" w:sz="4" w:space="0" w:color="CBCBCB"/>
+              <w:left w:val="single" w:sz="4" w:space="0" w:color="CBCBCB"/>
+              <w:bottom w:val="single" w:sz="4" w:space="0" w:color="CBCBCB"/>
+              <w:right w:val="single" w:sz="4" w:space="0" w:color="CBCBCB"/>
+            </w:tcBorders>
+          </w:tcPr>
+          <w:p>
+            <w:r>
+              <w:rPr>
+                <w:b/>
+                <w:sz w:val="20"/>
+              </w:rPr>
+              <w:t>F04</w:t>
+            </w:r>
+            <w:r>
+              <w:rPr>
+                <w:sz w:val="20"/>
+              </w:rPr>
+              <w:t xml:space="preserve"> — reset status cũ</w:t>
+            </w:r>
+          </w:p>
+        </w:tc>
+        <w:tc>
+          <w:tcPr>
+            <w:tcW w:type="dxa" w:w="3230"/>
+            <w:tcBorders>
+              <w:top w:val="single" w:sz="4" w:space="0" w:color="CBCBCB"/>
+              <w:left w:val="single" w:sz="4" w:space="0" w:color="CBCBCB"/>
+              <w:bottom w:val="single" w:sz="4" w:space="0" w:color="CBCBCB"/>
+              <w:right w:val="single" w:sz="4" w:space="0" w:color="CBCBCB"/>
+            </w:tcBorders>
+          </w:tcPr>
+          <w:p>
+            <w:r>
+              <w:rPr>
+                <w:b/>
+                <w:sz w:val="20"/>
+              </w:rPr>
+              <w:t>APPROVE</w:t>
+            </w:r>
+          </w:p>
+        </w:tc>
+        <w:tc>
+          <w:tcPr>
+            <w:tcW w:type="dxa" w:w="3230"/>
+            <w:tcBorders>
+              <w:top w:val="single" w:sz="4" w:space="0" w:color="CBCBCB"/>
+              <w:left w:val="single" w:sz="4" w:space="0" w:color="CBCBCB"/>
+              <w:bottom w:val="single" w:sz="4" w:space="0" w:color="CBCBCB"/>
+              <w:right w:val="single" w:sz="4" w:space="0" w:color="CBCBCB"/>
+            </w:tcBorders>
+          </w:tcPr>
+          <w:p>
+            <w:r>
+              <w:rPr>
+                <w:sz w:val="20"/>
+              </w:rPr>
+              <w:t xml:space="preserve">Wizard reset </w:t>
+            </w:r>
+            <w:r>
+              <w:rPr>
+                <w:rFonts w:ascii="Courier New" w:hAnsi="Courier New"/>
+                <w:color w:val="F05922"/>
+                <w:sz w:val="20"/>
+              </w:rPr>
+              <w:t>PART_StatusMsg</w:t>
+            </w:r>
+            <w:r>
+              <w:rPr>
+                <w:sz w:val="20"/>
+              </w:rPr>
+              <w:t xml:space="preserve"> sau validation cùng chỗ reset log/progress (</w:t>
+            </w:r>
+            <w:r>
+              <w:rPr>
+                <w:rFonts w:ascii="Courier New" w:hAnsi="Courier New"/>
+                <w:color w:val="F05922"/>
+                <w:sz w:val="20"/>
+              </w:rPr>
+              <w:t>ZcuSetupWizardWindow.axaml.cs:91-94</w:t>
+            </w:r>
+            <w:r>
+              <w:rPr>
+                <w:sz w:val="20"/>
+              </w:rPr>
+              <w:t>); RemoteAppInstall xóa status đỏ ngay khi chọn xong file (</w:t>
+            </w:r>
+            <w:r>
+              <w:rPr>
+                <w:rFonts w:ascii="Courier New" w:hAnsi="Courier New"/>
+                <w:color w:val="F05922"/>
+                <w:sz w:val="20"/>
+              </w:rPr>
+              <w:t>RemoteAppInstallWindow.axaml.cs:120-123</w:t>
+            </w:r>
+            <w:r>
+              <w:rPr>
+                <w:sz w:val="20"/>
+              </w:rPr>
+              <w:t>) — đúng cả 2 nhánh mô tả trong finding. Cả 2 đều là UI event handler trên UI thread.</w:t>
+            </w:r>
+          </w:p>
+        </w:tc>
+      </w:tr>
+      <w:tr>
+        <w:tc>
+          <w:tcPr>
+            <w:tcW w:type="dxa" w:w="3230"/>
+            <w:shd w:val="clear" w:color="auto" w:fill="B8B3D6"/>
+            <w:tcBorders>
+              <w:top w:val="single" w:sz="4" w:space="0" w:color="CBCBCB"/>
+              <w:left w:val="single" w:sz="4" w:space="0" w:color="CBCBCB"/>
+              <w:bottom w:val="single" w:sz="4" w:space="0" w:color="CBCBCB"/>
+              <w:right w:val="single" w:sz="4" w:space="0" w:color="CBCBCB"/>
+            </w:tcBorders>
+          </w:tcPr>
+          <w:p>
+            <w:r>
+              <w:rPr>
+                <w:b/>
+                <w:sz w:val="20"/>
+              </w:rPr>
+              <w:t>F05</w:t>
+            </w:r>
+            <w:r>
+              <w:rPr>
+                <w:sz w:val="20"/>
+              </w:rPr>
+              <w:t xml:space="preserve"> — thông báo SSH tiếng Việt</w:t>
+            </w:r>
+          </w:p>
+        </w:tc>
+        <w:tc>
+          <w:tcPr>
+            <w:tcW w:type="dxa" w:w="3230"/>
+            <w:shd w:val="clear" w:color="auto" w:fill="B8B3D6"/>
+            <w:tcBorders>
+              <w:top w:val="single" w:sz="4" w:space="0" w:color="CBCBCB"/>
+              <w:left w:val="single" w:sz="4" w:space="0" w:color="CBCBCB"/>
+              <w:bottom w:val="single" w:sz="4" w:space="0" w:color="CBCBCB"/>
+              <w:right w:val="single" w:sz="4" w:space="0" w:color="CBCBCB"/>
+            </w:tcBorders>
+          </w:tcPr>
+          <w:p>
+            <w:r>
+              <w:rPr>
+                <w:b/>
+                <w:sz w:val="20"/>
+              </w:rPr>
+              <w:t>APPROVE</w:t>
+            </w:r>
+          </w:p>
+        </w:tc>
+        <w:tc>
+          <w:tcPr>
+            <w:tcW w:type="dxa" w:w="3230"/>
+            <w:shd w:val="clear" w:color="auto" w:fill="B8B3D6"/>
+            <w:tcBorders>
+              <w:top w:val="single" w:sz="4" w:space="0" w:color="CBCBCB"/>
+              <w:left w:val="single" w:sz="4" w:space="0" w:color="CBCBCB"/>
+              <w:bottom w:val="single" w:sz="4" w:space="0" w:color="CBCBCB"/>
+              <w:right w:val="single" w:sz="4" w:space="0" w:color="CBCBCB"/>
+            </w:tcBorders>
+          </w:tcPr>
+          <w:p>
+            <w:r>
+              <w:rPr>
+                <w:rFonts w:ascii="Courier New" w:hAnsi="Courier New"/>
+                <w:color w:val="F05922"/>
+                <w:sz w:val="20"/>
+              </w:rPr>
+              <w:t>ValidateSshProfile</w:t>
+            </w:r>
+            <w:r>
+              <w:rPr>
+                <w:sz w:val="20"/>
+              </w:rPr>
+              <w:t xml:space="preserve"> gọi ở đầu CẢ 2 action (chạy lệnh </w:t>
+            </w:r>
+            <w:r>
+              <w:rPr>
+                <w:rFonts w:ascii="Courier New" w:hAnsi="Courier New"/>
+                <w:color w:val="F05922"/>
+                <w:sz w:val="20"/>
+              </w:rPr>
+              <w:t>BulkActionWindow.axaml.cs:261</w:t>
+            </w:r>
+            <w:r>
+              <w:rPr>
+                <w:sz w:val="20"/>
+              </w:rPr>
+              <w:t xml:space="preserve"> + upload </w:t>
+            </w:r>
+            <w:r>
+              <w:rPr>
+                <w:rFonts w:ascii="Courier New" w:hAnsi="Courier New"/>
+                <w:color w:val="F05922"/>
+                <w:sz w:val="20"/>
+              </w:rPr>
+              <w:t>:294</w:t>
+            </w:r>
+            <w:r>
+              <w:rPr>
+                <w:sz w:val="20"/>
+              </w:rPr>
+              <w:t xml:space="preserve">) TRƯỚC khi tạo </w:t>
+            </w:r>
+            <w:r>
+              <w:rPr>
+                <w:rFonts w:ascii="Courier New" w:hAnsi="Courier New"/>
+                <w:color w:val="F05922"/>
+                <w:sz w:val="20"/>
+              </w:rPr>
+              <w:t>SshClient</w:t>
+            </w:r>
+            <w:r>
+              <w:rPr>
+                <w:sz w:val="20"/>
+              </w:rPr>
+              <w:t>/</w:t>
+            </w:r>
+            <w:r>
+              <w:rPr>
+                <w:rFonts w:ascii="Courier New" w:hAnsi="Courier New"/>
+                <w:color w:val="F05922"/>
+                <w:sz w:val="20"/>
+              </w:rPr>
+              <w:t>SftpClient</w:t>
+            </w:r>
+            <w:r>
+              <w:rPr>
+                <w:sz w:val="20"/>
+              </w:rPr>
+              <w:t xml:space="preserve">; message tiếng Việt chỉ rõ cách khắc phục; máy khác trong batch vẫn chạy song song (exception per-task → </w:t>
+            </w:r>
+            <w:r>
+              <w:rPr>
+                <w:rFonts w:ascii="Courier New" w:hAnsi="Courier New"/>
+                <w:color w:val="F05922"/>
+                <w:sz w:val="20"/>
+              </w:rPr>
+              <w:t>SetError</w:t>
+            </w:r>
+            <w:r>
+              <w:rPr>
+                <w:sz w:val="20"/>
+              </w:rPr>
+              <w:t>). Đúng AC.</w:t>
+            </w:r>
+          </w:p>
+        </w:tc>
+      </w:tr>
+      <w:tr>
+        <w:tc>
+          <w:tcPr>
+            <w:tcW w:type="dxa" w:w="3230"/>
+            <w:tcBorders>
+              <w:top w:val="single" w:sz="4" w:space="0" w:color="CBCBCB"/>
+              <w:left w:val="single" w:sz="4" w:space="0" w:color="CBCBCB"/>
+              <w:bottom w:val="single" w:sz="4" w:space="0" w:color="CBCBCB"/>
+              <w:right w:val="single" w:sz="4" w:space="0" w:color="CBCBCB"/>
+            </w:tcBorders>
+          </w:tcPr>
+          <w:p>
+            <w:r>
+              <w:rPr>
+                <w:b/>
+                <w:sz w:val="20"/>
+              </w:rPr>
+              <w:t>F06</w:t>
+            </w:r>
+            <w:r>
+              <w:rPr>
+                <w:sz w:val="20"/>
+              </w:rPr>
+              <w:t xml:space="preserve"> (phần agent)</w:t>
+            </w:r>
+          </w:p>
+        </w:tc>
+        <w:tc>
+          <w:tcPr>
+            <w:tcW w:type="dxa" w:w="3230"/>
+            <w:tcBorders>
+              <w:top w:val="single" w:sz="4" w:space="0" w:color="CBCBCB"/>
+              <w:left w:val="single" w:sz="4" w:space="0" w:color="CBCBCB"/>
+              <w:bottom w:val="single" w:sz="4" w:space="0" w:color="CBCBCB"/>
+              <w:right w:val="single" w:sz="4" w:space="0" w:color="CBCBCB"/>
+            </w:tcBorders>
+          </w:tcPr>
+          <w:p>
+            <w:r>
+              <w:rPr>
+                <w:b/>
+                <w:sz w:val="20"/>
+              </w:rPr>
+              <w:t>APPROVE-WITH-COMMENT</w:t>
+            </w:r>
+          </w:p>
+        </w:tc>
+        <w:tc>
+          <w:tcPr>
+            <w:tcW w:type="dxa" w:w="3230"/>
+            <w:tcBorders>
+              <w:top w:val="single" w:sz="4" w:space="0" w:color="CBCBCB"/>
+              <w:left w:val="single" w:sz="4" w:space="0" w:color="CBCBCB"/>
+              <w:bottom w:val="single" w:sz="4" w:space="0" w:color="CBCBCB"/>
+              <w:right w:val="single" w:sz="4" w:space="0" w:color="CBCBCB"/>
+            </w:tcBorders>
+          </w:tcPr>
+          <w:p>
+            <w:r>
+              <w:rPr>
+                <w:b/>
+                <w:sz w:val="20"/>
+              </w:rPr>
+              <w:t>Parse nhiều CIDR đúng:</w:t>
+            </w:r>
+            <w:r>
+              <w:rPr>
+                <w:sz w:val="20"/>
+              </w:rPr>
+              <w:t xml:space="preserve"> đã đối chiếu </w:t>
+            </w:r>
+            <w:r>
+              <w:rPr>
+                <w:rFonts w:ascii="Courier New" w:hAnsi="Courier New"/>
+                <w:color w:val="F05922"/>
+                <w:sz w:val="20"/>
+              </w:rPr>
+              <w:t>AuthManager.IsInRange</w:t>
+            </w:r>
+            <w:r>
+              <w:rPr>
+                <w:sz w:val="20"/>
+              </w:rPr>
+              <w:t xml:space="preserve"> (</w:t>
+            </w:r>
+            <w:r>
+              <w:rPr>
+                <w:rFonts w:ascii="Courier New" w:hAnsi="Courier New"/>
+                <w:color w:val="F05922"/>
+                <w:sz w:val="20"/>
+              </w:rPr>
+              <w:t>AuthManager.cs:144-182</w:t>
+            </w:r>
+            <w:r>
+              <w:rPr>
+                <w:sz w:val="20"/>
+              </w:rPr>
+              <w:t xml:space="preserve">) — parse TỪNG entry (IP đơn lẻ hoặc CIDR), 1 entry gộp chứa dấu phẩy sẽ deny-all → việc installer C# split </w:t>
+            </w:r>
+            <w:r>
+              <w:rPr>
+                <w:rFonts w:ascii="Courier New" w:hAnsi="Courier New"/>
+                <w:color w:val="F05922"/>
+                <w:sz w:val="20"/>
+              </w:rPr>
+              <w:t>,</w:t>
+            </w:r>
+            <w:r>
+              <w:rPr>
+                <w:sz w:val="20"/>
+              </w:rPr>
+              <w:t>/</w:t>
+            </w:r>
+            <w:r>
+              <w:rPr>
+                <w:rFonts w:ascii="Courier New" w:hAnsi="Courier New"/>
+                <w:color w:val="F05922"/>
+                <w:sz w:val="20"/>
+              </w:rPr>
+              <w:t>;</w:t>
+            </w:r>
+            <w:r>
+              <w:rPr>
+                <w:sz w:val="20"/>
+              </w:rPr>
+              <w:t xml:space="preserve"> (</w:t>
+            </w:r>
+            <w:r>
+              <w:rPr>
+                <w:rFonts w:ascii="Courier New" w:hAnsi="Courier New"/>
+                <w:color w:val="F05922"/>
+                <w:sz w:val="20"/>
+              </w:rPr>
+              <w:t>ZcuRemoteInstallerService.cs:142-145</w:t>
+            </w:r>
+            <w:r>
+              <w:rPr>
+                <w:sz w:val="20"/>
+              </w:rPr>
+              <w:t>) và script bash tách mảng JSON (</w:t>
+            </w:r>
+            <w:r>
+              <w:rPr>
+                <w:rFonts w:ascii="Courier New" w:hAnsi="Courier New"/>
+                <w:color w:val="F05922"/>
+                <w:sz w:val="20"/>
+              </w:rPr>
+              <w:t>setup-zcu-agent.sh:72-80</w:t>
+            </w:r>
+            <w:r>
+              <w:rPr>
+                <w:sz w:val="20"/>
+              </w:rPr>
+              <w:t xml:space="preserve">) là BẮT BUỘC và đã làm đúng (kèm trim, bỏ entry rỗng). </w:t>
+            </w:r>
+            <w:r>
+              <w:rPr>
+                <w:b/>
+                <w:sz w:val="20"/>
+              </w:rPr>
+              <w:t>Backward compat OK:</w:t>
+            </w:r>
+            <w:r>
+              <w:rPr>
+                <w:sz w:val="20"/>
+              </w:rPr>
+              <w:t xml:space="preserve"> máy đã cài giữ config </w:t>
+            </w:r>
+            <w:r>
+              <w:rPr>
+                <w:rFonts w:ascii="Courier New" w:hAnsi="Courier New"/>
+                <w:color w:val="F05922"/>
+                <w:sz w:val="20"/>
+              </w:rPr>
+              <w:t>["0.0.0.0/0"]</w:t>
+            </w:r>
+            <w:r>
+              <w:rPr>
+                <w:sz w:val="20"/>
+              </w:rPr>
+              <w:t xml:space="preserve"> — vẫn là mảng 1 entry hợp lệ, agent mới đọc bình thường + warning catch-all có sẵn (</w:t>
+            </w:r>
+            <w:r>
+              <w:rPr>
+                <w:rFonts w:ascii="Courier New" w:hAnsi="Courier New"/>
+                <w:color w:val="F05922"/>
+                <w:sz w:val="20"/>
+              </w:rPr>
+              <w:t>RemoteControlHostedService.cs:120-127</w:t>
+            </w:r>
+            <w:r>
+              <w:rPr>
+                <w:sz w:val="20"/>
+              </w:rPr>
+              <w:t xml:space="preserve">); nâng cấp agent KHÔNG chết cấu hình cũ. Không đụng </w:t>
+            </w:r>
+            <w:r>
+              <w:rPr>
+                <w:rFonts w:ascii="Courier New" w:hAnsi="Courier New"/>
+                <w:color w:val="F05922"/>
+                <w:sz w:val="20"/>
+              </w:rPr>
+              <w:t>LicenseManagerService.cs</w:t>
+            </w:r>
+            <w:r>
+              <w:rPr>
+                <w:sz w:val="20"/>
+              </w:rPr>
+              <w:t xml:space="preserve"> — đúng quyết định user. </w:t>
+            </w:r>
+            <w:r>
+              <w:rPr>
+                <w:b/>
+                <w:sz w:val="20"/>
+              </w:rPr>
+              <w:t>Quan điểm về mức độ siết:</w:t>
+            </w:r>
+            <w:r>
+              <w:rPr>
+                <w:sz w:val="20"/>
+              </w:rPr>
+              <w:t xml:space="preserve"> cảnh báo (không fail-fast) token &lt; 16 ký tự là lựa chọn đúng cho bản vá — chặn cứng sẽ phá deployment hiện có; wizard/script luôn sinh token 32 hex nên cài mới không bị ảnh hưởng. Đề xuất backlog: fail-fast token yếu cho </w:t>
+            </w:r>
+            <w:r>
+              <w:rPr>
+                <w:b/>
+                <w:sz w:val="20"/>
+              </w:rPr>
+              <w:t>cài đặt MỚI</w:t>
+            </w:r>
+            <w:r>
+              <w:rPr>
+                <w:sz w:val="20"/>
+              </w:rPr>
+              <w:t xml:space="preserve"> ở bản major kế tiếp. </w:t>
+            </w:r>
+            <w:r>
+              <w:rPr>
+                <w:b/>
+                <w:sz w:val="20"/>
+              </w:rPr>
+              <w:t>Required (docs, đã tự sửa trong review này — xem ghi chú dưới bảng):</w:t>
+            </w:r>
+            <w:r>
+              <w:rPr>
+                <w:sz w:val="20"/>
+              </w:rPr>
+              <w:t xml:space="preserve"> CCU kết nối qua VPN/CGNAT ngoài RFC 1918 (VD Tailscale </w:t>
+            </w:r>
+            <w:r>
+              <w:rPr>
+                <w:rFonts w:ascii="Courier New" w:hAnsi="Courier New"/>
+                <w:color w:val="F05922"/>
+                <w:sz w:val="20"/>
+              </w:rPr>
+              <w:t>100.64.0.0/10</w:t>
+            </w:r>
+            <w:r>
+              <w:rPr>
+                <w:sz w:val="20"/>
+              </w:rPr>
+              <w:t xml:space="preserve">, ZeroTier) sẽ bị chặn bởi default mới — MANUAL mới nói chung chung "IP ngoài LAN bị chặn", cần nêu rõ trường hợp VPN để tránh ticket "sau nâng cấp không kết nối được". </w:t>
+            </w:r>
+            <w:r>
+              <w:rPr>
+                <w:b/>
+                <w:sz w:val="20"/>
+              </w:rPr>
+              <w:t>Nit:</w:t>
+            </w:r>
+            <w:r>
+              <w:rPr>
+                <w:sz w:val="20"/>
+              </w:rPr>
+              <w:t xml:space="preserve"> script bash chỉ tách </w:t>
+            </w:r>
+            <w:r>
+              <w:rPr>
+                <w:rFonts w:ascii="Courier New" w:hAnsi="Courier New"/>
+                <w:color w:val="F05922"/>
+                <w:sz w:val="20"/>
+              </w:rPr>
+              <w:t>,</w:t>
+            </w:r>
+            <w:r>
+              <w:rPr>
+                <w:sz w:val="20"/>
+              </w:rPr>
+              <w:t xml:space="preserve"> trong khi C# tách cả </w:t>
+            </w:r>
+            <w:r>
+              <w:rPr>
+                <w:rFonts w:ascii="Courier New" w:hAnsi="Courier New"/>
+                <w:color w:val="F05922"/>
+                <w:sz w:val="20"/>
+              </w:rPr>
+              <w:t>,</w:t>
+            </w:r>
+            <w:r>
+              <w:rPr>
+                <w:sz w:val="20"/>
+              </w:rPr>
+              <w:t xml:space="preserve"> và </w:t>
+            </w:r>
+            <w:r>
+              <w:rPr>
+                <w:rFonts w:ascii="Courier New" w:hAnsi="Courier New"/>
+                <w:color w:val="F05922"/>
+                <w:sz w:val="20"/>
+              </w:rPr>
+              <w:t>;</w:t>
+            </w:r>
+            <w:r>
+              <w:rPr>
+                <w:sz w:val="20"/>
+              </w:rPr>
+              <w:t xml:space="preserve"> — nên nhất quán (thêm </w:t>
+            </w:r>
+            <w:r>
+              <w:rPr>
+                <w:rFonts w:ascii="Courier New" w:hAnsi="Courier New"/>
+                <w:color w:val="F05922"/>
+                <w:sz w:val="20"/>
+              </w:rPr>
+              <w:t>;</w:t>
+            </w:r>
+            <w:r>
+              <w:rPr>
+                <w:sz w:val="20"/>
+              </w:rPr>
+              <w:t xml:space="preserve"> vào IFS hoặc bỏ </w:t>
+            </w:r>
+            <w:r>
+              <w:rPr>
+                <w:rFonts w:ascii="Courier New" w:hAnsi="Courier New"/>
+                <w:color w:val="F05922"/>
+                <w:sz w:val="20"/>
+              </w:rPr>
+              <w:t>;</w:t>
+            </w:r>
+            <w:r>
+              <w:rPr>
+                <w:sz w:val="20"/>
+              </w:rPr>
+              <w:t xml:space="preserve"> phía C#); không chặn merge vì MANUAL/watermark chỉ hướng dẫn dấu phẩy.</w:t>
+            </w:r>
+          </w:p>
+        </w:tc>
+      </w:tr>
+      <w:tr>
+        <w:tc>
+          <w:tcPr>
+            <w:tcW w:type="dxa" w:w="3230"/>
+            <w:shd w:val="clear" w:color="auto" w:fill="B8B3D6"/>
+            <w:tcBorders>
+              <w:top w:val="single" w:sz="4" w:space="0" w:color="CBCBCB"/>
+              <w:left w:val="single" w:sz="4" w:space="0" w:color="CBCBCB"/>
+              <w:bottom w:val="single" w:sz="4" w:space="0" w:color="CBCBCB"/>
+              <w:right w:val="single" w:sz="4" w:space="0" w:color="CBCBCB"/>
+            </w:tcBorders>
+          </w:tcPr>
+          <w:p>
+            <w:r>
+              <w:rPr>
+                <w:b/>
+                <w:sz w:val="20"/>
+              </w:rPr>
+              <w:t>Docs sync</w:t>
+            </w:r>
+            <w:r>
+              <w:rPr>
+                <w:sz w:val="20"/>
+              </w:rPr>
+              <w:t xml:space="preserve"> (§15, §17)</w:t>
+            </w:r>
+          </w:p>
+        </w:tc>
+        <w:tc>
+          <w:tcPr>
+            <w:tcW w:type="dxa" w:w="3230"/>
+            <w:shd w:val="clear" w:color="auto" w:fill="B8B3D6"/>
+            <w:tcBorders>
+              <w:top w:val="single" w:sz="4" w:space="0" w:color="CBCBCB"/>
+              <w:left w:val="single" w:sz="4" w:space="0" w:color="CBCBCB"/>
+              <w:bottom w:val="single" w:sz="4" w:space="0" w:color="CBCBCB"/>
+              <w:right w:val="single" w:sz="4" w:space="0" w:color="CBCBCB"/>
+            </w:tcBorders>
+          </w:tcPr>
+          <w:p>
+            <w:r>
+              <w:rPr>
+                <w:b/>
+                <w:sz w:val="20"/>
+              </w:rPr>
+              <w:t>APPROVE</w:t>
+            </w:r>
+          </w:p>
+        </w:tc>
+        <w:tc>
+          <w:tcPr>
+            <w:tcW w:type="dxa" w:w="3230"/>
+            <w:shd w:val="clear" w:color="auto" w:fill="B8B3D6"/>
+            <w:tcBorders>
+              <w:top w:val="single" w:sz="4" w:space="0" w:color="CBCBCB"/>
+              <w:left w:val="single" w:sz="4" w:space="0" w:color="CBCBCB"/>
+              <w:bottom w:val="single" w:sz="4" w:space="0" w:color="CBCBCB"/>
+              <w:right w:val="single" w:sz="4" w:space="0" w:color="CBCBCB"/>
+            </w:tcBorders>
+          </w:tcPr>
+          <w:p>
+            <w:r>
+              <w:rPr>
+                <w:sz w:val="20"/>
+              </w:rPr>
+              <w:t>MANUAL chương 9.1 (bảng tham số + cảnh báo Hình 53) và chương 12 (bảng ALLOWED_IPS) khớp default mới; CODE-GRAPH cập nhật đủ 3 API (</w:t>
+            </w:r>
+            <w:r>
+              <w:rPr>
+                <w:rFonts w:ascii="Courier New" w:hAnsi="Courier New"/>
+                <w:color w:val="F05922"/>
+                <w:sz w:val="20"/>
+              </w:rPr>
+              <w:t>ScreenWidth/Height</w:t>
+            </w:r>
+            <w:r>
+              <w:rPr>
+                <w:sz w:val="20"/>
+              </w:rPr>
+              <w:t xml:space="preserve"> đổi ngữ nghĩa, </w:t>
+            </w:r>
+            <w:r>
+              <w:rPr>
+                <w:rFonts w:ascii="Courier New" w:hAnsi="Courier New"/>
+                <w:color w:val="F05922"/>
+                <w:sz w:val="20"/>
+              </w:rPr>
+              <w:t>ServerName</w:t>
+            </w:r>
+            <w:r>
+              <w:rPr>
+                <w:sz w:val="20"/>
+              </w:rPr>
+              <w:t xml:space="preserve">, </w:t>
+            </w:r>
+            <w:r>
+              <w:rPr>
+                <w:rFonts w:ascii="Courier New" w:hAnsi="Courier New"/>
+                <w:color w:val="F05922"/>
+                <w:sz w:val="20"/>
+              </w:rPr>
+              <w:t>DefaultLanAllowedClientIPs</w:t>
+            </w:r>
+            <w:r>
+              <w:rPr>
+                <w:sz w:val="20"/>
+              </w:rPr>
+              <w:t>) + dòng lịch sử + DOCX/PDF xuất lại. BUG report có Nguyên nhân gốc/Cách sửa/bảng trạng thái từng finding.</w:t>
+            </w:r>
+          </w:p>
+        </w:tc>
+      </w:tr>
+    </w:tbl>
+    <w:p/>
+    <w:p>
+      <w:pPr>
+        <w:spacing w:after="80"/>
+      </w:pPr>
+      <w:r>
+        <w:rPr>
+          <w:b/>
+          <w:sz w:val="21"/>
+        </w:rPr>
+        <w:t>Ghi chú Required F06-docs:</w:t>
+      </w:r>
+      <w:r>
+        <w:rPr>
+          <w:sz w:val="21"/>
+        </w:rPr>
+        <w:t xml:space="preserve"> một dòng lưu ý VPN đã được Tech Lead bổ sung trực tiếp vào MANUAL chương 9.1 trong commit review này (thay đổi 1 dòng hiển nhiên, ghi rõ theo quy tắc review); các Nit còn lại (interface </w:t>
+      </w:r>
+      <w:r>
+        <w:rPr>
+          <w:rFonts w:ascii="Courier New" w:hAnsi="Courier New"/>
+          <w:color w:val="F05922"/>
+          <w:sz w:val="18"/>
+        </w:rPr>
+        <w:t>IRemoteControlClient.ServerName</w:t>
+      </w:r>
+      <w:r>
+        <w:rPr>
+          <w:sz w:val="21"/>
+        </w:rPr>
+        <w:t xml:space="preserve">, CTS dispose, IFS </w:t>
+      </w:r>
+      <w:r>
+        <w:rPr>
+          <w:rFonts w:ascii="Courier New" w:hAnsi="Courier New"/>
+          <w:color w:val="F05922"/>
+          <w:sz w:val="18"/>
+        </w:rPr>
+        <w:t>;</w:t>
+      </w:r>
+      <w:r>
+        <w:rPr>
+          <w:sz w:val="21"/>
+        </w:rPr>
+        <w:t xml:space="preserve"> trong script) giao Senior Developer xử lý ở vòng sau hoặc gộp vào PR kế — KHÔNG chặn QA.</w:t>
+      </w:r>
+    </w:p>
+    <w:p>
+      <w:pPr>
+        <w:pStyle w:val="Heading3"/>
+        <w:spacing w:before="160" w:after="60"/>
+      </w:pPr>
+      <w:r>
+        <w:rPr>
+          <w:color w:val="4A3F8C"/>
+          <w:sz w:val="24"/>
+        </w:rPr>
+        <w:t>Kết luận</w:t>
+      </w:r>
+    </w:p>
+    <w:p>
+      <w:pPr>
+        <w:spacing w:after="80"/>
+      </w:pPr>
+      <w:r>
+        <w:rPr>
+          <w:b/>
+          <w:sz w:val="21"/>
+        </w:rPr>
+        <w:t>APPROVE-WITH-COMMENT — CHO PHÉP chuyển sang QA verify (Bước 4 WF-BUGFIX).</w:t>
+      </w:r>
+      <w:r>
+        <w:rPr>
+          <w:sz w:val="21"/>
+        </w:rPr>
+        <w:t xml:space="preserve"> Không phát hiện lỗi chặn merge: root cause cả 6 finding được xử lý đúng (không vá triệu chứng), backward compat protocol 2 chiều và config </w:t>
+      </w:r>
+      <w:r>
+        <w:rPr>
+          <w:rFonts w:ascii="Courier New" w:hAnsi="Courier New"/>
+          <w:color w:val="F05922"/>
+          <w:sz w:val="18"/>
+        </w:rPr>
+        <w:t>AllowedClientIPs</w:t>
+      </w:r>
+      <w:r>
+        <w:rPr>
+          <w:sz w:val="21"/>
+        </w:rPr>
+        <w:t xml:space="preserve"> cũ đều an toàn, threading UI đúng chuẩn Dispatcher/async-context, build 2 project sạch (tự kiểm chứng). QA lưu ý test thêm: (1) record → đổi resolution ZCU giữa lúc ghi (guard dừng ghi phải kích hoạt đúng, KHÔNG kích hoạt lúc mới bấm Record); (2) kết nối agent cũ 1.0 nếu còn máy chưa nâng cấp (dialog cảnh báo hiện đúng 1 lần); (3) cài mới qua wizard rồi xác nhận </w:t>
+      </w:r>
+      <w:r>
+        <w:rPr>
+          <w:rFonts w:ascii="Courier New" w:hAnsi="Courier New"/>
+          <w:color w:val="F05922"/>
+          <w:sz w:val="18"/>
+        </w:rPr>
+        <w:t>appsettings.json</w:t>
+      </w:r>
+      <w:r>
+        <w:rPr>
+          <w:sz w:val="21"/>
+        </w:rPr>
+        <w:t xml:space="preserve"> trên ZCU có mảng 3 entry CIDR riêng biệt và CCU trong LAN vẫn kết nối được.</w:t>
+      </w:r>
+    </w:p>
+    <w:p>
+      <w:pPr>
+        <w:spacing w:after="80"/>
+      </w:pPr>
+      <w:r>
+        <w:rPr>
+          <w:sz w:val="21"/>
+        </w:rPr>
+        <w:t>— Tech Lead, 2026-07-26 22:17</w:t>
+      </w:r>
+    </w:p>
     <w:sectPr>
       <w:headerReference w:type="default" r:id="rId9"/>
       <w:footerReference w:type="default" r:id="rId10"/>

--- a/docs/bugs/BUG-ccu-ui-findings-2026-07-26.docx
+++ b/docs/bugs/BUG-ccu-ui-findings-2026-07-26.docx
@@ -7588,6 +7588,1904 @@
           <w:sz w:val="21"/>
         </w:rPr>
         <w:t>— Tech Lead, 2026-07-26 22:17</w:t>
+      </w:r>
+    </w:p>
+    <w:p>
+      <w:pPr>
+        <w:pBdr>
+          <w:bottom w:val="single" w:sz="6" w:space="1" w:color="F05922"/>
+        </w:pBdr>
+        <w:spacing w:after="120"/>
+      </w:pPr>
+    </w:p>
+    <w:p>
+      <w:pPr>
+        <w:pStyle w:val="Heading2"/>
+        <w:spacing w:before="200" w:after="80"/>
+      </w:pPr>
+      <w:r>
+        <w:rPr>
+          <w:color w:val="F05922"/>
+          <w:sz w:val="28"/>
+        </w:rPr>
+        <w:t>Kết quả QA verify — 2026-07-26 23:05</w:t>
+      </w:r>
+    </w:p>
+    <w:p>
+      <w:pPr>
+        <w:spacing w:after="80"/>
+      </w:pPr>
+      <w:r>
+        <w:rPr>
+          <w:b/>
+          <w:sz w:val="21"/>
+        </w:rPr>
+        <w:t>Người thực hiện:</w:t>
+      </w:r>
+      <w:r>
+        <w:rPr>
+          <w:sz w:val="21"/>
+        </w:rPr>
+        <w:t xml:space="preserve"> QA Engineer (WF-BUGFIX Bước 4)</w:t>
+      </w:r>
+    </w:p>
+    <w:p>
+      <w:pPr>
+        <w:spacing w:after="80"/>
+      </w:pPr>
+      <w:r>
+        <w:rPr>
+          <w:b/>
+          <w:sz w:val="21"/>
+        </w:rPr>
+        <w:t>Môi trường:</w:t>
+      </w:r>
+      <w:r>
+        <w:rPr>
+          <w:sz w:val="21"/>
+        </w:rPr>
+        <w:t xml:space="preserve"> CcuUI Release build có fix (commit </w:t>
+      </w:r>
+      <w:r>
+        <w:rPr>
+          <w:rFonts w:ascii="Courier New" w:hAnsi="Courier New"/>
+          <w:color w:val="F05922"/>
+          <w:sz w:val="18"/>
+        </w:rPr>
+        <w:t>9caed3d</w:t>
+      </w:r>
+      <w:r>
+        <w:rPr>
+          <w:sz w:val="21"/>
+        </w:rPr>
+        <w:t xml:space="preserve">, CCU </w:t>
+      </w:r>
+      <w:r>
+        <w:rPr>
+          <w:rFonts w:ascii="Courier New" w:hAnsi="Courier New"/>
+          <w:color w:val="F05922"/>
+          <w:sz w:val="18"/>
+        </w:rPr>
+        <w:t>192.168.0.100</w:t>
+      </w:r>
+      <w:r>
+        <w:rPr>
+          <w:sz w:val="21"/>
+        </w:rPr>
+        <w:t xml:space="preserve">) + ZCU thật </w:t>
+      </w:r>
+      <w:r>
+        <w:rPr>
+          <w:rFonts w:ascii="Courier New" w:hAnsi="Courier New"/>
+          <w:color w:val="F05922"/>
+          <w:sz w:val="18"/>
+        </w:rPr>
+        <w:t>192.168.0.101</w:t>
+      </w:r>
+      <w:r>
+        <w:rPr>
+          <w:sz w:val="21"/>
+        </w:rPr>
+        <w:t xml:space="preserve"> (Ubuntu 22, kztek). Agent bản mới </w:t>
+      </w:r>
+      <w:r>
+        <w:rPr>
+          <w:b/>
+          <w:sz w:val="21"/>
+        </w:rPr>
+        <w:t>ZcuAgent/1.1</w:t>
+      </w:r>
+      <w:r>
+        <w:rPr>
+          <w:sz w:val="21"/>
+        </w:rPr>
+        <w:t xml:space="preserve"> deploy qua ZcuSetupWizard (build </w:t>
+      </w:r>
+      <w:r>
+        <w:rPr>
+          <w:rFonts w:ascii="Courier New" w:hAnsi="Courier New"/>
+          <w:color w:val="F05922"/>
+          <w:sz w:val="18"/>
+        </w:rPr>
+        <w:t>dotnet publish linux-x64</w:t>
+      </w:r>
+      <w:r>
+        <w:rPr>
+          <w:sz w:val="21"/>
+        </w:rPr>
+        <w:t xml:space="preserve"> từ HEAD). Build CcuUI Release: </w:t>
+      </w:r>
+      <w:r>
+        <w:rPr>
+          <w:b/>
+          <w:sz w:val="21"/>
+        </w:rPr>
+        <w:t>0 Error / 19 warning</w:t>
+      </w:r>
+      <w:r>
+        <w:rPr>
+          <w:sz w:val="21"/>
+        </w:rPr>
+        <w:t xml:space="preserve">; ZcuAgent Release: </w:t>
+      </w:r>
+      <w:r>
+        <w:rPr>
+          <w:b/>
+          <w:sz w:val="21"/>
+        </w:rPr>
+        <w:t>0 Error</w:t>
+      </w:r>
+      <w:r>
+        <w:rPr>
+          <w:sz w:val="21"/>
+        </w:rPr>
+        <w:t>.</w:t>
+      </w:r>
+    </w:p>
+    <w:p>
+      <w:pPr>
+        <w:spacing w:after="80"/>
+      </w:pPr>
+      <w:r>
+        <w:rPr>
+          <w:b/>
+          <w:sz w:val="21"/>
+        </w:rPr>
+        <w:t>Cách test:</w:t>
+      </w:r>
+      <w:r>
+        <w:rPr>
+          <w:sz w:val="21"/>
+        </w:rPr>
+        <w:t xml:space="preserve"> thao tác UI thật qua UIA + chuột/bàn phím thật (bộ script </w:t>
+      </w:r>
+      <w:r>
+        <w:rPr>
+          <w:rFonts w:ascii="Courier New" w:hAnsi="Courier New"/>
+          <w:color w:val="F05922"/>
+          <w:sz w:val="18"/>
+        </w:rPr>
+        <w:t>temp/user-manual-ccu-zcu/</w:t>
+      </w:r>
+      <w:r>
+        <w:rPr>
+          <w:sz w:val="21"/>
+        </w:rPr>
+        <w:t>), đối chiếu file/log thật trên ZCU qua SSH.</w:t>
+      </w:r>
+    </w:p>
+    <w:p>
+      <w:pPr>
+        <w:pStyle w:val="Heading3"/>
+        <w:spacing w:before="160" w:after="60"/>
+      </w:pPr>
+      <w:r>
+        <w:rPr>
+          <w:color w:val="4A3F8C"/>
+          <w:sz w:val="24"/>
+        </w:rPr>
+        <w:t>Bảng kết quả V1–V7</w:t>
+      </w:r>
+    </w:p>
+    <w:tbl>
+      <w:tblPr>
+        <w:tblStyle w:val="TableGrid"/>
+        <w:tblW w:type="auto" w:w="0"/>
+        <w:tblLook w:firstColumn="1" w:firstRow="1" w:lastColumn="0" w:lastRow="0" w:noHBand="0" w:noVBand="1" w:val="04A0"/>
+      </w:tblPr>
+      <w:tblGrid>
+        <w:gridCol w:w="2422"/>
+        <w:gridCol w:w="2422"/>
+        <w:gridCol w:w="2422"/>
+        <w:gridCol w:w="2422"/>
+      </w:tblGrid>
+      <w:tr>
+        <w:tc>
+          <w:tcPr>
+            <w:tcW w:type="dxa" w:w="2422"/>
+            <w:shd w:val="clear" w:color="auto" w:fill="251C53"/>
+            <w:tcBorders>
+              <w:top w:val="single" w:sz="4" w:space="0" w:color="251C53"/>
+              <w:left w:val="single" w:sz="4" w:space="0" w:color="251C53"/>
+              <w:bottom w:val="single" w:sz="4" w:space="0" w:color="251C53"/>
+              <w:right w:val="single" w:sz="4" w:space="0" w:color="251C53"/>
+            </w:tcBorders>
+          </w:tcPr>
+          <w:p>
+            <w:r>
+              <w:rPr>
+                <w:b/>
+                <w:color w:val="FFFFFF"/>
+                <w:sz w:val="20"/>
+              </w:rPr>
+              <w:t>Case</w:t>
+            </w:r>
+          </w:p>
+        </w:tc>
+        <w:tc>
+          <w:tcPr>
+            <w:tcW w:type="dxa" w:w="2422"/>
+            <w:shd w:val="clear" w:color="auto" w:fill="251C53"/>
+            <w:tcBorders>
+              <w:top w:val="single" w:sz="4" w:space="0" w:color="251C53"/>
+              <w:left w:val="single" w:sz="4" w:space="0" w:color="251C53"/>
+              <w:bottom w:val="single" w:sz="4" w:space="0" w:color="251C53"/>
+              <w:right w:val="single" w:sz="4" w:space="0" w:color="251C53"/>
+            </w:tcBorders>
+          </w:tcPr>
+          <w:p>
+            <w:r>
+              <w:rPr>
+                <w:b/>
+                <w:color w:val="FFFFFF"/>
+                <w:sz w:val="20"/>
+              </w:rPr>
+              <w:t>Finding</w:t>
+            </w:r>
+          </w:p>
+        </w:tc>
+        <w:tc>
+          <w:tcPr>
+            <w:tcW w:type="dxa" w:w="2422"/>
+            <w:shd w:val="clear" w:color="auto" w:fill="251C53"/>
+            <w:tcBorders>
+              <w:top w:val="single" w:sz="4" w:space="0" w:color="251C53"/>
+              <w:left w:val="single" w:sz="4" w:space="0" w:color="251C53"/>
+              <w:bottom w:val="single" w:sz="4" w:space="0" w:color="251C53"/>
+              <w:right w:val="single" w:sz="4" w:space="0" w:color="251C53"/>
+            </w:tcBorders>
+          </w:tcPr>
+          <w:p>
+            <w:r>
+              <w:rPr>
+                <w:b/>
+                <w:color w:val="FFFFFF"/>
+                <w:sz w:val="20"/>
+              </w:rPr>
+              <w:t>Kết quả</w:t>
+            </w:r>
+          </w:p>
+        </w:tc>
+        <w:tc>
+          <w:tcPr>
+            <w:tcW w:type="dxa" w:w="2422"/>
+            <w:shd w:val="clear" w:color="auto" w:fill="251C53"/>
+            <w:tcBorders>
+              <w:top w:val="single" w:sz="4" w:space="0" w:color="251C53"/>
+              <w:left w:val="single" w:sz="4" w:space="0" w:color="251C53"/>
+              <w:bottom w:val="single" w:sz="4" w:space="0" w:color="251C53"/>
+              <w:right w:val="single" w:sz="4" w:space="0" w:color="251C53"/>
+            </w:tcBorders>
+          </w:tcPr>
+          <w:p>
+            <w:r>
+              <w:rPr>
+                <w:b/>
+                <w:color w:val="FFFFFF"/>
+                <w:sz w:val="20"/>
+              </w:rPr>
+              <w:t>Bằng chứng</w:t>
+            </w:r>
+          </w:p>
+        </w:tc>
+      </w:tr>
+      <w:tr>
+        <w:tc>
+          <w:tcPr>
+            <w:tcW w:type="dxa" w:w="2422"/>
+            <w:tcBorders>
+              <w:top w:val="single" w:sz="4" w:space="0" w:color="CBCBCB"/>
+              <w:left w:val="single" w:sz="4" w:space="0" w:color="CBCBCB"/>
+              <w:bottom w:val="single" w:sz="4" w:space="0" w:color="CBCBCB"/>
+              <w:right w:val="single" w:sz="4" w:space="0" w:color="CBCBCB"/>
+            </w:tcBorders>
+          </w:tcPr>
+          <w:p>
+            <w:r>
+              <w:rPr>
+                <w:sz w:val="20"/>
+              </w:rPr>
+              <w:t>---</w:t>
+            </w:r>
+          </w:p>
+        </w:tc>
+        <w:tc>
+          <w:tcPr>
+            <w:tcW w:type="dxa" w:w="2422"/>
+            <w:tcBorders>
+              <w:top w:val="single" w:sz="4" w:space="0" w:color="CBCBCB"/>
+              <w:left w:val="single" w:sz="4" w:space="0" w:color="CBCBCB"/>
+              <w:bottom w:val="single" w:sz="4" w:space="0" w:color="CBCBCB"/>
+              <w:right w:val="single" w:sz="4" w:space="0" w:color="CBCBCB"/>
+            </w:tcBorders>
+          </w:tcPr>
+          <w:p>
+            <w:r>
+              <w:rPr>
+                <w:sz w:val="20"/>
+              </w:rPr>
+              <w:t>---</w:t>
+            </w:r>
+          </w:p>
+        </w:tc>
+        <w:tc>
+          <w:tcPr>
+            <w:tcW w:type="dxa" w:w="2422"/>
+            <w:tcBorders>
+              <w:top w:val="single" w:sz="4" w:space="0" w:color="CBCBCB"/>
+              <w:left w:val="single" w:sz="4" w:space="0" w:color="CBCBCB"/>
+              <w:bottom w:val="single" w:sz="4" w:space="0" w:color="CBCBCB"/>
+              <w:right w:val="single" w:sz="4" w:space="0" w:color="CBCBCB"/>
+            </w:tcBorders>
+          </w:tcPr>
+          <w:p>
+            <w:r>
+              <w:rPr>
+                <w:sz w:val="20"/>
+              </w:rPr>
+              <w:t>---</w:t>
+            </w:r>
+          </w:p>
+        </w:tc>
+        <w:tc>
+          <w:tcPr>
+            <w:tcW w:type="dxa" w:w="2422"/>
+            <w:tcBorders>
+              <w:top w:val="single" w:sz="4" w:space="0" w:color="CBCBCB"/>
+              <w:left w:val="single" w:sz="4" w:space="0" w:color="CBCBCB"/>
+              <w:bottom w:val="single" w:sz="4" w:space="0" w:color="CBCBCB"/>
+              <w:right w:val="single" w:sz="4" w:space="0" w:color="CBCBCB"/>
+            </w:tcBorders>
+          </w:tcPr>
+          <w:p>
+            <w:r>
+              <w:rPr>
+                <w:sz w:val="20"/>
+              </w:rPr>
+              <w:t>---</w:t>
+            </w:r>
+          </w:p>
+        </w:tc>
+      </w:tr>
+      <w:tr>
+        <w:tc>
+          <w:tcPr>
+            <w:tcW w:type="dxa" w:w="2422"/>
+            <w:shd w:val="clear" w:color="auto" w:fill="B8B3D6"/>
+            <w:tcBorders>
+              <w:top w:val="single" w:sz="4" w:space="0" w:color="CBCBCB"/>
+              <w:left w:val="single" w:sz="4" w:space="0" w:color="CBCBCB"/>
+              <w:bottom w:val="single" w:sz="4" w:space="0" w:color="CBCBCB"/>
+              <w:right w:val="single" w:sz="4" w:space="0" w:color="CBCBCB"/>
+            </w:tcBorders>
+          </w:tcPr>
+          <w:p>
+            <w:r>
+              <w:rPr>
+                <w:b/>
+                <w:sz w:val="20"/>
+              </w:rPr>
+              <w:t>V1</w:t>
+            </w:r>
+          </w:p>
+        </w:tc>
+        <w:tc>
+          <w:tcPr>
+            <w:tcW w:type="dxa" w:w="2422"/>
+            <w:shd w:val="clear" w:color="auto" w:fill="B8B3D6"/>
+            <w:tcBorders>
+              <w:top w:val="single" w:sz="4" w:space="0" w:color="CBCBCB"/>
+              <w:left w:val="single" w:sz="4" w:space="0" w:color="CBCBCB"/>
+              <w:bottom w:val="single" w:sz="4" w:space="0" w:color="CBCBCB"/>
+              <w:right w:val="single" w:sz="4" w:space="0" w:color="CBCBCB"/>
+            </w:tcBorders>
+          </w:tcPr>
+          <w:p>
+            <w:r>
+              <w:rPr>
+                <w:sz w:val="20"/>
+              </w:rPr>
+              <w:t>F01 Record</w:t>
+            </w:r>
+          </w:p>
+        </w:tc>
+        <w:tc>
+          <w:tcPr>
+            <w:tcW w:type="dxa" w:w="2422"/>
+            <w:shd w:val="clear" w:color="auto" w:fill="B8B3D6"/>
+            <w:tcBorders>
+              <w:top w:val="single" w:sz="4" w:space="0" w:color="CBCBCB"/>
+              <w:left w:val="single" w:sz="4" w:space="0" w:color="CBCBCB"/>
+              <w:bottom w:val="single" w:sz="4" w:space="0" w:color="CBCBCB"/>
+              <w:right w:val="single" w:sz="4" w:space="0" w:color="CBCBCB"/>
+            </w:tcBorders>
+          </w:tcPr>
+          <w:p>
+            <w:r>
+              <w:rPr>
+                <w:sz w:val="20"/>
+              </w:rPr>
+              <w:t xml:space="preserve">✅ </w:t>
+            </w:r>
+            <w:r>
+              <w:rPr>
+                <w:b/>
+                <w:sz w:val="20"/>
+              </w:rPr>
+              <w:t>PASS</w:t>
+            </w:r>
+          </w:p>
+        </w:tc>
+        <w:tc>
+          <w:tcPr>
+            <w:tcW w:type="dxa" w:w="2422"/>
+            <w:shd w:val="clear" w:color="auto" w:fill="B8B3D6"/>
+            <w:tcBorders>
+              <w:top w:val="single" w:sz="4" w:space="0" w:color="CBCBCB"/>
+              <w:left w:val="single" w:sz="4" w:space="0" w:color="CBCBCB"/>
+              <w:bottom w:val="single" w:sz="4" w:space="0" w:color="CBCBCB"/>
+              <w:right w:val="single" w:sz="4" w:space="0" w:color="CBCBCB"/>
+            </w:tcBorders>
+          </w:tcPr>
+          <w:p>
+            <w:r>
+              <w:rPr>
+                <w:sz w:val="20"/>
+              </w:rPr>
+              <w:t xml:space="preserve">Sau khi stream ~15s rồi Record ~20s → file </w:t>
+            </w:r>
+            <w:r>
+              <w:rPr>
+                <w:rFonts w:ascii="Courier New" w:hAnsi="Courier New"/>
+                <w:color w:val="F05922"/>
+                <w:sz w:val="20"/>
+              </w:rPr>
+              <w:t>RemoteSession_20260726_223656.avi</w:t>
+            </w:r>
+            <w:r>
+              <w:rPr>
+                <w:sz w:val="20"/>
+              </w:rPr>
+              <w:t xml:space="preserve"> </w:t>
+            </w:r>
+            <w:r>
+              <w:rPr>
+                <w:b/>
+                <w:sz w:val="20"/>
+              </w:rPr>
+              <w:t>37.6 MB</w:t>
+            </w:r>
+            <w:r>
+              <w:rPr>
+                <w:sz w:val="20"/>
+              </w:rPr>
+              <w:t>, header AVI hợp lệ (</w:t>
+            </w:r>
+            <w:r>
+              <w:rPr>
+                <w:rFonts w:ascii="Courier New" w:hAnsi="Courier New"/>
+                <w:color w:val="F05922"/>
+                <w:sz w:val="20"/>
+              </w:rPr>
+              <w:t xml:space="preserve">RIFF/AVI </w:t>
+            </w:r>
+            <w:r>
+              <w:rPr>
+                <w:sz w:val="20"/>
+              </w:rPr>
+              <w:t xml:space="preserve">, MJPG, 15fps, 586 frames, 1279×799), frame đầu decode được đúng độ phân giải đang stream (không phải 232 bytes). Đổi độ phân giải ZCU </w:t>
+            </w:r>
+            <w:r>
+              <w:rPr>
+                <w:b/>
+                <w:sz w:val="20"/>
+              </w:rPr>
+              <w:t>giữa lúc ghi</w:t>
+            </w:r>
+            <w:r>
+              <w:rPr>
+                <w:sz w:val="20"/>
+              </w:rPr>
+              <w:t xml:space="preserve"> (</w:t>
+            </w:r>
+            <w:r>
+              <w:rPr>
+                <w:rFonts w:ascii="Courier New" w:hAnsi="Courier New"/>
+                <w:color w:val="F05922"/>
+                <w:sz w:val="20"/>
+              </w:rPr>
+              <w:t>xrandr</w:t>
+            </w:r>
+            <w:r>
+              <w:rPr>
+                <w:sz w:val="20"/>
+              </w:rPr>
+              <w:t xml:space="preserve"> 1279→3020/4096) → guard dừng ghi đúng, file partial 278 frames vẫn hợp lệ, tiêu đề "⏹ Đã dừng ghi hình: độ phân giải ZCU thay đổi". </w:t>
+            </w:r>
+            <w:r>
+              <w:rPr>
+                <w:rFonts w:ascii="Courier New" w:hAnsi="Courier New"/>
+                <w:color w:val="F05922"/>
+                <w:sz w:val="20"/>
+              </w:rPr>
+              <w:t>verify-v1-record-frame1.png</w:t>
+            </w:r>
+            <w:r>
+              <w:rPr>
+                <w:sz w:val="20"/>
+              </w:rPr>
+              <w:t xml:space="preserve">, </w:t>
+            </w:r>
+            <w:r>
+              <w:rPr>
+                <w:rFonts w:ascii="Courier New" w:hAnsi="Courier New"/>
+                <w:color w:val="F05922"/>
+                <w:sz w:val="20"/>
+              </w:rPr>
+              <w:t>verify-v1-record-resolution-guard.png</w:t>
+            </w:r>
+          </w:p>
+        </w:tc>
+      </w:tr>
+      <w:tr>
+        <w:tc>
+          <w:tcPr>
+            <w:tcW w:type="dxa" w:w="2422"/>
+            <w:tcBorders>
+              <w:top w:val="single" w:sz="4" w:space="0" w:color="CBCBCB"/>
+              <w:left w:val="single" w:sz="4" w:space="0" w:color="CBCBCB"/>
+              <w:bottom w:val="single" w:sz="4" w:space="0" w:color="CBCBCB"/>
+              <w:right w:val="single" w:sz="4" w:space="0" w:color="CBCBCB"/>
+            </w:tcBorders>
+          </w:tcPr>
+          <w:p>
+            <w:r>
+              <w:rPr>
+                <w:b/>
+                <w:sz w:val="20"/>
+              </w:rPr>
+              <w:t>V2</w:t>
+            </w:r>
+          </w:p>
+        </w:tc>
+        <w:tc>
+          <w:tcPr>
+            <w:tcW w:type="dxa" w:w="2422"/>
+            <w:tcBorders>
+              <w:top w:val="single" w:sz="4" w:space="0" w:color="CBCBCB"/>
+              <w:left w:val="single" w:sz="4" w:space="0" w:color="CBCBCB"/>
+              <w:bottom w:val="single" w:sz="4" w:space="0" w:color="CBCBCB"/>
+              <w:right w:val="single" w:sz="4" w:space="0" w:color="CBCBCB"/>
+            </w:tcBorders>
+          </w:tcPr>
+          <w:p>
+            <w:r>
+              <w:rPr>
+                <w:sz w:val="20"/>
+              </w:rPr>
+              <w:t>F02-a agent cũ</w:t>
+            </w:r>
+          </w:p>
+        </w:tc>
+        <w:tc>
+          <w:tcPr>
+            <w:tcW w:type="dxa" w:w="2422"/>
+            <w:tcBorders>
+              <w:top w:val="single" w:sz="4" w:space="0" w:color="CBCBCB"/>
+              <w:left w:val="single" w:sz="4" w:space="0" w:color="CBCBCB"/>
+              <w:bottom w:val="single" w:sz="4" w:space="0" w:color="CBCBCB"/>
+              <w:right w:val="single" w:sz="4" w:space="0" w:color="CBCBCB"/>
+            </w:tcBorders>
+          </w:tcPr>
+          <w:p>
+            <w:r>
+              <w:rPr>
+                <w:sz w:val="20"/>
+              </w:rPr>
+              <w:t xml:space="preserve">✅ </w:t>
+            </w:r>
+            <w:r>
+              <w:rPr>
+                <w:b/>
+                <w:sz w:val="20"/>
+              </w:rPr>
+              <w:t>PASS</w:t>
+            </w:r>
+          </w:p>
+        </w:tc>
+        <w:tc>
+          <w:tcPr>
+            <w:tcW w:type="dxa" w:w="2422"/>
+            <w:tcBorders>
+              <w:top w:val="single" w:sz="4" w:space="0" w:color="CBCBCB"/>
+              <w:left w:val="single" w:sz="4" w:space="0" w:color="CBCBCB"/>
+              <w:bottom w:val="single" w:sz="4" w:space="0" w:color="CBCBCB"/>
+              <w:right w:val="single" w:sz="4" w:space="0" w:color="CBCBCB"/>
+            </w:tcBorders>
+          </w:tcPr>
+          <w:p>
+            <w:r>
+              <w:rPr>
+                <w:sz w:val="20"/>
+              </w:rPr>
+              <w:t xml:space="preserve">Dựng agent </w:t>
+            </w:r>
+            <w:r>
+              <w:rPr>
+                <w:b/>
+                <w:sz w:val="20"/>
+              </w:rPr>
+              <w:t>thật</w:t>
+            </w:r>
+            <w:r>
+              <w:rPr>
+                <w:sz w:val="20"/>
+              </w:rPr>
+              <w:t xml:space="preserve"> bản pre-Enterprise (commit </w:t>
+            </w:r>
+            <w:r>
+              <w:rPr>
+                <w:rFonts w:ascii="Courier New" w:hAnsi="Courier New"/>
+                <w:color w:val="F05922"/>
+                <w:sz w:val="20"/>
+              </w:rPr>
+              <w:t>b7bbfef</w:t>
+            </w:r>
+            <w:r>
+              <w:rPr>
+                <w:sz w:val="20"/>
+              </w:rPr>
+              <w:t xml:space="preserve">, publish linux-x64) deploy lên ZCU → kết nối: dialog "Agent phiên bản cũ" (báo </w:t>
+            </w:r>
+            <w:r>
+              <w:rPr>
+                <w:rFonts w:ascii="Courier New" w:hAnsi="Courier New"/>
+                <w:color w:val="F05922"/>
+                <w:sz w:val="20"/>
+              </w:rPr>
+              <w:t>ZcuAgent/1.0</w:t>
+            </w:r>
+            <w:r>
+              <w:rPr>
+                <w:sz w:val="20"/>
+              </w:rPr>
+              <w:t xml:space="preserve"> &lt; 1.1) hiện đúng </w:t>
+            </w:r>
+            <w:r>
+              <w:rPr>
+                <w:b/>
+                <w:sz w:val="20"/>
+              </w:rPr>
+              <w:t>1 lần</w:t>
+            </w:r>
+            <w:r>
+              <w:rPr>
+                <w:sz w:val="20"/>
+              </w:rPr>
+              <w:t xml:space="preserve">; bấm "Đã hiểu" xong không hiện lại; reconnect (cửa sổ mới) hiện lại 1 lần — đúng "1 lần/cửa sổ". </w:t>
+            </w:r>
+            <w:r>
+              <w:rPr>
+                <w:rFonts w:ascii="Courier New" w:hAnsi="Courier New"/>
+                <w:color w:val="F05922"/>
+                <w:sz w:val="20"/>
+              </w:rPr>
+              <w:t>verify-v2-agent-old-dialog.png</w:t>
+            </w:r>
+          </w:p>
+        </w:tc>
+      </w:tr>
+      <w:tr>
+        <w:tc>
+          <w:tcPr>
+            <w:tcW w:type="dxa" w:w="2422"/>
+            <w:shd w:val="clear" w:color="auto" w:fill="B8B3D6"/>
+            <w:tcBorders>
+              <w:top w:val="single" w:sz="4" w:space="0" w:color="CBCBCB"/>
+              <w:left w:val="single" w:sz="4" w:space="0" w:color="CBCBCB"/>
+              <w:bottom w:val="single" w:sz="4" w:space="0" w:color="CBCBCB"/>
+              <w:right w:val="single" w:sz="4" w:space="0" w:color="CBCBCB"/>
+            </w:tcBorders>
+          </w:tcPr>
+          <w:p>
+            <w:r>
+              <w:rPr>
+                <w:b/>
+                <w:sz w:val="20"/>
+              </w:rPr>
+              <w:t>V3</w:t>
+            </w:r>
+          </w:p>
+        </w:tc>
+        <w:tc>
+          <w:tcPr>
+            <w:tcW w:type="dxa" w:w="2422"/>
+            <w:shd w:val="clear" w:color="auto" w:fill="B8B3D6"/>
+            <w:tcBorders>
+              <w:top w:val="single" w:sz="4" w:space="0" w:color="CBCBCB"/>
+              <w:left w:val="single" w:sz="4" w:space="0" w:color="CBCBCB"/>
+              <w:bottom w:val="single" w:sz="4" w:space="0" w:color="CBCBCB"/>
+              <w:right w:val="single" w:sz="4" w:space="0" w:color="CBCBCB"/>
+            </w:tcBorders>
+          </w:tcPr>
+          <w:p>
+            <w:r>
+              <w:rPr>
+                <w:sz w:val="20"/>
+              </w:rPr>
+              <w:t>F02-b SysInfo</w:t>
+            </w:r>
+          </w:p>
+        </w:tc>
+        <w:tc>
+          <w:tcPr>
+            <w:tcW w:type="dxa" w:w="2422"/>
+            <w:shd w:val="clear" w:color="auto" w:fill="B8B3D6"/>
+            <w:tcBorders>
+              <w:top w:val="single" w:sz="4" w:space="0" w:color="CBCBCB"/>
+              <w:left w:val="single" w:sz="4" w:space="0" w:color="CBCBCB"/>
+              <w:bottom w:val="single" w:sz="4" w:space="0" w:color="CBCBCB"/>
+              <w:right w:val="single" w:sz="4" w:space="0" w:color="CBCBCB"/>
+            </w:tcBorders>
+          </w:tcPr>
+          <w:p>
+            <w:r>
+              <w:rPr>
+                <w:sz w:val="20"/>
+              </w:rPr>
+              <w:t xml:space="preserve">✅ </w:t>
+            </w:r>
+            <w:r>
+              <w:rPr>
+                <w:b/>
+                <w:sz w:val="20"/>
+              </w:rPr>
+              <w:t>PASS</w:t>
+            </w:r>
+          </w:p>
+        </w:tc>
+        <w:tc>
+          <w:tcPr>
+            <w:tcW w:type="dxa" w:w="2422"/>
+            <w:shd w:val="clear" w:color="auto" w:fill="B8B3D6"/>
+            <w:tcBorders>
+              <w:top w:val="single" w:sz="4" w:space="0" w:color="CBCBCB"/>
+              <w:left w:val="single" w:sz="4" w:space="0" w:color="CBCBCB"/>
+              <w:bottom w:val="single" w:sz="4" w:space="0" w:color="CBCBCB"/>
+              <w:right w:val="single" w:sz="4" w:space="0" w:color="CBCBCB"/>
+            </w:tcBorders>
+          </w:tcPr>
+          <w:p>
+            <w:r>
+              <w:rPr>
+                <w:sz w:val="20"/>
+              </w:rPr>
+              <w:t xml:space="preserve">Agent CŨ: bấm SysInfo → sau ~10s hiện dialog "Không nhận được phản hồi SysInfo" nêu nguyên nhân + cách xử lý (không fail âm thầm). Agent MỚI 1.1: </w:t>
+            </w:r>
+            <w:r>
+              <w:rPr>
+                <w:rFonts w:ascii="Courier New" w:hAnsi="Courier New"/>
+                <w:color w:val="F05922"/>
+                <w:sz w:val="20"/>
+              </w:rPr>
+              <w:t>SystemInventoryWindow</w:t>
+            </w:r>
+            <w:r>
+              <w:rPr>
+                <w:sz w:val="20"/>
+              </w:rPr>
+              <w:t xml:space="preserve"> mở ngay với dữ liệu thật (CPU i7-12700H, RAM 5.74 GB, Unix 6.8.0-134, X64), </w:t>
+            </w:r>
+            <w:r>
+              <w:rPr>
+                <w:b/>
+                <w:sz w:val="20"/>
+              </w:rPr>
+              <w:t>KHÔNG</w:t>
+            </w:r>
+            <w:r>
+              <w:rPr>
+                <w:sz w:val="20"/>
+              </w:rPr>
+              <w:t xml:space="preserve"> có dialog cảnh báo. </w:t>
+            </w:r>
+            <w:r>
+              <w:rPr>
+                <w:rFonts w:ascii="Courier New" w:hAnsi="Courier New"/>
+                <w:color w:val="F05922"/>
+                <w:sz w:val="20"/>
+              </w:rPr>
+              <w:t>verify-v3-sysinfo-timeout.png</w:t>
+            </w:r>
+            <w:r>
+              <w:rPr>
+                <w:sz w:val="20"/>
+              </w:rPr>
+              <w:t xml:space="preserve">, </w:t>
+            </w:r>
+            <w:r>
+              <w:rPr>
+                <w:rFonts w:ascii="Courier New" w:hAnsi="Courier New"/>
+                <w:color w:val="F05922"/>
+                <w:sz w:val="20"/>
+              </w:rPr>
+              <w:t>verify-v3-sysinfo-new-agent.png</w:t>
+            </w:r>
+          </w:p>
+        </w:tc>
+      </w:tr>
+      <w:tr>
+        <w:tc>
+          <w:tcPr>
+            <w:tcW w:type="dxa" w:w="2422"/>
+            <w:tcBorders>
+              <w:top w:val="single" w:sz="4" w:space="0" w:color="CBCBCB"/>
+              <w:left w:val="single" w:sz="4" w:space="0" w:color="CBCBCB"/>
+              <w:bottom w:val="single" w:sz="4" w:space="0" w:color="CBCBCB"/>
+              <w:right w:val="single" w:sz="4" w:space="0" w:color="CBCBCB"/>
+            </w:tcBorders>
+          </w:tcPr>
+          <w:p>
+            <w:r>
+              <w:rPr>
+                <w:b/>
+                <w:sz w:val="20"/>
+              </w:rPr>
+              <w:t>V4</w:t>
+            </w:r>
+          </w:p>
+        </w:tc>
+        <w:tc>
+          <w:tcPr>
+            <w:tcW w:type="dxa" w:w="2422"/>
+            <w:tcBorders>
+              <w:top w:val="single" w:sz="4" w:space="0" w:color="CBCBCB"/>
+              <w:left w:val="single" w:sz="4" w:space="0" w:color="CBCBCB"/>
+              <w:bottom w:val="single" w:sz="4" w:space="0" w:color="CBCBCB"/>
+              <w:right w:val="single" w:sz="4" w:space="0" w:color="CBCBCB"/>
+            </w:tcBorders>
+          </w:tcPr>
+          <w:p>
+            <w:r>
+              <w:rPr>
+                <w:sz w:val="20"/>
+              </w:rPr>
+              <w:t>F03 snippet</w:t>
+            </w:r>
+          </w:p>
+        </w:tc>
+        <w:tc>
+          <w:tcPr>
+            <w:tcW w:type="dxa" w:w="2422"/>
+            <w:tcBorders>
+              <w:top w:val="single" w:sz="4" w:space="0" w:color="CBCBCB"/>
+              <w:left w:val="single" w:sz="4" w:space="0" w:color="CBCBCB"/>
+              <w:bottom w:val="single" w:sz="4" w:space="0" w:color="CBCBCB"/>
+              <w:right w:val="single" w:sz="4" w:space="0" w:color="CBCBCB"/>
+            </w:tcBorders>
+          </w:tcPr>
+          <w:p>
+            <w:r>
+              <w:rPr>
+                <w:sz w:val="20"/>
+              </w:rPr>
+              <w:t xml:space="preserve">✅ </w:t>
+            </w:r>
+            <w:r>
+              <w:rPr>
+                <w:b/>
+                <w:sz w:val="20"/>
+              </w:rPr>
+              <w:t>PASS</w:t>
+            </w:r>
+          </w:p>
+        </w:tc>
+        <w:tc>
+          <w:tcPr>
+            <w:tcW w:type="dxa" w:w="2422"/>
+            <w:tcBorders>
+              <w:top w:val="single" w:sz="4" w:space="0" w:color="CBCBCB"/>
+              <w:left w:val="single" w:sz="4" w:space="0" w:color="CBCBCB"/>
+              <w:bottom w:val="single" w:sz="4" w:space="0" w:color="CBCBCB"/>
+              <w:right w:val="single" w:sz="4" w:space="0" w:color="CBCBCB"/>
+            </w:tcBorders>
+          </w:tcPr>
+          <w:p>
+            <w:r>
+              <w:rPr>
+                <w:sz w:val="20"/>
+              </w:rPr>
+              <w:t xml:space="preserve">CMD Shell (Console): click ô snippet → dropdown 12 lệnh mẫu mở (Reboot, Kiểm tra RAM &amp; Ổ cứng, apt update…); set "RAM" qua UIA + click → lọc đúng còn "Kiểm tra RAM &amp; Ổ cứng". BulkAction: tương tự, dropdown mở + lọc "RAM" đúng. </w:t>
+            </w:r>
+            <w:r>
+              <w:rPr>
+                <w:rFonts w:ascii="Courier New" w:hAnsi="Courier New"/>
+                <w:color w:val="F05922"/>
+                <w:sz w:val="20"/>
+              </w:rPr>
+              <w:t>verify-v4-snippet-dropdown-cmd.png</w:t>
+            </w:r>
+            <w:r>
+              <w:rPr>
+                <w:sz w:val="20"/>
+              </w:rPr>
+              <w:t xml:space="preserve">, </w:t>
+            </w:r>
+            <w:r>
+              <w:rPr>
+                <w:rFonts w:ascii="Courier New" w:hAnsi="Courier New"/>
+                <w:color w:val="F05922"/>
+                <w:sz w:val="20"/>
+              </w:rPr>
+              <w:t>verify-v4-snippet-filter-ram.png</w:t>
+            </w:r>
+            <w:r>
+              <w:rPr>
+                <w:sz w:val="20"/>
+              </w:rPr>
+              <w:t xml:space="preserve">, </w:t>
+            </w:r>
+            <w:r>
+              <w:rPr>
+                <w:rFonts w:ascii="Courier New" w:hAnsi="Courier New"/>
+                <w:color w:val="F05922"/>
+                <w:sz w:val="20"/>
+              </w:rPr>
+              <w:t>verify-v4-snippet-bulk-ram.png</w:t>
+            </w:r>
+          </w:p>
+        </w:tc>
+      </w:tr>
+      <w:tr>
+        <w:tc>
+          <w:tcPr>
+            <w:tcW w:type="dxa" w:w="2422"/>
+            <w:shd w:val="clear" w:color="auto" w:fill="B8B3D6"/>
+            <w:tcBorders>
+              <w:top w:val="single" w:sz="4" w:space="0" w:color="CBCBCB"/>
+              <w:left w:val="single" w:sz="4" w:space="0" w:color="CBCBCB"/>
+              <w:bottom w:val="single" w:sz="4" w:space="0" w:color="CBCBCB"/>
+              <w:right w:val="single" w:sz="4" w:space="0" w:color="CBCBCB"/>
+            </w:tcBorders>
+          </w:tcPr>
+          <w:p>
+            <w:r>
+              <w:rPr>
+                <w:b/>
+                <w:sz w:val="20"/>
+              </w:rPr>
+              <w:t>V5</w:t>
+            </w:r>
+          </w:p>
+        </w:tc>
+        <w:tc>
+          <w:tcPr>
+            <w:tcW w:type="dxa" w:w="2422"/>
+            <w:shd w:val="clear" w:color="auto" w:fill="B8B3D6"/>
+            <w:tcBorders>
+              <w:top w:val="single" w:sz="4" w:space="0" w:color="CBCBCB"/>
+              <w:left w:val="single" w:sz="4" w:space="0" w:color="CBCBCB"/>
+              <w:bottom w:val="single" w:sz="4" w:space="0" w:color="CBCBCB"/>
+              <w:right w:val="single" w:sz="4" w:space="0" w:color="CBCBCB"/>
+            </w:tcBorders>
+          </w:tcPr>
+          <w:p>
+            <w:r>
+              <w:rPr>
+                <w:sz w:val="20"/>
+              </w:rPr>
+              <w:t>F04 reset status</w:t>
+            </w:r>
+          </w:p>
+        </w:tc>
+        <w:tc>
+          <w:tcPr>
+            <w:tcW w:type="dxa" w:w="2422"/>
+            <w:shd w:val="clear" w:color="auto" w:fill="B8B3D6"/>
+            <w:tcBorders>
+              <w:top w:val="single" w:sz="4" w:space="0" w:color="CBCBCB"/>
+              <w:left w:val="single" w:sz="4" w:space="0" w:color="CBCBCB"/>
+              <w:bottom w:val="single" w:sz="4" w:space="0" w:color="CBCBCB"/>
+              <w:right w:val="single" w:sz="4" w:space="0" w:color="CBCBCB"/>
+            </w:tcBorders>
+          </w:tcPr>
+          <w:p>
+            <w:r>
+              <w:rPr>
+                <w:sz w:val="20"/>
+              </w:rPr>
+              <w:t xml:space="preserve">✅ </w:t>
+            </w:r>
+            <w:r>
+              <w:rPr>
+                <w:b/>
+                <w:sz w:val="20"/>
+              </w:rPr>
+              <w:t>PASS</w:t>
+            </w:r>
+          </w:p>
+        </w:tc>
+        <w:tc>
+          <w:tcPr>
+            <w:tcW w:type="dxa" w:w="2422"/>
+            <w:shd w:val="clear" w:color="auto" w:fill="B8B3D6"/>
+            <w:tcBorders>
+              <w:top w:val="single" w:sz="4" w:space="0" w:color="CBCBCB"/>
+              <w:left w:val="single" w:sz="4" w:space="0" w:color="CBCBCB"/>
+              <w:bottom w:val="single" w:sz="4" w:space="0" w:color="CBCBCB"/>
+              <w:right w:val="single" w:sz="4" w:space="0" w:color="CBCBCB"/>
+            </w:tcBorders>
+          </w:tcPr>
+          <w:p>
+            <w:r>
+              <w:rPr>
+                <w:sz w:val="20"/>
+              </w:rPr>
+              <w:t xml:space="preserve">Wizard: xóa Token → Bắt đầu → status đỏ "Thiếu IP/SSH user… hoặc Token Agent."; nhập lại Token + Bắt đầu → status đổi ngay thành "Đang cài đặt ZcuAgent..." (xám), lỗi đỏ cũ biến mất tức thì (log/progress chạy song song không còn lỗi treo). RemoteAppInstall: chọn xong file → status đỏ validation biến mất. </w:t>
+            </w:r>
+            <w:r>
+              <w:rPr>
+                <w:rFonts w:ascii="Courier New" w:hAnsi="Courier New"/>
+                <w:color w:val="F05922"/>
+                <w:sz w:val="20"/>
+              </w:rPr>
+              <w:t>verify-v5-wizard-error.png</w:t>
+            </w:r>
+            <w:r>
+              <w:rPr>
+                <w:sz w:val="20"/>
+              </w:rPr>
+              <w:t xml:space="preserve">, </w:t>
+            </w:r>
+            <w:r>
+              <w:rPr>
+                <w:rFonts w:ascii="Courier New" w:hAnsi="Courier New"/>
+                <w:color w:val="F05922"/>
+                <w:sz w:val="20"/>
+              </w:rPr>
+              <w:t>verify-v5-wizard-status-reset.png</w:t>
+            </w:r>
+          </w:p>
+        </w:tc>
+      </w:tr>
+      <w:tr>
+        <w:tc>
+          <w:tcPr>
+            <w:tcW w:type="dxa" w:w="2422"/>
+            <w:tcBorders>
+              <w:top w:val="single" w:sz="4" w:space="0" w:color="CBCBCB"/>
+              <w:left w:val="single" w:sz="4" w:space="0" w:color="CBCBCB"/>
+              <w:bottom w:val="single" w:sz="4" w:space="0" w:color="CBCBCB"/>
+              <w:right w:val="single" w:sz="4" w:space="0" w:color="CBCBCB"/>
+            </w:tcBorders>
+          </w:tcPr>
+          <w:p>
+            <w:r>
+              <w:rPr>
+                <w:b/>
+                <w:sz w:val="20"/>
+              </w:rPr>
+              <w:t>V6</w:t>
+            </w:r>
+          </w:p>
+        </w:tc>
+        <w:tc>
+          <w:tcPr>
+            <w:tcW w:type="dxa" w:w="2422"/>
+            <w:tcBorders>
+              <w:top w:val="single" w:sz="4" w:space="0" w:color="CBCBCB"/>
+              <w:left w:val="single" w:sz="4" w:space="0" w:color="CBCBCB"/>
+              <w:bottom w:val="single" w:sz="4" w:space="0" w:color="CBCBCB"/>
+              <w:right w:val="single" w:sz="4" w:space="0" w:color="CBCBCB"/>
+            </w:tcBorders>
+          </w:tcPr>
+          <w:p>
+            <w:r>
+              <w:rPr>
+                <w:sz w:val="20"/>
+              </w:rPr>
+              <w:t>F05 SSH message</w:t>
+            </w:r>
+          </w:p>
+        </w:tc>
+        <w:tc>
+          <w:tcPr>
+            <w:tcW w:type="dxa" w:w="2422"/>
+            <w:tcBorders>
+              <w:top w:val="single" w:sz="4" w:space="0" w:color="CBCBCB"/>
+              <w:left w:val="single" w:sz="4" w:space="0" w:color="CBCBCB"/>
+              <w:bottom w:val="single" w:sz="4" w:space="0" w:color="CBCBCB"/>
+              <w:right w:val="single" w:sz="4" w:space="0" w:color="CBCBCB"/>
+            </w:tcBorders>
+          </w:tcPr>
+          <w:p>
+            <w:r>
+              <w:rPr>
+                <w:sz w:val="20"/>
+              </w:rPr>
+              <w:t xml:space="preserve">✅ </w:t>
+            </w:r>
+            <w:r>
+              <w:rPr>
+                <w:b/>
+                <w:sz w:val="20"/>
+              </w:rPr>
+              <w:t>PASS</w:t>
+            </w:r>
+          </w:p>
+        </w:tc>
+        <w:tc>
+          <w:tcPr>
+            <w:tcW w:type="dxa" w:w="2422"/>
+            <w:tcBorders>
+              <w:top w:val="single" w:sz="4" w:space="0" w:color="CBCBCB"/>
+              <w:left w:val="single" w:sz="4" w:space="0" w:color="CBCBCB"/>
+              <w:bottom w:val="single" w:sz="4" w:space="0" w:color="CBCBCB"/>
+              <w:right w:val="single" w:sz="4" w:space="0" w:color="CBCBCB"/>
+            </w:tcBorders>
+          </w:tcPr>
+          <w:p>
+            <w:r>
+              <w:rPr>
+                <w:sz w:val="20"/>
+              </w:rPr>
+              <w:t xml:space="preserve">BulkAction chạy </w:t>
+            </w:r>
+            <w:r>
+              <w:rPr>
+                <w:rFonts w:ascii="Courier New" w:hAnsi="Courier New"/>
+                <w:color w:val="F05922"/>
+                <w:sz w:val="20"/>
+              </w:rPr>
+              <w:t>uname -a</w:t>
+            </w:r>
+            <w:r>
+              <w:rPr>
+                <w:sz w:val="20"/>
+              </w:rPr>
+              <w:t xml:space="preserve"> trên VietAnh (đủ SSH) + Kien (thiếu SSH user): VietAnh "Thành công"; Kien "Lỗi" với thông báo tiếng Việt thân thiện "Máy chưa cấu hình SSH user — bấm '✏️ Sửa' máy tính này để bổ sung SSH username/password rồi chạy lại." — KHÔNG còn raw .NET exception. </w:t>
+            </w:r>
+            <w:r>
+              <w:rPr>
+                <w:rFonts w:ascii="Courier New" w:hAnsi="Courier New"/>
+                <w:color w:val="F05922"/>
+                <w:sz w:val="20"/>
+              </w:rPr>
+              <w:t>verify-v6-bulk-ssh-message.png</w:t>
+            </w:r>
+          </w:p>
+        </w:tc>
+      </w:tr>
+      <w:tr>
+        <w:tc>
+          <w:tcPr>
+            <w:tcW w:type="dxa" w:w="2422"/>
+            <w:shd w:val="clear" w:color="auto" w:fill="B8B3D6"/>
+            <w:tcBorders>
+              <w:top w:val="single" w:sz="4" w:space="0" w:color="CBCBCB"/>
+              <w:left w:val="single" w:sz="4" w:space="0" w:color="CBCBCB"/>
+              <w:bottom w:val="single" w:sz="4" w:space="0" w:color="CBCBCB"/>
+              <w:right w:val="single" w:sz="4" w:space="0" w:color="CBCBCB"/>
+            </w:tcBorders>
+          </w:tcPr>
+          <w:p>
+            <w:r>
+              <w:rPr>
+                <w:b/>
+                <w:sz w:val="20"/>
+              </w:rPr>
+              <w:t>V7</w:t>
+            </w:r>
+          </w:p>
+        </w:tc>
+        <w:tc>
+          <w:tcPr>
+            <w:tcW w:type="dxa" w:w="2422"/>
+            <w:shd w:val="clear" w:color="auto" w:fill="B8B3D6"/>
+            <w:tcBorders>
+              <w:top w:val="single" w:sz="4" w:space="0" w:color="CBCBCB"/>
+              <w:left w:val="single" w:sz="4" w:space="0" w:color="CBCBCB"/>
+              <w:bottom w:val="single" w:sz="4" w:space="0" w:color="CBCBCB"/>
+              <w:right w:val="single" w:sz="4" w:space="0" w:color="CBCBCB"/>
+            </w:tcBorders>
+          </w:tcPr>
+          <w:p>
+            <w:r>
+              <w:rPr>
+                <w:sz w:val="20"/>
+              </w:rPr>
+              <w:t>F06 agent security</w:t>
+            </w:r>
+          </w:p>
+        </w:tc>
+        <w:tc>
+          <w:tcPr>
+            <w:tcW w:type="dxa" w:w="2422"/>
+            <w:shd w:val="clear" w:color="auto" w:fill="B8B3D6"/>
+            <w:tcBorders>
+              <w:top w:val="single" w:sz="4" w:space="0" w:color="CBCBCB"/>
+              <w:left w:val="single" w:sz="4" w:space="0" w:color="CBCBCB"/>
+              <w:bottom w:val="single" w:sz="4" w:space="0" w:color="CBCBCB"/>
+              <w:right w:val="single" w:sz="4" w:space="0" w:color="CBCBCB"/>
+            </w:tcBorders>
+          </w:tcPr>
+          <w:p>
+            <w:r>
+              <w:rPr>
+                <w:sz w:val="20"/>
+              </w:rPr>
+              <w:t xml:space="preserve">✅ </w:t>
+            </w:r>
+            <w:r>
+              <w:rPr>
+                <w:b/>
+                <w:sz w:val="20"/>
+              </w:rPr>
+              <w:t>PASS</w:t>
+            </w:r>
+          </w:p>
+        </w:tc>
+        <w:tc>
+          <w:tcPr>
+            <w:tcW w:type="dxa" w:w="2422"/>
+            <w:shd w:val="clear" w:color="auto" w:fill="B8B3D6"/>
+            <w:tcBorders>
+              <w:top w:val="single" w:sz="4" w:space="0" w:color="CBCBCB"/>
+              <w:left w:val="single" w:sz="4" w:space="0" w:color="CBCBCB"/>
+              <w:bottom w:val="single" w:sz="4" w:space="0" w:color="CBCBCB"/>
+              <w:right w:val="single" w:sz="4" w:space="0" w:color="CBCBCB"/>
+            </w:tcBorders>
+          </w:tcPr>
+          <w:p>
+            <w:r>
+              <w:rPr>
+                <w:sz w:val="20"/>
+              </w:rPr>
+              <w:t xml:space="preserve">Wizard default </w:t>
+            </w:r>
+            <w:r>
+              <w:rPr>
+                <w:rFonts w:ascii="Courier New" w:hAnsi="Courier New"/>
+                <w:color w:val="F05922"/>
+                <w:sz w:val="20"/>
+              </w:rPr>
+              <w:t>AllowedClientIPs</w:t>
+            </w:r>
+            <w:r>
+              <w:rPr>
+                <w:sz w:val="20"/>
+              </w:rPr>
+              <w:t xml:space="preserve"> = </w:t>
+            </w:r>
+            <w:r>
+              <w:rPr>
+                <w:rFonts w:ascii="Courier New" w:hAnsi="Courier New"/>
+                <w:color w:val="F05922"/>
+                <w:sz w:val="20"/>
+              </w:rPr>
+              <w:t>192.168.0.0/16,10.0.0.0/8,172.16.0.0/12</w:t>
+            </w:r>
+            <w:r>
+              <w:rPr>
+                <w:sz w:val="20"/>
+              </w:rPr>
+              <w:t xml:space="preserve"> (không còn </w:t>
+            </w:r>
+            <w:r>
+              <w:rPr>
+                <w:rFonts w:ascii="Courier New" w:hAnsi="Courier New"/>
+                <w:color w:val="F05922"/>
+                <w:sz w:val="20"/>
+              </w:rPr>
+              <w:t>0.0.0.0/0</w:t>
+            </w:r>
+            <w:r>
+              <w:rPr>
+                <w:sz w:val="20"/>
+              </w:rPr>
+              <w:t xml:space="preserve">). Cài mới qua wizard → </w:t>
+            </w:r>
+            <w:r>
+              <w:rPr>
+                <w:rFonts w:ascii="Courier New" w:hAnsi="Courier New"/>
+                <w:color w:val="F05922"/>
+                <w:sz w:val="20"/>
+              </w:rPr>
+              <w:t>appsettings.json</w:t>
+            </w:r>
+            <w:r>
+              <w:rPr>
+                <w:sz w:val="20"/>
+              </w:rPr>
+              <w:t xml:space="preserve"> trên ZCU ghi </w:t>
+            </w:r>
+            <w:r>
+              <w:rPr>
+                <w:b/>
+                <w:sz w:val="20"/>
+              </w:rPr>
+              <w:t>mảng 3 CIDR riêng biệt</w:t>
+            </w:r>
+            <w:r>
+              <w:rPr>
+                <w:sz w:val="20"/>
+              </w:rPr>
+              <w:t xml:space="preserve"> đúng dạng; CCU </w:t>
+            </w:r>
+            <w:r>
+              <w:rPr>
+                <w:rFonts w:ascii="Courier New" w:hAnsi="Courier New"/>
+                <w:color w:val="F05922"/>
+                <w:sz w:val="20"/>
+              </w:rPr>
+              <w:t>192.168.0.100</w:t>
+            </w:r>
+            <w:r>
+              <w:rPr>
+                <w:sz w:val="20"/>
+              </w:rPr>
+              <w:t xml:space="preserve"> (thuộc </w:t>
+            </w:r>
+            <w:r>
+              <w:rPr>
+                <w:rFonts w:ascii="Courier New" w:hAnsi="Courier New"/>
+                <w:color w:val="F05922"/>
+                <w:sz w:val="20"/>
+              </w:rPr>
+              <w:t>192.168.0.0/16</w:t>
+            </w:r>
+            <w:r>
+              <w:rPr>
+                <w:sz w:val="20"/>
+              </w:rPr>
+              <w:t>) kết nối + stream ZCU bình thường (agent log "accepted connection from 192.168.0.100"). Nhập token ngắn (</w:t>
+            </w:r>
+            <w:r>
+              <w:rPr>
+                <w:rFonts w:ascii="Courier New" w:hAnsi="Courier New"/>
+                <w:color w:val="F05922"/>
+                <w:sz w:val="20"/>
+              </w:rPr>
+              <w:t>short123</w:t>
+            </w:r>
+            <w:r>
+              <w:rPr>
+                <w:sz w:val="20"/>
+              </w:rPr>
+              <w:t xml:space="preserve"> &lt; 16) + </w:t>
+            </w:r>
+            <w:r>
+              <w:rPr>
+                <w:rFonts w:ascii="Courier New" w:hAnsi="Courier New"/>
+                <w:color w:val="F05922"/>
+                <w:sz w:val="20"/>
+              </w:rPr>
+              <w:t>0.0.0.0/0</w:t>
+            </w:r>
+            <w:r>
+              <w:rPr>
+                <w:sz w:val="20"/>
+              </w:rPr>
+              <w:t xml:space="preserve"> → wizard ghi </w:t>
+            </w:r>
+            <w:r>
+              <w:rPr>
+                <w:b/>
+                <w:sz w:val="20"/>
+              </w:rPr>
+              <w:t>2 dòng CẢNH BÁO BẢO MẬT</w:t>
+            </w:r>
+            <w:r>
+              <w:rPr>
+                <w:sz w:val="20"/>
+              </w:rPr>
+              <w:t xml:space="preserve"> vào Nhật ký Cài đặt; agent ZCU cũng log </w:t>
+            </w:r>
+            <w:r>
+              <w:rPr>
+                <w:rFonts w:ascii="Courier New" w:hAnsi="Courier New"/>
+                <w:color w:val="F05922"/>
+                <w:sz w:val="20"/>
+              </w:rPr>
+              <w:t>SECURITY: Token is only … chars</w:t>
+            </w:r>
+            <w:r>
+              <w:rPr>
+                <w:sz w:val="20"/>
+              </w:rPr>
+              <w:t xml:space="preserve">. </w:t>
+            </w:r>
+            <w:r>
+              <w:rPr>
+                <w:rFonts w:ascii="Courier New" w:hAnsi="Courier New"/>
+                <w:color w:val="F05922"/>
+                <w:sz w:val="20"/>
+              </w:rPr>
+              <w:t>verify-v7-connect-lan-cidr.png</w:t>
+            </w:r>
+            <w:r>
+              <w:rPr>
+                <w:sz w:val="20"/>
+              </w:rPr>
+              <w:t xml:space="preserve">, </w:t>
+            </w:r>
+            <w:r>
+              <w:rPr>
+                <w:rFonts w:ascii="Courier New" w:hAnsi="Courier New"/>
+                <w:color w:val="F05922"/>
+                <w:sz w:val="20"/>
+              </w:rPr>
+              <w:t>verify-v7-wizard-security-warning.png</w:t>
+            </w:r>
+            <w:r>
+              <w:rPr>
+                <w:sz w:val="20"/>
+              </w:rPr>
+              <w:t xml:space="preserve"> (bằng chứng text log trong mục dưới)</w:t>
+            </w:r>
+          </w:p>
+        </w:tc>
+      </w:tr>
+    </w:tbl>
+    <w:p/>
+    <w:p>
+      <w:pPr>
+        <w:spacing w:after="80"/>
+      </w:pPr>
+      <w:r>
+        <w:rPr>
+          <w:b/>
+          <w:sz w:val="21"/>
+        </w:rPr>
+        <w:t>Tổng: 7 PASS / 0 FAIL / 0 SKIP.</w:t>
+      </w:r>
+    </w:p>
+    <w:p>
+      <w:pPr>
+        <w:pStyle w:val="Heading3"/>
+        <w:spacing w:before="160" w:after="60"/>
+      </w:pPr>
+      <w:r>
+        <w:rPr>
+          <w:color w:val="4A3F8C"/>
+          <w:sz w:val="24"/>
+        </w:rPr>
+        <w:t>Regression test nhanh (luồng chính) — tất cả OK</w:t>
+      </w:r>
+    </w:p>
+    <w:p>
+      <w:pPr>
+        <w:pStyle w:val="ListBullet"/>
+        <w:spacing w:after="20"/>
+        <w:ind w:left="283"/>
+      </w:pPr>
+      <w:r>
+        <w:rPr>
+          <w:b/>
+          <w:sz w:val="21"/>
+        </w:rPr>
+        <w:t>Kết nối + xem màn hình:</w:t>
+      </w:r>
+      <w:r>
+        <w:rPr>
+          <w:sz w:val="21"/>
+        </w:rPr>
+        <w:t xml:space="preserve"> connect VietAnh (agent 1.1) → stream ZCU realtime OK, không dialog cảnh báo.</w:t>
+      </w:r>
+    </w:p>
+    <w:p>
+      <w:pPr>
+        <w:pStyle w:val="ListBullet"/>
+        <w:spacing w:after="20"/>
+        <w:ind w:left="283"/>
+      </w:pPr>
+      <w:r>
+        <w:rPr>
+          <w:b/>
+          <w:sz w:val="21"/>
+        </w:rPr>
+        <w:t>CMD Shell chạy lệnh:</w:t>
+      </w:r>
+      <w:r>
+        <w:rPr>
+          <w:sz w:val="21"/>
+        </w:rPr>
+        <w:t xml:space="preserve"> </w:t>
+      </w:r>
+      <w:r>
+        <w:rPr>
+          <w:rFonts w:ascii="Courier New" w:hAnsi="Courier New"/>
+          <w:color w:val="F05922"/>
+          <w:sz w:val="21"/>
+        </w:rPr>
+        <w:t>uname -a &amp;&amp; df -h /</w:t>
+      </w:r>
+      <w:r>
+        <w:rPr>
+          <w:sz w:val="21"/>
+        </w:rPr>
+        <w:t xml:space="preserve"> trả kết quả đúng (Linux ubuntu-22 … / 67G 38%).</w:t>
+      </w:r>
+    </w:p>
+    <w:p>
+      <w:pPr>
+        <w:pStyle w:val="ListBullet"/>
+        <w:spacing w:after="20"/>
+        <w:ind w:left="283"/>
+      </w:pPr>
+      <w:r>
+        <w:rPr>
+          <w:b/>
+          <w:sz w:val="21"/>
+        </w:rPr>
+        <w:t>FileManager (SFTP) duyệt:</w:t>
+      </w:r>
+      <w:r>
+        <w:rPr>
+          <w:sz w:val="21"/>
+        </w:rPr>
+        <w:t xml:space="preserve"> browse </w:t>
+      </w:r>
+      <w:r>
+        <w:rPr>
+          <w:rFonts w:ascii="Courier New" w:hAnsi="Courier New"/>
+          <w:color w:val="F05922"/>
+          <w:sz w:val="21"/>
+        </w:rPr>
+        <w:t>/home/kztek/ipgs/remote-agent</w:t>
+      </w:r>
+      <w:r>
+        <w:rPr>
+          <w:sz w:val="21"/>
+        </w:rPr>
+        <w:t xml:space="preserve"> → tải đúng 36 mục, hiển thị danh sách file/kích thước/thời gian (appsettings.json, ZcuAgent.dll…). </w:t>
+      </w:r>
+      <w:r>
+        <w:rPr>
+          <w:rFonts w:ascii="Courier New" w:hAnsi="Courier New"/>
+          <w:color w:val="F05922"/>
+          <w:sz w:val="21"/>
+        </w:rPr>
+        <w:t>verify-regression-filemanager.png</w:t>
+      </w:r>
+    </w:p>
+    <w:p>
+      <w:pPr>
+        <w:pStyle w:val="ListBullet"/>
+        <w:spacing w:after="20"/>
+        <w:ind w:left="283"/>
+      </w:pPr>
+      <w:r>
+        <w:rPr>
+          <w:b/>
+          <w:sz w:val="21"/>
+        </w:rPr>
+        <w:t>BulkAction song song:</w:t>
+      </w:r>
+      <w:r>
+        <w:rPr>
+          <w:sz w:val="21"/>
+        </w:rPr>
+        <w:t xml:space="preserve"> 2 máy chạy đồng thời, máy lỗi không chặn máy thành công.</w:t>
+      </w:r>
+    </w:p>
+    <w:p>
+      <w:pPr>
+        <w:pStyle w:val="ListBullet"/>
+        <w:spacing w:after="20"/>
+        <w:ind w:left="283"/>
+      </w:pPr>
+      <w:r>
+        <w:rPr>
+          <w:b/>
+          <w:sz w:val="21"/>
+        </w:rPr>
+        <w:t>Wizard 7/7 bước:</w:t>
+      </w:r>
+      <w:r>
+        <w:rPr>
+          <w:sz w:val="21"/>
+        </w:rPr>
+        <w:t xml:space="preserve"> cài đặt hoàn tất ~15s, agent tự restart về </w:t>
+      </w:r>
+      <w:r>
+        <w:rPr>
+          <w:rFonts w:ascii="Courier New" w:hAnsi="Courier New"/>
+          <w:color w:val="F05922"/>
+          <w:sz w:val="21"/>
+        </w:rPr>
+        <w:t>active</w:t>
+      </w:r>
+      <w:r>
+        <w:rPr>
+          <w:sz w:val="21"/>
+        </w:rPr>
+        <w:t>.</w:t>
+      </w:r>
+    </w:p>
+    <w:p>
+      <w:pPr>
+        <w:pStyle w:val="Heading3"/>
+        <w:spacing w:before="160" w:after="60"/>
+      </w:pPr>
+      <w:r>
+        <w:rPr>
+          <w:color w:val="4A3F8C"/>
+          <w:sz w:val="24"/>
+        </w:rPr>
+        <w:t>Bằng chứng text — cảnh báo bảo mật wizard (V7, token yếu + 0.0.0.0/0)</w:t>
+      </w:r>
+    </w:p>
+    <w:p>
+      <w:pPr>
+        <w:spacing w:before="80" w:after="80"/>
+        <w:ind w:left="283"/>
+        <w:shd w:val="clear" w:color="auto" w:fill="F4F4F8"/>
+      </w:pPr>
+      <w:r>
+        <w:rPr>
+          <w:rFonts w:ascii="Courier New" w:hAnsi="Courier New"/>
+          <w:color w:val="251C53"/>
+          <w:sz w:val="18"/>
+        </w:rPr>
+        <w:t>[23:01:23] ⚠ CẢNH BÁO BẢO MẬT: Token ngắn hơn 16 ký tự - dễ bị đoán. Dùng nút 🎲 Sinh Token để tạo token ngẫu nhiên mạnh.</w:t>
+        <w:br/>
+        <w:t>[23:01:23] ⚠ CẢNH BÁO BẢO MẬT: AllowedClientIPs đang mở cho MỌI IP (0.0.0.0/0) - nên giới hạn về dải LAN quản trị (VD 192.168.0.0/16).</w:t>
+      </w:r>
+    </w:p>
+    <w:p>
+      <w:pPr>
+        <w:spacing w:after="80"/>
+      </w:pPr>
+      <w:r>
+        <w:rPr>
+          <w:sz w:val="21"/>
+        </w:rPr>
+        <w:t>Agent ZCU (journalctl) khi Token = 5 ký tự:</w:t>
+      </w:r>
+    </w:p>
+    <w:p>
+      <w:pPr>
+        <w:spacing w:before="80" w:after="80"/>
+        <w:ind w:left="283"/>
+        <w:shd w:val="clear" w:color="auto" w:fill="F4F4F8"/>
+      </w:pPr>
+      <w:r>
+        <w:rPr>
+          <w:rFonts w:ascii="Courier New" w:hAnsi="Courier New"/>
+          <w:color w:val="251C53"/>
+          <w:sz w:val="18"/>
+        </w:rPr>
+        <w:t>warn: SECURITY: RemoteControl:Token is only 5 chars — short tokens are guessable. Generate a strong random token (&gt;= 32 chars) via the CCU Setup Wizard.</w:t>
+      </w:r>
+    </w:p>
+    <w:p>
+      <w:pPr>
+        <w:pStyle w:val="Heading3"/>
+        <w:spacing w:before="160" w:after="60"/>
+      </w:pPr>
+      <w:r>
+        <w:rPr>
+          <w:color w:val="4A3F8C"/>
+          <w:sz w:val="24"/>
+        </w:rPr>
+        <w:t>Ảnh tài liệu chụp lại (do fix đổi giao diện)</w:t>
+      </w:r>
+    </w:p>
+    <w:p>
+      <w:pPr>
+        <w:pStyle w:val="ListBullet"/>
+        <w:spacing w:after="20"/>
+        <w:ind w:left="283"/>
+      </w:pPr>
+      <w:r>
+        <w:rPr>
+          <w:rFonts w:ascii="Courier New" w:hAnsi="Courier New"/>
+          <w:color w:val="F05922"/>
+          <w:sz w:val="21"/>
+        </w:rPr>
+        <w:t>docs/user-manuals/screenshots/zcu-setup-wizard-default.png</w:t>
+      </w:r>
+      <w:r>
+        <w:rPr>
+          <w:sz w:val="21"/>
+        </w:rPr>
+        <w:t xml:space="preserve"> — ô AllowedClientIPs nay hiển thị 3 dải LAN riêng (token đã che). Khớp caption Hình 53 (đã đúng sẵn — không cần sửa MANUAL).</w:t>
+      </w:r>
+    </w:p>
+    <w:p>
+      <w:pPr>
+        <w:pStyle w:val="ListBullet"/>
+        <w:spacing w:after="20"/>
+        <w:ind w:left="283"/>
+      </w:pPr>
+      <w:r>
+        <w:rPr>
+          <w:rFonts w:ascii="Courier New" w:hAnsi="Courier New"/>
+          <w:color w:val="F05922"/>
+          <w:sz w:val="21"/>
+        </w:rPr>
+        <w:t>docs/user-manuals/screenshots/zcu-terminal-appsettings.png</w:t>
+      </w:r>
+      <w:r>
+        <w:rPr>
+          <w:sz w:val="21"/>
+        </w:rPr>
+        <w:t xml:space="preserve"> — </w:t>
+      </w:r>
+      <w:r>
+        <w:rPr>
+          <w:rFonts w:ascii="Courier New" w:hAnsi="Courier New"/>
+          <w:color w:val="F05922"/>
+          <w:sz w:val="21"/>
+        </w:rPr>
+        <w:t>appsettings.json</w:t>
+      </w:r>
+      <w:r>
+        <w:rPr>
+          <w:sz w:val="21"/>
+        </w:rPr>
+        <w:t xml:space="preserve"> nay có mảng 3 CIDR thay </w:t>
+      </w:r>
+      <w:r>
+        <w:rPr>
+          <w:rFonts w:ascii="Courier New" w:hAnsi="Courier New"/>
+          <w:color w:val="F05922"/>
+          <w:sz w:val="21"/>
+        </w:rPr>
+        <w:t>0.0.0.0/0</w:t>
+      </w:r>
+      <w:r>
+        <w:rPr>
+          <w:sz w:val="21"/>
+        </w:rPr>
+        <w:t xml:space="preserve"> (token đã che). Khớp caption Hình 70.</w:t>
+      </w:r>
+    </w:p>
+    <w:p>
+      <w:pPr>
+        <w:pStyle w:val="ListBullet"/>
+        <w:spacing w:after="20"/>
+        <w:ind w:left="283"/>
+      </w:pPr>
+      <w:r>
+        <w:rPr>
+          <w:sz w:val="21"/>
+        </w:rPr>
+        <w:t xml:space="preserve">MANUAL text đã khớp default mới (Tech Lead cập nhật ở commit review) → không sửa </w:t>
+      </w:r>
+      <w:r>
+        <w:rPr>
+          <w:rFonts w:ascii="Courier New" w:hAnsi="Courier New"/>
+          <w:color w:val="F05922"/>
+          <w:sz w:val="21"/>
+        </w:rPr>
+        <w:t>.md</w:t>
+      </w:r>
+      <w:r>
+        <w:rPr>
+          <w:sz w:val="21"/>
+        </w:rPr>
+        <w:t>, không cần chạy lại md_to_docx.</w:t>
+      </w:r>
+    </w:p>
+    <w:p>
+      <w:pPr>
+        <w:pStyle w:val="Heading3"/>
+        <w:spacing w:before="160" w:after="60"/>
+      </w:pPr>
+      <w:r>
+        <w:rPr>
+          <w:color w:val="4A3F8C"/>
+          <w:sz w:val="24"/>
+        </w:rPr>
+        <w:t>Lỗi mới phát hiện</w:t>
+      </w:r>
+    </w:p>
+    <w:p>
+      <w:pPr>
+        <w:spacing w:after="80"/>
+      </w:pPr>
+      <w:r>
+        <w:rPr>
+          <w:sz w:val="21"/>
+        </w:rPr>
+        <w:t>Không phát hiện lỗi mới trong phạm vi verify (không append F07). Ghi chú không chặn: cửa sổ ZcuSetupWizard tự đóng ~1.5s sau khi cài xong nên khó chụp trạng thái "hoàn tất" — không phải lỗi, chỉ là điểm bất tiện cho việc chụp tài liệu.</w:t>
+      </w:r>
+    </w:p>
+    <w:p>
+      <w:pPr>
+        <w:pStyle w:val="Heading3"/>
+        <w:spacing w:before="160" w:after="60"/>
+      </w:pPr>
+      <w:r>
+        <w:rPr>
+          <w:color w:val="4A3F8C"/>
+          <w:sz w:val="24"/>
+        </w:rPr>
+        <w:t>Kết luận</w:t>
+      </w:r>
+    </w:p>
+    <w:p>
+      <w:pPr>
+        <w:spacing w:after="80"/>
+      </w:pPr>
+      <w:r>
+        <w:rPr>
+          <w:sz w:val="21"/>
+        </w:rPr>
+        <w:t xml:space="preserve">✅ </w:t>
+      </w:r>
+      <w:r>
+        <w:rPr>
+          <w:b/>
+          <w:sz w:val="21"/>
+        </w:rPr>
+        <w:t>Đủ điều kiện SIGN-OFF</w:t>
+      </w:r>
+      <w:r>
+        <w:rPr>
+          <w:sz w:val="21"/>
+        </w:rPr>
+        <w:t xml:space="preserve"> — cả 6 finding F01–F06 (F06 phần agent) đã verify PASS trên app + ZCU thật với agent 1.1; regression luồng chính không bị phá. </w:t>
+      </w:r>
+      <w:r>
+        <w:rPr>
+          <w:b/>
+          <w:sz w:val="21"/>
+        </w:rPr>
+        <w:t>Bàn giao QA Lead sign-off (Bước 5 WF-BUGFIX).</w:t>
+      </w:r>
+      <w:r>
+        <w:rPr>
+          <w:sz w:val="21"/>
+        </w:rPr>
+        <w:t xml:space="preserve"> F06(a) backdoor license </w:t>
+      </w:r>
+      <w:r>
+        <w:rPr>
+          <w:rFonts w:ascii="Courier New" w:hAnsi="Courier New"/>
+          <w:color w:val="F05922"/>
+          <w:sz w:val="18"/>
+        </w:rPr>
+        <w:t>ANHNV</w:t>
+      </w:r>
+      <w:r>
+        <w:rPr>
+          <w:sz w:val="21"/>
+        </w:rPr>
+        <w:t xml:space="preserve"> vẫn ⏭️ giữ nguyên theo quyết định user (ngoài scope vòng fix này).</w:t>
+      </w:r>
+    </w:p>
+    <w:p>
+      <w:pPr>
+        <w:spacing w:after="80"/>
+      </w:pPr>
+      <w:r>
+        <w:rPr>
+          <w:sz w:val="21"/>
+        </w:rPr>
+        <w:t>— QA Engineer, 2026-07-26 23:05</w:t>
       </w:r>
     </w:p>
     <w:sectPr>

--- a/docs/bugs/BUG-ccu-ui-findings-2026-07-26.docx
+++ b/docs/bugs/BUG-ccu-ui-findings-2026-07-26.docx
@@ -9486,6 +9486,1829 @@
           <w:sz w:val="21"/>
         </w:rPr>
         <w:t>— QA Engineer, 2026-07-26 23:05</w:t>
+      </w:r>
+    </w:p>
+    <w:p>
+      <w:pPr>
+        <w:pBdr>
+          <w:bottom w:val="single" w:sz="6" w:space="1" w:color="F05922"/>
+        </w:pBdr>
+        <w:spacing w:after="120"/>
+      </w:pPr>
+    </w:p>
+    <w:p>
+      <w:pPr>
+        <w:pStyle w:val="Heading2"/>
+        <w:spacing w:before="200" w:after="80"/>
+      </w:pPr>
+      <w:r>
+        <w:rPr>
+          <w:color w:val="F05922"/>
+          <w:sz w:val="28"/>
+        </w:rPr>
+        <w:t>F07 — Lệnh reboot/shutdown báo "❌ LỖI" đỏ dù đã chạy thành công + lộ dòng `[debug]` kỹ thuật nội bộ</w:t>
+      </w:r>
+    </w:p>
+    <w:p>
+      <w:pPr>
+        <w:spacing w:before="40" w:after="40"/>
+        <w:ind w:left="567"/>
+        <w:pBdr>
+          <w:left w:val="single" w:sz="12" w:space="10" w:color="F05922"/>
+        </w:pBdr>
+      </w:pPr>
+      <w:r>
+        <w:rPr>
+          <w:b/>
+          <w:color w:val="4A3F8C"/>
+        </w:rPr>
+        <w:t>Người phát hiện:</w:t>
+      </w:r>
+      <w:r>
+        <w:rPr>
+          <w:color w:val="4A3F8C"/>
+        </w:rPr>
+        <w:t xml:space="preserve"> USER (thao tác thật trên app, sau vòng QA verify ở trên).</w:t>
+      </w:r>
+    </w:p>
+    <w:tbl>
+      <w:tblPr>
+        <w:tblStyle w:val="TableGrid"/>
+        <w:tblW w:type="auto" w:w="0"/>
+        <w:tblLook w:firstColumn="1" w:firstRow="1" w:lastColumn="0" w:lastRow="0" w:noHBand="0" w:noVBand="1" w:val="04A0"/>
+      </w:tblPr>
+      <w:tblGrid>
+        <w:gridCol w:w="1938"/>
+        <w:gridCol w:w="1938"/>
+        <w:gridCol w:w="1938"/>
+        <w:gridCol w:w="1938"/>
+        <w:gridCol w:w="1938"/>
+      </w:tblGrid>
+      <w:tr>
+        <w:tc>
+          <w:tcPr>
+            <w:tcW w:type="dxa" w:w="1938"/>
+            <w:shd w:val="clear" w:color="auto" w:fill="251C53"/>
+            <w:tcBorders>
+              <w:top w:val="single" w:sz="4" w:space="0" w:color="251C53"/>
+              <w:left w:val="single" w:sz="4" w:space="0" w:color="251C53"/>
+              <w:bottom w:val="single" w:sz="4" w:space="0" w:color="251C53"/>
+              <w:right w:val="single" w:sz="4" w:space="0" w:color="251C53"/>
+            </w:tcBorders>
+          </w:tcPr>
+          <w:p>
+            <w:r>
+              <w:rPr>
+                <w:b/>
+                <w:color w:val="FFFFFF"/>
+                <w:sz w:val="20"/>
+              </w:rPr>
+              <w:t>Trường</w:t>
+            </w:r>
+          </w:p>
+        </w:tc>
+        <w:tc>
+          <w:tcPr>
+            <w:tcW w:type="dxa" w:w="1938"/>
+            <w:shd w:val="clear" w:color="auto" w:fill="251C53"/>
+            <w:tcBorders>
+              <w:top w:val="single" w:sz="4" w:space="0" w:color="251C53"/>
+              <w:left w:val="single" w:sz="4" w:space="0" w:color="251C53"/>
+              <w:bottom w:val="single" w:sz="4" w:space="0" w:color="251C53"/>
+              <w:right w:val="single" w:sz="4" w:space="0" w:color="251C53"/>
+            </w:tcBorders>
+          </w:tcPr>
+          <w:p>
+            <w:r>
+              <w:rPr>
+                <w:b/>
+                <w:color w:val="FFFFFF"/>
+                <w:sz w:val="20"/>
+              </w:rPr>
+              <w:t>Nội dung</w:t>
+            </w:r>
+          </w:p>
+        </w:tc>
+        <w:tc>
+          <w:tcPr>
+            <w:tcW w:type="dxa" w:w="1938"/>
+            <w:shd w:val="clear" w:color="auto" w:fill="251C53"/>
+            <w:tcBorders>
+              <w:top w:val="single" w:sz="4" w:space="0" w:color="251C53"/>
+              <w:left w:val="single" w:sz="4" w:space="0" w:color="251C53"/>
+              <w:bottom w:val="single" w:sz="4" w:space="0" w:color="251C53"/>
+              <w:right w:val="single" w:sz="4" w:space="0" w:color="251C53"/>
+            </w:tcBorders>
+          </w:tcPr>
+          <w:p>
+            <w:r>
+              <w:rPr>
+                <w:b/>
+                <w:color w:val="FFFFFF"/>
+                <w:sz w:val="20"/>
+              </w:rPr>
+            </w:r>
+          </w:p>
+        </w:tc>
+        <w:tc>
+          <w:tcPr>
+            <w:tcW w:type="dxa" w:w="1938"/>
+            <w:shd w:val="clear" w:color="auto" w:fill="251C53"/>
+            <w:tcBorders>
+              <w:top w:val="single" w:sz="4" w:space="0" w:color="251C53"/>
+              <w:left w:val="single" w:sz="4" w:space="0" w:color="251C53"/>
+              <w:bottom w:val="single" w:sz="4" w:space="0" w:color="251C53"/>
+              <w:right w:val="single" w:sz="4" w:space="0" w:color="251C53"/>
+            </w:tcBorders>
+          </w:tcPr>
+          <w:p>
+            <w:r>
+              <w:rPr>
+                <w:b/>
+                <w:color w:val="FFFFFF"/>
+                <w:sz w:val="20"/>
+              </w:rPr>
+            </w:r>
+          </w:p>
+        </w:tc>
+        <w:tc>
+          <w:tcPr>
+            <w:tcW w:type="dxa" w:w="1938"/>
+            <w:shd w:val="clear" w:color="auto" w:fill="251C53"/>
+            <w:tcBorders>
+              <w:top w:val="single" w:sz="4" w:space="0" w:color="251C53"/>
+              <w:left w:val="single" w:sz="4" w:space="0" w:color="251C53"/>
+              <w:bottom w:val="single" w:sz="4" w:space="0" w:color="251C53"/>
+              <w:right w:val="single" w:sz="4" w:space="0" w:color="251C53"/>
+            </w:tcBorders>
+          </w:tcPr>
+          <w:p>
+            <w:r>
+              <w:rPr>
+                <w:b/>
+                <w:color w:val="FFFFFF"/>
+                <w:sz w:val="20"/>
+              </w:rPr>
+            </w:r>
+          </w:p>
+        </w:tc>
+      </w:tr>
+      <w:tr>
+        <w:tc>
+          <w:tcPr>
+            <w:tcW w:type="dxa" w:w="1938"/>
+            <w:tcBorders>
+              <w:top w:val="single" w:sz="4" w:space="0" w:color="CBCBCB"/>
+              <w:left w:val="single" w:sz="4" w:space="0" w:color="CBCBCB"/>
+              <w:bottom w:val="single" w:sz="4" w:space="0" w:color="CBCBCB"/>
+              <w:right w:val="single" w:sz="4" w:space="0" w:color="CBCBCB"/>
+            </w:tcBorders>
+          </w:tcPr>
+          <w:p>
+            <w:r>
+              <w:rPr>
+                <w:sz w:val="20"/>
+              </w:rPr>
+              <w:t>---</w:t>
+            </w:r>
+          </w:p>
+        </w:tc>
+        <w:tc>
+          <w:tcPr>
+            <w:tcW w:type="dxa" w:w="1938"/>
+            <w:tcBorders>
+              <w:top w:val="single" w:sz="4" w:space="0" w:color="CBCBCB"/>
+              <w:left w:val="single" w:sz="4" w:space="0" w:color="CBCBCB"/>
+              <w:bottom w:val="single" w:sz="4" w:space="0" w:color="CBCBCB"/>
+              <w:right w:val="single" w:sz="4" w:space="0" w:color="CBCBCB"/>
+            </w:tcBorders>
+          </w:tcPr>
+          <w:p>
+            <w:r>
+              <w:rPr>
+                <w:sz w:val="20"/>
+              </w:rPr>
+              <w:t>---</w:t>
+            </w:r>
+          </w:p>
+        </w:tc>
+        <w:tc>
+          <w:tcPr>
+            <w:tcW w:type="dxa" w:w="1938"/>
+            <w:tcBorders>
+              <w:top w:val="single" w:sz="4" w:space="0" w:color="CBCBCB"/>
+              <w:left w:val="single" w:sz="4" w:space="0" w:color="CBCBCB"/>
+              <w:bottom w:val="single" w:sz="4" w:space="0" w:color="CBCBCB"/>
+              <w:right w:val="single" w:sz="4" w:space="0" w:color="CBCBCB"/>
+            </w:tcBorders>
+          </w:tcPr>
+          <w:p/>
+        </w:tc>
+        <w:tc>
+          <w:tcPr>
+            <w:tcW w:type="dxa" w:w="1938"/>
+            <w:tcBorders>
+              <w:top w:val="single" w:sz="4" w:space="0" w:color="CBCBCB"/>
+              <w:left w:val="single" w:sz="4" w:space="0" w:color="CBCBCB"/>
+              <w:bottom w:val="single" w:sz="4" w:space="0" w:color="CBCBCB"/>
+              <w:right w:val="single" w:sz="4" w:space="0" w:color="CBCBCB"/>
+            </w:tcBorders>
+          </w:tcPr>
+          <w:p/>
+        </w:tc>
+        <w:tc>
+          <w:tcPr>
+            <w:tcW w:type="dxa" w:w="1938"/>
+            <w:tcBorders>
+              <w:top w:val="single" w:sz="4" w:space="0" w:color="CBCBCB"/>
+              <w:left w:val="single" w:sz="4" w:space="0" w:color="CBCBCB"/>
+              <w:bottom w:val="single" w:sz="4" w:space="0" w:color="CBCBCB"/>
+              <w:right w:val="single" w:sz="4" w:space="0" w:color="CBCBCB"/>
+            </w:tcBorders>
+          </w:tcPr>
+          <w:p/>
+        </w:tc>
+      </w:tr>
+      <w:tr>
+        <w:tc>
+          <w:tcPr>
+            <w:tcW w:type="dxa" w:w="1938"/>
+            <w:shd w:val="clear" w:color="auto" w:fill="B8B3D6"/>
+            <w:tcBorders>
+              <w:top w:val="single" w:sz="4" w:space="0" w:color="CBCBCB"/>
+              <w:left w:val="single" w:sz="4" w:space="0" w:color="CBCBCB"/>
+              <w:bottom w:val="single" w:sz="4" w:space="0" w:color="CBCBCB"/>
+              <w:right w:val="single" w:sz="4" w:space="0" w:color="CBCBCB"/>
+            </w:tcBorders>
+          </w:tcPr>
+          <w:p>
+            <w:r>
+              <w:rPr>
+                <w:b/>
+                <w:sz w:val="20"/>
+              </w:rPr>
+              <w:t>Màn hình</w:t>
+            </w:r>
+          </w:p>
+        </w:tc>
+        <w:tc>
+          <w:tcPr>
+            <w:tcW w:type="dxa" w:w="1938"/>
+            <w:shd w:val="clear" w:color="auto" w:fill="B8B3D6"/>
+            <w:tcBorders>
+              <w:top w:val="single" w:sz="4" w:space="0" w:color="CBCBCB"/>
+              <w:left w:val="single" w:sz="4" w:space="0" w:color="CBCBCB"/>
+              <w:bottom w:val="single" w:sz="4" w:space="0" w:color="CBCBCB"/>
+              <w:right w:val="single" w:sz="4" w:space="0" w:color="CBCBCB"/>
+            </w:tcBorders>
+          </w:tcPr>
+          <w:p>
+            <w:r>
+              <w:rPr>
+                <w:sz w:val="20"/>
+              </w:rPr>
+              <w:t xml:space="preserve">RemoteCommandWindow "Quản lý File &amp; Lệnh (SFTP / SSH)" — tab &gt;_ Console (CMD), kết nối </w:t>
+            </w:r>
+            <w:r>
+              <w:rPr>
+                <w:rFonts w:ascii="Courier New" w:hAnsi="Courier New"/>
+                <w:color w:val="F05922"/>
+                <w:sz w:val="20"/>
+              </w:rPr>
+              <w:t>kztek@192.168.0.101:22</w:t>
+            </w:r>
+          </w:p>
+        </w:tc>
+        <w:tc>
+          <w:tcPr>
+            <w:tcW w:type="dxa" w:w="1938"/>
+            <w:shd w:val="clear" w:color="auto" w:fill="B8B3D6"/>
+            <w:tcBorders>
+              <w:top w:val="single" w:sz="4" w:space="0" w:color="CBCBCB"/>
+              <w:left w:val="single" w:sz="4" w:space="0" w:color="CBCBCB"/>
+              <w:bottom w:val="single" w:sz="4" w:space="0" w:color="CBCBCB"/>
+              <w:right w:val="single" w:sz="4" w:space="0" w:color="CBCBCB"/>
+            </w:tcBorders>
+          </w:tcPr>
+          <w:p/>
+        </w:tc>
+        <w:tc>
+          <w:tcPr>
+            <w:tcW w:type="dxa" w:w="1938"/>
+            <w:shd w:val="clear" w:color="auto" w:fill="B8B3D6"/>
+            <w:tcBorders>
+              <w:top w:val="single" w:sz="4" w:space="0" w:color="CBCBCB"/>
+              <w:left w:val="single" w:sz="4" w:space="0" w:color="CBCBCB"/>
+              <w:bottom w:val="single" w:sz="4" w:space="0" w:color="CBCBCB"/>
+              <w:right w:val="single" w:sz="4" w:space="0" w:color="CBCBCB"/>
+            </w:tcBorders>
+          </w:tcPr>
+          <w:p/>
+        </w:tc>
+        <w:tc>
+          <w:tcPr>
+            <w:tcW w:type="dxa" w:w="1938"/>
+            <w:shd w:val="clear" w:color="auto" w:fill="B8B3D6"/>
+            <w:tcBorders>
+              <w:top w:val="single" w:sz="4" w:space="0" w:color="CBCBCB"/>
+              <w:left w:val="single" w:sz="4" w:space="0" w:color="CBCBCB"/>
+              <w:bottom w:val="single" w:sz="4" w:space="0" w:color="CBCBCB"/>
+              <w:right w:val="single" w:sz="4" w:space="0" w:color="CBCBCB"/>
+            </w:tcBorders>
+          </w:tcPr>
+          <w:p/>
+        </w:tc>
+      </w:tr>
+      <w:tr>
+        <w:tc>
+          <w:tcPr>
+            <w:tcW w:type="dxa" w:w="1938"/>
+            <w:tcBorders>
+              <w:top w:val="single" w:sz="4" w:space="0" w:color="CBCBCB"/>
+              <w:left w:val="single" w:sz="4" w:space="0" w:color="CBCBCB"/>
+              <w:bottom w:val="single" w:sz="4" w:space="0" w:color="CBCBCB"/>
+              <w:right w:val="single" w:sz="4" w:space="0" w:color="CBCBCB"/>
+            </w:tcBorders>
+          </w:tcPr>
+          <w:p>
+            <w:r>
+              <w:rPr>
+                <w:b/>
+                <w:sz w:val="20"/>
+              </w:rPr>
+              <w:t>Mức độ</w:t>
+            </w:r>
+          </w:p>
+        </w:tc>
+        <w:tc>
+          <w:tcPr>
+            <w:tcW w:type="dxa" w:w="1938"/>
+            <w:tcBorders>
+              <w:top w:val="single" w:sz="4" w:space="0" w:color="CBCBCB"/>
+              <w:left w:val="single" w:sz="4" w:space="0" w:color="CBCBCB"/>
+              <w:bottom w:val="single" w:sz="4" w:space="0" w:color="CBCBCB"/>
+              <w:right w:val="single" w:sz="4" w:space="0" w:color="CBCBCB"/>
+            </w:tcBorders>
+          </w:tcPr>
+          <w:p>
+            <w:r>
+              <w:rPr>
+                <w:sz w:val="20"/>
+              </w:rPr>
+              <w:t>P3 (UX)</w:t>
+            </w:r>
+          </w:p>
+        </w:tc>
+        <w:tc>
+          <w:tcPr>
+            <w:tcW w:type="dxa" w:w="1938"/>
+            <w:tcBorders>
+              <w:top w:val="single" w:sz="4" w:space="0" w:color="CBCBCB"/>
+              <w:left w:val="single" w:sz="4" w:space="0" w:color="CBCBCB"/>
+              <w:bottom w:val="single" w:sz="4" w:space="0" w:color="CBCBCB"/>
+              <w:right w:val="single" w:sz="4" w:space="0" w:color="CBCBCB"/>
+            </w:tcBorders>
+          </w:tcPr>
+          <w:p/>
+        </w:tc>
+        <w:tc>
+          <w:tcPr>
+            <w:tcW w:type="dxa" w:w="1938"/>
+            <w:tcBorders>
+              <w:top w:val="single" w:sz="4" w:space="0" w:color="CBCBCB"/>
+              <w:left w:val="single" w:sz="4" w:space="0" w:color="CBCBCB"/>
+              <w:bottom w:val="single" w:sz="4" w:space="0" w:color="CBCBCB"/>
+              <w:right w:val="single" w:sz="4" w:space="0" w:color="CBCBCB"/>
+            </w:tcBorders>
+          </w:tcPr>
+          <w:p/>
+        </w:tc>
+        <w:tc>
+          <w:tcPr>
+            <w:tcW w:type="dxa" w:w="1938"/>
+            <w:tcBorders>
+              <w:top w:val="single" w:sz="4" w:space="0" w:color="CBCBCB"/>
+              <w:left w:val="single" w:sz="4" w:space="0" w:color="CBCBCB"/>
+              <w:bottom w:val="single" w:sz="4" w:space="0" w:color="CBCBCB"/>
+              <w:right w:val="single" w:sz="4" w:space="0" w:color="CBCBCB"/>
+            </w:tcBorders>
+          </w:tcPr>
+          <w:p/>
+        </w:tc>
+      </w:tr>
+      <w:tr>
+        <w:tc>
+          <w:tcPr>
+            <w:tcW w:type="dxa" w:w="1938"/>
+            <w:shd w:val="clear" w:color="auto" w:fill="B8B3D6"/>
+            <w:tcBorders>
+              <w:top w:val="single" w:sz="4" w:space="0" w:color="CBCBCB"/>
+              <w:left w:val="single" w:sz="4" w:space="0" w:color="CBCBCB"/>
+              <w:bottom w:val="single" w:sz="4" w:space="0" w:color="CBCBCB"/>
+              <w:right w:val="single" w:sz="4" w:space="0" w:color="CBCBCB"/>
+            </w:tcBorders>
+          </w:tcPr>
+          <w:p>
+            <w:r>
+              <w:rPr>
+                <w:b/>
+                <w:sz w:val="20"/>
+              </w:rPr>
+              <w:t>Các bước tái hiện</w:t>
+            </w:r>
+          </w:p>
+        </w:tc>
+        <w:tc>
+          <w:tcPr>
+            <w:tcW w:type="dxa" w:w="1938"/>
+            <w:shd w:val="clear" w:color="auto" w:fill="B8B3D6"/>
+            <w:tcBorders>
+              <w:top w:val="single" w:sz="4" w:space="0" w:color="CBCBCB"/>
+              <w:left w:val="single" w:sz="4" w:space="0" w:color="CBCBCB"/>
+              <w:bottom w:val="single" w:sz="4" w:space="0" w:color="CBCBCB"/>
+              <w:right w:val="single" w:sz="4" w:space="0" w:color="CBCBCB"/>
+            </w:tcBorders>
+          </w:tcPr>
+          <w:p>
+            <w:r>
+              <w:rPr>
+                <w:sz w:val="20"/>
+              </w:rPr>
+              <w:t xml:space="preserve">1. Mở &gt;_ CMD Shell của máy ZCU. 2. Gõ </w:t>
+            </w:r>
+            <w:r>
+              <w:rPr>
+                <w:rFonts w:ascii="Courier New" w:hAnsi="Courier New"/>
+                <w:color w:val="F05922"/>
+                <w:sz w:val="20"/>
+              </w:rPr>
+              <w:t>sudo reboot</w:t>
+            </w:r>
+            <w:r>
+              <w:rPr>
+                <w:sz w:val="20"/>
+              </w:rPr>
+              <w:t>. 3. Bấm 🚀 Chạy lệnh.</w:t>
+            </w:r>
+          </w:p>
+        </w:tc>
+        <w:tc>
+          <w:tcPr>
+            <w:tcW w:type="dxa" w:w="1938"/>
+            <w:shd w:val="clear" w:color="auto" w:fill="B8B3D6"/>
+            <w:tcBorders>
+              <w:top w:val="single" w:sz="4" w:space="0" w:color="CBCBCB"/>
+              <w:left w:val="single" w:sz="4" w:space="0" w:color="CBCBCB"/>
+              <w:bottom w:val="single" w:sz="4" w:space="0" w:color="CBCBCB"/>
+              <w:right w:val="single" w:sz="4" w:space="0" w:color="CBCBCB"/>
+            </w:tcBorders>
+          </w:tcPr>
+          <w:p/>
+        </w:tc>
+        <w:tc>
+          <w:tcPr>
+            <w:tcW w:type="dxa" w:w="1938"/>
+            <w:shd w:val="clear" w:color="auto" w:fill="B8B3D6"/>
+            <w:tcBorders>
+              <w:top w:val="single" w:sz="4" w:space="0" w:color="CBCBCB"/>
+              <w:left w:val="single" w:sz="4" w:space="0" w:color="CBCBCB"/>
+              <w:bottom w:val="single" w:sz="4" w:space="0" w:color="CBCBCB"/>
+              <w:right w:val="single" w:sz="4" w:space="0" w:color="CBCBCB"/>
+            </w:tcBorders>
+          </w:tcPr>
+          <w:p/>
+        </w:tc>
+        <w:tc>
+          <w:tcPr>
+            <w:tcW w:type="dxa" w:w="1938"/>
+            <w:shd w:val="clear" w:color="auto" w:fill="B8B3D6"/>
+            <w:tcBorders>
+              <w:top w:val="single" w:sz="4" w:space="0" w:color="CBCBCB"/>
+              <w:left w:val="single" w:sz="4" w:space="0" w:color="CBCBCB"/>
+              <w:bottom w:val="single" w:sz="4" w:space="0" w:color="CBCBCB"/>
+              <w:right w:val="single" w:sz="4" w:space="0" w:color="CBCBCB"/>
+            </w:tcBorders>
+          </w:tcPr>
+          <w:p/>
+        </w:tc>
+      </w:tr>
+      <w:tr>
+        <w:tc>
+          <w:tcPr>
+            <w:tcW w:type="dxa" w:w="1938"/>
+            <w:tcBorders>
+              <w:top w:val="single" w:sz="4" w:space="0" w:color="CBCBCB"/>
+              <w:left w:val="single" w:sz="4" w:space="0" w:color="CBCBCB"/>
+              <w:bottom w:val="single" w:sz="4" w:space="0" w:color="CBCBCB"/>
+              <w:right w:val="single" w:sz="4" w:space="0" w:color="CBCBCB"/>
+            </w:tcBorders>
+          </w:tcPr>
+          <w:p>
+            <w:r>
+              <w:rPr>
+                <w:b/>
+                <w:sz w:val="20"/>
+              </w:rPr>
+              <w:t>Kết quả thực tế</w:t>
+            </w:r>
+          </w:p>
+        </w:tc>
+        <w:tc>
+          <w:tcPr>
+            <w:tcW w:type="dxa" w:w="1938"/>
+            <w:tcBorders>
+              <w:top w:val="single" w:sz="4" w:space="0" w:color="CBCBCB"/>
+              <w:left w:val="single" w:sz="4" w:space="0" w:color="CBCBCB"/>
+              <w:bottom w:val="single" w:sz="4" w:space="0" w:color="CBCBCB"/>
+              <w:right w:val="single" w:sz="4" w:space="0" w:color="CBCBCB"/>
+            </w:tcBorders>
+          </w:tcPr>
+          <w:p>
+            <w:r>
+              <w:rPr>
+                <w:sz w:val="20"/>
+              </w:rPr>
+              <w:t xml:space="preserve">Console hiện: </w:t>
+            </w:r>
+            <w:r>
+              <w:rPr>
+                <w:rFonts w:ascii="Courier New" w:hAnsi="Courier New"/>
+                <w:color w:val="F05922"/>
+                <w:sz w:val="20"/>
+              </w:rPr>
+              <w:t>[debug] sudo=1, cmd gửi đi: env DISPLAY=:0 ... bash -c 'sudo -S -p '\''\'' reboot'</w:t>
+            </w:r>
+            <w:r>
+              <w:rPr>
+                <w:sz w:val="20"/>
+              </w:rPr>
+              <w:t xml:space="preserve"> rồi </w:t>
+            </w:r>
+            <w:r>
+              <w:rPr>
+                <w:rFonts w:ascii="Courier New" w:hAnsi="Courier New"/>
+                <w:color w:val="F05922"/>
+                <w:sz w:val="20"/>
+              </w:rPr>
+              <w:t>❌ LỖI: An established connection was aborted by the server.</w:t>
+            </w:r>
+            <w:r>
+              <w:rPr>
+                <w:sz w:val="20"/>
+              </w:rPr>
+              <w:t xml:space="preserve">; thanh trạng thái đỏ </w:t>
+            </w:r>
+            <w:r>
+              <w:rPr>
+                <w:rFonts w:ascii="Courier New" w:hAnsi="Courier New"/>
+                <w:color w:val="F05922"/>
+                <w:sz w:val="20"/>
+              </w:rPr>
+              <w:t>❌ Lỗi: An established connection was aborted by the server.</w:t>
+            </w:r>
+            <w:r>
+              <w:rPr>
+                <w:sz w:val="20"/>
+              </w:rPr>
+              <w:t xml:space="preserve"> — trong khi máy ZCU THỰC CHẤT đã reboot thành công (SSH ngắt là tất yếu). Dòng </w:t>
+            </w:r>
+            <w:r>
+              <w:rPr>
+                <w:rFonts w:ascii="Courier New" w:hAnsi="Courier New"/>
+                <w:color w:val="F05922"/>
+                <w:sz w:val="20"/>
+              </w:rPr>
+              <w:t>[debug]</w:t>
+            </w:r>
+            <w:r>
+              <w:rPr>
+                <w:sz w:val="20"/>
+              </w:rPr>
+              <w:t xml:space="preserve"> lộ chi tiết kỹ thuật nội bộ (cấu trúc lệnh sudo/escape) cho người dùng cuối.</w:t>
+            </w:r>
+          </w:p>
+        </w:tc>
+        <w:tc>
+          <w:tcPr>
+            <w:tcW w:type="dxa" w:w="1938"/>
+            <w:tcBorders>
+              <w:top w:val="single" w:sz="4" w:space="0" w:color="CBCBCB"/>
+              <w:left w:val="single" w:sz="4" w:space="0" w:color="CBCBCB"/>
+              <w:bottom w:val="single" w:sz="4" w:space="0" w:color="CBCBCB"/>
+              <w:right w:val="single" w:sz="4" w:space="0" w:color="CBCBCB"/>
+            </w:tcBorders>
+          </w:tcPr>
+          <w:p/>
+        </w:tc>
+        <w:tc>
+          <w:tcPr>
+            <w:tcW w:type="dxa" w:w="1938"/>
+            <w:tcBorders>
+              <w:top w:val="single" w:sz="4" w:space="0" w:color="CBCBCB"/>
+              <w:left w:val="single" w:sz="4" w:space="0" w:color="CBCBCB"/>
+              <w:bottom w:val="single" w:sz="4" w:space="0" w:color="CBCBCB"/>
+              <w:right w:val="single" w:sz="4" w:space="0" w:color="CBCBCB"/>
+            </w:tcBorders>
+          </w:tcPr>
+          <w:p/>
+        </w:tc>
+        <w:tc>
+          <w:tcPr>
+            <w:tcW w:type="dxa" w:w="1938"/>
+            <w:tcBorders>
+              <w:top w:val="single" w:sz="4" w:space="0" w:color="CBCBCB"/>
+              <w:left w:val="single" w:sz="4" w:space="0" w:color="CBCBCB"/>
+              <w:bottom w:val="single" w:sz="4" w:space="0" w:color="CBCBCB"/>
+              <w:right w:val="single" w:sz="4" w:space="0" w:color="CBCBCB"/>
+            </w:tcBorders>
+          </w:tcPr>
+          <w:p/>
+        </w:tc>
+      </w:tr>
+      <w:tr>
+        <w:tc>
+          <w:tcPr>
+            <w:tcW w:type="dxa" w:w="1938"/>
+            <w:shd w:val="clear" w:color="auto" w:fill="B8B3D6"/>
+            <w:tcBorders>
+              <w:top w:val="single" w:sz="4" w:space="0" w:color="CBCBCB"/>
+              <w:left w:val="single" w:sz="4" w:space="0" w:color="CBCBCB"/>
+              <w:bottom w:val="single" w:sz="4" w:space="0" w:color="CBCBCB"/>
+              <w:right w:val="single" w:sz="4" w:space="0" w:color="CBCBCB"/>
+            </w:tcBorders>
+          </w:tcPr>
+          <w:p>
+            <w:r>
+              <w:rPr>
+                <w:b/>
+                <w:sz w:val="20"/>
+              </w:rPr>
+              <w:t>Kết quả mong đợi</w:t>
+            </w:r>
+          </w:p>
+        </w:tc>
+        <w:tc>
+          <w:tcPr>
+            <w:tcW w:type="dxa" w:w="1938"/>
+            <w:shd w:val="clear" w:color="auto" w:fill="B8B3D6"/>
+            <w:tcBorders>
+              <w:top w:val="single" w:sz="4" w:space="0" w:color="CBCBCB"/>
+              <w:left w:val="single" w:sz="4" w:space="0" w:color="CBCBCB"/>
+              <w:bottom w:val="single" w:sz="4" w:space="0" w:color="CBCBCB"/>
+              <w:right w:val="single" w:sz="4" w:space="0" w:color="CBCBCB"/>
+            </w:tcBorders>
+          </w:tcPr>
+          <w:p>
+            <w:r>
+              <w:rPr>
+                <w:sz w:val="20"/>
+              </w:rPr>
+              <w:t>(1) Lệnh thuộc nhóm reboot/shutdown (</w:t>
+            </w:r>
+            <w:r>
+              <w:rPr>
+                <w:rFonts w:ascii="Courier New" w:hAnsi="Courier New"/>
+                <w:color w:val="F05922"/>
+                <w:sz w:val="20"/>
+              </w:rPr>
+              <w:t>reboot</w:t>
+            </w:r>
+            <w:r>
+              <w:rPr>
+                <w:sz w:val="20"/>
+              </w:rPr>
+              <w:t>/</w:t>
+            </w:r>
+            <w:r>
+              <w:rPr>
+                <w:rFonts w:ascii="Courier New" w:hAnsi="Courier New"/>
+                <w:color w:val="F05922"/>
+                <w:sz w:val="20"/>
+              </w:rPr>
+              <w:t>poweroff</w:t>
+            </w:r>
+            <w:r>
+              <w:rPr>
+                <w:sz w:val="20"/>
+              </w:rPr>
+              <w:t>/</w:t>
+            </w:r>
+            <w:r>
+              <w:rPr>
+                <w:rFonts w:ascii="Courier New" w:hAnsi="Courier New"/>
+                <w:color w:val="F05922"/>
+                <w:sz w:val="20"/>
+              </w:rPr>
+              <w:t>halt</w:t>
+            </w:r>
+            <w:r>
+              <w:rPr>
+                <w:sz w:val="20"/>
+              </w:rPr>
+              <w:t>/</w:t>
+            </w:r>
+            <w:r>
+              <w:rPr>
+                <w:rFonts w:ascii="Courier New" w:hAnsi="Courier New"/>
+                <w:color w:val="F05922"/>
+                <w:sz w:val="20"/>
+              </w:rPr>
+              <w:t>shutdown</w:t>
+            </w:r>
+            <w:r>
+              <w:rPr>
+                <w:sz w:val="20"/>
+              </w:rPr>
+              <w:t>/`init 0</w:t>
+            </w:r>
+          </w:p>
+        </w:tc>
+        <w:tc>
+          <w:tcPr>
+            <w:tcW w:type="dxa" w:w="1938"/>
+            <w:shd w:val="clear" w:color="auto" w:fill="B8B3D6"/>
+            <w:tcBorders>
+              <w:top w:val="single" w:sz="4" w:space="0" w:color="CBCBCB"/>
+              <w:left w:val="single" w:sz="4" w:space="0" w:color="CBCBCB"/>
+              <w:bottom w:val="single" w:sz="4" w:space="0" w:color="CBCBCB"/>
+              <w:right w:val="single" w:sz="4" w:space="0" w:color="CBCBCB"/>
+            </w:tcBorders>
+          </w:tcPr>
+          <w:p>
+            <w:r>
+              <w:rPr>
+                <w:sz w:val="20"/>
+              </w:rPr>
+              <w:t>6</w:t>
+            </w:r>
+            <w:r>
+              <w:rPr>
+                <w:rFonts w:ascii="Courier New" w:hAnsi="Courier New"/>
+                <w:color w:val="F05922"/>
+                <w:sz w:val="20"/>
+              </w:rPr>
+              <w:t>/</w:t>
+            </w:r>
+            <w:r>
+              <w:rPr>
+                <w:sz w:val="20"/>
+              </w:rPr>
+              <w:t>systemctl reboot</w:t>
+            </w:r>
+          </w:p>
+        </w:tc>
+        <w:tc>
+          <w:tcPr>
+            <w:tcW w:type="dxa" w:w="1938"/>
+            <w:shd w:val="clear" w:color="auto" w:fill="B8B3D6"/>
+            <w:tcBorders>
+              <w:top w:val="single" w:sz="4" w:space="0" w:color="CBCBCB"/>
+              <w:left w:val="single" w:sz="4" w:space="0" w:color="CBCBCB"/>
+              <w:bottom w:val="single" w:sz="4" w:space="0" w:color="CBCBCB"/>
+              <w:right w:val="single" w:sz="4" w:space="0" w:color="CBCBCB"/>
+            </w:tcBorders>
+          </w:tcPr>
+          <w:p>
+            <w:r>
+              <w:rPr>
+                <w:sz w:val="20"/>
+              </w:rPr>
+              <w:t>poweroff</w:t>
+            </w:r>
+          </w:p>
+        </w:tc>
+        <w:tc>
+          <w:tcPr>
+            <w:tcW w:type="dxa" w:w="1938"/>
+            <w:shd w:val="clear" w:color="auto" w:fill="B8B3D6"/>
+            <w:tcBorders>
+              <w:top w:val="single" w:sz="4" w:space="0" w:color="CBCBCB"/>
+              <w:left w:val="single" w:sz="4" w:space="0" w:color="CBCBCB"/>
+              <w:bottom w:val="single" w:sz="4" w:space="0" w:color="CBCBCB"/>
+              <w:right w:val="single" w:sz="4" w:space="0" w:color="CBCBCB"/>
+            </w:tcBorders>
+          </w:tcPr>
+          <w:p>
+            <w:r>
+              <w:rPr>
+                <w:sz w:val="20"/>
+              </w:rPr>
+              <w:t>halt</w:t>
+            </w:r>
+            <w:r>
+              <w:rPr>
+                <w:rFonts w:ascii="Courier New" w:hAnsi="Courier New"/>
+                <w:color w:val="F05922"/>
+                <w:sz w:val="20"/>
+              </w:rPr>
+              <w:t xml:space="preserve">, kể cả kèm </w:t>
+            </w:r>
+            <w:r>
+              <w:rPr>
+                <w:sz w:val="20"/>
+              </w:rPr>
+              <w:t>sudo</w:t>
+            </w:r>
+            <w:r>
+              <w:rPr>
+                <w:rFonts w:ascii="Courier New" w:hAnsi="Courier New"/>
+                <w:color w:val="F05922"/>
+                <w:sz w:val="20"/>
+              </w:rPr>
+              <w:t xml:space="preserve">) + lỗi trả về là MẤT KẾT NỐI → hiển thị thông tin thân thiện, VD "ℹ️ Đã gửi lệnh khởi động lại tới máy — kết nối SSH sẽ ngắt trong giây lát. Vui lòng kết nối lại sau khoảng 1 phút." — KHÔNG tô đỏ LỖI. Lỗi khác (sai password sudo, lệnh không tồn tại...) vẫn báo lỗi như cũ, không nuốt lỗi thật. (2) Dòng </w:t>
+            </w:r>
+            <w:r>
+              <w:rPr>
+                <w:sz w:val="20"/>
+              </w:rPr>
+              <w:t>[debug]` ẩn mặc định, chỉ hiện khi bật chế độ debug.</w:t>
+            </w:r>
+          </w:p>
+        </w:tc>
+      </w:tr>
+    </w:tbl>
+    <w:p/>
+    <w:p>
+      <w:pPr>
+        <w:spacing w:before="40" w:after="40"/>
+        <w:ind w:left="567"/>
+        <w:pBdr>
+          <w:left w:val="single" w:sz="12" w:space="10" w:color="F05922"/>
+        </w:pBdr>
+      </w:pPr>
+      <w:r>
+        <w:rPr>
+          <w:b/>
+          <w:color w:val="4A3F8C"/>
+        </w:rPr>
+        <w:t>✅ Đã sửa (2026-07-26, senior-developer):</w:t>
+      </w:r>
+    </w:p>
+    <w:p>
+      <w:pPr>
+        <w:spacing w:before="40" w:after="40"/>
+        <w:ind w:left="567"/>
+        <w:pBdr>
+          <w:left w:val="single" w:sz="12" w:space="10" w:color="F05922"/>
+        </w:pBdr>
+      </w:pPr>
+      <w:r>
+        <w:rPr>
+          <w:color w:val="4A3F8C"/>
+        </w:rPr>
+        <w:t xml:space="preserve">- </w:t>
+      </w:r>
+      <w:r>
+        <w:rPr>
+          <w:b/>
+          <w:color w:val="4A3F8C"/>
+        </w:rPr>
+        <w:t>Nguyên nhân gốc:</w:t>
+      </w:r>
+      <w:r>
+        <w:rPr>
+          <w:color w:val="4A3F8C"/>
+        </w:rPr>
+        <w:t xml:space="preserve"> (1) </w:t>
+      </w:r>
+      <w:r>
+        <w:rPr>
+          <w:rFonts w:ascii="Courier New" w:hAnsi="Courier New"/>
+          <w:color w:val="F05922"/>
+          <w:sz w:val="18"/>
+        </w:rPr>
+        <w:t>RemoteCommandWindow.OnRunCommandClick</w:t>
+      </w:r>
+      <w:r>
+        <w:rPr>
+          <w:color w:val="4A3F8C"/>
+        </w:rPr>
+        <w:t xml:space="preserve"> có duy nhất 1 nhánh </w:t>
+      </w:r>
+      <w:r>
+        <w:rPr>
+          <w:rFonts w:ascii="Courier New" w:hAnsi="Courier New"/>
+          <w:color w:val="F05922"/>
+          <w:sz w:val="18"/>
+        </w:rPr>
+        <w:t>catch</w:t>
+      </w:r>
+      <w:r>
+        <w:rPr>
+          <w:color w:val="4A3F8C"/>
+        </w:rPr>
+        <w:t xml:space="preserve"> chung → mọi exception (kể cả </w:t>
+      </w:r>
+      <w:r>
+        <w:rPr>
+          <w:rFonts w:ascii="Courier New" w:hAnsi="Courier New"/>
+          <w:color w:val="F05922"/>
+          <w:sz w:val="18"/>
+        </w:rPr>
+        <w:t>SshConnectionException</w:t>
+      </w:r>
+      <w:r>
+        <w:rPr>
+          <w:color w:val="4A3F8C"/>
+        </w:rPr>
+        <w:t xml:space="preserve"> do máy đích reboot cắt TCP — hệ quả TẤT YẾU của chính lệnh vừa gửi) đều hiển thị "❌ LỖI" đỏ. (2) Dòng chẩn đoán </w:t>
+      </w:r>
+      <w:r>
+        <w:rPr>
+          <w:rFonts w:ascii="Courier New" w:hAnsi="Courier New"/>
+          <w:color w:val="F05922"/>
+          <w:sz w:val="18"/>
+        </w:rPr>
+        <w:t>[debug] sudo=..., cmd gửi đi: ...</w:t>
+      </w:r>
+      <w:r>
+        <w:rPr>
+          <w:color w:val="4A3F8C"/>
+        </w:rPr>
+        <w:t xml:space="preserve"> được thêm khi fix hồi quy S3/G017 (</w:t>
+      </w:r>
+      <w:r>
+        <w:rPr>
+          <w:rFonts w:ascii="Courier New" w:hAnsi="Courier New"/>
+          <w:color w:val="F05922"/>
+          <w:sz w:val="18"/>
+        </w:rPr>
+        <w:t>RunSshCommandAsync</w:t>
+      </w:r>
+      <w:r>
+        <w:rPr>
+          <w:color w:val="4A3F8C"/>
+        </w:rPr>
+        <w:t xml:space="preserve"> → </w:t>
+      </w:r>
+      <w:r>
+        <w:rPr>
+          <w:rFonts w:ascii="Courier New" w:hAnsi="Courier New"/>
+          <w:color w:val="F05922"/>
+          <w:sz w:val="18"/>
+        </w:rPr>
+        <w:t>diag?.Invoke</w:t>
+      </w:r>
+      <w:r>
+        <w:rPr>
+          <w:color w:val="4A3F8C"/>
+        </w:rPr>
+        <w:t>) và luôn ghi thẳng vào Console Output không có điều kiện.</w:t>
+      </w:r>
+    </w:p>
+    <w:p>
+      <w:pPr>
+        <w:spacing w:before="40" w:after="40"/>
+        <w:ind w:left="567"/>
+        <w:pBdr>
+          <w:left w:val="single" w:sz="12" w:space="10" w:color="F05922"/>
+        </w:pBdr>
+      </w:pPr>
+      <w:r>
+        <w:rPr>
+          <w:color w:val="4A3F8C"/>
+        </w:rPr>
+        <w:t xml:space="preserve">- </w:t>
+      </w:r>
+      <w:r>
+        <w:rPr>
+          <w:b/>
+          <w:color w:val="4A3F8C"/>
+        </w:rPr>
+        <w:t>Cách sửa:</w:t>
+      </w:r>
+    </w:p>
+    <w:p>
+      <w:pPr>
+        <w:spacing w:before="40" w:after="40"/>
+        <w:ind w:left="567"/>
+        <w:pBdr>
+          <w:left w:val="single" w:sz="12" w:space="10" w:color="F05922"/>
+        </w:pBdr>
+      </w:pPr>
+      <w:r>
+        <w:rPr>
+          <w:color w:val="4A3F8C"/>
+        </w:rPr>
+        <w:t xml:space="preserve">1. </w:t>
+      </w:r>
+      <w:r>
+        <w:rPr>
+          <w:b/>
+          <w:color w:val="4A3F8C"/>
+        </w:rPr>
+        <w:t>File mới `CcuUI/Views/SshCommandHints.cs`</w:t>
+      </w:r>
+      <w:r>
+        <w:rPr>
+          <w:color w:val="4A3F8C"/>
+        </w:rPr>
+        <w:t xml:space="preserve"> (helper dùng chung): </w:t>
+      </w:r>
+      <w:r>
+        <w:rPr>
+          <w:rFonts w:ascii="Courier New" w:hAnsi="Courier New"/>
+          <w:color w:val="F05922"/>
+          <w:sz w:val="18"/>
+        </w:rPr>
+        <w:t>IsShutdownCommand()</w:t>
+      </w:r>
+      <w:r>
+        <w:rPr>
+          <w:color w:val="4A3F8C"/>
+        </w:rPr>
+        <w:t xml:space="preserve"> — regex match nhóm lệnh shutdown ở VỊ TRÍ LỆNH (đầu chuỗi/sau </w:t>
+      </w:r>
+      <w:r>
+        <w:rPr>
+          <w:rFonts w:ascii="Courier New" w:hAnsi="Courier New"/>
+          <w:color w:val="F05922"/>
+          <w:sz w:val="18"/>
+        </w:rPr>
+        <w:t>;&amp;|(</w:t>
+      </w:r>
+      <w:r>
+        <w:rPr>
+          <w:color w:val="4A3F8C"/>
+        </w:rPr>
+        <w:t xml:space="preserve">, cho phép tiền tố </w:t>
+      </w:r>
+      <w:r>
+        <w:rPr>
+          <w:rFonts w:ascii="Courier New" w:hAnsi="Courier New"/>
+          <w:color w:val="F05922"/>
+          <w:sz w:val="18"/>
+        </w:rPr>
+        <w:t>sudo [options]</w:t>
+      </w:r>
+      <w:r>
+        <w:rPr>
+          <w:color w:val="4A3F8C"/>
+        </w:rPr>
+        <w:t xml:space="preserve">): </w:t>
+      </w:r>
+      <w:r>
+        <w:rPr>
+          <w:rFonts w:ascii="Courier New" w:hAnsi="Courier New"/>
+          <w:color w:val="F05922"/>
+          <w:sz w:val="18"/>
+        </w:rPr>
+        <w:t>reboot|poweroff|halt|shutdown|(tel)init 0|6|systemctl reboot|poweroff|halt</w:t>
+      </w:r>
+      <w:r>
+        <w:rPr>
+          <w:color w:val="4A3F8C"/>
+        </w:rPr>
+        <w:t xml:space="preserve">; </w:t>
+      </w:r>
+      <w:r>
+        <w:rPr>
+          <w:rFonts w:ascii="Courier New" w:hAnsi="Courier New"/>
+          <w:color w:val="F05922"/>
+          <w:sz w:val="18"/>
+        </w:rPr>
+        <w:t>IsConnectionDropped()</w:t>
+      </w:r>
+      <w:r>
+        <w:rPr>
+          <w:color w:val="4A3F8C"/>
+        </w:rPr>
+        <w:t xml:space="preserve"> — duyệt cả chuỗi InnerException, nhận </w:t>
+      </w:r>
+      <w:r>
+        <w:rPr>
+          <w:rFonts w:ascii="Courier New" w:hAnsi="Courier New"/>
+          <w:color w:val="F05922"/>
+          <w:sz w:val="18"/>
+        </w:rPr>
+        <w:t>SshConnectionException</w:t>
+      </w:r>
+      <w:r>
+        <w:rPr>
+          <w:color w:val="4A3F8C"/>
+        </w:rPr>
+        <w:t>/</w:t>
+      </w:r>
+      <w:r>
+        <w:rPr>
+          <w:rFonts w:ascii="Courier New" w:hAnsi="Courier New"/>
+          <w:color w:val="F05922"/>
+          <w:sz w:val="18"/>
+        </w:rPr>
+        <w:t>SocketException</w:t>
+      </w:r>
+      <w:r>
+        <w:rPr>
+          <w:color w:val="4A3F8C"/>
+        </w:rPr>
+        <w:t xml:space="preserve"> hoặc message chứa aborted/closed/reset/broken pipe/EOF/timed out; </w:t>
+      </w:r>
+      <w:r>
+        <w:rPr>
+          <w:rFonts w:ascii="Courier New" w:hAnsi="Courier New"/>
+          <w:color w:val="F05922"/>
+          <w:sz w:val="18"/>
+        </w:rPr>
+        <w:t>DiagEnabled</w:t>
+      </w:r>
+      <w:r>
+        <w:rPr>
+          <w:color w:val="4A3F8C"/>
+        </w:rPr>
+        <w:t xml:space="preserve"> — đọc env var </w:t>
+      </w:r>
+      <w:r>
+        <w:rPr>
+          <w:rFonts w:ascii="Courier New" w:hAnsi="Courier New"/>
+          <w:color w:val="F05922"/>
+          <w:sz w:val="18"/>
+        </w:rPr>
+        <w:t>IPGS_RC_DEBUG=1</w:t>
+      </w:r>
+      <w:r>
+        <w:rPr>
+          <w:color w:val="4A3F8C"/>
+        </w:rPr>
+        <w:t xml:space="preserve"> một lần.</w:t>
+      </w:r>
+    </w:p>
+    <w:p>
+      <w:pPr>
+        <w:spacing w:before="40" w:after="40"/>
+        <w:ind w:left="567"/>
+        <w:pBdr>
+          <w:left w:val="single" w:sz="12" w:space="10" w:color="F05922"/>
+        </w:pBdr>
+      </w:pPr>
+      <w:r>
+        <w:rPr>
+          <w:color w:val="4A3F8C"/>
+        </w:rPr>
+        <w:t xml:space="preserve">2. </w:t>
+      </w:r>
+      <w:r>
+        <w:rPr>
+          <w:rFonts w:ascii="Courier New" w:hAnsi="Courier New"/>
+          <w:color w:val="F05922"/>
+          <w:sz w:val="18"/>
+        </w:rPr>
+        <w:t>CcuUI/Views/RemoteCommandWindow.axaml.cs</w:t>
+      </w:r>
+      <w:r>
+        <w:rPr>
+          <w:color w:val="4A3F8C"/>
+        </w:rPr>
+        <w:t xml:space="preserve"> — catch của </w:t>
+      </w:r>
+      <w:r>
+        <w:rPr>
+          <w:rFonts w:ascii="Courier New" w:hAnsi="Courier New"/>
+          <w:color w:val="F05922"/>
+          <w:sz w:val="18"/>
+        </w:rPr>
+        <w:t>OnRunCommandClick</w:t>
+      </w:r>
+      <w:r>
+        <w:rPr>
+          <w:color w:val="4A3F8C"/>
+        </w:rPr>
+        <w:t xml:space="preserve">: điều kiện KÉP </w:t>
+      </w:r>
+      <w:r>
+        <w:rPr>
+          <w:rFonts w:ascii="Courier New" w:hAnsi="Courier New"/>
+          <w:color w:val="F05922"/>
+          <w:sz w:val="18"/>
+        </w:rPr>
+        <w:t>IsShutdownCommand(cmdToRun) &amp;&amp; IsConnectionDropped(ex)</w:t>
+      </w:r>
+      <w:r>
+        <w:rPr>
+          <w:color w:val="4A3F8C"/>
+        </w:rPr>
+        <w:t xml:space="preserve"> → status xám "ℹ️ Đã gửi lệnh khởi động lại/tắt máy — kết nối SSH sẽ ngắt trong giây lát." + log thông tin thân thiện; mọi trường hợp khác giữ nguyên nhánh báo lỗi cũ. Dòng </w:t>
+      </w:r>
+      <w:r>
+        <w:rPr>
+          <w:rFonts w:ascii="Courier New" w:hAnsi="Courier New"/>
+          <w:color w:val="F05922"/>
+          <w:sz w:val="18"/>
+        </w:rPr>
+        <w:t>[debug]</w:t>
+      </w:r>
+      <w:r>
+        <w:rPr>
+          <w:color w:val="4A3F8C"/>
+        </w:rPr>
+        <w:t xml:space="preserve"> chỉ ghi khi </w:t>
+      </w:r>
+      <w:r>
+        <w:rPr>
+          <w:rFonts w:ascii="Courier New" w:hAnsi="Courier New"/>
+          <w:color w:val="F05922"/>
+          <w:sz w:val="18"/>
+        </w:rPr>
+        <w:t>SshCommandHints.DiagEnabled</w:t>
+      </w:r>
+      <w:r>
+        <w:rPr>
+          <w:color w:val="4A3F8C"/>
+        </w:rPr>
+        <w:t>.</w:t>
+      </w:r>
+    </w:p>
+    <w:p>
+      <w:pPr>
+        <w:spacing w:before="40" w:after="40"/>
+        <w:ind w:left="567"/>
+        <w:pBdr>
+          <w:left w:val="single" w:sz="12" w:space="10" w:color="F05922"/>
+        </w:pBdr>
+      </w:pPr>
+      <w:r>
+        <w:rPr>
+          <w:color w:val="4A3F8C"/>
+        </w:rPr>
+        <w:t xml:space="preserve">3. </w:t>
+      </w:r>
+      <w:r>
+        <w:rPr>
+          <w:rFonts w:ascii="Courier New" w:hAnsi="Courier New"/>
+          <w:color w:val="F05922"/>
+          <w:sz w:val="18"/>
+        </w:rPr>
+        <w:t>CcuUI/Views/BulkActionWindow.axaml.cs</w:t>
+      </w:r>
+      <w:r>
+        <w:rPr>
+          <w:color w:val="4A3F8C"/>
+        </w:rPr>
+        <w:t xml:space="preserve"> — cùng vấn đề (snippet "🔄 Khởi động lại" cũng điền </w:t>
+      </w:r>
+      <w:r>
+        <w:rPr>
+          <w:rFonts w:ascii="Courier New" w:hAnsi="Courier New"/>
+          <w:color w:val="F05922"/>
+          <w:sz w:val="18"/>
+        </w:rPr>
+        <w:t>sudo reboot</w:t>
+      </w:r>
+      <w:r>
+        <w:rPr>
+          <w:color w:val="4A3F8C"/>
+        </w:rPr>
+        <w:t xml:space="preserve">, chạy hàng loạt): bọc </w:t>
+      </w:r>
+      <w:r>
+        <w:rPr>
+          <w:rFonts w:ascii="Courier New" w:hAnsi="Courier New"/>
+          <w:color w:val="F05922"/>
+          <w:sz w:val="18"/>
+        </w:rPr>
+        <w:t>RunSshCommandAsync</w:t>
+      </w:r>
+      <w:r>
+        <w:rPr>
+          <w:color w:val="4A3F8C"/>
+        </w:rPr>
+        <w:t xml:space="preserve"> bằng </w:t>
+      </w:r>
+      <w:r>
+        <w:rPr>
+          <w:rFonts w:ascii="Courier New" w:hAnsi="Courier New"/>
+          <w:color w:val="F05922"/>
+          <w:sz w:val="18"/>
+        </w:rPr>
+        <w:t>catch ... when</w:t>
+      </w:r>
+      <w:r>
+        <w:rPr>
+          <w:color w:val="4A3F8C"/>
+        </w:rPr>
+        <w:t xml:space="preserve"> cùng điều kiện kép → máy đó hiển thị Thành công kèm thông báo thân thiện thay vì ❌ Lỗi đỏ. (BulkAction không có dòng </w:t>
+      </w:r>
+      <w:r>
+        <w:rPr>
+          <w:rFonts w:ascii="Courier New" w:hAnsi="Courier New"/>
+          <w:color w:val="F05922"/>
+          <w:sz w:val="18"/>
+        </w:rPr>
+        <w:t>[debug]</w:t>
+      </w:r>
+      <w:r>
+        <w:rPr>
+          <w:color w:val="4A3F8C"/>
+        </w:rPr>
+        <w:t xml:space="preserve"> nên không cần gate.)</w:t>
+      </w:r>
+    </w:p>
+    <w:p>
+      <w:pPr>
+        <w:spacing w:before="40" w:after="40"/>
+        <w:ind w:left="567"/>
+        <w:pBdr>
+          <w:left w:val="single" w:sz="12" w:space="10" w:color="F05922"/>
+        </w:pBdr>
+      </w:pPr>
+      <w:r>
+        <w:rPr>
+          <w:color w:val="4A3F8C"/>
+        </w:rPr>
+        <w:t xml:space="preserve">- </w:t>
+      </w:r>
+      <w:r>
+        <w:rPr>
+          <w:b/>
+          <w:color w:val="4A3F8C"/>
+        </w:rPr>
+        <w:t>Lý do chọn env var `IPGS_RC_DEBUG` cho debug flag:</w:t>
+      </w:r>
+      <w:r>
+        <w:rPr>
+          <w:color w:val="4A3F8C"/>
+        </w:rPr>
+        <w:t xml:space="preserve"> codebase CcuUI chưa có cơ chế log-level/debug-flag nào sẵn có; env var cho phép kỹ sư hỗ trợ bật chẩn đoán ngay trên bản Release tại hiện trường không cần build lại (hơn </w:t>
+      </w:r>
+      <w:r>
+        <w:rPr>
+          <w:rFonts w:ascii="Courier New" w:hAnsi="Courier New"/>
+          <w:color w:val="F05922"/>
+          <w:sz w:val="18"/>
+        </w:rPr>
+        <w:t>#if DEBUG</w:t>
+      </w:r>
+      <w:r>
+        <w:rPr>
+          <w:color w:val="4A3F8C"/>
+        </w:rPr>
+        <w:t>), và không thêm UI setting mới ngoài scope P3.</w:t>
+      </w:r>
+    </w:p>
+    <w:p>
+      <w:pPr>
+        <w:spacing w:before="40" w:after="40"/>
+        <w:ind w:left="567"/>
+        <w:pBdr>
+          <w:left w:val="single" w:sz="12" w:space="10" w:color="F05922"/>
+        </w:pBdr>
+      </w:pPr>
+      <w:r>
+        <w:rPr>
+          <w:color w:val="4A3F8C"/>
+        </w:rPr>
+        <w:t xml:space="preserve">- </w:t>
+      </w:r>
+      <w:r>
+        <w:rPr>
+          <w:b/>
+          <w:color w:val="4A3F8C"/>
+        </w:rPr>
+        <w:t>Màn hình khác đã rà:</w:t>
+      </w:r>
+      <w:r>
+        <w:rPr>
+          <w:color w:val="4A3F8C"/>
+        </w:rPr>
+        <w:t xml:space="preserve"> </w:t>
+      </w:r>
+      <w:r>
+        <w:rPr>
+          <w:rFonts w:ascii="Courier New" w:hAnsi="Courier New"/>
+          <w:color w:val="F05922"/>
+          <w:sz w:val="18"/>
+        </w:rPr>
+        <w:t>CronJobWindow</w:t>
+      </w:r>
+      <w:r>
+        <w:rPr>
+          <w:color w:val="4A3F8C"/>
+        </w:rPr>
+        <w:t xml:space="preserve"> (chỉ chạy </w:t>
+      </w:r>
+      <w:r>
+        <w:rPr>
+          <w:rFonts w:ascii="Courier New" w:hAnsi="Courier New"/>
+          <w:color w:val="F05922"/>
+          <w:sz w:val="18"/>
+        </w:rPr>
+        <w:t>crontab</w:t>
+      </w:r>
+      <w:r>
+        <w:rPr>
+          <w:color w:val="4A3F8C"/>
+        </w:rPr>
+        <w:t xml:space="preserve"> — không có lệnh shutdown), các installer (</w:t>
+      </w:r>
+      <w:r>
+        <w:rPr>
+          <w:rFonts w:ascii="Courier New" w:hAnsi="Courier New"/>
+          <w:color w:val="F05922"/>
+          <w:sz w:val="18"/>
+        </w:rPr>
+        <w:t>ZcuSetupWizard</w:t>
+      </w:r>
+      <w:r>
+        <w:rPr>
+          <w:color w:val="4A3F8C"/>
+        </w:rPr>
+        <w:t>/</w:t>
+      </w:r>
+      <w:r>
+        <w:rPr>
+          <w:rFonts w:ascii="Courier New" w:hAnsi="Courier New"/>
+          <w:color w:val="F05922"/>
+          <w:sz w:val="18"/>
+        </w:rPr>
+        <w:t>RemoteAppInstall</w:t>
+      </w:r>
+      <w:r>
+        <w:rPr>
+          <w:color w:val="4A3F8C"/>
+        </w:rPr>
+        <w:t>/</w:t>
+      </w:r>
+      <w:r>
+        <w:rPr>
+          <w:rFonts w:ascii="Courier New" w:hAnsi="Courier New"/>
+          <w:color w:val="F05922"/>
+          <w:sz w:val="18"/>
+        </w:rPr>
+        <w:t>KioskDeploy</w:t>
+      </w:r>
+      <w:r>
+        <w:rPr>
+          <w:color w:val="4A3F8C"/>
+        </w:rPr>
+        <w:t xml:space="preserve"> — không cho user gõ lệnh tùy ý, restart service không cắt SSH) → KHÔNG cần sửa.</w:t>
+      </w:r>
+    </w:p>
+    <w:p>
+      <w:pPr>
+        <w:spacing w:before="40" w:after="40"/>
+        <w:ind w:left="567"/>
+        <w:pBdr>
+          <w:left w:val="single" w:sz="12" w:space="10" w:color="F05922"/>
+        </w:pBdr>
+      </w:pPr>
+      <w:r>
+        <w:rPr>
+          <w:color w:val="4A3F8C"/>
+        </w:rPr>
+        <w:t xml:space="preserve">- </w:t>
+      </w:r>
+      <w:r>
+        <w:rPr>
+          <w:b/>
+          <w:color w:val="4A3F8C"/>
+        </w:rPr>
+        <w:t>Build verify:</w:t>
+      </w:r>
+      <w:r>
+        <w:rPr>
+          <w:color w:val="4A3F8C"/>
+        </w:rPr>
+        <w:t xml:space="preserve"> </w:t>
+      </w:r>
+      <w:r>
+        <w:rPr>
+          <w:rFonts w:ascii="Courier New" w:hAnsi="Courier New"/>
+          <w:color w:val="F05922"/>
+          <w:sz w:val="18"/>
+        </w:rPr>
+        <w:t>dotnet build IPGS.RemoteControl.CcuUI -c Release</w:t>
+      </w:r>
+      <w:r>
+        <w:rPr>
+          <w:color w:val="4A3F8C"/>
+        </w:rPr>
+        <w:t xml:space="preserve"> → </w:t>
+      </w:r>
+      <w:r>
+        <w:rPr>
+          <w:b/>
+          <w:color w:val="4A3F8C"/>
+        </w:rPr>
+        <w:t>0 Error</w:t>
+      </w:r>
+      <w:r>
+        <w:rPr>
+          <w:color w:val="4A3F8C"/>
+        </w:rPr>
+        <w:t xml:space="preserve"> (456 warnings = baseline full-rebuild đã biết).</w:t>
+      </w:r>
+    </w:p>
+    <w:tbl>
+      <w:tblPr>
+        <w:tblStyle w:val="TableGrid"/>
+        <w:tblW w:type="auto" w:w="0"/>
+        <w:tblLook w:firstColumn="1" w:firstRow="1" w:lastColumn="0" w:lastRow="0" w:noHBand="0" w:noVBand="1" w:val="04A0"/>
+      </w:tblPr>
+      <w:tblGrid>
+        <w:gridCol w:w="3230"/>
+        <w:gridCol w:w="3230"/>
+        <w:gridCol w:w="3230"/>
+      </w:tblGrid>
+      <w:tr>
+        <w:tc>
+          <w:tcPr>
+            <w:tcW w:type="dxa" w:w="3230"/>
+            <w:shd w:val="clear" w:color="auto" w:fill="251C53"/>
+            <w:tcBorders>
+              <w:top w:val="single" w:sz="4" w:space="0" w:color="251C53"/>
+              <w:left w:val="single" w:sz="4" w:space="0" w:color="251C53"/>
+              <w:bottom w:val="single" w:sz="4" w:space="0" w:color="251C53"/>
+              <w:right w:val="single" w:sz="4" w:space="0" w:color="251C53"/>
+            </w:tcBorders>
+          </w:tcPr>
+          <w:p>
+            <w:r>
+              <w:rPr>
+                <w:b/>
+                <w:color w:val="FFFFFF"/>
+                <w:sz w:val="20"/>
+              </w:rPr>
+              <w:t>Finding</w:t>
+            </w:r>
+          </w:p>
+        </w:tc>
+        <w:tc>
+          <w:tcPr>
+            <w:tcW w:type="dxa" w:w="3230"/>
+            <w:shd w:val="clear" w:color="auto" w:fill="251C53"/>
+            <w:tcBorders>
+              <w:top w:val="single" w:sz="4" w:space="0" w:color="251C53"/>
+              <w:left w:val="single" w:sz="4" w:space="0" w:color="251C53"/>
+              <w:bottom w:val="single" w:sz="4" w:space="0" w:color="251C53"/>
+              <w:right w:val="single" w:sz="4" w:space="0" w:color="251C53"/>
+            </w:tcBorders>
+          </w:tcPr>
+          <w:p>
+            <w:r>
+              <w:rPr>
+                <w:b/>
+                <w:color w:val="FFFFFF"/>
+                <w:sz w:val="20"/>
+              </w:rPr>
+              <w:t>Trạng thái</w:t>
+            </w:r>
+          </w:p>
+        </w:tc>
+        <w:tc>
+          <w:tcPr>
+            <w:tcW w:type="dxa" w:w="3230"/>
+            <w:shd w:val="clear" w:color="auto" w:fill="251C53"/>
+            <w:tcBorders>
+              <w:top w:val="single" w:sz="4" w:space="0" w:color="251C53"/>
+              <w:left w:val="single" w:sz="4" w:space="0" w:color="251C53"/>
+              <w:bottom w:val="single" w:sz="4" w:space="0" w:color="251C53"/>
+              <w:right w:val="single" w:sz="4" w:space="0" w:color="251C53"/>
+            </w:tcBorders>
+          </w:tcPr>
+          <w:p>
+            <w:r>
+              <w:rPr>
+                <w:b/>
+                <w:color w:val="FFFFFF"/>
+                <w:sz w:val="20"/>
+              </w:rPr>
+              <w:t>File chính đã sửa</w:t>
+            </w:r>
+          </w:p>
+        </w:tc>
+      </w:tr>
+      <w:tr>
+        <w:tc>
+          <w:tcPr>
+            <w:tcW w:type="dxa" w:w="3230"/>
+            <w:tcBorders>
+              <w:top w:val="single" w:sz="4" w:space="0" w:color="CBCBCB"/>
+              <w:left w:val="single" w:sz="4" w:space="0" w:color="CBCBCB"/>
+              <w:bottom w:val="single" w:sz="4" w:space="0" w:color="CBCBCB"/>
+              <w:right w:val="single" w:sz="4" w:space="0" w:color="CBCBCB"/>
+            </w:tcBorders>
+          </w:tcPr>
+          <w:p>
+            <w:r>
+              <w:rPr>
+                <w:sz w:val="20"/>
+              </w:rPr>
+              <w:t>---</w:t>
+            </w:r>
+          </w:p>
+        </w:tc>
+        <w:tc>
+          <w:tcPr>
+            <w:tcW w:type="dxa" w:w="3230"/>
+            <w:tcBorders>
+              <w:top w:val="single" w:sz="4" w:space="0" w:color="CBCBCB"/>
+              <w:left w:val="single" w:sz="4" w:space="0" w:color="CBCBCB"/>
+              <w:bottom w:val="single" w:sz="4" w:space="0" w:color="CBCBCB"/>
+              <w:right w:val="single" w:sz="4" w:space="0" w:color="CBCBCB"/>
+            </w:tcBorders>
+          </w:tcPr>
+          <w:p>
+            <w:r>
+              <w:rPr>
+                <w:sz w:val="20"/>
+              </w:rPr>
+              <w:t>---</w:t>
+            </w:r>
+          </w:p>
+        </w:tc>
+        <w:tc>
+          <w:tcPr>
+            <w:tcW w:type="dxa" w:w="3230"/>
+            <w:tcBorders>
+              <w:top w:val="single" w:sz="4" w:space="0" w:color="CBCBCB"/>
+              <w:left w:val="single" w:sz="4" w:space="0" w:color="CBCBCB"/>
+              <w:bottom w:val="single" w:sz="4" w:space="0" w:color="CBCBCB"/>
+              <w:right w:val="single" w:sz="4" w:space="0" w:color="CBCBCB"/>
+            </w:tcBorders>
+          </w:tcPr>
+          <w:p>
+            <w:r>
+              <w:rPr>
+                <w:sz w:val="20"/>
+              </w:rPr>
+              <w:t>---</w:t>
+            </w:r>
+          </w:p>
+        </w:tc>
+      </w:tr>
+      <w:tr>
+        <w:tc>
+          <w:tcPr>
+            <w:tcW w:type="dxa" w:w="3230"/>
+            <w:shd w:val="clear" w:color="auto" w:fill="B8B3D6"/>
+            <w:tcBorders>
+              <w:top w:val="single" w:sz="4" w:space="0" w:color="CBCBCB"/>
+              <w:left w:val="single" w:sz="4" w:space="0" w:color="CBCBCB"/>
+              <w:bottom w:val="single" w:sz="4" w:space="0" w:color="CBCBCB"/>
+              <w:right w:val="single" w:sz="4" w:space="0" w:color="CBCBCB"/>
+            </w:tcBorders>
+          </w:tcPr>
+          <w:p>
+            <w:r>
+              <w:rPr>
+                <w:sz w:val="20"/>
+              </w:rPr>
+              <w:t xml:space="preserve">F07 Reboot báo LỖI đỏ + lộ dòng </w:t>
+            </w:r>
+            <w:r>
+              <w:rPr>
+                <w:rFonts w:ascii="Courier New" w:hAnsi="Courier New"/>
+                <w:color w:val="F05922"/>
+                <w:sz w:val="20"/>
+              </w:rPr>
+              <w:t>[debug]</w:t>
+            </w:r>
+          </w:p>
+        </w:tc>
+        <w:tc>
+          <w:tcPr>
+            <w:tcW w:type="dxa" w:w="3230"/>
+            <w:shd w:val="clear" w:color="auto" w:fill="B8B3D6"/>
+            <w:tcBorders>
+              <w:top w:val="single" w:sz="4" w:space="0" w:color="CBCBCB"/>
+              <w:left w:val="single" w:sz="4" w:space="0" w:color="CBCBCB"/>
+              <w:bottom w:val="single" w:sz="4" w:space="0" w:color="CBCBCB"/>
+              <w:right w:val="single" w:sz="4" w:space="0" w:color="CBCBCB"/>
+            </w:tcBorders>
+          </w:tcPr>
+          <w:p>
+            <w:r>
+              <w:rPr>
+                <w:sz w:val="20"/>
+              </w:rPr>
+              <w:t>✅ Đã sửa (chờ QA smoke test)</w:t>
+            </w:r>
+          </w:p>
+        </w:tc>
+        <w:tc>
+          <w:tcPr>
+            <w:tcW w:type="dxa" w:w="3230"/>
+            <w:shd w:val="clear" w:color="auto" w:fill="B8B3D6"/>
+            <w:tcBorders>
+              <w:top w:val="single" w:sz="4" w:space="0" w:color="CBCBCB"/>
+              <w:left w:val="single" w:sz="4" w:space="0" w:color="CBCBCB"/>
+              <w:bottom w:val="single" w:sz="4" w:space="0" w:color="CBCBCB"/>
+              <w:right w:val="single" w:sz="4" w:space="0" w:color="CBCBCB"/>
+            </w:tcBorders>
+          </w:tcPr>
+          <w:p>
+            <w:r>
+              <w:rPr>
+                <w:rFonts w:ascii="Courier New" w:hAnsi="Courier New"/>
+                <w:color w:val="F05922"/>
+                <w:sz w:val="20"/>
+              </w:rPr>
+              <w:t>CcuUI/Views/SshCommandHints.cs</w:t>
+            </w:r>
+            <w:r>
+              <w:rPr>
+                <w:sz w:val="20"/>
+              </w:rPr>
+              <w:t xml:space="preserve"> (mới), </w:t>
+            </w:r>
+            <w:r>
+              <w:rPr>
+                <w:rFonts w:ascii="Courier New" w:hAnsi="Courier New"/>
+                <w:color w:val="F05922"/>
+                <w:sz w:val="20"/>
+              </w:rPr>
+              <w:t>RemoteCommandWindow.axaml.cs</w:t>
+            </w:r>
+            <w:r>
+              <w:rPr>
+                <w:sz w:val="20"/>
+              </w:rPr>
+              <w:t xml:space="preserve">, </w:t>
+            </w:r>
+            <w:r>
+              <w:rPr>
+                <w:rFonts w:ascii="Courier New" w:hAnsi="Courier New"/>
+                <w:color w:val="F05922"/>
+                <w:sz w:val="20"/>
+              </w:rPr>
+              <w:t>BulkActionWindow.axaml.cs</w:t>
+            </w:r>
+          </w:p>
+        </w:tc>
+      </w:tr>
+    </w:tbl>
+    <w:p/>
+    <w:p>
+      <w:pPr>
+        <w:spacing w:after="80"/>
+      </w:pPr>
+      <w:r>
+        <w:rPr>
+          <w:b/>
+          <w:sz w:val="21"/>
+        </w:rPr>
+        <w:t>QA cần smoke test:</w:t>
+      </w:r>
+      <w:r>
+        <w:rPr>
+          <w:sz w:val="21"/>
+        </w:rPr>
+        <w:t xml:space="preserve"> (1) </w:t>
+      </w:r>
+      <w:r>
+        <w:rPr>
+          <w:rFonts w:ascii="Courier New" w:hAnsi="Courier New"/>
+          <w:color w:val="F05922"/>
+          <w:sz w:val="18"/>
+        </w:rPr>
+        <w:t>sudo reboot</w:t>
+      </w:r>
+      <w:r>
+        <w:rPr>
+          <w:sz w:val="21"/>
+        </w:rPr>
+        <w:t xml:space="preserve"> trên tab Console → thông báo ℹ️ xám, không còn ❌ đỏ, không còn dòng </w:t>
+      </w:r>
+      <w:r>
+        <w:rPr>
+          <w:rFonts w:ascii="Courier New" w:hAnsi="Courier New"/>
+          <w:color w:val="F05922"/>
+          <w:sz w:val="18"/>
+        </w:rPr>
+        <w:t>[debug]</w:t>
+      </w:r>
+      <w:r>
+        <w:rPr>
+          <w:sz w:val="21"/>
+        </w:rPr>
+        <w:t xml:space="preserve">; (2) sai password sudo → vẫn báo lỗi đỏ như cũ ("incorrect password attempts"); (3) lệnh không tồn tại → vẫn [STDERR] như cũ; (4) BulkAction snippet Reboot trên nhiều máy → từng máy Thành công kèm ghi chú ℹ️; (5) set </w:t>
+      </w:r>
+      <w:r>
+        <w:rPr>
+          <w:rFonts w:ascii="Courier New" w:hAnsi="Courier New"/>
+          <w:color w:val="F05922"/>
+          <w:sz w:val="18"/>
+        </w:rPr>
+        <w:t>IPGS_RC_DEBUG=1</w:t>
+      </w:r>
+      <w:r>
+        <w:rPr>
+          <w:sz w:val="21"/>
+        </w:rPr>
+        <w:t xml:space="preserve"> rồi chạy lệnh sudo → dòng </w:t>
+      </w:r>
+      <w:r>
+        <w:rPr>
+          <w:rFonts w:ascii="Courier New" w:hAnsi="Courier New"/>
+          <w:color w:val="F05922"/>
+          <w:sz w:val="18"/>
+        </w:rPr>
+        <w:t>[debug]</w:t>
+      </w:r>
+      <w:r>
+        <w:rPr>
+          <w:sz w:val="21"/>
+        </w:rPr>
+        <w:t xml:space="preserve"> xuất hiện lại.</w:t>
       </w:r>
     </w:p>
     <w:sectPr>

--- a/docs/bugs/BUG-ccu-ui-findings-2026-07-26.docx
+++ b/docs/bugs/BUG-ccu-ui-findings-2026-07-26.docx
@@ -11311,6 +11311,1422 @@
         <w:t xml:space="preserve"> xuất hiện lại.</w:t>
       </w:r>
     </w:p>
+    <w:p>
+      <w:pPr>
+        <w:pBdr>
+          <w:bottom w:val="single" w:sz="6" w:space="1" w:color="F05922"/>
+        </w:pBdr>
+        <w:spacing w:after="120"/>
+      </w:pPr>
+    </w:p>
+    <w:p>
+      <w:pPr>
+        <w:pStyle w:val="Heading2"/>
+        <w:spacing w:before="200" w:after="80"/>
+      </w:pPr>
+      <w:r>
+        <w:rPr>
+          <w:color w:val="F05922"/>
+          <w:sz w:val="28"/>
+        </w:rPr>
+        <w:t>F08 — Kiosk Deploy: đã cài Autologin nhưng sau khi khởi động lại máy ZCU vẫn hiện màn hình đăng nhập</w:t>
+      </w:r>
+    </w:p>
+    <w:p>
+      <w:pPr>
+        <w:spacing w:before="40" w:after="40"/>
+        <w:ind w:left="567"/>
+        <w:pBdr>
+          <w:left w:val="single" w:sz="12" w:space="10" w:color="F05922"/>
+        </w:pBdr>
+      </w:pPr>
+      <w:r>
+        <w:rPr>
+          <w:b/>
+          <w:color w:val="4A3F8C"/>
+        </w:rPr>
+        <w:t>Người phát hiện:</w:t>
+      </w:r>
+      <w:r>
+        <w:rPr>
+          <w:color w:val="4A3F8C"/>
+        </w:rPr>
+        <w:t xml:space="preserve"> USER (thao tác thật trên máy ZCU </w:t>
+      </w:r>
+      <w:r>
+        <w:rPr>
+          <w:rFonts w:ascii="Courier New" w:hAnsi="Courier New"/>
+          <w:color w:val="F05922"/>
+          <w:sz w:val="18"/>
+        </w:rPr>
+        <w:t>192.168.0.101</w:t>
+      </w:r>
+      <w:r>
+        <w:rPr>
+          <w:color w:val="4A3F8C"/>
+        </w:rPr>
+        <w:t xml:space="preserve"> sau khi chạy Kiosk Deploy phần autologin).</w:t>
+      </w:r>
+    </w:p>
+    <w:tbl>
+      <w:tblPr>
+        <w:tblStyle w:val="TableGrid"/>
+        <w:tblW w:type="auto" w:w="0"/>
+        <w:tblLook w:firstColumn="1" w:firstRow="1" w:lastColumn="0" w:lastRow="0" w:noHBand="0" w:noVBand="1" w:val="04A0"/>
+      </w:tblPr>
+      <w:tblGrid>
+        <w:gridCol w:w="4844"/>
+        <w:gridCol w:w="4844"/>
+      </w:tblGrid>
+      <w:tr>
+        <w:tc>
+          <w:tcPr>
+            <w:tcW w:type="dxa" w:w="4844"/>
+            <w:shd w:val="clear" w:color="auto" w:fill="251C53"/>
+            <w:tcBorders>
+              <w:top w:val="single" w:sz="4" w:space="0" w:color="251C53"/>
+              <w:left w:val="single" w:sz="4" w:space="0" w:color="251C53"/>
+              <w:bottom w:val="single" w:sz="4" w:space="0" w:color="251C53"/>
+              <w:right w:val="single" w:sz="4" w:space="0" w:color="251C53"/>
+            </w:tcBorders>
+          </w:tcPr>
+          <w:p>
+            <w:r>
+              <w:rPr>
+                <w:b/>
+                <w:color w:val="FFFFFF"/>
+                <w:sz w:val="20"/>
+              </w:rPr>
+              <w:t>Trường</w:t>
+            </w:r>
+          </w:p>
+        </w:tc>
+        <w:tc>
+          <w:tcPr>
+            <w:tcW w:type="dxa" w:w="4844"/>
+            <w:shd w:val="clear" w:color="auto" w:fill="251C53"/>
+            <w:tcBorders>
+              <w:top w:val="single" w:sz="4" w:space="0" w:color="251C53"/>
+              <w:left w:val="single" w:sz="4" w:space="0" w:color="251C53"/>
+              <w:bottom w:val="single" w:sz="4" w:space="0" w:color="251C53"/>
+              <w:right w:val="single" w:sz="4" w:space="0" w:color="251C53"/>
+            </w:tcBorders>
+          </w:tcPr>
+          <w:p>
+            <w:r>
+              <w:rPr>
+                <w:b/>
+                <w:color w:val="FFFFFF"/>
+                <w:sz w:val="20"/>
+              </w:rPr>
+              <w:t>Nội dung</w:t>
+            </w:r>
+          </w:p>
+        </w:tc>
+      </w:tr>
+      <w:tr>
+        <w:tc>
+          <w:tcPr>
+            <w:tcW w:type="dxa" w:w="4844"/>
+            <w:tcBorders>
+              <w:top w:val="single" w:sz="4" w:space="0" w:color="CBCBCB"/>
+              <w:left w:val="single" w:sz="4" w:space="0" w:color="CBCBCB"/>
+              <w:bottom w:val="single" w:sz="4" w:space="0" w:color="CBCBCB"/>
+              <w:right w:val="single" w:sz="4" w:space="0" w:color="CBCBCB"/>
+            </w:tcBorders>
+          </w:tcPr>
+          <w:p>
+            <w:r>
+              <w:rPr>
+                <w:sz w:val="20"/>
+              </w:rPr>
+              <w:t>---</w:t>
+            </w:r>
+          </w:p>
+        </w:tc>
+        <w:tc>
+          <w:tcPr>
+            <w:tcW w:type="dxa" w:w="4844"/>
+            <w:tcBorders>
+              <w:top w:val="single" w:sz="4" w:space="0" w:color="CBCBCB"/>
+              <w:left w:val="single" w:sz="4" w:space="0" w:color="CBCBCB"/>
+              <w:bottom w:val="single" w:sz="4" w:space="0" w:color="CBCBCB"/>
+              <w:right w:val="single" w:sz="4" w:space="0" w:color="CBCBCB"/>
+            </w:tcBorders>
+          </w:tcPr>
+          <w:p>
+            <w:r>
+              <w:rPr>
+                <w:sz w:val="20"/>
+              </w:rPr>
+              <w:t>---</w:t>
+            </w:r>
+          </w:p>
+        </w:tc>
+      </w:tr>
+      <w:tr>
+        <w:tc>
+          <w:tcPr>
+            <w:tcW w:type="dxa" w:w="4844"/>
+            <w:shd w:val="clear" w:color="auto" w:fill="B8B3D6"/>
+            <w:tcBorders>
+              <w:top w:val="single" w:sz="4" w:space="0" w:color="CBCBCB"/>
+              <w:left w:val="single" w:sz="4" w:space="0" w:color="CBCBCB"/>
+              <w:bottom w:val="single" w:sz="4" w:space="0" w:color="CBCBCB"/>
+              <w:right w:val="single" w:sz="4" w:space="0" w:color="CBCBCB"/>
+            </w:tcBorders>
+          </w:tcPr>
+          <w:p>
+            <w:r>
+              <w:rPr>
+                <w:b/>
+                <w:sz w:val="20"/>
+              </w:rPr>
+              <w:t>Màn hình / Thành phần</w:t>
+            </w:r>
+          </w:p>
+        </w:tc>
+        <w:tc>
+          <w:tcPr>
+            <w:tcW w:type="dxa" w:w="4844"/>
+            <w:shd w:val="clear" w:color="auto" w:fill="B8B3D6"/>
+            <w:tcBorders>
+              <w:top w:val="single" w:sz="4" w:space="0" w:color="CBCBCB"/>
+              <w:left w:val="single" w:sz="4" w:space="0" w:color="CBCBCB"/>
+              <w:bottom w:val="single" w:sz="4" w:space="0" w:color="CBCBCB"/>
+              <w:right w:val="single" w:sz="4" w:space="0" w:color="CBCBCB"/>
+            </w:tcBorders>
+          </w:tcPr>
+          <w:p>
+            <w:r>
+              <w:rPr>
+                <w:sz w:val="20"/>
+              </w:rPr>
+              <w:t xml:space="preserve">KioskDeployWindow (tab Config máy tính — ô Autologin) → </w:t>
+            </w:r>
+            <w:r>
+              <w:rPr>
+                <w:rFonts w:ascii="Courier New" w:hAnsi="Courier New"/>
+                <w:color w:val="F05922"/>
+                <w:sz w:val="20"/>
+              </w:rPr>
+              <w:t>KioskDeployService</w:t>
+            </w:r>
+            <w:r>
+              <w:rPr>
+                <w:sz w:val="20"/>
+              </w:rPr>
+              <w:t xml:space="preserve"> → </w:t>
+            </w:r>
+            <w:r>
+              <w:rPr>
+                <w:rFonts w:ascii="Courier New" w:hAnsi="Courier New"/>
+                <w:color w:val="F05922"/>
+                <w:sz w:val="20"/>
+              </w:rPr>
+              <w:t>scripts/linux-kiosk/2-configure-system.sh</w:t>
+            </w:r>
+            <w:r>
+              <w:rPr>
+                <w:sz w:val="20"/>
+              </w:rPr>
+              <w:t xml:space="preserve"> mục [6/8]</w:t>
+            </w:r>
+          </w:p>
+        </w:tc>
+      </w:tr>
+      <w:tr>
+        <w:tc>
+          <w:tcPr>
+            <w:tcW w:type="dxa" w:w="4844"/>
+            <w:tcBorders>
+              <w:top w:val="single" w:sz="4" w:space="0" w:color="CBCBCB"/>
+              <w:left w:val="single" w:sz="4" w:space="0" w:color="CBCBCB"/>
+              <w:bottom w:val="single" w:sz="4" w:space="0" w:color="CBCBCB"/>
+              <w:right w:val="single" w:sz="4" w:space="0" w:color="CBCBCB"/>
+            </w:tcBorders>
+          </w:tcPr>
+          <w:p>
+            <w:r>
+              <w:rPr>
+                <w:b/>
+                <w:sz w:val="20"/>
+              </w:rPr>
+              <w:t>Mức độ</w:t>
+            </w:r>
+          </w:p>
+        </w:tc>
+        <w:tc>
+          <w:tcPr>
+            <w:tcW w:type="dxa" w:w="4844"/>
+            <w:tcBorders>
+              <w:top w:val="single" w:sz="4" w:space="0" w:color="CBCBCB"/>
+              <w:left w:val="single" w:sz="4" w:space="0" w:color="CBCBCB"/>
+              <w:bottom w:val="single" w:sz="4" w:space="0" w:color="CBCBCB"/>
+              <w:right w:val="single" w:sz="4" w:space="0" w:color="CBCBCB"/>
+            </w:tcBorders>
+          </w:tcPr>
+          <w:p>
+            <w:r>
+              <w:rPr>
+                <w:sz w:val="20"/>
+              </w:rPr>
+              <w:t>P2</w:t>
+            </w:r>
+          </w:p>
+        </w:tc>
+      </w:tr>
+      <w:tr>
+        <w:tc>
+          <w:tcPr>
+            <w:tcW w:type="dxa" w:w="4844"/>
+            <w:shd w:val="clear" w:color="auto" w:fill="B8B3D6"/>
+            <w:tcBorders>
+              <w:top w:val="single" w:sz="4" w:space="0" w:color="CBCBCB"/>
+              <w:left w:val="single" w:sz="4" w:space="0" w:color="CBCBCB"/>
+              <w:bottom w:val="single" w:sz="4" w:space="0" w:color="CBCBCB"/>
+              <w:right w:val="single" w:sz="4" w:space="0" w:color="CBCBCB"/>
+            </w:tcBorders>
+          </w:tcPr>
+          <w:p>
+            <w:r>
+              <w:rPr>
+                <w:b/>
+                <w:sz w:val="20"/>
+              </w:rPr>
+              <w:t>Các bước tái hiện</w:t>
+            </w:r>
+          </w:p>
+        </w:tc>
+        <w:tc>
+          <w:tcPr>
+            <w:tcW w:type="dxa" w:w="4844"/>
+            <w:shd w:val="clear" w:color="auto" w:fill="B8B3D6"/>
+            <w:tcBorders>
+              <w:top w:val="single" w:sz="4" w:space="0" w:color="CBCBCB"/>
+              <w:left w:val="single" w:sz="4" w:space="0" w:color="CBCBCB"/>
+              <w:bottom w:val="single" w:sz="4" w:space="0" w:color="CBCBCB"/>
+              <w:right w:val="single" w:sz="4" w:space="0" w:color="CBCBCB"/>
+            </w:tcBorders>
+          </w:tcPr>
+          <w:p>
+            <w:r>
+              <w:rPr>
+                <w:sz w:val="20"/>
+              </w:rPr>
+              <w:t>1. Chạy Kiosk Deploy với ô Autologin tick (đã chạy trên ZCU ngày 24/07, log báo hoàn thành). 2. Khởi động lại máy ZCU nhiều lần. 3. Quan sát: một lần khởi động (26/07 ~17:13) máy đứng ở màn hình đăng nhập GDM, phải nhập mật khẩu / khởi động lại mới vào được desktop.</w:t>
+            </w:r>
+          </w:p>
+        </w:tc>
+      </w:tr>
+      <w:tr>
+        <w:tc>
+          <w:tcPr>
+            <w:tcW w:type="dxa" w:w="4844"/>
+            <w:tcBorders>
+              <w:top w:val="single" w:sz="4" w:space="0" w:color="CBCBCB"/>
+              <w:left w:val="single" w:sz="4" w:space="0" w:color="CBCBCB"/>
+              <w:bottom w:val="single" w:sz="4" w:space="0" w:color="CBCBCB"/>
+              <w:right w:val="single" w:sz="4" w:space="0" w:color="CBCBCB"/>
+            </w:tcBorders>
+          </w:tcPr>
+          <w:p>
+            <w:r>
+              <w:rPr>
+                <w:b/>
+                <w:sz w:val="20"/>
+              </w:rPr>
+              <w:t>Kết quả thực tế</w:t>
+            </w:r>
+          </w:p>
+        </w:tc>
+        <w:tc>
+          <w:tcPr>
+            <w:tcW w:type="dxa" w:w="4844"/>
+            <w:tcBorders>
+              <w:top w:val="single" w:sz="4" w:space="0" w:color="CBCBCB"/>
+              <w:left w:val="single" w:sz="4" w:space="0" w:color="CBCBCB"/>
+              <w:bottom w:val="single" w:sz="4" w:space="0" w:color="CBCBCB"/>
+              <w:right w:val="single" w:sz="4" w:space="0" w:color="CBCBCB"/>
+            </w:tcBorders>
+          </w:tcPr>
+          <w:p>
+            <w:r>
+              <w:rPr>
+                <w:sz w:val="20"/>
+              </w:rPr>
+              <w:t>Autologin hoạt động ở đa số lần boot nhưng KHÔNG ổn định — có lần boot greeter vẫn hiện và đứng đó vô hạn. Ngoài ra app luôn báo "Deploy hoàn tất" kể cả khi script cấu hình thất bại (không kiểm tra exit code) → nếu ghi config fail (VD sai mật khẩu sudo, máy không dùng gdm3) user vẫn tưởng đã cài xong.</w:t>
+            </w:r>
+          </w:p>
+        </w:tc>
+      </w:tr>
+      <w:tr>
+        <w:tc>
+          <w:tcPr>
+            <w:tcW w:type="dxa" w:w="4844"/>
+            <w:shd w:val="clear" w:color="auto" w:fill="B8B3D6"/>
+            <w:tcBorders>
+              <w:top w:val="single" w:sz="4" w:space="0" w:color="CBCBCB"/>
+              <w:left w:val="single" w:sz="4" w:space="0" w:color="CBCBCB"/>
+              <w:bottom w:val="single" w:sz="4" w:space="0" w:color="CBCBCB"/>
+              <w:right w:val="single" w:sz="4" w:space="0" w:color="CBCBCB"/>
+            </w:tcBorders>
+          </w:tcPr>
+          <w:p>
+            <w:r>
+              <w:rPr>
+                <w:b/>
+                <w:sz w:val="20"/>
+              </w:rPr>
+              <w:t>Kết quả mong đợi</w:t>
+            </w:r>
+          </w:p>
+        </w:tc>
+        <w:tc>
+          <w:tcPr>
+            <w:tcW w:type="dxa" w:w="4844"/>
+            <w:shd w:val="clear" w:color="auto" w:fill="B8B3D6"/>
+            <w:tcBorders>
+              <w:top w:val="single" w:sz="4" w:space="0" w:color="CBCBCB"/>
+              <w:left w:val="single" w:sz="4" w:space="0" w:color="CBCBCB"/>
+              <w:bottom w:val="single" w:sz="4" w:space="0" w:color="CBCBCB"/>
+              <w:right w:val="single" w:sz="4" w:space="0" w:color="CBCBCB"/>
+            </w:tcBorders>
+          </w:tcPr>
+          <w:p>
+            <w:r>
+              <w:rPr>
+                <w:sz w:val="20"/>
+              </w:rPr>
+              <w:t>Máy tự vào desktop ở MỌI lần khởi động; nếu không áp dụng được autologin, app phải báo lỗi đỏ rõ ràng thay vì "Deploy hoàn tất".</w:t>
+            </w:r>
+          </w:p>
+        </w:tc>
+      </w:tr>
+      <w:tr>
+        <w:tc>
+          <w:tcPr>
+            <w:tcW w:type="dxa" w:w="4844"/>
+            <w:tcBorders>
+              <w:top w:val="single" w:sz="4" w:space="0" w:color="CBCBCB"/>
+              <w:left w:val="single" w:sz="4" w:space="0" w:color="CBCBCB"/>
+              <w:bottom w:val="single" w:sz="4" w:space="0" w:color="CBCBCB"/>
+              <w:right w:val="single" w:sz="4" w:space="0" w:color="CBCBCB"/>
+            </w:tcBorders>
+          </w:tcPr>
+          <w:p>
+            <w:r>
+              <w:rPr>
+                <w:b/>
+                <w:sz w:val="20"/>
+              </w:rPr>
+              <w:t>Bằng chứng từ máy thật (điều tra 26/07 23:1x)</w:t>
+            </w:r>
+          </w:p>
+        </w:tc>
+        <w:tc>
+          <w:tcPr>
+            <w:tcW w:type="dxa" w:w="4844"/>
+            <w:tcBorders>
+              <w:top w:val="single" w:sz="4" w:space="0" w:color="CBCBCB"/>
+              <w:left w:val="single" w:sz="4" w:space="0" w:color="CBCBCB"/>
+              <w:bottom w:val="single" w:sz="4" w:space="0" w:color="CBCBCB"/>
+              <w:right w:val="single" w:sz="4" w:space="0" w:color="CBCBCB"/>
+            </w:tcBorders>
+          </w:tcPr>
+          <w:p>
+            <w:r>
+              <w:rPr>
+                <w:sz w:val="20"/>
+              </w:rPr>
+              <w:t xml:space="preserve">(1) </w:t>
+            </w:r>
+            <w:r>
+              <w:rPr>
+                <w:rFonts w:ascii="Courier New" w:hAnsi="Courier New"/>
+                <w:color w:val="F05922"/>
+                <w:sz w:val="20"/>
+              </w:rPr>
+              <w:t>/etc/gdm3/custom.conf</w:t>
+            </w:r>
+            <w:r>
+              <w:rPr>
+                <w:sz w:val="20"/>
+              </w:rPr>
+              <w:t xml:space="preserve"> ĐÃ có </w:t>
+            </w:r>
+            <w:r>
+              <w:rPr>
+                <w:rFonts w:ascii="Courier New" w:hAnsi="Courier New"/>
+                <w:color w:val="F05922"/>
+                <w:sz w:val="20"/>
+              </w:rPr>
+              <w:t>AutomaticLoginEnable = true</w:t>
+            </w:r>
+            <w:r>
+              <w:rPr>
+                <w:sz w:val="20"/>
+              </w:rPr>
+              <w:t xml:space="preserve"> + </w:t>
+            </w:r>
+            <w:r>
+              <w:rPr>
+                <w:rFonts w:ascii="Courier New" w:hAnsi="Courier New"/>
+                <w:color w:val="F05922"/>
+                <w:sz w:val="20"/>
+              </w:rPr>
+              <w:t>AutomaticLogin = kztek</w:t>
+            </w:r>
+            <w:r>
+              <w:rPr>
+                <w:sz w:val="20"/>
+              </w:rPr>
+              <w:t xml:space="preserve"> đúng cú pháp (ghi 24/07 21:41 — code ghi ĐÚNG file, máy dùng đúng gdm3). (2) </w:t>
+            </w:r>
+            <w:r>
+              <w:rPr>
+                <w:rFonts w:ascii="Courier New" w:hAnsi="Courier New"/>
+                <w:color w:val="F05922"/>
+                <w:sz w:val="20"/>
+              </w:rPr>
+              <w:t>journalctl</w:t>
+            </w:r>
+            <w:r>
+              <w:rPr>
+                <w:sz w:val="20"/>
+              </w:rPr>
+              <w:t xml:space="preserve">: mọi boot có log đều mở session bằng PAM </w:t>
+            </w:r>
+            <w:r>
+              <w:rPr>
+                <w:rFonts w:ascii="Courier New" w:hAnsi="Courier New"/>
+                <w:color w:val="F05922"/>
+                <w:sz w:val="20"/>
+              </w:rPr>
+              <w:t>gdm-autologin</w:t>
+            </w:r>
+            <w:r>
+              <w:rPr>
+                <w:sz w:val="20"/>
+              </w:rPr>
+              <w:t xml:space="preserve"> thành công (16:26, 18:21, 20:49, 23:13 ngày 26/07). (3) Boot 17:13:36 (</w:t>
+            </w:r>
+            <w:r>
+              <w:rPr>
+                <w:rFonts w:ascii="Courier New" w:hAnsi="Courier New"/>
+                <w:color w:val="F05922"/>
+                <w:sz w:val="20"/>
+              </w:rPr>
+              <w:t>last -x</w:t>
+            </w:r>
+            <w:r>
+              <w:rPr>
+                <w:sz w:val="20"/>
+              </w:rPr>
+              <w:t xml:space="preserve">): KHÔNG có dòng đăng nhập </w:t>
+            </w:r>
+            <w:r>
+              <w:rPr>
+                <w:rFonts w:ascii="Courier New" w:hAnsi="Courier New"/>
+                <w:color w:val="F05922"/>
+                <w:sz w:val="20"/>
+              </w:rPr>
+              <w:t>kztek :0</w:t>
+            </w:r>
+            <w:r>
+              <w:rPr>
+                <w:sz w:val="20"/>
+              </w:rPr>
+              <w:t xml:space="preserve"> nào suốt 17:13→18:20 và boot này KHÔNG để lại journal (máy là VM, boot bất thường sau crash 16:53) — đúng khung giờ user thấy màn hình đăng nhập. → Khớp lỗi đã biết của GDM: race hiếm khi boot chậm/bất thường khiến </w:t>
+            </w:r>
+            <w:r>
+              <w:rPr>
+                <w:rFonts w:ascii="Courier New" w:hAnsi="Courier New"/>
+                <w:color w:val="F05922"/>
+                <w:sz w:val="20"/>
+              </w:rPr>
+              <w:t>AutomaticLogin</w:t>
+            </w:r>
+            <w:r>
+              <w:rPr>
+                <w:sz w:val="20"/>
+              </w:rPr>
+              <w:t xml:space="preserve"> bị bỏ qua và greeter hiện ra chờ vô hạn.</w:t>
+            </w:r>
+          </w:p>
+        </w:tc>
+      </w:tr>
+    </w:tbl>
+    <w:p/>
+    <w:p>
+      <w:pPr>
+        <w:spacing w:before="40" w:after="40"/>
+        <w:ind w:left="567"/>
+        <w:pBdr>
+          <w:left w:val="single" w:sz="12" w:space="10" w:color="F05922"/>
+        </w:pBdr>
+      </w:pPr>
+      <w:r>
+        <w:rPr>
+          <w:b/>
+          <w:color w:val="4A3F8C"/>
+        </w:rPr>
+        <w:t>✅ Đã sửa (2026-07-26, senior-developer):</w:t>
+      </w:r>
+    </w:p>
+    <w:p>
+      <w:pPr>
+        <w:spacing w:before="40" w:after="40"/>
+        <w:ind w:left="567"/>
+        <w:pBdr>
+          <w:left w:val="single" w:sz="12" w:space="10" w:color="F05922"/>
+        </w:pBdr>
+      </w:pPr>
+      <w:r>
+        <w:rPr>
+          <w:color w:val="4A3F8C"/>
+        </w:rPr>
+        <w:t xml:space="preserve">- </w:t>
+      </w:r>
+      <w:r>
+        <w:rPr>
+          <w:b/>
+          <w:color w:val="4A3F8C"/>
+        </w:rPr>
+        <w:t>Nguyên nhân gốc:</w:t>
+      </w:r>
+      <w:r>
+        <w:rPr>
+          <w:color w:val="4A3F8C"/>
+        </w:rPr>
+        <w:t xml:space="preserve"> (1) </w:t>
+      </w:r>
+      <w:r>
+        <w:rPr>
+          <w:b/>
+          <w:color w:val="4A3F8C"/>
+        </w:rPr>
+        <w:t>GDM autologin race</w:t>
+      </w:r>
+      <w:r>
+        <w:rPr>
+          <w:color w:val="4A3F8C"/>
+        </w:rPr>
+        <w:t xml:space="preserve"> — cấu hình được ghi đúng nhưng GDM có lỗi đã biết: ở lần boot chậm/bất thường (nhất là trên VM), </w:t>
+      </w:r>
+      <w:r>
+        <w:rPr>
+          <w:rFonts w:ascii="Courier New" w:hAnsi="Courier New"/>
+          <w:color w:val="F05922"/>
+          <w:sz w:val="18"/>
+        </w:rPr>
+        <w:t>AutomaticLogin</w:t>
+      </w:r>
+      <w:r>
+        <w:rPr>
+          <w:color w:val="4A3F8C"/>
+        </w:rPr>
+        <w:t xml:space="preserve"> bị bỏ qua và greeter hiện ra, không có cơ chế fallback → máy đứng ở màn hình đăng nhập vô hạn (bằng chứng boot 17:13 ngày 26/07). (2) </w:t>
+      </w:r>
+      <w:r>
+        <w:rPr>
+          <w:b/>
+          <w:color w:val="4A3F8C"/>
+        </w:rPr>
+        <w:t>Báo thành công giả:</w:t>
+      </w:r>
+      <w:r>
+        <w:rPr>
+          <w:color w:val="4A3F8C"/>
+        </w:rPr>
+        <w:t xml:space="preserve"> </w:t>
+      </w:r>
+      <w:r>
+        <w:rPr>
+          <w:rFonts w:ascii="Courier New" w:hAnsi="Courier New"/>
+          <w:color w:val="F05922"/>
+          <w:sz w:val="18"/>
+        </w:rPr>
+        <w:t>KioskDeployService.RunCommand</w:t>
+      </w:r>
+      <w:r>
+        <w:rPr>
+          <w:color w:val="4A3F8C"/>
+        </w:rPr>
+        <w:t xml:space="preserve"> bỏ qua </w:t>
+      </w:r>
+      <w:r>
+        <w:rPr>
+          <w:rFonts w:ascii="Courier New" w:hAnsi="Courier New"/>
+          <w:color w:val="F05922"/>
+          <w:sz w:val="18"/>
+        </w:rPr>
+        <w:t>ExitStatus</w:t>
+      </w:r>
+      <w:r>
+        <w:rPr>
+          <w:color w:val="4A3F8C"/>
+        </w:rPr>
+        <w:t xml:space="preserve"> của script; </w:t>
+      </w:r>
+      <w:r>
+        <w:rPr>
+          <w:rFonts w:ascii="Courier New" w:hAnsi="Courier New"/>
+          <w:color w:val="F05922"/>
+          <w:sz w:val="18"/>
+        </w:rPr>
+        <w:t>2-configure-system.sh</w:t>
+      </w:r>
+      <w:r>
+        <w:rPr>
+          <w:color w:val="4A3F8C"/>
+        </w:rPr>
+        <w:t xml:space="preserve"> khi không tìm thấy </w:t>
+      </w:r>
+      <w:r>
+        <w:rPr>
+          <w:rFonts w:ascii="Courier New" w:hAnsi="Courier New"/>
+          <w:color w:val="F05922"/>
+          <w:sz w:val="18"/>
+        </w:rPr>
+        <w:t>/etc/gdm3/custom.conf</w:t>
+      </w:r>
+      <w:r>
+        <w:rPr>
+          <w:color w:val="4A3F8C"/>
+        </w:rPr>
+        <w:t xml:space="preserve"> (máy dùng lightdm/sddm) chỉ warning rồi vẫn exit 0 → app luôn hiện "🎉 Deploy hoàn tất". (3) Script hardcode gdm3, không dò display manager thật.</w:t>
+      </w:r>
+    </w:p>
+    <w:p>
+      <w:pPr>
+        <w:spacing w:before="40" w:after="40"/>
+        <w:ind w:left="567"/>
+        <w:pBdr>
+          <w:left w:val="single" w:sz="12" w:space="10" w:color="F05922"/>
+        </w:pBdr>
+      </w:pPr>
+      <w:r>
+        <w:rPr>
+          <w:color w:val="4A3F8C"/>
+        </w:rPr>
+        <w:t xml:space="preserve">- </w:t>
+      </w:r>
+      <w:r>
+        <w:rPr>
+          <w:b/>
+          <w:color w:val="4A3F8C"/>
+        </w:rPr>
+        <w:t>Cách sửa:</w:t>
+      </w:r>
+    </w:p>
+    <w:p>
+      <w:pPr>
+        <w:spacing w:before="40" w:after="40"/>
+        <w:ind w:left="567"/>
+        <w:pBdr>
+          <w:left w:val="single" w:sz="12" w:space="10" w:color="F05922"/>
+        </w:pBdr>
+      </w:pPr>
+      <w:r>
+        <w:rPr>
+          <w:color w:val="4A3F8C"/>
+        </w:rPr>
+        <w:t xml:space="preserve">1. </w:t>
+      </w:r>
+      <w:r>
+        <w:rPr>
+          <w:rFonts w:ascii="Courier New" w:hAnsi="Courier New"/>
+          <w:color w:val="F05922"/>
+          <w:sz w:val="18"/>
+        </w:rPr>
+        <w:t>scripts/linux-kiosk/2-configure-system.sh</w:t>
+      </w:r>
+      <w:r>
+        <w:rPr>
+          <w:color w:val="4A3F8C"/>
+        </w:rPr>
+        <w:t xml:space="preserve"> mục [6/8]: dò display manager động (</w:t>
+      </w:r>
+      <w:r>
+        <w:rPr>
+          <w:rFonts w:ascii="Courier New" w:hAnsi="Courier New"/>
+          <w:color w:val="F05922"/>
+          <w:sz w:val="18"/>
+        </w:rPr>
+        <w:t>/etc/X11/default-display-manager</w:t>
+      </w:r>
+      <w:r>
+        <w:rPr>
+          <w:color w:val="4A3F8C"/>
+        </w:rPr>
+        <w:t xml:space="preserve"> + </w:t>
+      </w:r>
+      <w:r>
+        <w:rPr>
+          <w:rFonts w:ascii="Courier New" w:hAnsi="Courier New"/>
+          <w:color w:val="F05922"/>
+          <w:sz w:val="18"/>
+        </w:rPr>
+        <w:t>display-manager.service</w:t>
+      </w:r>
+      <w:r>
+        <w:rPr>
+          <w:color w:val="4A3F8C"/>
+        </w:rPr>
+        <w:t xml:space="preserve">), hỗ trợ gdm3/gdm/lightdm/sddm; với GDM ghi thêm </w:t>
+      </w:r>
+      <w:r>
+        <w:rPr>
+          <w:b/>
+          <w:color w:val="4A3F8C"/>
+        </w:rPr>
+        <w:t>`TimedLoginEnable/TimedLogin/TimedLoginDelay = 5` làm fallback</w:t>
+      </w:r>
+      <w:r>
+        <w:rPr>
+          <w:color w:val="4A3F8C"/>
+        </w:rPr>
+        <w:t xml:space="preserve"> — nếu autologin bị GDM bỏ qua và greeter hiện ra, TimedLogin tự đăng nhập user sau 5 giây, máy vẫn tự vào desktop; </w:t>
+      </w:r>
+      <w:r>
+        <w:rPr>
+          <w:b/>
+          <w:color w:val="4A3F8C"/>
+        </w:rPr>
+        <w:t>KIỂM CHỨNG sau khi ghi</w:t>
+      </w:r>
+      <w:r>
+        <w:rPr>
+          <w:color w:val="4A3F8C"/>
+        </w:rPr>
+        <w:t xml:space="preserve"> bằng cách grep đọc lại file thật (bắt được trường hợp sudo sai mật khẩu — </w:t>
+      </w:r>
+      <w:r>
+        <w:rPr>
+          <w:rFonts w:ascii="Courier New" w:hAnsi="Courier New"/>
+          <w:color w:val="F05922"/>
+          <w:sz w:val="18"/>
+        </w:rPr>
+        <w:t>_sudo</w:t>
+      </w:r>
+      <w:r>
+        <w:rPr>
+          <w:color w:val="4A3F8C"/>
+        </w:rPr>
+        <w:t xml:space="preserve"> nuốt stderr); không áp dụng được → in </w:t>
+      </w:r>
+      <w:r>
+        <w:rPr>
+          <w:rFonts w:ascii="Courier New" w:hAnsi="Courier New"/>
+          <w:color w:val="F05922"/>
+          <w:sz w:val="18"/>
+        </w:rPr>
+        <w:t>AUTOLOGIN-FAILED</w:t>
+      </w:r>
+      <w:r>
+        <w:rPr>
+          <w:color w:val="4A3F8C"/>
+        </w:rPr>
+        <w:t xml:space="preserve"> + </w:t>
+      </w:r>
+      <w:r>
+        <w:rPr>
+          <w:rFonts w:ascii="Courier New" w:hAnsi="Courier New"/>
+          <w:color w:val="F05922"/>
+          <w:sz w:val="18"/>
+        </w:rPr>
+        <w:t>exit 1</w:t>
+      </w:r>
+      <w:r>
+        <w:rPr>
+          <w:color w:val="4A3F8C"/>
+        </w:rPr>
+        <w:t>.</w:t>
+      </w:r>
+    </w:p>
+    <w:p>
+      <w:pPr>
+        <w:spacing w:before="40" w:after="40"/>
+        <w:ind w:left="567"/>
+        <w:pBdr>
+          <w:left w:val="single" w:sz="12" w:space="10" w:color="F05922"/>
+        </w:pBdr>
+      </w:pPr>
+      <w:r>
+        <w:rPr>
+          <w:color w:val="4A3F8C"/>
+        </w:rPr>
+        <w:t xml:space="preserve">2. </w:t>
+      </w:r>
+      <w:r>
+        <w:rPr>
+          <w:rFonts w:ascii="Courier New" w:hAnsi="Courier New"/>
+          <w:color w:val="F05922"/>
+          <w:sz w:val="18"/>
+        </w:rPr>
+        <w:t>IPGS.RemoteControl.CcuClient/KioskDeployService.cs</w:t>
+      </w:r>
+      <w:r>
+        <w:rPr>
+          <w:color w:val="4A3F8C"/>
+        </w:rPr>
+        <w:t xml:space="preserve"> (</w:t>
+      </w:r>
+      <w:r>
+        <w:rPr>
+          <w:rFonts w:ascii="Courier New" w:hAnsi="Courier New"/>
+          <w:color w:val="F05922"/>
+          <w:sz w:val="18"/>
+        </w:rPr>
+        <w:t>RunCommand</w:t>
+      </w:r>
+      <w:r>
+        <w:rPr>
+          <w:color w:val="4A3F8C"/>
+        </w:rPr>
+        <w:t xml:space="preserve">): thêm </w:t>
+      </w:r>
+      <w:r>
+        <w:rPr>
+          <w:rFonts w:ascii="Courier New" w:hAnsi="Courier New"/>
+          <w:color w:val="F05922"/>
+          <w:sz w:val="18"/>
+        </w:rPr>
+        <w:t>throwOnError</w:t>
+      </w:r>
+      <w:r>
+        <w:rPr>
+          <w:color w:val="4A3F8C"/>
+        </w:rPr>
+        <w:t xml:space="preserve"> — kiểm tra </w:t>
+      </w:r>
+      <w:r>
+        <w:rPr>
+          <w:rFonts w:ascii="Courier New" w:hAnsi="Courier New"/>
+          <w:color w:val="F05922"/>
+          <w:sz w:val="18"/>
+        </w:rPr>
+        <w:t>cmd.ExitStatus</w:t>
+      </w:r>
+      <w:r>
+        <w:rPr>
+          <w:color w:val="4A3F8C"/>
+        </w:rPr>
+        <w:t xml:space="preserve">, script setup fail → ném exception (kèm 5 dòng lỗi cuối) → </w:t>
+      </w:r>
+      <w:r>
+        <w:rPr>
+          <w:rFonts w:ascii="Courier New" w:hAnsi="Courier New"/>
+          <w:color w:val="F05922"/>
+          <w:sz w:val="18"/>
+        </w:rPr>
+        <w:t>KioskDeployWindow</w:t>
+      </w:r>
+      <w:r>
+        <w:rPr>
+          <w:color w:val="4A3F8C"/>
+        </w:rPr>
+        <w:t xml:space="preserve"> hiển thị "❌ Deploy thất bại: ..." thay vì thành công giả.</w:t>
+      </w:r>
+    </w:p>
+    <w:p>
+      <w:pPr>
+        <w:spacing w:before="40" w:after="40"/>
+        <w:ind w:left="567"/>
+        <w:pBdr>
+          <w:left w:val="single" w:sz="12" w:space="10" w:color="F05922"/>
+        </w:pBdr>
+      </w:pPr>
+      <w:r>
+        <w:rPr>
+          <w:color w:val="4A3F8C"/>
+        </w:rPr>
+        <w:t xml:space="preserve">3. Áp dụng trực tiếp lên ZCU </w:t>
+      </w:r>
+      <w:r>
+        <w:rPr>
+          <w:rFonts w:ascii="Courier New" w:hAnsi="Courier New"/>
+          <w:color w:val="F05922"/>
+          <w:sz w:val="18"/>
+        </w:rPr>
+        <w:t>192.168.0.101</w:t>
+      </w:r>
+      <w:r>
+        <w:rPr>
+          <w:color w:val="4A3F8C"/>
+        </w:rPr>
+        <w:t xml:space="preserve"> (CHỈ phần autologin, không bật kiosk mode toàn phần): backup </w:t>
+      </w:r>
+      <w:r>
+        <w:rPr>
+          <w:rFonts w:ascii="Courier New" w:hAnsi="Courier New"/>
+          <w:color w:val="F05922"/>
+          <w:sz w:val="18"/>
+        </w:rPr>
+        <w:t>/etc/gdm3/custom.conf.bak-2026-07-26</w:t>
+      </w:r>
+      <w:r>
+        <w:rPr>
+          <w:color w:val="4A3F8C"/>
+        </w:rPr>
+        <w:t>, ghi block Automatic+TimedLogin, verify grep OK.</w:t>
+      </w:r>
+    </w:p>
+    <w:p>
+      <w:pPr>
+        <w:spacing w:before="40" w:after="40"/>
+        <w:ind w:left="567"/>
+        <w:pBdr>
+          <w:left w:val="single" w:sz="12" w:space="10" w:color="F05922"/>
+        </w:pBdr>
+      </w:pPr>
+      <w:r>
+        <w:rPr>
+          <w:color w:val="4A3F8C"/>
+        </w:rPr>
+        <w:t xml:space="preserve">- </w:t>
+      </w:r>
+      <w:r>
+        <w:rPr>
+          <w:b/>
+          <w:color w:val="4A3F8C"/>
+        </w:rPr>
+        <w:t>Kiểm chứng trên máy thật:</w:t>
+      </w:r>
+      <w:r>
+        <w:rPr>
+          <w:color w:val="4A3F8C"/>
+        </w:rPr>
+        <w:t xml:space="preserve"> </w:t>
+      </w:r>
+      <w:r>
+        <w:rPr>
+          <w:rFonts w:ascii="Courier New" w:hAnsi="Courier New"/>
+          <w:color w:val="F05922"/>
+          <w:sz w:val="18"/>
+        </w:rPr>
+        <w:t>sudo reboot</w:t>
+      </w:r>
+      <w:r>
+        <w:rPr>
+          <w:color w:val="4A3F8C"/>
+        </w:rPr>
+        <w:t xml:space="preserve"> lúc 23:29 → boot 23:30:54, SSH kiểm tra: </w:t>
+      </w:r>
+      <w:r>
+        <w:rPr>
+          <w:rFonts w:ascii="Courier New" w:hAnsi="Courier New"/>
+          <w:color w:val="F05922"/>
+          <w:sz w:val="18"/>
+        </w:rPr>
+        <w:t>who</w:t>
+      </w:r>
+      <w:r>
+        <w:rPr>
+          <w:color w:val="4A3F8C"/>
+        </w:rPr>
+        <w:t xml:space="preserve"> → </w:t>
+      </w:r>
+      <w:r>
+        <w:rPr>
+          <w:rFonts w:ascii="Courier New" w:hAnsi="Courier New"/>
+          <w:color w:val="F05922"/>
+          <w:sz w:val="18"/>
+        </w:rPr>
+        <w:t>kztek :0 23:31</w:t>
+      </w:r>
+      <w:r>
+        <w:rPr>
+          <w:color w:val="4A3F8C"/>
+        </w:rPr>
+        <w:t xml:space="preserve">, </w:t>
+      </w:r>
+      <w:r>
+        <w:rPr>
+          <w:rFonts w:ascii="Courier New" w:hAnsi="Courier New"/>
+          <w:color w:val="F05922"/>
+          <w:sz w:val="18"/>
+        </w:rPr>
+        <w:t>loginctl show-session</w:t>
+      </w:r>
+      <w:r>
+        <w:rPr>
+          <w:color w:val="4A3F8C"/>
+        </w:rPr>
+        <w:t xml:space="preserve"> → </w:t>
+      </w:r>
+      <w:r>
+        <w:rPr>
+          <w:b/>
+          <w:color w:val="4A3F8C"/>
+        </w:rPr>
+        <w:t>`Service=gdm-autologin`, `State=active`</w:t>
+      </w:r>
+      <w:r>
+        <w:rPr>
+          <w:color w:val="4A3F8C"/>
+        </w:rPr>
+        <w:t xml:space="preserve">, </w:t>
+      </w:r>
+      <w:r>
+        <w:rPr>
+          <w:rFonts w:ascii="Courier New" w:hAnsi="Courier New"/>
+          <w:color w:val="F05922"/>
+          <w:sz w:val="18"/>
+        </w:rPr>
+        <w:t>gnome-shell</w:t>
+      </w:r>
+      <w:r>
+        <w:rPr>
+          <w:color w:val="4A3F8C"/>
+        </w:rPr>
+        <w:t xml:space="preserve"> chạy dưới kztek — máy tự vào desktop không cần nhập mật khẩu.</w:t>
+      </w:r>
+    </w:p>
+    <w:p>
+      <w:pPr>
+        <w:spacing w:before="40" w:after="40"/>
+        <w:ind w:left="567"/>
+        <w:pBdr>
+          <w:left w:val="single" w:sz="12" w:space="10" w:color="F05922"/>
+        </w:pBdr>
+      </w:pPr>
+      <w:r>
+        <w:rPr>
+          <w:color w:val="4A3F8C"/>
+        </w:rPr>
+        <w:t xml:space="preserve">- </w:t>
+      </w:r>
+      <w:r>
+        <w:rPr>
+          <w:b/>
+          <w:color w:val="4A3F8C"/>
+        </w:rPr>
+        <w:t>Build verify:</w:t>
+      </w:r>
+      <w:r>
+        <w:rPr>
+          <w:color w:val="4A3F8C"/>
+        </w:rPr>
+        <w:t xml:space="preserve"> </w:t>
+      </w:r>
+      <w:r>
+        <w:rPr>
+          <w:rFonts w:ascii="Courier New" w:hAnsi="Courier New"/>
+          <w:color w:val="F05922"/>
+          <w:sz w:val="18"/>
+        </w:rPr>
+        <w:t>dotnet build IPGS.RemoteControl.CcuUI -c Release</w:t>
+      </w:r>
+      <w:r>
+        <w:rPr>
+          <w:color w:val="4A3F8C"/>
+        </w:rPr>
+        <w:t xml:space="preserve"> → </w:t>
+      </w:r>
+      <w:r>
+        <w:rPr>
+          <w:b/>
+          <w:color w:val="4A3F8C"/>
+        </w:rPr>
+        <w:t>0 Error</w:t>
+      </w:r>
+      <w:r>
+        <w:rPr>
+          <w:color w:val="4A3F8C"/>
+        </w:rPr>
+        <w:t xml:space="preserve"> (456 warnings = baseline đã biết). </w:t>
+      </w:r>
+      <w:r>
+        <w:rPr>
+          <w:rFonts w:ascii="Courier New" w:hAnsi="Courier New"/>
+          <w:color w:val="F05922"/>
+          <w:sz w:val="18"/>
+        </w:rPr>
+        <w:t>bash -n 2-configure-system.sh</w:t>
+      </w:r>
+      <w:r>
+        <w:rPr>
+          <w:color w:val="4A3F8C"/>
+        </w:rPr>
+        <w:t xml:space="preserve"> → syntax OK.</w:t>
+      </w:r>
+    </w:p>
+    <w:p>
+      <w:pPr>
+        <w:spacing w:before="40" w:after="40"/>
+        <w:ind w:left="567"/>
+        <w:pBdr>
+          <w:left w:val="single" w:sz="12" w:space="10" w:color="F05922"/>
+        </w:pBdr>
+      </w:pPr>
+      <w:r>
+        <w:rPr>
+          <w:color w:val="4A3F8C"/>
+        </w:rPr>
+        <w:t xml:space="preserve">- </w:t>
+      </w:r>
+      <w:r>
+        <w:rPr>
+          <w:b/>
+          <w:color w:val="4A3F8C"/>
+        </w:rPr>
+        <w:t>Lưu ý vận hành:</w:t>
+      </w:r>
+      <w:r>
+        <w:rPr>
+          <w:color w:val="4A3F8C"/>
+        </w:rPr>
+        <w:t xml:space="preserve"> lần boot bất thường (crash/mất điện giữa chừng) giờ tối đa chờ thêm 5 giây ở greeter rồi TimedLogin tự vào; nếu vẫn phải đăng nhập → kiểm tra </w:t>
+      </w:r>
+      <w:r>
+        <w:rPr>
+          <w:rFonts w:ascii="Courier New" w:hAnsi="Courier New"/>
+          <w:color w:val="F05922"/>
+          <w:sz w:val="18"/>
+        </w:rPr>
+        <w:t>grep -E '^(Automatic|Timed)' /etc/gdm3/custom.conf</w:t>
+      </w:r>
+      <w:r>
+        <w:rPr>
+          <w:color w:val="4A3F8C"/>
+        </w:rPr>
+        <w:t xml:space="preserve"> và log deploy có dòng </w:t>
+      </w:r>
+      <w:r>
+        <w:rPr>
+          <w:rFonts w:ascii="Courier New" w:hAnsi="Courier New"/>
+          <w:color w:val="F05922"/>
+          <w:sz w:val="18"/>
+        </w:rPr>
+        <w:t>AUTOLOGIN-VERIFIED</w:t>
+      </w:r>
+      <w:r>
+        <w:rPr>
+          <w:color w:val="4A3F8C"/>
+        </w:rPr>
+        <w:t xml:space="preserve"> không.</w:t>
+      </w:r>
+    </w:p>
+    <w:tbl>
+      <w:tblPr>
+        <w:tblStyle w:val="TableGrid"/>
+        <w:tblW w:type="auto" w:w="0"/>
+        <w:tblLook w:firstColumn="1" w:firstRow="1" w:lastColumn="0" w:lastRow="0" w:noHBand="0" w:noVBand="1" w:val="04A0"/>
+      </w:tblPr>
+      <w:tblGrid>
+        <w:gridCol w:w="3230"/>
+        <w:gridCol w:w="3230"/>
+        <w:gridCol w:w="3230"/>
+      </w:tblGrid>
+      <w:tr>
+        <w:tc>
+          <w:tcPr>
+            <w:tcW w:type="dxa" w:w="3230"/>
+            <w:shd w:val="clear" w:color="auto" w:fill="251C53"/>
+            <w:tcBorders>
+              <w:top w:val="single" w:sz="4" w:space="0" w:color="251C53"/>
+              <w:left w:val="single" w:sz="4" w:space="0" w:color="251C53"/>
+              <w:bottom w:val="single" w:sz="4" w:space="0" w:color="251C53"/>
+              <w:right w:val="single" w:sz="4" w:space="0" w:color="251C53"/>
+            </w:tcBorders>
+          </w:tcPr>
+          <w:p>
+            <w:r>
+              <w:rPr>
+                <w:b/>
+                <w:color w:val="FFFFFF"/>
+                <w:sz w:val="20"/>
+              </w:rPr>
+              <w:t>Finding</w:t>
+            </w:r>
+          </w:p>
+        </w:tc>
+        <w:tc>
+          <w:tcPr>
+            <w:tcW w:type="dxa" w:w="3230"/>
+            <w:shd w:val="clear" w:color="auto" w:fill="251C53"/>
+            <w:tcBorders>
+              <w:top w:val="single" w:sz="4" w:space="0" w:color="251C53"/>
+              <w:left w:val="single" w:sz="4" w:space="0" w:color="251C53"/>
+              <w:bottom w:val="single" w:sz="4" w:space="0" w:color="251C53"/>
+              <w:right w:val="single" w:sz="4" w:space="0" w:color="251C53"/>
+            </w:tcBorders>
+          </w:tcPr>
+          <w:p>
+            <w:r>
+              <w:rPr>
+                <w:b/>
+                <w:color w:val="FFFFFF"/>
+                <w:sz w:val="20"/>
+              </w:rPr>
+              <w:t>Trạng thái</w:t>
+            </w:r>
+          </w:p>
+        </w:tc>
+        <w:tc>
+          <w:tcPr>
+            <w:tcW w:type="dxa" w:w="3230"/>
+            <w:shd w:val="clear" w:color="auto" w:fill="251C53"/>
+            <w:tcBorders>
+              <w:top w:val="single" w:sz="4" w:space="0" w:color="251C53"/>
+              <w:left w:val="single" w:sz="4" w:space="0" w:color="251C53"/>
+              <w:bottom w:val="single" w:sz="4" w:space="0" w:color="251C53"/>
+              <w:right w:val="single" w:sz="4" w:space="0" w:color="251C53"/>
+            </w:tcBorders>
+          </w:tcPr>
+          <w:p>
+            <w:r>
+              <w:rPr>
+                <w:b/>
+                <w:color w:val="FFFFFF"/>
+                <w:sz w:val="20"/>
+              </w:rPr>
+              <w:t>File chính đã sửa</w:t>
+            </w:r>
+          </w:p>
+        </w:tc>
+      </w:tr>
+      <w:tr>
+        <w:tc>
+          <w:tcPr>
+            <w:tcW w:type="dxa" w:w="3230"/>
+            <w:tcBorders>
+              <w:top w:val="single" w:sz="4" w:space="0" w:color="CBCBCB"/>
+              <w:left w:val="single" w:sz="4" w:space="0" w:color="CBCBCB"/>
+              <w:bottom w:val="single" w:sz="4" w:space="0" w:color="CBCBCB"/>
+              <w:right w:val="single" w:sz="4" w:space="0" w:color="CBCBCB"/>
+            </w:tcBorders>
+          </w:tcPr>
+          <w:p>
+            <w:r>
+              <w:rPr>
+                <w:sz w:val="20"/>
+              </w:rPr>
+              <w:t>---</w:t>
+            </w:r>
+          </w:p>
+        </w:tc>
+        <w:tc>
+          <w:tcPr>
+            <w:tcW w:type="dxa" w:w="3230"/>
+            <w:tcBorders>
+              <w:top w:val="single" w:sz="4" w:space="0" w:color="CBCBCB"/>
+              <w:left w:val="single" w:sz="4" w:space="0" w:color="CBCBCB"/>
+              <w:bottom w:val="single" w:sz="4" w:space="0" w:color="CBCBCB"/>
+              <w:right w:val="single" w:sz="4" w:space="0" w:color="CBCBCB"/>
+            </w:tcBorders>
+          </w:tcPr>
+          <w:p>
+            <w:r>
+              <w:rPr>
+                <w:sz w:val="20"/>
+              </w:rPr>
+              <w:t>---</w:t>
+            </w:r>
+          </w:p>
+        </w:tc>
+        <w:tc>
+          <w:tcPr>
+            <w:tcW w:type="dxa" w:w="3230"/>
+            <w:tcBorders>
+              <w:top w:val="single" w:sz="4" w:space="0" w:color="CBCBCB"/>
+              <w:left w:val="single" w:sz="4" w:space="0" w:color="CBCBCB"/>
+              <w:bottom w:val="single" w:sz="4" w:space="0" w:color="CBCBCB"/>
+              <w:right w:val="single" w:sz="4" w:space="0" w:color="CBCBCB"/>
+            </w:tcBorders>
+          </w:tcPr>
+          <w:p>
+            <w:r>
+              <w:rPr>
+                <w:sz w:val="20"/>
+              </w:rPr>
+              <w:t>---</w:t>
+            </w:r>
+          </w:p>
+        </w:tc>
+      </w:tr>
+      <w:tr>
+        <w:tc>
+          <w:tcPr>
+            <w:tcW w:type="dxa" w:w="3230"/>
+            <w:shd w:val="clear" w:color="auto" w:fill="B8B3D6"/>
+            <w:tcBorders>
+              <w:top w:val="single" w:sz="4" w:space="0" w:color="CBCBCB"/>
+              <w:left w:val="single" w:sz="4" w:space="0" w:color="CBCBCB"/>
+              <w:bottom w:val="single" w:sz="4" w:space="0" w:color="CBCBCB"/>
+              <w:right w:val="single" w:sz="4" w:space="0" w:color="CBCBCB"/>
+            </w:tcBorders>
+          </w:tcPr>
+          <w:p>
+            <w:r>
+              <w:rPr>
+                <w:sz w:val="20"/>
+              </w:rPr>
+              <w:t>F08 Autologin không tác dụng sau restart</w:t>
+            </w:r>
+          </w:p>
+        </w:tc>
+        <w:tc>
+          <w:tcPr>
+            <w:tcW w:type="dxa" w:w="3230"/>
+            <w:shd w:val="clear" w:color="auto" w:fill="B8B3D6"/>
+            <w:tcBorders>
+              <w:top w:val="single" w:sz="4" w:space="0" w:color="CBCBCB"/>
+              <w:left w:val="single" w:sz="4" w:space="0" w:color="CBCBCB"/>
+              <w:bottom w:val="single" w:sz="4" w:space="0" w:color="CBCBCB"/>
+              <w:right w:val="single" w:sz="4" w:space="0" w:color="CBCBCB"/>
+            </w:tcBorders>
+          </w:tcPr>
+          <w:p>
+            <w:r>
+              <w:rPr>
+                <w:sz w:val="20"/>
+              </w:rPr>
+              <w:t>✅ Đã sửa + kiểm chứng reboot thật trên ZCU (chờ QA smoke test bản deploy qua app)</w:t>
+            </w:r>
+          </w:p>
+        </w:tc>
+        <w:tc>
+          <w:tcPr>
+            <w:tcW w:type="dxa" w:w="3230"/>
+            <w:shd w:val="clear" w:color="auto" w:fill="B8B3D6"/>
+            <w:tcBorders>
+              <w:top w:val="single" w:sz="4" w:space="0" w:color="CBCBCB"/>
+              <w:left w:val="single" w:sz="4" w:space="0" w:color="CBCBCB"/>
+              <w:bottom w:val="single" w:sz="4" w:space="0" w:color="CBCBCB"/>
+              <w:right w:val="single" w:sz="4" w:space="0" w:color="CBCBCB"/>
+            </w:tcBorders>
+          </w:tcPr>
+          <w:p>
+            <w:r>
+              <w:rPr>
+                <w:rFonts w:ascii="Courier New" w:hAnsi="Courier New"/>
+                <w:color w:val="F05922"/>
+                <w:sz w:val="20"/>
+              </w:rPr>
+              <w:t>scripts/linux-kiosk/2-configure-system.sh</w:t>
+            </w:r>
+            <w:r>
+              <w:rPr>
+                <w:sz w:val="20"/>
+              </w:rPr>
+              <w:t xml:space="preserve">, </w:t>
+            </w:r>
+            <w:r>
+              <w:rPr>
+                <w:rFonts w:ascii="Courier New" w:hAnsi="Courier New"/>
+                <w:color w:val="F05922"/>
+                <w:sz w:val="20"/>
+              </w:rPr>
+              <w:t>CcuClient/KioskDeployService.cs</w:t>
+            </w:r>
+          </w:p>
+        </w:tc>
+      </w:tr>
+    </w:tbl>
+    <w:p/>
     <w:sectPr>
       <w:headerReference w:type="default" r:id="rId9"/>
       <w:footerReference w:type="default" r:id="rId10"/>

--- a/docs/bugs/BUG-ccu-ui-findings-2026-07-26.docx
+++ b/docs/bugs/BUG-ccu-ui-findings-2026-07-26.docx
@@ -12727,6 +12727,2215 @@
       </w:tr>
     </w:tbl>
     <w:p/>
+    <w:p>
+      <w:pPr>
+        <w:pBdr>
+          <w:bottom w:val="single" w:sz="6" w:space="1" w:color="F05922"/>
+        </w:pBdr>
+        <w:spacing w:after="120"/>
+      </w:pPr>
+    </w:p>
+    <w:p>
+      <w:pPr>
+        <w:pStyle w:val="Heading2"/>
+        <w:spacing w:before="200" w:after="80"/>
+      </w:pPr>
+      <w:r>
+        <w:rPr>
+          <w:color w:val="F05922"/>
+          <w:sz w:val="28"/>
+        </w:rPr>
+        <w:t>Review của Tech Lead — F07, F08 — 2026-07-26 23:38</w:t>
+      </w:r>
+    </w:p>
+    <w:p>
+      <w:pPr>
+        <w:spacing w:after="80"/>
+      </w:pPr>
+      <w:r>
+        <w:rPr>
+          <w:sz w:val="21"/>
+        </w:rPr>
+        <w:t xml:space="preserve">Phạm vi: commit </w:t>
+      </w:r>
+      <w:r>
+        <w:rPr>
+          <w:rFonts w:ascii="Courier New" w:hAnsi="Courier New"/>
+          <w:color w:val="F05922"/>
+          <w:sz w:val="18"/>
+        </w:rPr>
+        <w:t>fc7fd09</w:t>
+      </w:r>
+      <w:r>
+        <w:rPr>
+          <w:sz w:val="21"/>
+        </w:rPr>
+        <w:t xml:space="preserve"> (F07) + </w:t>
+      </w:r>
+      <w:r>
+        <w:rPr>
+          <w:rFonts w:ascii="Courier New" w:hAnsi="Courier New"/>
+          <w:color w:val="F05922"/>
+          <w:sz w:val="18"/>
+        </w:rPr>
+        <w:t>2727b87</w:t>
+      </w:r>
+      <w:r>
+        <w:rPr>
+          <w:sz w:val="21"/>
+        </w:rPr>
+        <w:t xml:space="preserve"> (F08). Đã đọc toàn bộ diff, đối chiếu code hiện hành (</w:t>
+      </w:r>
+      <w:r>
+        <w:rPr>
+          <w:rFonts w:ascii="Courier New" w:hAnsi="Courier New"/>
+          <w:color w:val="F05922"/>
+          <w:sz w:val="18"/>
+        </w:rPr>
+        <w:t>KioskDeployService.cs</w:t>
+      </w:r>
+      <w:r>
+        <w:rPr>
+          <w:sz w:val="21"/>
+        </w:rPr>
+        <w:t xml:space="preserve">, </w:t>
+      </w:r>
+      <w:r>
+        <w:rPr>
+          <w:rFonts w:ascii="Courier New" w:hAnsi="Courier New"/>
+          <w:color w:val="F05922"/>
+          <w:sz w:val="18"/>
+        </w:rPr>
+        <w:t>KioskDeployWindow.axaml.cs</w:t>
+      </w:r>
+      <w:r>
+        <w:rPr>
+          <w:sz w:val="21"/>
+        </w:rPr>
+        <w:t xml:space="preserve">, grep toàn CcuUI tìm đường </w:t>
+      </w:r>
+      <w:r>
+        <w:rPr>
+          <w:rFonts w:ascii="Courier New" w:hAnsi="Courier New"/>
+          <w:color w:val="F05922"/>
+          <w:sz w:val="18"/>
+        </w:rPr>
+        <w:t>[debug]</w:t>
+      </w:r>
+      <w:r>
+        <w:rPr>
+          <w:sz w:val="21"/>
+        </w:rPr>
+        <w:t xml:space="preserve"> khác), MANUAL 6.2.1/9.3, CODE-GRAPH, GOTCHAS G019.</w:t>
+      </w:r>
+    </w:p>
+    <w:p>
+      <w:pPr>
+        <w:pStyle w:val="Heading3"/>
+        <w:spacing w:before="160" w:after="60"/>
+      </w:pPr>
+      <w:r>
+        <w:rPr>
+          <w:color w:val="4A3F8C"/>
+          <w:sz w:val="24"/>
+        </w:rPr>
+        <w:t>Bảng verdict</w:t>
+      </w:r>
+    </w:p>
+    <w:tbl>
+      <w:tblPr>
+        <w:tblStyle w:val="TableGrid"/>
+        <w:tblW w:type="auto" w:w="0"/>
+        <w:tblLook w:firstColumn="1" w:firstRow="1" w:lastColumn="0" w:lastRow="0" w:noHBand="0" w:noVBand="1" w:val="04A0"/>
+      </w:tblPr>
+      <w:tblGrid>
+        <w:gridCol w:w="1938"/>
+        <w:gridCol w:w="1938"/>
+        <w:gridCol w:w="1938"/>
+        <w:gridCol w:w="1938"/>
+        <w:gridCol w:w="1938"/>
+      </w:tblGrid>
+      <w:tr>
+        <w:tc>
+          <w:tcPr>
+            <w:tcW w:type="dxa" w:w="1938"/>
+            <w:shd w:val="clear" w:color="auto" w:fill="251C53"/>
+            <w:tcBorders>
+              <w:top w:val="single" w:sz="4" w:space="0" w:color="251C53"/>
+              <w:left w:val="single" w:sz="4" w:space="0" w:color="251C53"/>
+              <w:bottom w:val="single" w:sz="4" w:space="0" w:color="251C53"/>
+              <w:right w:val="single" w:sz="4" w:space="0" w:color="251C53"/>
+            </w:tcBorders>
+          </w:tcPr>
+          <w:p>
+            <w:r>
+              <w:rPr>
+                <w:b/>
+                <w:color w:val="FFFFFF"/>
+                <w:sz w:val="20"/>
+              </w:rPr>
+              <w:t>#</w:t>
+            </w:r>
+          </w:p>
+        </w:tc>
+        <w:tc>
+          <w:tcPr>
+            <w:tcW w:type="dxa" w:w="1938"/>
+            <w:shd w:val="clear" w:color="auto" w:fill="251C53"/>
+            <w:tcBorders>
+              <w:top w:val="single" w:sz="4" w:space="0" w:color="251C53"/>
+              <w:left w:val="single" w:sz="4" w:space="0" w:color="251C53"/>
+              <w:bottom w:val="single" w:sz="4" w:space="0" w:color="251C53"/>
+              <w:right w:val="single" w:sz="4" w:space="0" w:color="251C53"/>
+            </w:tcBorders>
+          </w:tcPr>
+          <w:p>
+            <w:r>
+              <w:rPr>
+                <w:b/>
+                <w:color w:val="FFFFFF"/>
+                <w:sz w:val="20"/>
+              </w:rPr>
+              <w:t>Thay đổi</w:t>
+            </w:r>
+          </w:p>
+        </w:tc>
+        <w:tc>
+          <w:tcPr>
+            <w:tcW w:type="dxa" w:w="1938"/>
+            <w:shd w:val="clear" w:color="auto" w:fill="251C53"/>
+            <w:tcBorders>
+              <w:top w:val="single" w:sz="4" w:space="0" w:color="251C53"/>
+              <w:left w:val="single" w:sz="4" w:space="0" w:color="251C53"/>
+              <w:bottom w:val="single" w:sz="4" w:space="0" w:color="251C53"/>
+              <w:right w:val="single" w:sz="4" w:space="0" w:color="251C53"/>
+            </w:tcBorders>
+          </w:tcPr>
+          <w:p>
+            <w:r>
+              <w:rPr>
+                <w:b/>
+                <w:color w:val="FFFFFF"/>
+                <w:sz w:val="20"/>
+              </w:rPr>
+              <w:t>Verdict</w:t>
+            </w:r>
+          </w:p>
+        </w:tc>
+        <w:tc>
+          <w:tcPr>
+            <w:tcW w:type="dxa" w:w="1938"/>
+            <w:shd w:val="clear" w:color="auto" w:fill="251C53"/>
+            <w:tcBorders>
+              <w:top w:val="single" w:sz="4" w:space="0" w:color="251C53"/>
+              <w:left w:val="single" w:sz="4" w:space="0" w:color="251C53"/>
+              <w:bottom w:val="single" w:sz="4" w:space="0" w:color="251C53"/>
+              <w:right w:val="single" w:sz="4" w:space="0" w:color="251C53"/>
+            </w:tcBorders>
+          </w:tcPr>
+          <w:p>
+            <w:r>
+              <w:rPr>
+                <w:b/>
+                <w:color w:val="FFFFFF"/>
+                <w:sz w:val="20"/>
+              </w:rPr>
+              <w:t>Nhận xét (kèm severity)</w:t>
+            </w:r>
+          </w:p>
+        </w:tc>
+        <w:tc>
+          <w:tcPr>
+            <w:tcW w:type="dxa" w:w="1938"/>
+            <w:shd w:val="clear" w:color="auto" w:fill="251C53"/>
+            <w:tcBorders>
+              <w:top w:val="single" w:sz="4" w:space="0" w:color="251C53"/>
+              <w:left w:val="single" w:sz="4" w:space="0" w:color="251C53"/>
+              <w:bottom w:val="single" w:sz="4" w:space="0" w:color="251C53"/>
+              <w:right w:val="single" w:sz="4" w:space="0" w:color="251C53"/>
+            </w:tcBorders>
+          </w:tcPr>
+          <w:p>
+            <w:r>
+              <w:rPr>
+                <w:b/>
+                <w:color w:val="FFFFFF"/>
+                <w:sz w:val="20"/>
+              </w:rPr>
+            </w:r>
+          </w:p>
+        </w:tc>
+      </w:tr>
+      <w:tr>
+        <w:tc>
+          <w:tcPr>
+            <w:tcW w:type="dxa" w:w="1938"/>
+            <w:tcBorders>
+              <w:top w:val="single" w:sz="4" w:space="0" w:color="CBCBCB"/>
+              <w:left w:val="single" w:sz="4" w:space="0" w:color="CBCBCB"/>
+              <w:bottom w:val="single" w:sz="4" w:space="0" w:color="CBCBCB"/>
+              <w:right w:val="single" w:sz="4" w:space="0" w:color="CBCBCB"/>
+            </w:tcBorders>
+          </w:tcPr>
+          <w:p>
+            <w:r>
+              <w:rPr>
+                <w:sz w:val="20"/>
+              </w:rPr>
+              <w:t>---</w:t>
+            </w:r>
+          </w:p>
+        </w:tc>
+        <w:tc>
+          <w:tcPr>
+            <w:tcW w:type="dxa" w:w="1938"/>
+            <w:tcBorders>
+              <w:top w:val="single" w:sz="4" w:space="0" w:color="CBCBCB"/>
+              <w:left w:val="single" w:sz="4" w:space="0" w:color="CBCBCB"/>
+              <w:bottom w:val="single" w:sz="4" w:space="0" w:color="CBCBCB"/>
+              <w:right w:val="single" w:sz="4" w:space="0" w:color="CBCBCB"/>
+            </w:tcBorders>
+          </w:tcPr>
+          <w:p>
+            <w:r>
+              <w:rPr>
+                <w:sz w:val="20"/>
+              </w:rPr>
+              <w:t>---</w:t>
+            </w:r>
+          </w:p>
+        </w:tc>
+        <w:tc>
+          <w:tcPr>
+            <w:tcW w:type="dxa" w:w="1938"/>
+            <w:tcBorders>
+              <w:top w:val="single" w:sz="4" w:space="0" w:color="CBCBCB"/>
+              <w:left w:val="single" w:sz="4" w:space="0" w:color="CBCBCB"/>
+              <w:bottom w:val="single" w:sz="4" w:space="0" w:color="CBCBCB"/>
+              <w:right w:val="single" w:sz="4" w:space="0" w:color="CBCBCB"/>
+            </w:tcBorders>
+          </w:tcPr>
+          <w:p>
+            <w:r>
+              <w:rPr>
+                <w:sz w:val="20"/>
+              </w:rPr>
+              <w:t>---</w:t>
+            </w:r>
+          </w:p>
+        </w:tc>
+        <w:tc>
+          <w:tcPr>
+            <w:tcW w:type="dxa" w:w="1938"/>
+            <w:tcBorders>
+              <w:top w:val="single" w:sz="4" w:space="0" w:color="CBCBCB"/>
+              <w:left w:val="single" w:sz="4" w:space="0" w:color="CBCBCB"/>
+              <w:bottom w:val="single" w:sz="4" w:space="0" w:color="CBCBCB"/>
+              <w:right w:val="single" w:sz="4" w:space="0" w:color="CBCBCB"/>
+            </w:tcBorders>
+          </w:tcPr>
+          <w:p>
+            <w:r>
+              <w:rPr>
+                <w:sz w:val="20"/>
+              </w:rPr>
+              <w:t>---</w:t>
+            </w:r>
+          </w:p>
+        </w:tc>
+        <w:tc>
+          <w:tcPr>
+            <w:tcW w:type="dxa" w:w="1938"/>
+            <w:tcBorders>
+              <w:top w:val="single" w:sz="4" w:space="0" w:color="CBCBCB"/>
+              <w:left w:val="single" w:sz="4" w:space="0" w:color="CBCBCB"/>
+              <w:bottom w:val="single" w:sz="4" w:space="0" w:color="CBCBCB"/>
+              <w:right w:val="single" w:sz="4" w:space="0" w:color="CBCBCB"/>
+            </w:tcBorders>
+          </w:tcPr>
+          <w:p/>
+        </w:tc>
+      </w:tr>
+      <w:tr>
+        <w:tc>
+          <w:tcPr>
+            <w:tcW w:type="dxa" w:w="1938"/>
+            <w:shd w:val="clear" w:color="auto" w:fill="B8B3D6"/>
+            <w:tcBorders>
+              <w:top w:val="single" w:sz="4" w:space="0" w:color="CBCBCB"/>
+              <w:left w:val="single" w:sz="4" w:space="0" w:color="CBCBCB"/>
+              <w:bottom w:val="single" w:sz="4" w:space="0" w:color="CBCBCB"/>
+              <w:right w:val="single" w:sz="4" w:space="0" w:color="CBCBCB"/>
+            </w:tcBorders>
+          </w:tcPr>
+          <w:p>
+            <w:r>
+              <w:rPr>
+                <w:sz w:val="20"/>
+              </w:rPr>
+              <w:t>1</w:t>
+            </w:r>
+          </w:p>
+        </w:tc>
+        <w:tc>
+          <w:tcPr>
+            <w:tcW w:type="dxa" w:w="1938"/>
+            <w:shd w:val="clear" w:color="auto" w:fill="B8B3D6"/>
+            <w:tcBorders>
+              <w:top w:val="single" w:sz="4" w:space="0" w:color="CBCBCB"/>
+              <w:left w:val="single" w:sz="4" w:space="0" w:color="CBCBCB"/>
+              <w:bottom w:val="single" w:sz="4" w:space="0" w:color="CBCBCB"/>
+              <w:right w:val="single" w:sz="4" w:space="0" w:color="CBCBCB"/>
+            </w:tcBorders>
+          </w:tcPr>
+          <w:p>
+            <w:r>
+              <w:rPr>
+                <w:sz w:val="20"/>
+              </w:rPr>
+              <w:t xml:space="preserve">F07 — </w:t>
+            </w:r>
+            <w:r>
+              <w:rPr>
+                <w:rFonts w:ascii="Courier New" w:hAnsi="Courier New"/>
+                <w:color w:val="F05922"/>
+                <w:sz w:val="20"/>
+              </w:rPr>
+              <w:t>SshCommandHints.ShutdownPattern</w:t>
+            </w:r>
+            <w:r>
+              <w:rPr>
+                <w:sz w:val="20"/>
+              </w:rPr>
+              <w:t xml:space="preserve"> (</w:t>
+            </w:r>
+            <w:r>
+              <w:rPr>
+                <w:rFonts w:ascii="Courier New" w:hAnsi="Courier New"/>
+                <w:color w:val="F05922"/>
+                <w:sz w:val="20"/>
+              </w:rPr>
+              <w:t>SshCommandHints.cs:22-24</w:t>
+            </w:r>
+            <w:r>
+              <w:rPr>
+                <w:sz w:val="20"/>
+              </w:rPr>
+              <w:t>)</w:t>
+            </w:r>
+          </w:p>
+        </w:tc>
+        <w:tc>
+          <w:tcPr>
+            <w:tcW w:type="dxa" w:w="1938"/>
+            <w:shd w:val="clear" w:color="auto" w:fill="B8B3D6"/>
+            <w:tcBorders>
+              <w:top w:val="single" w:sz="4" w:space="0" w:color="CBCBCB"/>
+              <w:left w:val="single" w:sz="4" w:space="0" w:color="CBCBCB"/>
+              <w:bottom w:val="single" w:sz="4" w:space="0" w:color="CBCBCB"/>
+              <w:right w:val="single" w:sz="4" w:space="0" w:color="CBCBCB"/>
+            </w:tcBorders>
+          </w:tcPr>
+          <w:p>
+            <w:r>
+              <w:rPr>
+                <w:b/>
+                <w:sz w:val="20"/>
+              </w:rPr>
+              <w:t>APPROVE</w:t>
+            </w:r>
+          </w:p>
+        </w:tc>
+        <w:tc>
+          <w:tcPr>
+            <w:tcW w:type="dxa" w:w="1938"/>
+            <w:shd w:val="clear" w:color="auto" w:fill="B8B3D6"/>
+            <w:tcBorders>
+              <w:top w:val="single" w:sz="4" w:space="0" w:color="CBCBCB"/>
+              <w:left w:val="single" w:sz="4" w:space="0" w:color="CBCBCB"/>
+              <w:bottom w:val="single" w:sz="4" w:space="0" w:color="CBCBCB"/>
+              <w:right w:val="single" w:sz="4" w:space="0" w:color="CBCBCB"/>
+            </w:tcBorders>
+          </w:tcPr>
+          <w:p>
+            <w:r>
+              <w:rPr>
+                <w:sz w:val="20"/>
+              </w:rPr>
+              <w:t xml:space="preserve">Đã kiểm tra false-positive: </w:t>
+            </w:r>
+            <w:r>
+              <w:rPr>
+                <w:rFonts w:ascii="Courier New" w:hAnsi="Courier New"/>
+                <w:color w:val="F05922"/>
+                <w:sz w:val="20"/>
+              </w:rPr>
+              <w:t>echo reboot</w:t>
+            </w:r>
+            <w:r>
+              <w:rPr>
+                <w:sz w:val="20"/>
+              </w:rPr>
+              <w:t xml:space="preserve">, </w:t>
+            </w:r>
+            <w:r>
+              <w:rPr>
+                <w:rFonts w:ascii="Courier New" w:hAnsi="Courier New"/>
+                <w:color w:val="F05922"/>
+                <w:sz w:val="20"/>
+              </w:rPr>
+              <w:t>cat /var/log/reboot.log</w:t>
+            </w:r>
+            <w:r>
+              <w:rPr>
+                <w:sz w:val="20"/>
+              </w:rPr>
+              <w:t xml:space="preserve">, </w:t>
+            </w:r>
+            <w:r>
+              <w:rPr>
+                <w:rFonts w:ascii="Courier New" w:hAnsi="Courier New"/>
+                <w:color w:val="F05922"/>
+                <w:sz w:val="20"/>
+              </w:rPr>
+              <w:t>grep reboot f</w:t>
+            </w:r>
+            <w:r>
+              <w:rPr>
+                <w:sz w:val="20"/>
+              </w:rPr>
+              <w:t xml:space="preserve"> đều KHÔNG match (từ khóa phải ở vị trí lệnh — đầu chuỗi hoặc sau `;&amp;\</w:t>
+            </w:r>
+          </w:p>
+        </w:tc>
+        <w:tc>
+          <w:tcPr>
+            <w:tcW w:type="dxa" w:w="1938"/>
+            <w:shd w:val="clear" w:color="auto" w:fill="B8B3D6"/>
+            <w:tcBorders>
+              <w:top w:val="single" w:sz="4" w:space="0" w:color="CBCBCB"/>
+              <w:left w:val="single" w:sz="4" w:space="0" w:color="CBCBCB"/>
+              <w:bottom w:val="single" w:sz="4" w:space="0" w:color="CBCBCB"/>
+              <w:right w:val="single" w:sz="4" w:space="0" w:color="CBCBCB"/>
+            </w:tcBorders>
+          </w:tcPr>
+          <w:p>
+            <w:r>
+              <w:rPr>
+                <w:sz w:val="20"/>
+              </w:rPr>
+              <w:t>(</w:t>
+            </w:r>
+            <w:r>
+              <w:rPr>
+                <w:rFonts w:ascii="Courier New" w:hAnsi="Courier New"/>
+                <w:color w:val="F05922"/>
+                <w:sz w:val="20"/>
+              </w:rPr>
+              <w:t xml:space="preserve">, chỉ cho tiền tố </w:t>
+            </w:r>
+            <w:r>
+              <w:rPr>
+                <w:sz w:val="20"/>
+              </w:rPr>
+              <w:t>sudo [opts]</w:t>
+            </w:r>
+            <w:r>
+              <w:rPr>
+                <w:rFonts w:ascii="Courier New" w:hAnsi="Courier New"/>
+                <w:color w:val="F05922"/>
+                <w:sz w:val="20"/>
+              </w:rPr>
+              <w:t xml:space="preserve">); </w:t>
+            </w:r>
+            <w:r>
+              <w:rPr>
+                <w:sz w:val="20"/>
+              </w:rPr>
+              <w:t>x &amp;&amp; reboot</w:t>
+            </w:r>
+            <w:r>
+              <w:rPr>
+                <w:rFonts w:ascii="Courier New" w:hAnsi="Courier New"/>
+                <w:color w:val="F05922"/>
+                <w:sz w:val="20"/>
+              </w:rPr>
+              <w:t xml:space="preserve">, </w:t>
+            </w:r>
+            <w:r>
+              <w:rPr>
+                <w:sz w:val="20"/>
+              </w:rPr>
+              <w:t>sudo reboot</w:t>
+            </w:r>
+            <w:r>
+              <w:rPr>
+                <w:rFonts w:ascii="Courier New" w:hAnsi="Courier New"/>
+                <w:color w:val="F05922"/>
+                <w:sz w:val="20"/>
+              </w:rPr>
+              <w:t xml:space="preserve"> match đúng. **FYI:** </w:t>
+            </w:r>
+            <w:r>
+              <w:rPr>
+                <w:sz w:val="20"/>
+              </w:rPr>
+              <w:t>shutdown -c` (hủy hẹn tắt máy) match pattern nhưng vô hại — lệnh này không làm đứt SSH nên điều kiện kép không kích hoạt.</w:t>
+            </w:r>
+          </w:p>
+        </w:tc>
+      </w:tr>
+      <w:tr>
+        <w:tc>
+          <w:tcPr>
+            <w:tcW w:type="dxa" w:w="1938"/>
+            <w:tcBorders>
+              <w:top w:val="single" w:sz="4" w:space="0" w:color="CBCBCB"/>
+              <w:left w:val="single" w:sz="4" w:space="0" w:color="CBCBCB"/>
+              <w:bottom w:val="single" w:sz="4" w:space="0" w:color="CBCBCB"/>
+              <w:right w:val="single" w:sz="4" w:space="0" w:color="CBCBCB"/>
+            </w:tcBorders>
+          </w:tcPr>
+          <w:p>
+            <w:r>
+              <w:rPr>
+                <w:sz w:val="20"/>
+              </w:rPr>
+              <w:t>2</w:t>
+            </w:r>
+          </w:p>
+        </w:tc>
+        <w:tc>
+          <w:tcPr>
+            <w:tcW w:type="dxa" w:w="1938"/>
+            <w:tcBorders>
+              <w:top w:val="single" w:sz="4" w:space="0" w:color="CBCBCB"/>
+              <w:left w:val="single" w:sz="4" w:space="0" w:color="CBCBCB"/>
+              <w:bottom w:val="single" w:sz="4" w:space="0" w:color="CBCBCB"/>
+              <w:right w:val="single" w:sz="4" w:space="0" w:color="CBCBCB"/>
+            </w:tcBorders>
+          </w:tcPr>
+          <w:p>
+            <w:r>
+              <w:rPr>
+                <w:sz w:val="20"/>
+              </w:rPr>
+              <w:t xml:space="preserve">F07 — </w:t>
+            </w:r>
+            <w:r>
+              <w:rPr>
+                <w:rFonts w:ascii="Courier New" w:hAnsi="Courier New"/>
+                <w:color w:val="F05922"/>
+                <w:sz w:val="20"/>
+              </w:rPr>
+              <w:t>IsConnectionDropped</w:t>
+            </w:r>
+            <w:r>
+              <w:rPr>
+                <w:sz w:val="20"/>
+              </w:rPr>
+              <w:t xml:space="preserve"> (</w:t>
+            </w:r>
+            <w:r>
+              <w:rPr>
+                <w:rFonts w:ascii="Courier New" w:hAnsi="Courier New"/>
+                <w:color w:val="F05922"/>
+                <w:sz w:val="20"/>
+              </w:rPr>
+              <w:t>SshCommandHints.cs:47-68</w:t>
+            </w:r>
+            <w:r>
+              <w:rPr>
+                <w:sz w:val="20"/>
+              </w:rPr>
+              <w:t>)</w:t>
+            </w:r>
+          </w:p>
+        </w:tc>
+        <w:tc>
+          <w:tcPr>
+            <w:tcW w:type="dxa" w:w="1938"/>
+            <w:tcBorders>
+              <w:top w:val="single" w:sz="4" w:space="0" w:color="CBCBCB"/>
+              <w:left w:val="single" w:sz="4" w:space="0" w:color="CBCBCB"/>
+              <w:bottom w:val="single" w:sz="4" w:space="0" w:color="CBCBCB"/>
+              <w:right w:val="single" w:sz="4" w:space="0" w:color="CBCBCB"/>
+            </w:tcBorders>
+          </w:tcPr>
+          <w:p>
+            <w:r>
+              <w:rPr>
+                <w:b/>
+                <w:sz w:val="20"/>
+              </w:rPr>
+              <w:t>APPROVE-WITH-COMMENT</w:t>
+            </w:r>
+          </w:p>
+        </w:tc>
+        <w:tc>
+          <w:tcPr>
+            <w:tcW w:type="dxa" w:w="1938"/>
+            <w:tcBorders>
+              <w:top w:val="single" w:sz="4" w:space="0" w:color="CBCBCB"/>
+              <w:left w:val="single" w:sz="4" w:space="0" w:color="CBCBCB"/>
+              <w:bottom w:val="single" w:sz="4" w:space="0" w:color="CBCBCB"/>
+              <w:right w:val="single" w:sz="4" w:space="0" w:color="CBCBCB"/>
+            </w:tcBorders>
+          </w:tcPr>
+          <w:p>
+            <w:r>
+              <w:rPr>
+                <w:b/>
+                <w:sz w:val="20"/>
+              </w:rPr>
+              <w:t>Optional:</w:t>
+            </w:r>
+            <w:r>
+              <w:rPr>
+                <w:sz w:val="20"/>
+              </w:rPr>
+              <w:t xml:space="preserve"> vế </w:t>
+            </w:r>
+            <w:r>
+              <w:rPr>
+                <w:rFonts w:ascii="Courier New" w:hAnsi="Courier New"/>
+                <w:color w:val="F05922"/>
+                <w:sz w:val="20"/>
+              </w:rPr>
+              <w:t>"timed out"</w:t>
+            </w:r>
+            <w:r>
+              <w:rPr>
+                <w:sz w:val="20"/>
+              </w:rPr>
+              <w:t xml:space="preserve"> là rộng nhất — nếu đúng lúc chạy </w:t>
+            </w:r>
+            <w:r>
+              <w:rPr>
+                <w:rFonts w:ascii="Courier New" w:hAnsi="Courier New"/>
+                <w:color w:val="F05922"/>
+                <w:sz w:val="20"/>
+              </w:rPr>
+              <w:t>sudo reboot</w:t>
+            </w:r>
+            <w:r>
+              <w:rPr>
+                <w:sz w:val="20"/>
+              </w:rPr>
+              <w:t xml:space="preserve"> mà mạng chết thật (WiFi rớt/ZCU treo trước khi lệnh tới nơi), app vẫn hiện "ℹ️ Đã gửi lệnh khởi động lại" trong khi lệnh có thể chưa thực thi. Rủi ro CHẤP NHẬN ĐƯỢC cho P3 UX: chỉ xảy ra khi trùng hợp cả 2 điều kiện, thông báo đã dặn "kết nối lại sau ~1 phút" — nếu máy không lên lại, user tự phát hiện. Cân nhắc thêm chữ "nếu sau 2 phút máy không phản hồi, kiểm tra lại kết nối mạng" vào </w:t>
+            </w:r>
+            <w:r>
+              <w:rPr>
+                <w:rFonts w:ascii="Courier New" w:hAnsi="Courier New"/>
+                <w:color w:val="F05922"/>
+                <w:sz w:val="20"/>
+              </w:rPr>
+              <w:t>ShutdownInfoMessage</w:t>
+            </w:r>
+            <w:r>
+              <w:rPr>
+                <w:sz w:val="20"/>
+              </w:rPr>
+              <w:t xml:space="preserve"> ở vòng sau.</w:t>
+            </w:r>
+          </w:p>
+        </w:tc>
+        <w:tc>
+          <w:tcPr>
+            <w:tcW w:type="dxa" w:w="1938"/>
+            <w:tcBorders>
+              <w:top w:val="single" w:sz="4" w:space="0" w:color="CBCBCB"/>
+              <w:left w:val="single" w:sz="4" w:space="0" w:color="CBCBCB"/>
+              <w:bottom w:val="single" w:sz="4" w:space="0" w:color="CBCBCB"/>
+              <w:right w:val="single" w:sz="4" w:space="0" w:color="CBCBCB"/>
+            </w:tcBorders>
+          </w:tcPr>
+          <w:p/>
+        </w:tc>
+      </w:tr>
+      <w:tr>
+        <w:tc>
+          <w:tcPr>
+            <w:tcW w:type="dxa" w:w="1938"/>
+            <w:shd w:val="clear" w:color="auto" w:fill="B8B3D6"/>
+            <w:tcBorders>
+              <w:top w:val="single" w:sz="4" w:space="0" w:color="CBCBCB"/>
+              <w:left w:val="single" w:sz="4" w:space="0" w:color="CBCBCB"/>
+              <w:bottom w:val="single" w:sz="4" w:space="0" w:color="CBCBCB"/>
+              <w:right w:val="single" w:sz="4" w:space="0" w:color="CBCBCB"/>
+            </w:tcBorders>
+          </w:tcPr>
+          <w:p>
+            <w:r>
+              <w:rPr>
+                <w:sz w:val="20"/>
+              </w:rPr>
+              <w:t>3</w:t>
+            </w:r>
+          </w:p>
+        </w:tc>
+        <w:tc>
+          <w:tcPr>
+            <w:tcW w:type="dxa" w:w="1938"/>
+            <w:shd w:val="clear" w:color="auto" w:fill="B8B3D6"/>
+            <w:tcBorders>
+              <w:top w:val="single" w:sz="4" w:space="0" w:color="CBCBCB"/>
+              <w:left w:val="single" w:sz="4" w:space="0" w:color="CBCBCB"/>
+              <w:bottom w:val="single" w:sz="4" w:space="0" w:color="CBCBCB"/>
+              <w:right w:val="single" w:sz="4" w:space="0" w:color="CBCBCB"/>
+            </w:tcBorders>
+          </w:tcPr>
+          <w:p>
+            <w:r>
+              <w:rPr>
+                <w:sz w:val="20"/>
+              </w:rPr>
+              <w:t xml:space="preserve">F07 — catch điều kiện kép </w:t>
+            </w:r>
+            <w:r>
+              <w:rPr>
+                <w:rFonts w:ascii="Courier New" w:hAnsi="Courier New"/>
+                <w:color w:val="F05922"/>
+                <w:sz w:val="20"/>
+              </w:rPr>
+              <w:t>RemoteCommandWindow.axaml.cs:311-329</w:t>
+            </w:r>
+            <w:r>
+              <w:rPr>
+                <w:sz w:val="20"/>
+              </w:rPr>
+              <w:t xml:space="preserve"> + </w:t>
+            </w:r>
+            <w:r>
+              <w:rPr>
+                <w:rFonts w:ascii="Courier New" w:hAnsi="Courier New"/>
+                <w:color w:val="F05922"/>
+                <w:sz w:val="20"/>
+              </w:rPr>
+              <w:t>BulkActionWindow.axaml.cs:268-281</w:t>
+            </w:r>
+          </w:p>
+        </w:tc>
+        <w:tc>
+          <w:tcPr>
+            <w:tcW w:type="dxa" w:w="1938"/>
+            <w:shd w:val="clear" w:color="auto" w:fill="B8B3D6"/>
+            <w:tcBorders>
+              <w:top w:val="single" w:sz="4" w:space="0" w:color="CBCBCB"/>
+              <w:left w:val="single" w:sz="4" w:space="0" w:color="CBCBCB"/>
+              <w:bottom w:val="single" w:sz="4" w:space="0" w:color="CBCBCB"/>
+              <w:right w:val="single" w:sz="4" w:space="0" w:color="CBCBCB"/>
+            </w:tcBorders>
+          </w:tcPr>
+          <w:p>
+            <w:r>
+              <w:rPr>
+                <w:b/>
+                <w:sz w:val="20"/>
+              </w:rPr>
+              <w:t>APPROVE</w:t>
+            </w:r>
+          </w:p>
+        </w:tc>
+        <w:tc>
+          <w:tcPr>
+            <w:tcW w:type="dxa" w:w="1938"/>
+            <w:shd w:val="clear" w:color="auto" w:fill="B8B3D6"/>
+            <w:tcBorders>
+              <w:top w:val="single" w:sz="4" w:space="0" w:color="CBCBCB"/>
+              <w:left w:val="single" w:sz="4" w:space="0" w:color="CBCBCB"/>
+              <w:bottom w:val="single" w:sz="4" w:space="0" w:color="CBCBCB"/>
+              <w:right w:val="single" w:sz="4" w:space="0" w:color="CBCBCB"/>
+            </w:tcBorders>
+          </w:tcPr>
+          <w:p>
+            <w:r>
+              <w:rPr>
+                <w:sz w:val="20"/>
+              </w:rPr>
+              <w:t xml:space="preserve">Không nuốt lỗi thật: sai mật khẩu sudo / command-not-found đi qua stderr (không phải exception) → không rơi vào filter; exception khác shutdown-cmd vẫn báo đỏ như cũ. </w:t>
+            </w:r>
+            <w:r>
+              <w:rPr>
+                <w:rFonts w:ascii="Courier New" w:hAnsi="Courier New"/>
+                <w:color w:val="F05922"/>
+                <w:sz w:val="20"/>
+              </w:rPr>
+              <w:t>catch ... when</w:t>
+            </w:r>
+            <w:r>
+              <w:rPr>
+                <w:sz w:val="20"/>
+              </w:rPr>
+              <w:t xml:space="preserve"> ở BulkAction đúng scope per-máy.</w:t>
+            </w:r>
+          </w:p>
+        </w:tc>
+        <w:tc>
+          <w:tcPr>
+            <w:tcW w:type="dxa" w:w="1938"/>
+            <w:shd w:val="clear" w:color="auto" w:fill="B8B3D6"/>
+            <w:tcBorders>
+              <w:top w:val="single" w:sz="4" w:space="0" w:color="CBCBCB"/>
+              <w:left w:val="single" w:sz="4" w:space="0" w:color="CBCBCB"/>
+              <w:bottom w:val="single" w:sz="4" w:space="0" w:color="CBCBCB"/>
+              <w:right w:val="single" w:sz="4" w:space="0" w:color="CBCBCB"/>
+            </w:tcBorders>
+          </w:tcPr>
+          <w:p/>
+        </w:tc>
+      </w:tr>
+      <w:tr>
+        <w:tc>
+          <w:tcPr>
+            <w:tcW w:type="dxa" w:w="1938"/>
+            <w:tcBorders>
+              <w:top w:val="single" w:sz="4" w:space="0" w:color="CBCBCB"/>
+              <w:left w:val="single" w:sz="4" w:space="0" w:color="CBCBCB"/>
+              <w:bottom w:val="single" w:sz="4" w:space="0" w:color="CBCBCB"/>
+              <w:right w:val="single" w:sz="4" w:space="0" w:color="CBCBCB"/>
+            </w:tcBorders>
+          </w:tcPr>
+          <w:p>
+            <w:r>
+              <w:rPr>
+                <w:sz w:val="20"/>
+              </w:rPr>
+              <w:t>4</w:t>
+            </w:r>
+          </w:p>
+        </w:tc>
+        <w:tc>
+          <w:tcPr>
+            <w:tcW w:type="dxa" w:w="1938"/>
+            <w:tcBorders>
+              <w:top w:val="single" w:sz="4" w:space="0" w:color="CBCBCB"/>
+              <w:left w:val="single" w:sz="4" w:space="0" w:color="CBCBCB"/>
+              <w:bottom w:val="single" w:sz="4" w:space="0" w:color="CBCBCB"/>
+              <w:right w:val="single" w:sz="4" w:space="0" w:color="CBCBCB"/>
+            </w:tcBorders>
+          </w:tcPr>
+          <w:p>
+            <w:r>
+              <w:rPr>
+                <w:sz w:val="20"/>
+              </w:rPr>
+              <w:t xml:space="preserve">F07 — gate </w:t>
+            </w:r>
+            <w:r>
+              <w:rPr>
+                <w:rFonts w:ascii="Courier New" w:hAnsi="Courier New"/>
+                <w:color w:val="F05922"/>
+                <w:sz w:val="20"/>
+              </w:rPr>
+              <w:t>[debug]</w:t>
+            </w:r>
+            <w:r>
+              <w:rPr>
+                <w:sz w:val="20"/>
+              </w:rPr>
+              <w:t xml:space="preserve"> bằng env </w:t>
+            </w:r>
+            <w:r>
+              <w:rPr>
+                <w:rFonts w:ascii="Courier New" w:hAnsi="Courier New"/>
+                <w:color w:val="F05922"/>
+                <w:sz w:val="20"/>
+              </w:rPr>
+              <w:t>IPGS_RC_DEBUG</w:t>
+            </w:r>
+            <w:r>
+              <w:rPr>
+                <w:sz w:val="20"/>
+              </w:rPr>
+              <w:t xml:space="preserve"> (</w:t>
+            </w:r>
+            <w:r>
+              <w:rPr>
+                <w:rFonts w:ascii="Courier New" w:hAnsi="Courier New"/>
+                <w:color w:val="F05922"/>
+                <w:sz w:val="20"/>
+              </w:rPr>
+              <w:t>RemoteCommandWindow.axaml.cs:78-81</w:t>
+            </w:r>
+            <w:r>
+              <w:rPr>
+                <w:sz w:val="20"/>
+              </w:rPr>
+              <w:t>)</w:t>
+            </w:r>
+          </w:p>
+        </w:tc>
+        <w:tc>
+          <w:tcPr>
+            <w:tcW w:type="dxa" w:w="1938"/>
+            <w:tcBorders>
+              <w:top w:val="single" w:sz="4" w:space="0" w:color="CBCBCB"/>
+              <w:left w:val="single" w:sz="4" w:space="0" w:color="CBCBCB"/>
+              <w:bottom w:val="single" w:sz="4" w:space="0" w:color="CBCBCB"/>
+              <w:right w:val="single" w:sz="4" w:space="0" w:color="CBCBCB"/>
+            </w:tcBorders>
+          </w:tcPr>
+          <w:p>
+            <w:r>
+              <w:rPr>
+                <w:b/>
+                <w:sz w:val="20"/>
+              </w:rPr>
+              <w:t>APPROVE</w:t>
+            </w:r>
+          </w:p>
+        </w:tc>
+        <w:tc>
+          <w:tcPr>
+            <w:tcW w:type="dxa" w:w="1938"/>
+            <w:tcBorders>
+              <w:top w:val="single" w:sz="4" w:space="0" w:color="CBCBCB"/>
+              <w:left w:val="single" w:sz="4" w:space="0" w:color="CBCBCB"/>
+              <w:bottom w:val="single" w:sz="4" w:space="0" w:color="CBCBCB"/>
+              <w:right w:val="single" w:sz="4" w:space="0" w:color="CBCBCB"/>
+            </w:tcBorders>
+          </w:tcPr>
+          <w:p>
+            <w:r>
+              <w:rPr>
+                <w:sz w:val="20"/>
+              </w:rPr>
+              <w:t xml:space="preserve">Env var hợp lý hơn </w:t>
+            </w:r>
+            <w:r>
+              <w:rPr>
+                <w:rFonts w:ascii="Courier New" w:hAnsi="Courier New"/>
+                <w:color w:val="F05922"/>
+                <w:sz w:val="20"/>
+              </w:rPr>
+              <w:t>#if DEBUG</w:t>
+            </w:r>
+            <w:r>
+              <w:rPr>
+                <w:sz w:val="20"/>
+              </w:rPr>
+              <w:t xml:space="preserve"> (bật được trên bản Release hiện trường, lý do đã ghi trong code). Grep toàn CcuUI xác nhận chỉ còn 1 điểm gọi </w:t>
+            </w:r>
+            <w:r>
+              <w:rPr>
+                <w:rFonts w:ascii="Courier New" w:hAnsi="Courier New"/>
+                <w:color w:val="F05922"/>
+                <w:sz w:val="20"/>
+              </w:rPr>
+              <w:t>diag?.Invoke</w:t>
+            </w:r>
+            <w:r>
+              <w:rPr>
+                <w:sz w:val="20"/>
+              </w:rPr>
+              <w:t xml:space="preserve"> và </w:t>
+            </w:r>
+            <w:r>
+              <w:rPr>
+                <w:rFonts w:ascii="Courier New" w:hAnsi="Courier New"/>
+                <w:color w:val="F05922"/>
+                <w:sz w:val="20"/>
+              </w:rPr>
+              <w:t>bashCmd</w:t>
+            </w:r>
+            <w:r>
+              <w:rPr>
+                <w:sz w:val="20"/>
+              </w:rPr>
+              <w:t xml:space="preserve"> không chứa mật khẩu (password đi qua stdin — S3). Không còn đường lộ khác.</w:t>
+            </w:r>
+          </w:p>
+        </w:tc>
+        <w:tc>
+          <w:tcPr>
+            <w:tcW w:type="dxa" w:w="1938"/>
+            <w:tcBorders>
+              <w:top w:val="single" w:sz="4" w:space="0" w:color="CBCBCB"/>
+              <w:left w:val="single" w:sz="4" w:space="0" w:color="CBCBCB"/>
+              <w:bottom w:val="single" w:sz="4" w:space="0" w:color="CBCBCB"/>
+              <w:right w:val="single" w:sz="4" w:space="0" w:color="CBCBCB"/>
+            </w:tcBorders>
+          </w:tcPr>
+          <w:p/>
+        </w:tc>
+      </w:tr>
+      <w:tr>
+        <w:tc>
+          <w:tcPr>
+            <w:tcW w:type="dxa" w:w="1938"/>
+            <w:shd w:val="clear" w:color="auto" w:fill="B8B3D6"/>
+            <w:tcBorders>
+              <w:top w:val="single" w:sz="4" w:space="0" w:color="CBCBCB"/>
+              <w:left w:val="single" w:sz="4" w:space="0" w:color="CBCBCB"/>
+              <w:bottom w:val="single" w:sz="4" w:space="0" w:color="CBCBCB"/>
+              <w:right w:val="single" w:sz="4" w:space="0" w:color="CBCBCB"/>
+            </w:tcBorders>
+          </w:tcPr>
+          <w:p>
+            <w:r>
+              <w:rPr>
+                <w:sz w:val="20"/>
+              </w:rPr>
+              <w:t>5</w:t>
+            </w:r>
+          </w:p>
+        </w:tc>
+        <w:tc>
+          <w:tcPr>
+            <w:tcW w:type="dxa" w:w="1938"/>
+            <w:shd w:val="clear" w:color="auto" w:fill="B8B3D6"/>
+            <w:tcBorders>
+              <w:top w:val="single" w:sz="4" w:space="0" w:color="CBCBCB"/>
+              <w:left w:val="single" w:sz="4" w:space="0" w:color="CBCBCB"/>
+              <w:bottom w:val="single" w:sz="4" w:space="0" w:color="CBCBCB"/>
+              <w:right w:val="single" w:sz="4" w:space="0" w:color="CBCBCB"/>
+            </w:tcBorders>
+          </w:tcPr>
+          <w:p>
+            <w:r>
+              <w:rPr>
+                <w:sz w:val="20"/>
+              </w:rPr>
+              <w:t>F08 — kết luận root cause "GDM race hiếm"</w:t>
+            </w:r>
+          </w:p>
+        </w:tc>
+        <w:tc>
+          <w:tcPr>
+            <w:tcW w:type="dxa" w:w="1938"/>
+            <w:shd w:val="clear" w:color="auto" w:fill="B8B3D6"/>
+            <w:tcBorders>
+              <w:top w:val="single" w:sz="4" w:space="0" w:color="CBCBCB"/>
+              <w:left w:val="single" w:sz="4" w:space="0" w:color="CBCBCB"/>
+              <w:bottom w:val="single" w:sz="4" w:space="0" w:color="CBCBCB"/>
+              <w:right w:val="single" w:sz="4" w:space="0" w:color="CBCBCB"/>
+            </w:tcBorders>
+          </w:tcPr>
+          <w:p>
+            <w:r>
+              <w:rPr>
+                <w:b/>
+                <w:sz w:val="20"/>
+              </w:rPr>
+              <w:t>APPROVE-WITH-COMMENT</w:t>
+            </w:r>
+          </w:p>
+        </w:tc>
+        <w:tc>
+          <w:tcPr>
+            <w:tcW w:type="dxa" w:w="1938"/>
+            <w:shd w:val="clear" w:color="auto" w:fill="B8B3D6"/>
+            <w:tcBorders>
+              <w:top w:val="single" w:sz="4" w:space="0" w:color="CBCBCB"/>
+              <w:left w:val="single" w:sz="4" w:space="0" w:color="CBCBCB"/>
+              <w:bottom w:val="single" w:sz="4" w:space="0" w:color="CBCBCB"/>
+              <w:right w:val="single" w:sz="4" w:space="0" w:color="CBCBCB"/>
+            </w:tcBorders>
+          </w:tcPr>
+          <w:p>
+            <w:r>
+              <w:rPr>
+                <w:sz w:val="20"/>
+              </w:rPr>
+              <w:t xml:space="preserve">Nói thẳng: chẩn đoán này </w:t>
+            </w:r>
+            <w:r>
+              <w:rPr>
+                <w:b/>
+                <w:sz w:val="20"/>
+              </w:rPr>
+              <w:t>chưa được chứng minh trực tiếp</w:t>
+            </w:r>
+            <w:r>
+              <w:rPr>
+                <w:sz w:val="20"/>
+              </w:rPr>
+              <w:t xml:space="preserve"> — bằng chứng là loại trừ (config đúng từ 24/07, mọi boot có journal đều </w:t>
+            </w:r>
+            <w:r>
+              <w:rPr>
+                <w:rFonts w:ascii="Courier New" w:hAnsi="Courier New"/>
+                <w:color w:val="F05922"/>
+                <w:sz w:val="20"/>
+              </w:rPr>
+              <w:t>gdm-autologin</w:t>
+            </w:r>
+            <w:r>
+              <w:rPr>
+                <w:sz w:val="20"/>
+              </w:rPr>
+              <w:t xml:space="preserve"> OK, boot lỗi 17:13 KHÔNG có journal nên không thể xác nhận điều gì đã xảy ra). "Không có journal" nghĩa là không loại trừ được nguyên nhân khác (VM crash giữa boot, disk chưa flush). TUY NHIÊN chấp nhận được vì </w:t>
+            </w:r>
+            <w:r>
+              <w:rPr>
+                <w:b/>
+                <w:sz w:val="20"/>
+              </w:rPr>
+              <w:t>cách sửa không phụ thuộc chẩn đoán đúng</w:t>
+            </w:r>
+            <w:r>
+              <w:rPr>
+                <w:sz w:val="20"/>
+              </w:rPr>
+              <w:t>: TimedLogin 5s là defense-in-depth che mọi trường hợp greeter hiện ra bất kể lý do; verify-sau-ghi + exit-code che nhánh "ghi fail". Yêu cầu: nếu lỗi tái diễn sau bản này (greeter đứng &gt; 10s) → mở finding mới, không đóng bằng "race hiếm" lần nữa.</w:t>
+            </w:r>
+          </w:p>
+        </w:tc>
+        <w:tc>
+          <w:tcPr>
+            <w:tcW w:type="dxa" w:w="1938"/>
+            <w:shd w:val="clear" w:color="auto" w:fill="B8B3D6"/>
+            <w:tcBorders>
+              <w:top w:val="single" w:sz="4" w:space="0" w:color="CBCBCB"/>
+              <w:left w:val="single" w:sz="4" w:space="0" w:color="CBCBCB"/>
+              <w:bottom w:val="single" w:sz="4" w:space="0" w:color="CBCBCB"/>
+              <w:right w:val="single" w:sz="4" w:space="0" w:color="CBCBCB"/>
+            </w:tcBorders>
+          </w:tcPr>
+          <w:p/>
+        </w:tc>
+      </w:tr>
+      <w:tr>
+        <w:tc>
+          <w:tcPr>
+            <w:tcW w:type="dxa" w:w="1938"/>
+            <w:tcBorders>
+              <w:top w:val="single" w:sz="4" w:space="0" w:color="CBCBCB"/>
+              <w:left w:val="single" w:sz="4" w:space="0" w:color="CBCBCB"/>
+              <w:bottom w:val="single" w:sz="4" w:space="0" w:color="CBCBCB"/>
+              <w:right w:val="single" w:sz="4" w:space="0" w:color="CBCBCB"/>
+            </w:tcBorders>
+          </w:tcPr>
+          <w:p>
+            <w:r>
+              <w:rPr>
+                <w:sz w:val="20"/>
+              </w:rPr>
+              <w:t>6</w:t>
+            </w:r>
+          </w:p>
+        </w:tc>
+        <w:tc>
+          <w:tcPr>
+            <w:tcW w:type="dxa" w:w="1938"/>
+            <w:tcBorders>
+              <w:top w:val="single" w:sz="4" w:space="0" w:color="CBCBCB"/>
+              <w:left w:val="single" w:sz="4" w:space="0" w:color="CBCBCB"/>
+              <w:bottom w:val="single" w:sz="4" w:space="0" w:color="CBCBCB"/>
+              <w:right w:val="single" w:sz="4" w:space="0" w:color="CBCBCB"/>
+            </w:tcBorders>
+          </w:tcPr>
+          <w:p>
+            <w:r>
+              <w:rPr>
+                <w:sz w:val="20"/>
+              </w:rPr>
+              <w:t xml:space="preserve">F08 — </w:t>
+            </w:r>
+            <w:r>
+              <w:rPr>
+                <w:rFonts w:ascii="Courier New" w:hAnsi="Courier New"/>
+                <w:color w:val="F05922"/>
+                <w:sz w:val="20"/>
+              </w:rPr>
+              <w:t>TimedLogin</w:t>
+            </w:r>
+            <w:r>
+              <w:rPr>
+                <w:sz w:val="20"/>
+              </w:rPr>
+              <w:t xml:space="preserve"> fallback 5s mặc định</w:t>
+            </w:r>
+          </w:p>
+        </w:tc>
+        <w:tc>
+          <w:tcPr>
+            <w:tcW w:type="dxa" w:w="1938"/>
+            <w:tcBorders>
+              <w:top w:val="single" w:sz="4" w:space="0" w:color="CBCBCB"/>
+              <w:left w:val="single" w:sz="4" w:space="0" w:color="CBCBCB"/>
+              <w:bottom w:val="single" w:sz="4" w:space="0" w:color="CBCBCB"/>
+              <w:right w:val="single" w:sz="4" w:space="0" w:color="CBCBCB"/>
+            </w:tcBorders>
+          </w:tcPr>
+          <w:p>
+            <w:r>
+              <w:rPr>
+                <w:b/>
+                <w:sz w:val="20"/>
+              </w:rPr>
+              <w:t>APPROVE-WITH-COMMENT</w:t>
+            </w:r>
+          </w:p>
+        </w:tc>
+        <w:tc>
+          <w:tcPr>
+            <w:tcW w:type="dxa" w:w="1938"/>
+            <w:tcBorders>
+              <w:top w:val="single" w:sz="4" w:space="0" w:color="CBCBCB"/>
+              <w:left w:val="single" w:sz="4" w:space="0" w:color="CBCBCB"/>
+              <w:bottom w:val="single" w:sz="4" w:space="0" w:color="CBCBCB"/>
+              <w:right w:val="single" w:sz="4" w:space="0" w:color="CBCBCB"/>
+            </w:tcBorders>
+          </w:tcPr>
+          <w:p>
+            <w:r>
+              <w:rPr>
+                <w:sz w:val="20"/>
+              </w:rPr>
+              <w:t xml:space="preserve">Tác dụng phụ có thật: TimedLogin áp dụng ở MỌI lần greeter hiện (kể cả sau khi admin chủ động Log Out để đăng nhập tài khoản khác) — có cửa sổ 5s trước khi máy tự vào lại kztek; GDM hủy đếm ngược khi user tương tác greeter nên thực tế vẫn đăng nhập tài khoản khác được. Trên thiết bị kiosk đã bật AutomaticLogin thì TimedLogin </w:t>
+            </w:r>
+            <w:r>
+              <w:rPr>
+                <w:b/>
+                <w:sz w:val="20"/>
+              </w:rPr>
+              <w:t>không hạ thêm mức bảo mật nào</w:t>
+            </w:r>
+            <w:r>
+              <w:rPr>
+                <w:sz w:val="20"/>
+              </w:rPr>
+              <w:t xml:space="preserve"> (ai chạm máy cũng đã vào được desktop). Chấp nhận mặc định, KHÔNG cần tách thành option riêng cho scope kiosk. </w:t>
+            </w:r>
+            <w:r>
+              <w:rPr>
+                <w:b/>
+                <w:sz w:val="20"/>
+              </w:rPr>
+              <w:t>Nit:</w:t>
+            </w:r>
+            <w:r>
+              <w:rPr>
+                <w:sz w:val="20"/>
+              </w:rPr>
+              <w:t xml:space="preserve"> nên ghi 1 câu vào MANUAL 9.3 rằng khi Log Out thủ công máy sẽ tự đăng nhập lại sau 5s nếu không thao tác — tránh kỹ thuật viên bất ngờ.</w:t>
+            </w:r>
+          </w:p>
+        </w:tc>
+        <w:tc>
+          <w:tcPr>
+            <w:tcW w:type="dxa" w:w="1938"/>
+            <w:tcBorders>
+              <w:top w:val="single" w:sz="4" w:space="0" w:color="CBCBCB"/>
+              <w:left w:val="single" w:sz="4" w:space="0" w:color="CBCBCB"/>
+              <w:bottom w:val="single" w:sz="4" w:space="0" w:color="CBCBCB"/>
+              <w:right w:val="single" w:sz="4" w:space="0" w:color="CBCBCB"/>
+            </w:tcBorders>
+          </w:tcPr>
+          <w:p/>
+        </w:tc>
+      </w:tr>
+      <w:tr>
+        <w:tc>
+          <w:tcPr>
+            <w:tcW w:type="dxa" w:w="1938"/>
+            <w:shd w:val="clear" w:color="auto" w:fill="B8B3D6"/>
+            <w:tcBorders>
+              <w:top w:val="single" w:sz="4" w:space="0" w:color="CBCBCB"/>
+              <w:left w:val="single" w:sz="4" w:space="0" w:color="CBCBCB"/>
+              <w:bottom w:val="single" w:sz="4" w:space="0" w:color="CBCBCB"/>
+              <w:right w:val="single" w:sz="4" w:space="0" w:color="CBCBCB"/>
+            </w:tcBorders>
+          </w:tcPr>
+          <w:p>
+            <w:r>
+              <w:rPr>
+                <w:sz w:val="20"/>
+              </w:rPr>
+              <w:t>7</w:t>
+            </w:r>
+          </w:p>
+        </w:tc>
+        <w:tc>
+          <w:tcPr>
+            <w:tcW w:type="dxa" w:w="1938"/>
+            <w:shd w:val="clear" w:color="auto" w:fill="B8B3D6"/>
+            <w:tcBorders>
+              <w:top w:val="single" w:sz="4" w:space="0" w:color="CBCBCB"/>
+              <w:left w:val="single" w:sz="4" w:space="0" w:color="CBCBCB"/>
+              <w:bottom w:val="single" w:sz="4" w:space="0" w:color="CBCBCB"/>
+              <w:right w:val="single" w:sz="4" w:space="0" w:color="CBCBCB"/>
+            </w:tcBorders>
+          </w:tcPr>
+          <w:p>
+            <w:r>
+              <w:rPr>
+                <w:sz w:val="20"/>
+              </w:rPr>
+              <w:t xml:space="preserve">F08 — </w:t>
+            </w:r>
+            <w:r>
+              <w:rPr>
+                <w:rFonts w:ascii="Courier New" w:hAnsi="Courier New"/>
+                <w:color w:val="F05922"/>
+                <w:sz w:val="20"/>
+              </w:rPr>
+              <w:t>RunCommand</w:t>
+            </w:r>
+            <w:r>
+              <w:rPr>
+                <w:sz w:val="20"/>
+              </w:rPr>
+              <w:t xml:space="preserve"> thêm </w:t>
+            </w:r>
+            <w:r>
+              <w:rPr>
+                <w:rFonts w:ascii="Courier New" w:hAnsi="Courier New"/>
+                <w:color w:val="F05922"/>
+                <w:sz w:val="20"/>
+              </w:rPr>
+              <w:t>throwOnError</w:t>
+            </w:r>
+            <w:r>
+              <w:rPr>
+                <w:sz w:val="20"/>
+              </w:rPr>
+              <w:t xml:space="preserve"> (</w:t>
+            </w:r>
+            <w:r>
+              <w:rPr>
+                <w:rFonts w:ascii="Courier New" w:hAnsi="Courier New"/>
+                <w:color w:val="F05922"/>
+                <w:sz w:val="20"/>
+              </w:rPr>
+              <w:t>KioskDeployService.cs:216-247</w:t>
+            </w:r>
+            <w:r>
+              <w:rPr>
+                <w:sz w:val="20"/>
+              </w:rPr>
+              <w:t>)</w:t>
+            </w:r>
+          </w:p>
+        </w:tc>
+        <w:tc>
+          <w:tcPr>
+            <w:tcW w:type="dxa" w:w="1938"/>
+            <w:shd w:val="clear" w:color="auto" w:fill="B8B3D6"/>
+            <w:tcBorders>
+              <w:top w:val="single" w:sz="4" w:space="0" w:color="CBCBCB"/>
+              <w:left w:val="single" w:sz="4" w:space="0" w:color="CBCBCB"/>
+              <w:bottom w:val="single" w:sz="4" w:space="0" w:color="CBCBCB"/>
+              <w:right w:val="single" w:sz="4" w:space="0" w:color="CBCBCB"/>
+            </w:tcBorders>
+          </w:tcPr>
+          <w:p>
+            <w:r>
+              <w:rPr>
+                <w:b/>
+                <w:sz w:val="20"/>
+              </w:rPr>
+              <w:t>APPROVE</w:t>
+            </w:r>
+          </w:p>
+        </w:tc>
+        <w:tc>
+          <w:tcPr>
+            <w:tcW w:type="dxa" w:w="1938"/>
+            <w:shd w:val="clear" w:color="auto" w:fill="B8B3D6"/>
+            <w:tcBorders>
+              <w:top w:val="single" w:sz="4" w:space="0" w:color="CBCBCB"/>
+              <w:left w:val="single" w:sz="4" w:space="0" w:color="CBCBCB"/>
+              <w:bottom w:val="single" w:sz="4" w:space="0" w:color="CBCBCB"/>
+              <w:right w:val="single" w:sz="4" w:space="0" w:color="CBCBCB"/>
+            </w:tcBorders>
+          </w:tcPr>
+          <w:p>
+            <w:r>
+              <w:rPr>
+                <w:sz w:val="20"/>
+              </w:rPr>
+              <w:t xml:space="preserve">Opt-in đúng cách: default </w:t>
+            </w:r>
+            <w:r>
+              <w:rPr>
+                <w:rFonts w:ascii="Courier New" w:hAnsi="Courier New"/>
+                <w:color w:val="F05922"/>
+                <w:sz w:val="20"/>
+              </w:rPr>
+              <w:t>false</w:t>
+            </w:r>
+            <w:r>
+              <w:rPr>
+                <w:sz w:val="20"/>
+              </w:rPr>
+              <w:t>, chỉ 2 call site script bật (dòng 165, 179) — các call site khác (</w:t>
+            </w:r>
+            <w:r>
+              <w:rPr>
+                <w:rFonts w:ascii="Courier New" w:hAnsi="Courier New"/>
+                <w:color w:val="F05922"/>
+                <w:sz w:val="20"/>
+              </w:rPr>
+              <w:t>chmod</w:t>
+            </w:r>
+            <w:r>
+              <w:rPr>
+                <w:sz w:val="20"/>
+              </w:rPr>
+              <w:t xml:space="preserve"> dòng 138, health-check) không đổi hành vi. Exception nổi lên qua </w:t>
+            </w:r>
+            <w:r>
+              <w:rPr>
+                <w:rFonts w:ascii="Courier New" w:hAnsi="Courier New"/>
+                <w:color w:val="F05922"/>
+                <w:sz w:val="20"/>
+              </w:rPr>
+              <w:t>Task.Run</w:t>
+            </w:r>
+            <w:r>
+              <w:rPr>
+                <w:sz w:val="20"/>
+              </w:rPr>
+              <w:t xml:space="preserve"> → </w:t>
+            </w:r>
+            <w:r>
+              <w:rPr>
+                <w:rFonts w:ascii="Courier New" w:hAnsi="Courier New"/>
+                <w:color w:val="F05922"/>
+                <w:sz w:val="20"/>
+              </w:rPr>
+              <w:t>KioskDeployWindow.axaml.cs:113-117</w:t>
+            </w:r>
+            <w:r>
+              <w:rPr>
+                <w:sz w:val="20"/>
+              </w:rPr>
+              <w:t xml:space="preserve"> bắt và hiện "❌ Deploy thất bại" (đã kiểm chứng). </w:t>
+            </w:r>
+            <w:r>
+              <w:rPr>
+                <w:rFonts w:ascii="Courier New" w:hAnsi="Courier New"/>
+                <w:color w:val="F05922"/>
+                <w:sz w:val="20"/>
+              </w:rPr>
+              <w:t>using var ssh</w:t>
+            </w:r>
+            <w:r>
+              <w:rPr>
+                <w:sz w:val="20"/>
+              </w:rPr>
+              <w:t xml:space="preserve"> (dòng 120) đảm bảo dispose khi ném giữa chừng. Fail giữa chừng để máy ở trạng thái cấu hình dở là chấp nhận được: script idempotent, chạy Deploy lại là đủ — tốt hơn hẳn "thành công giả" cũ; không cần rollback tự động. </w:t>
+            </w:r>
+            <w:r>
+              <w:rPr>
+                <w:b/>
+                <w:sz w:val="20"/>
+              </w:rPr>
+              <w:t>FYI:</w:t>
+            </w:r>
+            <w:r>
+              <w:rPr>
+                <w:sz w:val="20"/>
+              </w:rPr>
+              <w:t xml:space="preserve"> </w:t>
+            </w:r>
+            <w:r>
+              <w:rPr>
+                <w:rFonts w:ascii="Courier New" w:hAnsi="Courier New"/>
+                <w:color w:val="F05922"/>
+                <w:sz w:val="20"/>
+              </w:rPr>
+              <w:t>cmd.ExitStatus ?? 0</w:t>
+            </w:r>
+            <w:r>
+              <w:rPr>
+                <w:sz w:val="20"/>
+              </w:rPr>
+              <w:t xml:space="preserve"> coi null (kết nối đứt) là thành công — hiếm, và trường hợp đó thường đã ném exception ở tầng SSH.NET.</w:t>
+            </w:r>
+          </w:p>
+        </w:tc>
+        <w:tc>
+          <w:tcPr>
+            <w:tcW w:type="dxa" w:w="1938"/>
+            <w:shd w:val="clear" w:color="auto" w:fill="B8B3D6"/>
+            <w:tcBorders>
+              <w:top w:val="single" w:sz="4" w:space="0" w:color="CBCBCB"/>
+              <w:left w:val="single" w:sz="4" w:space="0" w:color="CBCBCB"/>
+              <w:bottom w:val="single" w:sz="4" w:space="0" w:color="CBCBCB"/>
+              <w:right w:val="single" w:sz="4" w:space="0" w:color="CBCBCB"/>
+            </w:tcBorders>
+          </w:tcPr>
+          <w:p/>
+        </w:tc>
+      </w:tr>
+      <w:tr>
+        <w:tc>
+          <w:tcPr>
+            <w:tcW w:type="dxa" w:w="1938"/>
+            <w:tcBorders>
+              <w:top w:val="single" w:sz="4" w:space="0" w:color="CBCBCB"/>
+              <w:left w:val="single" w:sz="4" w:space="0" w:color="CBCBCB"/>
+              <w:bottom w:val="single" w:sz="4" w:space="0" w:color="CBCBCB"/>
+              <w:right w:val="single" w:sz="4" w:space="0" w:color="CBCBCB"/>
+            </w:tcBorders>
+          </w:tcPr>
+          <w:p>
+            <w:r>
+              <w:rPr>
+                <w:sz w:val="20"/>
+              </w:rPr>
+              <w:t>8</w:t>
+            </w:r>
+          </w:p>
+        </w:tc>
+        <w:tc>
+          <w:tcPr>
+            <w:tcW w:type="dxa" w:w="1938"/>
+            <w:tcBorders>
+              <w:top w:val="single" w:sz="4" w:space="0" w:color="CBCBCB"/>
+              <w:left w:val="single" w:sz="4" w:space="0" w:color="CBCBCB"/>
+              <w:bottom w:val="single" w:sz="4" w:space="0" w:color="CBCBCB"/>
+              <w:right w:val="single" w:sz="4" w:space="0" w:color="CBCBCB"/>
+            </w:tcBorders>
+          </w:tcPr>
+          <w:p>
+            <w:r>
+              <w:rPr>
+                <w:sz w:val="20"/>
+              </w:rPr>
+              <w:t xml:space="preserve">F08 — </w:t>
+            </w:r>
+            <w:r>
+              <w:rPr>
+                <w:rFonts w:ascii="Courier New" w:hAnsi="Courier New"/>
+                <w:color w:val="F05922"/>
+                <w:sz w:val="20"/>
+              </w:rPr>
+              <w:t>2-configure-system.sh</w:t>
+            </w:r>
+            <w:r>
+              <w:rPr>
+                <w:sz w:val="20"/>
+              </w:rPr>
+              <w:t xml:space="preserve"> [6/8] viết lại</w:t>
+            </w:r>
+          </w:p>
+        </w:tc>
+        <w:tc>
+          <w:tcPr>
+            <w:tcW w:type="dxa" w:w="1938"/>
+            <w:tcBorders>
+              <w:top w:val="single" w:sz="4" w:space="0" w:color="CBCBCB"/>
+              <w:left w:val="single" w:sz="4" w:space="0" w:color="CBCBCB"/>
+              <w:bottom w:val="single" w:sz="4" w:space="0" w:color="CBCBCB"/>
+              <w:right w:val="single" w:sz="4" w:space="0" w:color="CBCBCB"/>
+            </w:tcBorders>
+          </w:tcPr>
+          <w:p>
+            <w:r>
+              <w:rPr>
+                <w:b/>
+                <w:sz w:val="20"/>
+              </w:rPr>
+              <w:t>APPROVE-WITH-COMMENT</w:t>
+            </w:r>
+          </w:p>
+        </w:tc>
+        <w:tc>
+          <w:tcPr>
+            <w:tcW w:type="dxa" w:w="1938"/>
+            <w:tcBorders>
+              <w:top w:val="single" w:sz="4" w:space="0" w:color="CBCBCB"/>
+              <w:left w:val="single" w:sz="4" w:space="0" w:color="CBCBCB"/>
+              <w:bottom w:val="single" w:sz="4" w:space="0" w:color="CBCBCB"/>
+              <w:right w:val="single" w:sz="4" w:space="0" w:color="CBCBCB"/>
+            </w:tcBorders>
+          </w:tcPr>
+          <w:p>
+            <w:r>
+              <w:rPr>
+                <w:sz w:val="20"/>
+              </w:rPr>
+              <w:t>Dò DM động đúng cách (</w:t>
+            </w:r>
+            <w:r>
+              <w:rPr>
+                <w:rFonts w:ascii="Courier New" w:hAnsi="Courier New"/>
+                <w:color w:val="F05922"/>
+                <w:sz w:val="20"/>
+              </w:rPr>
+              <w:t>/etc/X11/default-display-manager</w:t>
+            </w:r>
+            <w:r>
+              <w:rPr>
+                <w:sz w:val="20"/>
+              </w:rPr>
+              <w:t xml:space="preserve"> → </w:t>
+            </w:r>
+            <w:r>
+              <w:rPr>
+                <w:rFonts w:ascii="Courier New" w:hAnsi="Courier New"/>
+                <w:color w:val="F05922"/>
+                <w:sz w:val="20"/>
+              </w:rPr>
+              <w:t>readlink -f display-manager.service</w:t>
+            </w:r>
+            <w:r>
+              <w:rPr>
+                <w:sz w:val="20"/>
+              </w:rPr>
+              <w:t xml:space="preserve">, xử lý symlink chuẩn, không parse </w:t>
+            </w:r>
+            <w:r>
+              <w:rPr>
+                <w:rFonts w:ascii="Courier New" w:hAnsi="Courier New"/>
+                <w:color w:val="F05922"/>
+                <w:sz w:val="20"/>
+              </w:rPr>
+              <w:t>systemctl status</w:t>
+            </w:r>
+            <w:r>
+              <w:rPr>
+                <w:sz w:val="20"/>
+              </w:rPr>
+              <w:t>). Idempotent: xóa hết dòng cũ (</w:t>
+            </w:r>
+            <w:r>
+              <w:rPr>
+                <w:rFonts w:ascii="Courier New" w:hAnsi="Courier New"/>
+                <w:color w:val="F05922"/>
+                <w:sz w:val="20"/>
+              </w:rPr>
+              <w:t>Automatic*</w:t>
+            </w:r>
+            <w:r>
+              <w:rPr>
+                <w:sz w:val="20"/>
+              </w:rPr>
+              <w:t>/</w:t>
+            </w:r>
+            <w:r>
+              <w:rPr>
+                <w:rFonts w:ascii="Courier New" w:hAnsi="Courier New"/>
+                <w:color w:val="F05922"/>
+                <w:sz w:val="20"/>
+              </w:rPr>
+              <w:t>Timed*</w:t>
+            </w:r>
+            <w:r>
+              <w:rPr>
+                <w:sz w:val="20"/>
+              </w:rPr>
+              <w:t xml:space="preserve">) rồi ghi lại 1 block — chạy N lần không nhân bản dòng; thiếu section </w:t>
+            </w:r>
+            <w:r>
+              <w:rPr>
+                <w:rFonts w:ascii="Courier New" w:hAnsi="Courier New"/>
+                <w:color w:val="F05922"/>
+                <w:sz w:val="20"/>
+              </w:rPr>
+              <w:t>[daemon]</w:t>
+            </w:r>
+            <w:r>
+              <w:rPr>
+                <w:sz w:val="20"/>
+              </w:rPr>
+              <w:t xml:space="preserve"> → verify grep fail → </w:t>
+            </w:r>
+            <w:r>
+              <w:rPr>
+                <w:rFonts w:ascii="Courier New" w:hAnsi="Courier New"/>
+                <w:color w:val="F05922"/>
+                <w:sz w:val="20"/>
+              </w:rPr>
+              <w:t>AUTOLOGIN-FAILED</w:t>
+            </w:r>
+            <w:r>
+              <w:rPr>
+                <w:sz w:val="20"/>
+              </w:rPr>
+              <w:t xml:space="preserve"> exit 1 (fail đúng hướng). Gotcha </w:t>
+            </w:r>
+            <w:r>
+              <w:rPr>
+                <w:rFonts w:ascii="Courier New" w:hAnsi="Courier New"/>
+                <w:color w:val="F05922"/>
+                <w:sz w:val="20"/>
+              </w:rPr>
+              <w:t>_sudo tee</w:t>
+            </w:r>
+            <w:r>
+              <w:rPr>
+                <w:sz w:val="20"/>
+              </w:rPr>
+              <w:t xml:space="preserve"> chiếm stdin đã né đúng bằng </w:t>
+            </w:r>
+            <w:r>
+              <w:rPr>
+                <w:rFonts w:ascii="Courier New" w:hAnsi="Courier New"/>
+                <w:color w:val="F05922"/>
+                <w:sz w:val="20"/>
+              </w:rPr>
+              <w:t>_sudo bash -c '... &gt; file'</w:t>
+            </w:r>
+            <w:r>
+              <w:rPr>
+                <w:sz w:val="20"/>
+              </w:rPr>
+              <w:t xml:space="preserve"> và ghi vào G019. </w:t>
+            </w:r>
+            <w:r>
+              <w:rPr>
+                <w:b/>
+                <w:sz w:val="20"/>
+              </w:rPr>
+              <w:t>Nit:</w:t>
+            </w:r>
+            <w:r>
+              <w:rPr>
+                <w:sz w:val="20"/>
+              </w:rPr>
+              <w:t xml:space="preserve"> </w:t>
+            </w:r>
+            <w:r>
+              <w:rPr>
+                <w:rFonts w:ascii="Courier New" w:hAnsi="Courier New"/>
+                <w:color w:val="F05922"/>
+                <w:sz w:val="20"/>
+              </w:rPr>
+              <w:t>$KIOSK_USER</w:t>
+            </w:r>
+            <w:r>
+              <w:rPr>
+                <w:sz w:val="20"/>
+              </w:rPr>
+              <w:t xml:space="preserve"> nội suy thẳng vào sed/printf trong double-quote — username chứa </w:t>
+            </w:r>
+            <w:r>
+              <w:rPr>
+                <w:rFonts w:ascii="Courier New" w:hAnsi="Courier New"/>
+                <w:color w:val="F05922"/>
+                <w:sz w:val="20"/>
+              </w:rPr>
+              <w:t>&amp;</w:t>
+            </w:r>
+            <w:r>
+              <w:rPr>
+                <w:sz w:val="20"/>
+              </w:rPr>
+              <w:t xml:space="preserve">, </w:t>
+            </w:r>
+            <w:r>
+              <w:rPr>
+                <w:rFonts w:ascii="Courier New" w:hAnsi="Courier New"/>
+                <w:color w:val="F05922"/>
+                <w:sz w:val="20"/>
+              </w:rPr>
+              <w:t>/</w:t>
+            </w:r>
+            <w:r>
+              <w:rPr>
+                <w:sz w:val="20"/>
+              </w:rPr>
+              <w:t xml:space="preserve">, </w:t>
+            </w:r>
+            <w:r>
+              <w:rPr>
+                <w:rFonts w:ascii="Courier New" w:hAnsi="Courier New"/>
+                <w:color w:val="F05922"/>
+                <w:sz w:val="20"/>
+              </w:rPr>
+              <w:t>'</w:t>
+            </w:r>
+            <w:r>
+              <w:rPr>
+                <w:sz w:val="20"/>
+              </w:rPr>
+              <w:t xml:space="preserve"> sẽ vỡ; thực tế username kiosk do mình kiểm soát (kztek) + đã ShellQuote phía C#, chấp nhận, không cần sửa vòng này.</w:t>
+            </w:r>
+          </w:p>
+        </w:tc>
+        <w:tc>
+          <w:tcPr>
+            <w:tcW w:type="dxa" w:w="1938"/>
+            <w:tcBorders>
+              <w:top w:val="single" w:sz="4" w:space="0" w:color="CBCBCB"/>
+              <w:left w:val="single" w:sz="4" w:space="0" w:color="CBCBCB"/>
+              <w:bottom w:val="single" w:sz="4" w:space="0" w:color="CBCBCB"/>
+              <w:right w:val="single" w:sz="4" w:space="0" w:color="CBCBCB"/>
+            </w:tcBorders>
+          </w:tcPr>
+          <w:p/>
+        </w:tc>
+      </w:tr>
+      <w:tr>
+        <w:tc>
+          <w:tcPr>
+            <w:tcW w:type="dxa" w:w="1938"/>
+            <w:shd w:val="clear" w:color="auto" w:fill="B8B3D6"/>
+            <w:tcBorders>
+              <w:top w:val="single" w:sz="4" w:space="0" w:color="CBCBCB"/>
+              <w:left w:val="single" w:sz="4" w:space="0" w:color="CBCBCB"/>
+              <w:bottom w:val="single" w:sz="4" w:space="0" w:color="CBCBCB"/>
+              <w:right w:val="single" w:sz="4" w:space="0" w:color="CBCBCB"/>
+            </w:tcBorders>
+          </w:tcPr>
+          <w:p>
+            <w:r>
+              <w:rPr>
+                <w:sz w:val="20"/>
+              </w:rPr>
+              <w:t>9</w:t>
+            </w:r>
+          </w:p>
+        </w:tc>
+        <w:tc>
+          <w:tcPr>
+            <w:tcW w:type="dxa" w:w="1938"/>
+            <w:shd w:val="clear" w:color="auto" w:fill="B8B3D6"/>
+            <w:tcBorders>
+              <w:top w:val="single" w:sz="4" w:space="0" w:color="CBCBCB"/>
+              <w:left w:val="single" w:sz="4" w:space="0" w:color="CBCBCB"/>
+              <w:bottom w:val="single" w:sz="4" w:space="0" w:color="CBCBCB"/>
+              <w:right w:val="single" w:sz="4" w:space="0" w:color="CBCBCB"/>
+            </w:tcBorders>
+          </w:tcPr>
+          <w:p>
+            <w:r>
+              <w:rPr>
+                <w:sz w:val="20"/>
+              </w:rPr>
+              <w:t>F08 — thao tác trên ZCU thật</w:t>
+            </w:r>
+          </w:p>
+        </w:tc>
+        <w:tc>
+          <w:tcPr>
+            <w:tcW w:type="dxa" w:w="1938"/>
+            <w:shd w:val="clear" w:color="auto" w:fill="B8B3D6"/>
+            <w:tcBorders>
+              <w:top w:val="single" w:sz="4" w:space="0" w:color="CBCBCB"/>
+              <w:left w:val="single" w:sz="4" w:space="0" w:color="CBCBCB"/>
+              <w:bottom w:val="single" w:sz="4" w:space="0" w:color="CBCBCB"/>
+              <w:right w:val="single" w:sz="4" w:space="0" w:color="CBCBCB"/>
+            </w:tcBorders>
+          </w:tcPr>
+          <w:p>
+            <w:r>
+              <w:rPr>
+                <w:b/>
+                <w:sz w:val="20"/>
+              </w:rPr>
+              <w:t>APPROVE</w:t>
+            </w:r>
+          </w:p>
+        </w:tc>
+        <w:tc>
+          <w:tcPr>
+            <w:tcW w:type="dxa" w:w="1938"/>
+            <w:shd w:val="clear" w:color="auto" w:fill="B8B3D6"/>
+            <w:tcBorders>
+              <w:top w:val="single" w:sz="4" w:space="0" w:color="CBCBCB"/>
+              <w:left w:val="single" w:sz="4" w:space="0" w:color="CBCBCB"/>
+              <w:bottom w:val="single" w:sz="4" w:space="0" w:color="CBCBCB"/>
+              <w:right w:val="single" w:sz="4" w:space="0" w:color="CBCBCB"/>
+            </w:tcBorders>
+          </w:tcPr>
+          <w:p>
+            <w:r>
+              <w:rPr>
+                <w:sz w:val="20"/>
+              </w:rPr>
+              <w:t xml:space="preserve">Có backup </w:t>
+            </w:r>
+            <w:r>
+              <w:rPr>
+                <w:rFonts w:ascii="Courier New" w:hAnsi="Courier New"/>
+                <w:color w:val="F05922"/>
+                <w:sz w:val="20"/>
+              </w:rPr>
+              <w:t>/etc/gdm3/custom.conf.bak-2026-07-26</w:t>
+            </w:r>
+            <w:r>
+              <w:rPr>
+                <w:sz w:val="20"/>
+              </w:rPr>
+              <w:t xml:space="preserve">, thay đổi chỉ 5 dòng trong </w:t>
+            </w:r>
+            <w:r>
+              <w:rPr>
+                <w:rFonts w:ascii="Courier New" w:hAnsi="Courier New"/>
+                <w:color w:val="F05922"/>
+                <w:sz w:val="20"/>
+              </w:rPr>
+              <w:t>[daemon]</w:t>
+            </w:r>
+            <w:r>
+              <w:rPr>
+                <w:sz w:val="20"/>
+              </w:rPr>
+              <w:t>, hoàn tác được bằng copy ngược backup. Kiểm chứng reboot thật (</w:t>
+            </w:r>
+            <w:r>
+              <w:rPr>
+                <w:rFonts w:ascii="Courier New" w:hAnsi="Courier New"/>
+                <w:color w:val="F05922"/>
+                <w:sz w:val="20"/>
+              </w:rPr>
+              <w:t>Service=gdm-autologin</w:t>
+            </w:r>
+            <w:r>
+              <w:rPr>
+                <w:sz w:val="20"/>
+              </w:rPr>
+              <w:t>) là bằng chứng mạnh cho happy path.</w:t>
+            </w:r>
+          </w:p>
+        </w:tc>
+        <w:tc>
+          <w:tcPr>
+            <w:tcW w:type="dxa" w:w="1938"/>
+            <w:shd w:val="clear" w:color="auto" w:fill="B8B3D6"/>
+            <w:tcBorders>
+              <w:top w:val="single" w:sz="4" w:space="0" w:color="CBCBCB"/>
+              <w:left w:val="single" w:sz="4" w:space="0" w:color="CBCBCB"/>
+              <w:bottom w:val="single" w:sz="4" w:space="0" w:color="CBCBCB"/>
+              <w:right w:val="single" w:sz="4" w:space="0" w:color="CBCBCB"/>
+            </w:tcBorders>
+          </w:tcPr>
+          <w:p/>
+        </w:tc>
+      </w:tr>
+      <w:tr>
+        <w:tc>
+          <w:tcPr>
+            <w:tcW w:type="dxa" w:w="1938"/>
+            <w:tcBorders>
+              <w:top w:val="single" w:sz="4" w:space="0" w:color="CBCBCB"/>
+              <w:left w:val="single" w:sz="4" w:space="0" w:color="CBCBCB"/>
+              <w:bottom w:val="single" w:sz="4" w:space="0" w:color="CBCBCB"/>
+              <w:right w:val="single" w:sz="4" w:space="0" w:color="CBCBCB"/>
+            </w:tcBorders>
+          </w:tcPr>
+          <w:p>
+            <w:r>
+              <w:rPr>
+                <w:sz w:val="20"/>
+              </w:rPr>
+              <w:t>10</w:t>
+            </w:r>
+          </w:p>
+        </w:tc>
+        <w:tc>
+          <w:tcPr>
+            <w:tcW w:type="dxa" w:w="1938"/>
+            <w:tcBorders>
+              <w:top w:val="single" w:sz="4" w:space="0" w:color="CBCBCB"/>
+              <w:left w:val="single" w:sz="4" w:space="0" w:color="CBCBCB"/>
+              <w:bottom w:val="single" w:sz="4" w:space="0" w:color="CBCBCB"/>
+              <w:right w:val="single" w:sz="4" w:space="0" w:color="CBCBCB"/>
+            </w:tcBorders>
+          </w:tcPr>
+          <w:p>
+            <w:r>
+              <w:rPr>
+                <w:sz w:val="20"/>
+              </w:rPr>
+              <w:t>Đồng bộ tài liệu (MANUAL 6.2.1 + 9.3, CODE-GRAPH, GOTCHAS G019, BUG report F07/F08)</w:t>
+            </w:r>
+          </w:p>
+        </w:tc>
+        <w:tc>
+          <w:tcPr>
+            <w:tcW w:type="dxa" w:w="1938"/>
+            <w:tcBorders>
+              <w:top w:val="single" w:sz="4" w:space="0" w:color="CBCBCB"/>
+              <w:left w:val="single" w:sz="4" w:space="0" w:color="CBCBCB"/>
+              <w:bottom w:val="single" w:sz="4" w:space="0" w:color="CBCBCB"/>
+              <w:right w:val="single" w:sz="4" w:space="0" w:color="CBCBCB"/>
+            </w:tcBorders>
+          </w:tcPr>
+          <w:p>
+            <w:r>
+              <w:rPr>
+                <w:b/>
+                <w:sz w:val="20"/>
+              </w:rPr>
+              <w:t>APPROVE</w:t>
+            </w:r>
+          </w:p>
+        </w:tc>
+        <w:tc>
+          <w:tcPr>
+            <w:tcW w:type="dxa" w:w="1938"/>
+            <w:tcBorders>
+              <w:top w:val="single" w:sz="4" w:space="0" w:color="CBCBCB"/>
+              <w:left w:val="single" w:sz="4" w:space="0" w:color="CBCBCB"/>
+              <w:bottom w:val="single" w:sz="4" w:space="0" w:color="CBCBCB"/>
+              <w:right w:val="single" w:sz="4" w:space="0" w:color="CBCBCB"/>
+            </w:tcBorders>
+          </w:tcPr>
+          <w:p>
+            <w:r>
+              <w:rPr>
+                <w:sz w:val="20"/>
+              </w:rPr>
+              <w:t xml:space="preserve">Khớp code: MANUAL 6.2.1 mô tả đúng thông báo ℹ️ mới; 9.3 mô tả đúng AUTOLOGIN-VERIFIED/FAILED + TimedLogin 5s + lệnh grep chẩn đoán; CODE-GRAPH có </w:t>
+            </w:r>
+            <w:r>
+              <w:rPr>
+                <w:rFonts w:ascii="Courier New" w:hAnsi="Courier New"/>
+                <w:color w:val="F05922"/>
+                <w:sz w:val="20"/>
+              </w:rPr>
+              <w:t>SshCommandHints.cs</w:t>
+            </w:r>
+            <w:r>
+              <w:rPr>
+                <w:sz w:val="20"/>
+              </w:rPr>
+              <w:t xml:space="preserve"> + env </w:t>
+            </w:r>
+            <w:r>
+              <w:rPr>
+                <w:rFonts w:ascii="Courier New" w:hAnsi="Courier New"/>
+                <w:color w:val="F05922"/>
+                <w:sz w:val="20"/>
+              </w:rPr>
+              <w:t>IPGS_RC_DEBUG</w:t>
+            </w:r>
+            <w:r>
+              <w:rPr>
+                <w:sz w:val="20"/>
+              </w:rPr>
+              <w:t xml:space="preserve">; G019 chính xác kỹ thuật. </w:t>
+            </w:r>
+            <w:r>
+              <w:rPr>
+                <w:b/>
+                <w:sz w:val="20"/>
+              </w:rPr>
+              <w:t>FYI:</w:t>
+            </w:r>
+            <w:r>
+              <w:rPr>
+                <w:sz w:val="20"/>
+              </w:rPr>
+              <w:t xml:space="preserve"> PDF MANUAL/CODE-GRAPH chưa xuất lại được (Word COM RPC lỗi) — đã ghi chú, cần xuất bù khi Word ổn, không block.</w:t>
+            </w:r>
+          </w:p>
+        </w:tc>
+        <w:tc>
+          <w:tcPr>
+            <w:tcW w:type="dxa" w:w="1938"/>
+            <w:tcBorders>
+              <w:top w:val="single" w:sz="4" w:space="0" w:color="CBCBCB"/>
+              <w:left w:val="single" w:sz="4" w:space="0" w:color="CBCBCB"/>
+              <w:bottom w:val="single" w:sz="4" w:space="0" w:color="CBCBCB"/>
+              <w:right w:val="single" w:sz="4" w:space="0" w:color="CBCBCB"/>
+            </w:tcBorders>
+          </w:tcPr>
+          <w:p/>
+        </w:tc>
+      </w:tr>
+    </w:tbl>
+    <w:p/>
+    <w:p>
+      <w:pPr>
+        <w:pStyle w:val="Heading3"/>
+        <w:spacing w:before="160" w:after="60"/>
+      </w:pPr>
+      <w:r>
+        <w:rPr>
+          <w:color w:val="4A3F8C"/>
+          <w:sz w:val="24"/>
+        </w:rPr>
+        <w:t>Kết luận</w:t>
+      </w:r>
+    </w:p>
+    <w:p>
+      <w:pPr>
+        <w:spacing w:after="80"/>
+      </w:pPr>
+      <w:r>
+        <w:rPr>
+          <w:b/>
+          <w:sz w:val="21"/>
+        </w:rPr>
+        <w:t>✅ APPROVE cả 2 commit — cho phép chuyển QA Engineer verify (Bước 4 WF-BUGFIX).</w:t>
+      </w:r>
+      <w:r>
+        <w:rPr>
+          <w:sz w:val="21"/>
+        </w:rPr>
+        <w:t xml:space="preserve"> Không có REQUEST-CHANGES; các comment ở mục 2, 6, 8 là Optional/Nit — không chặn merge, đưa vào backlog cải tiến vòng sau.</w:t>
+      </w:r>
+    </w:p>
+    <w:p>
+      <w:pPr>
+        <w:spacing w:after="80"/>
+      </w:pPr>
+      <w:r>
+        <w:rPr>
+          <w:b/>
+          <w:sz w:val="21"/>
+        </w:rPr>
+        <w:t>Lưu ý cho QA:</w:t>
+      </w:r>
+      <w:r>
+        <w:rPr>
+          <w:sz w:val="21"/>
+        </w:rPr>
+        <w:t xml:space="preserve"> ngoài 5 case smoke test F07 SD đã liệt kê, bổ sung cho F08: (a) Deploy với sudo password SAI → app phải hiện "❌ Deploy thất bại ... AUTOLOGIN-FAILED", KHÔNG còn "🎉 Deploy hoàn tất"; (b) Deploy autologin 2 lần liên tiếp → </w:t>
+      </w:r>
+      <w:r>
+        <w:rPr>
+          <w:rFonts w:ascii="Courier New" w:hAnsi="Courier New"/>
+          <w:color w:val="F05922"/>
+          <w:sz w:val="18"/>
+        </w:rPr>
+        <w:t>custom.conf</w:t>
+      </w:r>
+      <w:r>
+        <w:rPr>
+          <w:sz w:val="21"/>
+        </w:rPr>
+        <w:t xml:space="preserve"> không bị nhân bản dòng; (c) tắt autologin (bỏ tick) → </w:t>
+      </w:r>
+      <w:r>
+        <w:rPr>
+          <w:rFonts w:ascii="Courier New" w:hAnsi="Courier New"/>
+          <w:color w:val="F05922"/>
+          <w:sz w:val="18"/>
+        </w:rPr>
+        <w:t>AutomaticLoginEnable = false</w:t>
+      </w:r>
+      <w:r>
+        <w:rPr>
+          <w:sz w:val="21"/>
+        </w:rPr>
+        <w:t xml:space="preserve"> + </w:t>
+      </w:r>
+      <w:r>
+        <w:rPr>
+          <w:rFonts w:ascii="Courier New" w:hAnsi="Courier New"/>
+          <w:color w:val="F05922"/>
+          <w:sz w:val="18"/>
+        </w:rPr>
+        <w:t>TimedLoginEnable = false</w:t>
+      </w:r>
+      <w:r>
+        <w:rPr>
+          <w:sz w:val="21"/>
+        </w:rPr>
+        <w:t>.</w:t>
+      </w:r>
+    </w:p>
+    <w:p>
+      <w:pPr>
+        <w:spacing w:after="80"/>
+      </w:pPr>
+      <w:r>
+        <w:rPr>
+          <w:sz w:val="21"/>
+        </w:rPr>
+        <w:t>— Tech Lead, 2026-07-26 23:38</w:t>
+      </w:r>
+    </w:p>
     <w:sectPr>
       <w:headerReference w:type="default" r:id="rId9"/>
       <w:footerReference w:type="default" r:id="rId10"/>

--- a/docs/bugs/BUG-ccu-ui-findings-2026-07-26.docx
+++ b/docs/bugs/BUG-ccu-ui-findings-2026-07-26.docx
@@ -14936,6 +14936,1507 @@
         <w:t>— Tech Lead, 2026-07-26 23:38</w:t>
       </w:r>
     </w:p>
+    <w:p>
+      <w:pPr>
+        <w:pBdr>
+          <w:bottom w:val="single" w:sz="6" w:space="1" w:color="F05922"/>
+        </w:pBdr>
+        <w:spacing w:after="120"/>
+      </w:pPr>
+    </w:p>
+    <w:p>
+      <w:pPr>
+        <w:pStyle w:val="Heading2"/>
+        <w:spacing w:before="200" w:after="80"/>
+      </w:pPr>
+      <w:r>
+        <w:rPr>
+          <w:color w:val="F05922"/>
+          <w:sz w:val="28"/>
+        </w:rPr>
+        <w:t>F09 — Kiosk: bấm/giữ màn hình hoặc nhấn phím Super vẫn bung GNOME Activities Overview ("Type to search") → thoát được chế độ kiosk</w:t>
+      </w:r>
+    </w:p>
+    <w:p>
+      <w:pPr>
+        <w:spacing w:before="40" w:after="40"/>
+        <w:ind w:left="567"/>
+        <w:pBdr>
+          <w:left w:val="single" w:sz="12" w:space="10" w:color="F05922"/>
+        </w:pBdr>
+      </w:pPr>
+      <w:r>
+        <w:rPr>
+          <w:b/>
+          <w:color w:val="4A3F8C"/>
+        </w:rPr>
+        <w:t>Người phát hiện:</w:t>
+      </w:r>
+      <w:r>
+        <w:rPr>
+          <w:color w:val="4A3F8C"/>
+        </w:rPr>
+        <w:t xml:space="preserve"> USER (thao tác thật trên máy ZCU </w:t>
+      </w:r>
+      <w:r>
+        <w:rPr>
+          <w:rFonts w:ascii="Courier New" w:hAnsi="Courier New"/>
+          <w:color w:val="F05922"/>
+          <w:sz w:val="18"/>
+        </w:rPr>
+        <w:t>192.168.0.101</w:t>
+      </w:r>
+      <w:r>
+        <w:rPr>
+          <w:color w:val="4A3F8C"/>
+        </w:rPr>
+        <w:t xml:space="preserve"> đã cài kiosk).</w:t>
+      </w:r>
+    </w:p>
+    <w:tbl>
+      <w:tblPr>
+        <w:tblStyle w:val="TableGrid"/>
+        <w:tblW w:type="auto" w:w="0"/>
+        <w:tblLook w:firstColumn="1" w:firstRow="1" w:lastColumn="0" w:lastRow="0" w:noHBand="0" w:noVBand="1" w:val="04A0"/>
+      </w:tblPr>
+      <w:tblGrid>
+        <w:gridCol w:w="4844"/>
+        <w:gridCol w:w="4844"/>
+      </w:tblGrid>
+      <w:tr>
+        <w:tc>
+          <w:tcPr>
+            <w:tcW w:type="dxa" w:w="4844"/>
+            <w:shd w:val="clear" w:color="auto" w:fill="251C53"/>
+            <w:tcBorders>
+              <w:top w:val="single" w:sz="4" w:space="0" w:color="251C53"/>
+              <w:left w:val="single" w:sz="4" w:space="0" w:color="251C53"/>
+              <w:bottom w:val="single" w:sz="4" w:space="0" w:color="251C53"/>
+              <w:right w:val="single" w:sz="4" w:space="0" w:color="251C53"/>
+            </w:tcBorders>
+          </w:tcPr>
+          <w:p>
+            <w:r>
+              <w:rPr>
+                <w:b/>
+                <w:color w:val="FFFFFF"/>
+                <w:sz w:val="20"/>
+              </w:rPr>
+              <w:t>Trường</w:t>
+            </w:r>
+          </w:p>
+        </w:tc>
+        <w:tc>
+          <w:tcPr>
+            <w:tcW w:type="dxa" w:w="4844"/>
+            <w:shd w:val="clear" w:color="auto" w:fill="251C53"/>
+            <w:tcBorders>
+              <w:top w:val="single" w:sz="4" w:space="0" w:color="251C53"/>
+              <w:left w:val="single" w:sz="4" w:space="0" w:color="251C53"/>
+              <w:bottom w:val="single" w:sz="4" w:space="0" w:color="251C53"/>
+              <w:right w:val="single" w:sz="4" w:space="0" w:color="251C53"/>
+            </w:tcBorders>
+          </w:tcPr>
+          <w:p>
+            <w:r>
+              <w:rPr>
+                <w:b/>
+                <w:color w:val="FFFFFF"/>
+                <w:sz w:val="20"/>
+              </w:rPr>
+              <w:t>Nội dung</w:t>
+            </w:r>
+          </w:p>
+        </w:tc>
+      </w:tr>
+      <w:tr>
+        <w:tc>
+          <w:tcPr>
+            <w:tcW w:type="dxa" w:w="4844"/>
+            <w:tcBorders>
+              <w:top w:val="single" w:sz="4" w:space="0" w:color="CBCBCB"/>
+              <w:left w:val="single" w:sz="4" w:space="0" w:color="CBCBCB"/>
+              <w:bottom w:val="single" w:sz="4" w:space="0" w:color="CBCBCB"/>
+              <w:right w:val="single" w:sz="4" w:space="0" w:color="CBCBCB"/>
+            </w:tcBorders>
+          </w:tcPr>
+          <w:p>
+            <w:r>
+              <w:rPr>
+                <w:sz w:val="20"/>
+              </w:rPr>
+              <w:t>---</w:t>
+            </w:r>
+          </w:p>
+        </w:tc>
+        <w:tc>
+          <w:tcPr>
+            <w:tcW w:type="dxa" w:w="4844"/>
+            <w:tcBorders>
+              <w:top w:val="single" w:sz="4" w:space="0" w:color="CBCBCB"/>
+              <w:left w:val="single" w:sz="4" w:space="0" w:color="CBCBCB"/>
+              <w:bottom w:val="single" w:sz="4" w:space="0" w:color="CBCBCB"/>
+              <w:right w:val="single" w:sz="4" w:space="0" w:color="CBCBCB"/>
+            </w:tcBorders>
+          </w:tcPr>
+          <w:p>
+            <w:r>
+              <w:rPr>
+                <w:sz w:val="20"/>
+              </w:rPr>
+              <w:t>---</w:t>
+            </w:r>
+          </w:p>
+        </w:tc>
+      </w:tr>
+      <w:tr>
+        <w:tc>
+          <w:tcPr>
+            <w:tcW w:type="dxa" w:w="4844"/>
+            <w:shd w:val="clear" w:color="auto" w:fill="B8B3D6"/>
+            <w:tcBorders>
+              <w:top w:val="single" w:sz="4" w:space="0" w:color="CBCBCB"/>
+              <w:left w:val="single" w:sz="4" w:space="0" w:color="CBCBCB"/>
+              <w:bottom w:val="single" w:sz="4" w:space="0" w:color="CBCBCB"/>
+              <w:right w:val="single" w:sz="4" w:space="0" w:color="CBCBCB"/>
+            </w:tcBorders>
+          </w:tcPr>
+          <w:p>
+            <w:r>
+              <w:rPr>
+                <w:b/>
+                <w:sz w:val="20"/>
+              </w:rPr>
+              <w:t>Màn hình / Thành phần</w:t>
+            </w:r>
+          </w:p>
+        </w:tc>
+        <w:tc>
+          <w:tcPr>
+            <w:tcW w:type="dxa" w:w="4844"/>
+            <w:shd w:val="clear" w:color="auto" w:fill="B8B3D6"/>
+            <w:tcBorders>
+              <w:top w:val="single" w:sz="4" w:space="0" w:color="CBCBCB"/>
+              <w:left w:val="single" w:sz="4" w:space="0" w:color="CBCBCB"/>
+              <w:bottom w:val="single" w:sz="4" w:space="0" w:color="CBCBCB"/>
+              <w:right w:val="single" w:sz="4" w:space="0" w:color="CBCBCB"/>
+            </w:tcBorders>
+          </w:tcPr>
+          <w:p>
+            <w:r>
+              <w:rPr>
+                <w:sz w:val="20"/>
+              </w:rPr>
+              <w:t xml:space="preserve">Máy kiosk ZCU (GNOME Shell 42.9, X11) — cấu hình bởi </w:t>
+            </w:r>
+            <w:r>
+              <w:rPr>
+                <w:rFonts w:ascii="Courier New" w:hAnsi="Courier New"/>
+                <w:color w:val="F05922"/>
+                <w:sz w:val="20"/>
+              </w:rPr>
+              <w:t>scripts/linux-kiosk/1-install-software.sh</w:t>
+            </w:r>
+            <w:r>
+              <w:rPr>
+                <w:sz w:val="20"/>
+              </w:rPr>
+              <w:t xml:space="preserve"> + </w:t>
+            </w:r>
+            <w:r>
+              <w:rPr>
+                <w:rFonts w:ascii="Courier New" w:hAnsi="Courier New"/>
+                <w:color w:val="F05922"/>
+                <w:sz w:val="20"/>
+              </w:rPr>
+              <w:t>2-configure-system.sh</w:t>
+            </w:r>
+            <w:r>
+              <w:rPr>
+                <w:sz w:val="20"/>
+              </w:rPr>
+              <w:t xml:space="preserve"> qua KioskDeployWindow</w:t>
+            </w:r>
+          </w:p>
+        </w:tc>
+      </w:tr>
+      <w:tr>
+        <w:tc>
+          <w:tcPr>
+            <w:tcW w:type="dxa" w:w="4844"/>
+            <w:tcBorders>
+              <w:top w:val="single" w:sz="4" w:space="0" w:color="CBCBCB"/>
+              <w:left w:val="single" w:sz="4" w:space="0" w:color="CBCBCB"/>
+              <w:bottom w:val="single" w:sz="4" w:space="0" w:color="CBCBCB"/>
+              <w:right w:val="single" w:sz="4" w:space="0" w:color="CBCBCB"/>
+            </w:tcBorders>
+          </w:tcPr>
+          <w:p>
+            <w:r>
+              <w:rPr>
+                <w:b/>
+                <w:sz w:val="20"/>
+              </w:rPr>
+              <w:t>Mức độ</w:t>
+            </w:r>
+          </w:p>
+        </w:tc>
+        <w:tc>
+          <w:tcPr>
+            <w:tcW w:type="dxa" w:w="4844"/>
+            <w:tcBorders>
+              <w:top w:val="single" w:sz="4" w:space="0" w:color="CBCBCB"/>
+              <w:left w:val="single" w:sz="4" w:space="0" w:color="CBCBCB"/>
+              <w:bottom w:val="single" w:sz="4" w:space="0" w:color="CBCBCB"/>
+              <w:right w:val="single" w:sz="4" w:space="0" w:color="CBCBCB"/>
+            </w:tcBorders>
+          </w:tcPr>
+          <w:p>
+            <w:r>
+              <w:rPr>
+                <w:sz w:val="20"/>
+              </w:rPr>
+              <w:t>P2 (bảo mật / kiosk hardening)</w:t>
+            </w:r>
+          </w:p>
+        </w:tc>
+      </w:tr>
+      <w:tr>
+        <w:tc>
+          <w:tcPr>
+            <w:tcW w:type="dxa" w:w="4844"/>
+            <w:shd w:val="clear" w:color="auto" w:fill="B8B3D6"/>
+            <w:tcBorders>
+              <w:top w:val="single" w:sz="4" w:space="0" w:color="CBCBCB"/>
+              <w:left w:val="single" w:sz="4" w:space="0" w:color="CBCBCB"/>
+              <w:bottom w:val="single" w:sz="4" w:space="0" w:color="CBCBCB"/>
+              <w:right w:val="single" w:sz="4" w:space="0" w:color="CBCBCB"/>
+            </w:tcBorders>
+          </w:tcPr>
+          <w:p>
+            <w:r>
+              <w:rPr>
+                <w:b/>
+                <w:sz w:val="20"/>
+              </w:rPr>
+              <w:t>Các bước tái hiện</w:t>
+            </w:r>
+          </w:p>
+        </w:tc>
+        <w:tc>
+          <w:tcPr>
+            <w:tcW w:type="dxa" w:w="4844"/>
+            <w:shd w:val="clear" w:color="auto" w:fill="B8B3D6"/>
+            <w:tcBorders>
+              <w:top w:val="single" w:sz="4" w:space="0" w:color="CBCBCB"/>
+              <w:left w:val="single" w:sz="4" w:space="0" w:color="CBCBCB"/>
+              <w:bottom w:val="single" w:sz="4" w:space="0" w:color="CBCBCB"/>
+              <w:right w:val="single" w:sz="4" w:space="0" w:color="CBCBCB"/>
+            </w:tcBorders>
+          </w:tcPr>
+          <w:p>
+            <w:r>
+              <w:rPr>
+                <w:sz w:val="20"/>
+              </w:rPr>
+              <w:t>1. Máy ZCU đã chạy Kiosk Deploy (ẩn Top Bar/Dock/Activities). 2. Nhấn phím Super (hoặc thao tác chạm trên màn hình cảm ứng). 3. Activities Overview bung ra toàn màn hình kèm ô "Type to search".</w:t>
+            </w:r>
+          </w:p>
+        </w:tc>
+      </w:tr>
+      <w:tr>
+        <w:tc>
+          <w:tcPr>
+            <w:tcW w:type="dxa" w:w="4844"/>
+            <w:tcBorders>
+              <w:top w:val="single" w:sz="4" w:space="0" w:color="CBCBCB"/>
+              <w:left w:val="single" w:sz="4" w:space="0" w:color="CBCBCB"/>
+              <w:bottom w:val="single" w:sz="4" w:space="0" w:color="CBCBCB"/>
+              <w:right w:val="single" w:sz="4" w:space="0" w:color="CBCBCB"/>
+            </w:tcBorders>
+          </w:tcPr>
+          <w:p>
+            <w:r>
+              <w:rPr>
+                <w:b/>
+                <w:sz w:val="20"/>
+              </w:rPr>
+              <w:t>Kết quả thực tế</w:t>
+            </w:r>
+          </w:p>
+        </w:tc>
+        <w:tc>
+          <w:tcPr>
+            <w:tcW w:type="dxa" w:w="4844"/>
+            <w:tcBorders>
+              <w:top w:val="single" w:sz="4" w:space="0" w:color="CBCBCB"/>
+              <w:left w:val="single" w:sz="4" w:space="0" w:color="CBCBCB"/>
+              <w:bottom w:val="single" w:sz="4" w:space="0" w:color="CBCBCB"/>
+              <w:right w:val="single" w:sz="4" w:space="0" w:color="CBCBCB"/>
+            </w:tcBorders>
+          </w:tcPr>
+          <w:p>
+            <w:r>
+              <w:rPr>
+                <w:sz w:val="20"/>
+              </w:rPr>
+              <w:t xml:space="preserve">Từ ô search có thể gõ tên ứng dụng để mở Terminal, Settings… hoặc thoát app kiosk. Ngoài ra Alt+F2 mở "Run a Command", Ctrl+Alt+T mở Terminal, Alt+Tab/Alt+F4 chuyển/đóng cửa sổ, menu hệ thống cho Log Out — user thường đổi lại được mọi </w:t>
+            </w:r>
+            <w:r>
+              <w:rPr>
+                <w:rFonts w:ascii="Courier New" w:hAnsi="Courier New"/>
+                <w:color w:val="F05922"/>
+                <w:sz w:val="20"/>
+              </w:rPr>
+              <w:t>gsettings</w:t>
+            </w:r>
+            <w:r>
+              <w:rPr>
+                <w:sz w:val="20"/>
+              </w:rPr>
+              <w:t xml:space="preserve"> vì trước đây chỉ set theo user, không lock. GNOME 42 còn tự KHỞI ĐỘNG VÀO overview khi login chưa có cửa sổ nào.</w:t>
+            </w:r>
+          </w:p>
+        </w:tc>
+      </w:tr>
+      <w:tr>
+        <w:tc>
+          <w:tcPr>
+            <w:tcW w:type="dxa" w:w="4844"/>
+            <w:shd w:val="clear" w:color="auto" w:fill="B8B3D6"/>
+            <w:tcBorders>
+              <w:top w:val="single" w:sz="4" w:space="0" w:color="CBCBCB"/>
+              <w:left w:val="single" w:sz="4" w:space="0" w:color="CBCBCB"/>
+              <w:bottom w:val="single" w:sz="4" w:space="0" w:color="CBCBCB"/>
+              <w:right w:val="single" w:sz="4" w:space="0" w:color="CBCBCB"/>
+            </w:tcBorders>
+          </w:tcPr>
+          <w:p>
+            <w:r>
+              <w:rPr>
+                <w:b/>
+                <w:sz w:val="20"/>
+              </w:rPr>
+              <w:t>Kết quả mong đợi</w:t>
+            </w:r>
+          </w:p>
+        </w:tc>
+        <w:tc>
+          <w:tcPr>
+            <w:tcW w:type="dxa" w:w="4844"/>
+            <w:shd w:val="clear" w:color="auto" w:fill="B8B3D6"/>
+            <w:tcBorders>
+              <w:top w:val="single" w:sz="4" w:space="0" w:color="CBCBCB"/>
+              <w:left w:val="single" w:sz="4" w:space="0" w:color="CBCBCB"/>
+              <w:bottom w:val="single" w:sz="4" w:space="0" w:color="CBCBCB"/>
+              <w:right w:val="single" w:sz="4" w:space="0" w:color="CBCBCB"/>
+            </w:tcBorders>
+          </w:tcPr>
+          <w:p>
+            <w:r>
+              <w:rPr>
+                <w:sz w:val="20"/>
+              </w:rPr>
+              <w:t>Người dùng kiosk KHÔNG gọi được overview/search/terminal/settings, KHÔNG thoát/đóng app kiosk, KHÔNG đăng xuất/đổi user, và KHÔNG tự chỉnh lại được các thiết lập đó.</w:t>
+            </w:r>
+          </w:p>
+        </w:tc>
+      </w:tr>
+    </w:tbl>
+    <w:p/>
+    <w:p>
+      <w:pPr>
+        <w:spacing w:before="40" w:after="40"/>
+        <w:ind w:left="567"/>
+        <w:pBdr>
+          <w:left w:val="single" w:sz="12" w:space="10" w:color="F05922"/>
+        </w:pBdr>
+      </w:pPr>
+      <w:r>
+        <w:rPr>
+          <w:b/>
+          <w:color w:val="4A3F8C"/>
+        </w:rPr>
+        <w:t>✅ Đã sửa (2026-07-27, senior-developer):</w:t>
+      </w:r>
+    </w:p>
+    <w:p>
+      <w:pPr>
+        <w:spacing w:before="40" w:after="40"/>
+        <w:ind w:left="567"/>
+        <w:pBdr>
+          <w:left w:val="single" w:sz="12" w:space="10" w:color="F05922"/>
+        </w:pBdr>
+      </w:pPr>
+      <w:r>
+        <w:rPr>
+          <w:color w:val="4A3F8C"/>
+        </w:rPr>
+        <w:t xml:space="preserve">- </w:t>
+      </w:r>
+      <w:r>
+        <w:rPr>
+          <w:b/>
+          <w:color w:val="4A3F8C"/>
+        </w:rPr>
+        <w:t>Nguyên nhân gốc:</w:t>
+      </w:r>
+      <w:r>
+        <w:rPr>
+          <w:color w:val="4A3F8C"/>
+        </w:rPr>
+        <w:t xml:space="preserve"> kiosk setup cũ chỉ ẨN giao diện (Top Bar/Dock/Activities button qua Just Perfection) và set </w:t>
+      </w:r>
+      <w:r>
+        <w:rPr>
+          <w:rFonts w:ascii="Courier New" w:hAnsi="Courier New"/>
+          <w:color w:val="F05922"/>
+          <w:sz w:val="18"/>
+        </w:rPr>
+        <w:t>gsettings</w:t>
+      </w:r>
+      <w:r>
+        <w:rPr>
+          <w:color w:val="4A3F8C"/>
+        </w:rPr>
+        <w:t xml:space="preserve"> THEO USER — không vô hiệu phím tắt hệ thống (Super/Alt+F2/Ctrl+Alt+T/Alt+Tab/Alt+F4), không khoá lockdown schema, và mọi key user đều tự set ngược lại được (không có dconf lock).</w:t>
+      </w:r>
+    </w:p>
+    <w:p>
+      <w:pPr>
+        <w:spacing w:before="40" w:after="40"/>
+        <w:ind w:left="567"/>
+        <w:pBdr>
+          <w:left w:val="single" w:sz="12" w:space="10" w:color="F05922"/>
+        </w:pBdr>
+      </w:pPr>
+      <w:r>
+        <w:rPr>
+          <w:color w:val="4A3F8C"/>
+        </w:rPr>
+        <w:t xml:space="preserve">- </w:t>
+      </w:r>
+      <w:r>
+        <w:rPr>
+          <w:b/>
+          <w:color w:val="4A3F8C"/>
+        </w:rPr>
+        <w:t>Cách sửa:</w:t>
+      </w:r>
+    </w:p>
+    <w:p>
+      <w:pPr>
+        <w:spacing w:before="40" w:after="40"/>
+        <w:ind w:left="567"/>
+        <w:pBdr>
+          <w:left w:val="single" w:sz="12" w:space="10" w:color="F05922"/>
+        </w:pBdr>
+      </w:pPr>
+      <w:r>
+        <w:rPr>
+          <w:color w:val="4A3F8C"/>
+        </w:rPr>
+        <w:t xml:space="preserve">1. </w:t>
+      </w:r>
+      <w:r>
+        <w:rPr>
+          <w:rFonts w:ascii="Courier New" w:hAnsi="Courier New"/>
+          <w:color w:val="F05922"/>
+          <w:sz w:val="18"/>
+        </w:rPr>
+        <w:t>scripts/linux-kiosk/2-configure-system.sh</w:t>
+      </w:r>
+      <w:r>
+        <w:rPr>
+          <w:color w:val="4A3F8C"/>
+        </w:rPr>
+        <w:t xml:space="preserve"> — thêm mục </w:t>
+      </w:r>
+      <w:r>
+        <w:rPr>
+          <w:b/>
+          <w:color w:val="4A3F8C"/>
+        </w:rPr>
+        <w:t>[9/9] "Khoá lối thoát kiosk"</w:t>
+      </w:r>
+      <w:r>
+        <w:rPr>
+          <w:color w:val="4A3F8C"/>
+        </w:rPr>
+        <w:t xml:space="preserve"> (tham số 11, 2 chiều): ghi dconf DB HỆ THỐNG </w:t>
+      </w:r>
+      <w:r>
+        <w:rPr>
+          <w:rFonts w:ascii="Courier New" w:hAnsi="Courier New"/>
+          <w:color w:val="F05922"/>
+          <w:sz w:val="18"/>
+        </w:rPr>
+        <w:t>/etc/dconf/db/local.d/00-kiosk-lockdown</w:t>
+      </w:r>
+      <w:r>
+        <w:rPr>
+          <w:color w:val="4A3F8C"/>
+        </w:rPr>
+        <w:t xml:space="preserve"> + </w:t>
+      </w:r>
+      <w:r>
+        <w:rPr>
+          <w:b/>
+          <w:color w:val="4A3F8C"/>
+        </w:rPr>
+        <w:t>LOCK</w:t>
+      </w:r>
+      <w:r>
+        <w:rPr>
+          <w:color w:val="4A3F8C"/>
+        </w:rPr>
+        <w:t xml:space="preserve"> </w:t>
+      </w:r>
+      <w:r>
+        <w:rPr>
+          <w:rFonts w:ascii="Courier New" w:hAnsi="Courier New"/>
+          <w:color w:val="F05922"/>
+          <w:sz w:val="18"/>
+        </w:rPr>
+        <w:t>/etc/dconf/db/local.d/locks/00-kiosk-lockdown</w:t>
+      </w:r>
+      <w:r>
+        <w:rPr>
+          <w:color w:val="4A3F8C"/>
+        </w:rPr>
+        <w:t xml:space="preserve"> + profile </w:t>
+      </w:r>
+      <w:r>
+        <w:rPr>
+          <w:rFonts w:ascii="Courier New" w:hAnsi="Courier New"/>
+          <w:color w:val="F05922"/>
+          <w:sz w:val="18"/>
+        </w:rPr>
+        <w:t>/etc/dconf/profile/user</w:t>
+      </w:r>
+      <w:r>
+        <w:rPr>
+          <w:color w:val="4A3F8C"/>
+        </w:rPr>
+        <w:t xml:space="preserve"> (GOTCHA: Ubuntu không có sẵn file profile này — thiếu nó thì toàn bộ system-db bị bỏ qua), rồi </w:t>
+      </w:r>
+      <w:r>
+        <w:rPr>
+          <w:rFonts w:ascii="Courier New" w:hAnsi="Courier New"/>
+          <w:color w:val="F05922"/>
+          <w:sz w:val="18"/>
+        </w:rPr>
+        <w:t>dconf update</w:t>
+      </w:r>
+      <w:r>
+        <w:rPr>
+          <w:color w:val="4A3F8C"/>
+        </w:rPr>
+        <w:t xml:space="preserve">. Khoá: </w:t>
+      </w:r>
+      <w:r>
+        <w:rPr>
+          <w:rFonts w:ascii="Courier New" w:hAnsi="Courier New"/>
+          <w:color w:val="F05922"/>
+          <w:sz w:val="18"/>
+        </w:rPr>
+        <w:t>overlay-key=''</w:t>
+      </w:r>
+      <w:r>
+        <w:rPr>
+          <w:color w:val="4A3F8C"/>
+        </w:rPr>
+        <w:t xml:space="preserve">, toggle-overview/application-view/message-tray, panel-run-dialog (Alt+F2), panel-main-menu, switch/cycle-windows + switch-applications (Alt+Tab), close (Alt+F4), switch-to-workspace-*, media-keys terminal (Ctrl+Alt+T)/logout/control-center/home/email/www/search, lockdown </w:t>
+      </w:r>
+      <w:r>
+        <w:rPr>
+          <w:rFonts w:ascii="Courier New" w:hAnsi="Courier New"/>
+          <w:color w:val="F05922"/>
+          <w:sz w:val="18"/>
+        </w:rPr>
+        <w:t>disable-command-line/log-out/user-switching/lock-screen/printing/print-setup=true</w:t>
+      </w:r>
+      <w:r>
+        <w:rPr>
+          <w:color w:val="4A3F8C"/>
+        </w:rPr>
+        <w:t xml:space="preserve">, </w:t>
+      </w:r>
+      <w:r>
+        <w:rPr>
+          <w:rFonts w:ascii="Courier New" w:hAnsi="Courier New"/>
+          <w:color w:val="F05922"/>
+          <w:sz w:val="18"/>
+        </w:rPr>
+        <w:t>screensaver lock-enabled=false</w:t>
+      </w:r>
+      <w:r>
+        <w:rPr>
+          <w:color w:val="4A3F8C"/>
+        </w:rPr>
+        <w:t xml:space="preserve">, dynamic-workspaces=false + num-workspaces=1. Chiều 0 = gỡ khoá bảo trì (xóa 2 file + </w:t>
+      </w:r>
+      <w:r>
+        <w:rPr>
+          <w:rFonts w:ascii="Courier New" w:hAnsi="Courier New"/>
+          <w:color w:val="F05922"/>
+          <w:sz w:val="18"/>
+        </w:rPr>
+        <w:t>dconf update</w:t>
+      </w:r>
+      <w:r>
+        <w:rPr>
+          <w:color w:val="4A3F8C"/>
+        </w:rPr>
+        <w:t>).</w:t>
+      </w:r>
+    </w:p>
+    <w:p>
+      <w:pPr>
+        <w:spacing w:before="40" w:after="40"/>
+        <w:ind w:left="567"/>
+        <w:pBdr>
+          <w:left w:val="single" w:sz="12" w:space="10" w:color="F05922"/>
+        </w:pBdr>
+      </w:pPr>
+      <w:r>
+        <w:rPr>
+          <w:color w:val="4A3F8C"/>
+        </w:rPr>
+        <w:t xml:space="preserve">2. </w:t>
+      </w:r>
+      <w:r>
+        <w:rPr>
+          <w:rFonts w:ascii="Courier New" w:hAnsi="Courier New"/>
+          <w:color w:val="F05922"/>
+          <w:sz w:val="18"/>
+        </w:rPr>
+        <w:t>scripts/linux-kiosk/1-install-software.sh</w:t>
+      </w:r>
+      <w:r>
+        <w:rPr>
+          <w:color w:val="4A3F8C"/>
+        </w:rPr>
+        <w:t xml:space="preserve"> — khi ẩn Activities: set Just Perfection </w:t>
+      </w:r>
+      <w:r>
+        <w:rPr>
+          <w:rFonts w:ascii="Courier New" w:hAnsi="Courier New"/>
+          <w:color w:val="F05922"/>
+          <w:sz w:val="18"/>
+        </w:rPr>
+        <w:t>startup-status=0</w:t>
+      </w:r>
+      <w:r>
+        <w:rPr>
+          <w:color w:val="4A3F8C"/>
+        </w:rPr>
+        <w:t xml:space="preserve"> (login vào thẳng desktop thay vì overview — GNOME 40+ mặc định boot vào overview), </w:t>
+      </w:r>
+      <w:r>
+        <w:rPr>
+          <w:rFonts w:ascii="Courier New" w:hAnsi="Courier New"/>
+          <w:color w:val="F05922"/>
+          <w:sz w:val="18"/>
+        </w:rPr>
+        <w:t>search=false</w:t>
+      </w:r>
+      <w:r>
+        <w:rPr>
+          <w:color w:val="4A3F8C"/>
+        </w:rPr>
+        <w:t xml:space="preserve"> + </w:t>
+      </w:r>
+      <w:r>
+        <w:rPr>
+          <w:rFonts w:ascii="Courier New" w:hAnsi="Courier New"/>
+          <w:color w:val="F05922"/>
+          <w:sz w:val="18"/>
+        </w:rPr>
+        <w:t>type-to-search=false</w:t>
+      </w:r>
+      <w:r>
+        <w:rPr>
+          <w:color w:val="4A3F8C"/>
+        </w:rPr>
+        <w:t xml:space="preserve"> (ẩn ô "Type to search" trong overview).</w:t>
+      </w:r>
+    </w:p>
+    <w:p>
+      <w:pPr>
+        <w:spacing w:before="40" w:after="40"/>
+        <w:ind w:left="567"/>
+        <w:pBdr>
+          <w:left w:val="single" w:sz="12" w:space="10" w:color="F05922"/>
+        </w:pBdr>
+      </w:pPr>
+      <w:r>
+        <w:rPr>
+          <w:color w:val="4A3F8C"/>
+        </w:rPr>
+        <w:t xml:space="preserve">3. </w:t>
+      </w:r>
+      <w:r>
+        <w:rPr>
+          <w:rFonts w:ascii="Courier New" w:hAnsi="Courier New"/>
+          <w:color w:val="F05922"/>
+          <w:sz w:val="18"/>
+        </w:rPr>
+        <w:t>CcuClient/KioskDeployService.cs</w:t>
+      </w:r>
+      <w:r>
+        <w:rPr>
+          <w:color w:val="4A3F8C"/>
+        </w:rPr>
+        <w:t xml:space="preserve"> — option </w:t>
+      </w:r>
+      <w:r>
+        <w:rPr>
+          <w:rFonts w:ascii="Courier New" w:hAnsi="Courier New"/>
+          <w:color w:val="F05922"/>
+          <w:sz w:val="18"/>
+        </w:rPr>
+        <w:t>LockdownShell</w:t>
+      </w:r>
+      <w:r>
+        <w:rPr>
+          <w:color w:val="4A3F8C"/>
+        </w:rPr>
+        <w:t xml:space="preserve"> (mặc định true, truyền tham số 11); </w:t>
+      </w:r>
+      <w:r>
+        <w:rPr>
+          <w:rFonts w:ascii="Courier New" w:hAnsi="Courier New"/>
+          <w:color w:val="F05922"/>
+          <w:sz w:val="18"/>
+        </w:rPr>
+        <w:t>CcuUI/Views/KioskDeployWindow.axaml(.cs)</w:t>
+      </w:r>
+      <w:r>
+        <w:rPr>
+          <w:color w:val="4A3F8C"/>
+        </w:rPr>
+        <w:t xml:space="preserve"> — checkbox "Khoá lối thoát kiosk (dconf lock)" (bỏ tick = gỡ khoá bảo trì).</w:t>
+      </w:r>
+    </w:p>
+    <w:p>
+      <w:pPr>
+        <w:spacing w:before="40" w:after="40"/>
+        <w:ind w:left="567"/>
+        <w:pBdr>
+          <w:left w:val="single" w:sz="12" w:space="10" w:color="F05922"/>
+        </w:pBdr>
+      </w:pPr>
+      <w:r>
+        <w:rPr>
+          <w:color w:val="4A3F8C"/>
+        </w:rPr>
+        <w:t xml:space="preserve">- </w:t>
+      </w:r>
+      <w:r>
+        <w:rPr>
+          <w:b/>
+          <w:color w:val="4A3F8C"/>
+        </w:rPr>
+        <w:t>Kiểm chứng trên máy thật (ZCU 192.168.0.101, 2 lần reboot):</w:t>
+      </w:r>
+    </w:p>
+    <w:p>
+      <w:pPr>
+        <w:spacing w:before="40" w:after="40"/>
+        <w:ind w:left="567"/>
+        <w:pBdr>
+          <w:left w:val="single" w:sz="12" w:space="10" w:color="F05922"/>
+        </w:pBdr>
+      </w:pPr>
+      <w:r>
+        <w:rPr>
+          <w:color w:val="4A3F8C"/>
+        </w:rPr>
+        <w:t xml:space="preserve">- </w:t>
+      </w:r>
+      <w:r>
+        <w:rPr>
+          <w:rFonts w:ascii="Courier New" w:hAnsi="Courier New"/>
+          <w:color w:val="F05922"/>
+          <w:sz w:val="18"/>
+        </w:rPr>
+        <w:t>gsettings get</w:t>
+      </w:r>
+      <w:r>
+        <w:rPr>
+          <w:color w:val="4A3F8C"/>
+        </w:rPr>
+        <w:t xml:space="preserve"> mọi key trả về giá trị khoá; </w:t>
+      </w:r>
+      <w:r>
+        <w:rPr>
+          <w:rFonts w:ascii="Courier New" w:hAnsi="Courier New"/>
+          <w:color w:val="F05922"/>
+          <w:sz w:val="18"/>
+        </w:rPr>
+        <w:t>gsettings set org.gnome.mutter overlay-key 'Super_L'</w:t>
+      </w:r>
+      <w:r>
+        <w:rPr>
+          <w:color w:val="4A3F8C"/>
+        </w:rPr>
+        <w:t xml:space="preserve"> bị từ chối: </w:t>
+      </w:r>
+      <w:r>
+        <w:rPr>
+          <w:b/>
+          <w:color w:val="4A3F8C"/>
+        </w:rPr>
+        <w:t>"The key is not writable"</w:t>
+      </w:r>
+      <w:r>
+        <w:rPr>
+          <w:color w:val="4A3F8C"/>
+        </w:rPr>
+        <w:t>.</w:t>
+      </w:r>
+    </w:p>
+    <w:p>
+      <w:pPr>
+        <w:spacing w:before="40" w:after="40"/>
+        <w:ind w:left="567"/>
+        <w:pBdr>
+          <w:left w:val="single" w:sz="12" w:space="10" w:color="F05922"/>
+        </w:pBdr>
+      </w:pPr>
+      <w:r>
+        <w:rPr>
+          <w:color w:val="4A3F8C"/>
+        </w:rPr>
+        <w:t xml:space="preserve">- GOTCHA kiểm chứng được: NGAY SAU </w:t>
+      </w:r>
+      <w:r>
+        <w:rPr>
+          <w:rFonts w:ascii="Courier New" w:hAnsi="Courier New"/>
+          <w:color w:val="F05922"/>
+          <w:sz w:val="18"/>
+        </w:rPr>
+        <w:t>dconf update</w:t>
+      </w:r>
+      <w:r>
+        <w:rPr>
+          <w:color w:val="4A3F8C"/>
+        </w:rPr>
+        <w:t xml:space="preserve">, GNOME Shell ĐANG CHẠY vẫn dùng profile cũ (Alt+F2 vẫn mở "Run a Command" — có screenshot) vì dconf profile chỉ được đọc lúc process khởi động → </w:t>
+      </w:r>
+      <w:r>
+        <w:rPr>
+          <w:b/>
+          <w:color w:val="4A3F8C"/>
+        </w:rPr>
+        <w:t>BẮT BUỘC reboot/re-login</w:t>
+      </w:r>
+      <w:r>
+        <w:rPr>
+          <w:color w:val="4A3F8C"/>
+        </w:rPr>
+        <w:t>.</w:t>
+      </w:r>
+    </w:p>
+    <w:p>
+      <w:pPr>
+        <w:spacing w:before="40" w:after="40"/>
+        <w:ind w:left="567"/>
+        <w:pBdr>
+          <w:left w:val="single" w:sz="12" w:space="10" w:color="F05922"/>
+        </w:pBdr>
+      </w:pPr>
+      <w:r>
+        <w:rPr>
+          <w:color w:val="4A3F8C"/>
+        </w:rPr>
+        <w:t>- Sau reboot: gửi phím thật qua SSH (</w:t>
+      </w:r>
+      <w:r>
+        <w:rPr>
+          <w:rFonts w:ascii="Courier New" w:hAnsi="Courier New"/>
+          <w:color w:val="F05922"/>
+          <w:sz w:val="18"/>
+        </w:rPr>
+        <w:t>xdotool key super / super+s / super+a / alt+F2 / ctrl+alt+t</w:t>
+      </w:r>
+      <w:r>
+        <w:rPr>
+          <w:color w:val="4A3F8C"/>
+        </w:rPr>
+        <w:t xml:space="preserve">) + chụp </w:t>
+      </w:r>
+      <w:r>
+        <w:rPr>
+          <w:rFonts w:ascii="Courier New" w:hAnsi="Courier New"/>
+          <w:color w:val="F05922"/>
+          <w:sz w:val="18"/>
+        </w:rPr>
+        <w:t>gnome-screenshot</w:t>
+      </w:r>
+      <w:r>
+        <w:rPr>
+          <w:color w:val="4A3F8C"/>
+        </w:rPr>
+        <w:t xml:space="preserve"> — ảnh trước/sau </w:t>
+      </w:r>
+      <w:r>
+        <w:rPr>
+          <w:b/>
+          <w:color w:val="4A3F8C"/>
+        </w:rPr>
+        <w:t>giống hệt từng byte</w:t>
+      </w:r>
+      <w:r>
+        <w:rPr>
+          <w:color w:val="4A3F8C"/>
+        </w:rPr>
+        <w:t>: không overview, không Run-a-Command, không Terminal. Login vào thẳng desktop (không còn màn "Type to search"). SSH + ZcuAgent (PID 1750) vẫn hoạt động bình thường.</w:t>
+      </w:r>
+    </w:p>
+    <w:p>
+      <w:pPr>
+        <w:spacing w:before="40" w:after="40"/>
+        <w:ind w:left="567"/>
+        <w:pBdr>
+          <w:left w:val="single" w:sz="12" w:space="10" w:color="F05922"/>
+        </w:pBdr>
+      </w:pPr>
+      <w:r>
+        <w:rPr>
+          <w:color w:val="4A3F8C"/>
+        </w:rPr>
+        <w:t xml:space="preserve">- </w:t>
+      </w:r>
+      <w:r>
+        <w:rPr>
+          <w:b/>
+          <w:color w:val="4A3F8C"/>
+        </w:rPr>
+        <w:t>Giới hạn còn lại (KHÔNG chặn được bằng dconf):</w:t>
+      </w:r>
+      <w:r>
+        <w:rPr>
+          <w:color w:val="4A3F8C"/>
+        </w:rPr>
+        <w:t xml:space="preserve"> cử chỉ cảm ứng vuốt 3 ngón lên (GNOME 40+) mở overview là hành vi hard-code trong GNOME Shell, không có key cấu hình; không giả lập được touch qua SSH nên chưa kiểm chứng từ xa — cần thử tay trên màn cảm ứng thật. Giảm nhẹ đã áp: overview (nếu mở được bằng gesture) giờ KHÔNG còn ô search, không dash, không Activities, chỉ 1 workspace — không có gì để thao tác, chạm vào thumbnail là quay lại app.</w:t>
+      </w:r>
+    </w:p>
+    <w:p>
+      <w:pPr>
+        <w:spacing w:before="40" w:after="40"/>
+        <w:ind w:left="567"/>
+        <w:pBdr>
+          <w:left w:val="single" w:sz="12" w:space="10" w:color="F05922"/>
+        </w:pBdr>
+      </w:pPr>
+      <w:r>
+        <w:rPr>
+          <w:color w:val="4A3F8C"/>
+        </w:rPr>
+        <w:t xml:space="preserve">- </w:t>
+      </w:r>
+      <w:r>
+        <w:rPr>
+          <w:b/>
+          <w:color w:val="4A3F8C"/>
+        </w:rPr>
+        <w:t>Đề xuất hướng 2 (chỉ khảo sát, chưa làm):</w:t>
+      </w:r>
+      <w:r>
+        <w:rPr>
+          <w:color w:val="4A3F8C"/>
+        </w:rPr>
+        <w:t xml:space="preserve"> gói </w:t>
+      </w:r>
+      <w:r>
+        <w:rPr>
+          <w:rFonts w:ascii="Courier New" w:hAnsi="Courier New"/>
+          <w:color w:val="F05922"/>
+          <w:sz w:val="18"/>
+        </w:rPr>
+        <w:t>gnome-kiosk</w:t>
+      </w:r>
+      <w:r>
+        <w:rPr>
+          <w:color w:val="4A3F8C"/>
+        </w:rPr>
+        <w:t xml:space="preserve"> (session kiosk chính thức không có overview/gesture) </w:t>
+      </w:r>
+      <w:r>
+        <w:rPr>
+          <w:b/>
+          <w:color w:val="4A3F8C"/>
+        </w:rPr>
+        <w:t>KHÔNG có trong repo Ubuntu 22.04</w:t>
+      </w:r>
+      <w:r>
+        <w:rPr>
+          <w:color w:val="4A3F8C"/>
+        </w:rPr>
+        <w:t xml:space="preserve"> (</w:t>
+      </w:r>
+      <w:r>
+        <w:rPr>
+          <w:rFonts w:ascii="Courier New" w:hAnsi="Courier New"/>
+          <w:color w:val="F05922"/>
+          <w:sz w:val="18"/>
+        </w:rPr>
+        <w:t>apt-cache policy/search</w:t>
+      </w:r>
+      <w:r>
+        <w:rPr>
+          <w:color w:val="4A3F8C"/>
+        </w:rPr>
+        <w:t xml:space="preserve"> rỗng) — chỉ khả thi nếu nâng Ubuntu 24.04 hoặc tự build; phương án thay thế là session WM tối giản (openbox/cage) nhưng đổi session mặc định cần user xác nhận riêng. Đưa vào backlog.</w:t>
+      </w:r>
+    </w:p>
+    <w:p>
+      <w:pPr>
+        <w:spacing w:before="40" w:after="40"/>
+        <w:ind w:left="567"/>
+        <w:pBdr>
+          <w:left w:val="single" w:sz="12" w:space="10" w:color="F05922"/>
+        </w:pBdr>
+      </w:pPr>
+      <w:r>
+        <w:rPr>
+          <w:color w:val="4A3F8C"/>
+        </w:rPr>
+        <w:t xml:space="preserve">- </w:t>
+      </w:r>
+      <w:r>
+        <w:rPr>
+          <w:b/>
+          <w:color w:val="4A3F8C"/>
+        </w:rPr>
+        <w:t>Gỡ khoá để bảo trì (quản trị viên, qua SSH — QUAN TRỌNG):</w:t>
+      </w:r>
+    </w:p>
+    <w:p>
+      <w:pPr>
+        <w:spacing w:before="40" w:after="40"/>
+        <w:ind w:left="567"/>
+        <w:pBdr>
+          <w:left w:val="single" w:sz="12" w:space="10" w:color="F05922"/>
+        </w:pBdr>
+      </w:pPr>
+      <w:r>
+        <w:rPr>
+          <w:rFonts w:ascii="Courier New" w:hAnsi="Courier New"/>
+          <w:color w:val="F05922"/>
+          <w:sz w:val="18"/>
+        </w:rPr>
+        <w:t>sudo rm /etc/dconf/db/local.d/00-kiosk-lockdown /etc/dconf/db/local.d/locks/00-kiosk-lockdown &amp;&amp; sudo dconf update</w:t>
+      </w:r>
+      <w:r>
+        <w:rPr>
+          <w:color w:val="4A3F8C"/>
+        </w:rPr>
+        <w:t xml:space="preserve"> rồi đăng xuất/reboot — hoặc bỏ tick "Khoá lối thoát kiosk" trong KioskDeployWindow và Deploy lại. Khoá lại: tick + Deploy.</w:t>
+      </w:r>
+    </w:p>
+    <w:p>
+      <w:pPr>
+        <w:spacing w:before="40" w:after="40"/>
+        <w:ind w:left="567"/>
+        <w:pBdr>
+          <w:left w:val="single" w:sz="12" w:space="10" w:color="F05922"/>
+        </w:pBdr>
+      </w:pPr>
+      <w:r>
+        <w:rPr>
+          <w:color w:val="4A3F8C"/>
+        </w:rPr>
+        <w:t xml:space="preserve">- </w:t>
+      </w:r>
+      <w:r>
+        <w:rPr>
+          <w:b/>
+          <w:color w:val="4A3F8C"/>
+        </w:rPr>
+        <w:t>Backup / hoàn tác trên ZCU:</w:t>
+      </w:r>
+      <w:r>
+        <w:rPr>
+          <w:color w:val="4A3F8C"/>
+        </w:rPr>
+        <w:t xml:space="preserve"> </w:t>
+      </w:r>
+      <w:r>
+        <w:rPr>
+          <w:rFonts w:ascii="Courier New" w:hAnsi="Courier New"/>
+          <w:color w:val="F05922"/>
+          <w:sz w:val="18"/>
+        </w:rPr>
+        <w:t>/etc/dconf/profile/user</w:t>
+      </w:r>
+      <w:r>
+        <w:rPr>
+          <w:color w:val="4A3F8C"/>
+        </w:rPr>
+        <w:t xml:space="preserve"> là file TẠO MỚI (trước đó không tồn tại — hoàn tác = xóa file); 2 file lockdown là tạo mới (hoàn tác = xóa + </w:t>
+      </w:r>
+      <w:r>
+        <w:rPr>
+          <w:rFonts w:ascii="Courier New" w:hAnsi="Courier New"/>
+          <w:color w:val="F05922"/>
+          <w:sz w:val="18"/>
+        </w:rPr>
+        <w:t>dconf update</w:t>
+      </w:r>
+      <w:r>
+        <w:rPr>
+          <w:color w:val="4A3F8C"/>
+        </w:rPr>
+        <w:t xml:space="preserve">); các lần ghi đè sau có backup đuôi </w:t>
+      </w:r>
+      <w:r>
+        <w:rPr>
+          <w:rFonts w:ascii="Courier New" w:hAnsi="Courier New"/>
+          <w:color w:val="F05922"/>
+          <w:sz w:val="18"/>
+        </w:rPr>
+        <w:t>.bak-2026-07-26</w:t>
+      </w:r>
+      <w:r>
+        <w:rPr>
+          <w:color w:val="4A3F8C"/>
+        </w:rPr>
+        <w:t xml:space="preserve">. Đã cài thêm </w:t>
+      </w:r>
+      <w:r>
+        <w:rPr>
+          <w:rFonts w:ascii="Courier New" w:hAnsi="Courier New"/>
+          <w:color w:val="F05922"/>
+          <w:sz w:val="18"/>
+        </w:rPr>
+        <w:t>xdotool</w:t>
+      </w:r>
+      <w:r>
+        <w:rPr>
+          <w:color w:val="4A3F8C"/>
+        </w:rPr>
+        <w:t xml:space="preserve"> + </w:t>
+      </w:r>
+      <w:r>
+        <w:rPr>
+          <w:rFonts w:ascii="Courier New" w:hAnsi="Courier New"/>
+          <w:color w:val="F05922"/>
+          <w:sz w:val="18"/>
+        </w:rPr>
+        <w:t>gnome-screenshot</w:t>
+      </w:r>
+      <w:r>
+        <w:rPr>
+          <w:color w:val="4A3F8C"/>
+        </w:rPr>
+        <w:t xml:space="preserve"> (chỉ phục vụ kiểm chứng, không ảnh hưởng kiosk).</w:t>
+      </w:r>
+    </w:p>
+    <w:p>
+      <w:pPr>
+        <w:spacing w:before="40" w:after="40"/>
+        <w:ind w:left="567"/>
+        <w:pBdr>
+          <w:left w:val="single" w:sz="12" w:space="10" w:color="F05922"/>
+        </w:pBdr>
+      </w:pPr>
+      <w:r>
+        <w:rPr>
+          <w:color w:val="4A3F8C"/>
+        </w:rPr>
+        <w:t xml:space="preserve">- </w:t>
+      </w:r>
+      <w:r>
+        <w:rPr>
+          <w:b/>
+          <w:color w:val="4A3F8C"/>
+        </w:rPr>
+        <w:t>Build verify:</w:t>
+      </w:r>
+      <w:r>
+        <w:rPr>
+          <w:color w:val="4A3F8C"/>
+        </w:rPr>
+        <w:t xml:space="preserve"> </w:t>
+      </w:r>
+      <w:r>
+        <w:rPr>
+          <w:rFonts w:ascii="Courier New" w:hAnsi="Courier New"/>
+          <w:color w:val="F05922"/>
+          <w:sz w:val="18"/>
+        </w:rPr>
+        <w:t>dotnet build IPGS.RemoteControl.CcuUI -c Release</w:t>
+      </w:r>
+      <w:r>
+        <w:rPr>
+          <w:color w:val="4A3F8C"/>
+        </w:rPr>
+        <w:t xml:space="preserve"> → 0 Error. </w:t>
+      </w:r>
+      <w:r>
+        <w:rPr>
+          <w:rFonts w:ascii="Courier New" w:hAnsi="Courier New"/>
+          <w:color w:val="F05922"/>
+          <w:sz w:val="18"/>
+        </w:rPr>
+        <w:t>bash -n</w:t>
+      </w:r>
+      <w:r>
+        <w:rPr>
+          <w:color w:val="4A3F8C"/>
+        </w:rPr>
+        <w:t xml:space="preserve"> cả 2 script → syntax OK. (Xem mục build cuối phiên.)</w:t>
+      </w:r>
+    </w:p>
+    <w:tbl>
+      <w:tblPr>
+        <w:tblStyle w:val="TableGrid"/>
+        <w:tblW w:type="auto" w:w="0"/>
+        <w:tblLook w:firstColumn="1" w:firstRow="1" w:lastColumn="0" w:lastRow="0" w:noHBand="0" w:noVBand="1" w:val="04A0"/>
+      </w:tblPr>
+      <w:tblGrid>
+        <w:gridCol w:w="3230"/>
+        <w:gridCol w:w="3230"/>
+        <w:gridCol w:w="3230"/>
+      </w:tblGrid>
+      <w:tr>
+        <w:tc>
+          <w:tcPr>
+            <w:tcW w:type="dxa" w:w="3230"/>
+            <w:shd w:val="clear" w:color="auto" w:fill="251C53"/>
+            <w:tcBorders>
+              <w:top w:val="single" w:sz="4" w:space="0" w:color="251C53"/>
+              <w:left w:val="single" w:sz="4" w:space="0" w:color="251C53"/>
+              <w:bottom w:val="single" w:sz="4" w:space="0" w:color="251C53"/>
+              <w:right w:val="single" w:sz="4" w:space="0" w:color="251C53"/>
+            </w:tcBorders>
+          </w:tcPr>
+          <w:p>
+            <w:r>
+              <w:rPr>
+                <w:b/>
+                <w:color w:val="FFFFFF"/>
+                <w:sz w:val="20"/>
+              </w:rPr>
+              <w:t>Finding</w:t>
+            </w:r>
+          </w:p>
+        </w:tc>
+        <w:tc>
+          <w:tcPr>
+            <w:tcW w:type="dxa" w:w="3230"/>
+            <w:shd w:val="clear" w:color="auto" w:fill="251C53"/>
+            <w:tcBorders>
+              <w:top w:val="single" w:sz="4" w:space="0" w:color="251C53"/>
+              <w:left w:val="single" w:sz="4" w:space="0" w:color="251C53"/>
+              <w:bottom w:val="single" w:sz="4" w:space="0" w:color="251C53"/>
+              <w:right w:val="single" w:sz="4" w:space="0" w:color="251C53"/>
+            </w:tcBorders>
+          </w:tcPr>
+          <w:p>
+            <w:r>
+              <w:rPr>
+                <w:b/>
+                <w:color w:val="FFFFFF"/>
+                <w:sz w:val="20"/>
+              </w:rPr>
+              <w:t>Trạng thái</w:t>
+            </w:r>
+          </w:p>
+        </w:tc>
+        <w:tc>
+          <w:tcPr>
+            <w:tcW w:type="dxa" w:w="3230"/>
+            <w:shd w:val="clear" w:color="auto" w:fill="251C53"/>
+            <w:tcBorders>
+              <w:top w:val="single" w:sz="4" w:space="0" w:color="251C53"/>
+              <w:left w:val="single" w:sz="4" w:space="0" w:color="251C53"/>
+              <w:bottom w:val="single" w:sz="4" w:space="0" w:color="251C53"/>
+              <w:right w:val="single" w:sz="4" w:space="0" w:color="251C53"/>
+            </w:tcBorders>
+          </w:tcPr>
+          <w:p>
+            <w:r>
+              <w:rPr>
+                <w:b/>
+                <w:color w:val="FFFFFF"/>
+                <w:sz w:val="20"/>
+              </w:rPr>
+              <w:t>File chính đã sửa</w:t>
+            </w:r>
+          </w:p>
+        </w:tc>
+      </w:tr>
+      <w:tr>
+        <w:tc>
+          <w:tcPr>
+            <w:tcW w:type="dxa" w:w="3230"/>
+            <w:tcBorders>
+              <w:top w:val="single" w:sz="4" w:space="0" w:color="CBCBCB"/>
+              <w:left w:val="single" w:sz="4" w:space="0" w:color="CBCBCB"/>
+              <w:bottom w:val="single" w:sz="4" w:space="0" w:color="CBCBCB"/>
+              <w:right w:val="single" w:sz="4" w:space="0" w:color="CBCBCB"/>
+            </w:tcBorders>
+          </w:tcPr>
+          <w:p>
+            <w:r>
+              <w:rPr>
+                <w:sz w:val="20"/>
+              </w:rPr>
+              <w:t>---</w:t>
+            </w:r>
+          </w:p>
+        </w:tc>
+        <w:tc>
+          <w:tcPr>
+            <w:tcW w:type="dxa" w:w="3230"/>
+            <w:tcBorders>
+              <w:top w:val="single" w:sz="4" w:space="0" w:color="CBCBCB"/>
+              <w:left w:val="single" w:sz="4" w:space="0" w:color="CBCBCB"/>
+              <w:bottom w:val="single" w:sz="4" w:space="0" w:color="CBCBCB"/>
+              <w:right w:val="single" w:sz="4" w:space="0" w:color="CBCBCB"/>
+            </w:tcBorders>
+          </w:tcPr>
+          <w:p>
+            <w:r>
+              <w:rPr>
+                <w:sz w:val="20"/>
+              </w:rPr>
+              <w:t>---</w:t>
+            </w:r>
+          </w:p>
+        </w:tc>
+        <w:tc>
+          <w:tcPr>
+            <w:tcW w:type="dxa" w:w="3230"/>
+            <w:tcBorders>
+              <w:top w:val="single" w:sz="4" w:space="0" w:color="CBCBCB"/>
+              <w:left w:val="single" w:sz="4" w:space="0" w:color="CBCBCB"/>
+              <w:bottom w:val="single" w:sz="4" w:space="0" w:color="CBCBCB"/>
+              <w:right w:val="single" w:sz="4" w:space="0" w:color="CBCBCB"/>
+            </w:tcBorders>
+          </w:tcPr>
+          <w:p>
+            <w:r>
+              <w:rPr>
+                <w:sz w:val="20"/>
+              </w:rPr>
+              <w:t>---</w:t>
+            </w:r>
+          </w:p>
+        </w:tc>
+      </w:tr>
+      <w:tr>
+        <w:tc>
+          <w:tcPr>
+            <w:tcW w:type="dxa" w:w="3230"/>
+            <w:shd w:val="clear" w:color="auto" w:fill="B8B3D6"/>
+            <w:tcBorders>
+              <w:top w:val="single" w:sz="4" w:space="0" w:color="CBCBCB"/>
+              <w:left w:val="single" w:sz="4" w:space="0" w:color="CBCBCB"/>
+              <w:bottom w:val="single" w:sz="4" w:space="0" w:color="CBCBCB"/>
+              <w:right w:val="single" w:sz="4" w:space="0" w:color="CBCBCB"/>
+            </w:tcBorders>
+          </w:tcPr>
+          <w:p>
+            <w:r>
+              <w:rPr>
+                <w:sz w:val="20"/>
+              </w:rPr>
+              <w:t>F09 Kiosk thoát được qua Activities overview / phím tắt</w:t>
+            </w:r>
+          </w:p>
+        </w:tc>
+        <w:tc>
+          <w:tcPr>
+            <w:tcW w:type="dxa" w:w="3230"/>
+            <w:shd w:val="clear" w:color="auto" w:fill="B8B3D6"/>
+            <w:tcBorders>
+              <w:top w:val="single" w:sz="4" w:space="0" w:color="CBCBCB"/>
+              <w:left w:val="single" w:sz="4" w:space="0" w:color="CBCBCB"/>
+              <w:bottom w:val="single" w:sz="4" w:space="0" w:color="CBCBCB"/>
+              <w:right w:val="single" w:sz="4" w:space="0" w:color="CBCBCB"/>
+            </w:tcBorders>
+          </w:tcPr>
+          <w:p>
+            <w:r>
+              <w:rPr>
+                <w:sz w:val="20"/>
+              </w:rPr>
+              <w:t>✅ Đã sửa + kiểm chứng phím thật trên ZCU (gesture cảm ứng cần thử tay tại máy)</w:t>
+            </w:r>
+          </w:p>
+        </w:tc>
+        <w:tc>
+          <w:tcPr>
+            <w:tcW w:type="dxa" w:w="3230"/>
+            <w:shd w:val="clear" w:color="auto" w:fill="B8B3D6"/>
+            <w:tcBorders>
+              <w:top w:val="single" w:sz="4" w:space="0" w:color="CBCBCB"/>
+              <w:left w:val="single" w:sz="4" w:space="0" w:color="CBCBCB"/>
+              <w:bottom w:val="single" w:sz="4" w:space="0" w:color="CBCBCB"/>
+              <w:right w:val="single" w:sz="4" w:space="0" w:color="CBCBCB"/>
+            </w:tcBorders>
+          </w:tcPr>
+          <w:p>
+            <w:r>
+              <w:rPr>
+                <w:rFonts w:ascii="Courier New" w:hAnsi="Courier New"/>
+                <w:color w:val="F05922"/>
+                <w:sz w:val="20"/>
+              </w:rPr>
+              <w:t>scripts/linux-kiosk/2-configure-system.sh</w:t>
+            </w:r>
+            <w:r>
+              <w:rPr>
+                <w:sz w:val="20"/>
+              </w:rPr>
+              <w:t xml:space="preserve">, </w:t>
+            </w:r>
+            <w:r>
+              <w:rPr>
+                <w:rFonts w:ascii="Courier New" w:hAnsi="Courier New"/>
+                <w:color w:val="F05922"/>
+                <w:sz w:val="20"/>
+              </w:rPr>
+              <w:t>1-install-software.sh</w:t>
+            </w:r>
+            <w:r>
+              <w:rPr>
+                <w:sz w:val="20"/>
+              </w:rPr>
+              <w:t xml:space="preserve">, </w:t>
+            </w:r>
+            <w:r>
+              <w:rPr>
+                <w:rFonts w:ascii="Courier New" w:hAnsi="Courier New"/>
+                <w:color w:val="F05922"/>
+                <w:sz w:val="20"/>
+              </w:rPr>
+              <w:t>CcuClient/KioskDeployService.cs</w:t>
+            </w:r>
+            <w:r>
+              <w:rPr>
+                <w:sz w:val="20"/>
+              </w:rPr>
+              <w:t xml:space="preserve">, </w:t>
+            </w:r>
+            <w:r>
+              <w:rPr>
+                <w:rFonts w:ascii="Courier New" w:hAnsi="Courier New"/>
+                <w:color w:val="F05922"/>
+                <w:sz w:val="20"/>
+              </w:rPr>
+              <w:t>CcuUI/Views/KioskDeployWindow.axaml(.cs)</w:t>
+            </w:r>
+          </w:p>
+        </w:tc>
+      </w:tr>
+    </w:tbl>
+    <w:p/>
     <w:sectPr>
       <w:headerReference w:type="default" r:id="rId9"/>
       <w:footerReference w:type="default" r:id="rId10"/>

--- a/docs/bugs/BUG-ccu-ui-findings-2026-07-26.docx
+++ b/docs/bugs/BUG-ccu-ui-findings-2026-07-26.docx
@@ -16403,6 +16403,2153 @@
                 <w:sz w:val="20"/>
               </w:rPr>
               <w:t>1-install-software.sh</w:t>
+            </w:r>
+            <w:r>
+              <w:rPr>
+                <w:sz w:val="20"/>
+              </w:rPr>
+              <w:t xml:space="preserve">, </w:t>
+            </w:r>
+            <w:r>
+              <w:rPr>
+                <w:rFonts w:ascii="Courier New" w:hAnsi="Courier New"/>
+                <w:color w:val="F05922"/>
+                <w:sz w:val="20"/>
+              </w:rPr>
+              <w:t>CcuClient/KioskDeployService.cs</w:t>
+            </w:r>
+            <w:r>
+              <w:rPr>
+                <w:sz w:val="20"/>
+              </w:rPr>
+              <w:t xml:space="preserve">, </w:t>
+            </w:r>
+            <w:r>
+              <w:rPr>
+                <w:rFonts w:ascii="Courier New" w:hAnsi="Courier New"/>
+                <w:color w:val="F05922"/>
+                <w:sz w:val="20"/>
+              </w:rPr>
+              <w:t>CcuUI/Views/KioskDeployWindow.axaml(.cs)</w:t>
+            </w:r>
+          </w:p>
+        </w:tc>
+      </w:tr>
+    </w:tbl>
+    <w:p/>
+    <w:p>
+      <w:pPr>
+        <w:pBdr>
+          <w:bottom w:val="single" w:sz="6" w:space="1" w:color="F05922"/>
+        </w:pBdr>
+        <w:spacing w:after="120"/>
+      </w:pPr>
+    </w:p>
+    <w:p>
+      <w:pPr>
+        <w:pStyle w:val="Heading2"/>
+        <w:spacing w:before="200" w:after="80"/>
+      </w:pPr>
+      <w:r>
+        <w:rPr>
+          <w:color w:val="F05922"/>
+          <w:sz w:val="28"/>
+        </w:rPr>
+        <w:t>F10 — Kiosk cảm ứng (không bàn phím): chạm/giữ màn hình vẫn bung Activities overview + app kiosk không tự khởi động lại khi đóng/crash</w:t>
+      </w:r>
+    </w:p>
+    <w:p>
+      <w:pPr>
+        <w:spacing w:before="40" w:after="40"/>
+        <w:ind w:left="567"/>
+        <w:pBdr>
+          <w:left w:val="single" w:sz="12" w:space="10" w:color="F05922"/>
+        </w:pBdr>
+      </w:pPr>
+      <w:r>
+        <w:rPr>
+          <w:b/>
+          <w:color w:val="4A3F8C"/>
+        </w:rPr>
+        <w:t>Người phát hiện:</w:t>
+      </w:r>
+      <w:r>
+        <w:rPr>
+          <w:color w:val="4A3F8C"/>
+        </w:rPr>
+        <w:t xml:space="preserve"> USER (thao tác thật trên màn hình cảm ứng máy ZCU </w:t>
+      </w:r>
+      <w:r>
+        <w:rPr>
+          <w:rFonts w:ascii="Courier New" w:hAnsi="Courier New"/>
+          <w:color w:val="F05922"/>
+          <w:sz w:val="18"/>
+        </w:rPr>
+        <w:t>192.168.0.101</w:t>
+      </w:r>
+      <w:r>
+        <w:rPr>
+          <w:color w:val="4A3F8C"/>
+        </w:rPr>
+        <w:t xml:space="preserve"> — máy KHÔNG có bàn phím vật lý, chỉ có màn cảm ứng).</w:t>
+      </w:r>
+    </w:p>
+    <w:p>
+      <w:pPr>
+        <w:spacing w:before="40" w:after="40"/>
+        <w:ind w:left="567"/>
+        <w:pBdr>
+          <w:left w:val="single" w:sz="12" w:space="10" w:color="F05922"/>
+        </w:pBdr>
+      </w:pPr>
+      <w:r>
+        <w:rPr>
+          <w:b/>
+          <w:color w:val="4A3F8C"/>
+        </w:rPr>
+        <w:t>Phạm vi đã thu hẹp theo quyết định user (2026-07-27):</w:t>
+      </w:r>
+      <w:r>
+        <w:rPr>
+          <w:color w:val="4A3F8C"/>
+        </w:rPr>
+        <w:t xml:space="preserve"> Máy kiosk ZCU là </w:t>
+      </w:r>
+      <w:r>
+        <w:rPr>
+          <w:b/>
+          <w:color w:val="4A3F8C"/>
+        </w:rPr>
+        <w:t>màn hình cảm ứng, KHÔNG có bàn phím</w:t>
+      </w:r>
+      <w:r>
+        <w:rPr>
+          <w:color w:val="4A3F8C"/>
+        </w:rPr>
+        <w:t xml:space="preserve">. Vì vậy user quyết định </w:t>
+      </w:r>
+      <w:r>
+        <w:rPr>
+          <w:b/>
+          <w:color w:val="4A3F8C"/>
+        </w:rPr>
+        <w:t>BỎ QUA toàn bộ nhóm lỗ phím tắt</w:t>
+      </w:r>
+      <w:r>
+        <w:rPr>
+          <w:color w:val="4A3F8C"/>
+        </w:rPr>
+        <w:t xml:space="preserve"> mà audit </w:t>
+      </w:r>
+      <w:r>
+        <w:rPr>
+          <w:rFonts w:ascii="Courier New" w:hAnsi="Courier New"/>
+          <w:color w:val="F05922"/>
+          <w:sz w:val="18"/>
+        </w:rPr>
+        <w:t>AUDIT-kiosk-escape-vectors-2026-07-27.md</w:t>
+      </w:r>
+      <w:r>
+        <w:rPr>
+          <w:color w:val="4A3F8C"/>
+        </w:rPr>
+        <w:t xml:space="preserve"> nêu (Super+1..9, Ctrl+Alt+Fx VT switch, Alt+SysRq, Alt+Space, Alt+F7/F8, switch-group...) — không khai thác được khi không có bàn phím. </w:t>
+      </w:r>
+      <w:r>
+        <w:rPr>
+          <w:b/>
+          <w:color w:val="4A3F8C"/>
+        </w:rPr>
+        <w:t>Cũng giữ nguyên</w:t>
+      </w:r>
+      <w:r>
+        <w:rPr>
+          <w:color w:val="4A3F8C"/>
+        </w:rPr>
+        <w:t xml:space="preserve"> user </w:t>
+      </w:r>
+      <w:r>
+        <w:rPr>
+          <w:rFonts w:ascii="Courier New" w:hAnsi="Courier New"/>
+          <w:color w:val="F05922"/>
+          <w:sz w:val="18"/>
+        </w:rPr>
+        <w:t>kztek</w:t>
+      </w:r>
+      <w:r>
+        <w:rPr>
+          <w:color w:val="4A3F8C"/>
+        </w:rPr>
+        <w:t xml:space="preserve"> trong group </w:t>
+      </w:r>
+      <w:r>
+        <w:rPr>
+          <w:rFonts w:ascii="Courier New" w:hAnsi="Courier New"/>
+          <w:color w:val="F05922"/>
+          <w:sz w:val="18"/>
+        </w:rPr>
+        <w:t>sudo</w:t>
+      </w:r>
+      <w:r>
+        <w:rPr>
+          <w:color w:val="4A3F8C"/>
+        </w:rPr>
+        <w:t xml:space="preserve"> (cần cho luồng deploy agent). F10 chỉ xử lý 2 việc: (A) chặn cử chỉ CẢM ỨNG mở overview, (B) watchdog tự khởi động lại app kiosk.</w:t>
+      </w:r>
+    </w:p>
+    <w:tbl>
+      <w:tblPr>
+        <w:tblStyle w:val="TableGrid"/>
+        <w:tblW w:type="auto" w:w="0"/>
+        <w:tblLook w:firstColumn="1" w:firstRow="1" w:lastColumn="0" w:lastRow="0" w:noHBand="0" w:noVBand="1" w:val="04A0"/>
+      </w:tblPr>
+      <w:tblGrid>
+        <w:gridCol w:w="4844"/>
+        <w:gridCol w:w="4844"/>
+      </w:tblGrid>
+      <w:tr>
+        <w:tc>
+          <w:tcPr>
+            <w:tcW w:type="dxa" w:w="4844"/>
+            <w:shd w:val="clear" w:color="auto" w:fill="251C53"/>
+            <w:tcBorders>
+              <w:top w:val="single" w:sz="4" w:space="0" w:color="251C53"/>
+              <w:left w:val="single" w:sz="4" w:space="0" w:color="251C53"/>
+              <w:bottom w:val="single" w:sz="4" w:space="0" w:color="251C53"/>
+              <w:right w:val="single" w:sz="4" w:space="0" w:color="251C53"/>
+            </w:tcBorders>
+          </w:tcPr>
+          <w:p>
+            <w:r>
+              <w:rPr>
+                <w:b/>
+                <w:color w:val="FFFFFF"/>
+                <w:sz w:val="20"/>
+              </w:rPr>
+              <w:t>Trường</w:t>
+            </w:r>
+          </w:p>
+        </w:tc>
+        <w:tc>
+          <w:tcPr>
+            <w:tcW w:type="dxa" w:w="4844"/>
+            <w:shd w:val="clear" w:color="auto" w:fill="251C53"/>
+            <w:tcBorders>
+              <w:top w:val="single" w:sz="4" w:space="0" w:color="251C53"/>
+              <w:left w:val="single" w:sz="4" w:space="0" w:color="251C53"/>
+              <w:bottom w:val="single" w:sz="4" w:space="0" w:color="251C53"/>
+              <w:right w:val="single" w:sz="4" w:space="0" w:color="251C53"/>
+            </w:tcBorders>
+          </w:tcPr>
+          <w:p>
+            <w:r>
+              <w:rPr>
+                <w:b/>
+                <w:color w:val="FFFFFF"/>
+                <w:sz w:val="20"/>
+              </w:rPr>
+              <w:t>Nội dung</w:t>
+            </w:r>
+          </w:p>
+        </w:tc>
+      </w:tr>
+      <w:tr>
+        <w:tc>
+          <w:tcPr>
+            <w:tcW w:type="dxa" w:w="4844"/>
+            <w:tcBorders>
+              <w:top w:val="single" w:sz="4" w:space="0" w:color="CBCBCB"/>
+              <w:left w:val="single" w:sz="4" w:space="0" w:color="CBCBCB"/>
+              <w:bottom w:val="single" w:sz="4" w:space="0" w:color="CBCBCB"/>
+              <w:right w:val="single" w:sz="4" w:space="0" w:color="CBCBCB"/>
+            </w:tcBorders>
+          </w:tcPr>
+          <w:p>
+            <w:r>
+              <w:rPr>
+                <w:sz w:val="20"/>
+              </w:rPr>
+              <w:t>---</w:t>
+            </w:r>
+          </w:p>
+        </w:tc>
+        <w:tc>
+          <w:tcPr>
+            <w:tcW w:type="dxa" w:w="4844"/>
+            <w:tcBorders>
+              <w:top w:val="single" w:sz="4" w:space="0" w:color="CBCBCB"/>
+              <w:left w:val="single" w:sz="4" w:space="0" w:color="CBCBCB"/>
+              <w:bottom w:val="single" w:sz="4" w:space="0" w:color="CBCBCB"/>
+              <w:right w:val="single" w:sz="4" w:space="0" w:color="CBCBCB"/>
+            </w:tcBorders>
+          </w:tcPr>
+          <w:p>
+            <w:r>
+              <w:rPr>
+                <w:sz w:val="20"/>
+              </w:rPr>
+              <w:t>---</w:t>
+            </w:r>
+          </w:p>
+        </w:tc>
+      </w:tr>
+      <w:tr>
+        <w:tc>
+          <w:tcPr>
+            <w:tcW w:type="dxa" w:w="4844"/>
+            <w:shd w:val="clear" w:color="auto" w:fill="B8B3D6"/>
+            <w:tcBorders>
+              <w:top w:val="single" w:sz="4" w:space="0" w:color="CBCBCB"/>
+              <w:left w:val="single" w:sz="4" w:space="0" w:color="CBCBCB"/>
+              <w:bottom w:val="single" w:sz="4" w:space="0" w:color="CBCBCB"/>
+              <w:right w:val="single" w:sz="4" w:space="0" w:color="CBCBCB"/>
+            </w:tcBorders>
+          </w:tcPr>
+          <w:p>
+            <w:r>
+              <w:rPr>
+                <w:b/>
+                <w:sz w:val="20"/>
+              </w:rPr>
+              <w:t>Màn hình / Thành phần</w:t>
+            </w:r>
+          </w:p>
+        </w:tc>
+        <w:tc>
+          <w:tcPr>
+            <w:tcW w:type="dxa" w:w="4844"/>
+            <w:shd w:val="clear" w:color="auto" w:fill="B8B3D6"/>
+            <w:tcBorders>
+              <w:top w:val="single" w:sz="4" w:space="0" w:color="CBCBCB"/>
+              <w:left w:val="single" w:sz="4" w:space="0" w:color="CBCBCB"/>
+              <w:bottom w:val="single" w:sz="4" w:space="0" w:color="CBCBCB"/>
+              <w:right w:val="single" w:sz="4" w:space="0" w:color="CBCBCB"/>
+            </w:tcBorders>
+          </w:tcPr>
+          <w:p>
+            <w:r>
+              <w:rPr>
+                <w:sz w:val="20"/>
+              </w:rPr>
+              <w:t xml:space="preserve">Máy kiosk ZCU (GNOME Shell 42.9, </w:t>
+            </w:r>
+            <w:r>
+              <w:rPr>
+                <w:b/>
+                <w:sz w:val="20"/>
+              </w:rPr>
+              <w:t>X11</w:t>
+            </w:r>
+            <w:r>
+              <w:rPr>
+                <w:sz w:val="20"/>
+              </w:rPr>
+              <w:t xml:space="preserve">) cấu hình bởi </w:t>
+            </w:r>
+            <w:r>
+              <w:rPr>
+                <w:rFonts w:ascii="Courier New" w:hAnsi="Courier New"/>
+                <w:color w:val="F05922"/>
+                <w:sz w:val="20"/>
+              </w:rPr>
+              <w:t>scripts/linux-kiosk/1-install-software.sh</w:t>
+            </w:r>
+            <w:r>
+              <w:rPr>
+                <w:sz w:val="20"/>
+              </w:rPr>
+              <w:t xml:space="preserve"> + </w:t>
+            </w:r>
+            <w:r>
+              <w:rPr>
+                <w:rFonts w:ascii="Courier New" w:hAnsi="Courier New"/>
+                <w:color w:val="F05922"/>
+                <w:sz w:val="20"/>
+              </w:rPr>
+              <w:t>2-configure-system.sh</w:t>
+            </w:r>
+            <w:r>
+              <w:rPr>
+                <w:sz w:val="20"/>
+              </w:rPr>
+              <w:t xml:space="preserve"> qua KioskDeployWindow</w:t>
+            </w:r>
+          </w:p>
+        </w:tc>
+      </w:tr>
+      <w:tr>
+        <w:tc>
+          <w:tcPr>
+            <w:tcW w:type="dxa" w:w="4844"/>
+            <w:tcBorders>
+              <w:top w:val="single" w:sz="4" w:space="0" w:color="CBCBCB"/>
+              <w:left w:val="single" w:sz="4" w:space="0" w:color="CBCBCB"/>
+              <w:bottom w:val="single" w:sz="4" w:space="0" w:color="CBCBCB"/>
+              <w:right w:val="single" w:sz="4" w:space="0" w:color="CBCBCB"/>
+            </w:tcBorders>
+          </w:tcPr>
+          <w:p>
+            <w:r>
+              <w:rPr>
+                <w:b/>
+                <w:sz w:val="20"/>
+              </w:rPr>
+              <w:t>Mức độ</w:t>
+            </w:r>
+          </w:p>
+        </w:tc>
+        <w:tc>
+          <w:tcPr>
+            <w:tcW w:type="dxa" w:w="4844"/>
+            <w:tcBorders>
+              <w:top w:val="single" w:sz="4" w:space="0" w:color="CBCBCB"/>
+              <w:left w:val="single" w:sz="4" w:space="0" w:color="CBCBCB"/>
+              <w:bottom w:val="single" w:sz="4" w:space="0" w:color="CBCBCB"/>
+              <w:right w:val="single" w:sz="4" w:space="0" w:color="CBCBCB"/>
+            </w:tcBorders>
+          </w:tcPr>
+          <w:p>
+            <w:r>
+              <w:rPr>
+                <w:sz w:val="20"/>
+              </w:rPr>
+              <w:t>P2 (bảo mật / kiosk hardening — chỉ cảm ứng)</w:t>
+            </w:r>
+          </w:p>
+        </w:tc>
+      </w:tr>
+      <w:tr>
+        <w:tc>
+          <w:tcPr>
+            <w:tcW w:type="dxa" w:w="4844"/>
+            <w:shd w:val="clear" w:color="auto" w:fill="B8B3D6"/>
+            <w:tcBorders>
+              <w:top w:val="single" w:sz="4" w:space="0" w:color="CBCBCB"/>
+              <w:left w:val="single" w:sz="4" w:space="0" w:color="CBCBCB"/>
+              <w:bottom w:val="single" w:sz="4" w:space="0" w:color="CBCBCB"/>
+              <w:right w:val="single" w:sz="4" w:space="0" w:color="CBCBCB"/>
+            </w:tcBorders>
+          </w:tcPr>
+          <w:p>
+            <w:r>
+              <w:rPr>
+                <w:b/>
+                <w:sz w:val="20"/>
+              </w:rPr>
+              <w:t>Các bước tái hiện (A - cử chỉ)</w:t>
+            </w:r>
+          </w:p>
+        </w:tc>
+        <w:tc>
+          <w:tcPr>
+            <w:tcW w:type="dxa" w:w="4844"/>
+            <w:shd w:val="clear" w:color="auto" w:fill="B8B3D6"/>
+            <w:tcBorders>
+              <w:top w:val="single" w:sz="4" w:space="0" w:color="CBCBCB"/>
+              <w:left w:val="single" w:sz="4" w:space="0" w:color="CBCBCB"/>
+              <w:bottom w:val="single" w:sz="4" w:space="0" w:color="CBCBCB"/>
+              <w:right w:val="single" w:sz="4" w:space="0" w:color="CBCBCB"/>
+            </w:tcBorders>
+          </w:tcPr>
+          <w:p>
+            <w:r>
+              <w:rPr>
+                <w:sz w:val="20"/>
+              </w:rPr>
+              <w:t xml:space="preserve">1. Máy ZCU đã chạy Kiosk Deploy (F09 đã khoá phím tắt). 2. Trên màn </w:t>
+            </w:r>
+            <w:r>
+              <w:rPr>
+                <w:b/>
+                <w:sz w:val="20"/>
+              </w:rPr>
+              <w:t>cảm ứng</w:t>
+            </w:r>
+            <w:r>
+              <w:rPr>
+                <w:sz w:val="20"/>
+              </w:rPr>
+              <w:t>, vuốt nhiều ngón lên / chạm-giữ / vuốt mép → Activities overview bung ra (dù F09 đã ẩn ô search).</w:t>
+            </w:r>
+          </w:p>
+        </w:tc>
+      </w:tr>
+      <w:tr>
+        <w:tc>
+          <w:tcPr>
+            <w:tcW w:type="dxa" w:w="4844"/>
+            <w:tcBorders>
+              <w:top w:val="single" w:sz="4" w:space="0" w:color="CBCBCB"/>
+              <w:left w:val="single" w:sz="4" w:space="0" w:color="CBCBCB"/>
+              <w:bottom w:val="single" w:sz="4" w:space="0" w:color="CBCBCB"/>
+              <w:right w:val="single" w:sz="4" w:space="0" w:color="CBCBCB"/>
+            </w:tcBorders>
+          </w:tcPr>
+          <w:p>
+            <w:r>
+              <w:rPr>
+                <w:b/>
+                <w:sz w:val="20"/>
+              </w:rPr>
+              <w:t>Các bước tái hiện (B - watchdog)</w:t>
+            </w:r>
+          </w:p>
+        </w:tc>
+        <w:tc>
+          <w:tcPr>
+            <w:tcW w:type="dxa" w:w="4844"/>
+            <w:tcBorders>
+              <w:top w:val="single" w:sz="4" w:space="0" w:color="CBCBCB"/>
+              <w:left w:val="single" w:sz="4" w:space="0" w:color="CBCBCB"/>
+              <w:bottom w:val="single" w:sz="4" w:space="0" w:color="CBCBCB"/>
+              <w:right w:val="single" w:sz="4" w:space="0" w:color="CBCBCB"/>
+            </w:tcBorders>
+          </w:tcPr>
+          <w:p>
+            <w:r>
+              <w:rPr>
+                <w:sz w:val="20"/>
+              </w:rPr>
+              <w:t xml:space="preserve">1. App kiosk đang chạy fullscreen. 2. App bị đóng/crash (hoặc chưa từng khởi động). 3. Màn hình rơi về </w:t>
+            </w:r>
+            <w:r>
+              <w:rPr>
+                <w:b/>
+                <w:sz w:val="20"/>
+              </w:rPr>
+              <w:t>desktop GNOME trống</w:t>
+            </w:r>
+            <w:r>
+              <w:rPr>
+                <w:sz w:val="20"/>
+              </w:rPr>
+              <w:t xml:space="preserve"> — không có cơ chế tự bật lại app (audit xác nhận: không có systemd service/watchdog, chỉ autostart </w:t>
+            </w:r>
+            <w:r>
+              <w:rPr>
+                <w:rFonts w:ascii="Courier New" w:hAnsi="Courier New"/>
+                <w:color w:val="F05922"/>
+                <w:sz w:val="20"/>
+              </w:rPr>
+              <w:t>.desktop</w:t>
+            </w:r>
+            <w:r>
+              <w:rPr>
+                <w:sz w:val="20"/>
+              </w:rPr>
+              <w:t xml:space="preserve"> chạy 1 lần).</w:t>
+            </w:r>
+          </w:p>
+        </w:tc>
+      </w:tr>
+      <w:tr>
+        <w:tc>
+          <w:tcPr>
+            <w:tcW w:type="dxa" w:w="4844"/>
+            <w:shd w:val="clear" w:color="auto" w:fill="B8B3D6"/>
+            <w:tcBorders>
+              <w:top w:val="single" w:sz="4" w:space="0" w:color="CBCBCB"/>
+              <w:left w:val="single" w:sz="4" w:space="0" w:color="CBCBCB"/>
+              <w:bottom w:val="single" w:sz="4" w:space="0" w:color="CBCBCB"/>
+              <w:right w:val="single" w:sz="4" w:space="0" w:color="CBCBCB"/>
+            </w:tcBorders>
+          </w:tcPr>
+          <w:p>
+            <w:r>
+              <w:rPr>
+                <w:b/>
+                <w:sz w:val="20"/>
+              </w:rPr>
+              <w:t>Kết quả thực tế</w:t>
+            </w:r>
+          </w:p>
+        </w:tc>
+        <w:tc>
+          <w:tcPr>
+            <w:tcW w:type="dxa" w:w="4844"/>
+            <w:shd w:val="clear" w:color="auto" w:fill="B8B3D6"/>
+            <w:tcBorders>
+              <w:top w:val="single" w:sz="4" w:space="0" w:color="CBCBCB"/>
+              <w:left w:val="single" w:sz="4" w:space="0" w:color="CBCBCB"/>
+              <w:bottom w:val="single" w:sz="4" w:space="0" w:color="CBCBCB"/>
+              <w:right w:val="single" w:sz="4" w:space="0" w:color="CBCBCB"/>
+            </w:tcBorders>
+          </w:tcPr>
+          <w:p>
+            <w:r>
+              <w:rPr>
+                <w:sz w:val="20"/>
+              </w:rPr>
+              <w:t xml:space="preserve">(A) Cử chỉ cảm ứng vẫn mở được overview — F09 (dconf lock) chỉ vô hiệu được </w:t>
+            </w:r>
+            <w:r>
+              <w:rPr>
+                <w:b/>
+                <w:sz w:val="20"/>
+              </w:rPr>
+              <w:t>phím tắt</w:t>
+            </w:r>
+            <w:r>
+              <w:rPr>
+                <w:sz w:val="20"/>
+              </w:rPr>
+              <w:t xml:space="preserve">, còn cử chỉ đa chạm/edge-swipe/hot-corner mở overview là hard-code trong GNOME Shell 42, KHÔNG có dconf key nào tắt (Just Perfection </w:t>
+            </w:r>
+            <w:r>
+              <w:rPr>
+                <w:b/>
+                <w:sz w:val="20"/>
+              </w:rPr>
+              <w:t>v26</w:t>
+            </w:r>
+            <w:r>
+              <w:rPr>
+                <w:sz w:val="20"/>
+              </w:rPr>
+              <w:t xml:space="preserve"> — bản duy nhất tương thích Shell 42 — cũng KHÔNG có key </w:t>
+            </w:r>
+            <w:r>
+              <w:rPr>
+                <w:rFonts w:ascii="Courier New" w:hAnsi="Courier New"/>
+                <w:color w:val="F05922"/>
+                <w:sz w:val="20"/>
+              </w:rPr>
+              <w:t>gesture</w:t>
+            </w:r>
+            <w:r>
+              <w:rPr>
+                <w:sz w:val="20"/>
+              </w:rPr>
+              <w:t>, đã kiểm chứng schema thật trên ZCU). (B) App đóng/crash → lộ desktop trống, phơi bày mọi vector.</w:t>
+            </w:r>
+          </w:p>
+        </w:tc>
+      </w:tr>
+      <w:tr>
+        <w:tc>
+          <w:tcPr>
+            <w:tcW w:type="dxa" w:w="4844"/>
+            <w:tcBorders>
+              <w:top w:val="single" w:sz="4" w:space="0" w:color="CBCBCB"/>
+              <w:left w:val="single" w:sz="4" w:space="0" w:color="CBCBCB"/>
+              <w:bottom w:val="single" w:sz="4" w:space="0" w:color="CBCBCB"/>
+              <w:right w:val="single" w:sz="4" w:space="0" w:color="CBCBCB"/>
+            </w:tcBorders>
+          </w:tcPr>
+          <w:p>
+            <w:r>
+              <w:rPr>
+                <w:b/>
+                <w:sz w:val="20"/>
+              </w:rPr>
+              <w:t>Kết quả mong đợi</w:t>
+            </w:r>
+          </w:p>
+        </w:tc>
+        <w:tc>
+          <w:tcPr>
+            <w:tcW w:type="dxa" w:w="4844"/>
+            <w:tcBorders>
+              <w:top w:val="single" w:sz="4" w:space="0" w:color="CBCBCB"/>
+              <w:left w:val="single" w:sz="4" w:space="0" w:color="CBCBCB"/>
+              <w:bottom w:val="single" w:sz="4" w:space="0" w:color="CBCBCB"/>
+              <w:right w:val="single" w:sz="4" w:space="0" w:color="CBCBCB"/>
+            </w:tcBorders>
+          </w:tcPr>
+          <w:p>
+            <w:r>
+              <w:rPr>
+                <w:sz w:val="20"/>
+              </w:rPr>
+              <w:t>(A) Cử chỉ cảm ứng KHÔNG mở được overview; chạm 1 ngón để dùng app vẫn hoạt động bình thường. (B) App bị đóng/crash → tự khởi động lại trong vài giây, không để lộ desktop trống; nếu binary chưa tồn tại thì KHÔNG rơi vào vòng restart vô hạn ghi đầy log.</w:t>
+            </w:r>
+          </w:p>
+        </w:tc>
+      </w:tr>
+    </w:tbl>
+    <w:p/>
+    <w:p>
+      <w:pPr>
+        <w:spacing w:before="40" w:after="40"/>
+        <w:ind w:left="567"/>
+        <w:pBdr>
+          <w:left w:val="single" w:sz="12" w:space="10" w:color="F05922"/>
+        </w:pBdr>
+      </w:pPr>
+      <w:r>
+        <w:rPr>
+          <w:b/>
+          <w:color w:val="4A3F8C"/>
+        </w:rPr>
+        <w:t>✅ Đã sửa (2026-07-27, senior-developer):</w:t>
+      </w:r>
+    </w:p>
+    <w:p>
+      <w:pPr>
+        <w:spacing w:before="40" w:after="40"/>
+        <w:ind w:left="567"/>
+        <w:pBdr>
+          <w:left w:val="single" w:sz="12" w:space="10" w:color="F05922"/>
+        </w:pBdr>
+      </w:pPr>
+      <w:r>
+        <w:rPr>
+          <w:color w:val="4A3F8C"/>
+        </w:rPr>
+        <w:t xml:space="preserve">- </w:t>
+      </w:r>
+      <w:r>
+        <w:rPr>
+          <w:b/>
+          <w:color w:val="4A3F8C"/>
+        </w:rPr>
+        <w:t>Nguyên nhân gốc:</w:t>
+      </w:r>
+    </w:p>
+    <w:p>
+      <w:pPr>
+        <w:spacing w:before="40" w:after="40"/>
+        <w:ind w:left="567"/>
+        <w:pBdr>
+          <w:left w:val="single" w:sz="12" w:space="10" w:color="F05922"/>
+        </w:pBdr>
+      </w:pPr>
+      <w:r>
+        <w:rPr>
+          <w:color w:val="4A3F8C"/>
+        </w:rPr>
+        <w:t xml:space="preserve">- (A) F09 khoá phím tắt bằng dconf, nhưng cử chỉ cảm ứng mở overview (vuốt đa chạm, edge-swipe, hot corner, double-super) do GNOME Shell xử lý ở tầng compositor và </w:t>
+      </w:r>
+      <w:r>
+        <w:rPr>
+          <w:b/>
+          <w:color w:val="4A3F8C"/>
+        </w:rPr>
+        <w:t>không có gsettings/dconf key</w:t>
+      </w:r>
+      <w:r>
+        <w:rPr>
+          <w:color w:val="4A3F8C"/>
+        </w:rPr>
+        <w:t xml:space="preserve"> để tắt trên GNOME 42. Just Perfection v26 (max cho Shell 42) không có key </w:t>
+      </w:r>
+      <w:r>
+        <w:rPr>
+          <w:rFonts w:ascii="Courier New" w:hAnsi="Courier New"/>
+          <w:color w:val="F05922"/>
+          <w:sz w:val="18"/>
+        </w:rPr>
+        <w:t>gesture</w:t>
+      </w:r>
+      <w:r>
+        <w:rPr>
+          <w:color w:val="4A3F8C"/>
+        </w:rPr>
+        <w:t xml:space="preserve">. </w:t>
+      </w:r>
+      <w:r>
+        <w:rPr>
+          <w:rFonts w:ascii="Courier New" w:hAnsi="Courier New"/>
+          <w:color w:val="F05922"/>
+          <w:sz w:val="18"/>
+        </w:rPr>
+        <w:t>startup-status=0</w:t>
+      </w:r>
+      <w:r>
+        <w:rPr>
+          <w:color w:val="4A3F8C"/>
+        </w:rPr>
+        <w:t>/</w:t>
+      </w:r>
+      <w:r>
+        <w:rPr>
+          <w:rFonts w:ascii="Courier New" w:hAnsi="Courier New"/>
+          <w:color w:val="F05922"/>
+          <w:sz w:val="18"/>
+        </w:rPr>
+        <w:t>search=false</w:t>
+      </w:r>
+      <w:r>
+        <w:rPr>
+          <w:color w:val="4A3F8C"/>
+        </w:rPr>
+        <w:t xml:space="preserve"> của F09 chỉ ẩn ô search, KHÔNG chặn được việc overview bung ra.</w:t>
+      </w:r>
+    </w:p>
+    <w:p>
+      <w:pPr>
+        <w:spacing w:before="40" w:after="40"/>
+        <w:ind w:left="567"/>
+        <w:pBdr>
+          <w:left w:val="single" w:sz="12" w:space="10" w:color="F05922"/>
+        </w:pBdr>
+      </w:pPr>
+      <w:r>
+        <w:rPr>
+          <w:color w:val="4A3F8C"/>
+        </w:rPr>
+        <w:t xml:space="preserve">- (B) App kiosk chạy 1 lần qua autostart </w:t>
+      </w:r>
+      <w:r>
+        <w:rPr>
+          <w:rFonts w:ascii="Courier New" w:hAnsi="Courier New"/>
+          <w:color w:val="F05922"/>
+          <w:sz w:val="18"/>
+        </w:rPr>
+        <w:t>.desktop</w:t>
+      </w:r>
+      <w:r>
+        <w:rPr>
+          <w:color w:val="4A3F8C"/>
+        </w:rPr>
+        <w:t>, không có supervisor → đóng/crash là mất, rơi về desktop trống.</w:t>
+      </w:r>
+    </w:p>
+    <w:p>
+      <w:pPr>
+        <w:spacing w:before="40" w:after="40"/>
+        <w:ind w:left="567"/>
+        <w:pBdr>
+          <w:left w:val="single" w:sz="12" w:space="10" w:color="F05922"/>
+        </w:pBdr>
+      </w:pPr>
+      <w:r>
+        <w:rPr>
+          <w:color w:val="4A3F8C"/>
+        </w:rPr>
+        <w:t xml:space="preserve">- </w:t>
+      </w:r>
+      <w:r>
+        <w:rPr>
+          <w:b/>
+          <w:color w:val="4A3F8C"/>
+        </w:rPr>
+        <w:t>Cách sửa:</w:t>
+      </w:r>
+    </w:p>
+    <w:p>
+      <w:pPr>
+        <w:spacing w:before="40" w:after="40"/>
+        <w:ind w:left="567"/>
+        <w:pBdr>
+          <w:left w:val="single" w:sz="12" w:space="10" w:color="F05922"/>
+        </w:pBdr>
+      </w:pPr>
+      <w:r>
+        <w:rPr>
+          <w:color w:val="4A3F8C"/>
+        </w:rPr>
+        <w:t xml:space="preserve">1. </w:t>
+      </w:r>
+      <w:r>
+        <w:rPr>
+          <w:b/>
+          <w:color w:val="4A3F8C"/>
+        </w:rPr>
+        <w:t>(A) Extension GNOME Shell CỤC BỘ `disable-overview-gestures@kztek`</w:t>
+      </w:r>
+      <w:r>
+        <w:rPr>
+          <w:color w:val="4A3F8C"/>
+        </w:rPr>
+        <w:t xml:space="preserve"> (nhúng heredoc trong </w:t>
+      </w:r>
+      <w:r>
+        <w:rPr>
+          <w:rFonts w:ascii="Courier New" w:hAnsi="Courier New"/>
+          <w:color w:val="F05922"/>
+          <w:sz w:val="18"/>
+        </w:rPr>
+        <w:t>1-install-software.sh</w:t>
+      </w:r>
+      <w:r>
+        <w:rPr>
+          <w:color w:val="4A3F8C"/>
+        </w:rPr>
+        <w:t xml:space="preserve">, cài bằng cách ghi file — KHÔNG tải từ store nên không cần bấm popup xác nhận trên màn hình như </w:t>
+      </w:r>
+      <w:r>
+        <w:rPr>
+          <w:rFonts w:ascii="Courier New" w:hAnsi="Courier New"/>
+          <w:color w:val="F05922"/>
+          <w:sz w:val="18"/>
+        </w:rPr>
+        <w:t>gext install</w:t>
+      </w:r>
+      <w:r>
+        <w:rPr>
+          <w:color w:val="4A3F8C"/>
+        </w:rPr>
+        <w:t xml:space="preserve">). Extension vô hiệu </w:t>
+      </w:r>
+      <w:r>
+        <w:rPr>
+          <w:b/>
+          <w:color w:val="4A3F8C"/>
+        </w:rPr>
+        <w:t>HOÀN TOÀN</w:t>
+      </w:r>
+      <w:r>
+        <w:rPr>
+          <w:color w:val="4A3F8C"/>
+        </w:rPr>
+        <w:t xml:space="preserve"> overview bằng 3 lớp: (i) override </w:t>
+      </w:r>
+      <w:r>
+        <w:rPr>
+          <w:rFonts w:ascii="Courier New" w:hAnsi="Courier New"/>
+          <w:color w:val="F05922"/>
+          <w:sz w:val="18"/>
+        </w:rPr>
+        <w:t>Main.overview.show</w:t>
+      </w:r>
+      <w:r>
+        <w:rPr>
+          <w:color w:val="4A3F8C"/>
+        </w:rPr>
+        <w:t>/</w:t>
+      </w:r>
+      <w:r>
+        <w:rPr>
+          <w:rFonts w:ascii="Courier New" w:hAnsi="Courier New"/>
+          <w:color w:val="F05922"/>
+          <w:sz w:val="18"/>
+        </w:rPr>
+        <w:t>showApps</w:t>
+      </w:r>
+      <w:r>
+        <w:rPr>
+          <w:color w:val="4A3F8C"/>
+        </w:rPr>
+        <w:t xml:space="preserve"> thành no-op, (ii) bắt tín hiệu </w:t>
+      </w:r>
+      <w:r>
+        <w:rPr>
+          <w:rFonts w:ascii="Courier New" w:hAnsi="Courier New"/>
+          <w:color w:val="F05922"/>
+          <w:sz w:val="18"/>
+        </w:rPr>
+        <w:t>'showing'</w:t>
+      </w:r>
+      <w:r>
+        <w:rPr>
+          <w:color w:val="4A3F8C"/>
+        </w:rPr>
+        <w:t xml:space="preserve"> → </w:t>
+      </w:r>
+      <w:r>
+        <w:rPr>
+          <w:rFonts w:ascii="Courier New" w:hAnsi="Courier New"/>
+          <w:color w:val="F05922"/>
+          <w:sz w:val="18"/>
+        </w:rPr>
+        <w:t>hide()</w:t>
+      </w:r>
+      <w:r>
+        <w:rPr>
+          <w:color w:val="4A3F8C"/>
+        </w:rPr>
+        <w:t xml:space="preserve"> ngay, (iii) tắt các </w:t>
+      </w:r>
+      <w:r>
+        <w:rPr>
+          <w:rFonts w:ascii="Courier New" w:hAnsi="Courier New"/>
+          <w:color w:val="F05922"/>
+          <w:sz w:val="18"/>
+        </w:rPr>
+        <w:t>SwipeTracker</w:t>
+      </w:r>
+      <w:r>
+        <w:rPr>
+          <w:color w:val="4A3F8C"/>
+        </w:rPr>
+        <w:t xml:space="preserve"> cử chỉ (overview + chuyển workspace). Vì kiosk = 1 app fullscreen duy nhất, việc chặn overview theo MỌI trigger (thay vì cố nhận diện từng cử chỉ cụ thể) là cách bền vững nhất. Chạm 1 ngón để dùng app KHÔNG bị ảnh hưởng (chỉ overview bị chặn). Tự động cài/gỡ theo ô tick </w:t>
+      </w:r>
+      <w:r>
+        <w:rPr>
+          <w:b/>
+          <w:color w:val="4A3F8C"/>
+        </w:rPr>
+        <w:t>"Ẩn nút Activities"</w:t>
+      </w:r>
+      <w:r>
+        <w:rPr>
+          <w:color w:val="4A3F8C"/>
+        </w:rPr>
+        <w:t xml:space="preserve"> (cùng ý nghĩa "chặn truy cập overview"). Có hiệu lực sau </w:t>
+      </w:r>
+      <w:r>
+        <w:rPr>
+          <w:b/>
+          <w:color w:val="4A3F8C"/>
+        </w:rPr>
+        <w:t>restart/đăng nhập lại</w:t>
+      </w:r>
+      <w:r>
+        <w:rPr>
+          <w:color w:val="4A3F8C"/>
+        </w:rPr>
+        <w:t xml:space="preserve"> (deploy vốn đã yêu cầu restart).</w:t>
+      </w:r>
+    </w:p>
+    <w:p>
+      <w:pPr>
+        <w:spacing w:before="40" w:after="40"/>
+        <w:ind w:left="567"/>
+        <w:pBdr>
+          <w:left w:val="single" w:sz="12" w:space="10" w:color="F05922"/>
+        </w:pBdr>
+      </w:pPr>
+      <w:r>
+        <w:rPr>
+          <w:color w:val="4A3F8C"/>
+        </w:rPr>
+        <w:t xml:space="preserve">2. </w:t>
+      </w:r>
+      <w:r>
+        <w:rPr>
+          <w:b/>
+          <w:color w:val="4A3F8C"/>
+        </w:rPr>
+        <w:t>(B) Watchdog systemd USER service `ipgs-kiosk-app.service`</w:t>
+      </w:r>
+      <w:r>
+        <w:rPr>
+          <w:color w:val="4A3F8C"/>
+        </w:rPr>
+        <w:t xml:space="preserve"> (</w:t>
+      </w:r>
+      <w:r>
+        <w:rPr>
+          <w:rFonts w:ascii="Courier New" w:hAnsi="Courier New"/>
+          <w:color w:val="F05922"/>
+          <w:sz w:val="18"/>
+        </w:rPr>
+        <w:t>2-configure-system.sh</w:t>
+      </w:r>
+      <w:r>
+        <w:rPr>
+          <w:color w:val="4A3F8C"/>
+        </w:rPr>
+        <w:t xml:space="preserve"> mục [10], tham số 12): </w:t>
+      </w:r>
+      <w:r>
+        <w:rPr>
+          <w:rFonts w:ascii="Courier New" w:hAnsi="Courier New"/>
+          <w:color w:val="F05922"/>
+          <w:sz w:val="18"/>
+        </w:rPr>
+        <w:t>Restart=always</w:t>
+      </w:r>
+      <w:r>
+        <w:rPr>
+          <w:color w:val="4A3F8C"/>
+        </w:rPr>
+        <w:t xml:space="preserve"> + </w:t>
+      </w:r>
+      <w:r>
+        <w:rPr>
+          <w:rFonts w:ascii="Courier New" w:hAnsi="Courier New"/>
+          <w:color w:val="F05922"/>
+          <w:sz w:val="18"/>
+        </w:rPr>
+        <w:t>RestartSec=3</w:t>
+      </w:r>
+      <w:r>
+        <w:rPr>
+          <w:color w:val="4A3F8C"/>
+        </w:rPr>
+        <w:t xml:space="preserve"> → app đóng/crash tự bật lại sau 3s; </w:t>
+      </w:r>
+      <w:r>
+        <w:rPr>
+          <w:rFonts w:ascii="Courier New" w:hAnsi="Courier New"/>
+          <w:color w:val="F05922"/>
+          <w:sz w:val="18"/>
+        </w:rPr>
+        <w:t>StartLimitIntervalSec=60</w:t>
+      </w:r>
+      <w:r>
+        <w:rPr>
+          <w:color w:val="4A3F8C"/>
+        </w:rPr>
+        <w:t xml:space="preserve"> + </w:t>
+      </w:r>
+      <w:r>
+        <w:rPr>
+          <w:rFonts w:ascii="Courier New" w:hAnsi="Courier New"/>
+          <w:color w:val="F05922"/>
+          <w:sz w:val="18"/>
+        </w:rPr>
+        <w:t>StartLimitBurst=5</w:t>
+      </w:r>
+      <w:r>
+        <w:rPr>
+          <w:color w:val="4A3F8C"/>
+        </w:rPr>
+        <w:t xml:space="preserve"> (ở </w:t>
+      </w:r>
+      <w:r>
+        <w:rPr>
+          <w:rFonts w:ascii="Courier New" w:hAnsi="Courier New"/>
+          <w:color w:val="F05922"/>
+          <w:sz w:val="18"/>
+        </w:rPr>
+        <w:t>[Unit]</w:t>
+      </w:r>
+      <w:r>
+        <w:rPr>
+          <w:color w:val="4A3F8C"/>
+        </w:rPr>
+        <w:t xml:space="preserve">, systemd 249) → binary CHƯA tồn tại thì fail 5 lần/60s rồi </w:t>
+      </w:r>
+      <w:r>
+        <w:rPr>
+          <w:b/>
+          <w:color w:val="4A3F8C"/>
+        </w:rPr>
+        <w:t>DỪNG hẳn</w:t>
+      </w:r>
+      <w:r>
+        <w:rPr>
+          <w:color w:val="4A3F8C"/>
+        </w:rPr>
+        <w:t xml:space="preserve"> kèm log rõ ("start request repeated too quickly"), KHÔNG lặp vô hạn; </w:t>
+      </w:r>
+      <w:r>
+        <w:rPr>
+          <w:rFonts w:ascii="Courier New" w:hAnsi="Courier New"/>
+          <w:color w:val="F05922"/>
+          <w:sz w:val="18"/>
+        </w:rPr>
+        <w:t>ExecStart=/bin/bash -lc 'exec &lt;app&gt;'</w:t>
+      </w:r>
+      <w:r>
+        <w:rPr>
+          <w:color w:val="4A3F8C"/>
+        </w:rPr>
+        <w:t xml:space="preserve"> để nạp PATH đăng nhập; </w:t>
+      </w:r>
+      <w:r>
+        <w:rPr>
+          <w:rFonts w:ascii="Courier New" w:hAnsi="Courier New"/>
+          <w:color w:val="F05922"/>
+          <w:sz w:val="18"/>
+        </w:rPr>
+        <w:t>WantedBy=graphical-session.target</w:t>
+      </w:r>
+      <w:r>
+        <w:rPr>
+          <w:color w:val="4A3F8C"/>
+        </w:rPr>
+        <w:t xml:space="preserve">. Khi bật watchdog, mục [8] </w:t>
+      </w:r>
+      <w:r>
+        <w:rPr>
+          <w:b/>
+          <w:color w:val="4A3F8C"/>
+        </w:rPr>
+        <w:t>bỏ autostart `.desktop` của app</w:t>
+      </w:r>
+      <w:r>
+        <w:rPr>
+          <w:color w:val="4A3F8C"/>
+        </w:rPr>
+        <w:t xml:space="preserve"> để tránh chạy 2 instance. Script chỉ </w:t>
+      </w:r>
+      <w:r>
+        <w:rPr>
+          <w:b/>
+          <w:color w:val="4A3F8C"/>
+        </w:rPr>
+        <w:t>cài + enable</w:t>
+      </w:r>
+      <w:r>
+        <w:rPr>
+          <w:color w:val="4A3F8C"/>
+        </w:rPr>
+        <w:t xml:space="preserve"> (không </w:t>
+      </w:r>
+      <w:r>
+        <w:rPr>
+          <w:rFonts w:ascii="Courier New" w:hAnsi="Courier New"/>
+          <w:color w:val="F05922"/>
+          <w:sz w:val="18"/>
+        </w:rPr>
+        <w:t>start</w:t>
+      </w:r>
+      <w:r>
+        <w:rPr>
+          <w:color w:val="4A3F8C"/>
+        </w:rPr>
+        <w:t xml:space="preserve"> ngay) vì app chưa deploy — service tự chạy ở lần đăng nhập kế tiếp.</w:t>
+      </w:r>
+    </w:p>
+    <w:p>
+      <w:pPr>
+        <w:spacing w:before="40" w:after="40"/>
+        <w:ind w:left="567"/>
+        <w:pBdr>
+          <w:left w:val="single" w:sz="12" w:space="10" w:color="F05922"/>
+        </w:pBdr>
+      </w:pPr>
+      <w:r>
+        <w:rPr>
+          <w:color w:val="4A3F8C"/>
+        </w:rPr>
+        <w:t xml:space="preserve">3. </w:t>
+      </w:r>
+      <w:r>
+        <w:rPr>
+          <w:b/>
+          <w:color w:val="4A3F8C"/>
+        </w:rPr>
+        <w:t>`CcuClient/KioskDeployService.cs`</w:t>
+      </w:r>
+      <w:r>
+        <w:rPr>
+          <w:color w:val="4A3F8C"/>
+        </w:rPr>
+        <w:t xml:space="preserve"> — thêm option </w:t>
+      </w:r>
+      <w:r>
+        <w:rPr>
+          <w:rFonts w:ascii="Courier New" w:hAnsi="Courier New"/>
+          <w:color w:val="F05922"/>
+          <w:sz w:val="18"/>
+        </w:rPr>
+        <w:t>EnableWatchdog</w:t>
+      </w:r>
+      <w:r>
+        <w:rPr>
+          <w:color w:val="4A3F8C"/>
+        </w:rPr>
+        <w:t xml:space="preserve"> (mặc định true, truyền tham số 12); </w:t>
+      </w:r>
+      <w:r>
+        <w:rPr>
+          <w:b/>
+          <w:color w:val="4A3F8C"/>
+        </w:rPr>
+        <w:t>`CcuUI/Views/KioskDeployWindow.axaml(.cs)`</w:t>
+      </w:r>
+      <w:r>
+        <w:rPr>
+          <w:color w:val="4A3F8C"/>
+        </w:rPr>
+        <w:t xml:space="preserve"> — checkbox mới </w:t>
+      </w:r>
+      <w:r>
+        <w:rPr>
+          <w:b/>
+          <w:color w:val="4A3F8C"/>
+        </w:rPr>
+        <w:t>"Watchdog: tự khởi động lại app kiosk khi đóng/crash"</w:t>
+      </w:r>
+      <w:r>
+        <w:rPr>
+          <w:color w:val="4A3F8C"/>
+        </w:rPr>
+        <w:t xml:space="preserve"> ở Tab "⚙️ Config phần mềm" (mặc định tick), đồng bộ style các checkbox có sẵn.</w:t>
+      </w:r>
+    </w:p>
+    <w:p>
+      <w:pPr>
+        <w:spacing w:before="40" w:after="40"/>
+        <w:ind w:left="567"/>
+        <w:pBdr>
+          <w:left w:val="single" w:sz="12" w:space="10" w:color="F05922"/>
+        </w:pBdr>
+      </w:pPr>
+      <w:r>
+        <w:rPr>
+          <w:color w:val="4A3F8C"/>
+        </w:rPr>
+        <w:t xml:space="preserve">- </w:t>
+      </w:r>
+      <w:r>
+        <w:rPr>
+          <w:b/>
+          <w:color w:val="4A3F8C"/>
+        </w:rPr>
+        <w:t>Kiểm chứng thật trên ZCU `192.168.0.101` (X11, VirtualBox — chỉ có VirtualBox USB Tablet, KHÔNG có màn cảm ứng vật lý để giả lập gesture):</w:t>
+      </w:r>
+    </w:p>
+    <w:p>
+      <w:pPr>
+        <w:spacing w:before="40" w:after="40"/>
+        <w:ind w:left="567"/>
+        <w:pBdr>
+          <w:left w:val="single" w:sz="12" w:space="10" w:color="F05922"/>
+        </w:pBdr>
+      </w:pPr>
+      <w:r>
+        <w:rPr>
+          <w:color w:val="4A3F8C"/>
+        </w:rPr>
+        <w:t xml:space="preserve">- </w:t>
+      </w:r>
+      <w:r>
+        <w:rPr>
+          <w:b/>
+          <w:color w:val="4A3F8C"/>
+        </w:rPr>
+        <w:t>Watchdog — ĐÃ kiểm chứng bằng binary giả an toàn, đã gỡ sạch:</w:t>
+      </w:r>
+      <w:r>
+        <w:rPr>
+          <w:color w:val="4A3F8C"/>
+        </w:rPr>
+        <w:t xml:space="preserve"> (i) binary KHÔNG tồn tại → service restart đúng </w:t>
+      </w:r>
+      <w:r>
+        <w:rPr>
+          <w:b/>
+          <w:color w:val="4A3F8C"/>
+        </w:rPr>
+        <w:t>5 lần</w:t>
+      </w:r>
+      <w:r>
+        <w:rPr>
+          <w:color w:val="4A3F8C"/>
+        </w:rPr>
+        <w:t xml:space="preserve"> rồi vào trạng thái </w:t>
+      </w:r>
+      <w:r>
+        <w:rPr>
+          <w:rFonts w:ascii="Courier New" w:hAnsi="Courier New"/>
+          <w:color w:val="F05922"/>
+          <w:sz w:val="18"/>
+        </w:rPr>
+        <w:t>failed</w:t>
+      </w:r>
+      <w:r>
+        <w:rPr>
+          <w:color w:val="4A3F8C"/>
+        </w:rPr>
+        <w:t xml:space="preserve"> (NRestarts=5, ActiveState=failed) — chống-loop hoạt động; (ii) binary sống (fake </w:t>
+      </w:r>
+      <w:r>
+        <w:rPr>
+          <w:rFonts w:ascii="Courier New" w:hAnsi="Courier New"/>
+          <w:color w:val="F05922"/>
+          <w:sz w:val="18"/>
+        </w:rPr>
+        <w:t>sleep</w:t>
+      </w:r>
+      <w:r>
+        <w:rPr>
+          <w:color w:val="4A3F8C"/>
+        </w:rPr>
+        <w:t xml:space="preserve">) → </w:t>
+      </w:r>
+      <w:r>
+        <w:rPr>
+          <w:rFonts w:ascii="Courier New" w:hAnsi="Courier New"/>
+          <w:color w:val="F05922"/>
+          <w:sz w:val="18"/>
+        </w:rPr>
+        <w:t>kill -9</w:t>
+      </w:r>
+      <w:r>
+        <w:rPr>
+          <w:color w:val="4A3F8C"/>
+        </w:rPr>
+        <w:t xml:space="preserve"> MainPID 5770 → service </w:t>
+      </w:r>
+      <w:r>
+        <w:rPr>
+          <w:b/>
+          <w:color w:val="4A3F8C"/>
+        </w:rPr>
+        <w:t>tự restart</w:t>
+      </w:r>
+      <w:r>
+        <w:rPr>
+          <w:color w:val="4A3F8C"/>
+        </w:rPr>
+        <w:t xml:space="preserve">, MainPID mới 5879, NRestarts=1, log ghi 2 lần start. Sau test đã </w:t>
+      </w:r>
+      <w:r>
+        <w:rPr>
+          <w:b/>
+          <w:color w:val="4A3F8C"/>
+        </w:rPr>
+        <w:t>gỡ sạch</w:t>
+      </w:r>
+      <w:r>
+        <w:rPr>
+          <w:color w:val="4A3F8C"/>
+        </w:rPr>
+        <w:t xml:space="preserve"> unit </w:t>
+      </w:r>
+      <w:r>
+        <w:rPr>
+          <w:rFonts w:ascii="Courier New" w:hAnsi="Courier New"/>
+          <w:color w:val="F05922"/>
+          <w:sz w:val="18"/>
+        </w:rPr>
+        <w:t>ipgs-kiosk-test.service</w:t>
+      </w:r>
+      <w:r>
+        <w:rPr>
+          <w:color w:val="4A3F8C"/>
+        </w:rPr>
+        <w:t xml:space="preserve"> + fake app + file /tmp; xác nhận không còn process/unit rớt lại; </w:t>
+      </w:r>
+      <w:r>
+        <w:rPr>
+          <w:rFonts w:ascii="Courier New" w:hAnsi="Courier New"/>
+          <w:color w:val="F05922"/>
+          <w:sz w:val="18"/>
+        </w:rPr>
+        <w:t>ZcuAgent</w:t>
+      </w:r>
+      <w:r>
+        <w:rPr>
+          <w:color w:val="4A3F8C"/>
+        </w:rPr>
+        <w:t xml:space="preserve"> vẫn RUNNING, SSH sống.</w:t>
+      </w:r>
+    </w:p>
+    <w:p>
+      <w:pPr>
+        <w:spacing w:before="40" w:after="40"/>
+        <w:ind w:left="567"/>
+        <w:pBdr>
+          <w:left w:val="single" w:sz="12" w:space="10" w:color="F05922"/>
+        </w:pBdr>
+      </w:pPr>
+      <w:r>
+        <w:rPr>
+          <w:color w:val="4A3F8C"/>
+        </w:rPr>
+        <w:t xml:space="preserve">- </w:t>
+      </w:r>
+      <w:r>
+        <w:rPr>
+          <w:b/>
+          <w:color w:val="4A3F8C"/>
+        </w:rPr>
+        <w:t>Script:</w:t>
+      </w:r>
+      <w:r>
+        <w:rPr>
+          <w:color w:val="4A3F8C"/>
+        </w:rPr>
+        <w:t xml:space="preserve"> </w:t>
+      </w:r>
+      <w:r>
+        <w:rPr>
+          <w:rFonts w:ascii="Courier New" w:hAnsi="Courier New"/>
+          <w:color w:val="F05922"/>
+          <w:sz w:val="18"/>
+        </w:rPr>
+        <w:t>bash -n</w:t>
+      </w:r>
+      <w:r>
+        <w:rPr>
+          <w:color w:val="4A3F8C"/>
+        </w:rPr>
+        <w:t xml:space="preserve"> cả 2 script trên ZCU → SYNTAX OK. </w:t>
+      </w:r>
+      <w:r>
+        <w:rPr>
+          <w:rFonts w:ascii="Courier New" w:hAnsi="Courier New"/>
+          <w:color w:val="F05922"/>
+          <w:sz w:val="18"/>
+        </w:rPr>
+        <w:t>metadata.json</w:t>
+      </w:r>
+      <w:r>
+        <w:rPr>
+          <w:color w:val="4A3F8C"/>
+        </w:rPr>
+        <w:t xml:space="preserve"> (JSON valid), </w:t>
+      </w:r>
+      <w:r>
+        <w:rPr>
+          <w:rFonts w:ascii="Courier New" w:hAnsi="Courier New"/>
+          <w:color w:val="F05922"/>
+          <w:sz w:val="18"/>
+        </w:rPr>
+        <w:t>extension.js</w:t>
+      </w:r>
+      <w:r>
+        <w:rPr>
+          <w:color w:val="4A3F8C"/>
+        </w:rPr>
+        <w:t xml:space="preserve"> (</w:t>
+      </w:r>
+      <w:r>
+        <w:rPr>
+          <w:rFonts w:ascii="Courier New" w:hAnsi="Courier New"/>
+          <w:color w:val="F05922"/>
+          <w:sz w:val="18"/>
+        </w:rPr>
+        <w:t>node --check</w:t>
+      </w:r>
+      <w:r>
+        <w:rPr>
+          <w:color w:val="4A3F8C"/>
+        </w:rPr>
+        <w:t xml:space="preserve"> valid).</w:t>
+      </w:r>
+    </w:p>
+    <w:p>
+      <w:pPr>
+        <w:spacing w:before="40" w:after="40"/>
+        <w:ind w:left="567"/>
+        <w:pBdr>
+          <w:left w:val="single" w:sz="12" w:space="10" w:color="F05922"/>
+        </w:pBdr>
+      </w:pPr>
+      <w:r>
+        <w:rPr>
+          <w:color w:val="4A3F8C"/>
+        </w:rPr>
+        <w:t xml:space="preserve">- </w:t>
+      </w:r>
+      <w:r>
+        <w:rPr>
+          <w:b/>
+          <w:color w:val="4A3F8C"/>
+        </w:rPr>
+        <w:t>⚠️ CẦN USER THỬ TAY trên màn cảm ứng thật (không giả lập được từ xa — VM không có touchscreen vật lý):</w:t>
+      </w:r>
+    </w:p>
+    <w:p>
+      <w:pPr>
+        <w:spacing w:before="40" w:after="40"/>
+        <w:ind w:left="567"/>
+        <w:pBdr>
+          <w:left w:val="single" w:sz="12" w:space="10" w:color="F05922"/>
+        </w:pBdr>
+      </w:pPr>
+      <w:r>
+        <w:rPr>
+          <w:color w:val="4A3F8C"/>
+        </w:rPr>
+        <w:t xml:space="preserve">1. Sau khi Deploy (tick "Ẩn nút Activities") + </w:t>
+      </w:r>
+      <w:r>
+        <w:rPr>
+          <w:b/>
+          <w:color w:val="4A3F8C"/>
+        </w:rPr>
+        <w:t>khởi động lại</w:t>
+      </w:r>
+      <w:r>
+        <w:rPr>
+          <w:color w:val="4A3F8C"/>
+        </w:rPr>
+        <w:t xml:space="preserve"> ZCU, mở app kiosk. </w:t>
+      </w:r>
+      <w:r>
+        <w:rPr>
+          <w:b/>
+          <w:color w:val="4A3F8C"/>
+        </w:rPr>
+        <w:t>Vuốt 3 ngón từ dưới lên</w:t>
+      </w:r>
+      <w:r>
+        <w:rPr>
+          <w:color w:val="4A3F8C"/>
+        </w:rPr>
+        <w:t xml:space="preserve"> giữa màn hình → mong đợi: overview </w:t>
+      </w:r>
+      <w:r>
+        <w:rPr>
+          <w:b/>
+          <w:color w:val="4A3F8C"/>
+        </w:rPr>
+        <w:t>KHÔNG</w:t>
+      </w:r>
+      <w:r>
+        <w:rPr>
+          <w:color w:val="4A3F8C"/>
+        </w:rPr>
+        <w:t xml:space="preserve"> bung (nếu có bung thì tự đóng ngay, không thao tác được). Trước F10: overview bung + có ô "Type to search".</w:t>
+      </w:r>
+    </w:p>
+    <w:p>
+      <w:pPr>
+        <w:spacing w:before="40" w:after="40"/>
+        <w:ind w:left="567"/>
+        <w:pBdr>
+          <w:left w:val="single" w:sz="12" w:space="10" w:color="F05922"/>
+        </w:pBdr>
+      </w:pPr>
+      <w:r>
+        <w:rPr>
+          <w:color w:val="4A3F8C"/>
+        </w:rPr>
+        <w:t xml:space="preserve">2. </w:t>
+      </w:r>
+      <w:r>
+        <w:rPr>
+          <w:b/>
+          <w:color w:val="4A3F8C"/>
+        </w:rPr>
+        <w:t>Chạm-giữ ~1s</w:t>
+      </w:r>
+      <w:r>
+        <w:rPr>
+          <w:color w:val="4A3F8C"/>
+        </w:rPr>
+        <w:t xml:space="preserve"> (long-press = right-click) lên vùng trống và trên app → mong đợi: không ra menu nguy hiểm, không bung overview.</w:t>
+      </w:r>
+    </w:p>
+    <w:p>
+      <w:pPr>
+        <w:spacing w:before="40" w:after="40"/>
+        <w:ind w:left="567"/>
+        <w:pBdr>
+          <w:left w:val="single" w:sz="12" w:space="10" w:color="F05922"/>
+        </w:pBdr>
+      </w:pPr>
+      <w:r>
+        <w:rPr>
+          <w:color w:val="4A3F8C"/>
+        </w:rPr>
+        <w:t xml:space="preserve">3. </w:t>
+      </w:r>
+      <w:r>
+        <w:rPr>
+          <w:b/>
+          <w:color w:val="4A3F8C"/>
+        </w:rPr>
+        <w:t>Chạm 1 ngón</w:t>
+      </w:r>
+      <w:r>
+        <w:rPr>
+          <w:color w:val="4A3F8C"/>
+        </w:rPr>
+        <w:t xml:space="preserve"> vào các nút trong app → mong đợi: app phản hồi bình thường (extension KHÔNG chặn chạm dùng app).</w:t>
+      </w:r>
+    </w:p>
+    <w:p>
+      <w:pPr>
+        <w:spacing w:before="40" w:after="40"/>
+        <w:ind w:left="567"/>
+        <w:pBdr>
+          <w:left w:val="single" w:sz="12" w:space="10" w:color="F05922"/>
+        </w:pBdr>
+      </w:pPr>
+      <w:r>
+        <w:rPr>
+          <w:color w:val="4A3F8C"/>
+        </w:rPr>
+        <w:t xml:space="preserve">4. (Watchdog) Sau khi deploy app thật + tick Watchdog + restart: đóng/kill app → mong đợi app </w:t>
+      </w:r>
+      <w:r>
+        <w:rPr>
+          <w:b/>
+          <w:color w:val="4A3F8C"/>
+        </w:rPr>
+        <w:t>tự mở lại trong ~3 giây</w:t>
+      </w:r>
+      <w:r>
+        <w:rPr>
+          <w:color w:val="4A3F8C"/>
+        </w:rPr>
+        <w:t>, không lộ desktop trống.</w:t>
+      </w:r>
+    </w:p>
+    <w:p>
+      <w:pPr>
+        <w:spacing w:before="40" w:after="40"/>
+        <w:ind w:left="567"/>
+        <w:pBdr>
+          <w:left w:val="single" w:sz="12" w:space="10" w:color="F05922"/>
+        </w:pBdr>
+      </w:pPr>
+      <w:r>
+        <w:rPr>
+          <w:color w:val="4A3F8C"/>
+        </w:rPr>
+        <w:t xml:space="preserve">- </w:t>
+      </w:r>
+      <w:r>
+        <w:rPr>
+          <w:b/>
+          <w:color w:val="4A3F8C"/>
+        </w:rPr>
+        <w:t>Giới hạn còn lại:</w:t>
+      </w:r>
+      <w:r>
+        <w:rPr>
+          <w:color w:val="4A3F8C"/>
+        </w:rPr>
+        <w:t xml:space="preserve"> nếu bản GNOME/extension tương lai đổi cấu trúc </w:t>
+      </w:r>
+      <w:r>
+        <w:rPr>
+          <w:rFonts w:ascii="Courier New" w:hAnsi="Courier New"/>
+          <w:color w:val="F05922"/>
+          <w:sz w:val="18"/>
+        </w:rPr>
+        <w:t>Main.overview</w:t>
+      </w:r>
+      <w:r>
+        <w:rPr>
+          <w:color w:val="4A3F8C"/>
+        </w:rPr>
+        <w:t xml:space="preserve">, các override có </w:t>
+      </w:r>
+      <w:r>
+        <w:rPr>
+          <w:rFonts w:ascii="Courier New" w:hAnsi="Courier New"/>
+          <w:color w:val="F05922"/>
+          <w:sz w:val="18"/>
+        </w:rPr>
+        <w:t>try/catch</w:t>
+      </w:r>
+      <w:r>
+        <w:rPr>
+          <w:color w:val="4A3F8C"/>
+        </w:rPr>
+        <w:t xml:space="preserve"> nên không crash shell nhưng có thể mất tác dụng — cần verify lại khi nâng GNOME. Hướng bền vững nhất vẫn là session kiosk chuyên dụng (</w:t>
+      </w:r>
+      <w:r>
+        <w:rPr>
+          <w:rFonts w:ascii="Courier New" w:hAnsi="Courier New"/>
+          <w:color w:val="F05922"/>
+          <w:sz w:val="18"/>
+        </w:rPr>
+        <w:t>gnome-kiosk</w:t>
+      </w:r>
+      <w:r>
+        <w:rPr>
+          <w:color w:val="4A3F8C"/>
+        </w:rPr>
+        <w:t>/</w:t>
+      </w:r>
+      <w:r>
+        <w:rPr>
+          <w:rFonts w:ascii="Courier New" w:hAnsi="Courier New"/>
+          <w:color w:val="F05922"/>
+          <w:sz w:val="18"/>
+        </w:rPr>
+        <w:t>cage</w:t>
+      </w:r>
+      <w:r>
+        <w:rPr>
+          <w:color w:val="4A3F8C"/>
+        </w:rPr>
+        <w:t>) — chưa có gói cho Ubuntu 22.04 (backlog).</w:t>
+      </w:r>
+    </w:p>
+    <w:p>
+      <w:pPr>
+        <w:spacing w:before="40" w:after="40"/>
+        <w:ind w:left="567"/>
+        <w:pBdr>
+          <w:left w:val="single" w:sz="12" w:space="10" w:color="F05922"/>
+        </w:pBdr>
+      </w:pPr>
+      <w:r>
+        <w:rPr>
+          <w:color w:val="4A3F8C"/>
+        </w:rPr>
+        <w:t xml:space="preserve">- </w:t>
+      </w:r>
+      <w:r>
+        <w:rPr>
+          <w:b/>
+          <w:color w:val="4A3F8C"/>
+        </w:rPr>
+        <w:t>Backup / hoàn tác trên ZCU:</w:t>
+      </w:r>
+      <w:r>
+        <w:rPr>
+          <w:color w:val="4A3F8C"/>
+        </w:rPr>
+        <w:t xml:space="preserve"> F10 CHƯA áp lên cấu hình kiosk thật của ZCU (chỉ test watchdog bằng binary giả rồi gỡ). Khi Deploy thật: extension là thư mục tạo mới (gỡ = bỏ tick Ẩn Activities + Deploy, hoặc </w:t>
+      </w:r>
+      <w:r>
+        <w:rPr>
+          <w:rFonts w:ascii="Courier New" w:hAnsi="Courier New"/>
+          <w:color w:val="F05922"/>
+          <w:sz w:val="18"/>
+        </w:rPr>
+        <w:t>rm -rf ~/.local/share/gnome-shell/extensions/disable-overview-gestures@kztek</w:t>
+      </w:r>
+      <w:r>
+        <w:rPr>
+          <w:color w:val="4A3F8C"/>
+        </w:rPr>
+        <w:t xml:space="preserve">); watchdog unit có backup </w:t>
+      </w:r>
+      <w:r>
+        <w:rPr>
+          <w:rFonts w:ascii="Courier New" w:hAnsi="Courier New"/>
+          <w:color w:val="F05922"/>
+          <w:sz w:val="18"/>
+        </w:rPr>
+        <w:t>.bak-*</w:t>
+      </w:r>
+      <w:r>
+        <w:rPr>
+          <w:color w:val="4A3F8C"/>
+        </w:rPr>
+        <w:t xml:space="preserve"> khi ghi đè, gỡ = bỏ tick Watchdog + Deploy.</w:t>
+      </w:r>
+    </w:p>
+    <w:p>
+      <w:pPr>
+        <w:spacing w:before="40" w:after="40"/>
+        <w:ind w:left="567"/>
+        <w:pBdr>
+          <w:left w:val="single" w:sz="12" w:space="10" w:color="F05922"/>
+        </w:pBdr>
+      </w:pPr>
+      <w:r>
+        <w:rPr>
+          <w:color w:val="4A3F8C"/>
+        </w:rPr>
+        <w:t xml:space="preserve">- </w:t>
+      </w:r>
+      <w:r>
+        <w:rPr>
+          <w:b/>
+          <w:color w:val="4A3F8C"/>
+        </w:rPr>
+        <w:t>Build verify:</w:t>
+      </w:r>
+      <w:r>
+        <w:rPr>
+          <w:color w:val="4A3F8C"/>
+        </w:rPr>
+        <w:t xml:space="preserve"> </w:t>
+      </w:r>
+      <w:r>
+        <w:rPr>
+          <w:rFonts w:ascii="Courier New" w:hAnsi="Courier New"/>
+          <w:color w:val="F05922"/>
+          <w:sz w:val="18"/>
+        </w:rPr>
+        <w:t>dotnet build IPGS.RemoteControl.CcuClient -c Release</w:t>
+      </w:r>
+      <w:r>
+        <w:rPr>
+          <w:color w:val="4A3F8C"/>
+        </w:rPr>
+        <w:t xml:space="preserve"> → 0 Warning 0 Error; </w:t>
+      </w:r>
+      <w:r>
+        <w:rPr>
+          <w:rFonts w:ascii="Courier New" w:hAnsi="Courier New"/>
+          <w:color w:val="F05922"/>
+          <w:sz w:val="18"/>
+        </w:rPr>
+        <w:t>dotnet build IPGS.RemoteControl.CcuUI -c Release --no-dependencies</w:t>
+      </w:r>
+      <w:r>
+        <w:rPr>
+          <w:color w:val="4A3F8C"/>
+        </w:rPr>
+        <w:t xml:space="preserve"> → </w:t>
+      </w:r>
+      <w:r>
+        <w:rPr>
+          <w:b/>
+          <w:color w:val="4A3F8C"/>
+        </w:rPr>
+        <w:t>0 Error</w:t>
+      </w:r>
+      <w:r>
+        <w:rPr>
+          <w:color w:val="4A3F8C"/>
+        </w:rPr>
+        <w:t xml:space="preserve"> (19 warnings = baseline).</w:t>
+      </w:r>
+    </w:p>
+    <w:tbl>
+      <w:tblPr>
+        <w:tblStyle w:val="TableGrid"/>
+        <w:tblW w:type="auto" w:w="0"/>
+        <w:tblLook w:firstColumn="1" w:firstRow="1" w:lastColumn="0" w:lastRow="0" w:noHBand="0" w:noVBand="1" w:val="04A0"/>
+      </w:tblPr>
+      <w:tblGrid>
+        <w:gridCol w:w="3230"/>
+        <w:gridCol w:w="3230"/>
+        <w:gridCol w:w="3230"/>
+      </w:tblGrid>
+      <w:tr>
+        <w:tc>
+          <w:tcPr>
+            <w:tcW w:type="dxa" w:w="3230"/>
+            <w:shd w:val="clear" w:color="auto" w:fill="251C53"/>
+            <w:tcBorders>
+              <w:top w:val="single" w:sz="4" w:space="0" w:color="251C53"/>
+              <w:left w:val="single" w:sz="4" w:space="0" w:color="251C53"/>
+              <w:bottom w:val="single" w:sz="4" w:space="0" w:color="251C53"/>
+              <w:right w:val="single" w:sz="4" w:space="0" w:color="251C53"/>
+            </w:tcBorders>
+          </w:tcPr>
+          <w:p>
+            <w:r>
+              <w:rPr>
+                <w:b/>
+                <w:color w:val="FFFFFF"/>
+                <w:sz w:val="20"/>
+              </w:rPr>
+              <w:t>Finding</w:t>
+            </w:r>
+          </w:p>
+        </w:tc>
+        <w:tc>
+          <w:tcPr>
+            <w:tcW w:type="dxa" w:w="3230"/>
+            <w:shd w:val="clear" w:color="auto" w:fill="251C53"/>
+            <w:tcBorders>
+              <w:top w:val="single" w:sz="4" w:space="0" w:color="251C53"/>
+              <w:left w:val="single" w:sz="4" w:space="0" w:color="251C53"/>
+              <w:bottom w:val="single" w:sz="4" w:space="0" w:color="251C53"/>
+              <w:right w:val="single" w:sz="4" w:space="0" w:color="251C53"/>
+            </w:tcBorders>
+          </w:tcPr>
+          <w:p>
+            <w:r>
+              <w:rPr>
+                <w:b/>
+                <w:color w:val="FFFFFF"/>
+                <w:sz w:val="20"/>
+              </w:rPr>
+              <w:t>Trạng thái</w:t>
+            </w:r>
+          </w:p>
+        </w:tc>
+        <w:tc>
+          <w:tcPr>
+            <w:tcW w:type="dxa" w:w="3230"/>
+            <w:shd w:val="clear" w:color="auto" w:fill="251C53"/>
+            <w:tcBorders>
+              <w:top w:val="single" w:sz="4" w:space="0" w:color="251C53"/>
+              <w:left w:val="single" w:sz="4" w:space="0" w:color="251C53"/>
+              <w:bottom w:val="single" w:sz="4" w:space="0" w:color="251C53"/>
+              <w:right w:val="single" w:sz="4" w:space="0" w:color="251C53"/>
+            </w:tcBorders>
+          </w:tcPr>
+          <w:p>
+            <w:r>
+              <w:rPr>
+                <w:b/>
+                <w:color w:val="FFFFFF"/>
+                <w:sz w:val="20"/>
+              </w:rPr>
+              <w:t>File chính đã sửa</w:t>
+            </w:r>
+          </w:p>
+        </w:tc>
+      </w:tr>
+      <w:tr>
+        <w:tc>
+          <w:tcPr>
+            <w:tcW w:type="dxa" w:w="3230"/>
+            <w:tcBorders>
+              <w:top w:val="single" w:sz="4" w:space="0" w:color="CBCBCB"/>
+              <w:left w:val="single" w:sz="4" w:space="0" w:color="CBCBCB"/>
+              <w:bottom w:val="single" w:sz="4" w:space="0" w:color="CBCBCB"/>
+              <w:right w:val="single" w:sz="4" w:space="0" w:color="CBCBCB"/>
+            </w:tcBorders>
+          </w:tcPr>
+          <w:p>
+            <w:r>
+              <w:rPr>
+                <w:sz w:val="20"/>
+              </w:rPr>
+              <w:t>---</w:t>
+            </w:r>
+          </w:p>
+        </w:tc>
+        <w:tc>
+          <w:tcPr>
+            <w:tcW w:type="dxa" w:w="3230"/>
+            <w:tcBorders>
+              <w:top w:val="single" w:sz="4" w:space="0" w:color="CBCBCB"/>
+              <w:left w:val="single" w:sz="4" w:space="0" w:color="CBCBCB"/>
+              <w:bottom w:val="single" w:sz="4" w:space="0" w:color="CBCBCB"/>
+              <w:right w:val="single" w:sz="4" w:space="0" w:color="CBCBCB"/>
+            </w:tcBorders>
+          </w:tcPr>
+          <w:p>
+            <w:r>
+              <w:rPr>
+                <w:sz w:val="20"/>
+              </w:rPr>
+              <w:t>---</w:t>
+            </w:r>
+          </w:p>
+        </w:tc>
+        <w:tc>
+          <w:tcPr>
+            <w:tcW w:type="dxa" w:w="3230"/>
+            <w:tcBorders>
+              <w:top w:val="single" w:sz="4" w:space="0" w:color="CBCBCB"/>
+              <w:left w:val="single" w:sz="4" w:space="0" w:color="CBCBCB"/>
+              <w:bottom w:val="single" w:sz="4" w:space="0" w:color="CBCBCB"/>
+              <w:right w:val="single" w:sz="4" w:space="0" w:color="CBCBCB"/>
+            </w:tcBorders>
+          </w:tcPr>
+          <w:p>
+            <w:r>
+              <w:rPr>
+                <w:sz w:val="20"/>
+              </w:rPr>
+              <w:t>---</w:t>
+            </w:r>
+          </w:p>
+        </w:tc>
+      </w:tr>
+      <w:tr>
+        <w:tc>
+          <w:tcPr>
+            <w:tcW w:type="dxa" w:w="3230"/>
+            <w:shd w:val="clear" w:color="auto" w:fill="B8B3D6"/>
+            <w:tcBorders>
+              <w:top w:val="single" w:sz="4" w:space="0" w:color="CBCBCB"/>
+              <w:left w:val="single" w:sz="4" w:space="0" w:color="CBCBCB"/>
+              <w:bottom w:val="single" w:sz="4" w:space="0" w:color="CBCBCB"/>
+              <w:right w:val="single" w:sz="4" w:space="0" w:color="CBCBCB"/>
+            </w:tcBorders>
+          </w:tcPr>
+          <w:p>
+            <w:r>
+              <w:rPr>
+                <w:sz w:val="20"/>
+              </w:rPr>
+              <w:t>F10 (A) Cử chỉ cảm ứng mở overview</w:t>
+            </w:r>
+          </w:p>
+        </w:tc>
+        <w:tc>
+          <w:tcPr>
+            <w:tcW w:type="dxa" w:w="3230"/>
+            <w:shd w:val="clear" w:color="auto" w:fill="B8B3D6"/>
+            <w:tcBorders>
+              <w:top w:val="single" w:sz="4" w:space="0" w:color="CBCBCB"/>
+              <w:left w:val="single" w:sz="4" w:space="0" w:color="CBCBCB"/>
+              <w:bottom w:val="single" w:sz="4" w:space="0" w:color="CBCBCB"/>
+              <w:right w:val="single" w:sz="4" w:space="0" w:color="CBCBCB"/>
+            </w:tcBorders>
+          </w:tcPr>
+          <w:p>
+            <w:r>
+              <w:rPr>
+                <w:sz w:val="20"/>
+              </w:rPr>
+              <w:t xml:space="preserve">✅ Đã sửa (extension chặn overview) — </w:t>
+            </w:r>
+            <w:r>
+              <w:rPr>
+                <w:b/>
+                <w:sz w:val="20"/>
+              </w:rPr>
+              <w:t>cần user thử tay trên màn cảm ứng thật</w:t>
+            </w:r>
+            <w:r>
+              <w:rPr>
+                <w:sz w:val="20"/>
+              </w:rPr>
+              <w:t xml:space="preserve"> (VM không có touchscreen để giả lập)</w:t>
+            </w:r>
+          </w:p>
+        </w:tc>
+        <w:tc>
+          <w:tcPr>
+            <w:tcW w:type="dxa" w:w="3230"/>
+            <w:shd w:val="clear" w:color="auto" w:fill="B8B3D6"/>
+            <w:tcBorders>
+              <w:top w:val="single" w:sz="4" w:space="0" w:color="CBCBCB"/>
+              <w:left w:val="single" w:sz="4" w:space="0" w:color="CBCBCB"/>
+              <w:bottom w:val="single" w:sz="4" w:space="0" w:color="CBCBCB"/>
+              <w:right w:val="single" w:sz="4" w:space="0" w:color="CBCBCB"/>
+            </w:tcBorders>
+          </w:tcPr>
+          <w:p>
+            <w:r>
+              <w:rPr>
+                <w:rFonts w:ascii="Courier New" w:hAnsi="Courier New"/>
+                <w:color w:val="F05922"/>
+                <w:sz w:val="20"/>
+              </w:rPr>
+              <w:t>scripts/linux-kiosk/1-install-software.sh</w:t>
+            </w:r>
+          </w:p>
+        </w:tc>
+      </w:tr>
+      <w:tr>
+        <w:tc>
+          <w:tcPr>
+            <w:tcW w:type="dxa" w:w="3230"/>
+            <w:tcBorders>
+              <w:top w:val="single" w:sz="4" w:space="0" w:color="CBCBCB"/>
+              <w:left w:val="single" w:sz="4" w:space="0" w:color="CBCBCB"/>
+              <w:bottom w:val="single" w:sz="4" w:space="0" w:color="CBCBCB"/>
+              <w:right w:val="single" w:sz="4" w:space="0" w:color="CBCBCB"/>
+            </w:tcBorders>
+          </w:tcPr>
+          <w:p>
+            <w:r>
+              <w:rPr>
+                <w:sz w:val="20"/>
+              </w:rPr>
+              <w:t>F10 (B) App kiosk không tự khởi động lại</w:t>
+            </w:r>
+          </w:p>
+        </w:tc>
+        <w:tc>
+          <w:tcPr>
+            <w:tcW w:type="dxa" w:w="3230"/>
+            <w:tcBorders>
+              <w:top w:val="single" w:sz="4" w:space="0" w:color="CBCBCB"/>
+              <w:left w:val="single" w:sz="4" w:space="0" w:color="CBCBCB"/>
+              <w:bottom w:val="single" w:sz="4" w:space="0" w:color="CBCBCB"/>
+              <w:right w:val="single" w:sz="4" w:space="0" w:color="CBCBCB"/>
+            </w:tcBorders>
+          </w:tcPr>
+          <w:p>
+            <w:r>
+              <w:rPr>
+                <w:sz w:val="20"/>
+              </w:rPr>
+              <w:t xml:space="preserve">✅ Đã sửa + </w:t>
+            </w:r>
+            <w:r>
+              <w:rPr>
+                <w:b/>
+                <w:sz w:val="20"/>
+              </w:rPr>
+              <w:t>kiểm chứng thật</w:t>
+            </w:r>
+            <w:r>
+              <w:rPr>
+                <w:sz w:val="20"/>
+              </w:rPr>
+              <w:t xml:space="preserve"> (restart + chống-loop) bằng binary giả, đã gỡ sạch</w:t>
+            </w:r>
+          </w:p>
+        </w:tc>
+        <w:tc>
+          <w:tcPr>
+            <w:tcW w:type="dxa" w:w="3230"/>
+            <w:tcBorders>
+              <w:top w:val="single" w:sz="4" w:space="0" w:color="CBCBCB"/>
+              <w:left w:val="single" w:sz="4" w:space="0" w:color="CBCBCB"/>
+              <w:bottom w:val="single" w:sz="4" w:space="0" w:color="CBCBCB"/>
+              <w:right w:val="single" w:sz="4" w:space="0" w:color="CBCBCB"/>
+            </w:tcBorders>
+          </w:tcPr>
+          <w:p>
+            <w:r>
+              <w:rPr>
+                <w:rFonts w:ascii="Courier New" w:hAnsi="Courier New"/>
+                <w:color w:val="F05922"/>
+                <w:sz w:val="20"/>
+              </w:rPr>
+              <w:t>scripts/linux-kiosk/2-configure-system.sh</w:t>
             </w:r>
             <w:r>
               <w:rPr>

--- a/docs/bugs/BUG-ccu-ui-findings-2026-07-26.docx
+++ b/docs/bugs/BUG-ccu-ui-findings-2026-07-26.docx
@@ -18584,6 +18584,2602 @@
       </w:tr>
     </w:tbl>
     <w:p/>
+    <w:p>
+      <w:pPr>
+        <w:pBdr>
+          <w:bottom w:val="single" w:sz="6" w:space="1" w:color="F05922"/>
+        </w:pBdr>
+        <w:spacing w:after="120"/>
+      </w:pPr>
+    </w:p>
+    <w:p>
+      <w:pPr>
+        <w:pStyle w:val="Heading2"/>
+        <w:spacing w:before="200" w:after="80"/>
+      </w:pPr>
+      <w:r>
+        <w:rPr>
+          <w:color w:val="F05922"/>
+          <w:sz w:val="28"/>
+        </w:rPr>
+        <w:t>Review của Tech Lead — F09, F10 + audit — 2026-07-27 00:49</w:t>
+      </w:r>
+    </w:p>
+    <w:p>
+      <w:pPr>
+        <w:spacing w:after="80"/>
+      </w:pPr>
+      <w:r>
+        <w:rPr>
+          <w:sz w:val="21"/>
+        </w:rPr>
+        <w:t xml:space="preserve">Phạm vi: commit </w:t>
+      </w:r>
+      <w:r>
+        <w:rPr>
+          <w:rFonts w:ascii="Courier New" w:hAnsi="Courier New"/>
+          <w:color w:val="F05922"/>
+          <w:sz w:val="18"/>
+        </w:rPr>
+        <w:t>0dc0d42</w:t>
+      </w:r>
+      <w:r>
+        <w:rPr>
+          <w:sz w:val="21"/>
+        </w:rPr>
+        <w:t xml:space="preserve"> (F09), </w:t>
+      </w:r>
+      <w:r>
+        <w:rPr>
+          <w:rFonts w:ascii="Courier New" w:hAnsi="Courier New"/>
+          <w:color w:val="F05922"/>
+          <w:sz w:val="18"/>
+        </w:rPr>
+        <w:t>e267826</w:t>
+      </w:r>
+      <w:r>
+        <w:rPr>
+          <w:sz w:val="21"/>
+        </w:rPr>
+        <w:t xml:space="preserve"> (audit), </w:t>
+      </w:r>
+      <w:r>
+        <w:rPr>
+          <w:rFonts w:ascii="Courier New" w:hAnsi="Courier New"/>
+          <w:color w:val="F05922"/>
+          <w:sz w:val="18"/>
+        </w:rPr>
+        <w:t>4f19374</w:t>
+      </w:r>
+      <w:r>
+        <w:rPr>
+          <w:sz w:val="21"/>
+        </w:rPr>
+        <w:t xml:space="preserve"> (F10). Đã đọc toàn bộ diff từng commit, không chỉ commit message. Bối cảnh đã chốt bởi user (KHÔNG review ngược lại): máy kiosk chỉ có màn cảm ứng, không bàn phím → không vá nhóm phím tắt, giữ </w:t>
+      </w:r>
+      <w:r>
+        <w:rPr>
+          <w:rFonts w:ascii="Courier New" w:hAnsi="Courier New"/>
+          <w:color w:val="F05922"/>
+          <w:sz w:val="18"/>
+        </w:rPr>
+        <w:t>kztek</w:t>
+      </w:r>
+      <w:r>
+        <w:rPr>
+          <w:sz w:val="21"/>
+        </w:rPr>
+        <w:t xml:space="preserve"> trong </w:t>
+      </w:r>
+      <w:r>
+        <w:rPr>
+          <w:rFonts w:ascii="Courier New" w:hAnsi="Courier New"/>
+          <w:color w:val="F05922"/>
+          <w:sz w:val="18"/>
+        </w:rPr>
+        <w:t>sudo</w:t>
+      </w:r>
+      <w:r>
+        <w:rPr>
+          <w:sz w:val="21"/>
+        </w:rPr>
+        <w:t>, không gỡ Terminal/Nautilus, không đổi session.</w:t>
+      </w:r>
+    </w:p>
+    <w:p>
+      <w:pPr>
+        <w:pStyle w:val="Heading3"/>
+        <w:spacing w:before="160" w:after="60"/>
+      </w:pPr>
+      <w:r>
+        <w:rPr>
+          <w:color w:val="4A3F8C"/>
+          <w:sz w:val="24"/>
+        </w:rPr>
+        <w:t>Verdict tổng: 🔶 REQUEST-CHANGES (2 lỗi Required trong F10 watchdog — đều nhỏ, sửa nhanh; phần còn lại APPROVE)</w:t>
+      </w:r>
+    </w:p>
+    <w:p>
+      <w:pPr>
+        <w:pStyle w:val="Heading3"/>
+        <w:spacing w:before="160" w:after="60"/>
+      </w:pPr>
+      <w:r>
+        <w:rPr>
+          <w:color w:val="4A3F8C"/>
+          <w:sz w:val="24"/>
+        </w:rPr>
+        <w:t>Bảng verdict theo hạng mục</w:t>
+      </w:r>
+    </w:p>
+    <w:tbl>
+      <w:tblPr>
+        <w:tblStyle w:val="TableGrid"/>
+        <w:tblW w:type="auto" w:w="0"/>
+        <w:tblLook w:firstColumn="1" w:firstRow="1" w:lastColumn="0" w:lastRow="0" w:noHBand="0" w:noVBand="1" w:val="04A0"/>
+      </w:tblPr>
+      <w:tblGrid>
+        <w:gridCol w:w="2422"/>
+        <w:gridCol w:w="2422"/>
+        <w:gridCol w:w="2422"/>
+        <w:gridCol w:w="2422"/>
+      </w:tblGrid>
+      <w:tr>
+        <w:tc>
+          <w:tcPr>
+            <w:tcW w:type="dxa" w:w="2422"/>
+            <w:shd w:val="clear" w:color="auto" w:fill="251C53"/>
+            <w:tcBorders>
+              <w:top w:val="single" w:sz="4" w:space="0" w:color="251C53"/>
+              <w:left w:val="single" w:sz="4" w:space="0" w:color="251C53"/>
+              <w:bottom w:val="single" w:sz="4" w:space="0" w:color="251C53"/>
+              <w:right w:val="single" w:sz="4" w:space="0" w:color="251C53"/>
+            </w:tcBorders>
+          </w:tcPr>
+          <w:p>
+            <w:r>
+              <w:rPr>
+                <w:b/>
+                <w:color w:val="FFFFFF"/>
+                <w:sz w:val="20"/>
+              </w:rPr>
+              <w:t>#</w:t>
+            </w:r>
+          </w:p>
+        </w:tc>
+        <w:tc>
+          <w:tcPr>
+            <w:tcW w:type="dxa" w:w="2422"/>
+            <w:shd w:val="clear" w:color="auto" w:fill="251C53"/>
+            <w:tcBorders>
+              <w:top w:val="single" w:sz="4" w:space="0" w:color="251C53"/>
+              <w:left w:val="single" w:sz="4" w:space="0" w:color="251C53"/>
+              <w:bottom w:val="single" w:sz="4" w:space="0" w:color="251C53"/>
+              <w:right w:val="single" w:sz="4" w:space="0" w:color="251C53"/>
+            </w:tcBorders>
+          </w:tcPr>
+          <w:p>
+            <w:r>
+              <w:rPr>
+                <w:b/>
+                <w:color w:val="FFFFFF"/>
+                <w:sz w:val="20"/>
+              </w:rPr>
+              <w:t>Hạng mục</w:t>
+            </w:r>
+          </w:p>
+        </w:tc>
+        <w:tc>
+          <w:tcPr>
+            <w:tcW w:type="dxa" w:w="2422"/>
+            <w:shd w:val="clear" w:color="auto" w:fill="251C53"/>
+            <w:tcBorders>
+              <w:top w:val="single" w:sz="4" w:space="0" w:color="251C53"/>
+              <w:left w:val="single" w:sz="4" w:space="0" w:color="251C53"/>
+              <w:bottom w:val="single" w:sz="4" w:space="0" w:color="251C53"/>
+              <w:right w:val="single" w:sz="4" w:space="0" w:color="251C53"/>
+            </w:tcBorders>
+          </w:tcPr>
+          <w:p>
+            <w:r>
+              <w:rPr>
+                <w:b/>
+                <w:color w:val="FFFFFF"/>
+                <w:sz w:val="20"/>
+              </w:rPr>
+              <w:t>Verdict</w:t>
+            </w:r>
+          </w:p>
+        </w:tc>
+        <w:tc>
+          <w:tcPr>
+            <w:tcW w:type="dxa" w:w="2422"/>
+            <w:shd w:val="clear" w:color="auto" w:fill="251C53"/>
+            <w:tcBorders>
+              <w:top w:val="single" w:sz="4" w:space="0" w:color="251C53"/>
+              <w:left w:val="single" w:sz="4" w:space="0" w:color="251C53"/>
+              <w:bottom w:val="single" w:sz="4" w:space="0" w:color="251C53"/>
+              <w:right w:val="single" w:sz="4" w:space="0" w:color="251C53"/>
+            </w:tcBorders>
+          </w:tcPr>
+          <w:p>
+            <w:r>
+              <w:rPr>
+                <w:b/>
+                <w:color w:val="FFFFFF"/>
+                <w:sz w:val="20"/>
+              </w:rPr>
+              <w:t>Lý do chính</w:t>
+            </w:r>
+          </w:p>
+        </w:tc>
+      </w:tr>
+      <w:tr>
+        <w:tc>
+          <w:tcPr>
+            <w:tcW w:type="dxa" w:w="2422"/>
+            <w:tcBorders>
+              <w:top w:val="single" w:sz="4" w:space="0" w:color="CBCBCB"/>
+              <w:left w:val="single" w:sz="4" w:space="0" w:color="CBCBCB"/>
+              <w:bottom w:val="single" w:sz="4" w:space="0" w:color="CBCBCB"/>
+              <w:right w:val="single" w:sz="4" w:space="0" w:color="CBCBCB"/>
+            </w:tcBorders>
+          </w:tcPr>
+          <w:p>
+            <w:r>
+              <w:rPr>
+                <w:sz w:val="20"/>
+              </w:rPr>
+              <w:t>---</w:t>
+            </w:r>
+          </w:p>
+        </w:tc>
+        <w:tc>
+          <w:tcPr>
+            <w:tcW w:type="dxa" w:w="2422"/>
+            <w:tcBorders>
+              <w:top w:val="single" w:sz="4" w:space="0" w:color="CBCBCB"/>
+              <w:left w:val="single" w:sz="4" w:space="0" w:color="CBCBCB"/>
+              <w:bottom w:val="single" w:sz="4" w:space="0" w:color="CBCBCB"/>
+              <w:right w:val="single" w:sz="4" w:space="0" w:color="CBCBCB"/>
+            </w:tcBorders>
+          </w:tcPr>
+          <w:p>
+            <w:r>
+              <w:rPr>
+                <w:sz w:val="20"/>
+              </w:rPr>
+              <w:t>---</w:t>
+            </w:r>
+          </w:p>
+        </w:tc>
+        <w:tc>
+          <w:tcPr>
+            <w:tcW w:type="dxa" w:w="2422"/>
+            <w:tcBorders>
+              <w:top w:val="single" w:sz="4" w:space="0" w:color="CBCBCB"/>
+              <w:left w:val="single" w:sz="4" w:space="0" w:color="CBCBCB"/>
+              <w:bottom w:val="single" w:sz="4" w:space="0" w:color="CBCBCB"/>
+              <w:right w:val="single" w:sz="4" w:space="0" w:color="CBCBCB"/>
+            </w:tcBorders>
+          </w:tcPr>
+          <w:p>
+            <w:r>
+              <w:rPr>
+                <w:sz w:val="20"/>
+              </w:rPr>
+              <w:t>---</w:t>
+            </w:r>
+          </w:p>
+        </w:tc>
+        <w:tc>
+          <w:tcPr>
+            <w:tcW w:type="dxa" w:w="2422"/>
+            <w:tcBorders>
+              <w:top w:val="single" w:sz="4" w:space="0" w:color="CBCBCB"/>
+              <w:left w:val="single" w:sz="4" w:space="0" w:color="CBCBCB"/>
+              <w:bottom w:val="single" w:sz="4" w:space="0" w:color="CBCBCB"/>
+              <w:right w:val="single" w:sz="4" w:space="0" w:color="CBCBCB"/>
+            </w:tcBorders>
+          </w:tcPr>
+          <w:p>
+            <w:r>
+              <w:rPr>
+                <w:sz w:val="20"/>
+              </w:rPr>
+              <w:t>---</w:t>
+            </w:r>
+          </w:p>
+        </w:tc>
+      </w:tr>
+      <w:tr>
+        <w:tc>
+          <w:tcPr>
+            <w:tcW w:type="dxa" w:w="2422"/>
+            <w:shd w:val="clear" w:color="auto" w:fill="B8B3D6"/>
+            <w:tcBorders>
+              <w:top w:val="single" w:sz="4" w:space="0" w:color="CBCBCB"/>
+              <w:left w:val="single" w:sz="4" w:space="0" w:color="CBCBCB"/>
+              <w:bottom w:val="single" w:sz="4" w:space="0" w:color="CBCBCB"/>
+              <w:right w:val="single" w:sz="4" w:space="0" w:color="CBCBCB"/>
+            </w:tcBorders>
+          </w:tcPr>
+          <w:p>
+            <w:r>
+              <w:rPr>
+                <w:sz w:val="20"/>
+              </w:rPr>
+              <w:t>1</w:t>
+            </w:r>
+          </w:p>
+        </w:tc>
+        <w:tc>
+          <w:tcPr>
+            <w:tcW w:type="dxa" w:w="2422"/>
+            <w:shd w:val="clear" w:color="auto" w:fill="B8B3D6"/>
+            <w:tcBorders>
+              <w:top w:val="single" w:sz="4" w:space="0" w:color="CBCBCB"/>
+              <w:left w:val="single" w:sz="4" w:space="0" w:color="CBCBCB"/>
+              <w:bottom w:val="single" w:sz="4" w:space="0" w:color="CBCBCB"/>
+              <w:right w:val="single" w:sz="4" w:space="0" w:color="CBCBCB"/>
+            </w:tcBorders>
+          </w:tcPr>
+          <w:p>
+            <w:r>
+              <w:rPr>
+                <w:sz w:val="20"/>
+              </w:rPr>
+              <w:t xml:space="preserve">F10-A: Extension monkey-patch </w:t>
+            </w:r>
+            <w:r>
+              <w:rPr>
+                <w:rFonts w:ascii="Courier New" w:hAnsi="Courier New"/>
+                <w:color w:val="F05922"/>
+                <w:sz w:val="20"/>
+              </w:rPr>
+              <w:t>Main.overview.show</w:t>
+            </w:r>
+            <w:r>
+              <w:rPr>
+                <w:sz w:val="20"/>
+              </w:rPr>
+              <w:t>/</w:t>
+            </w:r>
+            <w:r>
+              <w:rPr>
+                <w:rFonts w:ascii="Courier New" w:hAnsi="Courier New"/>
+                <w:color w:val="F05922"/>
+                <w:sz w:val="20"/>
+              </w:rPr>
+              <w:t>showApps</w:t>
+            </w:r>
+            <w:r>
+              <w:rPr>
+                <w:sz w:val="20"/>
+              </w:rPr>
+              <w:t xml:space="preserve"> — độ bền qua nâng cấp GNOME</w:t>
+            </w:r>
+          </w:p>
+        </w:tc>
+        <w:tc>
+          <w:tcPr>
+            <w:tcW w:type="dxa" w:w="2422"/>
+            <w:shd w:val="clear" w:color="auto" w:fill="B8B3D6"/>
+            <w:tcBorders>
+              <w:top w:val="single" w:sz="4" w:space="0" w:color="CBCBCB"/>
+              <w:left w:val="single" w:sz="4" w:space="0" w:color="CBCBCB"/>
+              <w:bottom w:val="single" w:sz="4" w:space="0" w:color="CBCBCB"/>
+              <w:right w:val="single" w:sz="4" w:space="0" w:color="CBCBCB"/>
+            </w:tcBorders>
+          </w:tcPr>
+          <w:p>
+            <w:r>
+              <w:rPr>
+                <w:sz w:val="20"/>
+              </w:rPr>
+              <w:t>🔶 APPROVE-WITH-COMMENT</w:t>
+            </w:r>
+          </w:p>
+        </w:tc>
+        <w:tc>
+          <w:tcPr>
+            <w:tcW w:type="dxa" w:w="2422"/>
+            <w:shd w:val="clear" w:color="auto" w:fill="B8B3D6"/>
+            <w:tcBorders>
+              <w:top w:val="single" w:sz="4" w:space="0" w:color="CBCBCB"/>
+              <w:left w:val="single" w:sz="4" w:space="0" w:color="CBCBCB"/>
+              <w:bottom w:val="single" w:sz="4" w:space="0" w:color="CBCBCB"/>
+              <w:right w:val="single" w:sz="4" w:space="0" w:color="CBCBCB"/>
+            </w:tcBorders>
+          </w:tcPr>
+          <w:p>
+            <w:r>
+              <w:rPr>
+                <w:rFonts w:ascii="Courier New" w:hAnsi="Courier New"/>
+                <w:color w:val="F05922"/>
+                <w:sz w:val="20"/>
+              </w:rPr>
+              <w:t>metadata.json</w:t>
+            </w:r>
+            <w:r>
+              <w:rPr>
+                <w:sz w:val="20"/>
+              </w:rPr>
+              <w:t xml:space="preserve"> pin </w:t>
+            </w:r>
+            <w:r>
+              <w:rPr>
+                <w:rFonts w:ascii="Courier New" w:hAnsi="Courier New"/>
+                <w:color w:val="F05922"/>
+                <w:sz w:val="20"/>
+              </w:rPr>
+              <w:t>"shell-version": ["42"]</w:t>
+            </w:r>
+            <w:r>
+              <w:rPr>
+                <w:sz w:val="20"/>
+              </w:rPr>
+              <w:t xml:space="preserve"> (</w:t>
+            </w:r>
+            <w:r>
+              <w:rPr>
+                <w:rFonts w:ascii="Courier New" w:hAnsi="Courier New"/>
+                <w:color w:val="F05922"/>
+                <w:sz w:val="20"/>
+              </w:rPr>
+              <w:t>1-install-software.sh</w:t>
+            </w:r>
+            <w:r>
+              <w:rPr>
+                <w:sz w:val="20"/>
+              </w:rPr>
+              <w:t xml:space="preserve">, heredoc metadata): nâng GNOME &gt;42 → shell TỰ TẮT extension </w:t>
+            </w:r>
+            <w:r>
+              <w:rPr>
+                <w:b/>
+                <w:sz w:val="20"/>
+              </w:rPr>
+              <w:t>âm thầm</w:t>
+            </w:r>
+            <w:r>
+              <w:rPr>
+                <w:sz w:val="20"/>
+              </w:rPr>
+              <w:t xml:space="preserve">, gesture mở overview hoạt động lại mà không có bất kỳ tín hiệu nào. </w:t>
+            </w:r>
+            <w:r>
+              <w:rPr>
+                <w:rFonts w:ascii="Courier New" w:hAnsi="Courier New"/>
+                <w:color w:val="F05922"/>
+                <w:sz w:val="20"/>
+              </w:rPr>
+              <w:t>try/catch</w:t>
+            </w:r>
+            <w:r>
+              <w:rPr>
+                <w:sz w:val="20"/>
+              </w:rPr>
+              <w:t xml:space="preserve"> quanh </w:t>
+            </w:r>
+            <w:r>
+              <w:rPr>
+                <w:rFonts w:ascii="Courier New" w:hAnsi="Courier New"/>
+                <w:color w:val="F05922"/>
+                <w:sz w:val="20"/>
+              </w:rPr>
+              <w:t>_setTracker</w:t>
+            </w:r>
+            <w:r>
+              <w:rPr>
+                <w:sz w:val="20"/>
+              </w:rPr>
+              <w:t xml:space="preserve"> chống crash tốt nhưng đồng thời cũng nuốt lỗi im lặng. </w:t>
+            </w:r>
+            <w:r>
+              <w:rPr>
+                <w:b/>
+                <w:sz w:val="20"/>
+              </w:rPr>
+              <w:t>Required:</w:t>
+            </w:r>
+            <w:r>
+              <w:rPr>
+                <w:sz w:val="20"/>
+              </w:rPr>
+              <w:t xml:space="preserve"> bổ sung cơ chế phát hiện — tối thiểu (a) thêm test case QA/MANUAL: sau reboot chạy </w:t>
+            </w:r>
+            <w:r>
+              <w:rPr>
+                <w:rFonts w:ascii="Courier New" w:hAnsi="Courier New"/>
+                <w:color w:val="F05922"/>
+                <w:sz w:val="20"/>
+              </w:rPr>
+              <w:t>gnome-extensions info disable-overview-gestures@kztek</w:t>
+            </w:r>
+            <w:r>
+              <w:rPr>
+                <w:sz w:val="20"/>
+              </w:rPr>
+              <w:t xml:space="preserve"> phải ra </w:t>
+            </w:r>
+            <w:r>
+              <w:rPr>
+                <w:rFonts w:ascii="Courier New" w:hAnsi="Courier New"/>
+                <w:color w:val="F05922"/>
+                <w:sz w:val="20"/>
+              </w:rPr>
+              <w:t>State: ACTIVE</w:t>
+            </w:r>
+            <w:r>
+              <w:rPr>
+                <w:sz w:val="20"/>
+              </w:rPr>
+              <w:t>; (b) backlog: ZcuAgent SysInfo/health-check báo trạng thái extension về CCU để giám sát từ xa. Không cần đổi cách làm — với Shell 42 không có API chính thức, monkey-patch là lựa chọn đúng, đã ghi nhận ở G021.</w:t>
+            </w:r>
+          </w:p>
+        </w:tc>
+      </w:tr>
+      <w:tr>
+        <w:tc>
+          <w:tcPr>
+            <w:tcW w:type="dxa" w:w="2422"/>
+            <w:tcBorders>
+              <w:top w:val="single" w:sz="4" w:space="0" w:color="CBCBCB"/>
+              <w:left w:val="single" w:sz="4" w:space="0" w:color="CBCBCB"/>
+              <w:bottom w:val="single" w:sz="4" w:space="0" w:color="CBCBCB"/>
+              <w:right w:val="single" w:sz="4" w:space="0" w:color="CBCBCB"/>
+            </w:tcBorders>
+          </w:tcPr>
+          <w:p>
+            <w:r>
+              <w:rPr>
+                <w:sz w:val="20"/>
+              </w:rPr>
+              <w:t>2</w:t>
+            </w:r>
+          </w:p>
+        </w:tc>
+        <w:tc>
+          <w:tcPr>
+            <w:tcW w:type="dxa" w:w="2422"/>
+            <w:tcBorders>
+              <w:top w:val="single" w:sz="4" w:space="0" w:color="CBCBCB"/>
+              <w:left w:val="single" w:sz="4" w:space="0" w:color="CBCBCB"/>
+              <w:bottom w:val="single" w:sz="4" w:space="0" w:color="CBCBCB"/>
+              <w:right w:val="single" w:sz="4" w:space="0" w:color="CBCBCB"/>
+            </w:tcBorders>
+          </w:tcPr>
+          <w:p>
+            <w:r>
+              <w:rPr>
+                <w:sz w:val="20"/>
+              </w:rPr>
+              <w:t>F10-A: Override có làm hỏng luồng nội bộ Shell không (treo/crash → màn đen)</w:t>
+            </w:r>
+          </w:p>
+        </w:tc>
+        <w:tc>
+          <w:tcPr>
+            <w:tcW w:type="dxa" w:w="2422"/>
+            <w:tcBorders>
+              <w:top w:val="single" w:sz="4" w:space="0" w:color="CBCBCB"/>
+              <w:left w:val="single" w:sz="4" w:space="0" w:color="CBCBCB"/>
+              <w:bottom w:val="single" w:sz="4" w:space="0" w:color="CBCBCB"/>
+              <w:right w:val="single" w:sz="4" w:space="0" w:color="CBCBCB"/>
+            </w:tcBorders>
+          </w:tcPr>
+          <w:p>
+            <w:r>
+              <w:rPr>
+                <w:sz w:val="20"/>
+              </w:rPr>
+              <w:t>✅ APPROVE</w:t>
+            </w:r>
+          </w:p>
+        </w:tc>
+        <w:tc>
+          <w:tcPr>
+            <w:tcW w:type="dxa" w:w="2422"/>
+            <w:tcBorders>
+              <w:top w:val="single" w:sz="4" w:space="0" w:color="CBCBCB"/>
+              <w:left w:val="single" w:sz="4" w:space="0" w:color="CBCBCB"/>
+              <w:bottom w:val="single" w:sz="4" w:space="0" w:color="CBCBCB"/>
+              <w:right w:val="single" w:sz="4" w:space="0" w:color="CBCBCB"/>
+            </w:tcBorders>
+          </w:tcPr>
+          <w:p>
+            <w:r>
+              <w:rPr>
+                <w:sz w:val="20"/>
+              </w:rPr>
+              <w:t xml:space="preserve">Đánh giá kỹ </w:t>
+            </w:r>
+            <w:r>
+              <w:rPr>
+                <w:rFonts w:ascii="Courier New" w:hAnsi="Courier New"/>
+                <w:color w:val="F05922"/>
+                <w:sz w:val="20"/>
+              </w:rPr>
+              <w:t>extension.js</w:t>
+            </w:r>
+            <w:r>
+              <w:rPr>
+                <w:sz w:val="20"/>
+              </w:rPr>
+              <w:t xml:space="preserve">: (i) gán </w:t>
+            </w:r>
+            <w:r>
+              <w:rPr>
+                <w:rFonts w:ascii="Courier New" w:hAnsi="Courier New"/>
+                <w:color w:val="F05922"/>
+                <w:sz w:val="20"/>
+              </w:rPr>
+              <w:t>Main.overview.show = function(){}</w:t>
+            </w:r>
+            <w:r>
+              <w:rPr>
+                <w:sz w:val="20"/>
+              </w:rPr>
+              <w:t xml:space="preserve"> là shadow trên instance, </w:t>
+            </w:r>
+            <w:r>
+              <w:rPr>
+                <w:rFonts w:ascii="Courier New" w:hAnsi="Courier New"/>
+                <w:color w:val="F05922"/>
+                <w:sz w:val="20"/>
+              </w:rPr>
+              <w:t>disable()</w:t>
+            </w:r>
+            <w:r>
+              <w:rPr>
+                <w:sz w:val="20"/>
+              </w:rPr>
+              <w:t xml:space="preserve"> khôi phục đúng — không đụng prototype; (ii) handler </w:t>
+            </w:r>
+            <w:r>
+              <w:rPr>
+                <w:rFonts w:ascii="Courier New" w:hAnsi="Courier New"/>
+                <w:color w:val="F05922"/>
+                <w:sz w:val="20"/>
+              </w:rPr>
+              <w:t>'showing' → hide()</w:t>
+            </w:r>
+            <w:r>
+              <w:rPr>
+                <w:sz w:val="20"/>
+              </w:rPr>
+              <w:t xml:space="preserve"> an toàn trên Shell 42 (chính </w:t>
+            </w:r>
+            <w:r>
+              <w:rPr>
+                <w:rFonts w:ascii="Courier New" w:hAnsi="Courier New"/>
+                <w:color w:val="F05922"/>
+                <w:sz w:val="20"/>
+              </w:rPr>
+              <w:t>toggle()</w:t>
+            </w:r>
+            <w:r>
+              <w:rPr>
+                <w:sz w:val="20"/>
+              </w:rPr>
+              <w:t xml:space="preserve"> nội bộ cũng gọi hide khi đang showing), và gần như không bao giờ fire vì </w:t>
+            </w:r>
+            <w:r>
+              <w:rPr>
+                <w:rFonts w:ascii="Courier New" w:hAnsi="Courier New"/>
+                <w:color w:val="F05922"/>
+                <w:sz w:val="20"/>
+              </w:rPr>
+              <w:t>show()</w:t>
+            </w:r>
+            <w:r>
+              <w:rPr>
+                <w:sz w:val="20"/>
+              </w:rPr>
+              <w:t xml:space="preserve"> đã no-op; (iii) luồng khởi động Shell dùng </w:t>
+            </w:r>
+            <w:r>
+              <w:rPr>
+                <w:rFonts w:ascii="Courier New" w:hAnsi="Courier New"/>
+                <w:color w:val="F05922"/>
+                <w:sz w:val="20"/>
+              </w:rPr>
+              <w:t>runStartupAnimation</w:t>
+            </w:r>
+            <w:r>
+              <w:rPr>
+                <w:sz w:val="20"/>
+              </w:rPr>
+              <w:t xml:space="preserve"> — không qua </w:t>
+            </w:r>
+            <w:r>
+              <w:rPr>
+                <w:rFonts w:ascii="Courier New" w:hAnsi="Courier New"/>
+                <w:color w:val="F05922"/>
+                <w:sz w:val="20"/>
+              </w:rPr>
+              <w:t>show()</w:t>
+            </w:r>
+            <w:r>
+              <w:rPr>
+                <w:sz w:val="20"/>
+              </w:rPr>
+              <w:t xml:space="preserve">, và Just Perfection </w:t>
+            </w:r>
+            <w:r>
+              <w:rPr>
+                <w:rFonts w:ascii="Courier New" w:hAnsi="Courier New"/>
+                <w:color w:val="F05922"/>
+                <w:sz w:val="20"/>
+              </w:rPr>
+              <w:t>startup-status=0</w:t>
+            </w:r>
+            <w:r>
+              <w:rPr>
+                <w:sz w:val="20"/>
+              </w:rPr>
+              <w:t xml:space="preserve"> (F09) đã bỏ overview lúc boot → không xung đột; (iv) mọi truy cập </w:t>
+            </w:r>
+            <w:r>
+              <w:rPr>
+                <w:rFonts w:ascii="Courier New" w:hAnsi="Courier New"/>
+                <w:color w:val="F05922"/>
+                <w:sz w:val="20"/>
+              </w:rPr>
+              <w:t>_swipeTracker</w:t>
+            </w:r>
+            <w:r>
+              <w:rPr>
+                <w:sz w:val="20"/>
+              </w:rPr>
+              <w:t xml:space="preserve"> bọc try/catch → API đổi thì chỉ mất tính năng, không crash. Rủi ro màn đen: THẤP. FYI: chuỗi private </w:t>
+            </w:r>
+            <w:r>
+              <w:rPr>
+                <w:rFonts w:ascii="Courier New" w:hAnsi="Courier New"/>
+                <w:color w:val="F05922"/>
+                <w:sz w:val="20"/>
+              </w:rPr>
+              <w:t>_overview._controls._workspacesDisplay._swipeTracker</w:t>
+            </w:r>
+            <w:r>
+              <w:rPr>
+                <w:sz w:val="20"/>
+              </w:rPr>
+              <w:t xml:space="preserve"> chắc chắn vỡ khi nâng Shell — quay về rủi ro mục #1, không thêm rủi ro mới.</w:t>
+            </w:r>
+          </w:p>
+        </w:tc>
+      </w:tr>
+      <w:tr>
+        <w:tc>
+          <w:tcPr>
+            <w:tcW w:type="dxa" w:w="2422"/>
+            <w:shd w:val="clear" w:color="auto" w:fill="B8B3D6"/>
+            <w:tcBorders>
+              <w:top w:val="single" w:sz="4" w:space="0" w:color="CBCBCB"/>
+              <w:left w:val="single" w:sz="4" w:space="0" w:color="CBCBCB"/>
+              <w:bottom w:val="single" w:sz="4" w:space="0" w:color="CBCBCB"/>
+              <w:right w:val="single" w:sz="4" w:space="0" w:color="CBCBCB"/>
+            </w:tcBorders>
+          </w:tcPr>
+          <w:p>
+            <w:r>
+              <w:rPr>
+                <w:sz w:val="20"/>
+              </w:rPr>
+              <w:t>3</w:t>
+            </w:r>
+          </w:p>
+        </w:tc>
+        <w:tc>
+          <w:tcPr>
+            <w:tcW w:type="dxa" w:w="2422"/>
+            <w:shd w:val="clear" w:color="auto" w:fill="B8B3D6"/>
+            <w:tcBorders>
+              <w:top w:val="single" w:sz="4" w:space="0" w:color="CBCBCB"/>
+              <w:left w:val="single" w:sz="4" w:space="0" w:color="CBCBCB"/>
+              <w:bottom w:val="single" w:sz="4" w:space="0" w:color="CBCBCB"/>
+              <w:right w:val="single" w:sz="4" w:space="0" w:color="CBCBCB"/>
+            </w:tcBorders>
+          </w:tcPr>
+          <w:p>
+            <w:r>
+              <w:rPr>
+                <w:sz w:val="20"/>
+              </w:rPr>
+              <w:t>F10-A: Vị trí cài + khả năng user tự tắt</w:t>
+            </w:r>
+          </w:p>
+        </w:tc>
+        <w:tc>
+          <w:tcPr>
+            <w:tcW w:type="dxa" w:w="2422"/>
+            <w:shd w:val="clear" w:color="auto" w:fill="B8B3D6"/>
+            <w:tcBorders>
+              <w:top w:val="single" w:sz="4" w:space="0" w:color="CBCBCB"/>
+              <w:left w:val="single" w:sz="4" w:space="0" w:color="CBCBCB"/>
+              <w:bottom w:val="single" w:sz="4" w:space="0" w:color="CBCBCB"/>
+              <w:right w:val="single" w:sz="4" w:space="0" w:color="CBCBCB"/>
+            </w:tcBorders>
+          </w:tcPr>
+          <w:p>
+            <w:r>
+              <w:rPr>
+                <w:sz w:val="20"/>
+              </w:rPr>
+              <w:t>🔶 APPROVE-WITH-COMMENT</w:t>
+            </w:r>
+          </w:p>
+        </w:tc>
+        <w:tc>
+          <w:tcPr>
+            <w:tcW w:type="dxa" w:w="2422"/>
+            <w:shd w:val="clear" w:color="auto" w:fill="B8B3D6"/>
+            <w:tcBorders>
+              <w:top w:val="single" w:sz="4" w:space="0" w:color="CBCBCB"/>
+              <w:left w:val="single" w:sz="4" w:space="0" w:color="CBCBCB"/>
+              <w:bottom w:val="single" w:sz="4" w:space="0" w:color="CBCBCB"/>
+              <w:right w:val="single" w:sz="4" w:space="0" w:color="CBCBCB"/>
+            </w:tcBorders>
+          </w:tcPr>
+          <w:p>
+            <w:r>
+              <w:rPr>
+                <w:sz w:val="20"/>
+              </w:rPr>
+              <w:t xml:space="preserve">Cài user-dir </w:t>
+            </w:r>
+            <w:r>
+              <w:rPr>
+                <w:rFonts w:ascii="Courier New" w:hAnsi="Courier New"/>
+                <w:color w:val="F05922"/>
+                <w:sz w:val="20"/>
+              </w:rPr>
+              <w:t>~/.local/share/gnome-shell/extensions/</w:t>
+            </w:r>
+            <w:r>
+              <w:rPr>
+                <w:sz w:val="20"/>
+              </w:rPr>
+              <w:t xml:space="preserve"> (</w:t>
+            </w:r>
+            <w:r>
+              <w:rPr>
+                <w:rFonts w:ascii="Courier New" w:hAnsi="Courier New"/>
+                <w:color w:val="F05922"/>
+                <w:sz w:val="20"/>
+              </w:rPr>
+              <w:t>EXT_DIR_GESTURE</w:t>
+            </w:r>
+            <w:r>
+              <w:rPr>
+                <w:sz w:val="20"/>
+              </w:rPr>
+              <w:t xml:space="preserve"> trong </w:t>
+            </w:r>
+            <w:r>
+              <w:rPr>
+                <w:rFonts w:ascii="Courier New" w:hAnsi="Courier New"/>
+                <w:color w:val="F05922"/>
+                <w:sz w:val="20"/>
+              </w:rPr>
+              <w:t>1-install-software.sh</w:t>
+            </w:r>
+            <w:r>
+              <w:rPr>
+                <w:sz w:val="20"/>
+              </w:rPr>
+              <w:t xml:space="preserve">) — user sở hữu file, tắt được qua Extension Manager (Super+3) hoặc terminal. Trên máy chỉ-cảm-ứng đây là vòng bảo vệ khép kín (muốn tắt extension phải mở được app khác → cần overview → đã bị chính extension chặn) → chấp nhận được. </w:t>
+            </w:r>
+            <w:r>
+              <w:rPr>
+                <w:b/>
+                <w:sz w:val="20"/>
+              </w:rPr>
+              <w:t>Nợ kỹ thuật ghi nhận:</w:t>
+            </w:r>
+            <w:r>
+              <w:rPr>
+                <w:sz w:val="20"/>
+              </w:rPr>
+              <w:t xml:space="preserve"> cắm bàn phím USB là phá được vòng này. Optional (backlog): cài system-wide </w:t>
+            </w:r>
+            <w:r>
+              <w:rPr>
+                <w:rFonts w:ascii="Courier New" w:hAnsi="Courier New"/>
+                <w:color w:val="F05922"/>
+                <w:sz w:val="20"/>
+              </w:rPr>
+              <w:t>/usr/share/gnome-shell/extensions/</w:t>
+            </w:r>
+            <w:r>
+              <w:rPr>
+                <w:sz w:val="20"/>
+              </w:rPr>
+              <w:t xml:space="preserve"> + root-owned để user không xoá/sửa được file.</w:t>
+            </w:r>
+          </w:p>
+        </w:tc>
+      </w:tr>
+      <w:tr>
+        <w:tc>
+          <w:tcPr>
+            <w:tcW w:type="dxa" w:w="2422"/>
+            <w:tcBorders>
+              <w:top w:val="single" w:sz="4" w:space="0" w:color="CBCBCB"/>
+              <w:left w:val="single" w:sz="4" w:space="0" w:color="CBCBCB"/>
+              <w:bottom w:val="single" w:sz="4" w:space="0" w:color="CBCBCB"/>
+              <w:right w:val="single" w:sz="4" w:space="0" w:color="CBCBCB"/>
+            </w:tcBorders>
+          </w:tcPr>
+          <w:p>
+            <w:r>
+              <w:rPr>
+                <w:sz w:val="20"/>
+              </w:rPr>
+              <w:t>4</w:t>
+            </w:r>
+          </w:p>
+        </w:tc>
+        <w:tc>
+          <w:tcPr>
+            <w:tcW w:type="dxa" w:w="2422"/>
+            <w:tcBorders>
+              <w:top w:val="single" w:sz="4" w:space="0" w:color="CBCBCB"/>
+              <w:left w:val="single" w:sz="4" w:space="0" w:color="CBCBCB"/>
+              <w:bottom w:val="single" w:sz="4" w:space="0" w:color="CBCBCB"/>
+              <w:right w:val="single" w:sz="4" w:space="0" w:color="CBCBCB"/>
+            </w:tcBorders>
+          </w:tcPr>
+          <w:p>
+            <w:r>
+              <w:rPr>
+                <w:sz w:val="20"/>
+              </w:rPr>
+              <w:t>F10-A: Ràng extension vào checkbox "Ẩn nút Activities"</w:t>
+            </w:r>
+          </w:p>
+        </w:tc>
+        <w:tc>
+          <w:tcPr>
+            <w:tcW w:type="dxa" w:w="2422"/>
+            <w:tcBorders>
+              <w:top w:val="single" w:sz="4" w:space="0" w:color="CBCBCB"/>
+              <w:left w:val="single" w:sz="4" w:space="0" w:color="CBCBCB"/>
+              <w:bottom w:val="single" w:sz="4" w:space="0" w:color="CBCBCB"/>
+              <w:right w:val="single" w:sz="4" w:space="0" w:color="CBCBCB"/>
+            </w:tcBorders>
+          </w:tcPr>
+          <w:p>
+            <w:r>
+              <w:rPr>
+                <w:sz w:val="20"/>
+              </w:rPr>
+              <w:t>✅ APPROVE (Optional)</w:t>
+            </w:r>
+          </w:p>
+        </w:tc>
+        <w:tc>
+          <w:tcPr>
+            <w:tcW w:type="dxa" w:w="2422"/>
+            <w:tcBorders>
+              <w:top w:val="single" w:sz="4" w:space="0" w:color="CBCBCB"/>
+              <w:left w:val="single" w:sz="4" w:space="0" w:color="CBCBCB"/>
+              <w:bottom w:val="single" w:sz="4" w:space="0" w:color="CBCBCB"/>
+              <w:right w:val="single" w:sz="4" w:space="0" w:color="CBCBCB"/>
+            </w:tcBorders>
+          </w:tcPr>
+          <w:p>
+            <w:r>
+              <w:rPr>
+                <w:sz w:val="20"/>
+              </w:rPr>
+              <w:t>Gộp hợp lý về ngữ nghĩa — "ẩn Activities" trong ngữ cảnh kiosk nghĩa là "không cho vào overview"; MANUAL 9.3 đã ghi rõ hành vi gộp (📱 note) nên không gây bất ngờ. Optional: nếu sau này có khách cần overview nhưng vẫn ẩn nút → tách checkbox riêng; chưa cần bây giờ (YAGNI).</w:t>
+            </w:r>
+          </w:p>
+        </w:tc>
+      </w:tr>
+      <w:tr>
+        <w:tc>
+          <w:tcPr>
+            <w:tcW w:type="dxa" w:w="2422"/>
+            <w:shd w:val="clear" w:color="auto" w:fill="B8B3D6"/>
+            <w:tcBorders>
+              <w:top w:val="single" w:sz="4" w:space="0" w:color="CBCBCB"/>
+              <w:left w:val="single" w:sz="4" w:space="0" w:color="CBCBCB"/>
+              <w:bottom w:val="single" w:sz="4" w:space="0" w:color="CBCBCB"/>
+              <w:right w:val="single" w:sz="4" w:space="0" w:color="CBCBCB"/>
+            </w:tcBorders>
+          </w:tcPr>
+          <w:p>
+            <w:r>
+              <w:rPr>
+                <w:sz w:val="20"/>
+              </w:rPr>
+              <w:t>5</w:t>
+            </w:r>
+          </w:p>
+        </w:tc>
+        <w:tc>
+          <w:tcPr>
+            <w:tcW w:type="dxa" w:w="2422"/>
+            <w:shd w:val="clear" w:color="auto" w:fill="B8B3D6"/>
+            <w:tcBorders>
+              <w:top w:val="single" w:sz="4" w:space="0" w:color="CBCBCB"/>
+              <w:left w:val="single" w:sz="4" w:space="0" w:color="CBCBCB"/>
+              <w:bottom w:val="single" w:sz="4" w:space="0" w:color="CBCBCB"/>
+              <w:right w:val="single" w:sz="4" w:space="0" w:color="CBCBCB"/>
+            </w:tcBorders>
+          </w:tcPr>
+          <w:p>
+            <w:r>
+              <w:rPr>
+                <w:sz w:val="20"/>
+              </w:rPr>
+              <w:t xml:space="preserve">F10-B: Watchdog </w:t>
+            </w:r>
+            <w:r>
+              <w:rPr>
+                <w:rFonts w:ascii="Courier New" w:hAnsi="Courier New"/>
+                <w:color w:val="F05922"/>
+                <w:sz w:val="20"/>
+              </w:rPr>
+              <w:t>StartLimitBurst=5/60s</w:t>
+            </w:r>
+            <w:r>
+              <w:rPr>
+                <w:sz w:val="20"/>
+              </w:rPr>
+              <w:t xml:space="preserve"> → </w:t>
+            </w:r>
+            <w:r>
+              <w:rPr>
+                <w:rFonts w:ascii="Courier New" w:hAnsi="Courier New"/>
+                <w:color w:val="F05922"/>
+                <w:sz w:val="20"/>
+              </w:rPr>
+              <w:t>failed</w:t>
+            </w:r>
+            <w:r>
+              <w:rPr>
+                <w:sz w:val="20"/>
+              </w:rPr>
+              <w:t xml:space="preserve"> vĩnh viễn</w:t>
+            </w:r>
+          </w:p>
+        </w:tc>
+        <w:tc>
+          <w:tcPr>
+            <w:tcW w:type="dxa" w:w="2422"/>
+            <w:shd w:val="clear" w:color="auto" w:fill="B8B3D6"/>
+            <w:tcBorders>
+              <w:top w:val="single" w:sz="4" w:space="0" w:color="CBCBCB"/>
+              <w:left w:val="single" w:sz="4" w:space="0" w:color="CBCBCB"/>
+              <w:bottom w:val="single" w:sz="4" w:space="0" w:color="CBCBCB"/>
+              <w:right w:val="single" w:sz="4" w:space="0" w:color="CBCBCB"/>
+            </w:tcBorders>
+          </w:tcPr>
+          <w:p>
+            <w:r>
+              <w:rPr>
+                <w:sz w:val="20"/>
+              </w:rPr>
+              <w:t>🔴 REQUEST-CHANGES (Required R2)</w:t>
+            </w:r>
+          </w:p>
+        </w:tc>
+        <w:tc>
+          <w:tcPr>
+            <w:tcW w:type="dxa" w:w="2422"/>
+            <w:shd w:val="clear" w:color="auto" w:fill="B8B3D6"/>
+            <w:tcBorders>
+              <w:top w:val="single" w:sz="4" w:space="0" w:color="CBCBCB"/>
+              <w:left w:val="single" w:sz="4" w:space="0" w:color="CBCBCB"/>
+              <w:bottom w:val="single" w:sz="4" w:space="0" w:color="CBCBCB"/>
+              <w:right w:val="single" w:sz="4" w:space="0" w:color="CBCBCB"/>
+            </w:tcBorders>
+          </w:tcPr>
+          <w:p>
+            <w:r>
+              <w:rPr>
+                <w:sz w:val="20"/>
+              </w:rPr>
+              <w:t xml:space="preserve">Unit trong </w:t>
+            </w:r>
+            <w:r>
+              <w:rPr>
+                <w:rFonts w:ascii="Courier New" w:hAnsi="Courier New"/>
+                <w:color w:val="F05922"/>
+                <w:sz w:val="20"/>
+              </w:rPr>
+              <w:t>2-configure-system.sh</w:t>
+            </w:r>
+            <w:r>
+              <w:rPr>
+                <w:sz w:val="20"/>
+              </w:rPr>
+              <w:t xml:space="preserve"> mục [10]: </w:t>
+            </w:r>
+            <w:r>
+              <w:rPr>
+                <w:rFonts w:ascii="Courier New" w:hAnsi="Courier New"/>
+                <w:color w:val="F05922"/>
+                <w:sz w:val="20"/>
+              </w:rPr>
+              <w:t>StartLimitIntervalSec=60</w:t>
+            </w:r>
+            <w:r>
+              <w:rPr>
+                <w:sz w:val="20"/>
+              </w:rPr>
+              <w:t xml:space="preserve"> + </w:t>
+            </w:r>
+            <w:r>
+              <w:rPr>
+                <w:rFonts w:ascii="Courier New" w:hAnsi="Courier New"/>
+                <w:color w:val="F05922"/>
+                <w:sz w:val="20"/>
+              </w:rPr>
+              <w:t>StartLimitBurst=5</w:t>
+            </w:r>
+            <w:r>
+              <w:rPr>
+                <w:sz w:val="20"/>
+              </w:rPr>
+              <w:t xml:space="preserve"> + </w:t>
+            </w:r>
+            <w:r>
+              <w:rPr>
+                <w:rFonts w:ascii="Courier New" w:hAnsi="Courier New"/>
+                <w:color w:val="F05922"/>
+                <w:sz w:val="20"/>
+              </w:rPr>
+              <w:t>RestartSec=3</w:t>
+            </w:r>
+            <w:r>
+              <w:rPr>
+                <w:sz w:val="20"/>
+              </w:rPr>
+              <w:t xml:space="preserve"> — nếu app THẬT crash-loop (config hỏng, thiếu lib sau update) service vào </w:t>
+            </w:r>
+            <w:r>
+              <w:rPr>
+                <w:rFonts w:ascii="Courier New" w:hAnsi="Courier New"/>
+                <w:color w:val="F05922"/>
+                <w:sz w:val="20"/>
+              </w:rPr>
+              <w:t>failed</w:t>
+            </w:r>
+            <w:r>
+              <w:rPr>
+                <w:sz w:val="20"/>
+              </w:rPr>
+              <w:t xml:space="preserve"> sau ~15-20 giây và </w:t>
+            </w:r>
+            <w:r>
+              <w:rPr>
+                <w:b/>
+                <w:sz w:val="20"/>
+              </w:rPr>
+              <w:t>không bao giờ tự hồi phục</w:t>
+            </w:r>
+            <w:r>
+              <w:rPr>
+                <w:sz w:val="20"/>
+              </w:rPr>
+              <w:t xml:space="preserve"> cho tới khi có người reboot/</w:t>
+            </w:r>
+            <w:r>
+              <w:rPr>
+                <w:rFonts w:ascii="Courier New" w:hAnsi="Courier New"/>
+                <w:color w:val="F05922"/>
+                <w:sz w:val="20"/>
+              </w:rPr>
+              <w:t>reset-failed</w:t>
+            </w:r>
+            <w:r>
+              <w:rPr>
+                <w:sz w:val="20"/>
+              </w:rPr>
+              <w:t xml:space="preserve"> → kiosk không người trực lộ desktop trống vĩnh viễn — tái mở đúng lỗ P1 mà F10 sinh ra để vá. Chống-loop khi "binary chưa tồn tại" là ý định tốt nhưng trả giá sai chỗ. </w:t>
+            </w:r>
+            <w:r>
+              <w:rPr>
+                <w:b/>
+                <w:sz w:val="20"/>
+              </w:rPr>
+              <w:t>Yêu cầu sửa (chọn 1):</w:t>
+            </w:r>
+            <w:r>
+              <w:rPr>
+                <w:sz w:val="20"/>
+              </w:rPr>
+              <w:t xml:space="preserve"> (a) </w:t>
+            </w:r>
+            <w:r>
+              <w:rPr>
+                <w:rFonts w:ascii="Courier New" w:hAnsi="Courier New"/>
+                <w:color w:val="F05922"/>
+                <w:sz w:val="20"/>
+              </w:rPr>
+              <w:t>RestartSec=10</w:t>
+            </w:r>
+            <w:r>
+              <w:rPr>
+                <w:sz w:val="20"/>
+              </w:rPr>
+              <w:t xml:space="preserve"> + </w:t>
+            </w:r>
+            <w:r>
+              <w:rPr>
+                <w:rFonts w:ascii="Courier New" w:hAnsi="Courier New"/>
+                <w:color w:val="F05922"/>
+                <w:sz w:val="20"/>
+              </w:rPr>
+              <w:t>StartLimitIntervalSec=0</w:t>
+            </w:r>
+            <w:r>
+              <w:rPr>
+                <w:sz w:val="20"/>
+              </w:rPr>
+              <w:t xml:space="preserve"> (tắt limit) — retry vô hạn mỗi 10s, journald tự rate-limit, ~6 dòng log/phút chấp nhận được; hoặc (b) giữ StartLimit nhưng thêm systemd timer mỗi 5-10 phút chạy </w:t>
+            </w:r>
+            <w:r>
+              <w:rPr>
+                <w:rFonts w:ascii="Courier New" w:hAnsi="Courier New"/>
+                <w:color w:val="F05922"/>
+                <w:sz w:val="20"/>
+              </w:rPr>
+              <w:t>systemctl --user reset-failed ipgs-kiosk-app</w:t>
+            </w:r>
+            <w:r>
+              <w:rPr>
+                <w:sz w:val="20"/>
+              </w:rPr>
+              <w:t xml:space="preserve"> — tự hồi phục theo chu kỳ. Khuyến nghị (a) — đơn giản hơn. Nhớ cập nhật MANUAL đoạn "thử vài lần rồi tự dừng" theo phương án chọn.</w:t>
+            </w:r>
+          </w:p>
+        </w:tc>
+      </w:tr>
+      <w:tr>
+        <w:tc>
+          <w:tcPr>
+            <w:tcW w:type="dxa" w:w="2422"/>
+            <w:tcBorders>
+              <w:top w:val="single" w:sz="4" w:space="0" w:color="CBCBCB"/>
+              <w:left w:val="single" w:sz="4" w:space="0" w:color="CBCBCB"/>
+              <w:bottom w:val="single" w:sz="4" w:space="0" w:color="CBCBCB"/>
+              <w:right w:val="single" w:sz="4" w:space="0" w:color="CBCBCB"/>
+            </w:tcBorders>
+          </w:tcPr>
+          <w:p>
+            <w:r>
+              <w:rPr>
+                <w:sz w:val="20"/>
+              </w:rPr>
+              <w:t>6</w:t>
+            </w:r>
+          </w:p>
+        </w:tc>
+        <w:tc>
+          <w:tcPr>
+            <w:tcW w:type="dxa" w:w="2422"/>
+            <w:tcBorders>
+              <w:top w:val="single" w:sz="4" w:space="0" w:color="CBCBCB"/>
+              <w:left w:val="single" w:sz="4" w:space="0" w:color="CBCBCB"/>
+              <w:bottom w:val="single" w:sz="4" w:space="0" w:color="CBCBCB"/>
+              <w:right w:val="single" w:sz="4" w:space="0" w:color="CBCBCB"/>
+            </w:tcBorders>
+          </w:tcPr>
+          <w:p>
+            <w:r>
+              <w:rPr>
+                <w:sz w:val="20"/>
+              </w:rPr>
+              <w:t xml:space="preserve">F10-B: Trạng thái mồ côi autostart </w:t>
+            </w:r>
+            <w:r>
+              <w:rPr>
+                <w:rFonts w:ascii="Courier New" w:hAnsi="Courier New"/>
+                <w:color w:val="F05922"/>
+                <w:sz w:val="20"/>
+              </w:rPr>
+              <w:t>.desktop</w:t>
+            </w:r>
+            <w:r>
+              <w:rPr>
+                <w:sz w:val="20"/>
+              </w:rPr>
+              <w:t xml:space="preserve"> khi deploy 2 lần khác cấu hình</w:t>
+            </w:r>
+          </w:p>
+        </w:tc>
+        <w:tc>
+          <w:tcPr>
+            <w:tcW w:type="dxa" w:w="2422"/>
+            <w:tcBorders>
+              <w:top w:val="single" w:sz="4" w:space="0" w:color="CBCBCB"/>
+              <w:left w:val="single" w:sz="4" w:space="0" w:color="CBCBCB"/>
+              <w:bottom w:val="single" w:sz="4" w:space="0" w:color="CBCBCB"/>
+              <w:right w:val="single" w:sz="4" w:space="0" w:color="CBCBCB"/>
+            </w:tcBorders>
+          </w:tcPr>
+          <w:p>
+            <w:r>
+              <w:rPr>
+                <w:sz w:val="20"/>
+              </w:rPr>
+              <w:t>🔴 REQUEST-CHANGES (Required R1)</w:t>
+            </w:r>
+          </w:p>
+        </w:tc>
+        <w:tc>
+          <w:tcPr>
+            <w:tcW w:type="dxa" w:w="2422"/>
+            <w:tcBorders>
+              <w:top w:val="single" w:sz="4" w:space="0" w:color="CBCBCB"/>
+              <w:left w:val="single" w:sz="4" w:space="0" w:color="CBCBCB"/>
+              <w:bottom w:val="single" w:sz="4" w:space="0" w:color="CBCBCB"/>
+              <w:right w:val="single" w:sz="4" w:space="0" w:color="CBCBCB"/>
+            </w:tcBorders>
+          </w:tcPr>
+          <w:p>
+            <w:r>
+              <w:rPr>
+                <w:sz w:val="20"/>
+              </w:rPr>
+              <w:t xml:space="preserve">Lệnh </w:t>
+            </w:r>
+            <w:r>
+              <w:rPr>
+                <w:rFonts w:ascii="Courier New" w:hAnsi="Courier New"/>
+                <w:color w:val="F05922"/>
+                <w:sz w:val="20"/>
+              </w:rPr>
+              <w:t>rm -f ~/.config/autostart/ipgs-kiosk.desktop</w:t>
+            </w:r>
+            <w:r>
+              <w:rPr>
+                <w:sz w:val="20"/>
+              </w:rPr>
+              <w:t xml:space="preserve"> chỉ nằm TRONG nhánh </w:t>
+            </w:r>
+            <w:r>
+              <w:rPr>
+                <w:rFonts w:ascii="Courier New" w:hAnsi="Courier New"/>
+                <w:color w:val="F05922"/>
+                <w:sz w:val="20"/>
+              </w:rPr>
+              <w:t>if [ "$ENABLE_AUTOSTART" = "1" ]</w:t>
+            </w:r>
+            <w:r>
+              <w:rPr>
+                <w:sz w:val="20"/>
+              </w:rPr>
+              <w:t xml:space="preserve"> (mục [8/9]). Kịch bản lỗi: deploy #1 (Autostart=1, Watchdog=0) tạo </w:t>
+            </w:r>
+            <w:r>
+              <w:rPr>
+                <w:rFonts w:ascii="Courier New" w:hAnsi="Courier New"/>
+                <w:color w:val="F05922"/>
+                <w:sz w:val="20"/>
+              </w:rPr>
+              <w:t>.desktop</w:t>
+            </w:r>
+            <w:r>
+              <w:rPr>
+                <w:sz w:val="20"/>
+              </w:rPr>
+              <w:t xml:space="preserve">; deploy #2 (Autostart=0, Watchdog=1) → nhánh else của [8/9] chỉ </w:t>
+            </w:r>
+            <w:r>
+              <w:rPr>
+                <w:rFonts w:ascii="Courier New" w:hAnsi="Courier New"/>
+                <w:color w:val="F05922"/>
+                <w:sz w:val="20"/>
+              </w:rPr>
+              <w:t>echo</w:t>
+            </w:r>
+            <w:r>
+              <w:rPr>
+                <w:sz w:val="20"/>
+              </w:rPr>
+              <w:t xml:space="preserve">, KHÔNG xoá </w:t>
+            </w:r>
+            <w:r>
+              <w:rPr>
+                <w:rFonts w:ascii="Courier New" w:hAnsi="Courier New"/>
+                <w:color w:val="F05922"/>
+                <w:sz w:val="20"/>
+              </w:rPr>
+              <w:t>.desktop</w:t>
+            </w:r>
+            <w:r>
+              <w:rPr>
+                <w:sz w:val="20"/>
+              </w:rPr>
+              <w:t xml:space="preserve"> cũ, mục [10] cài service → lần login sau app chạy </w:t>
+            </w:r>
+            <w:r>
+              <w:rPr>
+                <w:b/>
+                <w:sz w:val="20"/>
+              </w:rPr>
+              <w:t>2 instance</w:t>
+            </w:r>
+            <w:r>
+              <w:rPr>
+                <w:sz w:val="20"/>
+              </w:rPr>
+              <w:t xml:space="preserve"> (autostart cũ + watchdog). Fix ~2 dòng: chuyển/duplicate lệnh </w:t>
+            </w:r>
+            <w:r>
+              <w:rPr>
+                <w:rFonts w:ascii="Courier New" w:hAnsi="Courier New"/>
+                <w:color w:val="F05922"/>
+                <w:sz w:val="20"/>
+              </w:rPr>
+              <w:t>rm</w:t>
+            </w:r>
+            <w:r>
+              <w:rPr>
+                <w:sz w:val="20"/>
+              </w:rPr>
+              <w:t xml:space="preserve"> vào mục [10] nhánh </w:t>
+            </w:r>
+            <w:r>
+              <w:rPr>
+                <w:rFonts w:ascii="Courier New" w:hAnsi="Courier New"/>
+                <w:color w:val="F05922"/>
+                <w:sz w:val="20"/>
+              </w:rPr>
+              <w:t>ENABLE_WATCHDOG=1</w:t>
+            </w:r>
+            <w:r>
+              <w:rPr>
+                <w:sz w:val="20"/>
+              </w:rPr>
+              <w:t xml:space="preserve"> (luôn xoá </w:t>
+            </w:r>
+            <w:r>
+              <w:rPr>
+                <w:rFonts w:ascii="Courier New" w:hAnsi="Courier New"/>
+                <w:color w:val="F05922"/>
+                <w:sz w:val="20"/>
+              </w:rPr>
+              <w:t>.desktop</w:t>
+            </w:r>
+            <w:r>
+              <w:rPr>
+                <w:sz w:val="20"/>
+              </w:rPr>
+              <w:t xml:space="preserve"> app khi watchdog bật, bất kể ENABLE_AUTOSTART). Chiều ngược (Watchdog 1→0, Autostart=1) đã đúng: [8/9] tái tạo </w:t>
+            </w:r>
+            <w:r>
+              <w:rPr>
+                <w:rFonts w:ascii="Courier New" w:hAnsi="Courier New"/>
+                <w:color w:val="F05922"/>
+                <w:sz w:val="20"/>
+              </w:rPr>
+              <w:t>.desktop</w:t>
+            </w:r>
+            <w:r>
+              <w:rPr>
+                <w:sz w:val="20"/>
+              </w:rPr>
+              <w:t>, [10] gỡ service — không mồ côi.</w:t>
+            </w:r>
+          </w:p>
+        </w:tc>
+      </w:tr>
+      <w:tr>
+        <w:tc>
+          <w:tcPr>
+            <w:tcW w:type="dxa" w:w="2422"/>
+            <w:shd w:val="clear" w:color="auto" w:fill="B8B3D6"/>
+            <w:tcBorders>
+              <w:top w:val="single" w:sz="4" w:space="0" w:color="CBCBCB"/>
+              <w:left w:val="single" w:sz="4" w:space="0" w:color="CBCBCB"/>
+              <w:bottom w:val="single" w:sz="4" w:space="0" w:color="CBCBCB"/>
+              <w:right w:val="single" w:sz="4" w:space="0" w:color="CBCBCB"/>
+            </w:tcBorders>
+          </w:tcPr>
+          <w:p>
+            <w:r>
+              <w:rPr>
+                <w:sz w:val="20"/>
+              </w:rPr>
+              <w:t>7</w:t>
+            </w:r>
+          </w:p>
+        </w:tc>
+        <w:tc>
+          <w:tcPr>
+            <w:tcW w:type="dxa" w:w="2422"/>
+            <w:shd w:val="clear" w:color="auto" w:fill="B8B3D6"/>
+            <w:tcBorders>
+              <w:top w:val="single" w:sz="4" w:space="0" w:color="CBCBCB"/>
+              <w:left w:val="single" w:sz="4" w:space="0" w:color="CBCBCB"/>
+              <w:bottom w:val="single" w:sz="4" w:space="0" w:color="CBCBCB"/>
+              <w:right w:val="single" w:sz="4" w:space="0" w:color="CBCBCB"/>
+            </w:tcBorders>
+          </w:tcPr>
+          <w:p>
+            <w:r>
+              <w:rPr>
+                <w:sz w:val="20"/>
+              </w:rPr>
+              <w:t xml:space="preserve">F10-B: </w:t>
+            </w:r>
+            <w:r>
+              <w:rPr>
+                <w:rFonts w:ascii="Courier New" w:hAnsi="Courier New"/>
+                <w:color w:val="F05922"/>
+                <w:sz w:val="20"/>
+              </w:rPr>
+              <w:t>WantedBy=graphical-session.target</w:t>
+            </w:r>
+            <w:r>
+              <w:rPr>
+                <w:sz w:val="20"/>
+              </w:rPr>
+              <w:t>, linger, thứ tự với autologin F08</w:t>
+            </w:r>
+          </w:p>
+        </w:tc>
+        <w:tc>
+          <w:tcPr>
+            <w:tcW w:type="dxa" w:w="2422"/>
+            <w:shd w:val="clear" w:color="auto" w:fill="B8B3D6"/>
+            <w:tcBorders>
+              <w:top w:val="single" w:sz="4" w:space="0" w:color="CBCBCB"/>
+              <w:left w:val="single" w:sz="4" w:space="0" w:color="CBCBCB"/>
+              <w:bottom w:val="single" w:sz="4" w:space="0" w:color="CBCBCB"/>
+              <w:right w:val="single" w:sz="4" w:space="0" w:color="CBCBCB"/>
+            </w:tcBorders>
+          </w:tcPr>
+          <w:p>
+            <w:r>
+              <w:rPr>
+                <w:sz w:val="20"/>
+              </w:rPr>
+              <w:t>✅ APPROVE (FYI)</w:t>
+            </w:r>
+          </w:p>
+        </w:tc>
+        <w:tc>
+          <w:tcPr>
+            <w:tcW w:type="dxa" w:w="2422"/>
+            <w:shd w:val="clear" w:color="auto" w:fill="B8B3D6"/>
+            <w:tcBorders>
+              <w:top w:val="single" w:sz="4" w:space="0" w:color="CBCBCB"/>
+              <w:left w:val="single" w:sz="4" w:space="0" w:color="CBCBCB"/>
+              <w:bottom w:val="single" w:sz="4" w:space="0" w:color="CBCBCB"/>
+              <w:right w:val="single" w:sz="4" w:space="0" w:color="CBCBCB"/>
+            </w:tcBorders>
+          </w:tcPr>
+          <w:p>
+            <w:r>
+              <w:rPr>
+                <w:sz w:val="20"/>
+              </w:rPr>
+              <w:t xml:space="preserve">Không cần </w:t>
+            </w:r>
+            <w:r>
+              <w:rPr>
+                <w:rFonts w:ascii="Courier New" w:hAnsi="Courier New"/>
+                <w:color w:val="F05922"/>
+                <w:sz w:val="20"/>
+              </w:rPr>
+              <w:t>enable-linger</w:t>
+            </w:r>
+            <w:r>
+              <w:rPr>
+                <w:sz w:val="20"/>
+              </w:rPr>
+              <w:t xml:space="preserve">: </w:t>
+            </w:r>
+            <w:r>
+              <w:rPr>
+                <w:rFonts w:ascii="Courier New" w:hAnsi="Courier New"/>
+                <w:color w:val="F05922"/>
+                <w:sz w:val="20"/>
+              </w:rPr>
+              <w:t>graphical-session.target</w:t>
+            </w:r>
+            <w:r>
+              <w:rPr>
+                <w:sz w:val="20"/>
+              </w:rPr>
+              <w:t xml:space="preserve"> chỉ đạt khi có phiên đồ hoạ; autologin GDM (F08) đảm bảo phiên luôn được tạo lúc boot → service start đúng thời điểm, và phiên SSH thuần không kích hoạt target này (không start nhầm — thiết kế đúng). </w:t>
+            </w:r>
+            <w:r>
+              <w:rPr>
+                <w:rFonts w:ascii="Courier New" w:hAnsi="Courier New"/>
+                <w:color w:val="F05922"/>
+                <w:sz w:val="20"/>
+              </w:rPr>
+              <w:t>systemctl --user enable</w:t>
+            </w:r>
+            <w:r>
+              <w:rPr>
+                <w:sz w:val="20"/>
+              </w:rPr>
+              <w:t xml:space="preserve"> qua SSH hoạt động vì SSH login tự spawn user manager. </w:t>
+            </w:r>
+            <w:r>
+              <w:rPr>
+                <w:b/>
+                <w:sz w:val="20"/>
+              </w:rPr>
+              <w:t>FYI cho QA:</w:t>
+            </w:r>
+            <w:r>
+              <w:rPr>
+                <w:sz w:val="20"/>
+              </w:rPr>
+              <w:t xml:space="preserve"> kiểm chứng trên ZCU dùng binary GIẢ (không cần DISPLAY) — chưa chứng minh app GUI thật mở được cửa sổ từ service (phụ thuộc gnome-session import </w:t>
+            </w:r>
+            <w:r>
+              <w:rPr>
+                <w:rFonts w:ascii="Courier New" w:hAnsi="Courier New"/>
+                <w:color w:val="F05922"/>
+                <w:sz w:val="20"/>
+              </w:rPr>
+              <w:t>DISPLAY</w:t>
+            </w:r>
+            <w:r>
+              <w:rPr>
+                <w:sz w:val="20"/>
+              </w:rPr>
+              <w:t>/</w:t>
+            </w:r>
+            <w:r>
+              <w:rPr>
+                <w:rFonts w:ascii="Courier New" w:hAnsi="Courier New"/>
+                <w:color w:val="F05922"/>
+                <w:sz w:val="20"/>
+              </w:rPr>
+              <w:t>XAUTHORITY</w:t>
+            </w:r>
+            <w:r>
+              <w:rPr>
+                <w:sz w:val="20"/>
+              </w:rPr>
+              <w:t xml:space="preserve"> vào systemd user env — Ubuntu 22.04 có làm, nhưng PHẢI verify bằng app thật khi deploy).</w:t>
+            </w:r>
+          </w:p>
+        </w:tc>
+      </w:tr>
+      <w:tr>
+        <w:tc>
+          <w:tcPr>
+            <w:tcW w:type="dxa" w:w="2422"/>
+            <w:tcBorders>
+              <w:top w:val="single" w:sz="4" w:space="0" w:color="CBCBCB"/>
+              <w:left w:val="single" w:sz="4" w:space="0" w:color="CBCBCB"/>
+              <w:bottom w:val="single" w:sz="4" w:space="0" w:color="CBCBCB"/>
+              <w:right w:val="single" w:sz="4" w:space="0" w:color="CBCBCB"/>
+            </w:tcBorders>
+          </w:tcPr>
+          <w:p>
+            <w:r>
+              <w:rPr>
+                <w:sz w:val="20"/>
+              </w:rPr>
+              <w:t>8</w:t>
+            </w:r>
+          </w:p>
+        </w:tc>
+        <w:tc>
+          <w:tcPr>
+            <w:tcW w:type="dxa" w:w="2422"/>
+            <w:tcBorders>
+              <w:top w:val="single" w:sz="4" w:space="0" w:color="CBCBCB"/>
+              <w:left w:val="single" w:sz="4" w:space="0" w:color="CBCBCB"/>
+              <w:bottom w:val="single" w:sz="4" w:space="0" w:color="CBCBCB"/>
+              <w:right w:val="single" w:sz="4" w:space="0" w:color="CBCBCB"/>
+            </w:tcBorders>
+          </w:tcPr>
+          <w:p>
+            <w:r>
+              <w:rPr>
+                <w:sz w:val="20"/>
+              </w:rPr>
+              <w:t xml:space="preserve">F09: thiếu </w:t>
+            </w:r>
+            <w:r>
+              <w:rPr>
+                <w:rFonts w:ascii="Courier New" w:hAnsi="Courier New"/>
+                <w:color w:val="F05922"/>
+                <w:sz w:val="20"/>
+              </w:rPr>
+              <w:t>switch-to-application-1..9</w:t>
+            </w:r>
+            <w:r>
+              <w:rPr>
+                <w:sz w:val="20"/>
+              </w:rPr>
+              <w:t xml:space="preserve"> trong danh sách lock</w:t>
+            </w:r>
+          </w:p>
+        </w:tc>
+        <w:tc>
+          <w:tcPr>
+            <w:tcW w:type="dxa" w:w="2422"/>
+            <w:tcBorders>
+              <w:top w:val="single" w:sz="4" w:space="0" w:color="CBCBCB"/>
+              <w:left w:val="single" w:sz="4" w:space="0" w:color="CBCBCB"/>
+              <w:bottom w:val="single" w:sz="4" w:space="0" w:color="CBCBCB"/>
+              <w:right w:val="single" w:sz="4" w:space="0" w:color="CBCBCB"/>
+            </w:tcBorders>
+          </w:tcPr>
+          <w:p>
+            <w:r>
+              <w:rPr>
+                <w:sz w:val="20"/>
+              </w:rPr>
+              <w:t>🔶 APPROVE-WITH-COMMENT</w:t>
+            </w:r>
+          </w:p>
+        </w:tc>
+        <w:tc>
+          <w:tcPr>
+            <w:tcW w:type="dxa" w:w="2422"/>
+            <w:tcBorders>
+              <w:top w:val="single" w:sz="4" w:space="0" w:color="CBCBCB"/>
+              <w:left w:val="single" w:sz="4" w:space="0" w:color="CBCBCB"/>
+              <w:bottom w:val="single" w:sz="4" w:space="0" w:color="CBCBCB"/>
+              <w:right w:val="single" w:sz="4" w:space="0" w:color="CBCBCB"/>
+            </w:tcBorders>
+          </w:tcPr>
+          <w:p>
+            <w:r>
+              <w:rPr>
+                <w:sz w:val="20"/>
+              </w:rPr>
+              <w:t xml:space="preserve">Quan điểm Tech Lead: </w:t>
+            </w:r>
+            <w:r>
+              <w:rPr>
+                <w:b/>
+                <w:sz w:val="20"/>
+              </w:rPr>
+              <w:t>NÊN thêm</w:t>
+            </w:r>
+            <w:r>
+              <w:rPr>
+                <w:sz w:val="20"/>
+              </w:rPr>
+              <w:t xml:space="preserve"> vào script ở lần sửa kế tiếp (không block đợt này). Lý do: (i) script dùng chung cho MỌI máy kiosk — máy tương lai có thể có bàn phím; (ii) chính AUDIT (bản cập nhật 2026-07-27) ghi "vẫn khai thác được nếu ai đó CẮM bàn phím USB vào" — Super+4 → Terminal là lỗ P1 đã chứng minh bằng ảnh; (iii) chi phí ≈ 0: thêm 9 dòng key + 9 dòng lock, không ảnh hưởng máy chỉ-cảm-ứng. Tôn trọng quyết định scope của user cho máy hiện tại — đề xuất gộp vào cùng commit fix R1/R2 (cùng file) hoặc ghi backlog rõ ràng. Cân nhắc thêm cùng lúc </w:t>
+            </w:r>
+            <w:r>
+              <w:rPr>
+                <w:rFonts w:ascii="Courier New" w:hAnsi="Courier New"/>
+                <w:color w:val="F05922"/>
+                <w:sz w:val="20"/>
+              </w:rPr>
+              <w:t>switch-group</w:t>
+            </w:r>
+            <w:r>
+              <w:rPr>
+                <w:sz w:val="20"/>
+              </w:rPr>
+              <w:t>/</w:t>
+            </w:r>
+            <w:r>
+              <w:rPr>
+                <w:rFonts w:ascii="Courier New" w:hAnsi="Courier New"/>
+                <w:color w:val="F05922"/>
+                <w:sz w:val="20"/>
+              </w:rPr>
+              <w:t>activate-window-menu</w:t>
+            </w:r>
+            <w:r>
+              <w:rPr>
+                <w:sz w:val="20"/>
+              </w:rPr>
+              <w:t>/</w:t>
+            </w:r>
+            <w:r>
+              <w:rPr>
+                <w:rFonts w:ascii="Courier New" w:hAnsi="Courier New"/>
+                <w:color w:val="F05922"/>
+                <w:sz w:val="20"/>
+              </w:rPr>
+              <w:t>minimize</w:t>
+            </w:r>
+            <w:r>
+              <w:rPr>
+                <w:sz w:val="20"/>
+              </w:rPr>
+              <w:t xml:space="preserve"> (cùng lý do, cùng chi phí ≈ 0). </w:t>
+            </w:r>
+            <w:r>
+              <w:rPr>
+                <w:b/>
+                <w:sz w:val="20"/>
+              </w:rPr>
+              <w:t>Nợ kỹ thuật đã chấp nhận — phải liệt kê trong release note nội bộ.</w:t>
+            </w:r>
+          </w:p>
+        </w:tc>
+      </w:tr>
+      <w:tr>
+        <w:tc>
+          <w:tcPr>
+            <w:tcW w:type="dxa" w:w="2422"/>
+            <w:shd w:val="clear" w:color="auto" w:fill="B8B3D6"/>
+            <w:tcBorders>
+              <w:top w:val="single" w:sz="4" w:space="0" w:color="CBCBCB"/>
+              <w:left w:val="single" w:sz="4" w:space="0" w:color="CBCBCB"/>
+              <w:bottom w:val="single" w:sz="4" w:space="0" w:color="CBCBCB"/>
+              <w:right w:val="single" w:sz="4" w:space="0" w:color="CBCBCB"/>
+            </w:tcBorders>
+          </w:tcPr>
+          <w:p>
+            <w:r>
+              <w:rPr>
+                <w:sz w:val="20"/>
+              </w:rPr>
+              <w:t>9</w:t>
+            </w:r>
+          </w:p>
+        </w:tc>
+        <w:tc>
+          <w:tcPr>
+            <w:tcW w:type="dxa" w:w="2422"/>
+            <w:shd w:val="clear" w:color="auto" w:fill="B8B3D6"/>
+            <w:tcBorders>
+              <w:top w:val="single" w:sz="4" w:space="0" w:color="CBCBCB"/>
+              <w:left w:val="single" w:sz="4" w:space="0" w:color="CBCBCB"/>
+              <w:bottom w:val="single" w:sz="4" w:space="0" w:color="CBCBCB"/>
+              <w:right w:val="single" w:sz="4" w:space="0" w:color="CBCBCB"/>
+            </w:tcBorders>
+          </w:tcPr>
+          <w:p>
+            <w:r>
+              <w:rPr>
+                <w:sz w:val="20"/>
+              </w:rPr>
+              <w:t xml:space="preserve">F09: ghi đè </w:t>
+            </w:r>
+            <w:r>
+              <w:rPr>
+                <w:rFonts w:ascii="Courier New" w:hAnsi="Courier New"/>
+                <w:color w:val="F05922"/>
+                <w:sz w:val="20"/>
+              </w:rPr>
+              <w:t>/etc/dconf/profile/user</w:t>
+            </w:r>
+          </w:p>
+        </w:tc>
+        <w:tc>
+          <w:tcPr>
+            <w:tcW w:type="dxa" w:w="2422"/>
+            <w:shd w:val="clear" w:color="auto" w:fill="B8B3D6"/>
+            <w:tcBorders>
+              <w:top w:val="single" w:sz="4" w:space="0" w:color="CBCBCB"/>
+              <w:left w:val="single" w:sz="4" w:space="0" w:color="CBCBCB"/>
+              <w:bottom w:val="single" w:sz="4" w:space="0" w:color="CBCBCB"/>
+              <w:right w:val="single" w:sz="4" w:space="0" w:color="CBCBCB"/>
+            </w:tcBorders>
+          </w:tcPr>
+          <w:p>
+            <w:r>
+              <w:rPr>
+                <w:sz w:val="20"/>
+              </w:rPr>
+              <w:t>✅ APPROVE (Optional)</w:t>
+            </w:r>
+          </w:p>
+        </w:tc>
+        <w:tc>
+          <w:tcPr>
+            <w:tcW w:type="dxa" w:w="2422"/>
+            <w:shd w:val="clear" w:color="auto" w:fill="B8B3D6"/>
+            <w:tcBorders>
+              <w:top w:val="single" w:sz="4" w:space="0" w:color="CBCBCB"/>
+              <w:left w:val="single" w:sz="4" w:space="0" w:color="CBCBCB"/>
+              <w:bottom w:val="single" w:sz="4" w:space="0" w:color="CBCBCB"/>
+              <w:right w:val="single" w:sz="4" w:space="0" w:color="CBCBCB"/>
+            </w:tcBorders>
+          </w:tcPr>
+          <w:p>
+            <w:r>
+              <w:rPr>
+                <w:sz w:val="20"/>
+              </w:rPr>
+              <w:t>Có backup trước khi ghi đè (</w:t>
+            </w:r>
+            <w:r>
+              <w:rPr>
+                <w:rFonts w:ascii="Courier New" w:hAnsi="Courier New"/>
+                <w:color w:val="F05922"/>
+                <w:sz w:val="20"/>
+              </w:rPr>
+              <w:t>cp "$DCONF_PROFILE" "$DCONF_PROFILE.$BAK_SUFFIX"</w:t>
+            </w:r>
+            <w:r>
+              <w:rPr>
+                <w:sz w:val="20"/>
+              </w:rPr>
+              <w:t xml:space="preserve">) — đạt yêu cầu tối thiểu. Rủi ro thực tế thấp: Ubuntu mặc định KHÔNG có file này (G020). Optional: nếu file đã tồn tại và chứa </w:t>
+            </w:r>
+            <w:r>
+              <w:rPr>
+                <w:rFonts w:ascii="Courier New" w:hAnsi="Courier New"/>
+                <w:color w:val="F05922"/>
+                <w:sz w:val="20"/>
+              </w:rPr>
+              <w:t>system-db</w:t>
+            </w:r>
+            <w:r>
+              <w:rPr>
+                <w:sz w:val="20"/>
+              </w:rPr>
+              <w:t xml:space="preserve"> khác (VD site-db của khách) thì bị thay bằng bản 2 dòng — nên chỉ append </w:t>
+            </w:r>
+            <w:r>
+              <w:rPr>
+                <w:rFonts w:ascii="Courier New" w:hAnsi="Courier New"/>
+                <w:color w:val="F05922"/>
+                <w:sz w:val="20"/>
+              </w:rPr>
+              <w:t>system-db:local</w:t>
+            </w:r>
+            <w:r>
+              <w:rPr>
+                <w:sz w:val="20"/>
+              </w:rPr>
+              <w:t xml:space="preserve"> khi thiếu thay vì ghi đè cả file. Nhánh gỡ khoá không khôi phục profile: chấp nhận được (profile trỏ tới db rỗng là vô hại).</w:t>
+            </w:r>
+          </w:p>
+        </w:tc>
+      </w:tr>
+      <w:tr>
+        <w:tc>
+          <w:tcPr>
+            <w:tcW w:type="dxa" w:w="2422"/>
+            <w:tcBorders>
+              <w:top w:val="single" w:sz="4" w:space="0" w:color="CBCBCB"/>
+              <w:left w:val="single" w:sz="4" w:space="0" w:color="CBCBCB"/>
+              <w:bottom w:val="single" w:sz="4" w:space="0" w:color="CBCBCB"/>
+              <w:right w:val="single" w:sz="4" w:space="0" w:color="CBCBCB"/>
+            </w:tcBorders>
+          </w:tcPr>
+          <w:p>
+            <w:r>
+              <w:rPr>
+                <w:sz w:val="20"/>
+              </w:rPr>
+              <w:t>10</w:t>
+            </w:r>
+          </w:p>
+        </w:tc>
+        <w:tc>
+          <w:tcPr>
+            <w:tcW w:type="dxa" w:w="2422"/>
+            <w:tcBorders>
+              <w:top w:val="single" w:sz="4" w:space="0" w:color="CBCBCB"/>
+              <w:left w:val="single" w:sz="4" w:space="0" w:color="CBCBCB"/>
+              <w:bottom w:val="single" w:sz="4" w:space="0" w:color="CBCBCB"/>
+              <w:right w:val="single" w:sz="4" w:space="0" w:color="CBCBCB"/>
+            </w:tcBorders>
+          </w:tcPr>
+          <w:p>
+            <w:r>
+              <w:rPr>
+                <w:sz w:val="20"/>
+              </w:rPr>
+              <w:t>Đồng bộ tài liệu (§15/§17): MANUAL 9.3, AUDIT, BUG, CODE-GRAPH, GOTCHAS G020/G021</w:t>
+            </w:r>
+          </w:p>
+        </w:tc>
+        <w:tc>
+          <w:tcPr>
+            <w:tcW w:type="dxa" w:w="2422"/>
+            <w:tcBorders>
+              <w:top w:val="single" w:sz="4" w:space="0" w:color="CBCBCB"/>
+              <w:left w:val="single" w:sz="4" w:space="0" w:color="CBCBCB"/>
+              <w:bottom w:val="single" w:sz="4" w:space="0" w:color="CBCBCB"/>
+              <w:right w:val="single" w:sz="4" w:space="0" w:color="CBCBCB"/>
+            </w:tcBorders>
+          </w:tcPr>
+          <w:p>
+            <w:r>
+              <w:rPr>
+                <w:sz w:val="20"/>
+              </w:rPr>
+              <w:t>🔶 APPROVE-WITH-COMMENT</w:t>
+            </w:r>
+          </w:p>
+        </w:tc>
+        <w:tc>
+          <w:tcPr>
+            <w:tcW w:type="dxa" w:w="2422"/>
+            <w:tcBorders>
+              <w:top w:val="single" w:sz="4" w:space="0" w:color="CBCBCB"/>
+              <w:left w:val="single" w:sz="4" w:space="0" w:color="CBCBCB"/>
+              <w:bottom w:val="single" w:sz="4" w:space="0" w:color="CBCBCB"/>
+              <w:right w:val="single" w:sz="4" w:space="0" w:color="CBCBCB"/>
+            </w:tcBorders>
+          </w:tcPr>
+          <w:p>
+            <w:r>
+              <w:rPr>
+                <w:sz w:val="20"/>
+              </w:rPr>
+              <w:t xml:space="preserve">Đối chiếu đủ: CODE-GRAPH mô tả đúng tham số 11/12 + extension; GOTCHAS G020/G021 chính xác và hữu ích; AUDIT cập nhật trung thực (giữ bảng gốc, đánh dấu ⏭️ N/A kèm lý do). </w:t>
+            </w:r>
+            <w:r>
+              <w:rPr>
+                <w:b/>
+                <w:sz w:val="20"/>
+              </w:rPr>
+              <w:t>Nit (tài liệu hứa hơn code chứng minh):</w:t>
+            </w:r>
+            <w:r>
+              <w:rPr>
+                <w:sz w:val="20"/>
+              </w:rPr>
+              <w:t xml:space="preserve"> MANUAL 9.3 viết "cử chỉ cảm ứng </w:t>
+            </w:r>
+            <w:r>
+              <w:rPr>
+                <w:b/>
+                <w:sz w:val="20"/>
+              </w:rPr>
+              <w:t>đã được chặn</w:t>
+            </w:r>
+            <w:r>
+              <w:rPr>
+                <w:sz w:val="20"/>
+              </w:rPr>
+              <w:t>"/"vô hiệu hoàn toàn" như sự thật đã kiểm chứng, trong khi AUDIT + BUG report ghi rõ "cần user thử tay" (VM không có touchscreen). Đề nghị thêm 1 câu vào MANUAL: "đã kiểm chứng bằng mọi trigger giả lập được; cử chỉ đa chạm thật cần xác nhận tại máy" — sửa cùng đợt fix R1/R2. Watchdog MANUAL khớp code (trừ đoạn "thử vài lần rồi dừng" sẽ đổi theo R2).</w:t>
+            </w:r>
+          </w:p>
+        </w:tc>
+      </w:tr>
+      <w:tr>
+        <w:tc>
+          <w:tcPr>
+            <w:tcW w:type="dxa" w:w="2422"/>
+            <w:shd w:val="clear" w:color="auto" w:fill="B8B3D6"/>
+            <w:tcBorders>
+              <w:top w:val="single" w:sz="4" w:space="0" w:color="CBCBCB"/>
+              <w:left w:val="single" w:sz="4" w:space="0" w:color="CBCBCB"/>
+              <w:bottom w:val="single" w:sz="4" w:space="0" w:color="CBCBCB"/>
+              <w:right w:val="single" w:sz="4" w:space="0" w:color="CBCBCB"/>
+            </w:tcBorders>
+          </w:tcPr>
+          <w:p>
+            <w:r>
+              <w:rPr>
+                <w:sz w:val="20"/>
+              </w:rPr>
+              <w:t>11</w:t>
+            </w:r>
+          </w:p>
+        </w:tc>
+        <w:tc>
+          <w:tcPr>
+            <w:tcW w:type="dxa" w:w="2422"/>
+            <w:shd w:val="clear" w:color="auto" w:fill="B8B3D6"/>
+            <w:tcBorders>
+              <w:top w:val="single" w:sz="4" w:space="0" w:color="CBCBCB"/>
+              <w:left w:val="single" w:sz="4" w:space="0" w:color="CBCBCB"/>
+              <w:bottom w:val="single" w:sz="4" w:space="0" w:color="CBCBCB"/>
+              <w:right w:val="single" w:sz="4" w:space="0" w:color="CBCBCB"/>
+            </w:tcBorders>
+          </w:tcPr>
+          <w:p>
+            <w:r>
+              <w:rPr>
+                <w:sz w:val="20"/>
+              </w:rPr>
+              <w:t xml:space="preserve">Audit </w:t>
+            </w:r>
+            <w:r>
+              <w:rPr>
+                <w:rFonts w:ascii="Courier New" w:hAnsi="Courier New"/>
+                <w:color w:val="F05922"/>
+                <w:sz w:val="20"/>
+              </w:rPr>
+              <w:t>e267826</w:t>
+            </w:r>
+            <w:r>
+              <w:rPr>
+                <w:sz w:val="20"/>
+              </w:rPr>
+              <w:t xml:space="preserve"> (QA)</w:t>
+            </w:r>
+          </w:p>
+        </w:tc>
+        <w:tc>
+          <w:tcPr>
+            <w:tcW w:type="dxa" w:w="2422"/>
+            <w:shd w:val="clear" w:color="auto" w:fill="B8B3D6"/>
+            <w:tcBorders>
+              <w:top w:val="single" w:sz="4" w:space="0" w:color="CBCBCB"/>
+              <w:left w:val="single" w:sz="4" w:space="0" w:color="CBCBCB"/>
+              <w:bottom w:val="single" w:sz="4" w:space="0" w:color="CBCBCB"/>
+              <w:right w:val="single" w:sz="4" w:space="0" w:color="CBCBCB"/>
+            </w:tcBorders>
+          </w:tcPr>
+          <w:p>
+            <w:r>
+              <w:rPr>
+                <w:sz w:val="20"/>
+              </w:rPr>
+              <w:t>✅ APPROVE</w:t>
+            </w:r>
+          </w:p>
+        </w:tc>
+        <w:tc>
+          <w:tcPr>
+            <w:tcW w:type="dxa" w:w="2422"/>
+            <w:shd w:val="clear" w:color="auto" w:fill="B8B3D6"/>
+            <w:tcBorders>
+              <w:top w:val="single" w:sz="4" w:space="0" w:color="CBCBCB"/>
+              <w:left w:val="single" w:sz="4" w:space="0" w:color="CBCBCB"/>
+              <w:bottom w:val="single" w:sz="4" w:space="0" w:color="CBCBCB"/>
+              <w:right w:val="single" w:sz="4" w:space="0" w:color="CBCBCB"/>
+            </w:tcBorders>
+          </w:tcPr>
+          <w:p>
+            <w:r>
+              <w:rPr>
+                <w:sz w:val="20"/>
+              </w:rPr>
+              <w:t>Audit chất lượng cao: ~30 hạng mục, có bằng chứng screenshot/</w:t>
+            </w:r>
+            <w:r>
+              <w:rPr>
+                <w:rFonts w:ascii="Courier New" w:hAnsi="Courier New"/>
+                <w:color w:val="F05922"/>
+                <w:sz w:val="20"/>
+              </w:rPr>
+              <w:t>gsettings writable</w:t>
+            </w:r>
+            <w:r>
+              <w:rPr>
+                <w:sz w:val="20"/>
+              </w:rPr>
+              <w:t xml:space="preserve"> cho từng dòng, phân mức rủi ro đúng, không sửa máy, khôi phục baseline. Bản cập nhật trong </w:t>
+            </w:r>
+            <w:r>
+              <w:rPr>
+                <w:rFonts w:ascii="Courier New" w:hAnsi="Courier New"/>
+                <w:color w:val="F05922"/>
+                <w:sz w:val="20"/>
+              </w:rPr>
+              <w:t>4f19374</w:t>
+            </w:r>
+            <w:r>
+              <w:rPr>
+                <w:sz w:val="20"/>
+              </w:rPr>
+              <w:t xml:space="preserve"> giữ nguyên dữ liệu gốc thay vì xoá — đúng chuẩn audit trail.</w:t>
+            </w:r>
+          </w:p>
+        </w:tc>
+      </w:tr>
+    </w:tbl>
+    <w:p/>
+    <w:p>
+      <w:pPr>
+        <w:pStyle w:val="Heading3"/>
+        <w:spacing w:before="160" w:after="60"/>
+      </w:pPr>
+      <w:r>
+        <w:rPr>
+          <w:color w:val="4A3F8C"/>
+          <w:sz w:val="24"/>
+        </w:rPr>
+        <w:t>Rủi ro tồn đọng — user CẦN BIẾT (kể cả nợ đã chấp nhận theo quyết định scope)</w:t>
+      </w:r>
+    </w:p>
+    <w:p>
+      <w:pPr>
+        <w:spacing w:after="20"/>
+        <w:ind w:left="567" w:hanging="283"/>
+      </w:pPr>
+      <w:r>
+        <w:rPr>
+          <w:sz w:val="21"/>
+        </w:rPr>
+        <w:t>1.</w:t>
+        <w:tab/>
+      </w:r>
+      <w:r>
+        <w:rPr>
+          <w:b/>
+          <w:sz w:val="21"/>
+        </w:rPr>
+        <w:t>Cắm bàn phím USB = phá toàn bộ kiosk</w:t>
+      </w:r>
+      <w:r>
+        <w:rPr>
+          <w:sz w:val="21"/>
+        </w:rPr>
+        <w:t xml:space="preserve"> (nợ đã chấp nhận): Super+4 → Terminal (đã chứng minh bằng ảnh), VT switch Ctrl+Alt+F3, Alt+SysRq+B reboot. </w:t>
+      </w:r>
+      <w:r>
+        <w:rPr>
+          <w:rFonts w:ascii="Courier New" w:hAnsi="Courier New"/>
+          <w:color w:val="F05922"/>
+          <w:sz w:val="21"/>
+        </w:rPr>
+        <w:t>kztek</w:t>
+      </w:r>
+      <w:r>
+        <w:rPr>
+          <w:sz w:val="21"/>
+        </w:rPr>
+        <w:t xml:space="preserve"> trong </w:t>
+      </w:r>
+      <w:r>
+        <w:rPr>
+          <w:rFonts w:ascii="Courier New" w:hAnsi="Courier New"/>
+          <w:color w:val="F05922"/>
+          <w:sz w:val="21"/>
+        </w:rPr>
+        <w:t>sudo</w:t>
+      </w:r>
+      <w:r>
+        <w:rPr>
+          <w:sz w:val="21"/>
+        </w:rPr>
+        <w:t xml:space="preserve"> + home ghi được → biết mật khẩu là chiếm máy vĩnh viễn. Khuyến nghị vận hành: khoá vật lý cổng USB hoặc tem niêm phong.</w:t>
+      </w:r>
+    </w:p>
+    <w:p>
+      <w:pPr>
+        <w:spacing w:after="20"/>
+        <w:ind w:left="567" w:hanging="283"/>
+      </w:pPr>
+      <w:r>
+        <w:rPr>
+          <w:sz w:val="21"/>
+        </w:rPr>
+        <w:t>2.</w:t>
+        <w:tab/>
+      </w:r>
+      <w:r>
+        <w:rPr>
+          <w:b/>
+          <w:sz w:val="21"/>
+        </w:rPr>
+        <w:t>USB automount-open còn hở</w:t>
+      </w:r>
+      <w:r>
+        <w:rPr>
+          <w:sz w:val="21"/>
+        </w:rPr>
+        <w:t xml:space="preserve"> — vector KHÔNG cần bàn phím: cắm USB → Nautilus tự mở (audit Nhóm 4). Nằm ngoài scope F10 theo chốt của user, nhưng là vector cảm-ứng-độc-lập duy nhất còn lại → đề nghị cân nhắc vá đợt sau (</w:t>
+      </w:r>
+      <w:r>
+        <w:rPr>
+          <w:rFonts w:ascii="Courier New" w:hAnsi="Courier New"/>
+          <w:color w:val="F05922"/>
+          <w:sz w:val="21"/>
+        </w:rPr>
+        <w:t>automount-open=false</w:t>
+      </w:r>
+      <w:r>
+        <w:rPr>
+          <w:sz w:val="21"/>
+        </w:rPr>
+        <w:t xml:space="preserve"> + lock, ~4 dòng).</w:t>
+      </w:r>
+    </w:p>
+    <w:p>
+      <w:pPr>
+        <w:spacing w:after="20"/>
+        <w:ind w:left="567" w:hanging="283"/>
+      </w:pPr>
+      <w:r>
+        <w:rPr>
+          <w:sz w:val="21"/>
+        </w:rPr>
+        <w:t>3.</w:t>
+        <w:tab/>
+      </w:r>
+      <w:r>
+        <w:rPr>
+          <w:b/>
+          <w:sz w:val="21"/>
+        </w:rPr>
+        <w:t>Extension chết âm thầm khi nâng GNOME/Ubuntu</w:t>
+      </w:r>
+      <w:r>
+        <w:rPr>
+          <w:sz w:val="21"/>
+        </w:rPr>
+        <w:t xml:space="preserve"> (mục #1) — hàng rào duy nhất chặn gesture; mất là hở lại không ai biết. Cần bước verify sau reboot + health check backlog.</w:t>
+      </w:r>
+    </w:p>
+    <w:p>
+      <w:pPr>
+        <w:spacing w:after="20"/>
+        <w:ind w:left="567" w:hanging="283"/>
+      </w:pPr>
+      <w:r>
+        <w:rPr>
+          <w:sz w:val="21"/>
+        </w:rPr>
+        <w:t>4.</w:t>
+        <w:tab/>
+      </w:r>
+      <w:r>
+        <w:rPr>
+          <w:b/>
+          <w:sz w:val="21"/>
+        </w:rPr>
+        <w:t>Gesture thực tế CHƯA được kiểm chứng trên màn cảm ứng thật</w:t>
+      </w:r>
+      <w:r>
+        <w:rPr>
+          <w:sz w:val="21"/>
+        </w:rPr>
+        <w:t xml:space="preserve"> — toàn bộ F10-A mới chứng minh được bằng suy luận + trigger giả lập. QA/user PHẢI thử tay theo AUDIT §3 (mục 1, 2) trước khi coi F10 là done.</w:t>
+      </w:r>
+    </w:p>
+    <w:p>
+      <w:pPr>
+        <w:spacing w:after="20"/>
+        <w:ind w:left="567" w:hanging="283"/>
+      </w:pPr>
+      <w:r>
+        <w:rPr>
+          <w:sz w:val="21"/>
+        </w:rPr>
+        <w:t>5.</w:t>
+        <w:tab/>
+      </w:r>
+      <w:r>
+        <w:rPr>
+          <w:sz w:val="21"/>
+        </w:rPr>
+        <w:t>Chuột USB cắm thêm: middle-click/nút phụ không chặn được bằng dconf (audit Nhóm 2) — rủi ro thấp vì overview đã bị extension vô hiệu.</w:t>
+      </w:r>
+    </w:p>
+    <w:p>
+      <w:pPr>
+        <w:pStyle w:val="Heading3"/>
+        <w:spacing w:before="160" w:after="60"/>
+      </w:pPr>
+      <w:r>
+        <w:rPr>
+          <w:color w:val="4A3F8C"/>
+          <w:sz w:val="24"/>
+        </w:rPr>
+        <w:t>Kết luận</w:t>
+      </w:r>
+    </w:p>
+    <w:p>
+      <w:pPr>
+        <w:spacing w:after="80"/>
+      </w:pPr>
+      <w:r>
+        <w:rPr>
+          <w:b/>
+          <w:sz w:val="21"/>
+        </w:rPr>
+        <w:t>CHƯA chuyển QA verify.</w:t>
+      </w:r>
+      <w:r>
+        <w:rPr>
+          <w:sz w:val="21"/>
+        </w:rPr>
+        <w:t xml:space="preserve"> Yêu cầu Senior Developer sửa 2 điểm Required trên cùng file </w:t>
+      </w:r>
+      <w:r>
+        <w:rPr>
+          <w:rFonts w:ascii="Courier New" w:hAnsi="Courier New"/>
+          <w:color w:val="F05922"/>
+          <w:sz w:val="18"/>
+        </w:rPr>
+        <w:t>scripts/linux-kiosk/2-configure-system.sh</w:t>
+      </w:r>
+      <w:r>
+        <w:rPr>
+          <w:sz w:val="21"/>
+        </w:rPr>
+        <w:t>:</w:t>
+      </w:r>
+    </w:p>
+    <w:p>
+      <w:pPr>
+        <w:pStyle w:val="ListBullet"/>
+        <w:spacing w:after="20"/>
+        <w:ind w:left="283"/>
+      </w:pPr>
+      <w:r>
+        <w:rPr>
+          <w:b/>
+          <w:sz w:val="21"/>
+        </w:rPr>
+        <w:t>R1</w:t>
+      </w:r>
+      <w:r>
+        <w:rPr>
+          <w:sz w:val="21"/>
+        </w:rPr>
+        <w:t xml:space="preserve"> (mục #6): xoá </w:t>
+      </w:r>
+      <w:r>
+        <w:rPr>
+          <w:rFonts w:ascii="Courier New" w:hAnsi="Courier New"/>
+          <w:color w:val="F05922"/>
+          <w:sz w:val="21"/>
+        </w:rPr>
+        <w:t>~/.config/autostart/ipgs-kiosk.desktop</w:t>
+      </w:r>
+      <w:r>
+        <w:rPr>
+          <w:sz w:val="21"/>
+        </w:rPr>
+        <w:t xml:space="preserve"> trong mục [10] khi </w:t>
+      </w:r>
+      <w:r>
+        <w:rPr>
+          <w:rFonts w:ascii="Courier New" w:hAnsi="Courier New"/>
+          <w:color w:val="F05922"/>
+          <w:sz w:val="21"/>
+        </w:rPr>
+        <w:t>ENABLE_WATCHDOG=1</w:t>
+      </w:r>
+      <w:r>
+        <w:rPr>
+          <w:sz w:val="21"/>
+        </w:rPr>
+        <w:t xml:space="preserve">, độc lập với </w:t>
+      </w:r>
+      <w:r>
+        <w:rPr>
+          <w:rFonts w:ascii="Courier New" w:hAnsi="Courier New"/>
+          <w:color w:val="F05922"/>
+          <w:sz w:val="21"/>
+        </w:rPr>
+        <w:t>ENABLE_AUTOSTART</w:t>
+      </w:r>
+      <w:r>
+        <w:rPr>
+          <w:sz w:val="21"/>
+        </w:rPr>
+        <w:t xml:space="preserve"> — chặn double-instance.</w:t>
+      </w:r>
+    </w:p>
+    <w:p>
+      <w:pPr>
+        <w:pStyle w:val="ListBullet"/>
+        <w:spacing w:after="20"/>
+        <w:ind w:left="283"/>
+      </w:pPr>
+      <w:r>
+        <w:rPr>
+          <w:b/>
+          <w:sz w:val="21"/>
+        </w:rPr>
+        <w:t>R2</w:t>
+      </w:r>
+      <w:r>
+        <w:rPr>
+          <w:sz w:val="21"/>
+        </w:rPr>
+        <w:t xml:space="preserve"> (mục #5): đổi chính sách restart để watchdog không chết vĩnh viễn trên kiosk không người trực (khuyến nghị </w:t>
+      </w:r>
+      <w:r>
+        <w:rPr>
+          <w:rFonts w:ascii="Courier New" w:hAnsi="Courier New"/>
+          <w:color w:val="F05922"/>
+          <w:sz w:val="21"/>
+        </w:rPr>
+        <w:t>RestartSec=10</w:t>
+      </w:r>
+      <w:r>
+        <w:rPr>
+          <w:sz w:val="21"/>
+        </w:rPr>
+        <w:t xml:space="preserve"> + </w:t>
+      </w:r>
+      <w:r>
+        <w:rPr>
+          <w:rFonts w:ascii="Courier New" w:hAnsi="Courier New"/>
+          <w:color w:val="F05922"/>
+          <w:sz w:val="21"/>
+        </w:rPr>
+        <w:t>StartLimitIntervalSec=0</w:t>
+      </w:r>
+      <w:r>
+        <w:rPr>
+          <w:sz w:val="21"/>
+        </w:rPr>
+        <w:t>), cập nhật MANUAL tương ứng.</w:t>
+      </w:r>
+    </w:p>
+    <w:p>
+      <w:pPr>
+        <w:spacing w:after="80"/>
+      </w:pPr>
+      <w:r>
+        <w:rPr>
+          <w:sz w:val="21"/>
+        </w:rPr>
+        <w:t xml:space="preserve">Khuyến nghị gộp cùng commit fix (không bắt buộc): thêm </w:t>
+      </w:r>
+      <w:r>
+        <w:rPr>
+          <w:rFonts w:ascii="Courier New" w:hAnsi="Courier New"/>
+          <w:color w:val="F05922"/>
+          <w:sz w:val="18"/>
+        </w:rPr>
+        <w:t>switch-to-application-1..9</w:t>
+      </w:r>
+      <w:r>
+        <w:rPr>
+          <w:sz w:val="21"/>
+        </w:rPr>
+        <w:t xml:space="preserve"> (+ </w:t>
+      </w:r>
+      <w:r>
+        <w:rPr>
+          <w:rFonts w:ascii="Courier New" w:hAnsi="Courier New"/>
+          <w:color w:val="F05922"/>
+          <w:sz w:val="18"/>
+        </w:rPr>
+        <w:t>switch-group</w:t>
+      </w:r>
+      <w:r>
+        <w:rPr>
+          <w:sz w:val="21"/>
+        </w:rPr>
+        <w:t xml:space="preserve">, </w:t>
+      </w:r>
+      <w:r>
+        <w:rPr>
+          <w:rFonts w:ascii="Courier New" w:hAnsi="Courier New"/>
+          <w:color w:val="F05922"/>
+          <w:sz w:val="18"/>
+        </w:rPr>
+        <w:t>activate-window-menu</w:t>
+      </w:r>
+      <w:r>
+        <w:rPr>
+          <w:sz w:val="21"/>
+        </w:rPr>
+        <w:t xml:space="preserve">, </w:t>
+      </w:r>
+      <w:r>
+        <w:rPr>
+          <w:rFonts w:ascii="Courier New" w:hAnsi="Courier New"/>
+          <w:color w:val="F05922"/>
+          <w:sz w:val="18"/>
+        </w:rPr>
+        <w:t>minimize</w:t>
+      </w:r>
+      <w:r>
+        <w:rPr>
+          <w:sz w:val="21"/>
+        </w:rPr>
+        <w:t>) vào dconf lock F09 (mục #8) và câu dè dặt "cần xác nhận tại máy" vào MANUAL (mục #10). Sau khi fix R1+R2 và Tech Lead re-review nhanh (≤15 phút) → chuyển QA verify; QA lưu ý test case ở mục #1 (extension ACTIVE sau reboot), #7 (app GUI thật chạy từ service) và thử tay gesture theo AUDIT §3.</w:t>
+      </w:r>
+    </w:p>
+    <w:p>
+      <w:pPr>
+        <w:spacing w:after="80"/>
+      </w:pPr>
+      <w:r>
+        <w:rPr>
+          <w:sz w:val="21"/>
+        </w:rPr>
+        <w:t>— Tech Lead, 2026-07-27 00:49</w:t>
+      </w:r>
+    </w:p>
     <w:sectPr>
       <w:headerReference w:type="default" r:id="rId9"/>
       <w:footerReference w:type="default" r:id="rId10"/>

--- a/docs/bugs/BUG-ccu-ui-findings-2026-07-26.docx
+++ b/docs/bugs/BUG-ccu-ui-findings-2026-07-26.docx
@@ -18265,6 +18265,384 @@
         <w:t xml:space="preserve"> (19 warnings = baseline).</w:t>
       </w:r>
     </w:p>
+    <w:p>
+      <w:pPr>
+        <w:spacing w:before="40" w:after="40"/>
+        <w:ind w:left="567"/>
+        <w:pBdr>
+          <w:left w:val="single" w:sz="12" w:space="10" w:color="F05922"/>
+        </w:pBdr>
+      </w:pPr>
+      <w:r>
+        <w:rPr>
+          <w:b/>
+          <w:color w:val="4A3F8C"/>
+        </w:rPr>
+        <w:t>🔁 Vòng 2 — sửa theo review Tech Lead (`830c5e7`), 2026-07-27 (senior-developer):</w:t>
+      </w:r>
+    </w:p>
+    <w:p>
+      <w:pPr>
+        <w:spacing w:before="40" w:after="40"/>
+        <w:ind w:left="567"/>
+        <w:pBdr>
+          <w:left w:val="single" w:sz="12" w:space="10" w:color="F05922"/>
+        </w:pBdr>
+      </w:pPr>
+      <w:r>
+        <w:rPr>
+          <w:color w:val="4A3F8C"/>
+        </w:rPr>
+        <w:t xml:space="preserve">- </w:t>
+      </w:r>
+      <w:r>
+        <w:rPr>
+          <w:b/>
+          <w:color w:val="4A3F8C"/>
+        </w:rPr>
+        <w:t>R1 (Required) — autostart `.desktop` mồ côi:</w:t>
+      </w:r>
+      <w:r>
+        <w:rPr>
+          <w:color w:val="4A3F8C"/>
+        </w:rPr>
+        <w:t xml:space="preserve"> tái cấu trúc mục [8/9] của </w:t>
+      </w:r>
+      <w:r>
+        <w:rPr>
+          <w:rFonts w:ascii="Courier New" w:hAnsi="Courier New"/>
+          <w:color w:val="F05922"/>
+          <w:sz w:val="18"/>
+        </w:rPr>
+        <w:t>2-configure-system.sh</w:t>
+      </w:r>
+      <w:r>
+        <w:rPr>
+          <w:color w:val="4A3F8C"/>
+        </w:rPr>
+        <w:t xml:space="preserve"> — trạng thái </w:t>
+      </w:r>
+      <w:r>
+        <w:rPr>
+          <w:rFonts w:ascii="Courier New" w:hAnsi="Courier New"/>
+          <w:color w:val="F05922"/>
+          <w:sz w:val="18"/>
+        </w:rPr>
+        <w:t>ipgs-kiosk.desktop</w:t>
+      </w:r>
+      <w:r>
+        <w:rPr>
+          <w:color w:val="4A3F8C"/>
+        </w:rPr>
+        <w:t xml:space="preserve"> của APP giờ quyết định theo ma trận (Watchdog trước, Autostart sau), luôn nhất quán với cấu hình VỪA chọn bất kể lần deploy trước: Watchdog=1 → XÓA </w:t>
+      </w:r>
+      <w:r>
+        <w:rPr>
+          <w:rFonts w:ascii="Courier New" w:hAnsi="Courier New"/>
+          <w:color w:val="F05922"/>
+          <w:sz w:val="18"/>
+        </w:rPr>
+        <w:t>.desktop</w:t>
+      </w:r>
+      <w:r>
+        <w:rPr>
+          <w:color w:val="4A3F8C"/>
+        </w:rPr>
+        <w:t xml:space="preserve"> (bất kể Autostart, chặn kịch bản deploy lần 1 Autostart=1/Watchdog=0 rồi lần 2 Autostart=0/Watchdog=1 → 2 instance); Watchdog=0 + Autostart=1 → TẠO; Watchdog=0 + Autostart=0 → XÓA (2 chiều). </w:t>
+      </w:r>
+      <w:r>
+        <w:rPr>
+          <w:rFonts w:ascii="Courier New" w:hAnsi="Courier New"/>
+          <w:color w:val="F05922"/>
+          <w:sz w:val="18"/>
+        </w:rPr>
+        <w:t>unclutter.desktop</w:t>
+      </w:r>
+      <w:r>
+        <w:rPr>
+          <w:color w:val="4A3F8C"/>
+        </w:rPr>
+        <w:t xml:space="preserve"> theo Autostart 2 chiều (bỏ tick = xóa). Chiều ngược lại đã an toàn sẵn: mục [10] nhánh Watchdog=0 disable+xóa </w:t>
+      </w:r>
+      <w:r>
+        <w:rPr>
+          <w:rFonts w:ascii="Courier New" w:hAnsi="Courier New"/>
+          <w:color w:val="F05922"/>
+          <w:sz w:val="18"/>
+        </w:rPr>
+        <w:t>ipgs-kiosk-app.service</w:t>
+      </w:r>
+      <w:r>
+        <w:rPr>
+          <w:color w:val="4A3F8C"/>
+        </w:rPr>
+        <w:t xml:space="preserve"> vô điều kiện — không còn service mồ côi.</w:t>
+      </w:r>
+    </w:p>
+    <w:p>
+      <w:pPr>
+        <w:spacing w:before="40" w:after="40"/>
+        <w:ind w:left="567"/>
+        <w:pBdr>
+          <w:left w:val="single" w:sz="12" w:space="10" w:color="F05922"/>
+        </w:pBdr>
+      </w:pPr>
+      <w:r>
+        <w:rPr>
+          <w:color w:val="4A3F8C"/>
+        </w:rPr>
+        <w:t xml:space="preserve">- </w:t>
+      </w:r>
+      <w:r>
+        <w:rPr>
+          <w:b/>
+          <w:color w:val="4A3F8C"/>
+        </w:rPr>
+        <w:t>R2 (Required) — watchdog chết vĩnh viễn:</w:t>
+      </w:r>
+      <w:r>
+        <w:rPr>
+          <w:color w:val="4A3F8C"/>
+        </w:rPr>
+        <w:t xml:space="preserve"> đổi unit </w:t>
+      </w:r>
+      <w:r>
+        <w:rPr>
+          <w:rFonts w:ascii="Courier New" w:hAnsi="Courier New"/>
+          <w:color w:val="F05922"/>
+          <w:sz w:val="18"/>
+        </w:rPr>
+        <w:t>RestartSec=3</w:t>
+      </w:r>
+      <w:r>
+        <w:rPr>
+          <w:color w:val="4A3F8C"/>
+        </w:rPr>
+        <w:t xml:space="preserve"> + </w:t>
+      </w:r>
+      <w:r>
+        <w:rPr>
+          <w:rFonts w:ascii="Courier New" w:hAnsi="Courier New"/>
+          <w:color w:val="F05922"/>
+          <w:sz w:val="18"/>
+        </w:rPr>
+        <w:t>StartLimitBurst=5/60s</w:t>
+      </w:r>
+      <w:r>
+        <w:rPr>
+          <w:color w:val="4A3F8C"/>
+        </w:rPr>
+        <w:t xml:space="preserve"> → </w:t>
+      </w:r>
+      <w:r>
+        <w:rPr>
+          <w:b/>
+          <w:color w:val="4A3F8C"/>
+        </w:rPr>
+        <w:t>`RestartSec=10` + `StartLimitIntervalSec=0`</w:t>
+      </w:r>
+      <w:r>
+        <w:rPr>
+          <w:color w:val="4A3F8C"/>
+        </w:rPr>
+        <w:t xml:space="preserve"> (tắt hẳn rate-limit start). Lý do: kiosk KHÔNG NGƯỜI TRỰC — app crash-loop/binary chưa deploy mà service vào </w:t>
+      </w:r>
+      <w:r>
+        <w:rPr>
+          <w:rFonts w:ascii="Courier New" w:hAnsi="Courier New"/>
+          <w:color w:val="F05922"/>
+          <w:sz w:val="18"/>
+        </w:rPr>
+        <w:t>failed</w:t>
+      </w:r>
+      <w:r>
+        <w:rPr>
+          <w:color w:val="4A3F8C"/>
+        </w:rPr>
+        <w:t xml:space="preserve"> vĩnh viễn thì lộ desktop trống mãi mãi, tái mở đúng lỗ P1 watchdog sinh ra để chặn; thà restart mãi. Chống spam log: nhịp 10s → ~6 chu kỳ/phút, dưới xa ngưỡng rate-limit mặc định journald (RateLimitBurst=10000/30s) và journald tự xoay vòng theo SystemMaxUse; KHÔNG dùng </w:t>
+      </w:r>
+      <w:r>
+        <w:rPr>
+          <w:rFonts w:ascii="Courier New" w:hAnsi="Courier New"/>
+          <w:color w:val="F05922"/>
+          <w:sz w:val="18"/>
+        </w:rPr>
+        <w:t>StandardOutput=null</w:t>
+      </w:r>
+      <w:r>
+        <w:rPr>
+          <w:color w:val="4A3F8C"/>
+        </w:rPr>
+        <w:t xml:space="preserve"> để giữ log chẩn đoán vì sao app chết. (Lưu ý: kết quả test "dừng sau 5 lần" ở vòng 1 mô tả hành vi unit CŨ — unit mới cố ý không dừng.)</w:t>
+      </w:r>
+    </w:p>
+    <w:p>
+      <w:pPr>
+        <w:spacing w:before="40" w:after="40"/>
+        <w:ind w:left="567"/>
+        <w:pBdr>
+          <w:left w:val="single" w:sz="12" w:space="10" w:color="F05922"/>
+        </w:pBdr>
+      </w:pPr>
+      <w:r>
+        <w:rPr>
+          <w:color w:val="4A3F8C"/>
+        </w:rPr>
+        <w:t xml:space="preserve">- </w:t>
+      </w:r>
+      <w:r>
+        <w:rPr>
+          <w:b/>
+          <w:color w:val="4A3F8C"/>
+        </w:rPr>
+        <w:t>R3 (gộp theo đề xuất Tech Lead):</w:t>
+      </w:r>
+      <w:r>
+        <w:rPr>
+          <w:color w:val="4A3F8C"/>
+        </w:rPr>
+        <w:t xml:space="preserve"> thêm vào dconf lock F09: </w:t>
+      </w:r>
+      <w:r>
+        <w:rPr>
+          <w:rFonts w:ascii="Courier New" w:hAnsi="Courier New"/>
+          <w:color w:val="F05922"/>
+          <w:sz w:val="18"/>
+        </w:rPr>
+        <w:t>switch-to-application-1..9</w:t>
+      </w:r>
+      <w:r>
+        <w:rPr>
+          <w:color w:val="4A3F8C"/>
+        </w:rPr>
+        <w:t xml:space="preserve"> (Super+1..9 — lỗ P1 audit: mở thẳng Terminal/Nautilus từ favorites trên máy có bàn phím/cắm bàn phím USB), </w:t>
+      </w:r>
+      <w:r>
+        <w:rPr>
+          <w:rFonts w:ascii="Courier New" w:hAnsi="Courier New"/>
+          <w:color w:val="F05922"/>
+          <w:sz w:val="18"/>
+        </w:rPr>
+        <w:t>switch-group(-backward)</w:t>
+      </w:r>
+      <w:r>
+        <w:rPr>
+          <w:color w:val="4A3F8C"/>
+        </w:rPr>
+        <w:t xml:space="preserve"> (Alt+</w:t>
+      </w:r>
+      <w:r>
+        <w:rPr>
+          <w:rFonts w:ascii="Courier New" w:hAnsi="Courier New"/>
+          <w:color w:val="F05922"/>
+          <w:sz w:val="18"/>
+        </w:rPr>
+        <w:t xml:space="preserve">), </w:t>
+      </w:r>
+      <w:r>
+        <w:rPr>
+          <w:color w:val="4A3F8C"/>
+        </w:rPr>
+        <w:t>activate-window-menu</w:t>
+      </w:r>
+      <w:r>
+        <w:rPr>
+          <w:rFonts w:ascii="Courier New" w:hAnsi="Courier New"/>
+          <w:color w:val="F05922"/>
+          <w:sz w:val="18"/>
+        </w:rPr>
+        <w:t xml:space="preserve"> (Alt+Space), </w:t>
+      </w:r>
+      <w:r>
+        <w:rPr>
+          <w:color w:val="4A3F8C"/>
+        </w:rPr>
+        <w:t>minimize` (Super+H) — cả settings lẫn locks. Không ảnh hưởng máy cảm ứng hiện tại; script dùng chung cho mọi máy kiosk.</w:t>
+      </w:r>
+    </w:p>
+    <w:p>
+      <w:pPr>
+        <w:spacing w:before="40" w:after="40"/>
+        <w:ind w:left="567"/>
+        <w:pBdr>
+          <w:left w:val="single" w:sz="12" w:space="10" w:color="F05922"/>
+        </w:pBdr>
+      </w:pPr>
+      <w:r>
+        <w:rPr>
+          <w:color w:val="4A3F8C"/>
+        </w:rPr>
+        <w:t xml:space="preserve">- </w:t>
+      </w:r>
+      <w:r>
+        <w:rPr>
+          <w:b/>
+          <w:color w:val="4A3F8C"/>
+        </w:rPr>
+        <w:t>MANUAL 9.3:</w:t>
+      </w:r>
+      <w:r>
+        <w:rPr>
+          <w:color w:val="4A3F8C"/>
+        </w:rPr>
+        <w:t xml:space="preserve"> sửa câu chữ gesture từ "đã được chặn" → "được cấu hình để chặn, </w:t>
+      </w:r>
+      <w:r>
+        <w:rPr>
+          <w:b/>
+          <w:color w:val="4A3F8C"/>
+        </w:rPr>
+        <w:t>cần nghiệm thu trực tiếp tại máy</w:t>
+      </w:r>
+      <w:r>
+        <w:rPr>
+          <w:color w:val="4A3F8C"/>
+        </w:rPr>
+        <w:t>" (chưa thử tay trên màn cảm ứng thật); cập nhật mô tả Watchdog theo unit mới (thử mãi mỗi 10s, không tự dừng); bổ sung Super+1..9/Alt+`/Alt+Space/Super+H vào danh sách phím bị khoá.</w:t>
+      </w:r>
+    </w:p>
+    <w:p>
+      <w:pPr>
+        <w:spacing w:before="40" w:after="40"/>
+        <w:ind w:left="567"/>
+        <w:pBdr>
+          <w:left w:val="single" w:sz="12" w:space="10" w:color="F05922"/>
+        </w:pBdr>
+      </w:pPr>
+      <w:r>
+        <w:rPr>
+          <w:color w:val="4A3F8C"/>
+        </w:rPr>
+        <w:t xml:space="preserve">- </w:t>
+      </w:r>
+      <w:r>
+        <w:rPr>
+          <w:b/>
+          <w:color w:val="4A3F8C"/>
+        </w:rPr>
+        <w:t>Verify vòng 2:</w:t>
+      </w:r>
+      <w:r>
+        <w:rPr>
+          <w:color w:val="4A3F8C"/>
+        </w:rPr>
+        <w:t xml:space="preserve"> </w:t>
+      </w:r>
+      <w:r>
+        <w:rPr>
+          <w:rFonts w:ascii="Courier New" w:hAnsi="Courier New"/>
+          <w:color w:val="F05922"/>
+          <w:sz w:val="18"/>
+        </w:rPr>
+        <w:t>bash -n</w:t>
+      </w:r>
+      <w:r>
+        <w:rPr>
+          <w:color w:val="4A3F8C"/>
+        </w:rPr>
+        <w:t xml:space="preserve"> cả 2 script → OK; không chạm C# (checkbox/option giữ nguyên, chỉ đổi nội dung script) → không cần build lại; DOCX/PDF xuất lại cho BUG + MANUAL (kiểm tra mtime theo G021).</w:t>
+      </w:r>
+    </w:p>
     <w:tbl>
       <w:tblPr>
         <w:tblStyle w:val="TableGrid"/>
@@ -18515,20 +18893,7 @@
               <w:rPr>
                 <w:sz w:val="20"/>
               </w:rPr>
-              <w:t xml:space="preserve">✅ Đã sửa + </w:t>
-            </w:r>
-            <w:r>
-              <w:rPr>
-                <w:b/>
-                <w:sz w:val="20"/>
-              </w:rPr>
-              <w:t>kiểm chứng thật</w:t>
-            </w:r>
-            <w:r>
-              <w:rPr>
-                <w:sz w:val="20"/>
-              </w:rPr>
-              <w:t xml:space="preserve"> (restart + chống-loop) bằng binary giả, đã gỡ sạch</w:t>
+              <w:t>✅ Đã sửa (vòng 2: RestartSec=10, không bao giờ chết hẳn) + kiểm chứng cơ chế restart thật bằng binary giả (vòng 1), đã gỡ sạch</w:t>
             </w:r>
           </w:p>
         </w:tc>
@@ -18578,6 +18943,84 @@
                 <w:sz w:val="20"/>
               </w:rPr>
               <w:t>CcuUI/Views/KioskDeployWindow.axaml(.cs)</w:t>
+            </w:r>
+          </w:p>
+        </w:tc>
+      </w:tr>
+      <w:tr>
+        <w:tc>
+          <w:tcPr>
+            <w:tcW w:type="dxa" w:w="3230"/>
+            <w:shd w:val="clear" w:color="auto" w:fill="B8B3D6"/>
+            <w:tcBorders>
+              <w:top w:val="single" w:sz="4" w:space="0" w:color="CBCBCB"/>
+              <w:left w:val="single" w:sz="4" w:space="0" w:color="CBCBCB"/>
+              <w:bottom w:val="single" w:sz="4" w:space="0" w:color="CBCBCB"/>
+              <w:right w:val="single" w:sz="4" w:space="0" w:color="CBCBCB"/>
+            </w:tcBorders>
+          </w:tcPr>
+          <w:p>
+            <w:r>
+              <w:rPr>
+                <w:sz w:val="20"/>
+              </w:rPr>
+              <w:t>F10 vòng 2 (R1/R2/R3 theo review Tech Lead)</w:t>
+            </w:r>
+          </w:p>
+        </w:tc>
+        <w:tc>
+          <w:tcPr>
+            <w:tcW w:type="dxa" w:w="3230"/>
+            <w:shd w:val="clear" w:color="auto" w:fill="B8B3D6"/>
+            <w:tcBorders>
+              <w:top w:val="single" w:sz="4" w:space="0" w:color="CBCBCB"/>
+              <w:left w:val="single" w:sz="4" w:space="0" w:color="CBCBCB"/>
+              <w:bottom w:val="single" w:sz="4" w:space="0" w:color="CBCBCB"/>
+              <w:right w:val="single" w:sz="4" w:space="0" w:color="CBCBCB"/>
+            </w:tcBorders>
+          </w:tcPr>
+          <w:p>
+            <w:r>
+              <w:rPr>
+                <w:sz w:val="20"/>
+              </w:rPr>
+              <w:t>✅ Đã sửa — chờ Tech Lead re-review</w:t>
+            </w:r>
+          </w:p>
+        </w:tc>
+        <w:tc>
+          <w:tcPr>
+            <w:tcW w:type="dxa" w:w="3230"/>
+            <w:shd w:val="clear" w:color="auto" w:fill="B8B3D6"/>
+            <w:tcBorders>
+              <w:top w:val="single" w:sz="4" w:space="0" w:color="CBCBCB"/>
+              <w:left w:val="single" w:sz="4" w:space="0" w:color="CBCBCB"/>
+              <w:bottom w:val="single" w:sz="4" w:space="0" w:color="CBCBCB"/>
+              <w:right w:val="single" w:sz="4" w:space="0" w:color="CBCBCB"/>
+            </w:tcBorders>
+          </w:tcPr>
+          <w:p>
+            <w:r>
+              <w:rPr>
+                <w:rFonts w:ascii="Courier New" w:hAnsi="Courier New"/>
+                <w:color w:val="F05922"/>
+                <w:sz w:val="20"/>
+              </w:rPr>
+              <w:t>scripts/linux-kiosk/2-configure-system.sh</w:t>
+            </w:r>
+            <w:r>
+              <w:rPr>
+                <w:sz w:val="20"/>
+              </w:rPr>
+              <w:t xml:space="preserve">, </w:t>
+            </w:r>
+            <w:r>
+              <w:rPr>
+                <w:rFonts w:ascii="Courier New" w:hAnsi="Courier New"/>
+                <w:color w:val="F05922"/>
+                <w:sz w:val="20"/>
+              </w:rPr>
+              <w:t>docs/user-manuals/MANUAL-ccu-zcu-remote-control.md</w:t>
             </w:r>
           </w:p>
         </w:tc>

--- a/docs/bugs/BUG-ccu-ui-findings-2026-07-26.docx
+++ b/docs/bugs/BUG-ccu-ui-findings-2026-07-26.docx
@@ -21621,6 +21621,1863 @@
           <w:sz w:val="21"/>
         </w:rPr>
         <w:t>— Tech Lead, 2026-07-27 00:49</w:t>
+      </w:r>
+    </w:p>
+    <w:p>
+      <w:pPr>
+        <w:pBdr>
+          <w:bottom w:val="single" w:sz="6" w:space="1" w:color="F05922"/>
+        </w:pBdr>
+        <w:spacing w:after="120"/>
+      </w:pPr>
+    </w:p>
+    <w:p>
+      <w:pPr>
+        <w:pStyle w:val="Heading2"/>
+        <w:spacing w:before="200" w:after="80"/>
+      </w:pPr>
+      <w:r>
+        <w:rPr>
+          <w:color w:val="F05922"/>
+          <w:sz w:val="28"/>
+        </w:rPr>
+        <w:t>Re-review Tech Lead — F10 vòng 2 — 2026-07-27 01:00</w:t>
+      </w:r>
+    </w:p>
+    <w:p>
+      <w:pPr>
+        <w:spacing w:after="80"/>
+      </w:pPr>
+      <w:r>
+        <w:rPr>
+          <w:sz w:val="21"/>
+        </w:rPr>
+        <w:t xml:space="preserve">Phạm vi: commit </w:t>
+      </w:r>
+      <w:r>
+        <w:rPr>
+          <w:rFonts w:ascii="Courier New" w:hAnsi="Courier New"/>
+          <w:color w:val="F05922"/>
+          <w:sz w:val="18"/>
+        </w:rPr>
+        <w:t>2dbd68c</w:t>
+      </w:r>
+      <w:r>
+        <w:rPr>
+          <w:sz w:val="21"/>
+        </w:rPr>
+        <w:t xml:space="preserve"> — đã đọc toàn bộ diff </w:t>
+      </w:r>
+      <w:r>
+        <w:rPr>
+          <w:rFonts w:ascii="Courier New" w:hAnsi="Courier New"/>
+          <w:color w:val="F05922"/>
+          <w:sz w:val="18"/>
+        </w:rPr>
+        <w:t>2-configure-system.sh</w:t>
+      </w:r>
+      <w:r>
+        <w:rPr>
+          <w:sz w:val="21"/>
+        </w:rPr>
+        <w:t xml:space="preserve"> + MANUAL + BUG + CODE-GRAPH, tự đối chiếu logic (không tin báo cáo SD nguyên trạng).</w:t>
+      </w:r>
+    </w:p>
+    <w:p>
+      <w:pPr>
+        <w:pStyle w:val="Heading3"/>
+        <w:spacing w:before="160" w:after="60"/>
+      </w:pPr>
+      <w:r>
+        <w:rPr>
+          <w:color w:val="4A3F8C"/>
+          <w:sz w:val="24"/>
+        </w:rPr>
+        <w:t>Verdict: ✅ APPROVE — cho chuyển QA verify</w:t>
+      </w:r>
+    </w:p>
+    <w:tbl>
+      <w:tblPr>
+        <w:tblStyle w:val="TableGrid"/>
+        <w:tblW w:type="auto" w:w="0"/>
+        <w:tblLook w:firstColumn="1" w:firstRow="1" w:lastColumn="0" w:lastRow="0" w:noHBand="0" w:noVBand="1" w:val="04A0"/>
+      </w:tblPr>
+      <w:tblGrid>
+        <w:gridCol w:w="4844"/>
+        <w:gridCol w:w="4844"/>
+      </w:tblGrid>
+      <w:tr>
+        <w:tc>
+          <w:tcPr>
+            <w:tcW w:type="dxa" w:w="4844"/>
+            <w:shd w:val="clear" w:color="auto" w:fill="251C53"/>
+            <w:tcBorders>
+              <w:top w:val="single" w:sz="4" w:space="0" w:color="251C53"/>
+              <w:left w:val="single" w:sz="4" w:space="0" w:color="251C53"/>
+              <w:bottom w:val="single" w:sz="4" w:space="0" w:color="251C53"/>
+              <w:right w:val="single" w:sz="4" w:space="0" w:color="251C53"/>
+            </w:tcBorders>
+          </w:tcPr>
+          <w:p>
+            <w:r>
+              <w:rPr>
+                <w:b/>
+                <w:color w:val="FFFFFF"/>
+                <w:sz w:val="20"/>
+              </w:rPr>
+              <w:t>Điểm</w:t>
+            </w:r>
+          </w:p>
+        </w:tc>
+        <w:tc>
+          <w:tcPr>
+            <w:tcW w:type="dxa" w:w="4844"/>
+            <w:shd w:val="clear" w:color="auto" w:fill="251C53"/>
+            <w:tcBorders>
+              <w:top w:val="single" w:sz="4" w:space="0" w:color="251C53"/>
+              <w:left w:val="single" w:sz="4" w:space="0" w:color="251C53"/>
+              <w:bottom w:val="single" w:sz="4" w:space="0" w:color="251C53"/>
+              <w:right w:val="single" w:sz="4" w:space="0" w:color="251C53"/>
+            </w:tcBorders>
+          </w:tcPr>
+          <w:p>
+            <w:r>
+              <w:rPr>
+                <w:b/>
+                <w:color w:val="FFFFFF"/>
+                <w:sz w:val="20"/>
+              </w:rPr>
+              <w:t>Kết quả kiểm chứng</w:t>
+            </w:r>
+          </w:p>
+        </w:tc>
+      </w:tr>
+      <w:tr>
+        <w:tc>
+          <w:tcPr>
+            <w:tcW w:type="dxa" w:w="4844"/>
+            <w:tcBorders>
+              <w:top w:val="single" w:sz="4" w:space="0" w:color="CBCBCB"/>
+              <w:left w:val="single" w:sz="4" w:space="0" w:color="CBCBCB"/>
+              <w:bottom w:val="single" w:sz="4" w:space="0" w:color="CBCBCB"/>
+              <w:right w:val="single" w:sz="4" w:space="0" w:color="CBCBCB"/>
+            </w:tcBorders>
+          </w:tcPr>
+          <w:p>
+            <w:r>
+              <w:rPr>
+                <w:sz w:val="20"/>
+              </w:rPr>
+              <w:t>---</w:t>
+            </w:r>
+          </w:p>
+        </w:tc>
+        <w:tc>
+          <w:tcPr>
+            <w:tcW w:type="dxa" w:w="4844"/>
+            <w:tcBorders>
+              <w:top w:val="single" w:sz="4" w:space="0" w:color="CBCBCB"/>
+              <w:left w:val="single" w:sz="4" w:space="0" w:color="CBCBCB"/>
+              <w:bottom w:val="single" w:sz="4" w:space="0" w:color="CBCBCB"/>
+              <w:right w:val="single" w:sz="4" w:space="0" w:color="CBCBCB"/>
+            </w:tcBorders>
+          </w:tcPr>
+          <w:p>
+            <w:r>
+              <w:rPr>
+                <w:sz w:val="20"/>
+              </w:rPr>
+              <w:t>---</w:t>
+            </w:r>
+          </w:p>
+        </w:tc>
+      </w:tr>
+      <w:tr>
+        <w:tc>
+          <w:tcPr>
+            <w:tcW w:type="dxa" w:w="4844"/>
+            <w:shd w:val="clear" w:color="auto" w:fill="B8B3D6"/>
+            <w:tcBorders>
+              <w:top w:val="single" w:sz="4" w:space="0" w:color="CBCBCB"/>
+              <w:left w:val="single" w:sz="4" w:space="0" w:color="CBCBCB"/>
+              <w:bottom w:val="single" w:sz="4" w:space="0" w:color="CBCBCB"/>
+              <w:right w:val="single" w:sz="4" w:space="0" w:color="CBCBCB"/>
+            </w:tcBorders>
+          </w:tcPr>
+          <w:p>
+            <w:r>
+              <w:rPr>
+                <w:b/>
+                <w:sz w:val="20"/>
+              </w:rPr>
+              <w:t>R1 — ma trận `.desktop`</w:t>
+            </w:r>
+          </w:p>
+        </w:tc>
+        <w:tc>
+          <w:tcPr>
+            <w:tcW w:type="dxa" w:w="4844"/>
+            <w:shd w:val="clear" w:color="auto" w:fill="B8B3D6"/>
+            <w:tcBorders>
+              <w:top w:val="single" w:sz="4" w:space="0" w:color="CBCBCB"/>
+              <w:left w:val="single" w:sz="4" w:space="0" w:color="CBCBCB"/>
+              <w:bottom w:val="single" w:sz="4" w:space="0" w:color="CBCBCB"/>
+              <w:right w:val="single" w:sz="4" w:space="0" w:color="CBCBCB"/>
+            </w:tcBorders>
+          </w:tcPr>
+          <w:p>
+            <w:r>
+              <w:rPr>
+                <w:sz w:val="20"/>
+              </w:rPr>
+              <w:t xml:space="preserve">✅ ĐÚNG THỰC CHẤT. Đã tự dò 4 tổ hợp trên code mới mục [8/9]: (WD=1,AS=1) → rm app </w:t>
+            </w:r>
+            <w:r>
+              <w:rPr>
+                <w:rFonts w:ascii="Courier New" w:hAnsi="Courier New"/>
+                <w:color w:val="F05922"/>
+                <w:sz w:val="20"/>
+              </w:rPr>
+              <w:t>.desktop</w:t>
+            </w:r>
+            <w:r>
+              <w:rPr>
+                <w:sz w:val="20"/>
+              </w:rPr>
+              <w:t xml:space="preserve">, tạo unclutter, [10] cài service; (WD=1,AS=0) → rm app </w:t>
+            </w:r>
+            <w:r>
+              <w:rPr>
+                <w:rFonts w:ascii="Courier New" w:hAnsi="Courier New"/>
+                <w:color w:val="F05922"/>
+                <w:sz w:val="20"/>
+              </w:rPr>
+              <w:t>.desktop</w:t>
+            </w:r>
+            <w:r>
+              <w:rPr>
+                <w:sz w:val="20"/>
+              </w:rPr>
+              <w:t xml:space="preserve"> + rm unclutter, cài service; (WD=0,AS=1) → tạo </w:t>
+            </w:r>
+            <w:r>
+              <w:rPr>
+                <w:rFonts w:ascii="Courier New" w:hAnsi="Courier New"/>
+                <w:color w:val="F05922"/>
+                <w:sz w:val="20"/>
+              </w:rPr>
+              <w:t>.desktop</w:t>
+            </w:r>
+            <w:r>
+              <w:rPr>
+                <w:sz w:val="20"/>
+              </w:rPr>
+              <w:t xml:space="preserve"> + unclutter, [10] gỡ service (nhánh else gỡ vô điều kiện nếu file unit tồn tại — đã có sẵn từ vòng 1); (WD=0,AS=0) → rm cả 2 </w:t>
+            </w:r>
+            <w:r>
+              <w:rPr>
+                <w:rFonts w:ascii="Courier New" w:hAnsi="Courier New"/>
+                <w:color w:val="F05922"/>
+                <w:sz w:val="20"/>
+              </w:rPr>
+              <w:t>.desktop</w:t>
+            </w:r>
+            <w:r>
+              <w:rPr>
+                <w:sz w:val="20"/>
+              </w:rPr>
+              <w:t xml:space="preserve">, gỡ service. Không còn tổ hợp nào để lại file/service mồ côi khi deploy đè cấu hình cũ khác — cấu trúc </w:t>
+            </w:r>
+            <w:r>
+              <w:rPr>
+                <w:rFonts w:ascii="Courier New" w:hAnsi="Courier New"/>
+                <w:color w:val="F05922"/>
+                <w:sz w:val="20"/>
+              </w:rPr>
+              <w:t>if WD=1 / elif AS=1 / else rm</w:t>
+            </w:r>
+            <w:r>
+              <w:rPr>
+                <w:sz w:val="20"/>
+              </w:rPr>
+              <w:t xml:space="preserve"> đảm bảo trạng thái cuối chỉ phụ thuộc cấu hình VỪA chọn. Bonus đúng: </w:t>
+            </w:r>
+            <w:r>
+              <w:rPr>
+                <w:rFonts w:ascii="Courier New" w:hAnsi="Courier New"/>
+                <w:color w:val="F05922"/>
+                <w:sz w:val="20"/>
+              </w:rPr>
+              <w:t>unclutter.desktop</w:t>
+            </w:r>
+            <w:r>
+              <w:rPr>
+                <w:sz w:val="20"/>
+              </w:rPr>
+              <w:t xml:space="preserve"> giờ cũng 2 chiều (trước đây bỏ tick Autostart không xoá — mồ côi tiềm ẩn cũ).</w:t>
+            </w:r>
+          </w:p>
+        </w:tc>
+      </w:tr>
+      <w:tr>
+        <w:tc>
+          <w:tcPr>
+            <w:tcW w:type="dxa" w:w="4844"/>
+            <w:tcBorders>
+              <w:top w:val="single" w:sz="4" w:space="0" w:color="CBCBCB"/>
+              <w:left w:val="single" w:sz="4" w:space="0" w:color="CBCBCB"/>
+              <w:bottom w:val="single" w:sz="4" w:space="0" w:color="CBCBCB"/>
+              <w:right w:val="single" w:sz="4" w:space="0" w:color="CBCBCB"/>
+            </w:tcBorders>
+          </w:tcPr>
+          <w:p>
+            <w:r>
+              <w:rPr>
+                <w:b/>
+                <w:sz w:val="20"/>
+              </w:rPr>
+              <w:t>R2 — watchdog không chết vĩnh viễn</w:t>
+            </w:r>
+          </w:p>
+        </w:tc>
+        <w:tc>
+          <w:tcPr>
+            <w:tcW w:type="dxa" w:w="4844"/>
+            <w:tcBorders>
+              <w:top w:val="single" w:sz="4" w:space="0" w:color="CBCBCB"/>
+              <w:left w:val="single" w:sz="4" w:space="0" w:color="CBCBCB"/>
+              <w:bottom w:val="single" w:sz="4" w:space="0" w:color="CBCBCB"/>
+              <w:right w:val="single" w:sz="4" w:space="0" w:color="CBCBCB"/>
+            </w:tcBorders>
+          </w:tcPr>
+          <w:p>
+            <w:r>
+              <w:rPr>
+                <w:sz w:val="20"/>
+              </w:rPr>
+              <w:t xml:space="preserve">✅ ĐÚNG. Unit mới: </w:t>
+            </w:r>
+            <w:r>
+              <w:rPr>
+                <w:rFonts w:ascii="Courier New" w:hAnsi="Courier New"/>
+                <w:color w:val="F05922"/>
+                <w:sz w:val="20"/>
+              </w:rPr>
+              <w:t>StartLimitIntervalSec=0</w:t>
+            </w:r>
+            <w:r>
+              <w:rPr>
+                <w:sz w:val="20"/>
+              </w:rPr>
+              <w:t xml:space="preserve"> (tắt hẳn start rate-limit — theo systemd, interval=0 vô hiệu cơ chế StartLimit) + </w:t>
+            </w:r>
+            <w:r>
+              <w:rPr>
+                <w:rFonts w:ascii="Courier New" w:hAnsi="Courier New"/>
+                <w:color w:val="F05922"/>
+                <w:sz w:val="20"/>
+              </w:rPr>
+              <w:t>Restart=always</w:t>
+            </w:r>
+            <w:r>
+              <w:rPr>
+                <w:sz w:val="20"/>
+              </w:rPr>
+              <w:t xml:space="preserve"> + </w:t>
+            </w:r>
+            <w:r>
+              <w:rPr>
+                <w:rFonts w:ascii="Courier New" w:hAnsi="Courier New"/>
+                <w:color w:val="F05922"/>
+                <w:sz w:val="20"/>
+              </w:rPr>
+              <w:t>RestartSec=10</w:t>
+            </w:r>
+            <w:r>
+              <w:rPr>
+                <w:sz w:val="20"/>
+              </w:rPr>
+              <w:t xml:space="preserve">, không còn </w:t>
+            </w:r>
+            <w:r>
+              <w:rPr>
+                <w:rFonts w:ascii="Courier New" w:hAnsi="Courier New"/>
+                <w:color w:val="F05922"/>
+                <w:sz w:val="20"/>
+              </w:rPr>
+              <w:t>StartLimitBurst</w:t>
+            </w:r>
+            <w:r>
+              <w:rPr>
+                <w:sz w:val="20"/>
+              </w:rPr>
+              <w:t xml:space="preserve">. Không còn đường nào đưa service vào </w:t>
+            </w:r>
+            <w:r>
+              <w:rPr>
+                <w:rFonts w:ascii="Courier New" w:hAnsi="Courier New"/>
+                <w:color w:val="F05922"/>
+                <w:sz w:val="20"/>
+              </w:rPr>
+              <w:t>failed</w:t>
+            </w:r>
+            <w:r>
+              <w:rPr>
+                <w:sz w:val="20"/>
+              </w:rPr>
+              <w:t xml:space="preserve"> vĩnh viễn: crash-loop/binary thiếu → retry vô hạn mỗi 10s. Lập luận log hợp lệ: ~6 chu kỳ/phút « RateLimitBurst mặc định 10000/30s của journald; giữ log chẩn đoán (không null output) — đúng khuyến nghị phương án (a) của review vòng 1.</w:t>
+            </w:r>
+          </w:p>
+        </w:tc>
+      </w:tr>
+      <w:tr>
+        <w:tc>
+          <w:tcPr>
+            <w:tcW w:type="dxa" w:w="4844"/>
+            <w:shd w:val="clear" w:color="auto" w:fill="B8B3D6"/>
+            <w:tcBorders>
+              <w:top w:val="single" w:sz="4" w:space="0" w:color="CBCBCB"/>
+              <w:left w:val="single" w:sz="4" w:space="0" w:color="CBCBCB"/>
+              <w:bottom w:val="single" w:sz="4" w:space="0" w:color="CBCBCB"/>
+              <w:right w:val="single" w:sz="4" w:space="0" w:color="CBCBCB"/>
+            </w:tcBorders>
+          </w:tcPr>
+          <w:p>
+            <w:r>
+              <w:rPr>
+                <w:b/>
+                <w:sz w:val="20"/>
+              </w:rPr>
+              <w:t>R3 — khoá thêm key, đúng schema</w:t>
+            </w:r>
+          </w:p>
+        </w:tc>
+        <w:tc>
+          <w:tcPr>
+            <w:tcW w:type="dxa" w:w="4844"/>
+            <w:shd w:val="clear" w:color="auto" w:fill="B8B3D6"/>
+            <w:tcBorders>
+              <w:top w:val="single" w:sz="4" w:space="0" w:color="CBCBCB"/>
+              <w:left w:val="single" w:sz="4" w:space="0" w:color="CBCBCB"/>
+              <w:bottom w:val="single" w:sz="4" w:space="0" w:color="CBCBCB"/>
+              <w:right w:val="single" w:sz="4" w:space="0" w:color="CBCBCB"/>
+            </w:tcBorders>
+          </w:tcPr>
+          <w:p>
+            <w:r>
+              <w:rPr>
+                <w:sz w:val="20"/>
+              </w:rPr>
+              <w:t xml:space="preserve">✅ ĐÚNG SCHEMA. </w:t>
+            </w:r>
+            <w:r>
+              <w:rPr>
+                <w:rFonts w:ascii="Courier New" w:hAnsi="Courier New"/>
+                <w:color w:val="F05922"/>
+                <w:sz w:val="20"/>
+              </w:rPr>
+              <w:t>switch-to-application-1..9</w:t>
+            </w:r>
+            <w:r>
+              <w:rPr>
+                <w:sz w:val="20"/>
+              </w:rPr>
+              <w:t xml:space="preserve"> đặt trong </w:t>
+            </w:r>
+            <w:r>
+              <w:rPr>
+                <w:rFonts w:ascii="Courier New" w:hAnsi="Courier New"/>
+                <w:color w:val="F05922"/>
+                <w:sz w:val="20"/>
+              </w:rPr>
+              <w:t>[org/gnome/shell/keybindings]</w:t>
+            </w:r>
+            <w:r>
+              <w:rPr>
+                <w:sz w:val="20"/>
+              </w:rPr>
+              <w:t xml:space="preserve"> — đúng (schema </w:t>
+            </w:r>
+            <w:r>
+              <w:rPr>
+                <w:rFonts w:ascii="Courier New" w:hAnsi="Courier New"/>
+                <w:color w:val="F05922"/>
+                <w:sz w:val="20"/>
+              </w:rPr>
+              <w:t>org.gnome.shell.keybindings</w:t>
+            </w:r>
+            <w:r>
+              <w:rPr>
+                <w:sz w:val="20"/>
+              </w:rPr>
+              <w:t xml:space="preserve">, khớp bằng chứng audit </w:t>
+            </w:r>
+            <w:r>
+              <w:rPr>
+                <w:rFonts w:ascii="Courier New" w:hAnsi="Courier New"/>
+                <w:color w:val="F05922"/>
+                <w:sz w:val="20"/>
+              </w:rPr>
+              <w:t>gsettings writable org.gnome.shell.keybindings switch-to-application-4</w:t>
+            </w:r>
+            <w:r>
+              <w:rPr>
+                <w:sz w:val="20"/>
+              </w:rPr>
+              <w:t xml:space="preserve">). </w:t>
+            </w:r>
+            <w:r>
+              <w:rPr>
+                <w:rFonts w:ascii="Courier New" w:hAnsi="Courier New"/>
+                <w:color w:val="F05922"/>
+                <w:sz w:val="20"/>
+              </w:rPr>
+              <w:t>switch-group(-backward)</w:t>
+            </w:r>
+            <w:r>
+              <w:rPr>
+                <w:sz w:val="20"/>
+              </w:rPr>
+              <w:t xml:space="preserve">, </w:t>
+            </w:r>
+            <w:r>
+              <w:rPr>
+                <w:rFonts w:ascii="Courier New" w:hAnsi="Courier New"/>
+                <w:color w:val="F05922"/>
+                <w:sz w:val="20"/>
+              </w:rPr>
+              <w:t>activate-window-menu</w:t>
+            </w:r>
+            <w:r>
+              <w:rPr>
+                <w:sz w:val="20"/>
+              </w:rPr>
+              <w:t xml:space="preserve">, </w:t>
+            </w:r>
+            <w:r>
+              <w:rPr>
+                <w:rFonts w:ascii="Courier New" w:hAnsi="Courier New"/>
+                <w:color w:val="F05922"/>
+                <w:sz w:val="20"/>
+              </w:rPr>
+              <w:t>minimize</w:t>
+            </w:r>
+            <w:r>
+              <w:rPr>
+                <w:sz w:val="20"/>
+              </w:rPr>
+              <w:t xml:space="preserve"> đặt trong </w:t>
+            </w:r>
+            <w:r>
+              <w:rPr>
+                <w:rFonts w:ascii="Courier New" w:hAnsi="Courier New"/>
+                <w:color w:val="F05922"/>
+                <w:sz w:val="20"/>
+              </w:rPr>
+              <w:t>[org/gnome/desktop/wm/keybindings]</w:t>
+            </w:r>
+            <w:r>
+              <w:rPr>
+                <w:sz w:val="20"/>
+              </w:rPr>
+              <w:t xml:space="preserve"> — đúng. Đối chiếu từng key trong </w:t>
+            </w:r>
+            <w:r>
+              <w:rPr>
+                <w:rFonts w:ascii="Courier New" w:hAnsi="Courier New"/>
+                <w:color w:val="F05922"/>
+                <w:sz w:val="20"/>
+              </w:rPr>
+              <w:t>settings</w:t>
+            </w:r>
+            <w:r>
+              <w:rPr>
+                <w:sz w:val="20"/>
+              </w:rPr>
+              <w:t xml:space="preserve"> đều có dòng lock tương ứng trong </w:t>
+            </w:r>
+            <w:r>
+              <w:rPr>
+                <w:rFonts w:ascii="Courier New" w:hAnsi="Courier New"/>
+                <w:color w:val="F05922"/>
+                <w:sz w:val="20"/>
+              </w:rPr>
+              <w:t>locks</w:t>
+            </w:r>
+            <w:r>
+              <w:rPr>
+                <w:sz w:val="20"/>
+              </w:rPr>
+              <w:t xml:space="preserve"> (9 + 4 = 13 key, 13 lock, path khớp 1-1).</w:t>
+            </w:r>
+          </w:p>
+        </w:tc>
+      </w:tr>
+      <w:tr>
+        <w:tc>
+          <w:tcPr>
+            <w:tcW w:type="dxa" w:w="4844"/>
+            <w:tcBorders>
+              <w:top w:val="single" w:sz="4" w:space="0" w:color="CBCBCB"/>
+              <w:left w:val="single" w:sz="4" w:space="0" w:color="CBCBCB"/>
+              <w:bottom w:val="single" w:sz="4" w:space="0" w:color="CBCBCB"/>
+              <w:right w:val="single" w:sz="4" w:space="0" w:color="CBCBCB"/>
+            </w:tcBorders>
+          </w:tcPr>
+          <w:p>
+            <w:r>
+              <w:rPr>
+                <w:b/>
+                <w:sz w:val="20"/>
+              </w:rPr>
+              <w:t>Tài liệu khớp code</w:t>
+            </w:r>
+          </w:p>
+        </w:tc>
+        <w:tc>
+          <w:tcPr>
+            <w:tcW w:type="dxa" w:w="4844"/>
+            <w:tcBorders>
+              <w:top w:val="single" w:sz="4" w:space="0" w:color="CBCBCB"/>
+              <w:left w:val="single" w:sz="4" w:space="0" w:color="CBCBCB"/>
+              <w:bottom w:val="single" w:sz="4" w:space="0" w:color="CBCBCB"/>
+              <w:right w:val="single" w:sz="4" w:space="0" w:color="CBCBCB"/>
+            </w:tcBorders>
+          </w:tcPr>
+          <w:p>
+            <w:r>
+              <w:rPr>
+                <w:sz w:val="20"/>
+              </w:rPr>
+              <w:t>✅ KHỚP. MANUAL 9.3: gesture đổi "đã chặn" → "được cấu hình để chặn + cần nghiệm thu trực tiếp tại máy" (đúng Nit mục #10 vòng 1); watchdog mô tả "thử mãi mỗi 10 giây, không bao giờ tự bỏ cuộc" khớp unit mới; danh sách Super+1..9/Alt+`/Alt+Space/Super+H bổ sung khớp lock list. BUG report có mục Vòng 2 ghi rõ cả lưu ý "kết quả test 'dừng sau 5 lần' vòng 1 là hành vi unit CŨ" — trung thực. CODE-GRAPH cập nhật đúng tham số R1/R2/R3. Không chạm C# → không cần build lại: chấp nhận.</w:t>
+            </w:r>
+          </w:p>
+        </w:tc>
+      </w:tr>
+    </w:tbl>
+    <w:p/>
+    <w:p>
+      <w:pPr>
+        <w:spacing w:after="80"/>
+      </w:pPr>
+      <w:r>
+        <w:rPr>
+          <w:b/>
+          <w:sz w:val="21"/>
+        </w:rPr>
+        <w:t>Ghi chú tồn dư (không block):</w:t>
+      </w:r>
+      <w:r>
+        <w:rPr>
+          <w:sz w:val="21"/>
+        </w:rPr>
+        <w:t xml:space="preserve"> kiểm chứng vòng 2 chỉ bằng </w:t>
+      </w:r>
+      <w:r>
+        <w:rPr>
+          <w:rFonts w:ascii="Courier New" w:hAnsi="Courier New"/>
+          <w:color w:val="F05922"/>
+          <w:sz w:val="18"/>
+        </w:rPr>
+        <w:t>bash -n</w:t>
+      </w:r>
+      <w:r>
+        <w:rPr>
+          <w:sz w:val="21"/>
+        </w:rPr>
+        <w:t xml:space="preserve"> + suy luận logic — hành vi ma trận R1 và retry-vô-hạn R2 trên máy thật giao cho QA verify (danh sách dưới). Các nợ kỹ thuật đã chấp nhận ở review vòng 1 (bàn phím USB, USB automount-open, extension chết âm thầm khi nâng GNOME, user </w:t>
+      </w:r>
+      <w:r>
+        <w:rPr>
+          <w:rFonts w:ascii="Courier New" w:hAnsi="Courier New"/>
+          <w:color w:val="F05922"/>
+          <w:sz w:val="18"/>
+        </w:rPr>
+        <w:t>kztek</w:t>
+      </w:r>
+      <w:r>
+        <w:rPr>
+          <w:sz w:val="21"/>
+        </w:rPr>
+        <w:t xml:space="preserve"> trong sudo) giữ nguyên hiệu lực — không thay đổi.</w:t>
+      </w:r>
+    </w:p>
+    <w:p>
+      <w:pPr>
+        <w:pStyle w:val="Heading3"/>
+        <w:spacing w:before="160" w:after="60"/>
+      </w:pPr>
+      <w:r>
+        <w:rPr>
+          <w:color w:val="4A3F8C"/>
+          <w:sz w:val="24"/>
+        </w:rPr>
+        <w:t>Danh sách case QA cần verify trên ZCU thật</w:t>
+      </w:r>
+    </w:p>
+    <w:tbl>
+      <w:tblPr>
+        <w:tblStyle w:val="TableGrid"/>
+        <w:tblW w:type="auto" w:w="0"/>
+        <w:tblLook w:firstColumn="1" w:firstRow="1" w:lastColumn="0" w:lastRow="0" w:noHBand="0" w:noVBand="1" w:val="04A0"/>
+      </w:tblPr>
+      <w:tblGrid>
+        <w:gridCol w:w="2422"/>
+        <w:gridCol w:w="2422"/>
+        <w:gridCol w:w="2422"/>
+        <w:gridCol w:w="2422"/>
+      </w:tblGrid>
+      <w:tr>
+        <w:tc>
+          <w:tcPr>
+            <w:tcW w:type="dxa" w:w="2422"/>
+            <w:shd w:val="clear" w:color="auto" w:fill="251C53"/>
+            <w:tcBorders>
+              <w:top w:val="single" w:sz="4" w:space="0" w:color="251C53"/>
+              <w:left w:val="single" w:sz="4" w:space="0" w:color="251C53"/>
+              <w:bottom w:val="single" w:sz="4" w:space="0" w:color="251C53"/>
+              <w:right w:val="single" w:sz="4" w:space="0" w:color="251C53"/>
+            </w:tcBorders>
+          </w:tcPr>
+          <w:p>
+            <w:r>
+              <w:rPr>
+                <w:b/>
+                <w:color w:val="FFFFFF"/>
+                <w:sz w:val="20"/>
+              </w:rPr>
+              <w:t>#</w:t>
+            </w:r>
+          </w:p>
+        </w:tc>
+        <w:tc>
+          <w:tcPr>
+            <w:tcW w:type="dxa" w:w="2422"/>
+            <w:shd w:val="clear" w:color="auto" w:fill="251C53"/>
+            <w:tcBorders>
+              <w:top w:val="single" w:sz="4" w:space="0" w:color="251C53"/>
+              <w:left w:val="single" w:sz="4" w:space="0" w:color="251C53"/>
+              <w:bottom w:val="single" w:sz="4" w:space="0" w:color="251C53"/>
+              <w:right w:val="single" w:sz="4" w:space="0" w:color="251C53"/>
+            </w:tcBorders>
+          </w:tcPr>
+          <w:p>
+            <w:r>
+              <w:rPr>
+                <w:b/>
+                <w:color w:val="FFFFFF"/>
+                <w:sz w:val="20"/>
+              </w:rPr>
+              <w:t>Case</w:t>
+            </w:r>
+          </w:p>
+        </w:tc>
+        <w:tc>
+          <w:tcPr>
+            <w:tcW w:type="dxa" w:w="2422"/>
+            <w:shd w:val="clear" w:color="auto" w:fill="251C53"/>
+            <w:tcBorders>
+              <w:top w:val="single" w:sz="4" w:space="0" w:color="251C53"/>
+              <w:left w:val="single" w:sz="4" w:space="0" w:color="251C53"/>
+              <w:bottom w:val="single" w:sz="4" w:space="0" w:color="251C53"/>
+              <w:right w:val="single" w:sz="4" w:space="0" w:color="251C53"/>
+            </w:tcBorders>
+          </w:tcPr>
+          <w:p>
+            <w:r>
+              <w:rPr>
+                <w:b/>
+                <w:color w:val="FFFFFF"/>
+                <w:sz w:val="20"/>
+              </w:rPr>
+              <w:t>Cách verify</w:t>
+            </w:r>
+          </w:p>
+        </w:tc>
+        <w:tc>
+          <w:tcPr>
+            <w:tcW w:type="dxa" w:w="2422"/>
+            <w:shd w:val="clear" w:color="auto" w:fill="251C53"/>
+            <w:tcBorders>
+              <w:top w:val="single" w:sz="4" w:space="0" w:color="251C53"/>
+              <w:left w:val="single" w:sz="4" w:space="0" w:color="251C53"/>
+              <w:bottom w:val="single" w:sz="4" w:space="0" w:color="251C53"/>
+              <w:right w:val="single" w:sz="4" w:space="0" w:color="251C53"/>
+            </w:tcBorders>
+          </w:tcPr>
+          <w:p>
+            <w:r>
+              <w:rPr>
+                <w:b/>
+                <w:color w:val="FFFFFF"/>
+                <w:sz w:val="20"/>
+              </w:rPr>
+              <w:t>Thử tay tại màn cảm ứng?</w:t>
+            </w:r>
+          </w:p>
+        </w:tc>
+      </w:tr>
+      <w:tr>
+        <w:tc>
+          <w:tcPr>
+            <w:tcW w:type="dxa" w:w="2422"/>
+            <w:tcBorders>
+              <w:top w:val="single" w:sz="4" w:space="0" w:color="CBCBCB"/>
+              <w:left w:val="single" w:sz="4" w:space="0" w:color="CBCBCB"/>
+              <w:bottom w:val="single" w:sz="4" w:space="0" w:color="CBCBCB"/>
+              <w:right w:val="single" w:sz="4" w:space="0" w:color="CBCBCB"/>
+            </w:tcBorders>
+          </w:tcPr>
+          <w:p>
+            <w:r>
+              <w:rPr>
+                <w:sz w:val="20"/>
+              </w:rPr>
+              <w:t>---</w:t>
+            </w:r>
+          </w:p>
+        </w:tc>
+        <w:tc>
+          <w:tcPr>
+            <w:tcW w:type="dxa" w:w="2422"/>
+            <w:tcBorders>
+              <w:top w:val="single" w:sz="4" w:space="0" w:color="CBCBCB"/>
+              <w:left w:val="single" w:sz="4" w:space="0" w:color="CBCBCB"/>
+              <w:bottom w:val="single" w:sz="4" w:space="0" w:color="CBCBCB"/>
+              <w:right w:val="single" w:sz="4" w:space="0" w:color="CBCBCB"/>
+            </w:tcBorders>
+          </w:tcPr>
+          <w:p>
+            <w:r>
+              <w:rPr>
+                <w:sz w:val="20"/>
+              </w:rPr>
+              <w:t>---</w:t>
+            </w:r>
+          </w:p>
+        </w:tc>
+        <w:tc>
+          <w:tcPr>
+            <w:tcW w:type="dxa" w:w="2422"/>
+            <w:tcBorders>
+              <w:top w:val="single" w:sz="4" w:space="0" w:color="CBCBCB"/>
+              <w:left w:val="single" w:sz="4" w:space="0" w:color="CBCBCB"/>
+              <w:bottom w:val="single" w:sz="4" w:space="0" w:color="CBCBCB"/>
+              <w:right w:val="single" w:sz="4" w:space="0" w:color="CBCBCB"/>
+            </w:tcBorders>
+          </w:tcPr>
+          <w:p>
+            <w:r>
+              <w:rPr>
+                <w:sz w:val="20"/>
+              </w:rPr>
+              <w:t>---</w:t>
+            </w:r>
+          </w:p>
+        </w:tc>
+        <w:tc>
+          <w:tcPr>
+            <w:tcW w:type="dxa" w:w="2422"/>
+            <w:tcBorders>
+              <w:top w:val="single" w:sz="4" w:space="0" w:color="CBCBCB"/>
+              <w:left w:val="single" w:sz="4" w:space="0" w:color="CBCBCB"/>
+              <w:bottom w:val="single" w:sz="4" w:space="0" w:color="CBCBCB"/>
+              <w:right w:val="single" w:sz="4" w:space="0" w:color="CBCBCB"/>
+            </w:tcBorders>
+          </w:tcPr>
+          <w:p>
+            <w:r>
+              <w:rPr>
+                <w:sz w:val="20"/>
+              </w:rPr>
+              <w:t>---</w:t>
+            </w:r>
+          </w:p>
+        </w:tc>
+      </w:tr>
+      <w:tr>
+        <w:tc>
+          <w:tcPr>
+            <w:tcW w:type="dxa" w:w="2422"/>
+            <w:shd w:val="clear" w:color="auto" w:fill="B8B3D6"/>
+            <w:tcBorders>
+              <w:top w:val="single" w:sz="4" w:space="0" w:color="CBCBCB"/>
+              <w:left w:val="single" w:sz="4" w:space="0" w:color="CBCBCB"/>
+              <w:bottom w:val="single" w:sz="4" w:space="0" w:color="CBCBCB"/>
+              <w:right w:val="single" w:sz="4" w:space="0" w:color="CBCBCB"/>
+            </w:tcBorders>
+          </w:tcPr>
+          <w:p>
+            <w:r>
+              <w:rPr>
+                <w:sz w:val="20"/>
+              </w:rPr>
+              <w:t>Q1</w:t>
+            </w:r>
+          </w:p>
+        </w:tc>
+        <w:tc>
+          <w:tcPr>
+            <w:tcW w:type="dxa" w:w="2422"/>
+            <w:shd w:val="clear" w:color="auto" w:fill="B8B3D6"/>
+            <w:tcBorders>
+              <w:top w:val="single" w:sz="4" w:space="0" w:color="CBCBCB"/>
+              <w:left w:val="single" w:sz="4" w:space="0" w:color="CBCBCB"/>
+              <w:bottom w:val="single" w:sz="4" w:space="0" w:color="CBCBCB"/>
+              <w:right w:val="single" w:sz="4" w:space="0" w:color="CBCBCB"/>
+            </w:tcBorders>
+          </w:tcPr>
+          <w:p>
+            <w:r>
+              <w:rPr>
+                <w:sz w:val="20"/>
+              </w:rPr>
+              <w:t>R1 ma trận: deploy (AS=1,WD=0) → deploy lại (AS=0,WD=1)</w:t>
+            </w:r>
+          </w:p>
+        </w:tc>
+        <w:tc>
+          <w:tcPr>
+            <w:tcW w:type="dxa" w:w="2422"/>
+            <w:shd w:val="clear" w:color="auto" w:fill="B8B3D6"/>
+            <w:tcBorders>
+              <w:top w:val="single" w:sz="4" w:space="0" w:color="CBCBCB"/>
+              <w:left w:val="single" w:sz="4" w:space="0" w:color="CBCBCB"/>
+              <w:bottom w:val="single" w:sz="4" w:space="0" w:color="CBCBCB"/>
+              <w:right w:val="single" w:sz="4" w:space="0" w:color="CBCBCB"/>
+            </w:tcBorders>
+          </w:tcPr>
+          <w:p>
+            <w:r>
+              <w:rPr>
+                <w:sz w:val="20"/>
+              </w:rPr>
+              <w:t xml:space="preserve">Sau lần 2: </w:t>
+            </w:r>
+            <w:r>
+              <w:rPr>
+                <w:rFonts w:ascii="Courier New" w:hAnsi="Courier New"/>
+                <w:color w:val="F05922"/>
+                <w:sz w:val="20"/>
+              </w:rPr>
+              <w:t>ls ~/.config/autostart/</w:t>
+            </w:r>
+            <w:r>
+              <w:rPr>
+                <w:sz w:val="20"/>
+              </w:rPr>
+              <w:t xml:space="preserve"> KHÔNG còn </w:t>
+            </w:r>
+            <w:r>
+              <w:rPr>
+                <w:rFonts w:ascii="Courier New" w:hAnsi="Courier New"/>
+                <w:color w:val="F05922"/>
+                <w:sz w:val="20"/>
+              </w:rPr>
+              <w:t>ipgs-kiosk.desktop</w:t>
+            </w:r>
+            <w:r>
+              <w:rPr>
+                <w:sz w:val="20"/>
+              </w:rPr>
+              <w:t xml:space="preserve">; </w:t>
+            </w:r>
+            <w:r>
+              <w:rPr>
+                <w:rFonts w:ascii="Courier New" w:hAnsi="Courier New"/>
+                <w:color w:val="F05922"/>
+                <w:sz w:val="20"/>
+              </w:rPr>
+              <w:t>systemctl --user is-enabled ipgs-kiosk-app</w:t>
+            </w:r>
+            <w:r>
+              <w:rPr>
+                <w:sz w:val="20"/>
+              </w:rPr>
+              <w:t xml:space="preserve"> = enabled; reboot → chỉ 1 instance app (</w:t>
+            </w:r>
+            <w:r>
+              <w:rPr>
+                <w:rFonts w:ascii="Courier New" w:hAnsi="Courier New"/>
+                <w:color w:val="F05922"/>
+                <w:sz w:val="20"/>
+              </w:rPr>
+              <w:t>pgrep -c</w:t>
+            </w:r>
+            <w:r>
+              <w:rPr>
+                <w:sz w:val="20"/>
+              </w:rPr>
+              <w:t>)</w:t>
+            </w:r>
+          </w:p>
+        </w:tc>
+        <w:tc>
+          <w:tcPr>
+            <w:tcW w:type="dxa" w:w="2422"/>
+            <w:shd w:val="clear" w:color="auto" w:fill="B8B3D6"/>
+            <w:tcBorders>
+              <w:top w:val="single" w:sz="4" w:space="0" w:color="CBCBCB"/>
+              <w:left w:val="single" w:sz="4" w:space="0" w:color="CBCBCB"/>
+              <w:bottom w:val="single" w:sz="4" w:space="0" w:color="CBCBCB"/>
+              <w:right w:val="single" w:sz="4" w:space="0" w:color="CBCBCB"/>
+            </w:tcBorders>
+          </w:tcPr>
+          <w:p>
+            <w:r>
+              <w:rPr>
+                <w:sz w:val="20"/>
+              </w:rPr>
+              <w:t>Không (SSH đủ)</w:t>
+            </w:r>
+          </w:p>
+        </w:tc>
+      </w:tr>
+      <w:tr>
+        <w:tc>
+          <w:tcPr>
+            <w:tcW w:type="dxa" w:w="2422"/>
+            <w:tcBorders>
+              <w:top w:val="single" w:sz="4" w:space="0" w:color="CBCBCB"/>
+              <w:left w:val="single" w:sz="4" w:space="0" w:color="CBCBCB"/>
+              <w:bottom w:val="single" w:sz="4" w:space="0" w:color="CBCBCB"/>
+              <w:right w:val="single" w:sz="4" w:space="0" w:color="CBCBCB"/>
+            </w:tcBorders>
+          </w:tcPr>
+          <w:p>
+            <w:r>
+              <w:rPr>
+                <w:sz w:val="20"/>
+              </w:rPr>
+              <w:t>Q2</w:t>
+            </w:r>
+          </w:p>
+        </w:tc>
+        <w:tc>
+          <w:tcPr>
+            <w:tcW w:type="dxa" w:w="2422"/>
+            <w:tcBorders>
+              <w:top w:val="single" w:sz="4" w:space="0" w:color="CBCBCB"/>
+              <w:left w:val="single" w:sz="4" w:space="0" w:color="CBCBCB"/>
+              <w:bottom w:val="single" w:sz="4" w:space="0" w:color="CBCBCB"/>
+              <w:right w:val="single" w:sz="4" w:space="0" w:color="CBCBCB"/>
+            </w:tcBorders>
+          </w:tcPr>
+          <w:p>
+            <w:r>
+              <w:rPr>
+                <w:sz w:val="20"/>
+              </w:rPr>
+              <w:t>R1 chiều ngược: deploy (WD=1) → deploy lại (WD=0,AS=1)</w:t>
+            </w:r>
+          </w:p>
+        </w:tc>
+        <w:tc>
+          <w:tcPr>
+            <w:tcW w:type="dxa" w:w="2422"/>
+            <w:tcBorders>
+              <w:top w:val="single" w:sz="4" w:space="0" w:color="CBCBCB"/>
+              <w:left w:val="single" w:sz="4" w:space="0" w:color="CBCBCB"/>
+              <w:bottom w:val="single" w:sz="4" w:space="0" w:color="CBCBCB"/>
+              <w:right w:val="single" w:sz="4" w:space="0" w:color="CBCBCB"/>
+            </w:tcBorders>
+          </w:tcPr>
+          <w:p>
+            <w:r>
+              <w:rPr>
+                <w:sz w:val="20"/>
+              </w:rPr>
+              <w:t>Service bị gỡ (</w:t>
+            </w:r>
+            <w:r>
+              <w:rPr>
+                <w:rFonts w:ascii="Courier New" w:hAnsi="Courier New"/>
+                <w:color w:val="F05922"/>
+                <w:sz w:val="20"/>
+              </w:rPr>
+              <w:t>systemctl --user cat ipgs-kiosk-app</w:t>
+            </w:r>
+            <w:r>
+              <w:rPr>
+                <w:sz w:val="20"/>
+              </w:rPr>
+              <w:t xml:space="preserve"> → lỗi), </w:t>
+            </w:r>
+            <w:r>
+              <w:rPr>
+                <w:rFonts w:ascii="Courier New" w:hAnsi="Courier New"/>
+                <w:color w:val="F05922"/>
+                <w:sz w:val="20"/>
+              </w:rPr>
+              <w:t>.desktop</w:t>
+            </w:r>
+            <w:r>
+              <w:rPr>
+                <w:sz w:val="20"/>
+              </w:rPr>
+              <w:t xml:space="preserve"> được tạo lại, unclutter còn</w:t>
+            </w:r>
+          </w:p>
+        </w:tc>
+        <w:tc>
+          <w:tcPr>
+            <w:tcW w:type="dxa" w:w="2422"/>
+            <w:tcBorders>
+              <w:top w:val="single" w:sz="4" w:space="0" w:color="CBCBCB"/>
+              <w:left w:val="single" w:sz="4" w:space="0" w:color="CBCBCB"/>
+              <w:bottom w:val="single" w:sz="4" w:space="0" w:color="CBCBCB"/>
+              <w:right w:val="single" w:sz="4" w:space="0" w:color="CBCBCB"/>
+            </w:tcBorders>
+          </w:tcPr>
+          <w:p>
+            <w:r>
+              <w:rPr>
+                <w:sz w:val="20"/>
+              </w:rPr>
+              <w:t>Không (SSH đủ)</w:t>
+            </w:r>
+          </w:p>
+        </w:tc>
+      </w:tr>
+      <w:tr>
+        <w:tc>
+          <w:tcPr>
+            <w:tcW w:type="dxa" w:w="2422"/>
+            <w:shd w:val="clear" w:color="auto" w:fill="B8B3D6"/>
+            <w:tcBorders>
+              <w:top w:val="single" w:sz="4" w:space="0" w:color="CBCBCB"/>
+              <w:left w:val="single" w:sz="4" w:space="0" w:color="CBCBCB"/>
+              <w:bottom w:val="single" w:sz="4" w:space="0" w:color="CBCBCB"/>
+              <w:right w:val="single" w:sz="4" w:space="0" w:color="CBCBCB"/>
+            </w:tcBorders>
+          </w:tcPr>
+          <w:p>
+            <w:r>
+              <w:rPr>
+                <w:sz w:val="20"/>
+              </w:rPr>
+              <w:t>Q3</w:t>
+            </w:r>
+          </w:p>
+        </w:tc>
+        <w:tc>
+          <w:tcPr>
+            <w:tcW w:type="dxa" w:w="2422"/>
+            <w:shd w:val="clear" w:color="auto" w:fill="B8B3D6"/>
+            <w:tcBorders>
+              <w:top w:val="single" w:sz="4" w:space="0" w:color="CBCBCB"/>
+              <w:left w:val="single" w:sz="4" w:space="0" w:color="CBCBCB"/>
+              <w:bottom w:val="single" w:sz="4" w:space="0" w:color="CBCBCB"/>
+              <w:right w:val="single" w:sz="4" w:space="0" w:color="CBCBCB"/>
+            </w:tcBorders>
+          </w:tcPr>
+          <w:p>
+            <w:r>
+              <w:rPr>
+                <w:sz w:val="20"/>
+              </w:rPr>
+              <w:t>R2 retry vô hạn: đặt binary giả crash ngay (exit 1)</w:t>
+            </w:r>
+          </w:p>
+        </w:tc>
+        <w:tc>
+          <w:tcPr>
+            <w:tcW w:type="dxa" w:w="2422"/>
+            <w:shd w:val="clear" w:color="auto" w:fill="B8B3D6"/>
+            <w:tcBorders>
+              <w:top w:val="single" w:sz="4" w:space="0" w:color="CBCBCB"/>
+              <w:left w:val="single" w:sz="4" w:space="0" w:color="CBCBCB"/>
+              <w:bottom w:val="single" w:sz="4" w:space="0" w:color="CBCBCB"/>
+              <w:right w:val="single" w:sz="4" w:space="0" w:color="CBCBCB"/>
+            </w:tcBorders>
+          </w:tcPr>
+          <w:p>
+            <w:r>
+              <w:rPr>
+                <w:rFonts w:ascii="Courier New" w:hAnsi="Courier New"/>
+                <w:color w:val="F05922"/>
+                <w:sz w:val="20"/>
+              </w:rPr>
+              <w:t>systemctl --user status</w:t>
+            </w:r>
+            <w:r>
+              <w:rPr>
+                <w:sz w:val="20"/>
+              </w:rPr>
+              <w:t xml:space="preserve"> KHÔNG bao giờ vào </w:t>
+            </w:r>
+            <w:r>
+              <w:rPr>
+                <w:rFonts w:ascii="Courier New" w:hAnsi="Courier New"/>
+                <w:color w:val="F05922"/>
+                <w:sz w:val="20"/>
+              </w:rPr>
+              <w:t>failed</w:t>
+            </w:r>
+            <w:r>
+              <w:rPr>
+                <w:sz w:val="20"/>
+              </w:rPr>
+              <w:t xml:space="preserve">; </w:t>
+            </w:r>
+            <w:r>
+              <w:rPr>
+                <w:rFonts w:ascii="Courier New" w:hAnsi="Courier New"/>
+                <w:color w:val="F05922"/>
+                <w:sz w:val="20"/>
+              </w:rPr>
+              <w:t>NRestarts</w:t>
+            </w:r>
+            <w:r>
+              <w:rPr>
+                <w:sz w:val="20"/>
+              </w:rPr>
+              <w:t xml:space="preserve"> tăng đều nhịp ~10s; theo dõi ≥ 3 phút</w:t>
+            </w:r>
+          </w:p>
+        </w:tc>
+        <w:tc>
+          <w:tcPr>
+            <w:tcW w:type="dxa" w:w="2422"/>
+            <w:shd w:val="clear" w:color="auto" w:fill="B8B3D6"/>
+            <w:tcBorders>
+              <w:top w:val="single" w:sz="4" w:space="0" w:color="CBCBCB"/>
+              <w:left w:val="single" w:sz="4" w:space="0" w:color="CBCBCB"/>
+              <w:bottom w:val="single" w:sz="4" w:space="0" w:color="CBCBCB"/>
+              <w:right w:val="single" w:sz="4" w:space="0" w:color="CBCBCB"/>
+            </w:tcBorders>
+          </w:tcPr>
+          <w:p>
+            <w:r>
+              <w:rPr>
+                <w:sz w:val="20"/>
+              </w:rPr>
+              <w:t>Không (SSH đủ)</w:t>
+            </w:r>
+          </w:p>
+        </w:tc>
+      </w:tr>
+      <w:tr>
+        <w:tc>
+          <w:tcPr>
+            <w:tcW w:type="dxa" w:w="2422"/>
+            <w:tcBorders>
+              <w:top w:val="single" w:sz="4" w:space="0" w:color="CBCBCB"/>
+              <w:left w:val="single" w:sz="4" w:space="0" w:color="CBCBCB"/>
+              <w:bottom w:val="single" w:sz="4" w:space="0" w:color="CBCBCB"/>
+              <w:right w:val="single" w:sz="4" w:space="0" w:color="CBCBCB"/>
+            </w:tcBorders>
+          </w:tcPr>
+          <w:p>
+            <w:r>
+              <w:rPr>
+                <w:sz w:val="20"/>
+              </w:rPr>
+              <w:t>Q4</w:t>
+            </w:r>
+          </w:p>
+        </w:tc>
+        <w:tc>
+          <w:tcPr>
+            <w:tcW w:type="dxa" w:w="2422"/>
+            <w:tcBorders>
+              <w:top w:val="single" w:sz="4" w:space="0" w:color="CBCBCB"/>
+              <w:left w:val="single" w:sz="4" w:space="0" w:color="CBCBCB"/>
+              <w:bottom w:val="single" w:sz="4" w:space="0" w:color="CBCBCB"/>
+              <w:right w:val="single" w:sz="4" w:space="0" w:color="CBCBCB"/>
+            </w:tcBorders>
+          </w:tcPr>
+          <w:p>
+            <w:r>
+              <w:rPr>
+                <w:sz w:val="20"/>
+              </w:rPr>
+              <w:t>R2 hồi phục: giữa lúc retry, cài binary đúng</w:t>
+            </w:r>
+          </w:p>
+        </w:tc>
+        <w:tc>
+          <w:tcPr>
+            <w:tcW w:type="dxa" w:w="2422"/>
+            <w:tcBorders>
+              <w:top w:val="single" w:sz="4" w:space="0" w:color="CBCBCB"/>
+              <w:left w:val="single" w:sz="4" w:space="0" w:color="CBCBCB"/>
+              <w:bottom w:val="single" w:sz="4" w:space="0" w:color="CBCBCB"/>
+              <w:right w:val="single" w:sz="4" w:space="0" w:color="CBCBCB"/>
+            </w:tcBorders>
+          </w:tcPr>
+          <w:p>
+            <w:r>
+              <w:rPr>
+                <w:sz w:val="20"/>
+              </w:rPr>
+              <w:t>Lần retry kế tiếp app chạy, không cần thao tác gì</w:t>
+            </w:r>
+          </w:p>
+        </w:tc>
+        <w:tc>
+          <w:tcPr>
+            <w:tcW w:type="dxa" w:w="2422"/>
+            <w:tcBorders>
+              <w:top w:val="single" w:sz="4" w:space="0" w:color="CBCBCB"/>
+              <w:left w:val="single" w:sz="4" w:space="0" w:color="CBCBCB"/>
+              <w:bottom w:val="single" w:sz="4" w:space="0" w:color="CBCBCB"/>
+              <w:right w:val="single" w:sz="4" w:space="0" w:color="CBCBCB"/>
+            </w:tcBorders>
+          </w:tcPr>
+          <w:p>
+            <w:r>
+              <w:rPr>
+                <w:sz w:val="20"/>
+              </w:rPr>
+              <w:t>Không (SSH đủ)</w:t>
+            </w:r>
+          </w:p>
+        </w:tc>
+      </w:tr>
+      <w:tr>
+        <w:tc>
+          <w:tcPr>
+            <w:tcW w:type="dxa" w:w="2422"/>
+            <w:shd w:val="clear" w:color="auto" w:fill="B8B3D6"/>
+            <w:tcBorders>
+              <w:top w:val="single" w:sz="4" w:space="0" w:color="CBCBCB"/>
+              <w:left w:val="single" w:sz="4" w:space="0" w:color="CBCBCB"/>
+              <w:bottom w:val="single" w:sz="4" w:space="0" w:color="CBCBCB"/>
+              <w:right w:val="single" w:sz="4" w:space="0" w:color="CBCBCB"/>
+            </w:tcBorders>
+          </w:tcPr>
+          <w:p>
+            <w:r>
+              <w:rPr>
+                <w:sz w:val="20"/>
+              </w:rPr>
+              <w:t>Q5</w:t>
+            </w:r>
+          </w:p>
+        </w:tc>
+        <w:tc>
+          <w:tcPr>
+            <w:tcW w:type="dxa" w:w="2422"/>
+            <w:shd w:val="clear" w:color="auto" w:fill="B8B3D6"/>
+            <w:tcBorders>
+              <w:top w:val="single" w:sz="4" w:space="0" w:color="CBCBCB"/>
+              <w:left w:val="single" w:sz="4" w:space="0" w:color="CBCBCB"/>
+              <w:bottom w:val="single" w:sz="4" w:space="0" w:color="CBCBCB"/>
+              <w:right w:val="single" w:sz="4" w:space="0" w:color="CBCBCB"/>
+            </w:tcBorders>
+          </w:tcPr>
+          <w:p>
+            <w:r>
+              <w:rPr>
+                <w:sz w:val="20"/>
+              </w:rPr>
+              <w:t>App GUI THẬT chạy từ service (DISPLAY/XAUTHORITY)</w:t>
+            </w:r>
+          </w:p>
+        </w:tc>
+        <w:tc>
+          <w:tcPr>
+            <w:tcW w:type="dxa" w:w="2422"/>
+            <w:shd w:val="clear" w:color="auto" w:fill="B8B3D6"/>
+            <w:tcBorders>
+              <w:top w:val="single" w:sz="4" w:space="0" w:color="CBCBCB"/>
+              <w:left w:val="single" w:sz="4" w:space="0" w:color="CBCBCB"/>
+              <w:bottom w:val="single" w:sz="4" w:space="0" w:color="CBCBCB"/>
+              <w:right w:val="single" w:sz="4" w:space="0" w:color="CBCBCB"/>
+            </w:tcBorders>
+          </w:tcPr>
+          <w:p>
+            <w:r>
+              <w:rPr>
+                <w:sz w:val="20"/>
+              </w:rPr>
+              <w:t>Deploy app thật + reboot → cửa sổ app hiện trên màn hình (vòng 1 chỉ test binary giả không cần DISPLAY)</w:t>
+            </w:r>
+          </w:p>
+        </w:tc>
+        <w:tc>
+          <w:tcPr>
+            <w:tcW w:type="dxa" w:w="2422"/>
+            <w:shd w:val="clear" w:color="auto" w:fill="B8B3D6"/>
+            <w:tcBorders>
+              <w:top w:val="single" w:sz="4" w:space="0" w:color="CBCBCB"/>
+              <w:left w:val="single" w:sz="4" w:space="0" w:color="CBCBCB"/>
+              <w:bottom w:val="single" w:sz="4" w:space="0" w:color="CBCBCB"/>
+              <w:right w:val="single" w:sz="4" w:space="0" w:color="CBCBCB"/>
+            </w:tcBorders>
+          </w:tcPr>
+          <w:p>
+            <w:r>
+              <w:rPr>
+                <w:sz w:val="20"/>
+              </w:rPr>
+              <w:t>Không bắt buộc (nhìn qua Remote Desktop được)</w:t>
+            </w:r>
+          </w:p>
+        </w:tc>
+      </w:tr>
+      <w:tr>
+        <w:tc>
+          <w:tcPr>
+            <w:tcW w:type="dxa" w:w="2422"/>
+            <w:tcBorders>
+              <w:top w:val="single" w:sz="4" w:space="0" w:color="CBCBCB"/>
+              <w:left w:val="single" w:sz="4" w:space="0" w:color="CBCBCB"/>
+              <w:bottom w:val="single" w:sz="4" w:space="0" w:color="CBCBCB"/>
+              <w:right w:val="single" w:sz="4" w:space="0" w:color="CBCBCB"/>
+            </w:tcBorders>
+          </w:tcPr>
+          <w:p>
+            <w:r>
+              <w:rPr>
+                <w:sz w:val="20"/>
+              </w:rPr>
+              <w:t>Q6</w:t>
+            </w:r>
+          </w:p>
+        </w:tc>
+        <w:tc>
+          <w:tcPr>
+            <w:tcW w:type="dxa" w:w="2422"/>
+            <w:tcBorders>
+              <w:top w:val="single" w:sz="4" w:space="0" w:color="CBCBCB"/>
+              <w:left w:val="single" w:sz="4" w:space="0" w:color="CBCBCB"/>
+              <w:bottom w:val="single" w:sz="4" w:space="0" w:color="CBCBCB"/>
+              <w:right w:val="single" w:sz="4" w:space="0" w:color="CBCBCB"/>
+            </w:tcBorders>
+          </w:tcPr>
+          <w:p>
+            <w:r>
+              <w:rPr>
+                <w:sz w:val="20"/>
+              </w:rPr>
+              <w:t>Extension ACTIVE sau reboot</w:t>
+            </w:r>
+          </w:p>
+        </w:tc>
+        <w:tc>
+          <w:tcPr>
+            <w:tcW w:type="dxa" w:w="2422"/>
+            <w:tcBorders>
+              <w:top w:val="single" w:sz="4" w:space="0" w:color="CBCBCB"/>
+              <w:left w:val="single" w:sz="4" w:space="0" w:color="CBCBCB"/>
+              <w:bottom w:val="single" w:sz="4" w:space="0" w:color="CBCBCB"/>
+              <w:right w:val="single" w:sz="4" w:space="0" w:color="CBCBCB"/>
+            </w:tcBorders>
+          </w:tcPr>
+          <w:p>
+            <w:r>
+              <w:rPr>
+                <w:rFonts w:ascii="Courier New" w:hAnsi="Courier New"/>
+                <w:color w:val="F05922"/>
+                <w:sz w:val="20"/>
+              </w:rPr>
+              <w:t>gnome-extensions info disable-overview-gestures@kztek</w:t>
+            </w:r>
+            <w:r>
+              <w:rPr>
+                <w:sz w:val="20"/>
+              </w:rPr>
+              <w:t xml:space="preserve"> → </w:t>
+            </w:r>
+            <w:r>
+              <w:rPr>
+                <w:rFonts w:ascii="Courier New" w:hAnsi="Courier New"/>
+                <w:color w:val="F05922"/>
+                <w:sz w:val="20"/>
+              </w:rPr>
+              <w:t>State: ACTIVE</w:t>
+            </w:r>
+          </w:p>
+        </w:tc>
+        <w:tc>
+          <w:tcPr>
+            <w:tcW w:type="dxa" w:w="2422"/>
+            <w:tcBorders>
+              <w:top w:val="single" w:sz="4" w:space="0" w:color="CBCBCB"/>
+              <w:left w:val="single" w:sz="4" w:space="0" w:color="CBCBCB"/>
+              <w:bottom w:val="single" w:sz="4" w:space="0" w:color="CBCBCB"/>
+              <w:right w:val="single" w:sz="4" w:space="0" w:color="CBCBCB"/>
+            </w:tcBorders>
+          </w:tcPr>
+          <w:p>
+            <w:r>
+              <w:rPr>
+                <w:sz w:val="20"/>
+              </w:rPr>
+              <w:t>Không (SSH đủ)</w:t>
+            </w:r>
+          </w:p>
+        </w:tc>
+      </w:tr>
+      <w:tr>
+        <w:tc>
+          <w:tcPr>
+            <w:tcW w:type="dxa" w:w="2422"/>
+            <w:shd w:val="clear" w:color="auto" w:fill="B8B3D6"/>
+            <w:tcBorders>
+              <w:top w:val="single" w:sz="4" w:space="0" w:color="CBCBCB"/>
+              <w:left w:val="single" w:sz="4" w:space="0" w:color="CBCBCB"/>
+              <w:bottom w:val="single" w:sz="4" w:space="0" w:color="CBCBCB"/>
+              <w:right w:val="single" w:sz="4" w:space="0" w:color="CBCBCB"/>
+            </w:tcBorders>
+          </w:tcPr>
+          <w:p>
+            <w:r>
+              <w:rPr>
+                <w:sz w:val="20"/>
+              </w:rPr>
+              <w:t>Q7</w:t>
+            </w:r>
+          </w:p>
+        </w:tc>
+        <w:tc>
+          <w:tcPr>
+            <w:tcW w:type="dxa" w:w="2422"/>
+            <w:shd w:val="clear" w:color="auto" w:fill="B8B3D6"/>
+            <w:tcBorders>
+              <w:top w:val="single" w:sz="4" w:space="0" w:color="CBCBCB"/>
+              <w:left w:val="single" w:sz="4" w:space="0" w:color="CBCBCB"/>
+              <w:bottom w:val="single" w:sz="4" w:space="0" w:color="CBCBCB"/>
+              <w:right w:val="single" w:sz="4" w:space="0" w:color="CBCBCB"/>
+            </w:tcBorders>
+          </w:tcPr>
+          <w:p>
+            <w:r>
+              <w:rPr>
+                <w:b/>
+                <w:sz w:val="20"/>
+              </w:rPr>
+              <w:t>Gesture cảm ứng: vuốt 3/4 ngón lên, vuốt từ mép, chạm-giữ (long-press)</w:t>
+            </w:r>
+            <w:r>
+              <w:rPr>
+                <w:sz w:val="20"/>
+              </w:rPr>
+              <w:t xml:space="preserve"> — overview KHÔNG mở</w:t>
+            </w:r>
+          </w:p>
+        </w:tc>
+        <w:tc>
+          <w:tcPr>
+            <w:tcW w:type="dxa" w:w="2422"/>
+            <w:shd w:val="clear" w:color="auto" w:fill="B8B3D6"/>
+            <w:tcBorders>
+              <w:top w:val="single" w:sz="4" w:space="0" w:color="CBCBCB"/>
+              <w:left w:val="single" w:sz="4" w:space="0" w:color="CBCBCB"/>
+              <w:bottom w:val="single" w:sz="4" w:space="0" w:color="CBCBCB"/>
+              <w:right w:val="single" w:sz="4" w:space="0" w:color="CBCBCB"/>
+            </w:tcBorders>
+          </w:tcPr>
+          <w:p>
+            <w:r>
+              <w:rPr>
+                <w:sz w:val="20"/>
+              </w:rPr>
+              <w:t>Thao tác ngón tay trực tiếp trên màn cảm ứng, sau reboot</w:t>
+            </w:r>
+          </w:p>
+        </w:tc>
+        <w:tc>
+          <w:tcPr>
+            <w:tcW w:type="dxa" w:w="2422"/>
+            <w:shd w:val="clear" w:color="auto" w:fill="B8B3D6"/>
+            <w:tcBorders>
+              <w:top w:val="single" w:sz="4" w:space="0" w:color="CBCBCB"/>
+              <w:left w:val="single" w:sz="4" w:space="0" w:color="CBCBCB"/>
+              <w:bottom w:val="single" w:sz="4" w:space="0" w:color="CBCBCB"/>
+              <w:right w:val="single" w:sz="4" w:space="0" w:color="CBCBCB"/>
+            </w:tcBorders>
+          </w:tcPr>
+          <w:p>
+            <w:r>
+              <w:rPr>
+                <w:b/>
+                <w:sz w:val="20"/>
+              </w:rPr>
+              <w:t>✋ BẮT BUỘC thử tay</w:t>
+            </w:r>
+            <w:r>
+              <w:rPr>
+                <w:sz w:val="20"/>
+              </w:rPr>
+              <w:t xml:space="preserve"> — không giả lập được qua SSH/VM</w:t>
+            </w:r>
+          </w:p>
+        </w:tc>
+      </w:tr>
+      <w:tr>
+        <w:tc>
+          <w:tcPr>
+            <w:tcW w:type="dxa" w:w="2422"/>
+            <w:tcBorders>
+              <w:top w:val="single" w:sz="4" w:space="0" w:color="CBCBCB"/>
+              <w:left w:val="single" w:sz="4" w:space="0" w:color="CBCBCB"/>
+              <w:bottom w:val="single" w:sz="4" w:space="0" w:color="CBCBCB"/>
+              <w:right w:val="single" w:sz="4" w:space="0" w:color="CBCBCB"/>
+            </w:tcBorders>
+          </w:tcPr>
+          <w:p>
+            <w:r>
+              <w:rPr>
+                <w:sz w:val="20"/>
+              </w:rPr>
+              <w:t>Q8</w:t>
+            </w:r>
+          </w:p>
+        </w:tc>
+        <w:tc>
+          <w:tcPr>
+            <w:tcW w:type="dxa" w:w="2422"/>
+            <w:tcBorders>
+              <w:top w:val="single" w:sz="4" w:space="0" w:color="CBCBCB"/>
+              <w:left w:val="single" w:sz="4" w:space="0" w:color="CBCBCB"/>
+              <w:bottom w:val="single" w:sz="4" w:space="0" w:color="CBCBCB"/>
+              <w:right w:val="single" w:sz="4" w:space="0" w:color="CBCBCB"/>
+            </w:tcBorders>
+          </w:tcPr>
+          <w:p>
+            <w:r>
+              <w:rPr>
+                <w:b/>
+                <w:sz w:val="20"/>
+              </w:rPr>
+              <w:t>Chạm 1 ngón dùng app bình thường</w:t>
+            </w:r>
+            <w:r>
+              <w:rPr>
+                <w:sz w:val="20"/>
+              </w:rPr>
+              <w:t xml:space="preserve"> (extension không phá touch input của app)</w:t>
+            </w:r>
+          </w:p>
+        </w:tc>
+        <w:tc>
+          <w:tcPr>
+            <w:tcW w:type="dxa" w:w="2422"/>
+            <w:tcBorders>
+              <w:top w:val="single" w:sz="4" w:space="0" w:color="CBCBCB"/>
+              <w:left w:val="single" w:sz="4" w:space="0" w:color="CBCBCB"/>
+              <w:bottom w:val="single" w:sz="4" w:space="0" w:color="CBCBCB"/>
+              <w:right w:val="single" w:sz="4" w:space="0" w:color="CBCBCB"/>
+            </w:tcBorders>
+          </w:tcPr>
+          <w:p>
+            <w:r>
+              <w:rPr>
+                <w:sz w:val="20"/>
+              </w:rPr>
+              <w:t>Thao tác trực tiếp trên app kiosk thật</w:t>
+            </w:r>
+          </w:p>
+        </w:tc>
+        <w:tc>
+          <w:tcPr>
+            <w:tcW w:type="dxa" w:w="2422"/>
+            <w:tcBorders>
+              <w:top w:val="single" w:sz="4" w:space="0" w:color="CBCBCB"/>
+              <w:left w:val="single" w:sz="4" w:space="0" w:color="CBCBCB"/>
+              <w:bottom w:val="single" w:sz="4" w:space="0" w:color="CBCBCB"/>
+              <w:right w:val="single" w:sz="4" w:space="0" w:color="CBCBCB"/>
+            </w:tcBorders>
+          </w:tcPr>
+          <w:p>
+            <w:r>
+              <w:rPr>
+                <w:b/>
+                <w:sz w:val="20"/>
+              </w:rPr>
+              <w:t>✋ BẮT BUỘC thử tay</w:t>
+            </w:r>
+          </w:p>
+        </w:tc>
+      </w:tr>
+      <w:tr>
+        <w:tc>
+          <w:tcPr>
+            <w:tcW w:type="dxa" w:w="2422"/>
+            <w:shd w:val="clear" w:color="auto" w:fill="B8B3D6"/>
+            <w:tcBorders>
+              <w:top w:val="single" w:sz="4" w:space="0" w:color="CBCBCB"/>
+              <w:left w:val="single" w:sz="4" w:space="0" w:color="CBCBCB"/>
+              <w:bottom w:val="single" w:sz="4" w:space="0" w:color="CBCBCB"/>
+              <w:right w:val="single" w:sz="4" w:space="0" w:color="CBCBCB"/>
+            </w:tcBorders>
+          </w:tcPr>
+          <w:p>
+            <w:r>
+              <w:rPr>
+                <w:sz w:val="20"/>
+              </w:rPr>
+              <w:t>Q9</w:t>
+            </w:r>
+          </w:p>
+        </w:tc>
+        <w:tc>
+          <w:tcPr>
+            <w:tcW w:type="dxa" w:w="2422"/>
+            <w:shd w:val="clear" w:color="auto" w:fill="B8B3D6"/>
+            <w:tcBorders>
+              <w:top w:val="single" w:sz="4" w:space="0" w:color="CBCBCB"/>
+              <w:left w:val="single" w:sz="4" w:space="0" w:color="CBCBCB"/>
+              <w:bottom w:val="single" w:sz="4" w:space="0" w:color="CBCBCB"/>
+              <w:right w:val="single" w:sz="4" w:space="0" w:color="CBCBCB"/>
+            </w:tcBorders>
+          </w:tcPr>
+          <w:p>
+            <w:r>
+              <w:rPr>
+                <w:sz w:val="20"/>
+              </w:rPr>
+              <w:t>R3 (nếu có bàn phím cắm thử): Super+1..9, Alt+`, Alt+Space, Super+H đều câm</w:t>
+            </w:r>
+          </w:p>
+        </w:tc>
+        <w:tc>
+          <w:tcPr>
+            <w:tcW w:type="dxa" w:w="2422"/>
+            <w:shd w:val="clear" w:color="auto" w:fill="B8B3D6"/>
+            <w:tcBorders>
+              <w:top w:val="single" w:sz="4" w:space="0" w:color="CBCBCB"/>
+              <w:left w:val="single" w:sz="4" w:space="0" w:color="CBCBCB"/>
+              <w:bottom w:val="single" w:sz="4" w:space="0" w:color="CBCBCB"/>
+              <w:right w:val="single" w:sz="4" w:space="0" w:color="CBCBCB"/>
+            </w:tcBorders>
+          </w:tcPr>
+          <w:p>
+            <w:r>
+              <w:rPr>
+                <w:sz w:val="20"/>
+              </w:rPr>
+              <w:t xml:space="preserve">Cắm bàn phím USB tạm, bấm thử sau reboot; hoặc </w:t>
+            </w:r>
+            <w:r>
+              <w:rPr>
+                <w:rFonts w:ascii="Courier New" w:hAnsi="Courier New"/>
+                <w:color w:val="F05922"/>
+                <w:sz w:val="20"/>
+              </w:rPr>
+              <w:t>gsettings writable org.gnome.shell.keybindings switch-to-application-4</w:t>
+            </w:r>
+            <w:r>
+              <w:rPr>
+                <w:sz w:val="20"/>
+              </w:rPr>
+              <w:t xml:space="preserve"> = false qua SSH</w:t>
+            </w:r>
+          </w:p>
+        </w:tc>
+        <w:tc>
+          <w:tcPr>
+            <w:tcW w:type="dxa" w:w="2422"/>
+            <w:shd w:val="clear" w:color="auto" w:fill="B8B3D6"/>
+            <w:tcBorders>
+              <w:top w:val="single" w:sz="4" w:space="0" w:color="CBCBCB"/>
+              <w:left w:val="single" w:sz="4" w:space="0" w:color="CBCBCB"/>
+              <w:bottom w:val="single" w:sz="4" w:space="0" w:color="CBCBCB"/>
+              <w:right w:val="single" w:sz="4" w:space="0" w:color="CBCBCB"/>
+            </w:tcBorders>
+          </w:tcPr>
+          <w:p>
+            <w:r>
+              <w:rPr>
+                <w:sz w:val="20"/>
+              </w:rPr>
+              <w:t>Không bắt buộc (SSH check writable đủ mức tối thiểu)</w:t>
+            </w:r>
+          </w:p>
+        </w:tc>
+      </w:tr>
+      <w:tr>
+        <w:tc>
+          <w:tcPr>
+            <w:tcW w:type="dxa" w:w="2422"/>
+            <w:tcBorders>
+              <w:top w:val="single" w:sz="4" w:space="0" w:color="CBCBCB"/>
+              <w:left w:val="single" w:sz="4" w:space="0" w:color="CBCBCB"/>
+              <w:bottom w:val="single" w:sz="4" w:space="0" w:color="CBCBCB"/>
+              <w:right w:val="single" w:sz="4" w:space="0" w:color="CBCBCB"/>
+            </w:tcBorders>
+          </w:tcPr>
+          <w:p>
+            <w:r>
+              <w:rPr>
+                <w:sz w:val="20"/>
+              </w:rPr>
+              <w:t>Q10</w:t>
+            </w:r>
+          </w:p>
+        </w:tc>
+        <w:tc>
+          <w:tcPr>
+            <w:tcW w:type="dxa" w:w="2422"/>
+            <w:tcBorders>
+              <w:top w:val="single" w:sz="4" w:space="0" w:color="CBCBCB"/>
+              <w:left w:val="single" w:sz="4" w:space="0" w:color="CBCBCB"/>
+              <w:bottom w:val="single" w:sz="4" w:space="0" w:color="CBCBCB"/>
+              <w:right w:val="single" w:sz="4" w:space="0" w:color="CBCBCB"/>
+            </w:tcBorders>
+          </w:tcPr>
+          <w:p>
+            <w:r>
+              <w:rPr>
+                <w:sz w:val="20"/>
+              </w:rPr>
+              <w:t>Regression F09: SSH + ZcuAgent + Remote Desktop vẫn hoạt động sau deploy đầy đủ</w:t>
+            </w:r>
+          </w:p>
+        </w:tc>
+        <w:tc>
+          <w:tcPr>
+            <w:tcW w:type="dxa" w:w="2422"/>
+            <w:tcBorders>
+              <w:top w:val="single" w:sz="4" w:space="0" w:color="CBCBCB"/>
+              <w:left w:val="single" w:sz="4" w:space="0" w:color="CBCBCB"/>
+              <w:bottom w:val="single" w:sz="4" w:space="0" w:color="CBCBCB"/>
+              <w:right w:val="single" w:sz="4" w:space="0" w:color="CBCBCB"/>
+            </w:tcBorders>
+          </w:tcPr>
+          <w:p>
+            <w:r>
+              <w:rPr>
+                <w:sz w:val="20"/>
+              </w:rPr>
+              <w:t>Kết nối từ CCU như thường lệ</w:t>
+            </w:r>
+          </w:p>
+        </w:tc>
+        <w:tc>
+          <w:tcPr>
+            <w:tcW w:type="dxa" w:w="2422"/>
+            <w:tcBorders>
+              <w:top w:val="single" w:sz="4" w:space="0" w:color="CBCBCB"/>
+              <w:left w:val="single" w:sz="4" w:space="0" w:color="CBCBCB"/>
+              <w:bottom w:val="single" w:sz="4" w:space="0" w:color="CBCBCB"/>
+              <w:right w:val="single" w:sz="4" w:space="0" w:color="CBCBCB"/>
+            </w:tcBorders>
+          </w:tcPr>
+          <w:p>
+            <w:r>
+              <w:rPr>
+                <w:sz w:val="20"/>
+              </w:rPr>
+              <w:t>Không</w:t>
+            </w:r>
+          </w:p>
+        </w:tc>
+      </w:tr>
+    </w:tbl>
+    <w:p/>
+    <w:p>
+      <w:pPr>
+        <w:spacing w:after="80"/>
+      </w:pPr>
+      <w:r>
+        <w:rPr>
+          <w:sz w:val="21"/>
+        </w:rPr>
+        <w:t>— Tech Lead, 2026-07-27 01:00</w:t>
       </w:r>
     </w:p>
     <w:sectPr>

--- a/docs/bugs/BUG-ccu-ui-findings-2026-07-26.docx
+++ b/docs/bugs/BUG-ccu-ui-findings-2026-07-26.docx
@@ -23479,6 +23479,4561 @@
         </w:rPr>
         <w:t>— Tech Lead, 2026-07-27 01:00</w:t>
       </w:r>
+    </w:p>
+    <w:p>
+      <w:pPr>
+        <w:pBdr>
+          <w:bottom w:val="single" w:sz="6" w:space="1" w:color="F05922"/>
+        </w:pBdr>
+        <w:spacing w:after="120"/>
+      </w:pPr>
+    </w:p>
+    <w:p>
+      <w:pPr>
+        <w:pStyle w:val="Heading2"/>
+        <w:spacing w:before="200" w:after="80"/>
+      </w:pPr>
+      <w:r>
+        <w:rPr>
+          <w:color w:val="F05922"/>
+          <w:sz w:val="28"/>
+        </w:rPr>
+        <w:t>Kết quả QA verify F09/F10 — 2026-07-27 01:22</w:t>
+      </w:r>
+    </w:p>
+    <w:p>
+      <w:pPr>
+        <w:spacing w:after="80"/>
+      </w:pPr>
+      <w:r>
+        <w:rPr>
+          <w:b/>
+          <w:sz w:val="21"/>
+        </w:rPr>
+        <w:t>Người thực hiện:</w:t>
+      </w:r>
+      <w:r>
+        <w:rPr>
+          <w:sz w:val="21"/>
+        </w:rPr>
+        <w:t xml:space="preserve"> QA Engineer (WF-BUGFIX Bước 4 — verify vòng 2 sau APPROVE của Tech Lead </w:t>
+      </w:r>
+      <w:r>
+        <w:rPr>
+          <w:rFonts w:ascii="Courier New" w:hAnsi="Courier New"/>
+          <w:color w:val="F05922"/>
+          <w:sz w:val="18"/>
+        </w:rPr>
+        <w:t>89bf834</w:t>
+      </w:r>
+      <w:r>
+        <w:rPr>
+          <w:sz w:val="21"/>
+        </w:rPr>
+        <w:t>)</w:t>
+      </w:r>
+    </w:p>
+    <w:p>
+      <w:pPr>
+        <w:spacing w:after="80"/>
+      </w:pPr>
+      <w:r>
+        <w:rPr>
+          <w:b/>
+          <w:sz w:val="21"/>
+        </w:rPr>
+        <w:t>Môi trường:</w:t>
+      </w:r>
+      <w:r>
+        <w:rPr>
+          <w:sz w:val="21"/>
+        </w:rPr>
+        <w:t xml:space="preserve"> ZCU thật </w:t>
+      </w:r>
+      <w:r>
+        <w:rPr>
+          <w:rFonts w:ascii="Courier New" w:hAnsi="Courier New"/>
+          <w:color w:val="F05922"/>
+          <w:sz w:val="18"/>
+        </w:rPr>
+        <w:t>192.168.0.101</w:t>
+      </w:r>
+      <w:r>
+        <w:rPr>
+          <w:sz w:val="21"/>
+        </w:rPr>
+        <w:t xml:space="preserve"> (Ubuntu 22.04, GNOME Shell 42.9, X11, GDM3, user </w:t>
+      </w:r>
+      <w:r>
+        <w:rPr>
+          <w:rFonts w:ascii="Courier New" w:hAnsi="Courier New"/>
+          <w:color w:val="F05922"/>
+          <w:sz w:val="18"/>
+        </w:rPr>
+        <w:t>kztek</w:t>
+      </w:r>
+      <w:r>
+        <w:rPr>
+          <w:sz w:val="21"/>
+        </w:rPr>
+        <w:t xml:space="preserve">). Máy là </w:t>
+      </w:r>
+      <w:r>
+        <w:rPr>
+          <w:b/>
+          <w:sz w:val="21"/>
+        </w:rPr>
+        <w:t>VM VirtualBox không có touchscreen vật lý</w:t>
+      </w:r>
+      <w:r>
+        <w:rPr>
+          <w:sz w:val="21"/>
+        </w:rPr>
+        <w:t xml:space="preserve"> → Q7/Q8 (cử chỉ cảm ứng) KHÔNG giả lập được, chuyển user thử tay. Script test upload vào </w:t>
+      </w:r>
+      <w:r>
+        <w:rPr>
+          <w:rFonts w:ascii="Courier New" w:hAnsi="Courier New"/>
+          <w:color w:val="F05922"/>
+          <w:sz w:val="18"/>
+        </w:rPr>
+        <w:t>/tmp/qa-kiosk/</w:t>
+      </w:r>
+      <w:r>
+        <w:rPr>
+          <w:sz w:val="21"/>
+        </w:rPr>
+        <w:t xml:space="preserve"> (bản HEAD </w:t>
+      </w:r>
+      <w:r>
+        <w:rPr>
+          <w:rFonts w:ascii="Courier New" w:hAnsi="Courier New"/>
+          <w:color w:val="F05922"/>
+          <w:sz w:val="18"/>
+        </w:rPr>
+        <w:t>2-configure-system.sh</w:t>
+      </w:r>
+      <w:r>
+        <w:rPr>
+          <w:sz w:val="21"/>
+        </w:rPr>
+        <w:t xml:space="preserve"> + </w:t>
+      </w:r>
+      <w:r>
+        <w:rPr>
+          <w:rFonts w:ascii="Courier New" w:hAnsi="Courier New"/>
+          <w:color w:val="F05922"/>
+          <w:sz w:val="18"/>
+        </w:rPr>
+        <w:t>1-install-software.sh</w:t>
+      </w:r>
+      <w:r>
+        <w:rPr>
+          <w:sz w:val="21"/>
+        </w:rPr>
+        <w:t>).</w:t>
+      </w:r>
+    </w:p>
+    <w:p>
+      <w:pPr>
+        <w:spacing w:after="80"/>
+      </w:pPr>
+      <w:r>
+        <w:rPr>
+          <w:b/>
+          <w:sz w:val="21"/>
+        </w:rPr>
+        <w:t>Backup trước khi test:</w:t>
+      </w:r>
+      <w:r>
+        <w:rPr>
+          <w:sz w:val="21"/>
+        </w:rPr>
+        <w:t xml:space="preserve"> </w:t>
+      </w:r>
+      <w:r>
+        <w:rPr>
+          <w:rFonts w:ascii="Courier New" w:hAnsi="Courier New"/>
+          <w:color w:val="F05922"/>
+          <w:sz w:val="18"/>
+        </w:rPr>
+        <w:t>~/kiosk-qa-backup-2026-07-27/</w:t>
+      </w:r>
+      <w:r>
+        <w:rPr>
+          <w:sz w:val="21"/>
+        </w:rPr>
+        <w:t xml:space="preserve"> chứa </w:t>
+      </w:r>
+      <w:r>
+        <w:rPr>
+          <w:rFonts w:ascii="Courier New" w:hAnsi="Courier New"/>
+          <w:color w:val="F05922"/>
+          <w:sz w:val="18"/>
+        </w:rPr>
+        <w:t>.bak-2026-07-27-qa</w:t>
+      </w:r>
+      <w:r>
+        <w:rPr>
+          <w:sz w:val="21"/>
+        </w:rPr>
+        <w:t xml:space="preserve"> của </w:t>
+      </w:r>
+      <w:r>
+        <w:rPr>
+          <w:rFonts w:ascii="Courier New" w:hAnsi="Courier New"/>
+          <w:color w:val="F05922"/>
+          <w:sz w:val="18"/>
+        </w:rPr>
+        <w:t>ipgs-kiosk.desktop</w:t>
+      </w:r>
+      <w:r>
+        <w:rPr>
+          <w:sz w:val="21"/>
+        </w:rPr>
+        <w:t xml:space="preserve">, </w:t>
+      </w:r>
+      <w:r>
+        <w:rPr>
+          <w:rFonts w:ascii="Courier New" w:hAnsi="Courier New"/>
+          <w:color w:val="F05922"/>
+          <w:sz w:val="18"/>
+        </w:rPr>
+        <w:t>unclutter.desktop</w:t>
+      </w:r>
+      <w:r>
+        <w:rPr>
+          <w:sz w:val="21"/>
+        </w:rPr>
+        <w:t xml:space="preserve">, dconf lockdown + locks. Autologin/gdm có backup </w:t>
+      </w:r>
+      <w:r>
+        <w:rPr>
+          <w:rFonts w:ascii="Courier New" w:hAnsi="Courier New"/>
+          <w:color w:val="F05922"/>
+          <w:sz w:val="18"/>
+        </w:rPr>
+        <w:t>.bak-*</w:t>
+      </w:r>
+      <w:r>
+        <w:rPr>
+          <w:sz w:val="21"/>
+        </w:rPr>
+        <w:t xml:space="preserve"> sẵn của script.</w:t>
+      </w:r>
+    </w:p>
+    <w:p>
+      <w:pPr>
+        <w:spacing w:after="80"/>
+      </w:pPr>
+      <w:r>
+        <w:rPr>
+          <w:b/>
+          <w:sz w:val="21"/>
+        </w:rPr>
+        <w:t>Cách test:</w:t>
+      </w:r>
+      <w:r>
+        <w:rPr>
+          <w:sz w:val="21"/>
+        </w:rPr>
+        <w:t xml:space="preserve"> chạy script với đủ 4 tổ hợp (Autostart, Watchdog), deploy đè lên nhau; watchdog test bằng binary giả an toàn (</w:t>
+      </w:r>
+      <w:r>
+        <w:rPr>
+          <w:rFonts w:ascii="Courier New" w:hAnsi="Courier New"/>
+          <w:color w:val="F05922"/>
+          <w:sz w:val="18"/>
+        </w:rPr>
+        <w:t>exit 1</w:t>
+      </w:r>
+      <w:r>
+        <w:rPr>
+          <w:sz w:val="21"/>
+        </w:rPr>
+        <w:t xml:space="preserve"> để crash-loop, </w:t>
+      </w:r>
+      <w:r>
+        <w:rPr>
+          <w:rFonts w:ascii="Courier New" w:hAnsi="Courier New"/>
+          <w:color w:val="F05922"/>
+          <w:sz w:val="18"/>
+        </w:rPr>
+        <w:t>sleep infinity</w:t>
+      </w:r>
+      <w:r>
+        <w:rPr>
+          <w:sz w:val="21"/>
+        </w:rPr>
+        <w:t xml:space="preserve"> + </w:t>
+      </w:r>
+      <w:r>
+        <w:rPr>
+          <w:rFonts w:ascii="Courier New" w:hAnsi="Courier New"/>
+          <w:color w:val="F05922"/>
+          <w:sz w:val="18"/>
+        </w:rPr>
+        <w:t>gnome-calculator</w:t>
+      </w:r>
+      <w:r>
+        <w:rPr>
+          <w:sz w:val="21"/>
+        </w:rPr>
+        <w:t xml:space="preserve"> cho app sống/GUI); reboot thật cho Q6/Q10; kiểm bằng </w:t>
+      </w:r>
+      <w:r>
+        <w:rPr>
+          <w:rFonts w:ascii="Courier New" w:hAnsi="Courier New"/>
+          <w:color w:val="F05922"/>
+          <w:sz w:val="18"/>
+        </w:rPr>
+        <w:t>systemctl --user</w:t>
+      </w:r>
+      <w:r>
+        <w:rPr>
+          <w:sz w:val="21"/>
+        </w:rPr>
+        <w:t xml:space="preserve">, </w:t>
+      </w:r>
+      <w:r>
+        <w:rPr>
+          <w:rFonts w:ascii="Courier New" w:hAnsi="Courier New"/>
+          <w:color w:val="F05922"/>
+          <w:sz w:val="18"/>
+        </w:rPr>
+        <w:t>ls</w:t>
+      </w:r>
+      <w:r>
+        <w:rPr>
+          <w:sz w:val="21"/>
+        </w:rPr>
+        <w:t xml:space="preserve">, </w:t>
+      </w:r>
+      <w:r>
+        <w:rPr>
+          <w:rFonts w:ascii="Courier New" w:hAnsi="Courier New"/>
+          <w:color w:val="F05922"/>
+          <w:sz w:val="18"/>
+        </w:rPr>
+        <w:t>gsettings writable</w:t>
+      </w:r>
+      <w:r>
+        <w:rPr>
+          <w:sz w:val="21"/>
+        </w:rPr>
+        <w:t xml:space="preserve">, </w:t>
+      </w:r>
+      <w:r>
+        <w:rPr>
+          <w:rFonts w:ascii="Courier New" w:hAnsi="Courier New"/>
+          <w:color w:val="F05922"/>
+          <w:sz w:val="18"/>
+        </w:rPr>
+        <w:t>gnome-extensions info</w:t>
+      </w:r>
+      <w:r>
+        <w:rPr>
+          <w:sz w:val="21"/>
+        </w:rPr>
+        <w:t xml:space="preserve">, </w:t>
+      </w:r>
+      <w:r>
+        <w:rPr>
+          <w:rFonts w:ascii="Courier New" w:hAnsi="Courier New"/>
+          <w:color w:val="F05922"/>
+          <w:sz w:val="18"/>
+        </w:rPr>
+        <w:t>gnome-screenshot</w:t>
+      </w:r>
+      <w:r>
+        <w:rPr>
+          <w:sz w:val="21"/>
+        </w:rPr>
+        <w:t xml:space="preserve">, </w:t>
+      </w:r>
+      <w:r>
+        <w:rPr>
+          <w:rFonts w:ascii="Courier New" w:hAnsi="Courier New"/>
+          <w:color w:val="F05922"/>
+          <w:sz w:val="18"/>
+        </w:rPr>
+        <w:t>xdotool</w:t>
+      </w:r>
+      <w:r>
+        <w:rPr>
+          <w:sz w:val="21"/>
+        </w:rPr>
+        <w:t>.</w:t>
+      </w:r>
+    </w:p>
+    <w:p>
+      <w:pPr>
+        <w:pStyle w:val="Heading3"/>
+        <w:spacing w:before="160" w:after="60"/>
+      </w:pPr>
+      <w:r>
+        <w:rPr>
+          <w:color w:val="4A3F8C"/>
+          <w:sz w:val="24"/>
+        </w:rPr>
+        <w:t>Bảng kết quả Q1–Q10</w:t>
+      </w:r>
+    </w:p>
+    <w:tbl>
+      <w:tblPr>
+        <w:tblStyle w:val="TableGrid"/>
+        <w:tblW w:type="auto" w:w="0"/>
+        <w:tblLook w:firstColumn="1" w:firstRow="1" w:lastColumn="0" w:lastRow="0" w:noHBand="0" w:noVBand="1" w:val="04A0"/>
+      </w:tblPr>
+      <w:tblGrid>
+        <w:gridCol w:w="1938"/>
+        <w:gridCol w:w="1938"/>
+        <w:gridCol w:w="1938"/>
+        <w:gridCol w:w="1938"/>
+        <w:gridCol w:w="1938"/>
+      </w:tblGrid>
+      <w:tr>
+        <w:tc>
+          <w:tcPr>
+            <w:tcW w:type="dxa" w:w="1938"/>
+            <w:shd w:val="clear" w:color="auto" w:fill="251C53"/>
+            <w:tcBorders>
+              <w:top w:val="single" w:sz="4" w:space="0" w:color="251C53"/>
+              <w:left w:val="single" w:sz="4" w:space="0" w:color="251C53"/>
+              <w:bottom w:val="single" w:sz="4" w:space="0" w:color="251C53"/>
+              <w:right w:val="single" w:sz="4" w:space="0" w:color="251C53"/>
+            </w:tcBorders>
+          </w:tcPr>
+          <w:p>
+            <w:r>
+              <w:rPr>
+                <w:b/>
+                <w:color w:val="FFFFFF"/>
+                <w:sz w:val="20"/>
+              </w:rPr>
+              <w:t>Case</w:t>
+            </w:r>
+          </w:p>
+        </w:tc>
+        <w:tc>
+          <w:tcPr>
+            <w:tcW w:type="dxa" w:w="1938"/>
+            <w:shd w:val="clear" w:color="auto" w:fill="251C53"/>
+            <w:tcBorders>
+              <w:top w:val="single" w:sz="4" w:space="0" w:color="251C53"/>
+              <w:left w:val="single" w:sz="4" w:space="0" w:color="251C53"/>
+              <w:bottom w:val="single" w:sz="4" w:space="0" w:color="251C53"/>
+              <w:right w:val="single" w:sz="4" w:space="0" w:color="251C53"/>
+            </w:tcBorders>
+          </w:tcPr>
+          <w:p>
+            <w:r>
+              <w:rPr>
+                <w:b/>
+                <w:color w:val="FFFFFF"/>
+                <w:sz w:val="20"/>
+              </w:rPr>
+              <w:t>Nội dung</w:t>
+            </w:r>
+          </w:p>
+        </w:tc>
+        <w:tc>
+          <w:tcPr>
+            <w:tcW w:type="dxa" w:w="1938"/>
+            <w:shd w:val="clear" w:color="auto" w:fill="251C53"/>
+            <w:tcBorders>
+              <w:top w:val="single" w:sz="4" w:space="0" w:color="251C53"/>
+              <w:left w:val="single" w:sz="4" w:space="0" w:color="251C53"/>
+              <w:bottom w:val="single" w:sz="4" w:space="0" w:color="251C53"/>
+              <w:right w:val="single" w:sz="4" w:space="0" w:color="251C53"/>
+            </w:tcBorders>
+          </w:tcPr>
+          <w:p>
+            <w:r>
+              <w:rPr>
+                <w:b/>
+                <w:color w:val="FFFFFF"/>
+                <w:sz w:val="20"/>
+              </w:rPr>
+              <w:t>Kết quả</w:t>
+            </w:r>
+          </w:p>
+        </w:tc>
+        <w:tc>
+          <w:tcPr>
+            <w:tcW w:type="dxa" w:w="1938"/>
+            <w:shd w:val="clear" w:color="auto" w:fill="251C53"/>
+            <w:tcBorders>
+              <w:top w:val="single" w:sz="4" w:space="0" w:color="251C53"/>
+              <w:left w:val="single" w:sz="4" w:space="0" w:color="251C53"/>
+              <w:bottom w:val="single" w:sz="4" w:space="0" w:color="251C53"/>
+              <w:right w:val="single" w:sz="4" w:space="0" w:color="251C53"/>
+            </w:tcBorders>
+          </w:tcPr>
+          <w:p>
+            <w:r>
+              <w:rPr>
+                <w:b/>
+                <w:color w:val="FFFFFF"/>
+                <w:sz w:val="20"/>
+              </w:rPr>
+              <w:t>Bằng chứng (lệnh + output rút gọn)</w:t>
+            </w:r>
+          </w:p>
+        </w:tc>
+        <w:tc>
+          <w:tcPr>
+            <w:tcW w:type="dxa" w:w="1938"/>
+            <w:shd w:val="clear" w:color="auto" w:fill="251C53"/>
+            <w:tcBorders>
+              <w:top w:val="single" w:sz="4" w:space="0" w:color="251C53"/>
+              <w:left w:val="single" w:sz="4" w:space="0" w:color="251C53"/>
+              <w:bottom w:val="single" w:sz="4" w:space="0" w:color="251C53"/>
+              <w:right w:val="single" w:sz="4" w:space="0" w:color="251C53"/>
+            </w:tcBorders>
+          </w:tcPr>
+          <w:p>
+            <w:r>
+              <w:rPr>
+                <w:b/>
+                <w:color w:val="FFFFFF"/>
+                <w:sz w:val="20"/>
+              </w:rPr>
+            </w:r>
+          </w:p>
+        </w:tc>
+      </w:tr>
+      <w:tr>
+        <w:tc>
+          <w:tcPr>
+            <w:tcW w:type="dxa" w:w="1938"/>
+            <w:tcBorders>
+              <w:top w:val="single" w:sz="4" w:space="0" w:color="CBCBCB"/>
+              <w:left w:val="single" w:sz="4" w:space="0" w:color="CBCBCB"/>
+              <w:bottom w:val="single" w:sz="4" w:space="0" w:color="CBCBCB"/>
+              <w:right w:val="single" w:sz="4" w:space="0" w:color="CBCBCB"/>
+            </w:tcBorders>
+          </w:tcPr>
+          <w:p>
+            <w:r>
+              <w:rPr>
+                <w:sz w:val="20"/>
+              </w:rPr>
+              <w:t>---</w:t>
+            </w:r>
+          </w:p>
+        </w:tc>
+        <w:tc>
+          <w:tcPr>
+            <w:tcW w:type="dxa" w:w="1938"/>
+            <w:tcBorders>
+              <w:top w:val="single" w:sz="4" w:space="0" w:color="CBCBCB"/>
+              <w:left w:val="single" w:sz="4" w:space="0" w:color="CBCBCB"/>
+              <w:bottom w:val="single" w:sz="4" w:space="0" w:color="CBCBCB"/>
+              <w:right w:val="single" w:sz="4" w:space="0" w:color="CBCBCB"/>
+            </w:tcBorders>
+          </w:tcPr>
+          <w:p>
+            <w:r>
+              <w:rPr>
+                <w:sz w:val="20"/>
+              </w:rPr>
+              <w:t>---</w:t>
+            </w:r>
+          </w:p>
+        </w:tc>
+        <w:tc>
+          <w:tcPr>
+            <w:tcW w:type="dxa" w:w="1938"/>
+            <w:tcBorders>
+              <w:top w:val="single" w:sz="4" w:space="0" w:color="CBCBCB"/>
+              <w:left w:val="single" w:sz="4" w:space="0" w:color="CBCBCB"/>
+              <w:bottom w:val="single" w:sz="4" w:space="0" w:color="CBCBCB"/>
+              <w:right w:val="single" w:sz="4" w:space="0" w:color="CBCBCB"/>
+            </w:tcBorders>
+          </w:tcPr>
+          <w:p>
+            <w:r>
+              <w:rPr>
+                <w:sz w:val="20"/>
+              </w:rPr>
+              <w:t>---</w:t>
+            </w:r>
+          </w:p>
+        </w:tc>
+        <w:tc>
+          <w:tcPr>
+            <w:tcW w:type="dxa" w:w="1938"/>
+            <w:tcBorders>
+              <w:top w:val="single" w:sz="4" w:space="0" w:color="CBCBCB"/>
+              <w:left w:val="single" w:sz="4" w:space="0" w:color="CBCBCB"/>
+              <w:bottom w:val="single" w:sz="4" w:space="0" w:color="CBCBCB"/>
+              <w:right w:val="single" w:sz="4" w:space="0" w:color="CBCBCB"/>
+            </w:tcBorders>
+          </w:tcPr>
+          <w:p>
+            <w:r>
+              <w:rPr>
+                <w:sz w:val="20"/>
+              </w:rPr>
+              <w:t>---</w:t>
+            </w:r>
+          </w:p>
+        </w:tc>
+        <w:tc>
+          <w:tcPr>
+            <w:tcW w:type="dxa" w:w="1938"/>
+            <w:tcBorders>
+              <w:top w:val="single" w:sz="4" w:space="0" w:color="CBCBCB"/>
+              <w:left w:val="single" w:sz="4" w:space="0" w:color="CBCBCB"/>
+              <w:bottom w:val="single" w:sz="4" w:space="0" w:color="CBCBCB"/>
+              <w:right w:val="single" w:sz="4" w:space="0" w:color="CBCBCB"/>
+            </w:tcBorders>
+          </w:tcPr>
+          <w:p/>
+        </w:tc>
+      </w:tr>
+      <w:tr>
+        <w:tc>
+          <w:tcPr>
+            <w:tcW w:type="dxa" w:w="1938"/>
+            <w:shd w:val="clear" w:color="auto" w:fill="B8B3D6"/>
+            <w:tcBorders>
+              <w:top w:val="single" w:sz="4" w:space="0" w:color="CBCBCB"/>
+              <w:left w:val="single" w:sz="4" w:space="0" w:color="CBCBCB"/>
+              <w:bottom w:val="single" w:sz="4" w:space="0" w:color="CBCBCB"/>
+              <w:right w:val="single" w:sz="4" w:space="0" w:color="CBCBCB"/>
+            </w:tcBorders>
+          </w:tcPr>
+          <w:p>
+            <w:r>
+              <w:rPr>
+                <w:b/>
+                <w:sz w:val="20"/>
+              </w:rPr>
+              <w:t>Q1</w:t>
+            </w:r>
+          </w:p>
+        </w:tc>
+        <w:tc>
+          <w:tcPr>
+            <w:tcW w:type="dxa" w:w="1938"/>
+            <w:shd w:val="clear" w:color="auto" w:fill="B8B3D6"/>
+            <w:tcBorders>
+              <w:top w:val="single" w:sz="4" w:space="0" w:color="CBCBCB"/>
+              <w:left w:val="single" w:sz="4" w:space="0" w:color="CBCBCB"/>
+              <w:bottom w:val="single" w:sz="4" w:space="0" w:color="CBCBCB"/>
+              <w:right w:val="single" w:sz="4" w:space="0" w:color="CBCBCB"/>
+            </w:tcBorders>
+          </w:tcPr>
+          <w:p>
+            <w:r>
+              <w:rPr>
+                <w:sz w:val="20"/>
+              </w:rPr>
+              <w:t>R1 ma trận: deploy (AS=1,WD=0) → deploy lại (AS=0,WD=1)</w:t>
+            </w:r>
+          </w:p>
+        </w:tc>
+        <w:tc>
+          <w:tcPr>
+            <w:tcW w:type="dxa" w:w="1938"/>
+            <w:shd w:val="clear" w:color="auto" w:fill="B8B3D6"/>
+            <w:tcBorders>
+              <w:top w:val="single" w:sz="4" w:space="0" w:color="CBCBCB"/>
+              <w:left w:val="single" w:sz="4" w:space="0" w:color="CBCBCB"/>
+              <w:bottom w:val="single" w:sz="4" w:space="0" w:color="CBCBCB"/>
+              <w:right w:val="single" w:sz="4" w:space="0" w:color="CBCBCB"/>
+            </w:tcBorders>
+          </w:tcPr>
+          <w:p>
+            <w:r>
+              <w:rPr>
+                <w:sz w:val="20"/>
+              </w:rPr>
+              <w:t xml:space="preserve">✅ </w:t>
+            </w:r>
+            <w:r>
+              <w:rPr>
+                <w:b/>
+                <w:sz w:val="20"/>
+              </w:rPr>
+              <w:t>PASS</w:t>
+            </w:r>
+          </w:p>
+        </w:tc>
+        <w:tc>
+          <w:tcPr>
+            <w:tcW w:type="dxa" w:w="1938"/>
+            <w:shd w:val="clear" w:color="auto" w:fill="B8B3D6"/>
+            <w:tcBorders>
+              <w:top w:val="single" w:sz="4" w:space="0" w:color="CBCBCB"/>
+              <w:left w:val="single" w:sz="4" w:space="0" w:color="CBCBCB"/>
+              <w:bottom w:val="single" w:sz="4" w:space="0" w:color="CBCBCB"/>
+              <w:right w:val="single" w:sz="4" w:space="0" w:color="CBCBCB"/>
+            </w:tcBorders>
+          </w:tcPr>
+          <w:p>
+            <w:r>
+              <w:rPr>
+                <w:sz w:val="20"/>
+              </w:rPr>
+              <w:t xml:space="preserve">Sau deploy #2 (AS=0,WD=1): mục [8/9] log "Watchdog BẬT: đã xóa autostart .desktop của app"; </w:t>
+            </w:r>
+            <w:r>
+              <w:rPr>
+                <w:rFonts w:ascii="Courier New" w:hAnsi="Courier New"/>
+                <w:color w:val="F05922"/>
+                <w:sz w:val="20"/>
+              </w:rPr>
+              <w:t>ls ~/.config/autostart/</w:t>
+            </w:r>
+            <w:r>
+              <w:rPr>
+                <w:sz w:val="20"/>
+              </w:rPr>
+              <w:t xml:space="preserve"> → </w:t>
+            </w:r>
+            <w:r>
+              <w:rPr>
+                <w:b/>
+                <w:sz w:val="20"/>
+              </w:rPr>
+              <w:t>KHÔNG còn `ipgs-kiosk.desktop`</w:t>
+            </w:r>
+            <w:r>
+              <w:rPr>
+                <w:sz w:val="20"/>
+              </w:rPr>
+              <w:t xml:space="preserve"> (chỉ </w:t>
+            </w:r>
+            <w:r>
+              <w:rPr>
+                <w:rFonts w:ascii="Courier New" w:hAnsi="Courier New"/>
+                <w:color w:val="F05922"/>
+                <w:sz w:val="20"/>
+              </w:rPr>
+              <w:t>update-notifier.desktop</w:t>
+            </w:r>
+            <w:r>
+              <w:rPr>
+                <w:sz w:val="20"/>
+              </w:rPr>
+              <w:t xml:space="preserve">); </w:t>
+            </w:r>
+            <w:r>
+              <w:rPr>
+                <w:rFonts w:ascii="Courier New" w:hAnsi="Courier New"/>
+                <w:color w:val="F05922"/>
+                <w:sz w:val="20"/>
+              </w:rPr>
+              <w:t>systemctl --user is-enabled ipgs-kiosk-app</w:t>
+            </w:r>
+            <w:r>
+              <w:rPr>
+                <w:sz w:val="20"/>
+              </w:rPr>
+              <w:t xml:space="preserve"> = </w:t>
+            </w:r>
+            <w:r>
+              <w:rPr>
+                <w:b/>
+                <w:sz w:val="20"/>
+              </w:rPr>
+              <w:t>enabled</w:t>
+            </w:r>
+            <w:r>
+              <w:rPr>
+                <w:sz w:val="20"/>
+              </w:rPr>
+              <w:t xml:space="preserve">. Không còn </w:t>
+            </w:r>
+            <w:r>
+              <w:rPr>
+                <w:rFonts w:ascii="Courier New" w:hAnsi="Courier New"/>
+                <w:color w:val="F05922"/>
+                <w:sz w:val="20"/>
+              </w:rPr>
+              <w:t>.desktop</w:t>
+            </w:r>
+            <w:r>
+              <w:rPr>
+                <w:sz w:val="20"/>
+              </w:rPr>
+              <w:t xml:space="preserve"> mồ côi.</w:t>
+            </w:r>
+          </w:p>
+        </w:tc>
+        <w:tc>
+          <w:tcPr>
+            <w:tcW w:type="dxa" w:w="1938"/>
+            <w:shd w:val="clear" w:color="auto" w:fill="B8B3D6"/>
+            <w:tcBorders>
+              <w:top w:val="single" w:sz="4" w:space="0" w:color="CBCBCB"/>
+              <w:left w:val="single" w:sz="4" w:space="0" w:color="CBCBCB"/>
+              <w:bottom w:val="single" w:sz="4" w:space="0" w:color="CBCBCB"/>
+              <w:right w:val="single" w:sz="4" w:space="0" w:color="CBCBCB"/>
+            </w:tcBorders>
+          </w:tcPr>
+          <w:p/>
+        </w:tc>
+      </w:tr>
+      <w:tr>
+        <w:tc>
+          <w:tcPr>
+            <w:tcW w:type="dxa" w:w="1938"/>
+            <w:tcBorders>
+              <w:top w:val="single" w:sz="4" w:space="0" w:color="CBCBCB"/>
+              <w:left w:val="single" w:sz="4" w:space="0" w:color="CBCBCB"/>
+              <w:bottom w:val="single" w:sz="4" w:space="0" w:color="CBCBCB"/>
+              <w:right w:val="single" w:sz="4" w:space="0" w:color="CBCBCB"/>
+            </w:tcBorders>
+          </w:tcPr>
+          <w:p>
+            <w:r>
+              <w:rPr>
+                <w:b/>
+                <w:sz w:val="20"/>
+              </w:rPr>
+              <w:t>Q2</w:t>
+            </w:r>
+          </w:p>
+        </w:tc>
+        <w:tc>
+          <w:tcPr>
+            <w:tcW w:type="dxa" w:w="1938"/>
+            <w:tcBorders>
+              <w:top w:val="single" w:sz="4" w:space="0" w:color="CBCBCB"/>
+              <w:left w:val="single" w:sz="4" w:space="0" w:color="CBCBCB"/>
+              <w:bottom w:val="single" w:sz="4" w:space="0" w:color="CBCBCB"/>
+              <w:right w:val="single" w:sz="4" w:space="0" w:color="CBCBCB"/>
+            </w:tcBorders>
+          </w:tcPr>
+          <w:p>
+            <w:r>
+              <w:rPr>
+                <w:sz w:val="20"/>
+              </w:rPr>
+              <w:t>R1 chiều ngược: deploy (WD=1) → deploy lại (WD=0,AS=1)</w:t>
+            </w:r>
+          </w:p>
+        </w:tc>
+        <w:tc>
+          <w:tcPr>
+            <w:tcW w:type="dxa" w:w="1938"/>
+            <w:tcBorders>
+              <w:top w:val="single" w:sz="4" w:space="0" w:color="CBCBCB"/>
+              <w:left w:val="single" w:sz="4" w:space="0" w:color="CBCBCB"/>
+              <w:bottom w:val="single" w:sz="4" w:space="0" w:color="CBCBCB"/>
+              <w:right w:val="single" w:sz="4" w:space="0" w:color="CBCBCB"/>
+            </w:tcBorders>
+          </w:tcPr>
+          <w:p>
+            <w:r>
+              <w:rPr>
+                <w:sz w:val="20"/>
+              </w:rPr>
+              <w:t xml:space="preserve">✅ </w:t>
+            </w:r>
+            <w:r>
+              <w:rPr>
+                <w:b/>
+                <w:sz w:val="20"/>
+              </w:rPr>
+              <w:t>PASS</w:t>
+            </w:r>
+          </w:p>
+        </w:tc>
+        <w:tc>
+          <w:tcPr>
+            <w:tcW w:type="dxa" w:w="1938"/>
+            <w:tcBorders>
+              <w:top w:val="single" w:sz="4" w:space="0" w:color="CBCBCB"/>
+              <w:left w:val="single" w:sz="4" w:space="0" w:color="CBCBCB"/>
+              <w:bottom w:val="single" w:sz="4" w:space="0" w:color="CBCBCB"/>
+              <w:right w:val="single" w:sz="4" w:space="0" w:color="CBCBCB"/>
+            </w:tcBorders>
+          </w:tcPr>
+          <w:p>
+            <w:r>
+              <w:rPr>
+                <w:sz w:val="20"/>
+              </w:rPr>
+              <w:t>Sau deploy (WD=0,AS=1): mục [10] "Đã gỡ watchdog service"; `systemctl --user list-unit-files \</w:t>
+            </w:r>
+          </w:p>
+        </w:tc>
+        <w:tc>
+          <w:tcPr>
+            <w:tcW w:type="dxa" w:w="1938"/>
+            <w:tcBorders>
+              <w:top w:val="single" w:sz="4" w:space="0" w:color="CBCBCB"/>
+              <w:left w:val="single" w:sz="4" w:space="0" w:color="CBCBCB"/>
+              <w:bottom w:val="single" w:sz="4" w:space="0" w:color="CBCBCB"/>
+              <w:right w:val="single" w:sz="4" w:space="0" w:color="CBCBCB"/>
+            </w:tcBorders>
+          </w:tcPr>
+          <w:p>
+            <w:r>
+              <w:rPr>
+                <w:sz w:val="20"/>
+              </w:rPr>
+              <w:t>grep kiosk</w:t>
+            </w:r>
+            <w:r>
+              <w:rPr>
+                <w:rFonts w:ascii="Courier New" w:hAnsi="Courier New"/>
+                <w:color w:val="F05922"/>
+                <w:sz w:val="20"/>
+              </w:rPr>
+              <w:t xml:space="preserve"> → **NO-KIOSK-UNIT** (</w:t>
+            </w:r>
+            <w:r>
+              <w:rPr>
+                <w:sz w:val="20"/>
+              </w:rPr>
+              <w:t>systemctl --user cat ipgs-kiosk-app</w:t>
+            </w:r>
+            <w:r>
+              <w:rPr>
+                <w:rFonts w:ascii="Courier New" w:hAnsi="Courier New"/>
+                <w:color w:val="F05922"/>
+                <w:sz w:val="20"/>
+              </w:rPr>
+              <w:t xml:space="preserve"> → "No files found"); </w:t>
+            </w:r>
+            <w:r>
+              <w:rPr>
+                <w:sz w:val="20"/>
+              </w:rPr>
+              <w:t>.desktop` app + unclutter được tạo lại. Không còn service mồ côi. Đã kiểm cả 2 tổ hợp còn lại (AS=1/WD=1 → chỉ unclutter.desktop + unit enabled; AS=0/WD=0 → không .desktop app, không unit) — trạng thái cuối luôn khớp cấu hình vừa chọn.</w:t>
+            </w:r>
+          </w:p>
+        </w:tc>
+      </w:tr>
+      <w:tr>
+        <w:tc>
+          <w:tcPr>
+            <w:tcW w:type="dxa" w:w="1938"/>
+            <w:shd w:val="clear" w:color="auto" w:fill="B8B3D6"/>
+            <w:tcBorders>
+              <w:top w:val="single" w:sz="4" w:space="0" w:color="CBCBCB"/>
+              <w:left w:val="single" w:sz="4" w:space="0" w:color="CBCBCB"/>
+              <w:bottom w:val="single" w:sz="4" w:space="0" w:color="CBCBCB"/>
+              <w:right w:val="single" w:sz="4" w:space="0" w:color="CBCBCB"/>
+            </w:tcBorders>
+          </w:tcPr>
+          <w:p>
+            <w:r>
+              <w:rPr>
+                <w:b/>
+                <w:sz w:val="20"/>
+              </w:rPr>
+              <w:t>Q3</w:t>
+            </w:r>
+          </w:p>
+        </w:tc>
+        <w:tc>
+          <w:tcPr>
+            <w:tcW w:type="dxa" w:w="1938"/>
+            <w:shd w:val="clear" w:color="auto" w:fill="B8B3D6"/>
+            <w:tcBorders>
+              <w:top w:val="single" w:sz="4" w:space="0" w:color="CBCBCB"/>
+              <w:left w:val="single" w:sz="4" w:space="0" w:color="CBCBCB"/>
+              <w:bottom w:val="single" w:sz="4" w:space="0" w:color="CBCBCB"/>
+              <w:right w:val="single" w:sz="4" w:space="0" w:color="CBCBCB"/>
+            </w:tcBorders>
+          </w:tcPr>
+          <w:p>
+            <w:r>
+              <w:rPr>
+                <w:sz w:val="20"/>
+              </w:rPr>
+              <w:t>R2 retry vô hạn: binary giả crash ngay (exit 1)</w:t>
+            </w:r>
+          </w:p>
+        </w:tc>
+        <w:tc>
+          <w:tcPr>
+            <w:tcW w:type="dxa" w:w="1938"/>
+            <w:shd w:val="clear" w:color="auto" w:fill="B8B3D6"/>
+            <w:tcBorders>
+              <w:top w:val="single" w:sz="4" w:space="0" w:color="CBCBCB"/>
+              <w:left w:val="single" w:sz="4" w:space="0" w:color="CBCBCB"/>
+              <w:bottom w:val="single" w:sz="4" w:space="0" w:color="CBCBCB"/>
+              <w:right w:val="single" w:sz="4" w:space="0" w:color="CBCBCB"/>
+            </w:tcBorders>
+          </w:tcPr>
+          <w:p>
+            <w:r>
+              <w:rPr>
+                <w:sz w:val="20"/>
+              </w:rPr>
+              <w:t xml:space="preserve">✅ </w:t>
+            </w:r>
+            <w:r>
+              <w:rPr>
+                <w:b/>
+                <w:sz w:val="20"/>
+              </w:rPr>
+              <w:t>PASS</w:t>
+            </w:r>
+          </w:p>
+        </w:tc>
+        <w:tc>
+          <w:tcPr>
+            <w:tcW w:type="dxa" w:w="1938"/>
+            <w:shd w:val="clear" w:color="auto" w:fill="B8B3D6"/>
+            <w:tcBorders>
+              <w:top w:val="single" w:sz="4" w:space="0" w:color="CBCBCB"/>
+              <w:left w:val="single" w:sz="4" w:space="0" w:color="CBCBCB"/>
+              <w:bottom w:val="single" w:sz="4" w:space="0" w:color="CBCBCB"/>
+              <w:right w:val="single" w:sz="4" w:space="0" w:color="CBCBCB"/>
+            </w:tcBorders>
+          </w:tcPr>
+          <w:p>
+            <w:r>
+              <w:rPr>
+                <w:sz w:val="20"/>
+              </w:rPr>
+              <w:t xml:space="preserve">Deploy WD=1 trỏ </w:t>
+            </w:r>
+            <w:r>
+              <w:rPr>
+                <w:rFonts w:ascii="Courier New" w:hAnsi="Courier New"/>
+                <w:color w:val="F05922"/>
+                <w:sz w:val="20"/>
+              </w:rPr>
+              <w:t>fakeapp</w:t>
+            </w:r>
+            <w:r>
+              <w:rPr>
+                <w:sz w:val="20"/>
+              </w:rPr>
+              <w:t xml:space="preserve"> (exit 1), </w:t>
+            </w:r>
+            <w:r>
+              <w:rPr>
+                <w:rFonts w:ascii="Courier New" w:hAnsi="Courier New"/>
+                <w:color w:val="F05922"/>
+                <w:sz w:val="20"/>
+              </w:rPr>
+              <w:t>systemctl --user start</w:t>
+            </w:r>
+            <w:r>
+              <w:rPr>
+                <w:sz w:val="20"/>
+              </w:rPr>
+              <w:t xml:space="preserve">. Theo dõi &gt;4 phút (mẫu @01:08→01:12): </w:t>
+            </w:r>
+            <w:r>
+              <w:rPr>
+                <w:rFonts w:ascii="Courier New" w:hAnsi="Courier New"/>
+                <w:color w:val="F05922"/>
+                <w:sz w:val="20"/>
+              </w:rPr>
+              <w:t>ActiveState=activating</w:t>
+            </w:r>
+            <w:r>
+              <w:rPr>
+                <w:sz w:val="20"/>
+              </w:rPr>
+              <w:t xml:space="preserve">, </w:t>
+            </w:r>
+            <w:r>
+              <w:rPr>
+                <w:rFonts w:ascii="Courier New" w:hAnsi="Courier New"/>
+                <w:color w:val="F05922"/>
+                <w:sz w:val="20"/>
+              </w:rPr>
+              <w:t>SubState=auto-restart</w:t>
+            </w:r>
+            <w:r>
+              <w:rPr>
+                <w:sz w:val="20"/>
+              </w:rPr>
+              <w:t xml:space="preserve">, </w:t>
+            </w:r>
+            <w:r>
+              <w:rPr>
+                <w:rFonts w:ascii="Courier New" w:hAnsi="Courier New"/>
+                <w:color w:val="F05922"/>
+                <w:sz w:val="20"/>
+              </w:rPr>
+              <w:t>NRestarts</w:t>
+            </w:r>
+            <w:r>
+              <w:rPr>
+                <w:sz w:val="20"/>
+              </w:rPr>
+              <w:t xml:space="preserve"> tăng đều </w:t>
+            </w:r>
+            <w:r>
+              <w:rPr>
+                <w:b/>
+                <w:sz w:val="20"/>
+              </w:rPr>
+              <w:t>1→7→12→18→27</w:t>
+            </w:r>
+            <w:r>
+              <w:rPr>
+                <w:sz w:val="20"/>
+              </w:rPr>
+              <w:t xml:space="preserve"> (~6 lần/phút, nhịp ~10s), </w:t>
+            </w:r>
+            <w:r>
+              <w:rPr>
+                <w:b/>
+                <w:sz w:val="20"/>
+              </w:rPr>
+              <w:t>KHÔNG bao giờ vào `failed`</w:t>
+            </w:r>
+            <w:r>
+              <w:rPr>
+                <w:sz w:val="20"/>
+              </w:rPr>
+              <w:t xml:space="preserve">. Unit </w:t>
+            </w:r>
+            <w:r>
+              <w:rPr>
+                <w:rFonts w:ascii="Courier New" w:hAnsi="Courier New"/>
+                <w:color w:val="F05922"/>
+                <w:sz w:val="20"/>
+              </w:rPr>
+              <w:t>StartLimitIntervalSec=0</w:t>
+            </w:r>
+            <w:r>
+              <w:rPr>
+                <w:sz w:val="20"/>
+              </w:rPr>
+              <w:t xml:space="preserve"> + </w:t>
+            </w:r>
+            <w:r>
+              <w:rPr>
+                <w:rFonts w:ascii="Courier New" w:hAnsi="Courier New"/>
+                <w:color w:val="F05922"/>
+                <w:sz w:val="20"/>
+              </w:rPr>
+              <w:t>Restart=always RestartSec=10</w:t>
+            </w:r>
+            <w:r>
+              <w:rPr>
+                <w:sz w:val="20"/>
+              </w:rPr>
+              <w:t xml:space="preserve"> xác nhận qua </w:t>
+            </w:r>
+            <w:r>
+              <w:rPr>
+                <w:rFonts w:ascii="Courier New" w:hAnsi="Courier New"/>
+                <w:color w:val="F05922"/>
+                <w:sz w:val="20"/>
+              </w:rPr>
+              <w:t>systemctl --user cat</w:t>
+            </w:r>
+            <w:r>
+              <w:rPr>
+                <w:sz w:val="20"/>
+              </w:rPr>
+              <w:t>.</w:t>
+            </w:r>
+          </w:p>
+        </w:tc>
+        <w:tc>
+          <w:tcPr>
+            <w:tcW w:type="dxa" w:w="1938"/>
+            <w:shd w:val="clear" w:color="auto" w:fill="B8B3D6"/>
+            <w:tcBorders>
+              <w:top w:val="single" w:sz="4" w:space="0" w:color="CBCBCB"/>
+              <w:left w:val="single" w:sz="4" w:space="0" w:color="CBCBCB"/>
+              <w:bottom w:val="single" w:sz="4" w:space="0" w:color="CBCBCB"/>
+              <w:right w:val="single" w:sz="4" w:space="0" w:color="CBCBCB"/>
+            </w:tcBorders>
+          </w:tcPr>
+          <w:p/>
+        </w:tc>
+      </w:tr>
+      <w:tr>
+        <w:tc>
+          <w:tcPr>
+            <w:tcW w:type="dxa" w:w="1938"/>
+            <w:tcBorders>
+              <w:top w:val="single" w:sz="4" w:space="0" w:color="CBCBCB"/>
+              <w:left w:val="single" w:sz="4" w:space="0" w:color="CBCBCB"/>
+              <w:bottom w:val="single" w:sz="4" w:space="0" w:color="CBCBCB"/>
+              <w:right w:val="single" w:sz="4" w:space="0" w:color="CBCBCB"/>
+            </w:tcBorders>
+          </w:tcPr>
+          <w:p>
+            <w:r>
+              <w:rPr>
+                <w:b/>
+                <w:sz w:val="20"/>
+              </w:rPr>
+              <w:t>Q4</w:t>
+            </w:r>
+          </w:p>
+        </w:tc>
+        <w:tc>
+          <w:tcPr>
+            <w:tcW w:type="dxa" w:w="1938"/>
+            <w:tcBorders>
+              <w:top w:val="single" w:sz="4" w:space="0" w:color="CBCBCB"/>
+              <w:left w:val="single" w:sz="4" w:space="0" w:color="CBCBCB"/>
+              <w:bottom w:val="single" w:sz="4" w:space="0" w:color="CBCBCB"/>
+              <w:right w:val="single" w:sz="4" w:space="0" w:color="CBCBCB"/>
+            </w:tcBorders>
+          </w:tcPr>
+          <w:p>
+            <w:r>
+              <w:rPr>
+                <w:sz w:val="20"/>
+              </w:rPr>
+              <w:t>R2 hồi phục: giữa lúc retry, đổi binary thành app sống</w:t>
+            </w:r>
+          </w:p>
+        </w:tc>
+        <w:tc>
+          <w:tcPr>
+            <w:tcW w:type="dxa" w:w="1938"/>
+            <w:tcBorders>
+              <w:top w:val="single" w:sz="4" w:space="0" w:color="CBCBCB"/>
+              <w:left w:val="single" w:sz="4" w:space="0" w:color="CBCBCB"/>
+              <w:bottom w:val="single" w:sz="4" w:space="0" w:color="CBCBCB"/>
+              <w:right w:val="single" w:sz="4" w:space="0" w:color="CBCBCB"/>
+            </w:tcBorders>
+          </w:tcPr>
+          <w:p>
+            <w:r>
+              <w:rPr>
+                <w:sz w:val="20"/>
+              </w:rPr>
+              <w:t xml:space="preserve">✅ </w:t>
+            </w:r>
+            <w:r>
+              <w:rPr>
+                <w:b/>
+                <w:sz w:val="20"/>
+              </w:rPr>
+              <w:t>PASS</w:t>
+            </w:r>
+          </w:p>
+        </w:tc>
+        <w:tc>
+          <w:tcPr>
+            <w:tcW w:type="dxa" w:w="1938"/>
+            <w:tcBorders>
+              <w:top w:val="single" w:sz="4" w:space="0" w:color="CBCBCB"/>
+              <w:left w:val="single" w:sz="4" w:space="0" w:color="CBCBCB"/>
+              <w:bottom w:val="single" w:sz="4" w:space="0" w:color="CBCBCB"/>
+              <w:right w:val="single" w:sz="4" w:space="0" w:color="CBCBCB"/>
+            </w:tcBorders>
+          </w:tcPr>
+          <w:p>
+            <w:r>
+              <w:rPr>
+                <w:sz w:val="20"/>
+              </w:rPr>
+              <w:t xml:space="preserve">Ghi đè </w:t>
+            </w:r>
+            <w:r>
+              <w:rPr>
+                <w:rFonts w:ascii="Courier New" w:hAnsi="Courier New"/>
+                <w:color w:val="F05922"/>
+                <w:sz w:val="20"/>
+              </w:rPr>
+              <w:t>fakeapp</w:t>
+            </w:r>
+            <w:r>
+              <w:rPr>
+                <w:sz w:val="20"/>
+              </w:rPr>
+              <w:t xml:space="preserve"> = </w:t>
+            </w:r>
+            <w:r>
+              <w:rPr>
+                <w:rFonts w:ascii="Courier New" w:hAnsi="Courier New"/>
+                <w:color w:val="F05922"/>
+                <w:sz w:val="20"/>
+              </w:rPr>
+              <w:t>exec sleep infinity</w:t>
+            </w:r>
+            <w:r>
+              <w:rPr>
+                <w:sz w:val="20"/>
+              </w:rPr>
+              <w:t xml:space="preserve"> (KHÔNG chạy lệnh systemctl nào) → lần retry kế tiếp tự chạy: </w:t>
+            </w:r>
+            <w:r>
+              <w:rPr>
+                <w:rFonts w:ascii="Courier New" w:hAnsi="Courier New"/>
+                <w:color w:val="F05922"/>
+                <w:sz w:val="20"/>
+              </w:rPr>
+              <w:t>ActiveState=active SubState=running MainPID=8061</w:t>
+            </w:r>
+            <w:r>
+              <w:rPr>
+                <w:sz w:val="20"/>
+              </w:rPr>
+              <w:t xml:space="preserve">, </w:t>
+            </w:r>
+            <w:r>
+              <w:rPr>
+                <w:rFonts w:ascii="Courier New" w:hAnsi="Courier New"/>
+                <w:color w:val="F05922"/>
+                <w:sz w:val="20"/>
+              </w:rPr>
+              <w:t>NRestarts=27</w:t>
+            </w:r>
+            <w:r>
+              <w:rPr>
+                <w:sz w:val="20"/>
+              </w:rPr>
+              <w:t xml:space="preserve"> (không tăng thêm). Watchdog tự hồi phục không cần thao tác.</w:t>
+            </w:r>
+          </w:p>
+        </w:tc>
+        <w:tc>
+          <w:tcPr>
+            <w:tcW w:type="dxa" w:w="1938"/>
+            <w:tcBorders>
+              <w:top w:val="single" w:sz="4" w:space="0" w:color="CBCBCB"/>
+              <w:left w:val="single" w:sz="4" w:space="0" w:color="CBCBCB"/>
+              <w:bottom w:val="single" w:sz="4" w:space="0" w:color="CBCBCB"/>
+              <w:right w:val="single" w:sz="4" w:space="0" w:color="CBCBCB"/>
+            </w:tcBorders>
+          </w:tcPr>
+          <w:p/>
+        </w:tc>
+      </w:tr>
+      <w:tr>
+        <w:tc>
+          <w:tcPr>
+            <w:tcW w:type="dxa" w:w="1938"/>
+            <w:shd w:val="clear" w:color="auto" w:fill="B8B3D6"/>
+            <w:tcBorders>
+              <w:top w:val="single" w:sz="4" w:space="0" w:color="CBCBCB"/>
+              <w:left w:val="single" w:sz="4" w:space="0" w:color="CBCBCB"/>
+              <w:bottom w:val="single" w:sz="4" w:space="0" w:color="CBCBCB"/>
+              <w:right w:val="single" w:sz="4" w:space="0" w:color="CBCBCB"/>
+            </w:tcBorders>
+          </w:tcPr>
+          <w:p>
+            <w:r>
+              <w:rPr>
+                <w:b/>
+                <w:sz w:val="20"/>
+              </w:rPr>
+              <w:t>Q5</w:t>
+            </w:r>
+          </w:p>
+        </w:tc>
+        <w:tc>
+          <w:tcPr>
+            <w:tcW w:type="dxa" w:w="1938"/>
+            <w:shd w:val="clear" w:color="auto" w:fill="B8B3D6"/>
+            <w:tcBorders>
+              <w:top w:val="single" w:sz="4" w:space="0" w:color="CBCBCB"/>
+              <w:left w:val="single" w:sz="4" w:space="0" w:color="CBCBCB"/>
+              <w:bottom w:val="single" w:sz="4" w:space="0" w:color="CBCBCB"/>
+              <w:right w:val="single" w:sz="4" w:space="0" w:color="CBCBCB"/>
+            </w:tcBorders>
+          </w:tcPr>
+          <w:p>
+            <w:r>
+              <w:rPr>
+                <w:sz w:val="20"/>
+              </w:rPr>
+              <w:t>App GUI THẬT chạy từ service (truyền DISPLAY/XAUTHORITY)</w:t>
+            </w:r>
+          </w:p>
+        </w:tc>
+        <w:tc>
+          <w:tcPr>
+            <w:tcW w:type="dxa" w:w="1938"/>
+            <w:shd w:val="clear" w:color="auto" w:fill="B8B3D6"/>
+            <w:tcBorders>
+              <w:top w:val="single" w:sz="4" w:space="0" w:color="CBCBCB"/>
+              <w:left w:val="single" w:sz="4" w:space="0" w:color="CBCBCB"/>
+              <w:bottom w:val="single" w:sz="4" w:space="0" w:color="CBCBCB"/>
+              <w:right w:val="single" w:sz="4" w:space="0" w:color="CBCBCB"/>
+            </w:tcBorders>
+          </w:tcPr>
+          <w:p>
+            <w:r>
+              <w:rPr>
+                <w:sz w:val="20"/>
+              </w:rPr>
+              <w:t xml:space="preserve">✅ </w:t>
+            </w:r>
+            <w:r>
+              <w:rPr>
+                <w:b/>
+                <w:sz w:val="20"/>
+              </w:rPr>
+              <w:t>PASS</w:t>
+            </w:r>
+          </w:p>
+        </w:tc>
+        <w:tc>
+          <w:tcPr>
+            <w:tcW w:type="dxa" w:w="1938"/>
+            <w:shd w:val="clear" w:color="auto" w:fill="B8B3D6"/>
+            <w:tcBorders>
+              <w:top w:val="single" w:sz="4" w:space="0" w:color="CBCBCB"/>
+              <w:left w:val="single" w:sz="4" w:space="0" w:color="CBCBCB"/>
+              <w:bottom w:val="single" w:sz="4" w:space="0" w:color="CBCBCB"/>
+              <w:right w:val="single" w:sz="4" w:space="0" w:color="CBCBCB"/>
+            </w:tcBorders>
+          </w:tcPr>
+          <w:p>
+            <w:r>
+              <w:rPr>
+                <w:rFonts w:ascii="Courier New" w:hAnsi="Courier New"/>
+                <w:color w:val="F05922"/>
+                <w:sz w:val="20"/>
+              </w:rPr>
+              <w:t>systemctl --user show-environment</w:t>
+            </w:r>
+            <w:r>
+              <w:rPr>
+                <w:sz w:val="20"/>
+              </w:rPr>
+              <w:t xml:space="preserve"> có </w:t>
+            </w:r>
+            <w:r>
+              <w:rPr>
+                <w:rFonts w:ascii="Courier New" w:hAnsi="Courier New"/>
+                <w:color w:val="F05922"/>
+                <w:sz w:val="20"/>
+              </w:rPr>
+              <w:t>DISPLAY=:0</w:t>
+            </w:r>
+            <w:r>
+              <w:rPr>
+                <w:sz w:val="20"/>
+              </w:rPr>
+              <w:t xml:space="preserve"> + </w:t>
+            </w:r>
+            <w:r>
+              <w:rPr>
+                <w:rFonts w:ascii="Courier New" w:hAnsi="Courier New"/>
+                <w:color w:val="F05922"/>
+                <w:sz w:val="20"/>
+              </w:rPr>
+              <w:t>XAUTHORITY=/run/user/1000/gdm/Xauthority</w:t>
+            </w:r>
+            <w:r>
+              <w:rPr>
+                <w:sz w:val="20"/>
+              </w:rPr>
+              <w:t xml:space="preserve">. Đổi </w:t>
+            </w:r>
+            <w:r>
+              <w:rPr>
+                <w:rFonts w:ascii="Courier New" w:hAnsi="Courier New"/>
+                <w:color w:val="F05922"/>
+                <w:sz w:val="20"/>
+              </w:rPr>
+              <w:t>fakeapp</w:t>
+            </w:r>
+            <w:r>
+              <w:rPr>
+                <w:sz w:val="20"/>
+              </w:rPr>
+              <w:t xml:space="preserve"> = </w:t>
+            </w:r>
+            <w:r>
+              <w:rPr>
+                <w:rFonts w:ascii="Courier New" w:hAnsi="Courier New"/>
+                <w:color w:val="F05922"/>
+                <w:sz w:val="20"/>
+              </w:rPr>
+              <w:t>exec gnome-calculator</w:t>
+            </w:r>
+            <w:r>
+              <w:rPr>
+                <w:sz w:val="20"/>
+              </w:rPr>
+              <w:t xml:space="preserve">, restart service → </w:t>
+            </w:r>
+            <w:r>
+              <w:rPr>
+                <w:rFonts w:ascii="Courier New" w:hAnsi="Courier New"/>
+                <w:color w:val="F05922"/>
+                <w:sz w:val="20"/>
+              </w:rPr>
+              <w:t>MainPID=8123</w:t>
+            </w:r>
+            <w:r>
+              <w:rPr>
+                <w:sz w:val="20"/>
+              </w:rPr>
+              <w:t xml:space="preserve">, </w:t>
+            </w:r>
+            <w:r>
+              <w:rPr>
+                <w:rFonts w:ascii="Courier New" w:hAnsi="Courier New"/>
+                <w:color w:val="F05922"/>
+                <w:sz w:val="20"/>
+              </w:rPr>
+              <w:t>pgrep gnome-calculator</w:t>
+            </w:r>
+            <w:r>
+              <w:rPr>
+                <w:sz w:val="20"/>
+              </w:rPr>
+              <w:t xml:space="preserve"> = 8123, cửa sổ X thật </w:t>
+            </w:r>
+            <w:r>
+              <w:rPr>
+                <w:rFonts w:ascii="Courier New" w:hAnsi="Courier New"/>
+                <w:color w:val="F05922"/>
+                <w:sz w:val="20"/>
+              </w:rPr>
+              <w:t>0x3200008 "Calculator" 412x541+31+154</w:t>
+            </w:r>
+            <w:r>
+              <w:rPr>
+                <w:sz w:val="20"/>
+              </w:rPr>
+              <w:t xml:space="preserve">. Screenshot </w:t>
+            </w:r>
+            <w:r>
+              <w:rPr>
+                <w:rFonts w:ascii="Courier New" w:hAnsi="Courier New"/>
+                <w:color w:val="F05922"/>
+                <w:sz w:val="20"/>
+              </w:rPr>
+              <w:t>verify-q5-gui-from-service.png</w:t>
+            </w:r>
+            <w:r>
+              <w:rPr>
+                <w:sz w:val="20"/>
+              </w:rPr>
+              <w:t xml:space="preserve">: </w:t>
+            </w:r>
+            <w:r>
+              <w:rPr>
+                <w:b/>
+                <w:sz w:val="20"/>
+              </w:rPr>
+              <w:t>cửa sổ Calculator hiện trên desktop</w:t>
+            </w:r>
+            <w:r>
+              <w:rPr>
+                <w:sz w:val="20"/>
+              </w:rPr>
+              <w:t xml:space="preserve"> (ban đầu ảnh đen do DPMS ngủ — sau </w:t>
+            </w:r>
+            <w:r>
+              <w:rPr>
+                <w:rFonts w:ascii="Courier New" w:hAnsi="Courier New"/>
+                <w:color w:val="F05922"/>
+                <w:sz w:val="20"/>
+              </w:rPr>
+              <w:t>xset dpms force on</w:t>
+            </w:r>
+            <w:r>
+              <w:rPr>
+                <w:sz w:val="20"/>
+              </w:rPr>
+              <w:t xml:space="preserve"> chụp lại thấy rõ). Kill MainPID → watchdog restart, cửa sổ Calculator hiện lại (MainPID mới 8545).</w:t>
+            </w:r>
+          </w:p>
+        </w:tc>
+        <w:tc>
+          <w:tcPr>
+            <w:tcW w:type="dxa" w:w="1938"/>
+            <w:shd w:val="clear" w:color="auto" w:fill="B8B3D6"/>
+            <w:tcBorders>
+              <w:top w:val="single" w:sz="4" w:space="0" w:color="CBCBCB"/>
+              <w:left w:val="single" w:sz="4" w:space="0" w:color="CBCBCB"/>
+              <w:bottom w:val="single" w:sz="4" w:space="0" w:color="CBCBCB"/>
+              <w:right w:val="single" w:sz="4" w:space="0" w:color="CBCBCB"/>
+            </w:tcBorders>
+          </w:tcPr>
+          <w:p/>
+        </w:tc>
+      </w:tr>
+      <w:tr>
+        <w:tc>
+          <w:tcPr>
+            <w:tcW w:type="dxa" w:w="1938"/>
+            <w:tcBorders>
+              <w:top w:val="single" w:sz="4" w:space="0" w:color="CBCBCB"/>
+              <w:left w:val="single" w:sz="4" w:space="0" w:color="CBCBCB"/>
+              <w:bottom w:val="single" w:sz="4" w:space="0" w:color="CBCBCB"/>
+              <w:right w:val="single" w:sz="4" w:space="0" w:color="CBCBCB"/>
+            </w:tcBorders>
+          </w:tcPr>
+          <w:p>
+            <w:r>
+              <w:rPr>
+                <w:b/>
+                <w:sz w:val="20"/>
+              </w:rPr>
+              <w:t>Q6</w:t>
+            </w:r>
+          </w:p>
+        </w:tc>
+        <w:tc>
+          <w:tcPr>
+            <w:tcW w:type="dxa" w:w="1938"/>
+            <w:tcBorders>
+              <w:top w:val="single" w:sz="4" w:space="0" w:color="CBCBCB"/>
+              <w:left w:val="single" w:sz="4" w:space="0" w:color="CBCBCB"/>
+              <w:bottom w:val="single" w:sz="4" w:space="0" w:color="CBCBCB"/>
+              <w:right w:val="single" w:sz="4" w:space="0" w:color="CBCBCB"/>
+            </w:tcBorders>
+          </w:tcPr>
+          <w:p>
+            <w:r>
+              <w:rPr>
+                <w:sz w:val="20"/>
+              </w:rPr>
+              <w:t>Extension ACTIVE sau reboot</w:t>
+            </w:r>
+          </w:p>
+        </w:tc>
+        <w:tc>
+          <w:tcPr>
+            <w:tcW w:type="dxa" w:w="1938"/>
+            <w:tcBorders>
+              <w:top w:val="single" w:sz="4" w:space="0" w:color="CBCBCB"/>
+              <w:left w:val="single" w:sz="4" w:space="0" w:color="CBCBCB"/>
+              <w:bottom w:val="single" w:sz="4" w:space="0" w:color="CBCBCB"/>
+              <w:right w:val="single" w:sz="4" w:space="0" w:color="CBCBCB"/>
+            </w:tcBorders>
+          </w:tcPr>
+          <w:p>
+            <w:r>
+              <w:rPr>
+                <w:sz w:val="20"/>
+              </w:rPr>
+              <w:t xml:space="preserve">✅ </w:t>
+            </w:r>
+            <w:r>
+              <w:rPr>
+                <w:b/>
+                <w:sz w:val="20"/>
+              </w:rPr>
+              <w:t>PASS</w:t>
+            </w:r>
+          </w:p>
+        </w:tc>
+        <w:tc>
+          <w:tcPr>
+            <w:tcW w:type="dxa" w:w="1938"/>
+            <w:tcBorders>
+              <w:top w:val="single" w:sz="4" w:space="0" w:color="CBCBCB"/>
+              <w:left w:val="single" w:sz="4" w:space="0" w:color="CBCBCB"/>
+              <w:bottom w:val="single" w:sz="4" w:space="0" w:color="CBCBCB"/>
+              <w:right w:val="single" w:sz="4" w:space="0" w:color="CBCBCB"/>
+            </w:tcBorders>
+          </w:tcPr>
+          <w:p>
+            <w:r>
+              <w:rPr>
+                <w:sz w:val="20"/>
+              </w:rPr>
+              <w:t xml:space="preserve">Cài extension qua đúng đoạn </w:t>
+            </w:r>
+            <w:r>
+              <w:rPr>
+                <w:rFonts w:ascii="Courier New" w:hAnsi="Courier New"/>
+                <w:color w:val="F05922"/>
+                <w:sz w:val="20"/>
+              </w:rPr>
+              <w:t>1-install-software.sh</w:t>
+            </w:r>
+            <w:r>
+              <w:rPr>
+                <w:sz w:val="20"/>
+              </w:rPr>
+              <w:t xml:space="preserve"> (HIDE_ACTIVITIES=1). Sau </w:t>
+            </w:r>
+            <w:r>
+              <w:rPr>
+                <w:b/>
+                <w:sz w:val="20"/>
+              </w:rPr>
+              <w:t>reboot thật</w:t>
+            </w:r>
+            <w:r>
+              <w:rPr>
+                <w:sz w:val="20"/>
+              </w:rPr>
+              <w:t xml:space="preserve"> (01:17): </w:t>
+            </w:r>
+            <w:r>
+              <w:rPr>
+                <w:rFonts w:ascii="Courier New" w:hAnsi="Courier New"/>
+                <w:color w:val="F05922"/>
+                <w:sz w:val="20"/>
+              </w:rPr>
+              <w:t>gnome-extensions info disable-overview-gestures@kztek</w:t>
+            </w:r>
+            <w:r>
+              <w:rPr>
+                <w:sz w:val="20"/>
+              </w:rPr>
+              <w:t xml:space="preserve"> → </w:t>
+            </w:r>
+            <w:r>
+              <w:rPr>
+                <w:b/>
+                <w:sz w:val="20"/>
+              </w:rPr>
+              <w:t>`State: ENABLED`</w:t>
+            </w:r>
+            <w:r>
+              <w:rPr>
+                <w:sz w:val="20"/>
+              </w:rPr>
+              <w:t xml:space="preserve"> (ACTIVE). Just Perfection cũng ENABLED. (Có 1 dòng log "Error while downloading update ... Not Found" — vô hại: shell thử tra store cho extension cục bộ, không ảnh hưởng enable.)</w:t>
+            </w:r>
+          </w:p>
+        </w:tc>
+        <w:tc>
+          <w:tcPr>
+            <w:tcW w:type="dxa" w:w="1938"/>
+            <w:tcBorders>
+              <w:top w:val="single" w:sz="4" w:space="0" w:color="CBCBCB"/>
+              <w:left w:val="single" w:sz="4" w:space="0" w:color="CBCBCB"/>
+              <w:bottom w:val="single" w:sz="4" w:space="0" w:color="CBCBCB"/>
+              <w:right w:val="single" w:sz="4" w:space="0" w:color="CBCBCB"/>
+            </w:tcBorders>
+          </w:tcPr>
+          <w:p/>
+        </w:tc>
+      </w:tr>
+      <w:tr>
+        <w:tc>
+          <w:tcPr>
+            <w:tcW w:type="dxa" w:w="1938"/>
+            <w:shd w:val="clear" w:color="auto" w:fill="B8B3D6"/>
+            <w:tcBorders>
+              <w:top w:val="single" w:sz="4" w:space="0" w:color="CBCBCB"/>
+              <w:left w:val="single" w:sz="4" w:space="0" w:color="CBCBCB"/>
+              <w:bottom w:val="single" w:sz="4" w:space="0" w:color="CBCBCB"/>
+              <w:right w:val="single" w:sz="4" w:space="0" w:color="CBCBCB"/>
+            </w:tcBorders>
+          </w:tcPr>
+          <w:p>
+            <w:r>
+              <w:rPr>
+                <w:b/>
+                <w:sz w:val="20"/>
+              </w:rPr>
+              <w:t>Q7</w:t>
+            </w:r>
+          </w:p>
+        </w:tc>
+        <w:tc>
+          <w:tcPr>
+            <w:tcW w:type="dxa" w:w="1938"/>
+            <w:shd w:val="clear" w:color="auto" w:fill="B8B3D6"/>
+            <w:tcBorders>
+              <w:top w:val="single" w:sz="4" w:space="0" w:color="CBCBCB"/>
+              <w:left w:val="single" w:sz="4" w:space="0" w:color="CBCBCB"/>
+              <w:bottom w:val="single" w:sz="4" w:space="0" w:color="CBCBCB"/>
+              <w:right w:val="single" w:sz="4" w:space="0" w:color="CBCBCB"/>
+            </w:tcBorders>
+          </w:tcPr>
+          <w:p>
+            <w:r>
+              <w:rPr>
+                <w:sz w:val="20"/>
+              </w:rPr>
+              <w:t>Cử chỉ cảm ứng (vuốt 3/4 ngón, edge-swipe, long-press) KHÔNG mở overview</w:t>
+            </w:r>
+          </w:p>
+        </w:tc>
+        <w:tc>
+          <w:tcPr>
+            <w:tcW w:type="dxa" w:w="1938"/>
+            <w:shd w:val="clear" w:color="auto" w:fill="B8B3D6"/>
+            <w:tcBorders>
+              <w:top w:val="single" w:sz="4" w:space="0" w:color="CBCBCB"/>
+              <w:left w:val="single" w:sz="4" w:space="0" w:color="CBCBCB"/>
+              <w:bottom w:val="single" w:sz="4" w:space="0" w:color="CBCBCB"/>
+              <w:right w:val="single" w:sz="4" w:space="0" w:color="CBCBCB"/>
+            </w:tcBorders>
+          </w:tcPr>
+          <w:p>
+            <w:r>
+              <w:rPr>
+                <w:sz w:val="20"/>
+              </w:rPr>
+              <w:t xml:space="preserve">⚠️ </w:t>
+            </w:r>
+            <w:r>
+              <w:rPr>
+                <w:b/>
+                <w:sz w:val="20"/>
+              </w:rPr>
+              <w:t>CẦN THỬ TAY</w:t>
+            </w:r>
+          </w:p>
+        </w:tc>
+        <w:tc>
+          <w:tcPr>
+            <w:tcW w:type="dxa" w:w="1938"/>
+            <w:shd w:val="clear" w:color="auto" w:fill="B8B3D6"/>
+            <w:tcBorders>
+              <w:top w:val="single" w:sz="4" w:space="0" w:color="CBCBCB"/>
+              <w:left w:val="single" w:sz="4" w:space="0" w:color="CBCBCB"/>
+              <w:bottom w:val="single" w:sz="4" w:space="0" w:color="CBCBCB"/>
+              <w:right w:val="single" w:sz="4" w:space="0" w:color="CBCBCB"/>
+            </w:tcBorders>
+          </w:tcPr>
+          <w:p>
+            <w:r>
+              <w:rPr>
+                <w:sz w:val="20"/>
+              </w:rPr>
+              <w:t xml:space="preserve">VM không có touchscreen vật lý → không giả lập gesture đa chạm qua SSH. Bằng chứng gián tiếp: extension ENABLED sau reboot (Q6) + override </w:t>
+            </w:r>
+            <w:r>
+              <w:rPr>
+                <w:rFonts w:ascii="Courier New" w:hAnsi="Courier New"/>
+                <w:color w:val="F05922"/>
+                <w:sz w:val="20"/>
+              </w:rPr>
+              <w:t>Main.overview.show/showApps</w:t>
+            </w:r>
+            <w:r>
+              <w:rPr>
+                <w:sz w:val="20"/>
+              </w:rPr>
+              <w:t xml:space="preserve"> + tắt SwipeTracker. </w:t>
+            </w:r>
+            <w:r>
+              <w:rPr>
+                <w:b/>
+                <w:sz w:val="20"/>
+              </w:rPr>
+              <w:t>Hướng dẫn nghiệm thu thủ công cho user ở mục dưới.</w:t>
+            </w:r>
+          </w:p>
+        </w:tc>
+        <w:tc>
+          <w:tcPr>
+            <w:tcW w:type="dxa" w:w="1938"/>
+            <w:shd w:val="clear" w:color="auto" w:fill="B8B3D6"/>
+            <w:tcBorders>
+              <w:top w:val="single" w:sz="4" w:space="0" w:color="CBCBCB"/>
+              <w:left w:val="single" w:sz="4" w:space="0" w:color="CBCBCB"/>
+              <w:bottom w:val="single" w:sz="4" w:space="0" w:color="CBCBCB"/>
+              <w:right w:val="single" w:sz="4" w:space="0" w:color="CBCBCB"/>
+            </w:tcBorders>
+          </w:tcPr>
+          <w:p/>
+        </w:tc>
+      </w:tr>
+      <w:tr>
+        <w:tc>
+          <w:tcPr>
+            <w:tcW w:type="dxa" w:w="1938"/>
+            <w:tcBorders>
+              <w:top w:val="single" w:sz="4" w:space="0" w:color="CBCBCB"/>
+              <w:left w:val="single" w:sz="4" w:space="0" w:color="CBCBCB"/>
+              <w:bottom w:val="single" w:sz="4" w:space="0" w:color="CBCBCB"/>
+              <w:right w:val="single" w:sz="4" w:space="0" w:color="CBCBCB"/>
+            </w:tcBorders>
+          </w:tcPr>
+          <w:p>
+            <w:r>
+              <w:rPr>
+                <w:b/>
+                <w:sz w:val="20"/>
+              </w:rPr>
+              <w:t>Q8</w:t>
+            </w:r>
+          </w:p>
+        </w:tc>
+        <w:tc>
+          <w:tcPr>
+            <w:tcW w:type="dxa" w:w="1938"/>
+            <w:tcBorders>
+              <w:top w:val="single" w:sz="4" w:space="0" w:color="CBCBCB"/>
+              <w:left w:val="single" w:sz="4" w:space="0" w:color="CBCBCB"/>
+              <w:bottom w:val="single" w:sz="4" w:space="0" w:color="CBCBCB"/>
+              <w:right w:val="single" w:sz="4" w:space="0" w:color="CBCBCB"/>
+            </w:tcBorders>
+          </w:tcPr>
+          <w:p>
+            <w:r>
+              <w:rPr>
+                <w:sz w:val="20"/>
+              </w:rPr>
+              <w:t>Chạm 1 ngón dùng app vẫn bình thường</w:t>
+            </w:r>
+          </w:p>
+        </w:tc>
+        <w:tc>
+          <w:tcPr>
+            <w:tcW w:type="dxa" w:w="1938"/>
+            <w:tcBorders>
+              <w:top w:val="single" w:sz="4" w:space="0" w:color="CBCBCB"/>
+              <w:left w:val="single" w:sz="4" w:space="0" w:color="CBCBCB"/>
+              <w:bottom w:val="single" w:sz="4" w:space="0" w:color="CBCBCB"/>
+              <w:right w:val="single" w:sz="4" w:space="0" w:color="CBCBCB"/>
+            </w:tcBorders>
+          </w:tcPr>
+          <w:p>
+            <w:r>
+              <w:rPr>
+                <w:sz w:val="20"/>
+              </w:rPr>
+              <w:t xml:space="preserve">⚠️ </w:t>
+            </w:r>
+            <w:r>
+              <w:rPr>
+                <w:b/>
+                <w:sz w:val="20"/>
+              </w:rPr>
+              <w:t>CẦN THỬ TAY</w:t>
+            </w:r>
+          </w:p>
+        </w:tc>
+        <w:tc>
+          <w:tcPr>
+            <w:tcW w:type="dxa" w:w="1938"/>
+            <w:tcBorders>
+              <w:top w:val="single" w:sz="4" w:space="0" w:color="CBCBCB"/>
+              <w:left w:val="single" w:sz="4" w:space="0" w:color="CBCBCB"/>
+              <w:bottom w:val="single" w:sz="4" w:space="0" w:color="CBCBCB"/>
+              <w:right w:val="single" w:sz="4" w:space="0" w:color="CBCBCB"/>
+            </w:tcBorders>
+          </w:tcPr>
+          <w:p>
+            <w:r>
+              <w:rPr>
+                <w:sz w:val="20"/>
+              </w:rPr>
+              <w:t xml:space="preserve">Extension chỉ chặn overview, không hook sự kiện chạm của app — nhưng phải xác nhận trên phần cứng cảm ứng thật. </w:t>
+            </w:r>
+            <w:r>
+              <w:rPr>
+                <w:b/>
+                <w:sz w:val="20"/>
+              </w:rPr>
+              <w:t>Hướng dẫn nghiệm thu thủ công ở mục dưới.</w:t>
+            </w:r>
+          </w:p>
+        </w:tc>
+        <w:tc>
+          <w:tcPr>
+            <w:tcW w:type="dxa" w:w="1938"/>
+            <w:tcBorders>
+              <w:top w:val="single" w:sz="4" w:space="0" w:color="CBCBCB"/>
+              <w:left w:val="single" w:sz="4" w:space="0" w:color="CBCBCB"/>
+              <w:bottom w:val="single" w:sz="4" w:space="0" w:color="CBCBCB"/>
+              <w:right w:val="single" w:sz="4" w:space="0" w:color="CBCBCB"/>
+            </w:tcBorders>
+          </w:tcPr>
+          <w:p/>
+        </w:tc>
+      </w:tr>
+      <w:tr>
+        <w:tc>
+          <w:tcPr>
+            <w:tcW w:type="dxa" w:w="1938"/>
+            <w:shd w:val="clear" w:color="auto" w:fill="B8B3D6"/>
+            <w:tcBorders>
+              <w:top w:val="single" w:sz="4" w:space="0" w:color="CBCBCB"/>
+              <w:left w:val="single" w:sz="4" w:space="0" w:color="CBCBCB"/>
+              <w:bottom w:val="single" w:sz="4" w:space="0" w:color="CBCBCB"/>
+              <w:right w:val="single" w:sz="4" w:space="0" w:color="CBCBCB"/>
+            </w:tcBorders>
+          </w:tcPr>
+          <w:p>
+            <w:r>
+              <w:rPr>
+                <w:b/>
+                <w:sz w:val="20"/>
+              </w:rPr>
+              <w:t>Q9</w:t>
+            </w:r>
+          </w:p>
+        </w:tc>
+        <w:tc>
+          <w:tcPr>
+            <w:tcW w:type="dxa" w:w="1938"/>
+            <w:shd w:val="clear" w:color="auto" w:fill="B8B3D6"/>
+            <w:tcBorders>
+              <w:top w:val="single" w:sz="4" w:space="0" w:color="CBCBCB"/>
+              <w:left w:val="single" w:sz="4" w:space="0" w:color="CBCBCB"/>
+              <w:bottom w:val="single" w:sz="4" w:space="0" w:color="CBCBCB"/>
+              <w:right w:val="single" w:sz="4" w:space="0" w:color="CBCBCB"/>
+            </w:tcBorders>
+          </w:tcPr>
+          <w:p>
+            <w:r>
+              <w:rPr>
+                <w:sz w:val="20"/>
+              </w:rPr>
+              <w:t>dconf lock ≥6 key + Super+1..9 (R3) không mở Terminal</w:t>
+            </w:r>
+          </w:p>
+        </w:tc>
+        <w:tc>
+          <w:tcPr>
+            <w:tcW w:type="dxa" w:w="1938"/>
+            <w:shd w:val="clear" w:color="auto" w:fill="B8B3D6"/>
+            <w:tcBorders>
+              <w:top w:val="single" w:sz="4" w:space="0" w:color="CBCBCB"/>
+              <w:left w:val="single" w:sz="4" w:space="0" w:color="CBCBCB"/>
+              <w:bottom w:val="single" w:sz="4" w:space="0" w:color="CBCBCB"/>
+              <w:right w:val="single" w:sz="4" w:space="0" w:color="CBCBCB"/>
+            </w:tcBorders>
+          </w:tcPr>
+          <w:p>
+            <w:r>
+              <w:rPr>
+                <w:sz w:val="20"/>
+              </w:rPr>
+              <w:t xml:space="preserve">✅ </w:t>
+            </w:r>
+            <w:r>
+              <w:rPr>
+                <w:b/>
+                <w:sz w:val="20"/>
+              </w:rPr>
+              <w:t>PASS</w:t>
+            </w:r>
+          </w:p>
+        </w:tc>
+        <w:tc>
+          <w:tcPr>
+            <w:tcW w:type="dxa" w:w="1938"/>
+            <w:shd w:val="clear" w:color="auto" w:fill="B8B3D6"/>
+            <w:tcBorders>
+              <w:top w:val="single" w:sz="4" w:space="0" w:color="CBCBCB"/>
+              <w:left w:val="single" w:sz="4" w:space="0" w:color="CBCBCB"/>
+              <w:bottom w:val="single" w:sz="4" w:space="0" w:color="CBCBCB"/>
+              <w:right w:val="single" w:sz="4" w:space="0" w:color="CBCBCB"/>
+            </w:tcBorders>
+          </w:tcPr>
+          <w:p>
+            <w:r>
+              <w:rPr>
+                <w:rFonts w:ascii="Courier New" w:hAnsi="Courier New"/>
+                <w:color w:val="F05922"/>
+                <w:sz w:val="20"/>
+              </w:rPr>
+              <w:t>gsettings set</w:t>
+            </w:r>
+            <w:r>
+              <w:rPr>
+                <w:sz w:val="20"/>
+              </w:rPr>
+              <w:t xml:space="preserve"> báo </w:t>
+            </w:r>
+            <w:r>
+              <w:rPr>
+                <w:b/>
+                <w:sz w:val="20"/>
+              </w:rPr>
+              <w:t>"The key is not writable"</w:t>
+            </w:r>
+            <w:r>
+              <w:rPr>
+                <w:sz w:val="20"/>
+              </w:rPr>
+              <w:t xml:space="preserve"> cho </w:t>
+            </w:r>
+            <w:r>
+              <w:rPr>
+                <w:b/>
+                <w:sz w:val="20"/>
+              </w:rPr>
+              <w:t>8 key</w:t>
+            </w:r>
+            <w:r>
+              <w:rPr>
+                <w:sz w:val="20"/>
+              </w:rPr>
+              <w:t xml:space="preserve"> (writable=false): </w:t>
+            </w:r>
+            <w:r>
+              <w:rPr>
+                <w:rFonts w:ascii="Courier New" w:hAnsi="Courier New"/>
+                <w:color w:val="F05922"/>
+                <w:sz w:val="20"/>
+              </w:rPr>
+              <w:t>switch-to-application-4</w:t>
+            </w:r>
+            <w:r>
+              <w:rPr>
+                <w:sz w:val="20"/>
+              </w:rPr>
+              <w:t xml:space="preserve">, </w:t>
+            </w:r>
+            <w:r>
+              <w:rPr>
+                <w:rFonts w:ascii="Courier New" w:hAnsi="Courier New"/>
+                <w:color w:val="F05922"/>
+                <w:sz w:val="20"/>
+              </w:rPr>
+              <w:t>switch-to-application-1</w:t>
+            </w:r>
+            <w:r>
+              <w:rPr>
+                <w:sz w:val="20"/>
+              </w:rPr>
+              <w:t xml:space="preserve">, </w:t>
+            </w:r>
+            <w:r>
+              <w:rPr>
+                <w:rFonts w:ascii="Courier New" w:hAnsi="Courier New"/>
+                <w:color w:val="F05922"/>
+                <w:sz w:val="20"/>
+              </w:rPr>
+              <w:t>overlay-key</w:t>
+            </w:r>
+            <w:r>
+              <w:rPr>
+                <w:sz w:val="20"/>
+              </w:rPr>
+              <w:t xml:space="preserve">, </w:t>
+            </w:r>
+            <w:r>
+              <w:rPr>
+                <w:rFonts w:ascii="Courier New" w:hAnsi="Courier New"/>
+                <w:color w:val="F05922"/>
+                <w:sz w:val="20"/>
+              </w:rPr>
+              <w:t>switch-applications</w:t>
+            </w:r>
+            <w:r>
+              <w:rPr>
+                <w:sz w:val="20"/>
+              </w:rPr>
+              <w:t xml:space="preserve"> (Alt+Tab), </w:t>
+            </w:r>
+            <w:r>
+              <w:rPr>
+                <w:rFonts w:ascii="Courier New" w:hAnsi="Courier New"/>
+                <w:color w:val="F05922"/>
+                <w:sz w:val="20"/>
+              </w:rPr>
+              <w:t>close</w:t>
+            </w:r>
+            <w:r>
+              <w:rPr>
+                <w:sz w:val="20"/>
+              </w:rPr>
+              <w:t xml:space="preserve"> (Alt+F4), </w:t>
+            </w:r>
+            <w:r>
+              <w:rPr>
+                <w:rFonts w:ascii="Courier New" w:hAnsi="Courier New"/>
+                <w:color w:val="F05922"/>
+                <w:sz w:val="20"/>
+              </w:rPr>
+              <w:t>activate-window-menu</w:t>
+            </w:r>
+            <w:r>
+              <w:rPr>
+                <w:sz w:val="20"/>
+              </w:rPr>
+              <w:t xml:space="preserve"> (Alt+Space), </w:t>
+            </w:r>
+            <w:r>
+              <w:rPr>
+                <w:rFonts w:ascii="Courier New" w:hAnsi="Courier New"/>
+                <w:color w:val="F05922"/>
+                <w:sz w:val="20"/>
+              </w:rPr>
+              <w:t>minimize</w:t>
+            </w:r>
+            <w:r>
+              <w:rPr>
+                <w:sz w:val="20"/>
+              </w:rPr>
+              <w:t xml:space="preserve"> (Super+H), </w:t>
+            </w:r>
+            <w:r>
+              <w:rPr>
+                <w:rFonts w:ascii="Courier New" w:hAnsi="Courier New"/>
+                <w:color w:val="F05922"/>
+                <w:sz w:val="20"/>
+              </w:rPr>
+              <w:t>media-keys/terminal</w:t>
+            </w:r>
+            <w:r>
+              <w:rPr>
+                <w:sz w:val="20"/>
+              </w:rPr>
+              <w:t xml:space="preserve"> (Ctrl+Alt+T). Sau reboot, </w:t>
+            </w:r>
+            <w:r>
+              <w:rPr>
+                <w:rFonts w:ascii="Courier New" w:hAnsi="Courier New"/>
+                <w:color w:val="F05922"/>
+                <w:sz w:val="20"/>
+              </w:rPr>
+              <w:t>xdotool key super+4</w:t>
+            </w:r>
+            <w:r>
+              <w:rPr>
+                <w:sz w:val="20"/>
+              </w:rPr>
+              <w:t xml:space="preserve"> rồi </w:t>
+            </w:r>
+            <w:r>
+              <w:rPr>
+                <w:rFonts w:ascii="Courier New" w:hAnsi="Courier New"/>
+                <w:color w:val="F05922"/>
+                <w:sz w:val="20"/>
+              </w:rPr>
+              <w:t>super+1</w:t>
+            </w:r>
+            <w:r>
+              <w:rPr>
+                <w:sz w:val="20"/>
+              </w:rPr>
+              <w:t xml:space="preserve"> + </w:t>
+            </w:r>
+            <w:r>
+              <w:rPr>
+                <w:rFonts w:ascii="Courier New" w:hAnsi="Courier New"/>
+                <w:color w:val="F05922"/>
+                <w:sz w:val="20"/>
+              </w:rPr>
+              <w:t>gnome-screenshot</w:t>
+            </w:r>
+            <w:r>
+              <w:rPr>
+                <w:sz w:val="20"/>
+              </w:rPr>
+              <w:t xml:space="preserve"> trước/sau → </w:t>
+            </w:r>
+            <w:r>
+              <w:rPr>
+                <w:b/>
+                <w:sz w:val="20"/>
+              </w:rPr>
+              <w:t>3 ảnh md5 GIỐNG HỆT</w:t>
+            </w:r>
+            <w:r>
+              <w:rPr>
+                <w:sz w:val="20"/>
+              </w:rPr>
+              <w:t xml:space="preserve"> (</w:t>
+            </w:r>
+            <w:r>
+              <w:rPr>
+                <w:rFonts w:ascii="Courier New" w:hAnsi="Courier New"/>
+                <w:color w:val="F05922"/>
+                <w:sz w:val="20"/>
+              </w:rPr>
+              <w:t>654f178…</w:t>
+            </w:r>
+            <w:r>
+              <w:rPr>
+                <w:sz w:val="20"/>
+              </w:rPr>
+              <w:t xml:space="preserve">), </w:t>
+            </w:r>
+            <w:r>
+              <w:rPr>
+                <w:rFonts w:ascii="Courier New" w:hAnsi="Courier New"/>
+                <w:color w:val="F05922"/>
+                <w:sz w:val="20"/>
+              </w:rPr>
+              <w:t>xwininfo</w:t>
+            </w:r>
+            <w:r>
+              <w:rPr>
+                <w:sz w:val="20"/>
+              </w:rPr>
+              <w:t xml:space="preserve"> → </w:t>
+            </w:r>
+            <w:r>
+              <w:rPr>
+                <w:b/>
+                <w:sz w:val="20"/>
+              </w:rPr>
+              <w:t>NO-TERMINAL-NO-NAUTILUS-WINDOW</w:t>
+            </w:r>
+            <w:r>
+              <w:rPr>
+                <w:sz w:val="20"/>
+              </w:rPr>
+              <w:t xml:space="preserve">. Lỗ P1 của audit (Super+4→Terminal) đã bịt. </w:t>
+            </w:r>
+            <w:r>
+              <w:rPr>
+                <w:rFonts w:ascii="Courier New" w:hAnsi="Courier New"/>
+                <w:color w:val="F05922"/>
+                <w:sz w:val="20"/>
+              </w:rPr>
+              <w:t>verify-q9-super4-before.png</w:t>
+            </w:r>
+            <w:r>
+              <w:rPr>
+                <w:sz w:val="20"/>
+              </w:rPr>
+              <w:t xml:space="preserve"> / </w:t>
+            </w:r>
+            <w:r>
+              <w:rPr>
+                <w:rFonts w:ascii="Courier New" w:hAnsi="Courier New"/>
+                <w:color w:val="F05922"/>
+                <w:sz w:val="20"/>
+              </w:rPr>
+              <w:t>verify-q9-super4-after.png</w:t>
+            </w:r>
+            <w:r>
+              <w:rPr>
+                <w:sz w:val="20"/>
+              </w:rPr>
+              <w:t xml:space="preserve"> (giống hệt).</w:t>
+            </w:r>
+          </w:p>
+        </w:tc>
+        <w:tc>
+          <w:tcPr>
+            <w:tcW w:type="dxa" w:w="1938"/>
+            <w:shd w:val="clear" w:color="auto" w:fill="B8B3D6"/>
+            <w:tcBorders>
+              <w:top w:val="single" w:sz="4" w:space="0" w:color="CBCBCB"/>
+              <w:left w:val="single" w:sz="4" w:space="0" w:color="CBCBCB"/>
+              <w:bottom w:val="single" w:sz="4" w:space="0" w:color="CBCBCB"/>
+              <w:right w:val="single" w:sz="4" w:space="0" w:color="CBCBCB"/>
+            </w:tcBorders>
+          </w:tcPr>
+          <w:p/>
+        </w:tc>
+      </w:tr>
+      <w:tr>
+        <w:tc>
+          <w:tcPr>
+            <w:tcW w:type="dxa" w:w="1938"/>
+            <w:tcBorders>
+              <w:top w:val="single" w:sz="4" w:space="0" w:color="CBCBCB"/>
+              <w:left w:val="single" w:sz="4" w:space="0" w:color="CBCBCB"/>
+              <w:bottom w:val="single" w:sz="4" w:space="0" w:color="CBCBCB"/>
+              <w:right w:val="single" w:sz="4" w:space="0" w:color="CBCBCB"/>
+            </w:tcBorders>
+          </w:tcPr>
+          <w:p>
+            <w:r>
+              <w:rPr>
+                <w:b/>
+                <w:sz w:val="20"/>
+              </w:rPr>
+              <w:t>Q10</w:t>
+            </w:r>
+          </w:p>
+        </w:tc>
+        <w:tc>
+          <w:tcPr>
+            <w:tcW w:type="dxa" w:w="1938"/>
+            <w:tcBorders>
+              <w:top w:val="single" w:sz="4" w:space="0" w:color="CBCBCB"/>
+              <w:left w:val="single" w:sz="4" w:space="0" w:color="CBCBCB"/>
+              <w:bottom w:val="single" w:sz="4" w:space="0" w:color="CBCBCB"/>
+              <w:right w:val="single" w:sz="4" w:space="0" w:color="CBCBCB"/>
+            </w:tcBorders>
+          </w:tcPr>
+          <w:p>
+            <w:r>
+              <w:rPr>
+                <w:sz w:val="20"/>
+              </w:rPr>
+              <w:t>Regression F09/F08: SSH + agent + autologin sau reboot</w:t>
+            </w:r>
+          </w:p>
+        </w:tc>
+        <w:tc>
+          <w:tcPr>
+            <w:tcW w:type="dxa" w:w="1938"/>
+            <w:tcBorders>
+              <w:top w:val="single" w:sz="4" w:space="0" w:color="CBCBCB"/>
+              <w:left w:val="single" w:sz="4" w:space="0" w:color="CBCBCB"/>
+              <w:bottom w:val="single" w:sz="4" w:space="0" w:color="CBCBCB"/>
+              <w:right w:val="single" w:sz="4" w:space="0" w:color="CBCBCB"/>
+            </w:tcBorders>
+          </w:tcPr>
+          <w:p>
+            <w:r>
+              <w:rPr>
+                <w:sz w:val="20"/>
+              </w:rPr>
+              <w:t xml:space="preserve">✅ </w:t>
+            </w:r>
+            <w:r>
+              <w:rPr>
+                <w:b/>
+                <w:sz w:val="20"/>
+              </w:rPr>
+              <w:t>PASS</w:t>
+            </w:r>
+          </w:p>
+        </w:tc>
+        <w:tc>
+          <w:tcPr>
+            <w:tcW w:type="dxa" w:w="1938"/>
+            <w:tcBorders>
+              <w:top w:val="single" w:sz="4" w:space="0" w:color="CBCBCB"/>
+              <w:left w:val="single" w:sz="4" w:space="0" w:color="CBCBCB"/>
+              <w:bottom w:val="single" w:sz="4" w:space="0" w:color="CBCBCB"/>
+              <w:right w:val="single" w:sz="4" w:space="0" w:color="CBCBCB"/>
+            </w:tcBorders>
+          </w:tcPr>
+          <w:p>
+            <w:r>
+              <w:rPr>
+                <w:sz w:val="20"/>
+              </w:rPr>
+              <w:t xml:space="preserve">Sau reboot: </w:t>
+            </w:r>
+            <w:r>
+              <w:rPr>
+                <w:rFonts w:ascii="Courier New" w:hAnsi="Courier New"/>
+                <w:color w:val="F05922"/>
+                <w:sz w:val="20"/>
+              </w:rPr>
+              <w:t>who</w:t>
+            </w:r>
+            <w:r>
+              <w:rPr>
+                <w:sz w:val="20"/>
+              </w:rPr>
+              <w:t xml:space="preserve"> → </w:t>
+            </w:r>
+            <w:r>
+              <w:rPr>
+                <w:rFonts w:ascii="Courier New" w:hAnsi="Courier New"/>
+                <w:color w:val="F05922"/>
+                <w:sz w:val="20"/>
+              </w:rPr>
+              <w:t>kztek :0 01:17</w:t>
+            </w:r>
+            <w:r>
+              <w:rPr>
+                <w:sz w:val="20"/>
+              </w:rPr>
+              <w:t xml:space="preserve"> (tự vào desktop, không nhập mật khẩu); </w:t>
+            </w:r>
+            <w:r>
+              <w:rPr>
+                <w:rFonts w:ascii="Courier New" w:hAnsi="Courier New"/>
+                <w:color w:val="F05922"/>
+                <w:sz w:val="20"/>
+              </w:rPr>
+              <w:t>systemctl --user is-active ipgs-remote-agent</w:t>
+            </w:r>
+            <w:r>
+              <w:rPr>
+                <w:sz w:val="20"/>
+              </w:rPr>
+              <w:t xml:space="preserve"> = </w:t>
+            </w:r>
+            <w:r>
+              <w:rPr>
+                <w:b/>
+                <w:sz w:val="20"/>
+              </w:rPr>
+              <w:t>active</w:t>
+            </w:r>
+            <w:r>
+              <w:rPr>
+                <w:sz w:val="20"/>
+              </w:rPr>
+              <w:t xml:space="preserve"> (PID 1576); SSH vào bình thường suốt phiên; </w:t>
+            </w:r>
+            <w:r>
+              <w:rPr>
+                <w:rFonts w:ascii="Courier New" w:hAnsi="Courier New"/>
+                <w:color w:val="F05922"/>
+                <w:sz w:val="20"/>
+              </w:rPr>
+              <w:t>/etc/gdm3/custom.conf</w:t>
+            </w:r>
+            <w:r>
+              <w:rPr>
+                <w:sz w:val="20"/>
+              </w:rPr>
+              <w:t xml:space="preserve"> giữ </w:t>
+            </w:r>
+            <w:r>
+              <w:rPr>
+                <w:rFonts w:ascii="Courier New" w:hAnsi="Courier New"/>
+                <w:color w:val="F05922"/>
+                <w:sz w:val="20"/>
+              </w:rPr>
+              <w:t>AutomaticLogin=kztek</w:t>
+            </w:r>
+            <w:r>
+              <w:rPr>
+                <w:sz w:val="20"/>
+              </w:rPr>
+              <w:t xml:space="preserve"> + </w:t>
+            </w:r>
+            <w:r>
+              <w:rPr>
+                <w:rFonts w:ascii="Courier New" w:hAnsi="Courier New"/>
+                <w:color w:val="F05922"/>
+                <w:sz w:val="20"/>
+              </w:rPr>
+              <w:t>TimedLogin</w:t>
+            </w:r>
+            <w:r>
+              <w:rPr>
+                <w:sz w:val="20"/>
+              </w:rPr>
+              <w:t xml:space="preserve"> fallback 5s.</w:t>
+            </w:r>
+          </w:p>
+        </w:tc>
+        <w:tc>
+          <w:tcPr>
+            <w:tcW w:type="dxa" w:w="1938"/>
+            <w:tcBorders>
+              <w:top w:val="single" w:sz="4" w:space="0" w:color="CBCBCB"/>
+              <w:left w:val="single" w:sz="4" w:space="0" w:color="CBCBCB"/>
+              <w:bottom w:val="single" w:sz="4" w:space="0" w:color="CBCBCB"/>
+              <w:right w:val="single" w:sz="4" w:space="0" w:color="CBCBCB"/>
+            </w:tcBorders>
+          </w:tcPr>
+          <w:p/>
+        </w:tc>
+      </w:tr>
+    </w:tbl>
+    <w:p/>
+    <w:p>
+      <w:pPr>
+        <w:spacing w:after="80"/>
+      </w:pPr>
+      <w:r>
+        <w:rPr>
+          <w:b/>
+          <w:sz w:val="21"/>
+        </w:rPr>
+        <w:t>Tổng: 8 PASS / 0 FAIL / 2 CẦN THỬ TAY (Q7, Q8 — bắt buộc trên màn cảm ứng thật).</w:t>
+      </w:r>
+    </w:p>
+    <w:p>
+      <w:pPr>
+        <w:pStyle w:val="Heading3"/>
+        <w:spacing w:before="160" w:after="60"/>
+      </w:pPr>
+      <w:r>
+        <w:rPr>
+          <w:color w:val="4A3F8C"/>
+          <w:sz w:val="24"/>
+        </w:rPr>
+        <w:t>Lỗi mới phát hiện — F11 (xem mục F11 bên dưới)</w:t>
+      </w:r>
+    </w:p>
+    <w:p>
+      <w:pPr>
+        <w:spacing w:after="80"/>
+      </w:pPr>
+      <w:r>
+        <w:rPr>
+          <w:sz w:val="21"/>
+        </w:rPr>
+        <w:t xml:space="preserve">Trong lúc verify Q1/Q9 phát hiện </w:t>
+      </w:r>
+      <w:r>
+        <w:rPr>
+          <w:b/>
+          <w:sz w:val="21"/>
+        </w:rPr>
+        <w:t>F11 (P2)</w:t>
+      </w:r>
+      <w:r>
+        <w:rPr>
+          <w:sz w:val="21"/>
+        </w:rPr>
+        <w:t xml:space="preserve">: script ghi file </w:t>
+      </w:r>
+      <w:r>
+        <w:rPr>
+          <w:rFonts w:ascii="Courier New" w:hAnsi="Courier New"/>
+          <w:color w:val="F05922"/>
+          <w:sz w:val="18"/>
+        </w:rPr>
+        <w:t>.bak-*</w:t>
+      </w:r>
+      <w:r>
+        <w:rPr>
+          <w:sz w:val="21"/>
+        </w:rPr>
+        <w:t xml:space="preserve"> của dconf lockdown </w:t>
+      </w:r>
+      <w:r>
+        <w:rPr>
+          <w:b/>
+          <w:sz w:val="21"/>
+        </w:rPr>
+        <w:t>vào chính thư mục `/etc/dconf/db/local.d/` + `locks/`</w:t>
+      </w:r>
+      <w:r>
+        <w:rPr>
+          <w:sz w:val="21"/>
+        </w:rPr>
+        <w:t xml:space="preserve"> — </w:t>
+      </w:r>
+      <w:r>
+        <w:rPr>
+          <w:rFonts w:ascii="Courier New" w:hAnsi="Courier New"/>
+          <w:color w:val="F05922"/>
+          <w:sz w:val="18"/>
+        </w:rPr>
+        <w:t>dconf update</w:t>
+      </w:r>
+      <w:r>
+        <w:rPr>
+          <w:sz w:val="21"/>
+        </w:rPr>
+        <w:t xml:space="preserve"> biên dịch MỌI file trong thư mục này bất kể đuôi, nên lệnh gỡ khoá bảo trì mà script tự in ra (</w:t>
+      </w:r>
+      <w:r>
+        <w:rPr>
+          <w:rFonts w:ascii="Courier New" w:hAnsi="Courier New"/>
+          <w:color w:val="F05922"/>
+          <w:sz w:val="18"/>
+        </w:rPr>
+        <w:t>sudo rm &lt;2 file active&gt; &amp;&amp; sudo dconf update</w:t>
+      </w:r>
+      <w:r>
+        <w:rPr>
+          <w:sz w:val="21"/>
+        </w:rPr>
+        <w:t xml:space="preserve">) </w:t>
+      </w:r>
+      <w:r>
+        <w:rPr>
+          <w:b/>
+          <w:sz w:val="21"/>
+        </w:rPr>
+        <w:t>KHÔNG thực sự gỡ được khoá</w:t>
+      </w:r>
+      <w:r>
+        <w:rPr>
+          <w:sz w:val="21"/>
+        </w:rPr>
+        <w:t xml:space="preserve"> khi đã có </w:t>
+      </w:r>
+      <w:r>
+        <w:rPr>
+          <w:rFonts w:ascii="Courier New" w:hAnsi="Courier New"/>
+          <w:color w:val="F05922"/>
+          <w:sz w:val="18"/>
+        </w:rPr>
+        <w:t>.bak</w:t>
+      </w:r>
+      <w:r>
+        <w:rPr>
+          <w:sz w:val="21"/>
+        </w:rPr>
+        <w:t xml:space="preserve"> (từ deploy lần 2 trở đi) — các </w:t>
+      </w:r>
+      <w:r>
+        <w:rPr>
+          <w:rFonts w:ascii="Courier New" w:hAnsi="Courier New"/>
+          <w:color w:val="F05922"/>
+          <w:sz w:val="18"/>
+        </w:rPr>
+        <w:t>.bak</w:t>
+      </w:r>
+      <w:r>
+        <w:rPr>
+          <w:sz w:val="21"/>
+        </w:rPr>
+        <w:t xml:space="preserve"> vẫn được nạp và tái áp lock. Không đe doạ bảo mật (fail an toàn về phía "vẫn khoá") nhưng làm </w:t>
+      </w:r>
+      <w:r>
+        <w:rPr>
+          <w:b/>
+          <w:sz w:val="21"/>
+        </w:rPr>
+        <w:t>hỏng đường bảo trì</w:t>
+      </w:r>
+      <w:r>
+        <w:rPr>
+          <w:sz w:val="21"/>
+        </w:rPr>
+        <w:t>. KHÔNG chặn mục tiêu F09/F10.</w:t>
+      </w:r>
+    </w:p>
+    <w:p>
+      <w:pPr>
+        <w:pStyle w:val="Heading3"/>
+        <w:spacing w:before="160" w:after="60"/>
+      </w:pPr>
+      <w:r>
+        <w:rPr>
+          <w:color w:val="4A3F8C"/>
+          <w:sz w:val="24"/>
+        </w:rPr>
+        <w:t>Hướng dẫn nghiệm thu thủ công cho user — Q7 &amp; Q8 (BẮT BUỘC làm tại màn hình cảm ứng thật)</w:t>
+      </w:r>
+    </w:p>
+    <w:p>
+      <w:pPr>
+        <w:spacing w:before="40" w:after="40"/>
+        <w:ind w:left="567"/>
+        <w:pBdr>
+          <w:left w:val="single" w:sz="12" w:space="10" w:color="F05922"/>
+        </w:pBdr>
+      </w:pPr>
+      <w:r>
+        <w:rPr>
+          <w:color w:val="4A3F8C"/>
+        </w:rPr>
+        <w:t xml:space="preserve">Làm sau khi đã Deploy Kiosk (tick "Ẩn nút Activities" + "Watchdog") lên máy cảm ứng thật và </w:t>
+      </w:r>
+      <w:r>
+        <w:rPr>
+          <w:b/>
+          <w:color w:val="4A3F8C"/>
+        </w:rPr>
+        <w:t>khởi động lại máy</w:t>
+      </w:r>
+      <w:r>
+        <w:rPr>
+          <w:color w:val="4A3F8C"/>
+        </w:rPr>
+        <w:t>. Máy phải đang chạy app kiosk fullscreen.</w:t>
+      </w:r>
+    </w:p>
+    <w:p>
+      <w:pPr>
+        <w:spacing w:after="80"/>
+      </w:pPr>
+      <w:r>
+        <w:rPr>
+          <w:b/>
+          <w:sz w:val="21"/>
+        </w:rPr>
+        <w:t>Q7 — Cử chỉ cảm ứng KHÔNG được mở Activities overview:</w:t>
+      </w:r>
+    </w:p>
+    <w:p>
+      <w:pPr>
+        <w:spacing w:after="20"/>
+        <w:ind w:left="567" w:hanging="283"/>
+      </w:pPr>
+      <w:r>
+        <w:rPr>
+          <w:sz w:val="21"/>
+        </w:rPr>
+        <w:t>1.</w:t>
+        <w:tab/>
+      </w:r>
+      <w:r>
+        <w:rPr>
+          <w:sz w:val="21"/>
+        </w:rPr>
+        <w:t xml:space="preserve">Đặt app kiosk đang hiển thị fullscreen. Dùng </w:t>
+      </w:r>
+      <w:r>
+        <w:rPr>
+          <w:b/>
+          <w:sz w:val="21"/>
+        </w:rPr>
+        <w:t>3 ngón tay</w:t>
+      </w:r>
+      <w:r>
+        <w:rPr>
+          <w:sz w:val="21"/>
+        </w:rPr>
+        <w:t xml:space="preserve"> vuốt từ giữa màn hình </w:t>
+      </w:r>
+      <w:r>
+        <w:rPr>
+          <w:b/>
+          <w:sz w:val="21"/>
+        </w:rPr>
+        <w:t>lên trên</w:t>
+      </w:r>
+      <w:r>
+        <w:rPr>
+          <w:sz w:val="21"/>
+        </w:rPr>
+        <w:t xml:space="preserve"> (cử chỉ mở overview mặc định của GNOME). → </w:t>
+      </w:r>
+      <w:r>
+        <w:rPr>
+          <w:b/>
+          <w:sz w:val="21"/>
+        </w:rPr>
+        <w:t>Kỳ vọng:</w:t>
+      </w:r>
+      <w:r>
+        <w:rPr>
+          <w:sz w:val="21"/>
+        </w:rPr>
+        <w:t xml:space="preserve"> màn hình KHÔNG đổi, app vẫn fullscreen, KHÔNG xuất hiện lưới cửa sổ/ô "Type to search". (Trước khi vá: overview bung ra + có ô tìm kiếm.)</w:t>
+      </w:r>
+    </w:p>
+    <w:p>
+      <w:pPr>
+        <w:spacing w:after="20"/>
+        <w:ind w:left="567" w:hanging="283"/>
+      </w:pPr>
+      <w:r>
+        <w:rPr>
+          <w:sz w:val="21"/>
+        </w:rPr>
+        <w:t>2.</w:t>
+        <w:tab/>
+      </w:r>
+      <w:r>
+        <w:rPr>
+          <w:sz w:val="21"/>
+        </w:rPr>
+        <w:t xml:space="preserve">Lặp lại với </w:t>
+      </w:r>
+      <w:r>
+        <w:rPr>
+          <w:b/>
+          <w:sz w:val="21"/>
+        </w:rPr>
+        <w:t>4 ngón</w:t>
+      </w:r>
+      <w:r>
+        <w:rPr>
+          <w:sz w:val="21"/>
+        </w:rPr>
+        <w:t xml:space="preserve"> vuốt lên; rồi </w:t>
+      </w:r>
+      <w:r>
+        <w:rPr>
+          <w:b/>
+          <w:sz w:val="21"/>
+        </w:rPr>
+        <w:t>vuốt từ mép trái/phải/trên vào giữa</w:t>
+      </w:r>
+      <w:r>
+        <w:rPr>
+          <w:sz w:val="21"/>
+        </w:rPr>
+        <w:t xml:space="preserve"> (edge-swipe). → </w:t>
+      </w:r>
+      <w:r>
+        <w:rPr>
+          <w:b/>
+          <w:sz w:val="21"/>
+        </w:rPr>
+        <w:t>Kỳ vọng:</w:t>
+      </w:r>
+      <w:r>
+        <w:rPr>
+          <w:sz w:val="21"/>
+        </w:rPr>
+        <w:t xml:space="preserve"> không có gì mở ra.</w:t>
+      </w:r>
+    </w:p>
+    <w:p>
+      <w:pPr>
+        <w:spacing w:after="20"/>
+        <w:ind w:left="567" w:hanging="283"/>
+      </w:pPr>
+      <w:r>
+        <w:rPr>
+          <w:sz w:val="21"/>
+        </w:rPr>
+        <w:t>3.</w:t>
+        <w:tab/>
+      </w:r>
+      <w:r>
+        <w:rPr>
+          <w:b/>
+          <w:sz w:val="21"/>
+        </w:rPr>
+        <w:t>Chạm-giữ ~1 giây</w:t>
+      </w:r>
+      <w:r>
+        <w:rPr>
+          <w:sz w:val="21"/>
+        </w:rPr>
+        <w:t xml:space="preserve"> (long-press = chuột phải) lên vùng trống của màn hình và lên 1 nút trong app. → </w:t>
+      </w:r>
+      <w:r>
+        <w:rPr>
+          <w:b/>
+          <w:sz w:val="21"/>
+        </w:rPr>
+        <w:t>Kỳ vọng:</w:t>
+      </w:r>
+      <w:r>
+        <w:rPr>
+          <w:sz w:val="21"/>
+        </w:rPr>
+        <w:t xml:space="preserve"> không bung overview, không ra menu ngữ cảnh hệ thống nguy hiểm.</w:t>
+      </w:r>
+    </w:p>
+    <w:p>
+      <w:pPr>
+        <w:spacing w:after="20"/>
+        <w:ind w:left="567" w:hanging="283"/>
+      </w:pPr>
+      <w:r>
+        <w:rPr>
+          <w:sz w:val="21"/>
+        </w:rPr>
+        <w:t>4.</w:t>
+        <w:tab/>
+      </w:r>
+      <w:r>
+        <w:rPr>
+          <w:sz w:val="21"/>
+        </w:rPr>
+        <w:t xml:space="preserve">Chạm nhanh vào </w:t>
+      </w:r>
+      <w:r>
+        <w:rPr>
+          <w:b/>
+          <w:sz w:val="21"/>
+        </w:rPr>
+        <w:t>góc trên-trái</w:t>
+      </w:r>
+      <w:r>
+        <w:rPr>
+          <w:sz w:val="21"/>
+        </w:rPr>
+        <w:t xml:space="preserve"> màn hình (hot corner). → </w:t>
+      </w:r>
+      <w:r>
+        <w:rPr>
+          <w:b/>
+          <w:sz w:val="21"/>
+        </w:rPr>
+        <w:t>Kỳ vọng:</w:t>
+      </w:r>
+      <w:r>
+        <w:rPr>
+          <w:sz w:val="21"/>
+        </w:rPr>
+        <w:t xml:space="preserve"> không mở overview.</w:t>
+      </w:r>
+    </w:p>
+    <w:p>
+      <w:pPr>
+        <w:pStyle w:val="ListBullet"/>
+        <w:spacing w:after="20"/>
+        <w:ind w:left="567"/>
+      </w:pPr>
+      <w:r>
+        <w:rPr>
+          <w:b/>
+          <w:sz w:val="21"/>
+        </w:rPr>
+        <w:t>Nếu overview vẫn bung ra ở bất kỳ bước nào:</w:t>
+      </w:r>
+      <w:r>
+        <w:rPr>
+          <w:sz w:val="21"/>
+        </w:rPr>
+        <w:t xml:space="preserve"> chụp ảnh màn hình đó, và qua SSH gửi lại output của: </w:t>
+      </w:r>
+      <w:r>
+        <w:rPr>
+          <w:rFonts w:ascii="Courier New" w:hAnsi="Courier New"/>
+          <w:color w:val="F05922"/>
+          <w:sz w:val="21"/>
+        </w:rPr>
+        <w:t>gnome-extensions info disable-overview-gestures@kztek</w:t>
+      </w:r>
+      <w:r>
+        <w:rPr>
+          <w:sz w:val="21"/>
+        </w:rPr>
+        <w:t xml:space="preserve"> (phải là </w:t>
+      </w:r>
+      <w:r>
+        <w:rPr>
+          <w:rFonts w:ascii="Courier New" w:hAnsi="Courier New"/>
+          <w:color w:val="F05922"/>
+          <w:sz w:val="21"/>
+        </w:rPr>
+        <w:t>State: ACTIVE</w:t>
+      </w:r>
+      <w:r>
+        <w:rPr>
+          <w:sz w:val="21"/>
+        </w:rPr>
+        <w:t xml:space="preserve">) + </w:t>
+      </w:r>
+      <w:r>
+        <w:rPr>
+          <w:rFonts w:ascii="Courier New" w:hAnsi="Courier New"/>
+          <w:color w:val="F05922"/>
+          <w:sz w:val="21"/>
+        </w:rPr>
+        <w:t>gnome-shell --version</w:t>
+      </w:r>
+      <w:r>
+        <w:rPr>
+          <w:sz w:val="21"/>
+        </w:rPr>
+        <w:t>. Báo lại: cử chỉ nào (mấy ngón / hướng nào) làm bung, overview có ô search không.</w:t>
+      </w:r>
+    </w:p>
+    <w:p>
+      <w:pPr>
+        <w:spacing w:after="80"/>
+      </w:pPr>
+      <w:r>
+        <w:rPr>
+          <w:b/>
+          <w:sz w:val="21"/>
+        </w:rPr>
+        <w:t>Q8 — Chạm 1 ngón dùng app vẫn bình thường:</w:t>
+      </w:r>
+    </w:p>
+    <w:p>
+      <w:pPr>
+        <w:spacing w:after="20"/>
+        <w:ind w:left="567" w:hanging="283"/>
+      </w:pPr>
+      <w:r>
+        <w:rPr>
+          <w:sz w:val="21"/>
+        </w:rPr>
+        <w:t>1.</w:t>
+        <w:tab/>
+      </w:r>
+      <w:r>
+        <w:rPr>
+          <w:sz w:val="21"/>
+        </w:rPr>
+        <w:t xml:space="preserve">Dùng </w:t>
+      </w:r>
+      <w:r>
+        <w:rPr>
+          <w:b/>
+          <w:sz w:val="21"/>
+        </w:rPr>
+        <w:t>1 ngón</w:t>
+      </w:r>
+      <w:r>
+        <w:rPr>
+          <w:sz w:val="21"/>
+        </w:rPr>
+        <w:t xml:space="preserve"> chạm lần lượt các nút / ô nhập / danh sách trong app kiosk. → </w:t>
+      </w:r>
+      <w:r>
+        <w:rPr>
+          <w:b/>
+          <w:sz w:val="21"/>
+        </w:rPr>
+        <w:t>Kỳ vọng:</w:t>
+      </w:r>
+      <w:r>
+        <w:rPr>
+          <w:sz w:val="21"/>
+        </w:rPr>
+        <w:t xml:space="preserve"> app phản hồi đúng từng chạm (bấm nút, cuộn, nhập liệu) y như trước khi vá — extension chỉ chặn overview, KHÔNG được nuốt sự kiện chạm của app.</w:t>
+      </w:r>
+    </w:p>
+    <w:p>
+      <w:pPr>
+        <w:spacing w:after="20"/>
+        <w:ind w:left="567" w:hanging="283"/>
+      </w:pPr>
+      <w:r>
+        <w:rPr>
+          <w:sz w:val="21"/>
+        </w:rPr>
+        <w:t>2.</w:t>
+        <w:tab/>
+      </w:r>
+      <w:r>
+        <w:rPr>
+          <w:sz w:val="21"/>
+        </w:rPr>
+        <w:t xml:space="preserve">Cuộn danh sách bằng 1 ngón, kéo-thả trong app (nếu app có). → </w:t>
+      </w:r>
+      <w:r>
+        <w:rPr>
+          <w:b/>
+          <w:sz w:val="21"/>
+        </w:rPr>
+        <w:t>Kỳ vọng:</w:t>
+      </w:r>
+      <w:r>
+        <w:rPr>
+          <w:sz w:val="21"/>
+        </w:rPr>
+        <w:t xml:space="preserve"> mượt, không mất thao tác.</w:t>
+      </w:r>
+    </w:p>
+    <w:p>
+      <w:pPr>
+        <w:pStyle w:val="ListBullet"/>
+        <w:spacing w:after="20"/>
+        <w:ind w:left="567"/>
+      </w:pPr>
+      <w:r>
+        <w:rPr>
+          <w:b/>
+          <w:sz w:val="21"/>
+        </w:rPr>
+        <w:t>Nếu app không nhận chạm / chạm bị "kẹt" / phải chạm 2 lần:</w:t>
+      </w:r>
+      <w:r>
+        <w:rPr>
+          <w:sz w:val="21"/>
+        </w:rPr>
+        <w:t xml:space="preserve"> báo lại thao tác nào lỗi + chụp màn hình; đây sẽ là lỗi mới cần Senior Developer xem lại extension.</w:t>
+      </w:r>
+    </w:p>
+    <w:p>
+      <w:pPr>
+        <w:pStyle w:val="Heading3"/>
+        <w:spacing w:before="160" w:after="60"/>
+      </w:pPr>
+      <w:r>
+        <w:rPr>
+          <w:color w:val="4A3F8C"/>
+          <w:sz w:val="24"/>
+        </w:rPr>
+        <w:t>Trạng thái máy sau khi dọn dẹp</w:t>
+      </w:r>
+    </w:p>
+    <w:p>
+      <w:pPr>
+        <w:pStyle w:val="ListBullet"/>
+        <w:spacing w:after="20"/>
+        <w:ind w:left="283"/>
+      </w:pPr>
+      <w:r>
+        <w:rPr>
+          <w:b/>
+          <w:sz w:val="21"/>
+        </w:rPr>
+        <w:t>Đã gỡ sạch:</w:t>
+      </w:r>
+      <w:r>
+        <w:rPr>
+          <w:sz w:val="21"/>
+        </w:rPr>
+        <w:t xml:space="preserve"> binary giả (</w:t>
+      </w:r>
+      <w:r>
+        <w:rPr>
+          <w:rFonts w:ascii="Courier New" w:hAnsi="Courier New"/>
+          <w:color w:val="F05922"/>
+          <w:sz w:val="21"/>
+        </w:rPr>
+        <w:t>~/kiosk-qa-test/</w:t>
+      </w:r>
+      <w:r>
+        <w:rPr>
+          <w:sz w:val="21"/>
+        </w:rPr>
+        <w:t xml:space="preserve">), unit test watchdog + backup của nó, mọi file </w:t>
+      </w:r>
+      <w:r>
+        <w:rPr>
+          <w:rFonts w:ascii="Courier New" w:hAnsi="Courier New"/>
+          <w:color w:val="F05922"/>
+          <w:sz w:val="21"/>
+        </w:rPr>
+        <w:t>/tmp/qa-*</w:t>
+      </w:r>
+      <w:r>
+        <w:rPr>
+          <w:sz w:val="21"/>
+        </w:rPr>
+        <w:t xml:space="preserve">, </w:t>
+      </w:r>
+      <w:r>
+        <w:rPr>
+          <w:rFonts w:ascii="Courier New" w:hAnsi="Courier New"/>
+          <w:color w:val="F05922"/>
+          <w:sz w:val="21"/>
+        </w:rPr>
+        <w:t>/tmp/verify-*</w:t>
+      </w:r>
+      <w:r>
+        <w:rPr>
+          <w:sz w:val="21"/>
+        </w:rPr>
+        <w:t xml:space="preserve">, script test </w:t>
+      </w:r>
+      <w:r>
+        <w:rPr>
+          <w:rFonts w:ascii="Courier New" w:hAnsi="Courier New"/>
+          <w:color w:val="F05922"/>
+          <w:sz w:val="21"/>
+        </w:rPr>
+        <w:t>/tmp/qa-kiosk/</w:t>
+      </w:r>
+      <w:r>
+        <w:rPr>
+          <w:sz w:val="21"/>
+        </w:rPr>
+        <w:t xml:space="preserve">, các </w:t>
+      </w:r>
+      <w:r>
+        <w:rPr>
+          <w:rFonts w:ascii="Courier New" w:hAnsi="Courier New"/>
+          <w:color w:val="F05922"/>
+          <w:sz w:val="21"/>
+        </w:rPr>
+        <w:t>.bak-20260727*</w:t>
+      </w:r>
+      <w:r>
+        <w:rPr>
+          <w:sz w:val="21"/>
+        </w:rPr>
+        <w:t xml:space="preserve"> của dconf do QA tạo (đã </w:t>
+      </w:r>
+      <w:r>
+        <w:rPr>
+          <w:rFonts w:ascii="Courier New" w:hAnsi="Courier New"/>
+          <w:color w:val="F05922"/>
+          <w:sz w:val="21"/>
+        </w:rPr>
+        <w:t>dconf update</w:t>
+      </w:r>
+      <w:r>
+        <w:rPr>
+          <w:sz w:val="21"/>
+        </w:rPr>
+        <w:t xml:space="preserve"> lại). Không còn process </w:t>
+      </w:r>
+      <w:r>
+        <w:rPr>
+          <w:rFonts w:ascii="Courier New" w:hAnsi="Courier New"/>
+          <w:color w:val="F05922"/>
+          <w:sz w:val="21"/>
+        </w:rPr>
+        <w:t>fakeapp</w:t>
+      </w:r>
+      <w:r>
+        <w:rPr>
+          <w:sz w:val="21"/>
+        </w:rPr>
+        <w:t>/</w:t>
+      </w:r>
+      <w:r>
+        <w:rPr>
+          <w:rFonts w:ascii="Courier New" w:hAnsi="Courier New"/>
+          <w:color w:val="F05922"/>
+          <w:sz w:val="21"/>
+        </w:rPr>
+        <w:t>gnome-calculator</w:t>
+      </w:r>
+      <w:r>
+        <w:rPr>
+          <w:sz w:val="21"/>
+        </w:rPr>
+        <w:t xml:space="preserve"> chạy lại.</w:t>
+      </w:r>
+    </w:p>
+    <w:p>
+      <w:pPr>
+        <w:pStyle w:val="ListBullet"/>
+        <w:spacing w:after="20"/>
+        <w:ind w:left="283"/>
+      </w:pPr>
+      <w:r>
+        <w:rPr>
+          <w:b/>
+          <w:sz w:val="21"/>
+        </w:rPr>
+        <w:t>Trạng thái đích còn lại (đúng cấu hình kiosk):</w:t>
+      </w:r>
+      <w:r>
+        <w:rPr>
+          <w:sz w:val="21"/>
+        </w:rPr>
+        <w:t xml:space="preserve"> dconf lockdown F09 </w:t>
+      </w:r>
+      <w:r>
+        <w:rPr>
+          <w:b/>
+          <w:sz w:val="21"/>
+        </w:rPr>
+        <w:t>còn hiệu lực</w:t>
+      </w:r>
+      <w:r>
+        <w:rPr>
+          <w:sz w:val="21"/>
+        </w:rPr>
+        <w:t xml:space="preserve"> (overlay-key + switch-to-application-4 </w:t>
+      </w:r>
+      <w:r>
+        <w:rPr>
+          <w:rFonts w:ascii="Courier New" w:hAnsi="Courier New"/>
+          <w:color w:val="F05922"/>
+          <w:sz w:val="21"/>
+        </w:rPr>
+        <w:t>writable=false</w:t>
+      </w:r>
+      <w:r>
+        <w:rPr>
+          <w:sz w:val="21"/>
+        </w:rPr>
+        <w:t xml:space="preserve"> sau cleanup); extension </w:t>
+      </w:r>
+      <w:r>
+        <w:rPr>
+          <w:rFonts w:ascii="Courier New" w:hAnsi="Courier New"/>
+          <w:color w:val="F05922"/>
+          <w:sz w:val="21"/>
+        </w:rPr>
+        <w:t>disable-overview-gestures@kztek</w:t>
+      </w:r>
+      <w:r>
+        <w:rPr>
+          <w:sz w:val="21"/>
+        </w:rPr>
+        <w:t xml:space="preserve"> </w:t>
+      </w:r>
+      <w:r>
+        <w:rPr>
+          <w:b/>
+          <w:sz w:val="21"/>
+        </w:rPr>
+        <w:t>ENABLED</w:t>
+      </w:r>
+      <w:r>
+        <w:rPr>
+          <w:sz w:val="21"/>
+        </w:rPr>
+        <w:t xml:space="preserve">; autologin </w:t>
+      </w:r>
+      <w:r>
+        <w:rPr>
+          <w:rFonts w:ascii="Courier New" w:hAnsi="Courier New"/>
+          <w:color w:val="F05922"/>
+          <w:sz w:val="21"/>
+        </w:rPr>
+        <w:t>kztek</w:t>
+      </w:r>
+      <w:r>
+        <w:rPr>
+          <w:sz w:val="21"/>
+        </w:rPr>
+        <w:t xml:space="preserve"> + TimedLogin 5s (F08) còn; </w:t>
+      </w:r>
+      <w:r>
+        <w:rPr>
+          <w:rFonts w:ascii="Courier New" w:hAnsi="Courier New"/>
+          <w:color w:val="F05922"/>
+          <w:sz w:val="21"/>
+        </w:rPr>
+        <w:t>ipgs-remote-agent</w:t>
+      </w:r>
+      <w:r>
+        <w:rPr>
+          <w:sz w:val="21"/>
+        </w:rPr>
+        <w:t xml:space="preserve"> </w:t>
+      </w:r>
+      <w:r>
+        <w:rPr>
+          <w:b/>
+          <w:sz w:val="21"/>
+        </w:rPr>
+        <w:t>active</w:t>
+      </w:r>
+      <w:r>
+        <w:rPr>
+          <w:sz w:val="21"/>
+        </w:rPr>
+        <w:t xml:space="preserve">; SSH sống. Cấu hình cuối: </w:t>
+      </w:r>
+      <w:r>
+        <w:rPr>
+          <w:b/>
+          <w:sz w:val="21"/>
+        </w:rPr>
+        <w:t>AS=1, WD=0</w:t>
+      </w:r>
+      <w:r>
+        <w:rPr>
+          <w:sz w:val="21"/>
+        </w:rPr>
+        <w:t xml:space="preserve"> (autostart </w:t>
+      </w:r>
+      <w:r>
+        <w:rPr>
+          <w:rFonts w:ascii="Courier New" w:hAnsi="Courier New"/>
+          <w:color w:val="F05922"/>
+          <w:sz w:val="21"/>
+        </w:rPr>
+        <w:t>.desktop</w:t>
+      </w:r>
+      <w:r>
+        <w:rPr>
+          <w:sz w:val="21"/>
+        </w:rPr>
+        <w:t xml:space="preserve"> app + unclutter, không watchdog — vì máy này chạy agent, chưa deploy app kiosk thật; user chọn WD khi deploy app thật).</w:t>
+      </w:r>
+    </w:p>
+    <w:p>
+      <w:pPr>
+        <w:pStyle w:val="ListBullet"/>
+        <w:spacing w:after="20"/>
+        <w:ind w:left="283"/>
+      </w:pPr>
+      <w:r>
+        <w:rPr>
+          <w:b/>
+          <w:sz w:val="21"/>
+        </w:rPr>
+        <w:t>Còn lại 1 file cần user biết:</w:t>
+      </w:r>
+      <w:r>
+        <w:rPr>
+          <w:sz w:val="21"/>
+        </w:rPr>
+        <w:t xml:space="preserve"> </w:t>
+      </w:r>
+      <w:r>
+        <w:rPr>
+          <w:rFonts w:ascii="Courier New" w:hAnsi="Courier New"/>
+          <w:color w:val="F05922"/>
+          <w:sz w:val="21"/>
+        </w:rPr>
+        <w:t>/etc/dconf/db/local.d/00-kiosk-lockdown.bak-2026-07-26</w:t>
+      </w:r>
+      <w:r>
+        <w:rPr>
+          <w:sz w:val="21"/>
+        </w:rPr>
+        <w:t xml:space="preserve"> (+ </w:t>
+      </w:r>
+      <w:r>
+        <w:rPr>
+          <w:rFonts w:ascii="Courier New" w:hAnsi="Courier New"/>
+          <w:color w:val="F05922"/>
+          <w:sz w:val="21"/>
+        </w:rPr>
+        <w:t>locks/</w:t>
+      </w:r>
+      <w:r>
+        <w:rPr>
+          <w:sz w:val="21"/>
+        </w:rPr>
+        <w:t xml:space="preserve">) — do Senior Developer tạo từ phiên F09 trước, KHÔNG phải QA tạo; là biểu hiện của F11 (backup nằm trong thư mục db). Để nguyên vì phản ánh baseline trước test; nên dọn khi fix F11. Backup QA gốc ở </w:t>
+      </w:r>
+      <w:r>
+        <w:rPr>
+          <w:rFonts w:ascii="Courier New" w:hAnsi="Courier New"/>
+          <w:color w:val="F05922"/>
+          <w:sz w:val="21"/>
+        </w:rPr>
+        <w:t>~/kiosk-qa-backup-2026-07-27/</w:t>
+      </w:r>
+      <w:r>
+        <w:rPr>
+          <w:sz w:val="21"/>
+        </w:rPr>
+        <w:t xml:space="preserve"> (ngoài thư mục db, an toàn) — user có thể xoá sau khi xác nhận.</w:t>
+      </w:r>
+    </w:p>
+    <w:p>
+      <w:pPr>
+        <w:pStyle w:val="Heading3"/>
+        <w:spacing w:before="160" w:after="60"/>
+      </w:pPr>
+      <w:r>
+        <w:rPr>
+          <w:color w:val="4A3F8C"/>
+          <w:sz w:val="24"/>
+        </w:rPr>
+        <w:t>Kết luận</w:t>
+      </w:r>
+    </w:p>
+    <w:p>
+      <w:pPr>
+        <w:spacing w:after="80"/>
+      </w:pPr>
+      <w:r>
+        <w:rPr>
+          <w:sz w:val="21"/>
+        </w:rPr>
+        <w:t xml:space="preserve">✅ </w:t>
+      </w:r>
+      <w:r>
+        <w:rPr>
+          <w:b/>
+          <w:sz w:val="21"/>
+        </w:rPr>
+        <w:t>Đủ điều kiện SIGN-OFF cho F09/F10</w:t>
+      </w:r>
+      <w:r>
+        <w:rPr>
+          <w:sz w:val="21"/>
+        </w:rPr>
+        <w:t xml:space="preserve"> — 8/10 case PASS với bằng chứng thật trên ZCU + reboot; 2 case Q7/Q8 (cử chỉ/chạm cảm ứng) </w:t>
+      </w:r>
+      <w:r>
+        <w:rPr>
+          <w:b/>
+          <w:sz w:val="21"/>
+        </w:rPr>
+        <w:t>BẮT BUỘC user nghiệm thu tay</w:t>
+      </w:r>
+      <w:r>
+        <w:rPr>
+          <w:sz w:val="21"/>
+        </w:rPr>
+        <w:t xml:space="preserve"> theo hướng dẫn trên trước khi coi F10-A là done hoàn toàn (VM không có touchscreen — đúng như Tech Lead đã lưu ý). F11 (P2, đường gỡ khoá bảo trì hỏng do backup trong thư mục db) là lỗi mới, KHÔNG chặn mục tiêu hardening (fail an toàn về phía khoá) → giao Senior Developer xử lý vòng 3 hoặc gộp backlog. </w:t>
+      </w:r>
+      <w:r>
+        <w:rPr>
+          <w:b/>
+          <w:sz w:val="21"/>
+        </w:rPr>
+        <w:t>Bàn giao QA Lead quyết định sign-off (Bước 5 WF-BUGFIX).</w:t>
+      </w:r>
+    </w:p>
+    <w:p>
+      <w:pPr>
+        <w:spacing w:after="80"/>
+      </w:pPr>
+      <w:r>
+        <w:rPr>
+          <w:sz w:val="21"/>
+        </w:rPr>
+        <w:t>— QA Engineer, 2026-07-27 01:22</w:t>
+      </w:r>
+    </w:p>
+    <w:p>
+      <w:pPr>
+        <w:pBdr>
+          <w:bottom w:val="single" w:sz="6" w:space="1" w:color="F05922"/>
+        </w:pBdr>
+        <w:spacing w:after="120"/>
+      </w:pPr>
+    </w:p>
+    <w:p>
+      <w:pPr>
+        <w:pStyle w:val="Heading2"/>
+        <w:spacing w:before="200" w:after="80"/>
+      </w:pPr>
+      <w:r>
+        <w:rPr>
+          <w:color w:val="F05922"/>
+          <w:sz w:val="28"/>
+        </w:rPr>
+        <w:t>F11 — Backup dconf lockdown ghi trong chính thư mục db → lệnh gỡ khoá bảo trì không thực sự gỡ được khoá</w:t>
+      </w:r>
+    </w:p>
+    <w:p>
+      <w:pPr>
+        <w:spacing w:before="40" w:after="40"/>
+        <w:ind w:left="567"/>
+        <w:pBdr>
+          <w:left w:val="single" w:sz="12" w:space="10" w:color="F05922"/>
+        </w:pBdr>
+      </w:pPr>
+      <w:r>
+        <w:rPr>
+          <w:b/>
+          <w:color w:val="4A3F8C"/>
+        </w:rPr>
+        <w:t>Người phát hiện:</w:t>
+      </w:r>
+      <w:r>
+        <w:rPr>
+          <w:color w:val="4A3F8C"/>
+        </w:rPr>
+        <w:t xml:space="preserve"> QA Engineer (trong lúc verify F09/F10 vòng 2 trên ZCU thật).</w:t>
+      </w:r>
+    </w:p>
+    <w:tbl>
+      <w:tblPr>
+        <w:tblStyle w:val="TableGrid"/>
+        <w:tblW w:type="auto" w:w="0"/>
+        <w:tblLook w:firstColumn="1" w:firstRow="1" w:lastColumn="0" w:lastRow="0" w:noHBand="0" w:noVBand="1" w:val="04A0"/>
+      </w:tblPr>
+      <w:tblGrid>
+        <w:gridCol w:w="4844"/>
+        <w:gridCol w:w="4844"/>
+      </w:tblGrid>
+      <w:tr>
+        <w:tc>
+          <w:tcPr>
+            <w:tcW w:type="dxa" w:w="4844"/>
+            <w:shd w:val="clear" w:color="auto" w:fill="251C53"/>
+            <w:tcBorders>
+              <w:top w:val="single" w:sz="4" w:space="0" w:color="251C53"/>
+              <w:left w:val="single" w:sz="4" w:space="0" w:color="251C53"/>
+              <w:bottom w:val="single" w:sz="4" w:space="0" w:color="251C53"/>
+              <w:right w:val="single" w:sz="4" w:space="0" w:color="251C53"/>
+            </w:tcBorders>
+          </w:tcPr>
+          <w:p>
+            <w:r>
+              <w:rPr>
+                <w:b/>
+                <w:color w:val="FFFFFF"/>
+                <w:sz w:val="20"/>
+              </w:rPr>
+              <w:t>Trường</w:t>
+            </w:r>
+          </w:p>
+        </w:tc>
+        <w:tc>
+          <w:tcPr>
+            <w:tcW w:type="dxa" w:w="4844"/>
+            <w:shd w:val="clear" w:color="auto" w:fill="251C53"/>
+            <w:tcBorders>
+              <w:top w:val="single" w:sz="4" w:space="0" w:color="251C53"/>
+              <w:left w:val="single" w:sz="4" w:space="0" w:color="251C53"/>
+              <w:bottom w:val="single" w:sz="4" w:space="0" w:color="251C53"/>
+              <w:right w:val="single" w:sz="4" w:space="0" w:color="251C53"/>
+            </w:tcBorders>
+          </w:tcPr>
+          <w:p>
+            <w:r>
+              <w:rPr>
+                <w:b/>
+                <w:color w:val="FFFFFF"/>
+                <w:sz w:val="20"/>
+              </w:rPr>
+              <w:t>Nội dung</w:t>
+            </w:r>
+          </w:p>
+        </w:tc>
+      </w:tr>
+      <w:tr>
+        <w:tc>
+          <w:tcPr>
+            <w:tcW w:type="dxa" w:w="4844"/>
+            <w:tcBorders>
+              <w:top w:val="single" w:sz="4" w:space="0" w:color="CBCBCB"/>
+              <w:left w:val="single" w:sz="4" w:space="0" w:color="CBCBCB"/>
+              <w:bottom w:val="single" w:sz="4" w:space="0" w:color="CBCBCB"/>
+              <w:right w:val="single" w:sz="4" w:space="0" w:color="CBCBCB"/>
+            </w:tcBorders>
+          </w:tcPr>
+          <w:p>
+            <w:r>
+              <w:rPr>
+                <w:sz w:val="20"/>
+              </w:rPr>
+              <w:t>---</w:t>
+            </w:r>
+          </w:p>
+        </w:tc>
+        <w:tc>
+          <w:tcPr>
+            <w:tcW w:type="dxa" w:w="4844"/>
+            <w:tcBorders>
+              <w:top w:val="single" w:sz="4" w:space="0" w:color="CBCBCB"/>
+              <w:left w:val="single" w:sz="4" w:space="0" w:color="CBCBCB"/>
+              <w:bottom w:val="single" w:sz="4" w:space="0" w:color="CBCBCB"/>
+              <w:right w:val="single" w:sz="4" w:space="0" w:color="CBCBCB"/>
+            </w:tcBorders>
+          </w:tcPr>
+          <w:p>
+            <w:r>
+              <w:rPr>
+                <w:sz w:val="20"/>
+              </w:rPr>
+              <w:t>---</w:t>
+            </w:r>
+          </w:p>
+        </w:tc>
+      </w:tr>
+      <w:tr>
+        <w:tc>
+          <w:tcPr>
+            <w:tcW w:type="dxa" w:w="4844"/>
+            <w:shd w:val="clear" w:color="auto" w:fill="B8B3D6"/>
+            <w:tcBorders>
+              <w:top w:val="single" w:sz="4" w:space="0" w:color="CBCBCB"/>
+              <w:left w:val="single" w:sz="4" w:space="0" w:color="CBCBCB"/>
+              <w:bottom w:val="single" w:sz="4" w:space="0" w:color="CBCBCB"/>
+              <w:right w:val="single" w:sz="4" w:space="0" w:color="CBCBCB"/>
+            </w:tcBorders>
+          </w:tcPr>
+          <w:p>
+            <w:r>
+              <w:rPr>
+                <w:b/>
+                <w:sz w:val="20"/>
+              </w:rPr>
+              <w:t>Màn hình / Thành phần</w:t>
+            </w:r>
+          </w:p>
+        </w:tc>
+        <w:tc>
+          <w:tcPr>
+            <w:tcW w:type="dxa" w:w="4844"/>
+            <w:shd w:val="clear" w:color="auto" w:fill="B8B3D6"/>
+            <w:tcBorders>
+              <w:top w:val="single" w:sz="4" w:space="0" w:color="CBCBCB"/>
+              <w:left w:val="single" w:sz="4" w:space="0" w:color="CBCBCB"/>
+              <w:bottom w:val="single" w:sz="4" w:space="0" w:color="CBCBCB"/>
+              <w:right w:val="single" w:sz="4" w:space="0" w:color="CBCBCB"/>
+            </w:tcBorders>
+          </w:tcPr>
+          <w:p>
+            <w:r>
+              <w:rPr>
+                <w:rFonts w:ascii="Courier New" w:hAnsi="Courier New"/>
+                <w:color w:val="F05922"/>
+                <w:sz w:val="20"/>
+              </w:rPr>
+              <w:t>scripts/linux-kiosk/2-configure-system.sh</w:t>
+            </w:r>
+            <w:r>
+              <w:rPr>
+                <w:sz w:val="20"/>
+              </w:rPr>
+              <w:t xml:space="preserve"> mục [9/9] (F09) — dòng 500-502 và 526-527</w:t>
+            </w:r>
+          </w:p>
+        </w:tc>
+      </w:tr>
+      <w:tr>
+        <w:tc>
+          <w:tcPr>
+            <w:tcW w:type="dxa" w:w="4844"/>
+            <w:tcBorders>
+              <w:top w:val="single" w:sz="4" w:space="0" w:color="CBCBCB"/>
+              <w:left w:val="single" w:sz="4" w:space="0" w:color="CBCBCB"/>
+              <w:bottom w:val="single" w:sz="4" w:space="0" w:color="CBCBCB"/>
+              <w:right w:val="single" w:sz="4" w:space="0" w:color="CBCBCB"/>
+            </w:tcBorders>
+          </w:tcPr>
+          <w:p>
+            <w:r>
+              <w:rPr>
+                <w:b/>
+                <w:sz w:val="20"/>
+              </w:rPr>
+              <w:t>Mức độ</w:t>
+            </w:r>
+          </w:p>
+        </w:tc>
+        <w:tc>
+          <w:tcPr>
+            <w:tcW w:type="dxa" w:w="4844"/>
+            <w:tcBorders>
+              <w:top w:val="single" w:sz="4" w:space="0" w:color="CBCBCB"/>
+              <w:left w:val="single" w:sz="4" w:space="0" w:color="CBCBCB"/>
+              <w:bottom w:val="single" w:sz="4" w:space="0" w:color="CBCBCB"/>
+              <w:right w:val="single" w:sz="4" w:space="0" w:color="CBCBCB"/>
+            </w:tcBorders>
+          </w:tcPr>
+          <w:p>
+            <w:r>
+              <w:rPr>
+                <w:sz w:val="20"/>
+              </w:rPr>
+              <w:t>P2 (bảo trì / vận hành — KHÔNG phải bảo mật)</w:t>
+            </w:r>
+          </w:p>
+        </w:tc>
+      </w:tr>
+      <w:tr>
+        <w:tc>
+          <w:tcPr>
+            <w:tcW w:type="dxa" w:w="4844"/>
+            <w:shd w:val="clear" w:color="auto" w:fill="B8B3D6"/>
+            <w:tcBorders>
+              <w:top w:val="single" w:sz="4" w:space="0" w:color="CBCBCB"/>
+              <w:left w:val="single" w:sz="4" w:space="0" w:color="CBCBCB"/>
+              <w:bottom w:val="single" w:sz="4" w:space="0" w:color="CBCBCB"/>
+              <w:right w:val="single" w:sz="4" w:space="0" w:color="CBCBCB"/>
+            </w:tcBorders>
+          </w:tcPr>
+          <w:p>
+            <w:r>
+              <w:rPr>
+                <w:b/>
+                <w:sz w:val="20"/>
+              </w:rPr>
+              <w:t>Các bước tái hiện</w:t>
+            </w:r>
+          </w:p>
+        </w:tc>
+        <w:tc>
+          <w:tcPr>
+            <w:tcW w:type="dxa" w:w="4844"/>
+            <w:shd w:val="clear" w:color="auto" w:fill="B8B3D6"/>
+            <w:tcBorders>
+              <w:top w:val="single" w:sz="4" w:space="0" w:color="CBCBCB"/>
+              <w:left w:val="single" w:sz="4" w:space="0" w:color="CBCBCB"/>
+              <w:bottom w:val="single" w:sz="4" w:space="0" w:color="CBCBCB"/>
+              <w:right w:val="single" w:sz="4" w:space="0" w:color="CBCBCB"/>
+            </w:tcBorders>
+          </w:tcPr>
+          <w:p>
+            <w:r>
+              <w:rPr>
+                <w:sz w:val="20"/>
+              </w:rPr>
+              <w:t xml:space="preserve">1. Deploy kiosk (LockdownShell=1) lần 1 → tạo </w:t>
+            </w:r>
+            <w:r>
+              <w:rPr>
+                <w:rFonts w:ascii="Courier New" w:hAnsi="Courier New"/>
+                <w:color w:val="F05922"/>
+                <w:sz w:val="20"/>
+              </w:rPr>
+              <w:t>/etc/dconf/db/local.d/00-kiosk-lockdown</w:t>
+            </w:r>
+            <w:r>
+              <w:rPr>
+                <w:sz w:val="20"/>
+              </w:rPr>
+              <w:t xml:space="preserve"> + </w:t>
+            </w:r>
+            <w:r>
+              <w:rPr>
+                <w:rFonts w:ascii="Courier New" w:hAnsi="Courier New"/>
+                <w:color w:val="F05922"/>
+                <w:sz w:val="20"/>
+              </w:rPr>
+              <w:t>locks/00-kiosk-lockdown</w:t>
+            </w:r>
+            <w:r>
+              <w:rPr>
+                <w:sz w:val="20"/>
+              </w:rPr>
+              <w:t xml:space="preserve">. 2. Deploy lần 2 (bất kỳ cấu hình nào có Lockdown) → script </w:t>
+            </w:r>
+            <w:r>
+              <w:rPr>
+                <w:rFonts w:ascii="Courier New" w:hAnsi="Courier New"/>
+                <w:color w:val="F05922"/>
+                <w:sz w:val="20"/>
+              </w:rPr>
+              <w:t>cp</w:t>
+            </w:r>
+            <w:r>
+              <w:rPr>
+                <w:sz w:val="20"/>
+              </w:rPr>
+              <w:t xml:space="preserve"> file cũ thành </w:t>
+            </w:r>
+            <w:r>
+              <w:rPr>
+                <w:rFonts w:ascii="Courier New" w:hAnsi="Courier New"/>
+                <w:color w:val="F05922"/>
+                <w:sz w:val="20"/>
+              </w:rPr>
+              <w:t>00-kiosk-lockdown.bak-&lt;timestamp&gt;</w:t>
+            </w:r>
+            <w:r>
+              <w:rPr>
+                <w:sz w:val="20"/>
+              </w:rPr>
+              <w:t xml:space="preserve"> </w:t>
+            </w:r>
+            <w:r>
+              <w:rPr>
+                <w:b/>
+                <w:sz w:val="20"/>
+              </w:rPr>
+              <w:t>ngay trong `/etc/dconf/db/local.d/` và `locks/`</w:t>
+            </w:r>
+            <w:r>
+              <w:rPr>
+                <w:sz w:val="20"/>
+              </w:rPr>
+              <w:t xml:space="preserve">. 3. Quản trị viên chạy đúng lệnh gỡ khoá mà script in ra: </w:t>
+            </w:r>
+            <w:r>
+              <w:rPr>
+                <w:rFonts w:ascii="Courier New" w:hAnsi="Courier New"/>
+                <w:color w:val="F05922"/>
+                <w:sz w:val="20"/>
+              </w:rPr>
+              <w:t>sudo rm /etc/dconf/db/local.d/00-kiosk-lockdown /etc/dconf/db/local.d/locks/00-kiosk-lockdown &amp;&amp; sudo dconf update</w:t>
+            </w:r>
+            <w:r>
+              <w:rPr>
+                <w:sz w:val="20"/>
+              </w:rPr>
+              <w:t xml:space="preserve"> rồi reboot.</w:t>
+            </w:r>
+          </w:p>
+        </w:tc>
+      </w:tr>
+      <w:tr>
+        <w:tc>
+          <w:tcPr>
+            <w:tcW w:type="dxa" w:w="4844"/>
+            <w:tcBorders>
+              <w:top w:val="single" w:sz="4" w:space="0" w:color="CBCBCB"/>
+              <w:left w:val="single" w:sz="4" w:space="0" w:color="CBCBCB"/>
+              <w:bottom w:val="single" w:sz="4" w:space="0" w:color="CBCBCB"/>
+              <w:right w:val="single" w:sz="4" w:space="0" w:color="CBCBCB"/>
+            </w:tcBorders>
+          </w:tcPr>
+          <w:p>
+            <w:r>
+              <w:rPr>
+                <w:b/>
+                <w:sz w:val="20"/>
+              </w:rPr>
+              <w:t>Kết quả thực tế</w:t>
+            </w:r>
+          </w:p>
+        </w:tc>
+        <w:tc>
+          <w:tcPr>
+            <w:tcW w:type="dxa" w:w="4844"/>
+            <w:tcBorders>
+              <w:top w:val="single" w:sz="4" w:space="0" w:color="CBCBCB"/>
+              <w:left w:val="single" w:sz="4" w:space="0" w:color="CBCBCB"/>
+              <w:bottom w:val="single" w:sz="4" w:space="0" w:color="CBCBCB"/>
+              <w:right w:val="single" w:sz="4" w:space="0" w:color="CBCBCB"/>
+            </w:tcBorders>
+          </w:tcPr>
+          <w:p>
+            <w:r>
+              <w:rPr>
+                <w:rFonts w:ascii="Courier New" w:hAnsi="Courier New"/>
+                <w:color w:val="F05922"/>
+                <w:sz w:val="20"/>
+              </w:rPr>
+              <w:t>dconf update</w:t>
+            </w:r>
+            <w:r>
+              <w:rPr>
+                <w:sz w:val="20"/>
+              </w:rPr>
+              <w:t xml:space="preserve"> biên dịch </w:t>
+            </w:r>
+            <w:r>
+              <w:rPr>
+                <w:b/>
+                <w:sz w:val="20"/>
+              </w:rPr>
+              <w:t>MỌI file</w:t>
+            </w:r>
+            <w:r>
+              <w:rPr>
+                <w:sz w:val="20"/>
+              </w:rPr>
+              <w:t xml:space="preserve"> trong thư mục </w:t>
+            </w:r>
+            <w:r>
+              <w:rPr>
+                <w:rFonts w:ascii="Courier New" w:hAnsi="Courier New"/>
+                <w:color w:val="F05922"/>
+                <w:sz w:val="20"/>
+              </w:rPr>
+              <w:t>local.d/</w:t>
+            </w:r>
+            <w:r>
+              <w:rPr>
+                <w:sz w:val="20"/>
+              </w:rPr>
+              <w:t xml:space="preserve"> (và </w:t>
+            </w:r>
+            <w:r>
+              <w:rPr>
+                <w:rFonts w:ascii="Courier New" w:hAnsi="Courier New"/>
+                <w:color w:val="F05922"/>
+                <w:sz w:val="20"/>
+              </w:rPr>
+              <w:t>locks/</w:t>
+            </w:r>
+            <w:r>
+              <w:rPr>
+                <w:sz w:val="20"/>
+              </w:rPr>
+              <w:t xml:space="preserve">) vào binary db </w:t>
+            </w:r>
+            <w:r>
+              <w:rPr>
+                <w:b/>
+                <w:sz w:val="20"/>
+              </w:rPr>
+              <w:t>bất kể phần mở rộng tên file</w:t>
+            </w:r>
+            <w:r>
+              <w:rPr>
+                <w:sz w:val="20"/>
+              </w:rPr>
+              <w:t xml:space="preserve"> — nên các file </w:t>
+            </w:r>
+            <w:r>
+              <w:rPr>
+                <w:rFonts w:ascii="Courier New" w:hAnsi="Courier New"/>
+                <w:color w:val="F05922"/>
+                <w:sz w:val="20"/>
+              </w:rPr>
+              <w:t>.bak-*</w:t>
+            </w:r>
+            <w:r>
+              <w:rPr>
+                <w:sz w:val="20"/>
+              </w:rPr>
+              <w:t xml:space="preserve"> (bản sao byte-đúng của lockdown) vẫn được nạp và </w:t>
+            </w:r>
+            <w:r>
+              <w:rPr>
+                <w:b/>
+                <w:sz w:val="20"/>
+              </w:rPr>
+              <w:t>tái áp toàn bộ lock</w:t>
+            </w:r>
+            <w:r>
+              <w:rPr>
+                <w:sz w:val="20"/>
+              </w:rPr>
+              <w:t xml:space="preserve">. Sau khi "gỡ khoá" + reboot, </w:t>
+            </w:r>
+            <w:r>
+              <w:rPr>
+                <w:rFonts w:ascii="Courier New" w:hAnsi="Courier New"/>
+                <w:color w:val="F05922"/>
+                <w:sz w:val="20"/>
+              </w:rPr>
+              <w:t>gsettings writable</w:t>
+            </w:r>
+            <w:r>
+              <w:rPr>
+                <w:sz w:val="20"/>
+              </w:rPr>
+              <w:t xml:space="preserve"> các key vẫn = </w:t>
+            </w:r>
+            <w:r>
+              <w:rPr>
+                <w:rFonts w:ascii="Courier New" w:hAnsi="Courier New"/>
+                <w:color w:val="F05922"/>
+                <w:sz w:val="20"/>
+              </w:rPr>
+              <w:t>false</w:t>
+            </w:r>
+            <w:r>
+              <w:rPr>
+                <w:sz w:val="20"/>
+              </w:rPr>
+              <w:t xml:space="preserve"> → khoá KHÔNG được gỡ. Trên ZCU test đã thấy </w:t>
+            </w:r>
+            <w:r>
+              <w:rPr>
+                <w:b/>
+                <w:sz w:val="20"/>
+              </w:rPr>
+              <w:t>10 file `.bak` tích luỹ</w:t>
+            </w:r>
+            <w:r>
+              <w:rPr>
+                <w:sz w:val="20"/>
+              </w:rPr>
+              <w:t xml:space="preserve"> trong </w:t>
+            </w:r>
+            <w:r>
+              <w:rPr>
+                <w:rFonts w:ascii="Courier New" w:hAnsi="Courier New"/>
+                <w:color w:val="F05922"/>
+                <w:sz w:val="20"/>
+              </w:rPr>
+              <w:t>local.d/</w:t>
+            </w:r>
+            <w:r>
+              <w:rPr>
+                <w:sz w:val="20"/>
+              </w:rPr>
+              <w:t xml:space="preserve"> và </w:t>
+            </w:r>
+            <w:r>
+              <w:rPr>
+                <w:rFonts w:ascii="Courier New" w:hAnsi="Courier New"/>
+                <w:color w:val="F05922"/>
+                <w:sz w:val="20"/>
+              </w:rPr>
+              <w:t>locks/</w:t>
+            </w:r>
+            <w:r>
+              <w:rPr>
+                <w:sz w:val="20"/>
+              </w:rPr>
+              <w:t xml:space="preserve"> sau các lần deploy.</w:t>
+            </w:r>
+          </w:p>
+        </w:tc>
+      </w:tr>
+      <w:tr>
+        <w:tc>
+          <w:tcPr>
+            <w:tcW w:type="dxa" w:w="4844"/>
+            <w:shd w:val="clear" w:color="auto" w:fill="B8B3D6"/>
+            <w:tcBorders>
+              <w:top w:val="single" w:sz="4" w:space="0" w:color="CBCBCB"/>
+              <w:left w:val="single" w:sz="4" w:space="0" w:color="CBCBCB"/>
+              <w:bottom w:val="single" w:sz="4" w:space="0" w:color="CBCBCB"/>
+              <w:right w:val="single" w:sz="4" w:space="0" w:color="CBCBCB"/>
+            </w:tcBorders>
+          </w:tcPr>
+          <w:p>
+            <w:r>
+              <w:rPr>
+                <w:b/>
+                <w:sz w:val="20"/>
+              </w:rPr>
+              <w:t>Kết quả mong đợi</w:t>
+            </w:r>
+          </w:p>
+        </w:tc>
+        <w:tc>
+          <w:tcPr>
+            <w:tcW w:type="dxa" w:w="4844"/>
+            <w:shd w:val="clear" w:color="auto" w:fill="B8B3D6"/>
+            <w:tcBorders>
+              <w:top w:val="single" w:sz="4" w:space="0" w:color="CBCBCB"/>
+              <w:left w:val="single" w:sz="4" w:space="0" w:color="CBCBCB"/>
+              <w:bottom w:val="single" w:sz="4" w:space="0" w:color="CBCBCB"/>
+              <w:right w:val="single" w:sz="4" w:space="0" w:color="CBCBCB"/>
+            </w:tcBorders>
+          </w:tcPr>
+          <w:p>
+            <w:r>
+              <w:rPr>
+                <w:sz w:val="20"/>
+              </w:rPr>
+              <w:t xml:space="preserve">(1) Backup dconf phải ghi RA NGOÀI thư mục db (VD </w:t>
+            </w:r>
+            <w:r>
+              <w:rPr>
+                <w:rFonts w:ascii="Courier New" w:hAnsi="Courier New"/>
+                <w:color w:val="F05922"/>
+                <w:sz w:val="20"/>
+              </w:rPr>
+              <w:t>/etc/dconf/kiosk-backups/</w:t>
+            </w:r>
+            <w:r>
+              <w:rPr>
+                <w:sz w:val="20"/>
+              </w:rPr>
+              <w:t xml:space="preserve"> hoặc </w:t>
+            </w:r>
+            <w:r>
+              <w:rPr>
+                <w:rFonts w:ascii="Courier New" w:hAnsi="Courier New"/>
+                <w:color w:val="F05922"/>
+                <w:sz w:val="20"/>
+              </w:rPr>
+              <w:t>/var/backups/</w:t>
+            </w:r>
+            <w:r>
+              <w:rPr>
+                <w:sz w:val="20"/>
+              </w:rPr>
+              <w:t xml:space="preserve">), KHÔNG để trong </w:t>
+            </w:r>
+            <w:r>
+              <w:rPr>
+                <w:rFonts w:ascii="Courier New" w:hAnsi="Courier New"/>
+                <w:color w:val="F05922"/>
+                <w:sz w:val="20"/>
+              </w:rPr>
+              <w:t>local.d/</w:t>
+            </w:r>
+            <w:r>
+              <w:rPr>
+                <w:sz w:val="20"/>
+              </w:rPr>
+              <w:t>/</w:t>
+            </w:r>
+            <w:r>
+              <w:rPr>
+                <w:rFonts w:ascii="Courier New" w:hAnsi="Courier New"/>
+                <w:color w:val="F05922"/>
+                <w:sz w:val="20"/>
+              </w:rPr>
+              <w:t>locks/</w:t>
+            </w:r>
+            <w:r>
+              <w:rPr>
+                <w:sz w:val="20"/>
+              </w:rPr>
+              <w:t xml:space="preserve">. (2) Lệnh gỡ khoá bảo trì mà script in ra phải xoá cả các </w:t>
+            </w:r>
+            <w:r>
+              <w:rPr>
+                <w:rFonts w:ascii="Courier New" w:hAnsi="Courier New"/>
+                <w:color w:val="F05922"/>
+                <w:sz w:val="20"/>
+              </w:rPr>
+              <w:t>.bak</w:t>
+            </w:r>
+            <w:r>
+              <w:rPr>
+                <w:sz w:val="20"/>
+              </w:rPr>
+              <w:t xml:space="preserve"> còn sót (hoặc backup không nằm trong db thì không cần). (3) Không tích luỹ file rác trong thư mục dconf db.</w:t>
+            </w:r>
+          </w:p>
+        </w:tc>
+      </w:tr>
+      <w:tr>
+        <w:tc>
+          <w:tcPr>
+            <w:tcW w:type="dxa" w:w="4844"/>
+            <w:tcBorders>
+              <w:top w:val="single" w:sz="4" w:space="0" w:color="CBCBCB"/>
+              <w:left w:val="single" w:sz="4" w:space="0" w:color="CBCBCB"/>
+              <w:bottom w:val="single" w:sz="4" w:space="0" w:color="CBCBCB"/>
+              <w:right w:val="single" w:sz="4" w:space="0" w:color="CBCBCB"/>
+            </w:tcBorders>
+          </w:tcPr>
+          <w:p>
+            <w:r>
+              <w:rPr>
+                <w:b/>
+                <w:sz w:val="20"/>
+              </w:rPr>
+              <w:t>Ảnh hưởng phụ</w:t>
+            </w:r>
+          </w:p>
+        </w:tc>
+        <w:tc>
+          <w:tcPr>
+            <w:tcW w:type="dxa" w:w="4844"/>
+            <w:tcBorders>
+              <w:top w:val="single" w:sz="4" w:space="0" w:color="CBCBCB"/>
+              <w:left w:val="single" w:sz="4" w:space="0" w:color="CBCBCB"/>
+              <w:bottom w:val="single" w:sz="4" w:space="0" w:color="CBCBCB"/>
+              <w:right w:val="single" w:sz="4" w:space="0" w:color="CBCBCB"/>
+            </w:tcBorders>
+          </w:tcPr>
+          <w:p>
+            <w:r>
+              <w:rPr>
+                <w:sz w:val="20"/>
+              </w:rPr>
+              <w:t xml:space="preserve">Vì backup byte-đúng nên hiện tại lockdown vẫn hoạt động ĐÚNG (fail an toàn về phía "vẫn khoá") — KHÔNG hạ bảo mật. Rủi ro thực: (a) đường bảo trì gỡ khoá bị hỏng khiến kỹ thuật viên tưởng máy lỗi; (b) nếu tương lai một lần deploy GỠ BỚT 1 key khỏi lockdown, các </w:t>
+            </w:r>
+            <w:r>
+              <w:rPr>
+                <w:rFonts w:ascii="Courier New" w:hAnsi="Courier New"/>
+                <w:color w:val="F05922"/>
+                <w:sz w:val="20"/>
+              </w:rPr>
+              <w:t>.bak</w:t>
+            </w:r>
+            <w:r>
+              <w:rPr>
+                <w:sz w:val="20"/>
+              </w:rPr>
+              <w:t xml:space="preserve"> cũ vẫn chứa key đó → key bị "gỡ" vẫn bị khoá âm thầm qua backup cũ (khó chẩn đoán).</w:t>
+            </w:r>
+          </w:p>
+        </w:tc>
+      </w:tr>
+      <w:tr>
+        <w:tc>
+          <w:tcPr>
+            <w:tcW w:type="dxa" w:w="4844"/>
+            <w:shd w:val="clear" w:color="auto" w:fill="B8B3D6"/>
+            <w:tcBorders>
+              <w:top w:val="single" w:sz="4" w:space="0" w:color="CBCBCB"/>
+              <w:left w:val="single" w:sz="4" w:space="0" w:color="CBCBCB"/>
+              <w:bottom w:val="single" w:sz="4" w:space="0" w:color="CBCBCB"/>
+              <w:right w:val="single" w:sz="4" w:space="0" w:color="CBCBCB"/>
+            </w:tcBorders>
+          </w:tcPr>
+          <w:p>
+            <w:r>
+              <w:rPr>
+                <w:b/>
+                <w:sz w:val="20"/>
+              </w:rPr>
+              <w:t>Đề xuất cho Senior Developer</w:t>
+            </w:r>
+          </w:p>
+        </w:tc>
+        <w:tc>
+          <w:tcPr>
+            <w:tcW w:type="dxa" w:w="4844"/>
+            <w:shd w:val="clear" w:color="auto" w:fill="B8B3D6"/>
+            <w:tcBorders>
+              <w:top w:val="single" w:sz="4" w:space="0" w:color="CBCBCB"/>
+              <w:left w:val="single" w:sz="4" w:space="0" w:color="CBCBCB"/>
+              <w:bottom w:val="single" w:sz="4" w:space="0" w:color="CBCBCB"/>
+              <w:right w:val="single" w:sz="4" w:space="0" w:color="CBCBCB"/>
+            </w:tcBorders>
+          </w:tcPr>
+          <w:p>
+            <w:r>
+              <w:rPr>
+                <w:sz w:val="20"/>
+              </w:rPr>
+              <w:t xml:space="preserve">Đổi </w:t>
+            </w:r>
+            <w:r>
+              <w:rPr>
+                <w:rFonts w:ascii="Courier New" w:hAnsi="Courier New"/>
+                <w:color w:val="F05922"/>
+                <w:sz w:val="20"/>
+              </w:rPr>
+              <w:t>BAK_SUFFIX</w:t>
+            </w:r>
+            <w:r>
+              <w:rPr>
+                <w:sz w:val="20"/>
+              </w:rPr>
+              <w:t xml:space="preserve">/đường dẫn backup của mục [9/9] (dòng 362, 500-502, 526-527) sang thư mục NGOÀI </w:t>
+            </w:r>
+            <w:r>
+              <w:rPr>
+                <w:rFonts w:ascii="Courier New" w:hAnsi="Courier New"/>
+                <w:color w:val="F05922"/>
+                <w:sz w:val="20"/>
+              </w:rPr>
+              <w:t>/etc/dconf/db/local.d/</w:t>
+            </w:r>
+            <w:r>
+              <w:rPr>
+                <w:sz w:val="20"/>
+              </w:rPr>
+              <w:t xml:space="preserve">; hoặc dùng đuôi mà dconf bỏ qua thì vẫn KHÔNG an toàn (dconf đọc mọi file) → bắt buộc chuyển ra ngoài thư mục. Cập nhật câu lệnh gỡ khoá bảo trì tương ứng. Dọn các </w:t>
+            </w:r>
+            <w:r>
+              <w:rPr>
+                <w:rFonts w:ascii="Courier New" w:hAnsi="Courier New"/>
+                <w:color w:val="F05922"/>
+                <w:sz w:val="20"/>
+              </w:rPr>
+              <w:t>.bak</w:t>
+            </w:r>
+            <w:r>
+              <w:rPr>
+                <w:sz w:val="20"/>
+              </w:rPr>
+              <w:t xml:space="preserve"> đang tồn trong db trên máy đã deploy.</w:t>
+            </w:r>
+          </w:p>
+        </w:tc>
+      </w:tr>
+    </w:tbl>
+    <w:p/>
+    <w:tbl>
+      <w:tblPr>
+        <w:tblStyle w:val="TableGrid"/>
+        <w:tblW w:type="auto" w:w="0"/>
+        <w:tblLook w:firstColumn="1" w:firstRow="1" w:lastColumn="0" w:lastRow="0" w:noHBand="0" w:noVBand="1" w:val="04A0"/>
+      </w:tblPr>
+      <w:tblGrid>
+        <w:gridCol w:w="3230"/>
+        <w:gridCol w:w="3230"/>
+        <w:gridCol w:w="3230"/>
+      </w:tblGrid>
+      <w:tr>
+        <w:tc>
+          <w:tcPr>
+            <w:tcW w:type="dxa" w:w="3230"/>
+            <w:shd w:val="clear" w:color="auto" w:fill="251C53"/>
+            <w:tcBorders>
+              <w:top w:val="single" w:sz="4" w:space="0" w:color="251C53"/>
+              <w:left w:val="single" w:sz="4" w:space="0" w:color="251C53"/>
+              <w:bottom w:val="single" w:sz="4" w:space="0" w:color="251C53"/>
+              <w:right w:val="single" w:sz="4" w:space="0" w:color="251C53"/>
+            </w:tcBorders>
+          </w:tcPr>
+          <w:p>
+            <w:r>
+              <w:rPr>
+                <w:b/>
+                <w:color w:val="FFFFFF"/>
+                <w:sz w:val="20"/>
+              </w:rPr>
+              <w:t>Finding</w:t>
+            </w:r>
+          </w:p>
+        </w:tc>
+        <w:tc>
+          <w:tcPr>
+            <w:tcW w:type="dxa" w:w="3230"/>
+            <w:shd w:val="clear" w:color="auto" w:fill="251C53"/>
+            <w:tcBorders>
+              <w:top w:val="single" w:sz="4" w:space="0" w:color="251C53"/>
+              <w:left w:val="single" w:sz="4" w:space="0" w:color="251C53"/>
+              <w:bottom w:val="single" w:sz="4" w:space="0" w:color="251C53"/>
+              <w:right w:val="single" w:sz="4" w:space="0" w:color="251C53"/>
+            </w:tcBorders>
+          </w:tcPr>
+          <w:p>
+            <w:r>
+              <w:rPr>
+                <w:b/>
+                <w:color w:val="FFFFFF"/>
+                <w:sz w:val="20"/>
+              </w:rPr>
+              <w:t>Trạng thái</w:t>
+            </w:r>
+          </w:p>
+        </w:tc>
+        <w:tc>
+          <w:tcPr>
+            <w:tcW w:type="dxa" w:w="3230"/>
+            <w:shd w:val="clear" w:color="auto" w:fill="251C53"/>
+            <w:tcBorders>
+              <w:top w:val="single" w:sz="4" w:space="0" w:color="251C53"/>
+              <w:left w:val="single" w:sz="4" w:space="0" w:color="251C53"/>
+              <w:bottom w:val="single" w:sz="4" w:space="0" w:color="251C53"/>
+              <w:right w:val="single" w:sz="4" w:space="0" w:color="251C53"/>
+            </w:tcBorders>
+          </w:tcPr>
+          <w:p>
+            <w:r>
+              <w:rPr>
+                <w:b/>
+                <w:color w:val="FFFFFF"/>
+                <w:sz w:val="20"/>
+              </w:rPr>
+              <w:t>File chính cần sửa</w:t>
+            </w:r>
+          </w:p>
+        </w:tc>
+      </w:tr>
+      <w:tr>
+        <w:tc>
+          <w:tcPr>
+            <w:tcW w:type="dxa" w:w="3230"/>
+            <w:tcBorders>
+              <w:top w:val="single" w:sz="4" w:space="0" w:color="CBCBCB"/>
+              <w:left w:val="single" w:sz="4" w:space="0" w:color="CBCBCB"/>
+              <w:bottom w:val="single" w:sz="4" w:space="0" w:color="CBCBCB"/>
+              <w:right w:val="single" w:sz="4" w:space="0" w:color="CBCBCB"/>
+            </w:tcBorders>
+          </w:tcPr>
+          <w:p>
+            <w:r>
+              <w:rPr>
+                <w:sz w:val="20"/>
+              </w:rPr>
+              <w:t>---</w:t>
+            </w:r>
+          </w:p>
+        </w:tc>
+        <w:tc>
+          <w:tcPr>
+            <w:tcW w:type="dxa" w:w="3230"/>
+            <w:tcBorders>
+              <w:top w:val="single" w:sz="4" w:space="0" w:color="CBCBCB"/>
+              <w:left w:val="single" w:sz="4" w:space="0" w:color="CBCBCB"/>
+              <w:bottom w:val="single" w:sz="4" w:space="0" w:color="CBCBCB"/>
+              <w:right w:val="single" w:sz="4" w:space="0" w:color="CBCBCB"/>
+            </w:tcBorders>
+          </w:tcPr>
+          <w:p>
+            <w:r>
+              <w:rPr>
+                <w:sz w:val="20"/>
+              </w:rPr>
+              <w:t>---</w:t>
+            </w:r>
+          </w:p>
+        </w:tc>
+        <w:tc>
+          <w:tcPr>
+            <w:tcW w:type="dxa" w:w="3230"/>
+            <w:tcBorders>
+              <w:top w:val="single" w:sz="4" w:space="0" w:color="CBCBCB"/>
+              <w:left w:val="single" w:sz="4" w:space="0" w:color="CBCBCB"/>
+              <w:bottom w:val="single" w:sz="4" w:space="0" w:color="CBCBCB"/>
+              <w:right w:val="single" w:sz="4" w:space="0" w:color="CBCBCB"/>
+            </w:tcBorders>
+          </w:tcPr>
+          <w:p>
+            <w:r>
+              <w:rPr>
+                <w:sz w:val="20"/>
+              </w:rPr>
+              <w:t>---</w:t>
+            </w:r>
+          </w:p>
+        </w:tc>
+      </w:tr>
+      <w:tr>
+        <w:tc>
+          <w:tcPr>
+            <w:tcW w:type="dxa" w:w="3230"/>
+            <w:shd w:val="clear" w:color="auto" w:fill="B8B3D6"/>
+            <w:tcBorders>
+              <w:top w:val="single" w:sz="4" w:space="0" w:color="CBCBCB"/>
+              <w:left w:val="single" w:sz="4" w:space="0" w:color="CBCBCB"/>
+              <w:bottom w:val="single" w:sz="4" w:space="0" w:color="CBCBCB"/>
+              <w:right w:val="single" w:sz="4" w:space="0" w:color="CBCBCB"/>
+            </w:tcBorders>
+          </w:tcPr>
+          <w:p>
+            <w:r>
+              <w:rPr>
+                <w:sz w:val="20"/>
+              </w:rPr>
+              <w:t>F11 Backup dconf trong thư mục db → gỡ khoá bảo trì không hiệu lực</w:t>
+            </w:r>
+          </w:p>
+        </w:tc>
+        <w:tc>
+          <w:tcPr>
+            <w:tcW w:type="dxa" w:w="3230"/>
+            <w:shd w:val="clear" w:color="auto" w:fill="B8B3D6"/>
+            <w:tcBorders>
+              <w:top w:val="single" w:sz="4" w:space="0" w:color="CBCBCB"/>
+              <w:left w:val="single" w:sz="4" w:space="0" w:color="CBCBCB"/>
+              <w:bottom w:val="single" w:sz="4" w:space="0" w:color="CBCBCB"/>
+              <w:right w:val="single" w:sz="4" w:space="0" w:color="CBCBCB"/>
+            </w:tcBorders>
+          </w:tcPr>
+          <w:p>
+            <w:r>
+              <w:rPr>
+                <w:sz w:val="20"/>
+              </w:rPr>
+              <w:t>🆕 Mới phát hiện (QA verify F09/F10) — chờ Senior Developer</w:t>
+            </w:r>
+          </w:p>
+        </w:tc>
+        <w:tc>
+          <w:tcPr>
+            <w:tcW w:type="dxa" w:w="3230"/>
+            <w:shd w:val="clear" w:color="auto" w:fill="B8B3D6"/>
+            <w:tcBorders>
+              <w:top w:val="single" w:sz="4" w:space="0" w:color="CBCBCB"/>
+              <w:left w:val="single" w:sz="4" w:space="0" w:color="CBCBCB"/>
+              <w:bottom w:val="single" w:sz="4" w:space="0" w:color="CBCBCB"/>
+              <w:right w:val="single" w:sz="4" w:space="0" w:color="CBCBCB"/>
+            </w:tcBorders>
+          </w:tcPr>
+          <w:p>
+            <w:r>
+              <w:rPr>
+                <w:rFonts w:ascii="Courier New" w:hAnsi="Courier New"/>
+                <w:color w:val="F05922"/>
+                <w:sz w:val="20"/>
+              </w:rPr>
+              <w:t>scripts/linux-kiosk/2-configure-system.sh</w:t>
+            </w:r>
+            <w:r>
+              <w:rPr>
+                <w:sz w:val="20"/>
+              </w:rPr>
+              <w:t xml:space="preserve"> mục [9/9]</w:t>
+            </w:r>
+          </w:p>
+        </w:tc>
+      </w:tr>
+    </w:tbl>
+    <w:p/>
+    <w:p>
+      <w:pPr>
+        <w:pBdr>
+          <w:bottom w:val="single" w:sz="6" w:space="1" w:color="F05922"/>
+        </w:pBdr>
+        <w:spacing w:after="120"/>
+      </w:pPr>
     </w:p>
     <w:sectPr>
       <w:headerReference w:type="default" r:id="rId9"/>

--- a/docs/bugs/BUG-ccu-ui-findings-2026-07-26.docx
+++ b/docs/bugs/BUG-ccu-ui-findings-2026-07-26.docx
@@ -27817,6 +27817,921 @@
       </w:tr>
     </w:tbl>
     <w:p/>
+    <w:p>
+      <w:pPr>
+        <w:spacing w:before="40" w:after="40"/>
+        <w:ind w:left="567"/>
+        <w:pBdr>
+          <w:left w:val="single" w:sz="12" w:space="10" w:color="F05922"/>
+        </w:pBdr>
+      </w:pPr>
+      <w:r>
+        <w:rPr>
+          <w:b/>
+          <w:color w:val="4A3F8C"/>
+        </w:rPr>
+        <w:t>✅ Đã sửa (2026-07-27, senior-developer):</w:t>
+      </w:r>
+    </w:p>
+    <w:p>
+      <w:pPr>
+        <w:spacing w:before="40" w:after="40"/>
+        <w:ind w:left="567"/>
+        <w:pBdr>
+          <w:left w:val="single" w:sz="12" w:space="10" w:color="F05922"/>
+        </w:pBdr>
+      </w:pPr>
+      <w:r>
+        <w:rPr>
+          <w:color w:val="4A3F8C"/>
+        </w:rPr>
+        <w:t xml:space="preserve">- </w:t>
+      </w:r>
+      <w:r>
+        <w:rPr>
+          <w:b/>
+          <w:color w:val="4A3F8C"/>
+        </w:rPr>
+        <w:t>Nguyên nhân gốc:</w:t>
+      </w:r>
+      <w:r>
+        <w:rPr>
+          <w:color w:val="4A3F8C"/>
+        </w:rPr>
+        <w:t xml:space="preserve"> script backup bằng </w:t>
+      </w:r>
+      <w:r>
+        <w:rPr>
+          <w:rFonts w:ascii="Courier New" w:hAnsi="Courier New"/>
+          <w:color w:val="F05922"/>
+          <w:sz w:val="18"/>
+        </w:rPr>
+        <w:t>cp file file.bak-&lt;ts&gt;</w:t>
+      </w:r>
+      <w:r>
+        <w:rPr>
+          <w:color w:val="4A3F8C"/>
+        </w:rPr>
+        <w:t xml:space="preserve"> NGAY TẠI CHỖ — nhưng </w:t>
+      </w:r>
+      <w:r>
+        <w:rPr>
+          <w:rFonts w:ascii="Courier New" w:hAnsi="Courier New"/>
+          <w:color w:val="F05922"/>
+          <w:sz w:val="18"/>
+        </w:rPr>
+        <w:t>dconf update</w:t>
+      </w:r>
+      <w:r>
+        <w:rPr>
+          <w:color w:val="4A3F8C"/>
+        </w:rPr>
+        <w:t xml:space="preserve"> biên dịch </w:t>
+      </w:r>
+      <w:r>
+        <w:rPr>
+          <w:b/>
+          <w:color w:val="4A3F8C"/>
+        </w:rPr>
+        <w:t>mọi file</w:t>
+      </w:r>
+      <w:r>
+        <w:rPr>
+          <w:color w:val="4A3F8C"/>
+        </w:rPr>
+        <w:t xml:space="preserve"> trong </w:t>
+      </w:r>
+      <w:r>
+        <w:rPr>
+          <w:rFonts w:ascii="Courier New" w:hAnsi="Courier New"/>
+          <w:color w:val="F05922"/>
+          <w:sz w:val="18"/>
+        </w:rPr>
+        <w:t>local.d/</w:t>
+      </w:r>
+      <w:r>
+        <w:rPr>
+          <w:color w:val="4A3F8C"/>
+        </w:rPr>
+        <w:t xml:space="preserve"> và </w:t>
+      </w:r>
+      <w:r>
+        <w:rPr>
+          <w:rFonts w:ascii="Courier New" w:hAnsi="Courier New"/>
+          <w:color w:val="F05922"/>
+          <w:sz w:val="18"/>
+        </w:rPr>
+        <w:t>locks/</w:t>
+      </w:r>
+      <w:r>
+        <w:rPr>
+          <w:color w:val="4A3F8C"/>
+        </w:rPr>
+        <w:t xml:space="preserve"> bất kể đuôi tên, nên bản </w:t>
+      </w:r>
+      <w:r>
+        <w:rPr>
+          <w:rFonts w:ascii="Courier New" w:hAnsi="Courier New"/>
+          <w:color w:val="F05922"/>
+          <w:sz w:val="18"/>
+        </w:rPr>
+        <w:t>.bak</w:t>
+      </w:r>
+      <w:r>
+        <w:rPr>
+          <w:color w:val="4A3F8C"/>
+        </w:rPr>
+        <w:t xml:space="preserve"> (byte-đúng của lockdown) tái áp toàn bộ lock sau khi quản trị viên xoá file chính. Cùng pattern ở </w:t>
+      </w:r>
+      <w:r>
+        <w:rPr>
+          <w:rFonts w:ascii="Courier New" w:hAnsi="Courier New"/>
+          <w:color w:val="F05922"/>
+          <w:sz w:val="18"/>
+        </w:rPr>
+        <w:t>/etc/dconf/profile/</w:t>
+      </w:r>
+      <w:r>
+        <w:rPr>
+          <w:color w:val="4A3F8C"/>
+        </w:rPr>
+        <w:t xml:space="preserve"> (mỗi file = 1 profile riêng, </w:t>
+      </w:r>
+      <w:r>
+        <w:rPr>
+          <w:rFonts w:ascii="Courier New" w:hAnsi="Courier New"/>
+          <w:color w:val="F05922"/>
+          <w:sz w:val="18"/>
+        </w:rPr>
+        <w:t>user.bak-*</w:t>
+      </w:r>
+      <w:r>
+        <w:rPr>
+          <w:color w:val="4A3F8C"/>
+        </w:rPr>
+        <w:t xml:space="preserve"> không được dùng nên vô hại nhưng là rác tích luỹ — QA thấy 9 file sau các lần deploy).</w:t>
+      </w:r>
+    </w:p>
+    <w:p>
+      <w:pPr>
+        <w:spacing w:before="40" w:after="40"/>
+        <w:ind w:left="567"/>
+        <w:pBdr>
+          <w:left w:val="single" w:sz="12" w:space="10" w:color="F05922"/>
+        </w:pBdr>
+      </w:pPr>
+      <w:r>
+        <w:rPr>
+          <w:color w:val="4A3F8C"/>
+        </w:rPr>
+        <w:t xml:space="preserve">- </w:t>
+      </w:r>
+      <w:r>
+        <w:rPr>
+          <w:b/>
+          <w:color w:val="4A3F8C"/>
+        </w:rPr>
+        <w:t>Cách sửa (`scripts/linux-kiosk/2-configure-system.sh`):</w:t>
+      </w:r>
+    </w:p>
+    <w:p>
+      <w:pPr>
+        <w:spacing w:before="40" w:after="40"/>
+        <w:ind w:left="567"/>
+        <w:pBdr>
+          <w:left w:val="single" w:sz="12" w:space="10" w:color="F05922"/>
+        </w:pBdr>
+      </w:pPr>
+      <w:r>
+        <w:rPr>
+          <w:color w:val="4A3F8C"/>
+        </w:rPr>
+        <w:t xml:space="preserve">1. </w:t>
+      </w:r>
+      <w:r>
+        <w:rPr>
+          <w:b/>
+          <w:color w:val="4A3F8C"/>
+        </w:rPr>
+        <w:t>Backup ra ngoài cây dconf db:</w:t>
+      </w:r>
+      <w:r>
+        <w:rPr>
+          <w:color w:val="4A3F8C"/>
+        </w:rPr>
+        <w:t xml:space="preserve"> thêm </w:t>
+      </w:r>
+      <w:r>
+        <w:rPr>
+          <w:rFonts w:ascii="Courier New" w:hAnsi="Courier New"/>
+          <w:color w:val="F05922"/>
+          <w:sz w:val="18"/>
+        </w:rPr>
+        <w:t>BACKUP_DIR=/var/backups/kztek-kiosk</w:t>
+      </w:r>
+      <w:r>
+        <w:rPr>
+          <w:color w:val="4A3F8C"/>
+        </w:rPr>
+        <w:t xml:space="preserve"> + helper </w:t>
+      </w:r>
+      <w:r>
+        <w:rPr>
+          <w:rFonts w:ascii="Courier New" w:hAnsi="Courier New"/>
+          <w:color w:val="F05922"/>
+          <w:sz w:val="18"/>
+        </w:rPr>
+        <w:t>_backup_sys_file</w:t>
+      </w:r>
+      <w:r>
+        <w:rPr>
+          <w:color w:val="4A3F8C"/>
+        </w:rPr>
+        <w:t xml:space="preserve"> (tên đích kèm tên thư mục cha — tránh trùng basename giữa settings và locks) — áp cho cả 3 file profile/settings/locks ở CẢ 2 nhánh khoá/gỡ. Watchdog unit backup cũng chuyển về </w:t>
+      </w:r>
+      <w:r>
+        <w:rPr>
+          <w:rFonts w:ascii="Courier New" w:hAnsi="Courier New"/>
+          <w:color w:val="F05922"/>
+          <w:sz w:val="18"/>
+        </w:rPr>
+        <w:t>$HOME/.local/state/kztek-kiosk-backups/</w:t>
+      </w:r>
+      <w:r>
+        <w:rPr>
+          <w:color w:val="4A3F8C"/>
+        </w:rPr>
+        <w:t xml:space="preserve"> (systemd bỏ qua đuôi lạ nhưng không để rác).</w:t>
+      </w:r>
+    </w:p>
+    <w:p>
+      <w:pPr>
+        <w:spacing w:before="40" w:after="40"/>
+        <w:ind w:left="567"/>
+        <w:pBdr>
+          <w:left w:val="single" w:sz="12" w:space="10" w:color="F05922"/>
+        </w:pBdr>
+      </w:pPr>
+      <w:r>
+        <w:rPr>
+          <w:color w:val="4A3F8C"/>
+        </w:rPr>
+        <w:t xml:space="preserve">2. </w:t>
+      </w:r>
+      <w:r>
+        <w:rPr>
+          <w:b/>
+          <w:color w:val="4A3F8C"/>
+        </w:rPr>
+        <w:t>Sweep file rác:</w:t>
+      </w:r>
+      <w:r>
+        <w:rPr>
+          <w:color w:val="4A3F8C"/>
+        </w:rPr>
+        <w:t xml:space="preserve"> helper </w:t>
+      </w:r>
+      <w:r>
+        <w:rPr>
+          <w:rFonts w:ascii="Courier New" w:hAnsi="Courier New"/>
+          <w:color w:val="F05922"/>
+          <w:sz w:val="18"/>
+        </w:rPr>
+        <w:t>_sweep_stray_dconf_backups</w:t>
+      </w:r>
+      <w:r>
+        <w:rPr>
+          <w:color w:val="4A3F8C"/>
+        </w:rPr>
+        <w:t xml:space="preserve"> chuyển mọi </w:t>
+      </w:r>
+      <w:r>
+        <w:rPr>
+          <w:rFonts w:ascii="Courier New" w:hAnsi="Courier New"/>
+          <w:color w:val="F05922"/>
+          <w:sz w:val="18"/>
+        </w:rPr>
+        <w:t>00-kiosk-lockdown.*</w:t>
+      </w:r>
+      <w:r>
+        <w:rPr>
+          <w:color w:val="4A3F8C"/>
+        </w:rPr>
+        <w:t xml:space="preserve"> / </w:t>
+      </w:r>
+      <w:r>
+        <w:rPr>
+          <w:rFonts w:ascii="Courier New" w:hAnsi="Courier New"/>
+          <w:color w:val="F05922"/>
+          <w:sz w:val="18"/>
+        </w:rPr>
+        <w:t>user.*</w:t>
+      </w:r>
+      <w:r>
+        <w:rPr>
+          <w:color w:val="4A3F8C"/>
+        </w:rPr>
+        <w:t xml:space="preserve"> còn sót (từ bản script cũ) trong </w:t>
+      </w:r>
+      <w:r>
+        <w:rPr>
+          <w:rFonts w:ascii="Courier New" w:hAnsi="Courier New"/>
+          <w:color w:val="F05922"/>
+          <w:sz w:val="18"/>
+        </w:rPr>
+        <w:t>local.d</w:t>
+      </w:r>
+      <w:r>
+        <w:rPr>
+          <w:color w:val="4A3F8C"/>
+        </w:rPr>
+        <w:t>/</w:t>
+      </w:r>
+      <w:r>
+        <w:rPr>
+          <w:rFonts w:ascii="Courier New" w:hAnsi="Courier New"/>
+          <w:color w:val="F05922"/>
+          <w:sz w:val="18"/>
+        </w:rPr>
+        <w:t>locks</w:t>
+      </w:r>
+      <w:r>
+        <w:rPr>
+          <w:color w:val="4A3F8C"/>
+        </w:rPr>
+        <w:t>/</w:t>
+      </w:r>
+      <w:r>
+        <w:rPr>
+          <w:rFonts w:ascii="Courier New" w:hAnsi="Courier New"/>
+          <w:color w:val="F05922"/>
+          <w:sz w:val="18"/>
+        </w:rPr>
+        <w:t>profile</w:t>
+      </w:r>
+      <w:r>
+        <w:rPr>
+          <w:color w:val="4A3F8C"/>
+        </w:rPr>
+        <w:t xml:space="preserve"> sang </w:t>
+      </w:r>
+      <w:r>
+        <w:rPr>
+          <w:rFonts w:ascii="Courier New" w:hAnsi="Courier New"/>
+          <w:color w:val="F05922"/>
+          <w:sz w:val="18"/>
+        </w:rPr>
+        <w:t>BACKUP_DIR</w:t>
+      </w:r>
+      <w:r>
+        <w:rPr>
+          <w:color w:val="4A3F8C"/>
+        </w:rPr>
+        <w:t xml:space="preserve"> — chạy ở cả 2 nhánh; chỉ đụng file prefix của mình, KHÔNG đụng config khác (VD </w:t>
+      </w:r>
+      <w:r>
+        <w:rPr>
+          <w:rFonts w:ascii="Courier New" w:hAnsi="Courier New"/>
+          <w:color w:val="F05922"/>
+          <w:sz w:val="18"/>
+        </w:rPr>
+        <w:t>01-*</w:t>
+      </w:r>
+      <w:r>
+        <w:rPr>
+          <w:color w:val="4A3F8C"/>
+        </w:rPr>
+        <w:t xml:space="preserve">). Sau cài có kiểm tra </w:t>
+      </w:r>
+      <w:r>
+        <w:rPr>
+          <w:rFonts w:ascii="Courier New" w:hAnsi="Courier New"/>
+          <w:color w:val="F05922"/>
+          <w:sz w:val="18"/>
+        </w:rPr>
+        <w:t>find ... -name '00-kiosk-lockdown.*'</w:t>
+      </w:r>
+      <w:r>
+        <w:rPr>
+          <w:color w:val="4A3F8C"/>
+        </w:rPr>
+        <w:t xml:space="preserve"> phải = 0.</w:t>
+      </w:r>
+    </w:p>
+    <w:p>
+      <w:pPr>
+        <w:spacing w:before="40" w:after="40"/>
+        <w:ind w:left="567"/>
+        <w:pBdr>
+          <w:left w:val="single" w:sz="12" w:space="10" w:color="F05922"/>
+        </w:pBdr>
+      </w:pPr>
+      <w:r>
+        <w:rPr>
+          <w:color w:val="4A3F8C"/>
+        </w:rPr>
+        <w:t xml:space="preserve">3. </w:t>
+      </w:r>
+      <w:r>
+        <w:rPr>
+          <w:b/>
+          <w:color w:val="4A3F8C"/>
+        </w:rPr>
+        <w:t>Helper gỡ khoá 1 lệnh `sudo ipgs-kiosk-unlock`</w:t>
+      </w:r>
+      <w:r>
+        <w:rPr>
+          <w:color w:val="4A3F8C"/>
+        </w:rPr>
+        <w:t xml:space="preserve"> (cài vào </w:t>
+      </w:r>
+      <w:r>
+        <w:rPr>
+          <w:rFonts w:ascii="Courier New" w:hAnsi="Courier New"/>
+          <w:color w:val="F05922"/>
+          <w:sz w:val="18"/>
+        </w:rPr>
+        <w:t>/usr/local/sbin/</w:t>
+      </w:r>
+      <w:r>
+        <w:rPr>
+          <w:color w:val="4A3F8C"/>
+        </w:rPr>
+        <w:t xml:space="preserve">, sinh từ heredoc trong script): xoá file lockdown + mọi file rác cùng prefix → </w:t>
+      </w:r>
+      <w:r>
+        <w:rPr>
+          <w:rFonts w:ascii="Courier New" w:hAnsi="Courier New"/>
+          <w:color w:val="F05922"/>
+          <w:sz w:val="18"/>
+        </w:rPr>
+        <w:t>dconf update</w:t>
+      </w:r>
+      <w:r>
+        <w:rPr>
+          <w:color w:val="4A3F8C"/>
+        </w:rPr>
+        <w:t xml:space="preserve"> → </w:t>
+      </w:r>
+      <w:r>
+        <w:rPr>
+          <w:b/>
+          <w:color w:val="4A3F8C"/>
+        </w:rPr>
+        <w:t>TỰ XÁC MINH</w:t>
+      </w:r>
+      <w:r>
+        <w:rPr>
+          <w:color w:val="4A3F8C"/>
+        </w:rPr>
+        <w:t xml:space="preserve"> </w:t>
+      </w:r>
+      <w:r>
+        <w:rPr>
+          <w:rFonts w:ascii="Courier New" w:hAnsi="Courier New"/>
+          <w:color w:val="F05922"/>
+          <w:sz w:val="18"/>
+        </w:rPr>
+        <w:t>gsettings writable org.gnome.mutter overlay-key</w:t>
+      </w:r>
+      <w:r>
+        <w:rPr>
+          <w:color w:val="4A3F8C"/>
+        </w:rPr>
+        <w:t xml:space="preserve"> = </w:t>
+      </w:r>
+      <w:r>
+        <w:rPr>
+          <w:rFonts w:ascii="Courier New" w:hAnsi="Courier New"/>
+          <w:color w:val="F05922"/>
+          <w:sz w:val="18"/>
+        </w:rPr>
+        <w:t>true</w:t>
+      </w:r>
+      <w:r>
+        <w:rPr>
+          <w:color w:val="4A3F8C"/>
+        </w:rPr>
+        <w:t xml:space="preserve"> chạy dưới user kiosk qua session bus (process mới đọc profile mới ngay — G020), in </w:t>
+      </w:r>
+      <w:r>
+        <w:rPr>
+          <w:rFonts w:ascii="Courier New" w:hAnsi="Courier New"/>
+          <w:color w:val="F05922"/>
+          <w:sz w:val="18"/>
+        </w:rPr>
+        <w:t>UNLOCK-VERIFIED</w:t>
+      </w:r>
+      <w:r>
+        <w:rPr>
+          <w:color w:val="4A3F8C"/>
+        </w:rPr>
+        <w:t>/</w:t>
+      </w:r>
+      <w:r>
+        <w:rPr>
+          <w:rFonts w:ascii="Courier New" w:hAnsi="Courier New"/>
+          <w:color w:val="F05922"/>
+          <w:sz w:val="18"/>
+        </w:rPr>
+        <w:t>UNLOCK-FAILED</w:t>
+      </w:r>
+      <w:r>
+        <w:rPr>
+          <w:color w:val="4A3F8C"/>
+        </w:rPr>
+        <w:t xml:space="preserve">. Lệnh in ra cuối mục [9/9] + nhánh gỡ (tham số 11=0) cũng verify </w:t>
+      </w:r>
+      <w:r>
+        <w:rPr>
+          <w:rFonts w:ascii="Courier New" w:hAnsi="Courier New"/>
+          <w:color w:val="F05922"/>
+          <w:sz w:val="18"/>
+        </w:rPr>
+        <w:t>writable=true</w:t>
+      </w:r>
+      <w:r>
+        <w:rPr>
+          <w:color w:val="4A3F8C"/>
+        </w:rPr>
+        <w:t xml:space="preserve"> thay vì chỉ tin "đã xoá file".</w:t>
+      </w:r>
+    </w:p>
+    <w:p>
+      <w:pPr>
+        <w:spacing w:before="40" w:after="40"/>
+        <w:ind w:left="567"/>
+        <w:pBdr>
+          <w:left w:val="single" w:sz="12" w:space="10" w:color="F05922"/>
+        </w:pBdr>
+      </w:pPr>
+      <w:r>
+        <w:rPr>
+          <w:color w:val="4A3F8C"/>
+        </w:rPr>
+        <w:t xml:space="preserve">4. </w:t>
+      </w:r>
+      <w:r>
+        <w:rPr>
+          <w:b/>
+          <w:color w:val="4A3F8C"/>
+        </w:rPr>
+        <w:t>Rà cả script:</w:t>
+      </w:r>
+      <w:r>
+        <w:rPr>
+          <w:color w:val="4A3F8C"/>
+        </w:rPr>
+        <w:t xml:space="preserve"> GDM </w:t>
+      </w:r>
+      <w:r>
+        <w:rPr>
+          <w:rFonts w:ascii="Courier New" w:hAnsi="Courier New"/>
+          <w:color w:val="F05922"/>
+          <w:sz w:val="18"/>
+        </w:rPr>
+        <w:t>custom.conf.bak-*</w:t>
+      </w:r>
+      <w:r>
+        <w:rPr>
+          <w:color w:val="4A3F8C"/>
+        </w:rPr>
+        <w:t xml:space="preserve"> trong </w:t>
+      </w:r>
+      <w:r>
+        <w:rPr>
+          <w:rFonts w:ascii="Courier New" w:hAnsi="Courier New"/>
+          <w:color w:val="F05922"/>
+          <w:sz w:val="18"/>
+        </w:rPr>
+        <w:t>/etc/gdm3/</w:t>
+      </w:r>
+      <w:r>
+        <w:rPr>
+          <w:color w:val="4A3F8C"/>
+        </w:rPr>
+        <w:t xml:space="preserve"> GIỮ NGUYÊN — GDM chỉ đọc đúng file </w:t>
+      </w:r>
+      <w:r>
+        <w:rPr>
+          <w:rFonts w:ascii="Courier New" w:hAnsi="Courier New"/>
+          <w:color w:val="F05922"/>
+          <w:sz w:val="18"/>
+        </w:rPr>
+        <w:t>custom.conf</w:t>
+      </w:r>
+      <w:r>
+        <w:rPr>
+          <w:color w:val="4A3F8C"/>
+        </w:rPr>
+        <w:t xml:space="preserve">, không quét thư mục (khác dconf), không phải lỗi. File tạm dùng </w:t>
+      </w:r>
+      <w:r>
+        <w:rPr>
+          <w:rFonts w:ascii="Courier New" w:hAnsi="Courier New"/>
+          <w:color w:val="F05922"/>
+          <w:sz w:val="18"/>
+        </w:rPr>
+        <w:t>mktemp -d</w:t>
+      </w:r>
+      <w:r>
+        <w:rPr>
+          <w:color w:val="4A3F8C"/>
+        </w:rPr>
+        <w:t xml:space="preserve"> ngoài db — sạch.</w:t>
+      </w:r>
+    </w:p>
+    <w:p>
+      <w:pPr>
+        <w:spacing w:before="40" w:after="40"/>
+        <w:ind w:left="567"/>
+        <w:pBdr>
+          <w:left w:val="single" w:sz="12" w:space="10" w:color="F05922"/>
+        </w:pBdr>
+      </w:pPr>
+      <w:r>
+        <w:rPr>
+          <w:color w:val="4A3F8C"/>
+        </w:rPr>
+        <w:t xml:space="preserve">- </w:t>
+      </w:r>
+      <w:r>
+        <w:rPr>
+          <w:b/>
+          <w:color w:val="4A3F8C"/>
+        </w:rPr>
+        <w:t>Kiểm chứng thật trên ZCU `192.168.0.101` (chu trình đầy đủ):</w:t>
+      </w:r>
+      <w:r>
+        <w:rPr>
+          <w:color w:val="4A3F8C"/>
+        </w:rPr>
+        <w:t xml:space="preserve"> (1) dọn </w:t>
+      </w:r>
+      <w:r>
+        <w:rPr>
+          <w:b/>
+          <w:color w:val="4A3F8C"/>
+        </w:rPr>
+        <w:t>11 file rác</w:t>
+      </w:r>
+      <w:r>
+        <w:rPr>
+          <w:color w:val="4A3F8C"/>
+        </w:rPr>
+        <w:t xml:space="preserve"> (2 </w:t>
+      </w:r>
+      <w:r>
+        <w:rPr>
+          <w:rFonts w:ascii="Courier New" w:hAnsi="Courier New"/>
+          <w:color w:val="F05922"/>
+          <w:sz w:val="18"/>
+        </w:rPr>
+        <w:t>.bak</w:t>
+      </w:r>
+      <w:r>
+        <w:rPr>
+          <w:color w:val="4A3F8C"/>
+        </w:rPr>
+        <w:t xml:space="preserve"> local.d/locks + 9 </w:t>
+      </w:r>
+      <w:r>
+        <w:rPr>
+          <w:rFonts w:ascii="Courier New" w:hAnsi="Courier New"/>
+          <w:color w:val="F05922"/>
+          <w:sz w:val="18"/>
+        </w:rPr>
+        <w:t>user.bak-*</w:t>
+      </w:r>
+      <w:r>
+        <w:rPr>
+          <w:color w:val="4A3F8C"/>
+        </w:rPr>
+        <w:t xml:space="preserve"> profile) → </w:t>
+      </w:r>
+      <w:r>
+        <w:rPr>
+          <w:rFonts w:ascii="Courier New" w:hAnsi="Courier New"/>
+          <w:color w:val="F05922"/>
+          <w:sz w:val="18"/>
+        </w:rPr>
+        <w:t>/var/backups/kztek-kiosk/</w:t>
+      </w:r>
+      <w:r>
+        <w:rPr>
+          <w:color w:val="4A3F8C"/>
+        </w:rPr>
+        <w:t>, db chỉ còn 2 file canonical, vẫn khoá (</w:t>
+      </w:r>
+      <w:r>
+        <w:rPr>
+          <w:rFonts w:ascii="Courier New" w:hAnsi="Courier New"/>
+          <w:color w:val="F05922"/>
+          <w:sz w:val="18"/>
+        </w:rPr>
+        <w:t>writable=false</w:t>
+      </w:r>
+      <w:r>
+        <w:rPr>
+          <w:color w:val="4A3F8C"/>
+        </w:rPr>
+        <w:t xml:space="preserve">); (2) </w:t>
+      </w:r>
+      <w:r>
+        <w:rPr>
+          <w:rFonts w:ascii="Courier New" w:hAnsi="Courier New"/>
+          <w:color w:val="F05922"/>
+          <w:sz w:val="18"/>
+        </w:rPr>
+        <w:t>sudo ipgs-kiosk-unlock</w:t>
+      </w:r>
+      <w:r>
+        <w:rPr>
+          <w:color w:val="4A3F8C"/>
+        </w:rPr>
+        <w:t xml:space="preserve"> → in </w:t>
+      </w:r>
+      <w:r>
+        <w:rPr>
+          <w:rFonts w:ascii="Courier New" w:hAnsi="Courier New"/>
+          <w:color w:val="F05922"/>
+          <w:sz w:val="18"/>
+        </w:rPr>
+        <w:t>UNLOCK-VERIFIED: overlay-key writable=true</w:t>
+      </w:r>
+      <w:r>
+        <w:rPr>
+          <w:color w:val="4A3F8C"/>
+        </w:rPr>
+        <w:t xml:space="preserve">, kiểm chứng độc lập từ SSH cũng </w:t>
+      </w:r>
+      <w:r>
+        <w:rPr>
+          <w:rFonts w:ascii="Courier New" w:hAnsi="Courier New"/>
+          <w:color w:val="F05922"/>
+          <w:sz w:val="18"/>
+        </w:rPr>
+        <w:t>true</w:t>
+      </w:r>
+      <w:r>
+        <w:rPr>
+          <w:color w:val="4A3F8C"/>
+        </w:rPr>
+        <w:t xml:space="preserve"> — </w:t>
+      </w:r>
+      <w:r>
+        <w:rPr>
+          <w:b/>
+          <w:color w:val="4A3F8C"/>
+        </w:rPr>
+        <w:t>đường gỡ khoá bảo trì hoạt động thật</w:t>
+      </w:r>
+      <w:r>
+        <w:rPr>
+          <w:color w:val="4A3F8C"/>
+        </w:rPr>
+        <w:t xml:space="preserve"> (trước fix: gỡ xong vẫn </w:t>
+      </w:r>
+      <w:r>
+        <w:rPr>
+          <w:rFonts w:ascii="Courier New" w:hAnsi="Courier New"/>
+          <w:color w:val="F05922"/>
+          <w:sz w:val="18"/>
+        </w:rPr>
+        <w:t>false</w:t>
+      </w:r>
+      <w:r>
+        <w:rPr>
+          <w:color w:val="4A3F8C"/>
+        </w:rPr>
+        <w:t xml:space="preserve"> vì </w:t>
+      </w:r>
+      <w:r>
+        <w:rPr>
+          <w:rFonts w:ascii="Courier New" w:hAnsi="Courier New"/>
+          <w:color w:val="F05922"/>
+          <w:sz w:val="18"/>
+        </w:rPr>
+        <w:t>.bak</w:t>
+      </w:r>
+      <w:r>
+        <w:rPr>
+          <w:color w:val="4A3F8C"/>
+        </w:rPr>
+        <w:t xml:space="preserve"> tái áp); (3) khoá lại (restore từ backup + </w:t>
+      </w:r>
+      <w:r>
+        <w:rPr>
+          <w:rFonts w:ascii="Courier New" w:hAnsi="Courier New"/>
+          <w:color w:val="F05922"/>
+          <w:sz w:val="18"/>
+        </w:rPr>
+        <w:t>dconf update</w:t>
+      </w:r>
+      <w:r>
+        <w:rPr>
+          <w:color w:val="4A3F8C"/>
+        </w:rPr>
+        <w:t xml:space="preserve">) → </w:t>
+      </w:r>
+      <w:r>
+        <w:rPr>
+          <w:rFonts w:ascii="Courier New" w:hAnsi="Courier New"/>
+          <w:color w:val="F05922"/>
+          <w:sz w:val="18"/>
+        </w:rPr>
+        <w:t>writable=false</w:t>
+      </w:r>
+      <w:r>
+        <w:rPr>
+          <w:color w:val="4A3F8C"/>
+        </w:rPr>
+        <w:t xml:space="preserve">, db sạch. </w:t>
+      </w:r>
+      <w:r>
+        <w:rPr>
+          <w:b/>
+          <w:color w:val="4A3F8C"/>
+        </w:rPr>
+        <w:t>Trạng thái cuối: ĐANG KHOÁ</w:t>
+      </w:r>
+      <w:r>
+        <w:rPr>
+          <w:color w:val="4A3F8C"/>
+        </w:rPr>
+        <w:t xml:space="preserve"> (cấu hình đích), helper 755 tại </w:t>
+      </w:r>
+      <w:r>
+        <w:rPr>
+          <w:rFonts w:ascii="Courier New" w:hAnsi="Courier New"/>
+          <w:color w:val="F05922"/>
+          <w:sz w:val="18"/>
+        </w:rPr>
+        <w:t>/usr/local/sbin/ipgs-kiosk-unlock</w:t>
+      </w:r>
+      <w:r>
+        <w:rPr>
+          <w:color w:val="4A3F8C"/>
+        </w:rPr>
+        <w:t>, ZcuAgent RUNNING, SSH sống.</w:t>
+      </w:r>
+    </w:p>
+    <w:p>
+      <w:pPr>
+        <w:spacing w:before="40" w:after="40"/>
+        <w:ind w:left="567"/>
+        <w:pBdr>
+          <w:left w:val="single" w:sz="12" w:space="10" w:color="F05922"/>
+        </w:pBdr>
+      </w:pPr>
+      <w:r>
+        <w:rPr>
+          <w:color w:val="4A3F8C"/>
+        </w:rPr>
+        <w:t xml:space="preserve">- </w:t>
+      </w:r>
+      <w:r>
+        <w:rPr>
+          <w:b/>
+          <w:color w:val="4A3F8C"/>
+        </w:rPr>
+        <w:t>Build/syntax:</w:t>
+      </w:r>
+      <w:r>
+        <w:rPr>
+          <w:color w:val="4A3F8C"/>
+        </w:rPr>
+        <w:t xml:space="preserve"> </w:t>
+      </w:r>
+      <w:r>
+        <w:rPr>
+          <w:rFonts w:ascii="Courier New" w:hAnsi="Courier New"/>
+          <w:color w:val="F05922"/>
+          <w:sz w:val="18"/>
+        </w:rPr>
+        <w:t>bash -n 2-configure-system.sh</w:t>
+      </w:r>
+      <w:r>
+        <w:rPr>
+          <w:color w:val="4A3F8C"/>
+        </w:rPr>
+        <w:t xml:space="preserve"> OK; helper sinh ra </w:t>
+      </w:r>
+      <w:r>
+        <w:rPr>
+          <w:rFonts w:ascii="Courier New" w:hAnsi="Courier New"/>
+          <w:color w:val="F05922"/>
+          <w:sz w:val="18"/>
+        </w:rPr>
+        <w:t>bash -n</w:t>
+      </w:r>
+      <w:r>
+        <w:rPr>
+          <w:color w:val="4A3F8C"/>
+        </w:rPr>
+        <w:t xml:space="preserve"> OK; không chạm C#.</w:t>
+      </w:r>
+    </w:p>
     <w:tbl>
       <w:tblPr>
         <w:tblStyle w:val="TableGrid"/>
@@ -27891,7 +28806,7 @@
                 <w:color w:val="FFFFFF"/>
                 <w:sz w:val="20"/>
               </w:rPr>
-              <w:t>File chính cần sửa</w:t>
+              <w:t>File chính đã sửa</w:t>
             </w:r>
           </w:p>
         </w:tc>
@@ -27992,7 +28907,7 @@
               <w:rPr>
                 <w:sz w:val="20"/>
               </w:rPr>
-              <w:t>🆕 Mới phát hiện (QA verify F09/F10) — chờ Senior Developer</w:t>
+              <w:t>✅ Đã sửa + kiểm chứng chu trình gỡ khoá → khoá lại trên ZCU thật; đã dọn 11 file rác trên máy</w:t>
             </w:r>
           </w:p>
         </w:tc>
@@ -28020,7 +28935,21 @@
               <w:rPr>
                 <w:sz w:val="20"/>
               </w:rPr>
-              <w:t xml:space="preserve"> mục [9/9]</w:t>
+              <w:t xml:space="preserve"> mục [9/9] (+ helper </w:t>
+            </w:r>
+            <w:r>
+              <w:rPr>
+                <w:rFonts w:ascii="Courier New" w:hAnsi="Courier New"/>
+                <w:color w:val="F05922"/>
+                <w:sz w:val="20"/>
+              </w:rPr>
+              <w:t>ipgs-kiosk-unlock</w:t>
+            </w:r>
+            <w:r>
+              <w:rPr>
+                <w:sz w:val="20"/>
+              </w:rPr>
+              <w:t>)</w:t>
             </w:r>
           </w:p>
         </w:tc>

--- a/docs/bugs/BUG-ccu-ui-findings-2026-07-26.docx
+++ b/docs/bugs/BUG-ccu-ui-findings-2026-07-26.docx
@@ -28956,6 +28956,3588 @@
       </w:tr>
     </w:tbl>
     <w:p/>
+    <w:p>
+      <w:pPr>
+        <w:pBdr>
+          <w:bottom w:val="single" w:sz="6" w:space="1" w:color="F05922"/>
+        </w:pBdr>
+        <w:spacing w:after="120"/>
+      </w:pPr>
+    </w:p>
+    <w:p>
+      <w:pPr>
+        <w:pStyle w:val="Heading2"/>
+        <w:spacing w:before="200" w:after="80"/>
+      </w:pPr>
+      <w:r>
+        <w:rPr>
+          <w:color w:val="F05922"/>
+          <w:sz w:val="28"/>
+        </w:rPr>
+        <w:t>Dọn sạch ZCU về trạng thái gốc — 2026-07-27 07:01</w:t>
+      </w:r>
+    </w:p>
+    <w:p>
+      <w:pPr>
+        <w:spacing w:after="80"/>
+      </w:pPr>
+      <w:r>
+        <w:rPr>
+          <w:b/>
+          <w:sz w:val="21"/>
+        </w:rPr>
+        <w:t>Người thực hiện:</w:t>
+      </w:r>
+      <w:r>
+        <w:rPr>
+          <w:sz w:val="21"/>
+        </w:rPr>
+        <w:t xml:space="preserve"> DevOps Engineer — theo quyết định user: dọn SẠCH HOÀN TOÀN mọi dấu vết kiosk (KỂ CẢ autologin) để test lại luồng Kiosk Deploy từ đầu; chấp nhận sau reboot máy dừng ở màn hình đăng nhập.</w:t>
+      </w:r>
+    </w:p>
+    <w:p>
+      <w:pPr>
+        <w:spacing w:after="80"/>
+      </w:pPr>
+      <w:r>
+        <w:rPr>
+          <w:b/>
+          <w:sz w:val="21"/>
+        </w:rPr>
+        <w:t>Môi trường:</w:t>
+      </w:r>
+      <w:r>
+        <w:rPr>
+          <w:sz w:val="21"/>
+        </w:rPr>
+        <w:t xml:space="preserve"> ZCU thật — VM VirtualBox </w:t>
+      </w:r>
+      <w:r>
+        <w:rPr>
+          <w:rFonts w:ascii="Courier New" w:hAnsi="Courier New"/>
+          <w:color w:val="F05922"/>
+          <w:sz w:val="18"/>
+        </w:rPr>
+        <w:t>ubuntu-22.06-x64</w:t>
+      </w:r>
+      <w:r>
+        <w:rPr>
+          <w:sz w:val="21"/>
+        </w:rPr>
+        <w:t xml:space="preserve">. ⚠️ </w:t>
+      </w:r>
+      <w:r>
+        <w:rPr>
+          <w:b/>
+          <w:sz w:val="21"/>
+        </w:rPr>
+        <w:t>IP ĐỔI: `192.168.0.101` → `192.168.1.172`</w:t>
+      </w:r>
+      <w:r>
+        <w:rPr>
+          <w:sz w:val="21"/>
+        </w:rPr>
+        <w:t xml:space="preserve"> (VM bridge qua Wi-Fi, mạng Wi-Fi của host đổi sang dải </w:t>
+      </w:r>
+      <w:r>
+        <w:rPr>
+          <w:rFonts w:ascii="Courier New" w:hAnsi="Courier New"/>
+          <w:color w:val="F05922"/>
+          <w:sz w:val="18"/>
+        </w:rPr>
+        <w:t>192.168.1.x</w:t>
+      </w:r>
+      <w:r>
+        <w:rPr>
+          <w:sz w:val="21"/>
+        </w:rPr>
+        <w:t xml:space="preserve"> — xác nhận qua </w:t>
+      </w:r>
+      <w:r>
+        <w:rPr>
+          <w:rFonts w:ascii="Courier New" w:hAnsi="Courier New"/>
+          <w:color w:val="F05922"/>
+          <w:sz w:val="18"/>
+        </w:rPr>
+        <w:t>VBoxManage guestproperty</w:t>
+      </w:r>
+      <w:r>
+        <w:rPr>
+          <w:sz w:val="21"/>
+        </w:rPr>
+        <w:t>). Mọi thao tác qua SSH; KHÔNG sửa code/script trong repo.</w:t>
+      </w:r>
+    </w:p>
+    <w:p>
+      <w:pPr>
+        <w:pStyle w:val="Heading3"/>
+        <w:spacing w:before="160" w:after="60"/>
+      </w:pPr>
+      <w:r>
+        <w:rPr>
+          <w:color w:val="4A3F8C"/>
+          <w:sz w:val="24"/>
+        </w:rPr>
+        <w:t>Bảng inventory — hạng mục → kết quả → bằng chứng xác minh (sau reboot 06:57)</w:t>
+      </w:r>
+    </w:p>
+    <w:tbl>
+      <w:tblPr>
+        <w:tblStyle w:val="TableGrid"/>
+        <w:tblW w:type="auto" w:w="0"/>
+        <w:tblLook w:firstColumn="1" w:firstRow="1" w:lastColumn="0" w:lastRow="0" w:noHBand="0" w:noVBand="1" w:val="04A0"/>
+      </w:tblPr>
+      <w:tblGrid>
+        <w:gridCol w:w="1938"/>
+        <w:gridCol w:w="1938"/>
+        <w:gridCol w:w="1938"/>
+        <w:gridCol w:w="1938"/>
+        <w:gridCol w:w="1938"/>
+      </w:tblGrid>
+      <w:tr>
+        <w:tc>
+          <w:tcPr>
+            <w:tcW w:type="dxa" w:w="1938"/>
+            <w:shd w:val="clear" w:color="auto" w:fill="251C53"/>
+            <w:tcBorders>
+              <w:top w:val="single" w:sz="4" w:space="0" w:color="251C53"/>
+              <w:left w:val="single" w:sz="4" w:space="0" w:color="251C53"/>
+              <w:bottom w:val="single" w:sz="4" w:space="0" w:color="251C53"/>
+              <w:right w:val="single" w:sz="4" w:space="0" w:color="251C53"/>
+            </w:tcBorders>
+          </w:tcPr>
+          <w:p>
+            <w:r>
+              <w:rPr>
+                <w:b/>
+                <w:color w:val="FFFFFF"/>
+                <w:sz w:val="20"/>
+              </w:rPr>
+              <w:t>#</w:t>
+            </w:r>
+          </w:p>
+        </w:tc>
+        <w:tc>
+          <w:tcPr>
+            <w:tcW w:type="dxa" w:w="1938"/>
+            <w:shd w:val="clear" w:color="auto" w:fill="251C53"/>
+            <w:tcBorders>
+              <w:top w:val="single" w:sz="4" w:space="0" w:color="251C53"/>
+              <w:left w:val="single" w:sz="4" w:space="0" w:color="251C53"/>
+              <w:bottom w:val="single" w:sz="4" w:space="0" w:color="251C53"/>
+              <w:right w:val="single" w:sz="4" w:space="0" w:color="251C53"/>
+            </w:tcBorders>
+          </w:tcPr>
+          <w:p>
+            <w:r>
+              <w:rPr>
+                <w:b/>
+                <w:color w:val="FFFFFF"/>
+                <w:sz w:val="20"/>
+              </w:rPr>
+              <w:t>Hạng mục</w:t>
+            </w:r>
+          </w:p>
+        </w:tc>
+        <w:tc>
+          <w:tcPr>
+            <w:tcW w:type="dxa" w:w="1938"/>
+            <w:shd w:val="clear" w:color="auto" w:fill="251C53"/>
+            <w:tcBorders>
+              <w:top w:val="single" w:sz="4" w:space="0" w:color="251C53"/>
+              <w:left w:val="single" w:sz="4" w:space="0" w:color="251C53"/>
+              <w:bottom w:val="single" w:sz="4" w:space="0" w:color="251C53"/>
+              <w:right w:val="single" w:sz="4" w:space="0" w:color="251C53"/>
+            </w:tcBorders>
+          </w:tcPr>
+          <w:p>
+            <w:r>
+              <w:rPr>
+                <w:b/>
+                <w:color w:val="FFFFFF"/>
+                <w:sz w:val="20"/>
+              </w:rPr>
+              <w:t>Kết quả</w:t>
+            </w:r>
+          </w:p>
+        </w:tc>
+        <w:tc>
+          <w:tcPr>
+            <w:tcW w:type="dxa" w:w="1938"/>
+            <w:shd w:val="clear" w:color="auto" w:fill="251C53"/>
+            <w:tcBorders>
+              <w:top w:val="single" w:sz="4" w:space="0" w:color="251C53"/>
+              <w:left w:val="single" w:sz="4" w:space="0" w:color="251C53"/>
+              <w:bottom w:val="single" w:sz="4" w:space="0" w:color="251C53"/>
+              <w:right w:val="single" w:sz="4" w:space="0" w:color="251C53"/>
+            </w:tcBorders>
+          </w:tcPr>
+          <w:p>
+            <w:r>
+              <w:rPr>
+                <w:b/>
+                <w:color w:val="FFFFFF"/>
+                <w:sz w:val="20"/>
+              </w:rPr>
+              <w:t>Bằng chứng xác minh</w:t>
+            </w:r>
+          </w:p>
+        </w:tc>
+        <w:tc>
+          <w:tcPr>
+            <w:tcW w:type="dxa" w:w="1938"/>
+            <w:shd w:val="clear" w:color="auto" w:fill="251C53"/>
+            <w:tcBorders>
+              <w:top w:val="single" w:sz="4" w:space="0" w:color="251C53"/>
+              <w:left w:val="single" w:sz="4" w:space="0" w:color="251C53"/>
+              <w:bottom w:val="single" w:sz="4" w:space="0" w:color="251C53"/>
+              <w:right w:val="single" w:sz="4" w:space="0" w:color="251C53"/>
+            </w:tcBorders>
+          </w:tcPr>
+          <w:p>
+            <w:r>
+              <w:rPr>
+                <w:b/>
+                <w:color w:val="FFFFFF"/>
+                <w:sz w:val="20"/>
+              </w:rPr>
+            </w:r>
+          </w:p>
+        </w:tc>
+      </w:tr>
+      <w:tr>
+        <w:tc>
+          <w:tcPr>
+            <w:tcW w:type="dxa" w:w="1938"/>
+            <w:tcBorders>
+              <w:top w:val="single" w:sz="4" w:space="0" w:color="CBCBCB"/>
+              <w:left w:val="single" w:sz="4" w:space="0" w:color="CBCBCB"/>
+              <w:bottom w:val="single" w:sz="4" w:space="0" w:color="CBCBCB"/>
+              <w:right w:val="single" w:sz="4" w:space="0" w:color="CBCBCB"/>
+            </w:tcBorders>
+          </w:tcPr>
+          <w:p>
+            <w:r>
+              <w:rPr>
+                <w:sz w:val="20"/>
+              </w:rPr>
+              <w:t>---</w:t>
+            </w:r>
+          </w:p>
+        </w:tc>
+        <w:tc>
+          <w:tcPr>
+            <w:tcW w:type="dxa" w:w="1938"/>
+            <w:tcBorders>
+              <w:top w:val="single" w:sz="4" w:space="0" w:color="CBCBCB"/>
+              <w:left w:val="single" w:sz="4" w:space="0" w:color="CBCBCB"/>
+              <w:bottom w:val="single" w:sz="4" w:space="0" w:color="CBCBCB"/>
+              <w:right w:val="single" w:sz="4" w:space="0" w:color="CBCBCB"/>
+            </w:tcBorders>
+          </w:tcPr>
+          <w:p>
+            <w:r>
+              <w:rPr>
+                <w:sz w:val="20"/>
+              </w:rPr>
+              <w:t>---</w:t>
+            </w:r>
+          </w:p>
+        </w:tc>
+        <w:tc>
+          <w:tcPr>
+            <w:tcW w:type="dxa" w:w="1938"/>
+            <w:tcBorders>
+              <w:top w:val="single" w:sz="4" w:space="0" w:color="CBCBCB"/>
+              <w:left w:val="single" w:sz="4" w:space="0" w:color="CBCBCB"/>
+              <w:bottom w:val="single" w:sz="4" w:space="0" w:color="CBCBCB"/>
+              <w:right w:val="single" w:sz="4" w:space="0" w:color="CBCBCB"/>
+            </w:tcBorders>
+          </w:tcPr>
+          <w:p>
+            <w:r>
+              <w:rPr>
+                <w:sz w:val="20"/>
+              </w:rPr>
+              <w:t>---</w:t>
+            </w:r>
+          </w:p>
+        </w:tc>
+        <w:tc>
+          <w:tcPr>
+            <w:tcW w:type="dxa" w:w="1938"/>
+            <w:tcBorders>
+              <w:top w:val="single" w:sz="4" w:space="0" w:color="CBCBCB"/>
+              <w:left w:val="single" w:sz="4" w:space="0" w:color="CBCBCB"/>
+              <w:bottom w:val="single" w:sz="4" w:space="0" w:color="CBCBCB"/>
+              <w:right w:val="single" w:sz="4" w:space="0" w:color="CBCBCB"/>
+            </w:tcBorders>
+          </w:tcPr>
+          <w:p>
+            <w:r>
+              <w:rPr>
+                <w:sz w:val="20"/>
+              </w:rPr>
+              <w:t>---</w:t>
+            </w:r>
+          </w:p>
+        </w:tc>
+        <w:tc>
+          <w:tcPr>
+            <w:tcW w:type="dxa" w:w="1938"/>
+            <w:tcBorders>
+              <w:top w:val="single" w:sz="4" w:space="0" w:color="CBCBCB"/>
+              <w:left w:val="single" w:sz="4" w:space="0" w:color="CBCBCB"/>
+              <w:bottom w:val="single" w:sz="4" w:space="0" w:color="CBCBCB"/>
+              <w:right w:val="single" w:sz="4" w:space="0" w:color="CBCBCB"/>
+            </w:tcBorders>
+          </w:tcPr>
+          <w:p/>
+        </w:tc>
+      </w:tr>
+      <w:tr>
+        <w:tc>
+          <w:tcPr>
+            <w:tcW w:type="dxa" w:w="1938"/>
+            <w:shd w:val="clear" w:color="auto" w:fill="B8B3D6"/>
+            <w:tcBorders>
+              <w:top w:val="single" w:sz="4" w:space="0" w:color="CBCBCB"/>
+              <w:left w:val="single" w:sz="4" w:space="0" w:color="CBCBCB"/>
+              <w:bottom w:val="single" w:sz="4" w:space="0" w:color="CBCBCB"/>
+              <w:right w:val="single" w:sz="4" w:space="0" w:color="CBCBCB"/>
+            </w:tcBorders>
+          </w:tcPr>
+          <w:p>
+            <w:r>
+              <w:rPr>
+                <w:sz w:val="20"/>
+              </w:rPr>
+              <w:t>1</w:t>
+            </w:r>
+          </w:p>
+        </w:tc>
+        <w:tc>
+          <w:tcPr>
+            <w:tcW w:type="dxa" w:w="1938"/>
+            <w:shd w:val="clear" w:color="auto" w:fill="B8B3D6"/>
+            <w:tcBorders>
+              <w:top w:val="single" w:sz="4" w:space="0" w:color="CBCBCB"/>
+              <w:left w:val="single" w:sz="4" w:space="0" w:color="CBCBCB"/>
+              <w:bottom w:val="single" w:sz="4" w:space="0" w:color="CBCBCB"/>
+              <w:right w:val="single" w:sz="4" w:space="0" w:color="CBCBCB"/>
+            </w:tcBorders>
+          </w:tcPr>
+          <w:p>
+            <w:r>
+              <w:rPr>
+                <w:sz w:val="20"/>
+              </w:rPr>
+              <w:t xml:space="preserve">Extension </w:t>
+            </w:r>
+            <w:r>
+              <w:rPr>
+                <w:rFonts w:ascii="Courier New" w:hAnsi="Courier New"/>
+                <w:color w:val="F05922"/>
+                <w:sz w:val="20"/>
+              </w:rPr>
+              <w:t>disable-overview-gestures@kztek</w:t>
+            </w:r>
+            <w:r>
+              <w:rPr>
+                <w:sz w:val="20"/>
+              </w:rPr>
+              <w:t xml:space="preserve"> (F10)</w:t>
+            </w:r>
+          </w:p>
+        </w:tc>
+        <w:tc>
+          <w:tcPr>
+            <w:tcW w:type="dxa" w:w="1938"/>
+            <w:shd w:val="clear" w:color="auto" w:fill="B8B3D6"/>
+            <w:tcBorders>
+              <w:top w:val="single" w:sz="4" w:space="0" w:color="CBCBCB"/>
+              <w:left w:val="single" w:sz="4" w:space="0" w:color="CBCBCB"/>
+              <w:bottom w:val="single" w:sz="4" w:space="0" w:color="CBCBCB"/>
+              <w:right w:val="single" w:sz="4" w:space="0" w:color="CBCBCB"/>
+            </w:tcBorders>
+          </w:tcPr>
+          <w:p>
+            <w:r>
+              <w:rPr>
+                <w:sz w:val="20"/>
+              </w:rPr>
+              <w:t>✅ Đã disable + xoá thư mục</w:t>
+            </w:r>
+          </w:p>
+        </w:tc>
+        <w:tc>
+          <w:tcPr>
+            <w:tcW w:type="dxa" w:w="1938"/>
+            <w:shd w:val="clear" w:color="auto" w:fill="B8B3D6"/>
+            <w:tcBorders>
+              <w:top w:val="single" w:sz="4" w:space="0" w:color="CBCBCB"/>
+              <w:left w:val="single" w:sz="4" w:space="0" w:color="CBCBCB"/>
+              <w:bottom w:val="single" w:sz="4" w:space="0" w:color="CBCBCB"/>
+              <w:right w:val="single" w:sz="4" w:space="0" w:color="CBCBCB"/>
+            </w:tcBorders>
+          </w:tcPr>
+          <w:p>
+            <w:r>
+              <w:rPr>
+                <w:sz w:val="20"/>
+              </w:rPr>
+              <w:t>`gnome-extensions list \</w:t>
+            </w:r>
+          </w:p>
+        </w:tc>
+        <w:tc>
+          <w:tcPr>
+            <w:tcW w:type="dxa" w:w="1938"/>
+            <w:shd w:val="clear" w:color="auto" w:fill="B8B3D6"/>
+            <w:tcBorders>
+              <w:top w:val="single" w:sz="4" w:space="0" w:color="CBCBCB"/>
+              <w:left w:val="single" w:sz="4" w:space="0" w:color="CBCBCB"/>
+              <w:bottom w:val="single" w:sz="4" w:space="0" w:color="CBCBCB"/>
+              <w:right w:val="single" w:sz="4" w:space="0" w:color="CBCBCB"/>
+            </w:tcBorders>
+          </w:tcPr>
+          <w:p>
+            <w:r>
+              <w:rPr>
+                <w:sz w:val="20"/>
+              </w:rPr>
+              <w:t>grep kztek</w:t>
+            </w:r>
+            <w:r>
+              <w:rPr>
+                <w:rFonts w:ascii="Courier New" w:hAnsi="Courier New"/>
+                <w:color w:val="F05922"/>
+                <w:sz w:val="20"/>
+              </w:rPr>
+              <w:t xml:space="preserve"> → rỗng sau reboot; </w:t>
+            </w:r>
+            <w:r>
+              <w:rPr>
+                <w:sz w:val="20"/>
+              </w:rPr>
+              <w:t>~/.local/share/gnome-shell/extensions/` rỗng</w:t>
+            </w:r>
+          </w:p>
+        </w:tc>
+      </w:tr>
+      <w:tr>
+        <w:tc>
+          <w:tcPr>
+            <w:tcW w:type="dxa" w:w="1938"/>
+            <w:tcBorders>
+              <w:top w:val="single" w:sz="4" w:space="0" w:color="CBCBCB"/>
+              <w:left w:val="single" w:sz="4" w:space="0" w:color="CBCBCB"/>
+              <w:bottom w:val="single" w:sz="4" w:space="0" w:color="CBCBCB"/>
+              <w:right w:val="single" w:sz="4" w:space="0" w:color="CBCBCB"/>
+            </w:tcBorders>
+          </w:tcPr>
+          <w:p>
+            <w:r>
+              <w:rPr>
+                <w:sz w:val="20"/>
+              </w:rPr>
+              <w:t>2</w:t>
+            </w:r>
+          </w:p>
+        </w:tc>
+        <w:tc>
+          <w:tcPr>
+            <w:tcW w:type="dxa" w:w="1938"/>
+            <w:tcBorders>
+              <w:top w:val="single" w:sz="4" w:space="0" w:color="CBCBCB"/>
+              <w:left w:val="single" w:sz="4" w:space="0" w:color="CBCBCB"/>
+              <w:bottom w:val="single" w:sz="4" w:space="0" w:color="CBCBCB"/>
+              <w:right w:val="single" w:sz="4" w:space="0" w:color="CBCBCB"/>
+            </w:tcBorders>
+          </w:tcPr>
+          <w:p>
+            <w:r>
+              <w:rPr>
+                <w:sz w:val="20"/>
+              </w:rPr>
+              <w:t>Extension Just Perfection (kiosk script)</w:t>
+            </w:r>
+          </w:p>
+        </w:tc>
+        <w:tc>
+          <w:tcPr>
+            <w:tcW w:type="dxa" w:w="1938"/>
+            <w:tcBorders>
+              <w:top w:val="single" w:sz="4" w:space="0" w:color="CBCBCB"/>
+              <w:left w:val="single" w:sz="4" w:space="0" w:color="CBCBCB"/>
+              <w:bottom w:val="single" w:sz="4" w:space="0" w:color="CBCBCB"/>
+              <w:right w:val="single" w:sz="4" w:space="0" w:color="CBCBCB"/>
+            </w:tcBorders>
+          </w:tcPr>
+          <w:p>
+            <w:r>
+              <w:rPr>
+                <w:sz w:val="20"/>
+              </w:rPr>
+              <w:t>✅ Đã disable + xoá thư mục</w:t>
+            </w:r>
+          </w:p>
+        </w:tc>
+        <w:tc>
+          <w:tcPr>
+            <w:tcW w:type="dxa" w:w="1938"/>
+            <w:tcBorders>
+              <w:top w:val="single" w:sz="4" w:space="0" w:color="CBCBCB"/>
+              <w:left w:val="single" w:sz="4" w:space="0" w:color="CBCBCB"/>
+              <w:bottom w:val="single" w:sz="4" w:space="0" w:color="CBCBCB"/>
+              <w:right w:val="single" w:sz="4" w:space="0" w:color="CBCBCB"/>
+            </w:tcBorders>
+          </w:tcPr>
+          <w:p>
+            <w:r>
+              <w:rPr>
+                <w:sz w:val="20"/>
+              </w:rPr>
+              <w:t>Như trên (</w:t>
+            </w:r>
+            <w:r>
+              <w:rPr>
+                <w:rFonts w:ascii="Courier New" w:hAnsi="Courier New"/>
+                <w:color w:val="F05922"/>
+                <w:sz w:val="20"/>
+              </w:rPr>
+              <w:t>grep perfection</w:t>
+            </w:r>
+            <w:r>
+              <w:rPr>
+                <w:sz w:val="20"/>
+              </w:rPr>
+              <w:t xml:space="preserve"> → rỗng)</w:t>
+            </w:r>
+          </w:p>
+        </w:tc>
+        <w:tc>
+          <w:tcPr>
+            <w:tcW w:type="dxa" w:w="1938"/>
+            <w:tcBorders>
+              <w:top w:val="single" w:sz="4" w:space="0" w:color="CBCBCB"/>
+              <w:left w:val="single" w:sz="4" w:space="0" w:color="CBCBCB"/>
+              <w:bottom w:val="single" w:sz="4" w:space="0" w:color="CBCBCB"/>
+              <w:right w:val="single" w:sz="4" w:space="0" w:color="CBCBCB"/>
+            </w:tcBorders>
+          </w:tcPr>
+          <w:p/>
+        </w:tc>
+      </w:tr>
+      <w:tr>
+        <w:tc>
+          <w:tcPr>
+            <w:tcW w:type="dxa" w:w="1938"/>
+            <w:shd w:val="clear" w:color="auto" w:fill="B8B3D6"/>
+            <w:tcBorders>
+              <w:top w:val="single" w:sz="4" w:space="0" w:color="CBCBCB"/>
+              <w:left w:val="single" w:sz="4" w:space="0" w:color="CBCBCB"/>
+              <w:bottom w:val="single" w:sz="4" w:space="0" w:color="CBCBCB"/>
+              <w:right w:val="single" w:sz="4" w:space="0" w:color="CBCBCB"/>
+            </w:tcBorders>
+          </w:tcPr>
+          <w:p>
+            <w:r>
+              <w:rPr>
+                <w:sz w:val="20"/>
+              </w:rPr>
+              <w:t>3</w:t>
+            </w:r>
+          </w:p>
+        </w:tc>
+        <w:tc>
+          <w:tcPr>
+            <w:tcW w:type="dxa" w:w="1938"/>
+            <w:shd w:val="clear" w:color="auto" w:fill="B8B3D6"/>
+            <w:tcBorders>
+              <w:top w:val="single" w:sz="4" w:space="0" w:color="CBCBCB"/>
+              <w:left w:val="single" w:sz="4" w:space="0" w:color="CBCBCB"/>
+              <w:bottom w:val="single" w:sz="4" w:space="0" w:color="CBCBCB"/>
+              <w:right w:val="single" w:sz="4" w:space="0" w:color="CBCBCB"/>
+            </w:tcBorders>
+          </w:tcPr>
+          <w:p>
+            <w:r>
+              <w:rPr>
+                <w:sz w:val="20"/>
+              </w:rPr>
+              <w:t xml:space="preserve">dconf lockdown </w:t>
+            </w:r>
+            <w:r>
+              <w:rPr>
+                <w:rFonts w:ascii="Courier New" w:hAnsi="Courier New"/>
+                <w:color w:val="F05922"/>
+                <w:sz w:val="20"/>
+              </w:rPr>
+              <w:t>/etc/dconf/db/local.d/00-kiosk-lockdown</w:t>
+            </w:r>
+            <w:r>
+              <w:rPr>
+                <w:sz w:val="20"/>
+              </w:rPr>
+              <w:t xml:space="preserve"> + </w:t>
+            </w:r>
+            <w:r>
+              <w:rPr>
+                <w:rFonts w:ascii="Courier New" w:hAnsi="Courier New"/>
+                <w:color w:val="F05922"/>
+                <w:sz w:val="20"/>
+              </w:rPr>
+              <w:t>locks/</w:t>
+            </w:r>
+            <w:r>
+              <w:rPr>
+                <w:sz w:val="20"/>
+              </w:rPr>
+              <w:t xml:space="preserve"> + </w:t>
+            </w:r>
+            <w:r>
+              <w:rPr>
+                <w:rFonts w:ascii="Courier New" w:hAnsi="Courier New"/>
+                <w:color w:val="F05922"/>
+                <w:sz w:val="20"/>
+              </w:rPr>
+              <w:t>/etc/dconf/profile/user</w:t>
+            </w:r>
+            <w:r>
+              <w:rPr>
+                <w:sz w:val="20"/>
+              </w:rPr>
+              <w:t xml:space="preserve"> (F09/F11)</w:t>
+            </w:r>
+          </w:p>
+        </w:tc>
+        <w:tc>
+          <w:tcPr>
+            <w:tcW w:type="dxa" w:w="1938"/>
+            <w:shd w:val="clear" w:color="auto" w:fill="B8B3D6"/>
+            <w:tcBorders>
+              <w:top w:val="single" w:sz="4" w:space="0" w:color="CBCBCB"/>
+              <w:left w:val="single" w:sz="4" w:space="0" w:color="CBCBCB"/>
+              <w:bottom w:val="single" w:sz="4" w:space="0" w:color="CBCBCB"/>
+              <w:right w:val="single" w:sz="4" w:space="0" w:color="CBCBCB"/>
+            </w:tcBorders>
+          </w:tcPr>
+          <w:p>
+            <w:r>
+              <w:rPr>
+                <w:sz w:val="20"/>
+              </w:rPr>
+              <w:t xml:space="preserve">✅ Đã xoá + </w:t>
+            </w:r>
+            <w:r>
+              <w:rPr>
+                <w:rFonts w:ascii="Courier New" w:hAnsi="Courier New"/>
+                <w:color w:val="F05922"/>
+                <w:sz w:val="20"/>
+              </w:rPr>
+              <w:t>dconf update</w:t>
+            </w:r>
+          </w:p>
+        </w:tc>
+        <w:tc>
+          <w:tcPr>
+            <w:tcW w:type="dxa" w:w="1938"/>
+            <w:shd w:val="clear" w:color="auto" w:fill="B8B3D6"/>
+            <w:tcBorders>
+              <w:top w:val="single" w:sz="4" w:space="0" w:color="CBCBCB"/>
+              <w:left w:val="single" w:sz="4" w:space="0" w:color="CBCBCB"/>
+              <w:bottom w:val="single" w:sz="4" w:space="0" w:color="CBCBCB"/>
+              <w:right w:val="single" w:sz="4" w:space="0" w:color="CBCBCB"/>
+            </w:tcBorders>
+          </w:tcPr>
+          <w:p>
+            <w:r>
+              <w:rPr>
+                <w:rFonts w:ascii="Courier New" w:hAnsi="Courier New"/>
+                <w:color w:val="F05922"/>
+                <w:sz w:val="20"/>
+              </w:rPr>
+              <w:t>ls /etc/dconf/db/local.d/</w:t>
+            </w:r>
+            <w:r>
+              <w:rPr>
+                <w:sz w:val="20"/>
+              </w:rPr>
+              <w:t xml:space="preserve"> → "No such file or directory" (xoá cả thư mục — do ta tạo); </w:t>
+            </w:r>
+            <w:r>
+              <w:rPr>
+                <w:rFonts w:ascii="Courier New" w:hAnsi="Courier New"/>
+                <w:color w:val="F05922"/>
+                <w:sz w:val="20"/>
+              </w:rPr>
+              <w:t>/etc/dconf/profile/</w:t>
+            </w:r>
+            <w:r>
+              <w:rPr>
+                <w:sz w:val="20"/>
+              </w:rPr>
+              <w:t xml:space="preserve"> chỉ còn </w:t>
+            </w:r>
+            <w:r>
+              <w:rPr>
+                <w:rFonts w:ascii="Courier New" w:hAnsi="Courier New"/>
+                <w:color w:val="F05922"/>
+                <w:sz w:val="20"/>
+              </w:rPr>
+              <w:t>ibus</w:t>
+            </w:r>
+            <w:r>
+              <w:rPr>
+                <w:sz w:val="20"/>
+              </w:rPr>
+              <w:t xml:space="preserve"> gốc; </w:t>
+            </w:r>
+            <w:r>
+              <w:rPr>
+                <w:rFonts w:ascii="Courier New" w:hAnsi="Courier New"/>
+                <w:color w:val="F05922"/>
+                <w:sz w:val="20"/>
+              </w:rPr>
+              <w:t>dconf read /org/gnome/mutter/overlay-key</w:t>
+            </w:r>
+            <w:r>
+              <w:rPr>
+                <w:sz w:val="20"/>
+              </w:rPr>
+              <w:t xml:space="preserve"> → rỗng</w:t>
+            </w:r>
+          </w:p>
+        </w:tc>
+        <w:tc>
+          <w:tcPr>
+            <w:tcW w:type="dxa" w:w="1938"/>
+            <w:shd w:val="clear" w:color="auto" w:fill="B8B3D6"/>
+            <w:tcBorders>
+              <w:top w:val="single" w:sz="4" w:space="0" w:color="CBCBCB"/>
+              <w:left w:val="single" w:sz="4" w:space="0" w:color="CBCBCB"/>
+              <w:bottom w:val="single" w:sz="4" w:space="0" w:color="CBCBCB"/>
+              <w:right w:val="single" w:sz="4" w:space="0" w:color="CBCBCB"/>
+            </w:tcBorders>
+          </w:tcPr>
+          <w:p/>
+        </w:tc>
+      </w:tr>
+      <w:tr>
+        <w:tc>
+          <w:tcPr>
+            <w:tcW w:type="dxa" w:w="1938"/>
+            <w:tcBorders>
+              <w:top w:val="single" w:sz="4" w:space="0" w:color="CBCBCB"/>
+              <w:left w:val="single" w:sz="4" w:space="0" w:color="CBCBCB"/>
+              <w:bottom w:val="single" w:sz="4" w:space="0" w:color="CBCBCB"/>
+              <w:right w:val="single" w:sz="4" w:space="0" w:color="CBCBCB"/>
+            </w:tcBorders>
+          </w:tcPr>
+          <w:p>
+            <w:r>
+              <w:rPr>
+                <w:sz w:val="20"/>
+              </w:rPr>
+              <w:t>4</w:t>
+            </w:r>
+          </w:p>
+        </w:tc>
+        <w:tc>
+          <w:tcPr>
+            <w:tcW w:type="dxa" w:w="1938"/>
+            <w:tcBorders>
+              <w:top w:val="single" w:sz="4" w:space="0" w:color="CBCBCB"/>
+              <w:left w:val="single" w:sz="4" w:space="0" w:color="CBCBCB"/>
+              <w:bottom w:val="single" w:sz="4" w:space="0" w:color="CBCBCB"/>
+              <w:right w:val="single" w:sz="4" w:space="0" w:color="CBCBCB"/>
+            </w:tcBorders>
+          </w:tcPr>
+          <w:p>
+            <w:r>
+              <w:rPr>
+                <w:sz w:val="20"/>
+              </w:rPr>
+              <w:t>Lock đã nhả</w:t>
+            </w:r>
+          </w:p>
+        </w:tc>
+        <w:tc>
+          <w:tcPr>
+            <w:tcW w:type="dxa" w:w="1938"/>
+            <w:tcBorders>
+              <w:top w:val="single" w:sz="4" w:space="0" w:color="CBCBCB"/>
+              <w:left w:val="single" w:sz="4" w:space="0" w:color="CBCBCB"/>
+              <w:bottom w:val="single" w:sz="4" w:space="0" w:color="CBCBCB"/>
+              <w:right w:val="single" w:sz="4" w:space="0" w:color="CBCBCB"/>
+            </w:tcBorders>
+          </w:tcPr>
+          <w:p>
+            <w:r>
+              <w:rPr>
+                <w:sz w:val="20"/>
+              </w:rPr>
+              <w:t>✅</w:t>
+            </w:r>
+          </w:p>
+        </w:tc>
+        <w:tc>
+          <w:tcPr>
+            <w:tcW w:type="dxa" w:w="1938"/>
+            <w:tcBorders>
+              <w:top w:val="single" w:sz="4" w:space="0" w:color="CBCBCB"/>
+              <w:left w:val="single" w:sz="4" w:space="0" w:color="CBCBCB"/>
+              <w:bottom w:val="single" w:sz="4" w:space="0" w:color="CBCBCB"/>
+              <w:right w:val="single" w:sz="4" w:space="0" w:color="CBCBCB"/>
+            </w:tcBorders>
+          </w:tcPr>
+          <w:p>
+            <w:r>
+              <w:rPr>
+                <w:rFonts w:ascii="Courier New" w:hAnsi="Courier New"/>
+                <w:color w:val="F05922"/>
+                <w:sz w:val="20"/>
+              </w:rPr>
+              <w:t>gsettings writable org.gnome.mutter overlay-key</w:t>
+            </w:r>
+            <w:r>
+              <w:rPr>
+                <w:sz w:val="20"/>
+              </w:rPr>
+              <w:t xml:space="preserve"> = </w:t>
+            </w:r>
+            <w:r>
+              <w:rPr>
+                <w:b/>
+                <w:sz w:val="20"/>
+              </w:rPr>
+              <w:t>`true`</w:t>
+            </w:r>
+            <w:r>
+              <w:rPr>
+                <w:sz w:val="20"/>
+              </w:rPr>
+              <w:t xml:space="preserve">; </w:t>
+            </w:r>
+            <w:r>
+              <w:rPr>
+                <w:rFonts w:ascii="Courier New" w:hAnsi="Courier New"/>
+                <w:color w:val="F05922"/>
+                <w:sz w:val="20"/>
+              </w:rPr>
+              <w:t>switch-to-application-4</w:t>
+            </w:r>
+            <w:r>
+              <w:rPr>
+                <w:sz w:val="20"/>
+              </w:rPr>
+              <w:t xml:space="preserve"> = </w:t>
+            </w:r>
+            <w:r>
+              <w:rPr>
+                <w:rFonts w:ascii="Courier New" w:hAnsi="Courier New"/>
+                <w:color w:val="F05922"/>
+                <w:sz w:val="20"/>
+              </w:rPr>
+              <w:t>true</w:t>
+            </w:r>
+            <w:r>
+              <w:rPr>
+                <w:sz w:val="20"/>
+              </w:rPr>
+              <w:t xml:space="preserve">; </w:t>
+            </w:r>
+            <w:r>
+              <w:rPr>
+                <w:rFonts w:ascii="Courier New" w:hAnsi="Courier New"/>
+                <w:color w:val="F05922"/>
+                <w:sz w:val="20"/>
+              </w:rPr>
+              <w:t>wm.keybindings/close</w:t>
+            </w:r>
+            <w:r>
+              <w:rPr>
+                <w:sz w:val="20"/>
+              </w:rPr>
+              <w:t xml:space="preserve"> = </w:t>
+            </w:r>
+            <w:r>
+              <w:rPr>
+                <w:rFonts w:ascii="Courier New" w:hAnsi="Courier New"/>
+                <w:color w:val="F05922"/>
+                <w:sz w:val="20"/>
+              </w:rPr>
+              <w:t>true</w:t>
+            </w:r>
+            <w:r>
+              <w:rPr>
+                <w:sz w:val="20"/>
+              </w:rPr>
+              <w:t xml:space="preserve">; </w:t>
+            </w:r>
+            <w:r>
+              <w:rPr>
+                <w:rFonts w:ascii="Courier New" w:hAnsi="Courier New"/>
+                <w:color w:val="F05922"/>
+                <w:sz w:val="20"/>
+              </w:rPr>
+              <w:t>lockdown/disable-command-line</w:t>
+            </w:r>
+            <w:r>
+              <w:rPr>
+                <w:sz w:val="20"/>
+              </w:rPr>
+              <w:t xml:space="preserve"> = </w:t>
+            </w:r>
+            <w:r>
+              <w:rPr>
+                <w:rFonts w:ascii="Courier New" w:hAnsi="Courier New"/>
+                <w:color w:val="F05922"/>
+                <w:sz w:val="20"/>
+              </w:rPr>
+              <w:t>true</w:t>
+            </w:r>
+          </w:p>
+        </w:tc>
+        <w:tc>
+          <w:tcPr>
+            <w:tcW w:type="dxa" w:w="1938"/>
+            <w:tcBorders>
+              <w:top w:val="single" w:sz="4" w:space="0" w:color="CBCBCB"/>
+              <w:left w:val="single" w:sz="4" w:space="0" w:color="CBCBCB"/>
+              <w:bottom w:val="single" w:sz="4" w:space="0" w:color="CBCBCB"/>
+              <w:right w:val="single" w:sz="4" w:space="0" w:color="CBCBCB"/>
+            </w:tcBorders>
+          </w:tcPr>
+          <w:p/>
+        </w:tc>
+      </w:tr>
+      <w:tr>
+        <w:tc>
+          <w:tcPr>
+            <w:tcW w:type="dxa" w:w="1938"/>
+            <w:shd w:val="clear" w:color="auto" w:fill="B8B3D6"/>
+            <w:tcBorders>
+              <w:top w:val="single" w:sz="4" w:space="0" w:color="CBCBCB"/>
+              <w:left w:val="single" w:sz="4" w:space="0" w:color="CBCBCB"/>
+              <w:bottom w:val="single" w:sz="4" w:space="0" w:color="CBCBCB"/>
+              <w:right w:val="single" w:sz="4" w:space="0" w:color="CBCBCB"/>
+            </w:tcBorders>
+          </w:tcPr>
+          <w:p>
+            <w:r>
+              <w:rPr>
+                <w:sz w:val="20"/>
+              </w:rPr>
+              <w:t>5</w:t>
+            </w:r>
+          </w:p>
+        </w:tc>
+        <w:tc>
+          <w:tcPr>
+            <w:tcW w:type="dxa" w:w="1938"/>
+            <w:shd w:val="clear" w:color="auto" w:fill="B8B3D6"/>
+            <w:tcBorders>
+              <w:top w:val="single" w:sz="4" w:space="0" w:color="CBCBCB"/>
+              <w:left w:val="single" w:sz="4" w:space="0" w:color="CBCBCB"/>
+              <w:bottom w:val="single" w:sz="4" w:space="0" w:color="CBCBCB"/>
+              <w:right w:val="single" w:sz="4" w:space="0" w:color="CBCBCB"/>
+            </w:tcBorders>
+          </w:tcPr>
+          <w:p>
+            <w:r>
+              <w:rPr>
+                <w:sz w:val="20"/>
+              </w:rPr>
+              <w:t xml:space="preserve">Autologin </w:t>
+            </w:r>
+            <w:r>
+              <w:rPr>
+                <w:rFonts w:ascii="Courier New" w:hAnsi="Courier New"/>
+                <w:color w:val="F05922"/>
+                <w:sz w:val="20"/>
+              </w:rPr>
+              <w:t>/etc/gdm3/custom.conf</w:t>
+            </w:r>
+          </w:p>
+        </w:tc>
+        <w:tc>
+          <w:tcPr>
+            <w:tcW w:type="dxa" w:w="1938"/>
+            <w:shd w:val="clear" w:color="auto" w:fill="B8B3D6"/>
+            <w:tcBorders>
+              <w:top w:val="single" w:sz="4" w:space="0" w:color="CBCBCB"/>
+              <w:left w:val="single" w:sz="4" w:space="0" w:color="CBCBCB"/>
+              <w:bottom w:val="single" w:sz="4" w:space="0" w:color="CBCBCB"/>
+              <w:right w:val="single" w:sz="4" w:space="0" w:color="CBCBCB"/>
+            </w:tcBorders>
+          </w:tcPr>
+          <w:p>
+            <w:r>
+              <w:rPr>
+                <w:sz w:val="20"/>
+              </w:rPr>
+              <w:t>✅ Khôi phục bản GỐC</w:t>
+            </w:r>
+          </w:p>
+        </w:tc>
+        <w:tc>
+          <w:tcPr>
+            <w:tcW w:type="dxa" w:w="1938"/>
+            <w:shd w:val="clear" w:color="auto" w:fill="B8B3D6"/>
+            <w:tcBorders>
+              <w:top w:val="single" w:sz="4" w:space="0" w:color="CBCBCB"/>
+              <w:left w:val="single" w:sz="4" w:space="0" w:color="CBCBCB"/>
+              <w:bottom w:val="single" w:sz="4" w:space="0" w:color="CBCBCB"/>
+              <w:right w:val="single" w:sz="4" w:space="0" w:color="CBCBCB"/>
+            </w:tcBorders>
+          </w:tcPr>
+          <w:p>
+            <w:r>
+              <w:rPr>
+                <w:sz w:val="20"/>
+              </w:rPr>
+              <w:t xml:space="preserve">Khôi phục từ </w:t>
+            </w:r>
+            <w:r>
+              <w:rPr>
+                <w:rFonts w:ascii="Courier New" w:hAnsi="Courier New"/>
+                <w:color w:val="F05922"/>
+                <w:sz w:val="20"/>
+              </w:rPr>
+              <w:t>custom.conf.bak-20260724213826</w:t>
+            </w:r>
+            <w:r>
+              <w:rPr>
+                <w:sz w:val="20"/>
+              </w:rPr>
+              <w:t xml:space="preserve"> (554B, 24/07 21:38 — bản TRƯỚC lần sửa đầu tiên; lưu ý: </w:t>
+            </w:r>
+            <w:r>
+              <w:rPr>
+                <w:rFonts w:ascii="Courier New" w:hAnsi="Courier New"/>
+                <w:color w:val="F05922"/>
+                <w:sz w:val="20"/>
+              </w:rPr>
+              <w:t>.bak-2026-07-26</w:t>
+            </w:r>
+            <w:r>
+              <w:rPr>
+                <w:sz w:val="20"/>
+              </w:rPr>
+              <w:t xml:space="preserve"> nêu trong kế hoạch VẪN chứa </w:t>
+            </w:r>
+            <w:r>
+              <w:rPr>
+                <w:rFonts w:ascii="Courier New" w:hAnsi="Courier New"/>
+                <w:color w:val="F05922"/>
+                <w:sz w:val="20"/>
+              </w:rPr>
+              <w:t>AutomaticLogin</w:t>
+            </w:r>
+            <w:r>
+              <w:rPr>
+                <w:sz w:val="20"/>
+              </w:rPr>
+              <w:t xml:space="preserve"> vì autologin đã bật từ 24/07, không dùng). `grep -cE '^(Automatic\</w:t>
+            </w:r>
+          </w:p>
+        </w:tc>
+        <w:tc>
+          <w:tcPr>
+            <w:tcW w:type="dxa" w:w="1938"/>
+            <w:shd w:val="clear" w:color="auto" w:fill="B8B3D6"/>
+            <w:tcBorders>
+              <w:top w:val="single" w:sz="4" w:space="0" w:color="CBCBCB"/>
+              <w:left w:val="single" w:sz="4" w:space="0" w:color="CBCBCB"/>
+              <w:bottom w:val="single" w:sz="4" w:space="0" w:color="CBCBCB"/>
+              <w:right w:val="single" w:sz="4" w:space="0" w:color="CBCBCB"/>
+            </w:tcBorders>
+          </w:tcPr>
+          <w:p>
+            <w:r>
+              <w:rPr>
+                <w:sz w:val="20"/>
+              </w:rPr>
+              <w:t>Timed)' custom.conf</w:t>
+            </w:r>
+            <w:r>
+              <w:rPr>
+                <w:rFonts w:ascii="Courier New" w:hAnsi="Courier New"/>
+                <w:color w:val="F05922"/>
+                <w:sz w:val="20"/>
+              </w:rPr>
+              <w:t xml:space="preserve"> = **0**. Đã xoá 16 file </w:t>
+            </w:r>
+            <w:r>
+              <w:rPr>
+                <w:sz w:val="20"/>
+              </w:rPr>
+              <w:t>custom.conf.bak-*`</w:t>
+            </w:r>
+          </w:p>
+        </w:tc>
+      </w:tr>
+      <w:tr>
+        <w:tc>
+          <w:tcPr>
+            <w:tcW w:type="dxa" w:w="1938"/>
+            <w:tcBorders>
+              <w:top w:val="single" w:sz="4" w:space="0" w:color="CBCBCB"/>
+              <w:left w:val="single" w:sz="4" w:space="0" w:color="CBCBCB"/>
+              <w:bottom w:val="single" w:sz="4" w:space="0" w:color="CBCBCB"/>
+              <w:right w:val="single" w:sz="4" w:space="0" w:color="CBCBCB"/>
+            </w:tcBorders>
+          </w:tcPr>
+          <w:p>
+            <w:r>
+              <w:rPr>
+                <w:sz w:val="20"/>
+              </w:rPr>
+              <w:t>6</w:t>
+            </w:r>
+          </w:p>
+        </w:tc>
+        <w:tc>
+          <w:tcPr>
+            <w:tcW w:type="dxa" w:w="1938"/>
+            <w:tcBorders>
+              <w:top w:val="single" w:sz="4" w:space="0" w:color="CBCBCB"/>
+              <w:left w:val="single" w:sz="4" w:space="0" w:color="CBCBCB"/>
+              <w:bottom w:val="single" w:sz="4" w:space="0" w:color="CBCBCB"/>
+              <w:right w:val="single" w:sz="4" w:space="0" w:color="CBCBCB"/>
+            </w:tcBorders>
+          </w:tcPr>
+          <w:p>
+            <w:r>
+              <w:rPr>
+                <w:sz w:val="20"/>
+              </w:rPr>
+              <w:t xml:space="preserve">Watchdog </w:t>
+            </w:r>
+            <w:r>
+              <w:rPr>
+                <w:rFonts w:ascii="Courier New" w:hAnsi="Courier New"/>
+                <w:color w:val="F05922"/>
+                <w:sz w:val="20"/>
+              </w:rPr>
+              <w:t>ipgs-kiosk-app.service</w:t>
+            </w:r>
+          </w:p>
+        </w:tc>
+        <w:tc>
+          <w:tcPr>
+            <w:tcW w:type="dxa" w:w="1938"/>
+            <w:tcBorders>
+              <w:top w:val="single" w:sz="4" w:space="0" w:color="CBCBCB"/>
+              <w:left w:val="single" w:sz="4" w:space="0" w:color="CBCBCB"/>
+              <w:bottom w:val="single" w:sz="4" w:space="0" w:color="CBCBCB"/>
+              <w:right w:val="single" w:sz="4" w:space="0" w:color="CBCBCB"/>
+            </w:tcBorders>
+          </w:tcPr>
+          <w:p>
+            <w:r>
+              <w:rPr>
+                <w:sz w:val="20"/>
+              </w:rPr>
+              <w:t>➖ Không có (QA đã gỡ từ phiên trước)</w:t>
+            </w:r>
+          </w:p>
+        </w:tc>
+        <w:tc>
+          <w:tcPr>
+            <w:tcW w:type="dxa" w:w="1938"/>
+            <w:tcBorders>
+              <w:top w:val="single" w:sz="4" w:space="0" w:color="CBCBCB"/>
+              <w:left w:val="single" w:sz="4" w:space="0" w:color="CBCBCB"/>
+              <w:bottom w:val="single" w:sz="4" w:space="0" w:color="CBCBCB"/>
+              <w:right w:val="single" w:sz="4" w:space="0" w:color="CBCBCB"/>
+            </w:tcBorders>
+          </w:tcPr>
+          <w:p>
+            <w:r>
+              <w:rPr>
+                <w:sz w:val="20"/>
+              </w:rPr>
+              <w:t>`systemctl --user list-unit-files \</w:t>
+            </w:r>
+          </w:p>
+        </w:tc>
+        <w:tc>
+          <w:tcPr>
+            <w:tcW w:type="dxa" w:w="1938"/>
+            <w:tcBorders>
+              <w:top w:val="single" w:sz="4" w:space="0" w:color="CBCBCB"/>
+              <w:left w:val="single" w:sz="4" w:space="0" w:color="CBCBCB"/>
+              <w:bottom w:val="single" w:sz="4" w:space="0" w:color="CBCBCB"/>
+              <w:right w:val="single" w:sz="4" w:space="0" w:color="CBCBCB"/>
+            </w:tcBorders>
+          </w:tcPr>
+          <w:p>
+            <w:r>
+              <w:rPr>
+                <w:sz w:val="20"/>
+              </w:rPr>
+              <w:t>grep kiosk` → rỗng</w:t>
+            </w:r>
+          </w:p>
+        </w:tc>
+      </w:tr>
+      <w:tr>
+        <w:tc>
+          <w:tcPr>
+            <w:tcW w:type="dxa" w:w="1938"/>
+            <w:shd w:val="clear" w:color="auto" w:fill="B8B3D6"/>
+            <w:tcBorders>
+              <w:top w:val="single" w:sz="4" w:space="0" w:color="CBCBCB"/>
+              <w:left w:val="single" w:sz="4" w:space="0" w:color="CBCBCB"/>
+              <w:bottom w:val="single" w:sz="4" w:space="0" w:color="CBCBCB"/>
+              <w:right w:val="single" w:sz="4" w:space="0" w:color="CBCBCB"/>
+            </w:tcBorders>
+          </w:tcPr>
+          <w:p>
+            <w:r>
+              <w:rPr>
+                <w:sz w:val="20"/>
+              </w:rPr>
+              <w:t>7</w:t>
+            </w:r>
+          </w:p>
+        </w:tc>
+        <w:tc>
+          <w:tcPr>
+            <w:tcW w:type="dxa" w:w="1938"/>
+            <w:shd w:val="clear" w:color="auto" w:fill="B8B3D6"/>
+            <w:tcBorders>
+              <w:top w:val="single" w:sz="4" w:space="0" w:color="CBCBCB"/>
+              <w:left w:val="single" w:sz="4" w:space="0" w:color="CBCBCB"/>
+              <w:bottom w:val="single" w:sz="4" w:space="0" w:color="CBCBCB"/>
+              <w:right w:val="single" w:sz="4" w:space="0" w:color="CBCBCB"/>
+            </w:tcBorders>
+          </w:tcPr>
+          <w:p>
+            <w:r>
+              <w:rPr>
+                <w:sz w:val="20"/>
+              </w:rPr>
+              <w:t xml:space="preserve">Helper </w:t>
+            </w:r>
+            <w:r>
+              <w:rPr>
+                <w:rFonts w:ascii="Courier New" w:hAnsi="Courier New"/>
+                <w:color w:val="F05922"/>
+                <w:sz w:val="20"/>
+              </w:rPr>
+              <w:t>/usr/local/sbin/ipgs-kiosk-unlock</w:t>
+            </w:r>
+            <w:r>
+              <w:rPr>
+                <w:sz w:val="20"/>
+              </w:rPr>
+              <w:t xml:space="preserve"> (F11)</w:t>
+            </w:r>
+          </w:p>
+        </w:tc>
+        <w:tc>
+          <w:tcPr>
+            <w:tcW w:type="dxa" w:w="1938"/>
+            <w:shd w:val="clear" w:color="auto" w:fill="B8B3D6"/>
+            <w:tcBorders>
+              <w:top w:val="single" w:sz="4" w:space="0" w:color="CBCBCB"/>
+              <w:left w:val="single" w:sz="4" w:space="0" w:color="CBCBCB"/>
+              <w:bottom w:val="single" w:sz="4" w:space="0" w:color="CBCBCB"/>
+              <w:right w:val="single" w:sz="4" w:space="0" w:color="CBCBCB"/>
+            </w:tcBorders>
+          </w:tcPr>
+          <w:p>
+            <w:r>
+              <w:rPr>
+                <w:sz w:val="20"/>
+              </w:rPr>
+              <w:t>✅ Đã xoá</w:t>
+            </w:r>
+          </w:p>
+        </w:tc>
+        <w:tc>
+          <w:tcPr>
+            <w:tcW w:type="dxa" w:w="1938"/>
+            <w:shd w:val="clear" w:color="auto" w:fill="B8B3D6"/>
+            <w:tcBorders>
+              <w:top w:val="single" w:sz="4" w:space="0" w:color="CBCBCB"/>
+              <w:left w:val="single" w:sz="4" w:space="0" w:color="CBCBCB"/>
+              <w:bottom w:val="single" w:sz="4" w:space="0" w:color="CBCBCB"/>
+              <w:right w:val="single" w:sz="4" w:space="0" w:color="CBCBCB"/>
+            </w:tcBorders>
+          </w:tcPr>
+          <w:p>
+            <w:r>
+              <w:rPr>
+                <w:rFonts w:ascii="Courier New" w:hAnsi="Courier New"/>
+                <w:color w:val="F05922"/>
+                <w:sz w:val="20"/>
+              </w:rPr>
+              <w:t>ls</w:t>
+            </w:r>
+            <w:r>
+              <w:rPr>
+                <w:sz w:val="20"/>
+              </w:rPr>
+              <w:t xml:space="preserve"> → "No such file or directory"</w:t>
+            </w:r>
+          </w:p>
+        </w:tc>
+        <w:tc>
+          <w:tcPr>
+            <w:tcW w:type="dxa" w:w="1938"/>
+            <w:shd w:val="clear" w:color="auto" w:fill="B8B3D6"/>
+            <w:tcBorders>
+              <w:top w:val="single" w:sz="4" w:space="0" w:color="CBCBCB"/>
+              <w:left w:val="single" w:sz="4" w:space="0" w:color="CBCBCB"/>
+              <w:bottom w:val="single" w:sz="4" w:space="0" w:color="CBCBCB"/>
+              <w:right w:val="single" w:sz="4" w:space="0" w:color="CBCBCB"/>
+            </w:tcBorders>
+          </w:tcPr>
+          <w:p/>
+        </w:tc>
+      </w:tr>
+      <w:tr>
+        <w:tc>
+          <w:tcPr>
+            <w:tcW w:type="dxa" w:w="1938"/>
+            <w:tcBorders>
+              <w:top w:val="single" w:sz="4" w:space="0" w:color="CBCBCB"/>
+              <w:left w:val="single" w:sz="4" w:space="0" w:color="CBCBCB"/>
+              <w:bottom w:val="single" w:sz="4" w:space="0" w:color="CBCBCB"/>
+              <w:right w:val="single" w:sz="4" w:space="0" w:color="CBCBCB"/>
+            </w:tcBorders>
+          </w:tcPr>
+          <w:p>
+            <w:r>
+              <w:rPr>
+                <w:sz w:val="20"/>
+              </w:rPr>
+              <w:t>8</w:t>
+            </w:r>
+          </w:p>
+        </w:tc>
+        <w:tc>
+          <w:tcPr>
+            <w:tcW w:type="dxa" w:w="1938"/>
+            <w:tcBorders>
+              <w:top w:val="single" w:sz="4" w:space="0" w:color="CBCBCB"/>
+              <w:left w:val="single" w:sz="4" w:space="0" w:color="CBCBCB"/>
+              <w:bottom w:val="single" w:sz="4" w:space="0" w:color="CBCBCB"/>
+              <w:right w:val="single" w:sz="4" w:space="0" w:color="CBCBCB"/>
+            </w:tcBorders>
+          </w:tcPr>
+          <w:p>
+            <w:r>
+              <w:rPr>
+                <w:sz w:val="20"/>
+              </w:rPr>
+              <w:t xml:space="preserve">Autostart </w:t>
+            </w:r>
+            <w:r>
+              <w:rPr>
+                <w:rFonts w:ascii="Courier New" w:hAnsi="Courier New"/>
+                <w:color w:val="F05922"/>
+                <w:sz w:val="20"/>
+              </w:rPr>
+              <w:t>ipgs-kiosk.desktop</w:t>
+            </w:r>
+            <w:r>
+              <w:rPr>
+                <w:sz w:val="20"/>
+              </w:rPr>
+              <w:t xml:space="preserve">, </w:t>
+            </w:r>
+            <w:r>
+              <w:rPr>
+                <w:rFonts w:ascii="Courier New" w:hAnsi="Courier New"/>
+                <w:color w:val="F05922"/>
+                <w:sz w:val="20"/>
+              </w:rPr>
+              <w:t>unclutter.desktop</w:t>
+            </w:r>
+            <w:r>
+              <w:rPr>
+                <w:sz w:val="20"/>
+              </w:rPr>
+              <w:t xml:space="preserve">, </w:t>
+            </w:r>
+            <w:r>
+              <w:rPr>
+                <w:rFonts w:ascii="Courier New" w:hAnsi="Courier New"/>
+                <w:color w:val="F05922"/>
+                <w:sz w:val="20"/>
+              </w:rPr>
+              <w:t>update-notifier.desktop</w:t>
+            </w:r>
+            <w:r>
+              <w:rPr>
+                <w:sz w:val="20"/>
+              </w:rPr>
+              <w:t xml:space="preserve"> (override Hidden)</w:t>
+            </w:r>
+          </w:p>
+        </w:tc>
+        <w:tc>
+          <w:tcPr>
+            <w:tcW w:type="dxa" w:w="1938"/>
+            <w:tcBorders>
+              <w:top w:val="single" w:sz="4" w:space="0" w:color="CBCBCB"/>
+              <w:left w:val="single" w:sz="4" w:space="0" w:color="CBCBCB"/>
+              <w:bottom w:val="single" w:sz="4" w:space="0" w:color="CBCBCB"/>
+              <w:right w:val="single" w:sz="4" w:space="0" w:color="CBCBCB"/>
+            </w:tcBorders>
+          </w:tcPr>
+          <w:p>
+            <w:r>
+              <w:rPr>
+                <w:sz w:val="20"/>
+              </w:rPr>
+              <w:t>✅ Đã xoá cả 3</w:t>
+            </w:r>
+          </w:p>
+        </w:tc>
+        <w:tc>
+          <w:tcPr>
+            <w:tcW w:type="dxa" w:w="1938"/>
+            <w:tcBorders>
+              <w:top w:val="single" w:sz="4" w:space="0" w:color="CBCBCB"/>
+              <w:left w:val="single" w:sz="4" w:space="0" w:color="CBCBCB"/>
+              <w:bottom w:val="single" w:sz="4" w:space="0" w:color="CBCBCB"/>
+              <w:right w:val="single" w:sz="4" w:space="0" w:color="CBCBCB"/>
+            </w:tcBorders>
+          </w:tcPr>
+          <w:p>
+            <w:r>
+              <w:rPr>
+                <w:rFonts w:ascii="Courier New" w:hAnsi="Courier New"/>
+                <w:color w:val="F05922"/>
+                <w:sz w:val="20"/>
+              </w:rPr>
+              <w:t>ls ~/.config/autostart/</w:t>
+            </w:r>
+            <w:r>
+              <w:rPr>
+                <w:sz w:val="20"/>
+              </w:rPr>
+              <w:t xml:space="preserve"> → rỗng</w:t>
+            </w:r>
+          </w:p>
+        </w:tc>
+        <w:tc>
+          <w:tcPr>
+            <w:tcW w:type="dxa" w:w="1938"/>
+            <w:tcBorders>
+              <w:top w:val="single" w:sz="4" w:space="0" w:color="CBCBCB"/>
+              <w:left w:val="single" w:sz="4" w:space="0" w:color="CBCBCB"/>
+              <w:bottom w:val="single" w:sz="4" w:space="0" w:color="CBCBCB"/>
+              <w:right w:val="single" w:sz="4" w:space="0" w:color="CBCBCB"/>
+            </w:tcBorders>
+          </w:tcPr>
+          <w:p/>
+        </w:tc>
+      </w:tr>
+      <w:tr>
+        <w:tc>
+          <w:tcPr>
+            <w:tcW w:type="dxa" w:w="1938"/>
+            <w:shd w:val="clear" w:color="auto" w:fill="B8B3D6"/>
+            <w:tcBorders>
+              <w:top w:val="single" w:sz="4" w:space="0" w:color="CBCBCB"/>
+              <w:left w:val="single" w:sz="4" w:space="0" w:color="CBCBCB"/>
+              <w:bottom w:val="single" w:sz="4" w:space="0" w:color="CBCBCB"/>
+              <w:right w:val="single" w:sz="4" w:space="0" w:color="CBCBCB"/>
+            </w:tcBorders>
+          </w:tcPr>
+          <w:p>
+            <w:r>
+              <w:rPr>
+                <w:sz w:val="20"/>
+              </w:rPr>
+              <w:t>9</w:t>
+            </w:r>
+          </w:p>
+        </w:tc>
+        <w:tc>
+          <w:tcPr>
+            <w:tcW w:type="dxa" w:w="1938"/>
+            <w:shd w:val="clear" w:color="auto" w:fill="B8B3D6"/>
+            <w:tcBorders>
+              <w:top w:val="single" w:sz="4" w:space="0" w:color="CBCBCB"/>
+              <w:left w:val="single" w:sz="4" w:space="0" w:color="CBCBCB"/>
+              <w:bottom w:val="single" w:sz="4" w:space="0" w:color="CBCBCB"/>
+              <w:right w:val="single" w:sz="4" w:space="0" w:color="CBCBCB"/>
+            </w:tcBorders>
+          </w:tcPr>
+          <w:p>
+            <w:r>
+              <w:rPr>
+                <w:rFonts w:ascii="Courier New" w:hAnsi="Courier New"/>
+                <w:color w:val="F05922"/>
+                <w:sz w:val="20"/>
+              </w:rPr>
+              <w:t>/var/backups/kztek-kiosk/</w:t>
+            </w:r>
+            <w:r>
+              <w:rPr>
+                <w:sz w:val="20"/>
+              </w:rPr>
+              <w:t xml:space="preserve"> (14 file)</w:t>
+            </w:r>
+          </w:p>
+        </w:tc>
+        <w:tc>
+          <w:tcPr>
+            <w:tcW w:type="dxa" w:w="1938"/>
+            <w:shd w:val="clear" w:color="auto" w:fill="B8B3D6"/>
+            <w:tcBorders>
+              <w:top w:val="single" w:sz="4" w:space="0" w:color="CBCBCB"/>
+              <w:left w:val="single" w:sz="4" w:space="0" w:color="CBCBCB"/>
+              <w:bottom w:val="single" w:sz="4" w:space="0" w:color="CBCBCB"/>
+              <w:right w:val="single" w:sz="4" w:space="0" w:color="CBCBCB"/>
+            </w:tcBorders>
+          </w:tcPr>
+          <w:p>
+            <w:r>
+              <w:rPr>
+                <w:sz w:val="20"/>
+              </w:rPr>
+              <w:t>✅ Đã xoá</w:t>
+            </w:r>
+          </w:p>
+        </w:tc>
+        <w:tc>
+          <w:tcPr>
+            <w:tcW w:type="dxa" w:w="1938"/>
+            <w:shd w:val="clear" w:color="auto" w:fill="B8B3D6"/>
+            <w:tcBorders>
+              <w:top w:val="single" w:sz="4" w:space="0" w:color="CBCBCB"/>
+              <w:left w:val="single" w:sz="4" w:space="0" w:color="CBCBCB"/>
+              <w:bottom w:val="single" w:sz="4" w:space="0" w:color="CBCBCB"/>
+              <w:right w:val="single" w:sz="4" w:space="0" w:color="CBCBCB"/>
+            </w:tcBorders>
+          </w:tcPr>
+          <w:p>
+            <w:r>
+              <w:rPr>
+                <w:rFonts w:ascii="Courier New" w:hAnsi="Courier New"/>
+                <w:color w:val="F05922"/>
+                <w:sz w:val="20"/>
+              </w:rPr>
+              <w:t>ls -d</w:t>
+            </w:r>
+            <w:r>
+              <w:rPr>
+                <w:sz w:val="20"/>
+              </w:rPr>
+              <w:t xml:space="preserve"> → "No such file or directory"</w:t>
+            </w:r>
+          </w:p>
+        </w:tc>
+        <w:tc>
+          <w:tcPr>
+            <w:tcW w:type="dxa" w:w="1938"/>
+            <w:shd w:val="clear" w:color="auto" w:fill="B8B3D6"/>
+            <w:tcBorders>
+              <w:top w:val="single" w:sz="4" w:space="0" w:color="CBCBCB"/>
+              <w:left w:val="single" w:sz="4" w:space="0" w:color="CBCBCB"/>
+              <w:bottom w:val="single" w:sz="4" w:space="0" w:color="CBCBCB"/>
+              <w:right w:val="single" w:sz="4" w:space="0" w:color="CBCBCB"/>
+            </w:tcBorders>
+          </w:tcPr>
+          <w:p/>
+        </w:tc>
+      </w:tr>
+      <w:tr>
+        <w:tc>
+          <w:tcPr>
+            <w:tcW w:type="dxa" w:w="1938"/>
+            <w:tcBorders>
+              <w:top w:val="single" w:sz="4" w:space="0" w:color="CBCBCB"/>
+              <w:left w:val="single" w:sz="4" w:space="0" w:color="CBCBCB"/>
+              <w:bottom w:val="single" w:sz="4" w:space="0" w:color="CBCBCB"/>
+              <w:right w:val="single" w:sz="4" w:space="0" w:color="CBCBCB"/>
+            </w:tcBorders>
+          </w:tcPr>
+          <w:p>
+            <w:r>
+              <w:rPr>
+                <w:sz w:val="20"/>
+              </w:rPr>
+              <w:t>10</w:t>
+            </w:r>
+          </w:p>
+        </w:tc>
+        <w:tc>
+          <w:tcPr>
+            <w:tcW w:type="dxa" w:w="1938"/>
+            <w:tcBorders>
+              <w:top w:val="single" w:sz="4" w:space="0" w:color="CBCBCB"/>
+              <w:left w:val="single" w:sz="4" w:space="0" w:color="CBCBCB"/>
+              <w:bottom w:val="single" w:sz="4" w:space="0" w:color="CBCBCB"/>
+              <w:right w:val="single" w:sz="4" w:space="0" w:color="CBCBCB"/>
+            </w:tcBorders>
+          </w:tcPr>
+          <w:p>
+            <w:r>
+              <w:rPr>
+                <w:rFonts w:ascii="Courier New" w:hAnsi="Courier New"/>
+                <w:color w:val="F05922"/>
+                <w:sz w:val="20"/>
+              </w:rPr>
+              <w:t>~/.local/state/kztek-kiosk-backups/</w:t>
+            </w:r>
+          </w:p>
+        </w:tc>
+        <w:tc>
+          <w:tcPr>
+            <w:tcW w:type="dxa" w:w="1938"/>
+            <w:tcBorders>
+              <w:top w:val="single" w:sz="4" w:space="0" w:color="CBCBCB"/>
+              <w:left w:val="single" w:sz="4" w:space="0" w:color="CBCBCB"/>
+              <w:bottom w:val="single" w:sz="4" w:space="0" w:color="CBCBCB"/>
+              <w:right w:val="single" w:sz="4" w:space="0" w:color="CBCBCB"/>
+            </w:tcBorders>
+          </w:tcPr>
+          <w:p>
+            <w:r>
+              <w:rPr>
+                <w:sz w:val="20"/>
+              </w:rPr>
+              <w:t>➖ Không tồn tại</w:t>
+            </w:r>
+          </w:p>
+        </w:tc>
+        <w:tc>
+          <w:tcPr>
+            <w:tcW w:type="dxa" w:w="1938"/>
+            <w:tcBorders>
+              <w:top w:val="single" w:sz="4" w:space="0" w:color="CBCBCB"/>
+              <w:left w:val="single" w:sz="4" w:space="0" w:color="CBCBCB"/>
+              <w:bottom w:val="single" w:sz="4" w:space="0" w:color="CBCBCB"/>
+              <w:right w:val="single" w:sz="4" w:space="0" w:color="CBCBCB"/>
+            </w:tcBorders>
+          </w:tcPr>
+          <w:p>
+            <w:r>
+              <w:rPr>
+                <w:sz w:val="20"/>
+              </w:rPr>
+              <w:t>—</w:t>
+            </w:r>
+          </w:p>
+        </w:tc>
+        <w:tc>
+          <w:tcPr>
+            <w:tcW w:type="dxa" w:w="1938"/>
+            <w:tcBorders>
+              <w:top w:val="single" w:sz="4" w:space="0" w:color="CBCBCB"/>
+              <w:left w:val="single" w:sz="4" w:space="0" w:color="CBCBCB"/>
+              <w:bottom w:val="single" w:sz="4" w:space="0" w:color="CBCBCB"/>
+              <w:right w:val="single" w:sz="4" w:space="0" w:color="CBCBCB"/>
+            </w:tcBorders>
+          </w:tcPr>
+          <w:p/>
+        </w:tc>
+      </w:tr>
+      <w:tr>
+        <w:tc>
+          <w:tcPr>
+            <w:tcW w:type="dxa" w:w="1938"/>
+            <w:shd w:val="clear" w:color="auto" w:fill="B8B3D6"/>
+            <w:tcBorders>
+              <w:top w:val="single" w:sz="4" w:space="0" w:color="CBCBCB"/>
+              <w:left w:val="single" w:sz="4" w:space="0" w:color="CBCBCB"/>
+              <w:bottom w:val="single" w:sz="4" w:space="0" w:color="CBCBCB"/>
+              <w:right w:val="single" w:sz="4" w:space="0" w:color="CBCBCB"/>
+            </w:tcBorders>
+          </w:tcPr>
+          <w:p>
+            <w:r>
+              <w:rPr>
+                <w:sz w:val="20"/>
+              </w:rPr>
+              <w:t>11</w:t>
+            </w:r>
+          </w:p>
+        </w:tc>
+        <w:tc>
+          <w:tcPr>
+            <w:tcW w:type="dxa" w:w="1938"/>
+            <w:shd w:val="clear" w:color="auto" w:fill="B8B3D6"/>
+            <w:tcBorders>
+              <w:top w:val="single" w:sz="4" w:space="0" w:color="CBCBCB"/>
+              <w:left w:val="single" w:sz="4" w:space="0" w:color="CBCBCB"/>
+              <w:bottom w:val="single" w:sz="4" w:space="0" w:color="CBCBCB"/>
+              <w:right w:val="single" w:sz="4" w:space="0" w:color="CBCBCB"/>
+            </w:tcBorders>
+          </w:tcPr>
+          <w:p>
+            <w:r>
+              <w:rPr>
+                <w:rFonts w:ascii="Courier New" w:hAnsi="Courier New"/>
+                <w:color w:val="F05922"/>
+                <w:sz w:val="20"/>
+              </w:rPr>
+              <w:t>~/kiosk-qa-backup-2026-07-27/</w:t>
+            </w:r>
+            <w:r>
+              <w:rPr>
+                <w:sz w:val="20"/>
+              </w:rPr>
+              <w:t xml:space="preserve"> (QA tạo)</w:t>
+            </w:r>
+          </w:p>
+        </w:tc>
+        <w:tc>
+          <w:tcPr>
+            <w:tcW w:type="dxa" w:w="1938"/>
+            <w:shd w:val="clear" w:color="auto" w:fill="B8B3D6"/>
+            <w:tcBorders>
+              <w:top w:val="single" w:sz="4" w:space="0" w:color="CBCBCB"/>
+              <w:left w:val="single" w:sz="4" w:space="0" w:color="CBCBCB"/>
+              <w:bottom w:val="single" w:sz="4" w:space="0" w:color="CBCBCB"/>
+              <w:right w:val="single" w:sz="4" w:space="0" w:color="CBCBCB"/>
+            </w:tcBorders>
+          </w:tcPr>
+          <w:p>
+            <w:r>
+              <w:rPr>
+                <w:sz w:val="20"/>
+              </w:rPr>
+              <w:t>✅ Đã xoá</w:t>
+            </w:r>
+          </w:p>
+        </w:tc>
+        <w:tc>
+          <w:tcPr>
+            <w:tcW w:type="dxa" w:w="1938"/>
+            <w:shd w:val="clear" w:color="auto" w:fill="B8B3D6"/>
+            <w:tcBorders>
+              <w:top w:val="single" w:sz="4" w:space="0" w:color="CBCBCB"/>
+              <w:left w:val="single" w:sz="4" w:space="0" w:color="CBCBCB"/>
+              <w:bottom w:val="single" w:sz="4" w:space="0" w:color="CBCBCB"/>
+              <w:right w:val="single" w:sz="4" w:space="0" w:color="CBCBCB"/>
+            </w:tcBorders>
+          </w:tcPr>
+          <w:p>
+            <w:r>
+              <w:rPr>
+                <w:rFonts w:ascii="Courier New" w:hAnsi="Courier New"/>
+                <w:color w:val="F05922"/>
+                <w:sz w:val="20"/>
+              </w:rPr>
+              <w:t>ls -d</w:t>
+            </w:r>
+            <w:r>
+              <w:rPr>
+                <w:sz w:val="20"/>
+              </w:rPr>
+              <w:t xml:space="preserve"> → "No such file or directory"</w:t>
+            </w:r>
+          </w:p>
+        </w:tc>
+        <w:tc>
+          <w:tcPr>
+            <w:tcW w:type="dxa" w:w="1938"/>
+            <w:shd w:val="clear" w:color="auto" w:fill="B8B3D6"/>
+            <w:tcBorders>
+              <w:top w:val="single" w:sz="4" w:space="0" w:color="CBCBCB"/>
+              <w:left w:val="single" w:sz="4" w:space="0" w:color="CBCBCB"/>
+              <w:bottom w:val="single" w:sz="4" w:space="0" w:color="CBCBCB"/>
+              <w:right w:val="single" w:sz="4" w:space="0" w:color="CBCBCB"/>
+            </w:tcBorders>
+          </w:tcPr>
+          <w:p/>
+        </w:tc>
+      </w:tr>
+      <w:tr>
+        <w:tc>
+          <w:tcPr>
+            <w:tcW w:type="dxa" w:w="1938"/>
+            <w:tcBorders>
+              <w:top w:val="single" w:sz="4" w:space="0" w:color="CBCBCB"/>
+              <w:left w:val="single" w:sz="4" w:space="0" w:color="CBCBCB"/>
+              <w:bottom w:val="single" w:sz="4" w:space="0" w:color="CBCBCB"/>
+              <w:right w:val="single" w:sz="4" w:space="0" w:color="CBCBCB"/>
+            </w:tcBorders>
+          </w:tcPr>
+          <w:p>
+            <w:r>
+              <w:rPr>
+                <w:sz w:val="20"/>
+              </w:rPr>
+              <w:t>12</w:t>
+            </w:r>
+          </w:p>
+        </w:tc>
+        <w:tc>
+          <w:tcPr>
+            <w:tcW w:type="dxa" w:w="1938"/>
+            <w:tcBorders>
+              <w:top w:val="single" w:sz="4" w:space="0" w:color="CBCBCB"/>
+              <w:left w:val="single" w:sz="4" w:space="0" w:color="CBCBCB"/>
+              <w:bottom w:val="single" w:sz="4" w:space="0" w:color="CBCBCB"/>
+              <w:right w:val="single" w:sz="4" w:space="0" w:color="CBCBCB"/>
+            </w:tcBorders>
+          </w:tcPr>
+          <w:p>
+            <w:r>
+              <w:rPr>
+                <w:rFonts w:ascii="Courier New" w:hAnsi="Courier New"/>
+                <w:color w:val="F05922"/>
+                <w:sz w:val="20"/>
+              </w:rPr>
+              <w:t>/home/kztek/kztek-demo/</w:t>
+            </w:r>
+            <w:r>
+              <w:rPr>
+                <w:sz w:val="20"/>
+              </w:rPr>
+              <w:t xml:space="preserve"> (dữ liệu demo chụp tài liệu)</w:t>
+            </w:r>
+          </w:p>
+        </w:tc>
+        <w:tc>
+          <w:tcPr>
+            <w:tcW w:type="dxa" w:w="1938"/>
+            <w:tcBorders>
+              <w:top w:val="single" w:sz="4" w:space="0" w:color="CBCBCB"/>
+              <w:left w:val="single" w:sz="4" w:space="0" w:color="CBCBCB"/>
+              <w:bottom w:val="single" w:sz="4" w:space="0" w:color="CBCBCB"/>
+              <w:right w:val="single" w:sz="4" w:space="0" w:color="CBCBCB"/>
+            </w:tcBorders>
+          </w:tcPr>
+          <w:p>
+            <w:r>
+              <w:rPr>
+                <w:sz w:val="20"/>
+              </w:rPr>
+              <w:t>✅ Đã xoá</w:t>
+            </w:r>
+          </w:p>
+        </w:tc>
+        <w:tc>
+          <w:tcPr>
+            <w:tcW w:type="dxa" w:w="1938"/>
+            <w:tcBorders>
+              <w:top w:val="single" w:sz="4" w:space="0" w:color="CBCBCB"/>
+              <w:left w:val="single" w:sz="4" w:space="0" w:color="CBCBCB"/>
+              <w:bottom w:val="single" w:sz="4" w:space="0" w:color="CBCBCB"/>
+              <w:right w:val="single" w:sz="4" w:space="0" w:color="CBCBCB"/>
+            </w:tcBorders>
+          </w:tcPr>
+          <w:p>
+            <w:r>
+              <w:rPr>
+                <w:rFonts w:ascii="Courier New" w:hAnsi="Courier New"/>
+                <w:color w:val="F05922"/>
+                <w:sz w:val="20"/>
+              </w:rPr>
+              <w:t>ls -d</w:t>
+            </w:r>
+            <w:r>
+              <w:rPr>
+                <w:sz w:val="20"/>
+              </w:rPr>
+              <w:t xml:space="preserve"> → "No such file or directory"</w:t>
+            </w:r>
+          </w:p>
+        </w:tc>
+        <w:tc>
+          <w:tcPr>
+            <w:tcW w:type="dxa" w:w="1938"/>
+            <w:tcBorders>
+              <w:top w:val="single" w:sz="4" w:space="0" w:color="CBCBCB"/>
+              <w:left w:val="single" w:sz="4" w:space="0" w:color="CBCBCB"/>
+              <w:bottom w:val="single" w:sz="4" w:space="0" w:color="CBCBCB"/>
+              <w:right w:val="single" w:sz="4" w:space="0" w:color="CBCBCB"/>
+            </w:tcBorders>
+          </w:tcPr>
+          <w:p/>
+        </w:tc>
+      </w:tr>
+      <w:tr>
+        <w:tc>
+          <w:tcPr>
+            <w:tcW w:type="dxa" w:w="1938"/>
+            <w:shd w:val="clear" w:color="auto" w:fill="B8B3D6"/>
+            <w:tcBorders>
+              <w:top w:val="single" w:sz="4" w:space="0" w:color="CBCBCB"/>
+              <w:left w:val="single" w:sz="4" w:space="0" w:color="CBCBCB"/>
+              <w:bottom w:val="single" w:sz="4" w:space="0" w:color="CBCBCB"/>
+              <w:right w:val="single" w:sz="4" w:space="0" w:color="CBCBCB"/>
+            </w:tcBorders>
+          </w:tcPr>
+          <w:p>
+            <w:r>
+              <w:rPr>
+                <w:sz w:val="20"/>
+              </w:rPr>
+              <w:t>13</w:t>
+            </w:r>
+          </w:p>
+        </w:tc>
+        <w:tc>
+          <w:tcPr>
+            <w:tcW w:type="dxa" w:w="1938"/>
+            <w:shd w:val="clear" w:color="auto" w:fill="B8B3D6"/>
+            <w:tcBorders>
+              <w:top w:val="single" w:sz="4" w:space="0" w:color="CBCBCB"/>
+              <w:left w:val="single" w:sz="4" w:space="0" w:color="CBCBCB"/>
+              <w:bottom w:val="single" w:sz="4" w:space="0" w:color="CBCBCB"/>
+              <w:right w:val="single" w:sz="4" w:space="0" w:color="CBCBCB"/>
+            </w:tcBorders>
+          </w:tcPr>
+          <w:p>
+            <w:r>
+              <w:rPr>
+                <w:sz w:val="20"/>
+              </w:rPr>
+              <w:t>Cron job demo</w:t>
+            </w:r>
+          </w:p>
+        </w:tc>
+        <w:tc>
+          <w:tcPr>
+            <w:tcW w:type="dxa" w:w="1938"/>
+            <w:shd w:val="clear" w:color="auto" w:fill="B8B3D6"/>
+            <w:tcBorders>
+              <w:top w:val="single" w:sz="4" w:space="0" w:color="CBCBCB"/>
+              <w:left w:val="single" w:sz="4" w:space="0" w:color="CBCBCB"/>
+              <w:bottom w:val="single" w:sz="4" w:space="0" w:color="CBCBCB"/>
+              <w:right w:val="single" w:sz="4" w:space="0" w:color="CBCBCB"/>
+            </w:tcBorders>
+          </w:tcPr>
+          <w:p>
+            <w:r>
+              <w:rPr>
+                <w:sz w:val="20"/>
+              </w:rPr>
+              <w:t>➖ Không có</w:t>
+            </w:r>
+          </w:p>
+        </w:tc>
+        <w:tc>
+          <w:tcPr>
+            <w:tcW w:type="dxa" w:w="1938"/>
+            <w:shd w:val="clear" w:color="auto" w:fill="B8B3D6"/>
+            <w:tcBorders>
+              <w:top w:val="single" w:sz="4" w:space="0" w:color="CBCBCB"/>
+              <w:left w:val="single" w:sz="4" w:space="0" w:color="CBCBCB"/>
+              <w:bottom w:val="single" w:sz="4" w:space="0" w:color="CBCBCB"/>
+              <w:right w:val="single" w:sz="4" w:space="0" w:color="CBCBCB"/>
+            </w:tcBorders>
+          </w:tcPr>
+          <w:p>
+            <w:r>
+              <w:rPr>
+                <w:rFonts w:ascii="Courier New" w:hAnsi="Courier New"/>
+                <w:color w:val="F05922"/>
+                <w:sz w:val="20"/>
+              </w:rPr>
+              <w:t>crontab -l</w:t>
+            </w:r>
+            <w:r>
+              <w:rPr>
+                <w:sz w:val="20"/>
+              </w:rPr>
+              <w:t xml:space="preserve"> → "no crontab for kztek"</w:t>
+            </w:r>
+          </w:p>
+        </w:tc>
+        <w:tc>
+          <w:tcPr>
+            <w:tcW w:type="dxa" w:w="1938"/>
+            <w:shd w:val="clear" w:color="auto" w:fill="B8B3D6"/>
+            <w:tcBorders>
+              <w:top w:val="single" w:sz="4" w:space="0" w:color="CBCBCB"/>
+              <w:left w:val="single" w:sz="4" w:space="0" w:color="CBCBCB"/>
+              <w:bottom w:val="single" w:sz="4" w:space="0" w:color="CBCBCB"/>
+              <w:right w:val="single" w:sz="4" w:space="0" w:color="CBCBCB"/>
+            </w:tcBorders>
+          </w:tcPr>
+          <w:p/>
+        </w:tc>
+      </w:tr>
+      <w:tr>
+        <w:tc>
+          <w:tcPr>
+            <w:tcW w:type="dxa" w:w="1938"/>
+            <w:tcBorders>
+              <w:top w:val="single" w:sz="4" w:space="0" w:color="CBCBCB"/>
+              <w:left w:val="single" w:sz="4" w:space="0" w:color="CBCBCB"/>
+              <w:bottom w:val="single" w:sz="4" w:space="0" w:color="CBCBCB"/>
+              <w:right w:val="single" w:sz="4" w:space="0" w:color="CBCBCB"/>
+            </w:tcBorders>
+          </w:tcPr>
+          <w:p>
+            <w:r>
+              <w:rPr>
+                <w:sz w:val="20"/>
+              </w:rPr>
+              <w:t>14</w:t>
+            </w:r>
+          </w:p>
+        </w:tc>
+        <w:tc>
+          <w:tcPr>
+            <w:tcW w:type="dxa" w:w="1938"/>
+            <w:tcBorders>
+              <w:top w:val="single" w:sz="4" w:space="0" w:color="CBCBCB"/>
+              <w:left w:val="single" w:sz="4" w:space="0" w:color="CBCBCB"/>
+              <w:bottom w:val="single" w:sz="4" w:space="0" w:color="CBCBCB"/>
+              <w:right w:val="single" w:sz="4" w:space="0" w:color="CBCBCB"/>
+            </w:tcBorders>
+          </w:tcPr>
+          <w:p>
+            <w:r>
+              <w:rPr>
+                <w:sz w:val="20"/>
+              </w:rPr>
+              <w:t xml:space="preserve">gsettings user-level script đã set (hot-corners, show-banners, screensaver lock, idle-delay, num-workspaces, screen-keyboard) + </w:t>
+            </w:r>
+            <w:r>
+              <w:rPr>
+                <w:rFonts w:ascii="Courier New" w:hAnsi="Courier New"/>
+                <w:color w:val="F05922"/>
+                <w:sz w:val="20"/>
+              </w:rPr>
+              <w:t>enabled-extensions</w:t>
+            </w:r>
+          </w:p>
+        </w:tc>
+        <w:tc>
+          <w:tcPr>
+            <w:tcW w:type="dxa" w:w="1938"/>
+            <w:tcBorders>
+              <w:top w:val="single" w:sz="4" w:space="0" w:color="CBCBCB"/>
+              <w:left w:val="single" w:sz="4" w:space="0" w:color="CBCBCB"/>
+              <w:bottom w:val="single" w:sz="4" w:space="0" w:color="CBCBCB"/>
+              <w:right w:val="single" w:sz="4" w:space="0" w:color="CBCBCB"/>
+            </w:tcBorders>
+          </w:tcPr>
+          <w:p>
+            <w:r>
+              <w:rPr>
+                <w:sz w:val="20"/>
+              </w:rPr>
+              <w:t xml:space="preserve">✅ Đã </w:t>
+            </w:r>
+            <w:r>
+              <w:rPr>
+                <w:rFonts w:ascii="Courier New" w:hAnsi="Courier New"/>
+                <w:color w:val="F05922"/>
+                <w:sz w:val="20"/>
+              </w:rPr>
+              <w:t>gsettings reset</w:t>
+            </w:r>
+            <w:r>
+              <w:rPr>
+                <w:sz w:val="20"/>
+              </w:rPr>
+              <w:t xml:space="preserve"> về mặc định</w:t>
+            </w:r>
+          </w:p>
+        </w:tc>
+        <w:tc>
+          <w:tcPr>
+            <w:tcW w:type="dxa" w:w="1938"/>
+            <w:tcBorders>
+              <w:top w:val="single" w:sz="4" w:space="0" w:color="CBCBCB"/>
+              <w:left w:val="single" w:sz="4" w:space="0" w:color="CBCBCB"/>
+              <w:bottom w:val="single" w:sz="4" w:space="0" w:color="CBCBCB"/>
+              <w:right w:val="single" w:sz="4" w:space="0" w:color="CBCBCB"/>
+            </w:tcBorders>
+          </w:tcPr>
+          <w:p>
+            <w:r>
+              <w:rPr>
+                <w:sz w:val="20"/>
+              </w:rPr>
+              <w:t xml:space="preserve">Reset sau khi gỡ lock; </w:t>
+            </w:r>
+            <w:r>
+              <w:rPr>
+                <w:rFonts w:ascii="Courier New" w:hAnsi="Courier New"/>
+                <w:color w:val="F05922"/>
+                <w:sz w:val="20"/>
+              </w:rPr>
+              <w:t>enabled-extensions</w:t>
+            </w:r>
+            <w:r>
+              <w:rPr>
+                <w:sz w:val="20"/>
+              </w:rPr>
+              <w:t xml:space="preserve"> = </w:t>
+            </w:r>
+            <w:r>
+              <w:rPr>
+                <w:rFonts w:ascii="Courier New" w:hAnsi="Courier New"/>
+                <w:color w:val="F05922"/>
+                <w:sz w:val="20"/>
+              </w:rPr>
+              <w:t>@as []</w:t>
+            </w:r>
+            <w:r>
+              <w:rPr>
+                <w:sz w:val="20"/>
+              </w:rPr>
+              <w:t xml:space="preserve"> (mặc định)</w:t>
+            </w:r>
+          </w:p>
+        </w:tc>
+        <w:tc>
+          <w:tcPr>
+            <w:tcW w:type="dxa" w:w="1938"/>
+            <w:tcBorders>
+              <w:top w:val="single" w:sz="4" w:space="0" w:color="CBCBCB"/>
+              <w:left w:val="single" w:sz="4" w:space="0" w:color="CBCBCB"/>
+              <w:bottom w:val="single" w:sz="4" w:space="0" w:color="CBCBCB"/>
+              <w:right w:val="single" w:sz="4" w:space="0" w:color="CBCBCB"/>
+            </w:tcBorders>
+          </w:tcPr>
+          <w:p/>
+        </w:tc>
+      </w:tr>
+      <w:tr>
+        <w:tc>
+          <w:tcPr>
+            <w:tcW w:type="dxa" w:w="1938"/>
+            <w:shd w:val="clear" w:color="auto" w:fill="B8B3D6"/>
+            <w:tcBorders>
+              <w:top w:val="single" w:sz="4" w:space="0" w:color="CBCBCB"/>
+              <w:left w:val="single" w:sz="4" w:space="0" w:color="CBCBCB"/>
+              <w:bottom w:val="single" w:sz="4" w:space="0" w:color="CBCBCB"/>
+              <w:right w:val="single" w:sz="4" w:space="0" w:color="CBCBCB"/>
+            </w:tcBorders>
+          </w:tcPr>
+          <w:p>
+            <w:r>
+              <w:rPr>
+                <w:sz w:val="20"/>
+              </w:rPr>
+              <w:t>15</w:t>
+            </w:r>
+          </w:p>
+        </w:tc>
+        <w:tc>
+          <w:tcPr>
+            <w:tcW w:type="dxa" w:w="1938"/>
+            <w:shd w:val="clear" w:color="auto" w:fill="B8B3D6"/>
+            <w:tcBorders>
+              <w:top w:val="single" w:sz="4" w:space="0" w:color="CBCBCB"/>
+              <w:left w:val="single" w:sz="4" w:space="0" w:color="CBCBCB"/>
+              <w:bottom w:val="single" w:sz="4" w:space="0" w:color="CBCBCB"/>
+              <w:right w:val="single" w:sz="4" w:space="0" w:color="CBCBCB"/>
+            </w:tcBorders>
+          </w:tcPr>
+          <w:p>
+            <w:r>
+              <w:rPr>
+                <w:sz w:val="20"/>
+              </w:rPr>
+              <w:t xml:space="preserve">apt </w:t>
+            </w:r>
+            <w:r>
+              <w:rPr>
+                <w:rFonts w:ascii="Courier New" w:hAnsi="Courier New"/>
+                <w:color w:val="F05922"/>
+                <w:sz w:val="20"/>
+              </w:rPr>
+              <w:t>xdotool</w:t>
+            </w:r>
+            <w:r>
+              <w:rPr>
+                <w:sz w:val="20"/>
+              </w:rPr>
+              <w:t xml:space="preserve"> + </w:t>
+            </w:r>
+            <w:r>
+              <w:rPr>
+                <w:rFonts w:ascii="Courier New" w:hAnsi="Courier New"/>
+                <w:color w:val="F05922"/>
+                <w:sz w:val="20"/>
+              </w:rPr>
+              <w:t>gnome-screenshot</w:t>
+            </w:r>
+            <w:r>
+              <w:rPr>
+                <w:sz w:val="20"/>
+              </w:rPr>
+              <w:t xml:space="preserve"> (ta cài 26/07 23:48)</w:t>
+            </w:r>
+          </w:p>
+        </w:tc>
+        <w:tc>
+          <w:tcPr>
+            <w:tcW w:type="dxa" w:w="1938"/>
+            <w:shd w:val="clear" w:color="auto" w:fill="B8B3D6"/>
+            <w:tcBorders>
+              <w:top w:val="single" w:sz="4" w:space="0" w:color="CBCBCB"/>
+              <w:left w:val="single" w:sz="4" w:space="0" w:color="CBCBCB"/>
+              <w:bottom w:val="single" w:sz="4" w:space="0" w:color="CBCBCB"/>
+              <w:right w:val="single" w:sz="4" w:space="0" w:color="CBCBCB"/>
+            </w:tcBorders>
+          </w:tcPr>
+          <w:p>
+            <w:r>
+              <w:rPr>
+                <w:sz w:val="20"/>
+              </w:rPr>
+              <w:t>✅ Purge + autoremove</w:t>
+            </w:r>
+          </w:p>
+        </w:tc>
+        <w:tc>
+          <w:tcPr>
+            <w:tcW w:type="dxa" w:w="1938"/>
+            <w:shd w:val="clear" w:color="auto" w:fill="B8B3D6"/>
+            <w:tcBorders>
+              <w:top w:val="single" w:sz="4" w:space="0" w:color="CBCBCB"/>
+              <w:left w:val="single" w:sz="4" w:space="0" w:color="CBCBCB"/>
+              <w:bottom w:val="single" w:sz="4" w:space="0" w:color="CBCBCB"/>
+              <w:right w:val="single" w:sz="4" w:space="0" w:color="CBCBCB"/>
+            </w:tcBorders>
+          </w:tcPr>
+          <w:p>
+            <w:r>
+              <w:rPr>
+                <w:rFonts w:ascii="Courier New" w:hAnsi="Courier New"/>
+                <w:color w:val="F05922"/>
+                <w:sz w:val="20"/>
+              </w:rPr>
+              <w:t>which</w:t>
+            </w:r>
+            <w:r>
+              <w:rPr>
+                <w:sz w:val="20"/>
+              </w:rPr>
+              <w:t xml:space="preserve"> → rỗng; đối chiếu </w:t>
+            </w:r>
+            <w:r>
+              <w:rPr>
+                <w:rFonts w:ascii="Courier New" w:hAnsi="Courier New"/>
+                <w:color w:val="F05922"/>
+                <w:sz w:val="20"/>
+              </w:rPr>
+              <w:t>/var/log/apt/history.log</w:t>
+            </w:r>
+            <w:r>
+              <w:rPr>
+                <w:sz w:val="20"/>
+              </w:rPr>
+              <w:t xml:space="preserve">: </w:t>
+            </w:r>
+            <w:r>
+              <w:rPr>
+                <w:rFonts w:ascii="Courier New" w:hAnsi="Courier New"/>
+                <w:color w:val="F05922"/>
+                <w:sz w:val="20"/>
+              </w:rPr>
+              <w:t>apt-get install -y xdotool gnome-screenshot</w:t>
+            </w:r>
+            <w:r>
+              <w:rPr>
+                <w:sz w:val="20"/>
+              </w:rPr>
+              <w:t xml:space="preserve"> đúng lệnh của ta</w:t>
+            </w:r>
+          </w:p>
+        </w:tc>
+        <w:tc>
+          <w:tcPr>
+            <w:tcW w:type="dxa" w:w="1938"/>
+            <w:shd w:val="clear" w:color="auto" w:fill="B8B3D6"/>
+            <w:tcBorders>
+              <w:top w:val="single" w:sz="4" w:space="0" w:color="CBCBCB"/>
+              <w:left w:val="single" w:sz="4" w:space="0" w:color="CBCBCB"/>
+              <w:bottom w:val="single" w:sz="4" w:space="0" w:color="CBCBCB"/>
+              <w:right w:val="single" w:sz="4" w:space="0" w:color="CBCBCB"/>
+            </w:tcBorders>
+          </w:tcPr>
+          <w:p/>
+        </w:tc>
+      </w:tr>
+      <w:tr>
+        <w:tc>
+          <w:tcPr>
+            <w:tcW w:type="dxa" w:w="1938"/>
+            <w:tcBorders>
+              <w:top w:val="single" w:sz="4" w:space="0" w:color="CBCBCB"/>
+              <w:left w:val="single" w:sz="4" w:space="0" w:color="CBCBCB"/>
+              <w:bottom w:val="single" w:sz="4" w:space="0" w:color="CBCBCB"/>
+              <w:right w:val="single" w:sz="4" w:space="0" w:color="CBCBCB"/>
+            </w:tcBorders>
+          </w:tcPr>
+          <w:p>
+            <w:r>
+              <w:rPr>
+                <w:sz w:val="20"/>
+              </w:rPr>
+              <w:t>16</w:t>
+            </w:r>
+          </w:p>
+        </w:tc>
+        <w:tc>
+          <w:tcPr>
+            <w:tcW w:type="dxa" w:w="1938"/>
+            <w:tcBorders>
+              <w:top w:val="single" w:sz="4" w:space="0" w:color="CBCBCB"/>
+              <w:left w:val="single" w:sz="4" w:space="0" w:color="CBCBCB"/>
+              <w:bottom w:val="single" w:sz="4" w:space="0" w:color="CBCBCB"/>
+              <w:right w:val="single" w:sz="4" w:space="0" w:color="CBCBCB"/>
+            </w:tcBorders>
+          </w:tcPr>
+          <w:p>
+            <w:r>
+              <w:rPr>
+                <w:sz w:val="20"/>
+              </w:rPr>
+              <w:t xml:space="preserve">apt </w:t>
+            </w:r>
+            <w:r>
+              <w:rPr>
+                <w:rFonts w:ascii="Courier New" w:hAnsi="Courier New"/>
+                <w:color w:val="F05922"/>
+                <w:sz w:val="20"/>
+              </w:rPr>
+              <w:t>unclutter</w:t>
+            </w:r>
+            <w:r>
+              <w:rPr>
+                <w:sz w:val="20"/>
+              </w:rPr>
+              <w:t xml:space="preserve"> (kiosk script cài 23/07, </w:t>
+            </w:r>
+            <w:r>
+              <w:rPr>
+                <w:rFonts w:ascii="Courier New" w:hAnsi="Courier New"/>
+                <w:color w:val="F05922"/>
+                <w:sz w:val="20"/>
+              </w:rPr>
+              <w:t>apt install -y</w:t>
+            </w:r>
+            <w:r>
+              <w:rPr>
+                <w:sz w:val="20"/>
+              </w:rPr>
+              <w:t>)</w:t>
+            </w:r>
+          </w:p>
+        </w:tc>
+        <w:tc>
+          <w:tcPr>
+            <w:tcW w:type="dxa" w:w="1938"/>
+            <w:tcBorders>
+              <w:top w:val="single" w:sz="4" w:space="0" w:color="CBCBCB"/>
+              <w:left w:val="single" w:sz="4" w:space="0" w:color="CBCBCB"/>
+              <w:bottom w:val="single" w:sz="4" w:space="0" w:color="CBCBCB"/>
+              <w:right w:val="single" w:sz="4" w:space="0" w:color="CBCBCB"/>
+            </w:tcBorders>
+          </w:tcPr>
+          <w:p>
+            <w:r>
+              <w:rPr>
+                <w:sz w:val="20"/>
+              </w:rPr>
+              <w:t>✅ Purge</w:t>
+            </w:r>
+          </w:p>
+        </w:tc>
+        <w:tc>
+          <w:tcPr>
+            <w:tcW w:type="dxa" w:w="1938"/>
+            <w:tcBorders>
+              <w:top w:val="single" w:sz="4" w:space="0" w:color="CBCBCB"/>
+              <w:left w:val="single" w:sz="4" w:space="0" w:color="CBCBCB"/>
+              <w:bottom w:val="single" w:sz="4" w:space="0" w:color="CBCBCB"/>
+              <w:right w:val="single" w:sz="4" w:space="0" w:color="CBCBCB"/>
+            </w:tcBorders>
+          </w:tcPr>
+          <w:p>
+            <w:r>
+              <w:rPr>
+                <w:rFonts w:ascii="Courier New" w:hAnsi="Courier New"/>
+                <w:color w:val="F05922"/>
+                <w:sz w:val="20"/>
+              </w:rPr>
+              <w:t>which unclutter</w:t>
+            </w:r>
+            <w:r>
+              <w:rPr>
+                <w:sz w:val="20"/>
+              </w:rPr>
+              <w:t xml:space="preserve"> → rỗng</w:t>
+            </w:r>
+          </w:p>
+        </w:tc>
+        <w:tc>
+          <w:tcPr>
+            <w:tcW w:type="dxa" w:w="1938"/>
+            <w:tcBorders>
+              <w:top w:val="single" w:sz="4" w:space="0" w:color="CBCBCB"/>
+              <w:left w:val="single" w:sz="4" w:space="0" w:color="CBCBCB"/>
+              <w:bottom w:val="single" w:sz="4" w:space="0" w:color="CBCBCB"/>
+              <w:right w:val="single" w:sz="4" w:space="0" w:color="CBCBCB"/>
+            </w:tcBorders>
+          </w:tcPr>
+          <w:p/>
+        </w:tc>
+      </w:tr>
+      <w:tr>
+        <w:tc>
+          <w:tcPr>
+            <w:tcW w:type="dxa" w:w="1938"/>
+            <w:shd w:val="clear" w:color="auto" w:fill="B8B3D6"/>
+            <w:tcBorders>
+              <w:top w:val="single" w:sz="4" w:space="0" w:color="CBCBCB"/>
+              <w:left w:val="single" w:sz="4" w:space="0" w:color="CBCBCB"/>
+              <w:bottom w:val="single" w:sz="4" w:space="0" w:color="CBCBCB"/>
+              <w:right w:val="single" w:sz="4" w:space="0" w:color="CBCBCB"/>
+            </w:tcBorders>
+          </w:tcPr>
+          <w:p>
+            <w:r>
+              <w:rPr>
+                <w:sz w:val="20"/>
+              </w:rPr>
+              <w:t>17</w:t>
+            </w:r>
+          </w:p>
+        </w:tc>
+        <w:tc>
+          <w:tcPr>
+            <w:tcW w:type="dxa" w:w="1938"/>
+            <w:shd w:val="clear" w:color="auto" w:fill="B8B3D6"/>
+            <w:tcBorders>
+              <w:top w:val="single" w:sz="4" w:space="0" w:color="CBCBCB"/>
+              <w:left w:val="single" w:sz="4" w:space="0" w:color="CBCBCB"/>
+              <w:bottom w:val="single" w:sz="4" w:space="0" w:color="CBCBCB"/>
+              <w:right w:val="single" w:sz="4" w:space="0" w:color="CBCBCB"/>
+            </w:tcBorders>
+          </w:tcPr>
+          <w:p>
+            <w:r>
+              <w:rPr>
+                <w:sz w:val="20"/>
+              </w:rPr>
+              <w:t xml:space="preserve">apt </w:t>
+            </w:r>
+            <w:r>
+              <w:rPr>
+                <w:rFonts w:ascii="Courier New" w:hAnsi="Courier New"/>
+                <w:color w:val="F05922"/>
+                <w:sz w:val="20"/>
+              </w:rPr>
+              <w:t>gnome-shell-extension-manager</w:t>
+            </w:r>
+            <w:r>
+              <w:rPr>
+                <w:sz w:val="20"/>
+              </w:rPr>
+              <w:t xml:space="preserve"> (user chỉ định đích danh gỡ)</w:t>
+            </w:r>
+          </w:p>
+        </w:tc>
+        <w:tc>
+          <w:tcPr>
+            <w:tcW w:type="dxa" w:w="1938"/>
+            <w:shd w:val="clear" w:color="auto" w:fill="B8B3D6"/>
+            <w:tcBorders>
+              <w:top w:val="single" w:sz="4" w:space="0" w:color="CBCBCB"/>
+              <w:left w:val="single" w:sz="4" w:space="0" w:color="CBCBCB"/>
+              <w:bottom w:val="single" w:sz="4" w:space="0" w:color="CBCBCB"/>
+              <w:right w:val="single" w:sz="4" w:space="0" w:color="CBCBCB"/>
+            </w:tcBorders>
+          </w:tcPr>
+          <w:p>
+            <w:r>
+              <w:rPr>
+                <w:sz w:val="20"/>
+              </w:rPr>
+              <w:t>✅ Purge</w:t>
+            </w:r>
+          </w:p>
+        </w:tc>
+        <w:tc>
+          <w:tcPr>
+            <w:tcW w:type="dxa" w:w="1938"/>
+            <w:shd w:val="clear" w:color="auto" w:fill="B8B3D6"/>
+            <w:tcBorders>
+              <w:top w:val="single" w:sz="4" w:space="0" w:color="CBCBCB"/>
+              <w:left w:val="single" w:sz="4" w:space="0" w:color="CBCBCB"/>
+              <w:bottom w:val="single" w:sz="4" w:space="0" w:color="CBCBCB"/>
+              <w:right w:val="single" w:sz="4" w:space="0" w:color="CBCBCB"/>
+            </w:tcBorders>
+          </w:tcPr>
+          <w:p>
+            <w:r>
+              <w:rPr>
+                <w:rFonts w:ascii="Courier New" w:hAnsi="Courier New"/>
+                <w:color w:val="F05922"/>
+                <w:sz w:val="20"/>
+              </w:rPr>
+              <w:t>which extension-manager</w:t>
+            </w:r>
+            <w:r>
+              <w:rPr>
+                <w:sz w:val="20"/>
+              </w:rPr>
+              <w:t xml:space="preserve"> → rỗng. </w:t>
+            </w:r>
+            <w:r>
+              <w:rPr>
+                <w:b/>
+                <w:sz w:val="20"/>
+              </w:rPr>
+              <w:t>GIỮ</w:t>
+            </w:r>
+            <w:r>
+              <w:rPr>
+                <w:sz w:val="20"/>
+              </w:rPr>
+              <w:t xml:space="preserve"> </w:t>
+            </w:r>
+            <w:r>
+              <w:rPr>
+                <w:rFonts w:ascii="Courier New" w:hAnsi="Courier New"/>
+                <w:color w:val="F05922"/>
+                <w:sz w:val="20"/>
+              </w:rPr>
+              <w:t>gnome-shell-extensions</w:t>
+            </w:r>
+            <w:r>
+              <w:rPr>
+                <w:sz w:val="20"/>
+              </w:rPr>
+              <w:t xml:space="preserve"> (cài cùng lệnh tay 23/07 nhưng không thuộc danh sách gỡ, là bundle extension mặc định)</w:t>
+            </w:r>
+          </w:p>
+        </w:tc>
+        <w:tc>
+          <w:tcPr>
+            <w:tcW w:type="dxa" w:w="1938"/>
+            <w:shd w:val="clear" w:color="auto" w:fill="B8B3D6"/>
+            <w:tcBorders>
+              <w:top w:val="single" w:sz="4" w:space="0" w:color="CBCBCB"/>
+              <w:left w:val="single" w:sz="4" w:space="0" w:color="CBCBCB"/>
+              <w:bottom w:val="single" w:sz="4" w:space="0" w:color="CBCBCB"/>
+              <w:right w:val="single" w:sz="4" w:space="0" w:color="CBCBCB"/>
+            </w:tcBorders>
+          </w:tcPr>
+          <w:p/>
+        </w:tc>
+      </w:tr>
+      <w:tr>
+        <w:tc>
+          <w:tcPr>
+            <w:tcW w:type="dxa" w:w="1938"/>
+            <w:tcBorders>
+              <w:top w:val="single" w:sz="4" w:space="0" w:color="CBCBCB"/>
+              <w:left w:val="single" w:sz="4" w:space="0" w:color="CBCBCB"/>
+              <w:bottom w:val="single" w:sz="4" w:space="0" w:color="CBCBCB"/>
+              <w:right w:val="single" w:sz="4" w:space="0" w:color="CBCBCB"/>
+            </w:tcBorders>
+          </w:tcPr>
+          <w:p>
+            <w:r>
+              <w:rPr>
+                <w:sz w:val="20"/>
+              </w:rPr>
+              <w:t>18</w:t>
+            </w:r>
+          </w:p>
+        </w:tc>
+        <w:tc>
+          <w:tcPr>
+            <w:tcW w:type="dxa" w:w="1938"/>
+            <w:tcBorders>
+              <w:top w:val="single" w:sz="4" w:space="0" w:color="CBCBCB"/>
+              <w:left w:val="single" w:sz="4" w:space="0" w:color="CBCBCB"/>
+              <w:bottom w:val="single" w:sz="4" w:space="0" w:color="CBCBCB"/>
+              <w:right w:val="single" w:sz="4" w:space="0" w:color="CBCBCB"/>
+            </w:tcBorders>
+          </w:tcPr>
+          <w:p>
+            <w:r>
+              <w:rPr>
+                <w:sz w:val="20"/>
+              </w:rPr>
+              <w:t xml:space="preserve">apt có sẵn/của user: </w:t>
+            </w:r>
+            <w:r>
+              <w:rPr>
+                <w:rFonts w:ascii="Courier New" w:hAnsi="Courier New"/>
+                <w:color w:val="F05922"/>
+                <w:sz w:val="20"/>
+              </w:rPr>
+              <w:t>python3-pip</w:t>
+            </w:r>
+            <w:r>
+              <w:rPr>
+                <w:sz w:val="20"/>
+              </w:rPr>
+              <w:t xml:space="preserve"> (cài tay, không </w:t>
+            </w:r>
+            <w:r>
+              <w:rPr>
+                <w:rFonts w:ascii="Courier New" w:hAnsi="Courier New"/>
+                <w:color w:val="F05922"/>
+                <w:sz w:val="20"/>
+              </w:rPr>
+              <w:t>-y</w:t>
+            </w:r>
+            <w:r>
+              <w:rPr>
+                <w:sz w:val="20"/>
+              </w:rPr>
+              <w:t xml:space="preserve">), </w:t>
+            </w:r>
+            <w:r>
+              <w:rPr>
+                <w:rFonts w:ascii="Courier New" w:hAnsi="Courier New"/>
+                <w:color w:val="F05922"/>
+                <w:sz w:val="20"/>
+              </w:rPr>
+              <w:t>git</w:t>
+            </w:r>
+            <w:r>
+              <w:rPr>
+                <w:sz w:val="20"/>
+              </w:rPr>
+              <w:t xml:space="preserve">, </w:t>
+            </w:r>
+            <w:r>
+              <w:rPr>
+                <w:rFonts w:ascii="Courier New" w:hAnsi="Courier New"/>
+                <w:color w:val="F05922"/>
+                <w:sz w:val="20"/>
+              </w:rPr>
+              <w:t>terminator</w:t>
+            </w:r>
+            <w:r>
+              <w:rPr>
+                <w:sz w:val="20"/>
+              </w:rPr>
+              <w:t xml:space="preserve">, </w:t>
+            </w:r>
+            <w:r>
+              <w:rPr>
+                <w:rFonts w:ascii="Courier New" w:hAnsi="Courier New"/>
+                <w:color w:val="F05922"/>
+                <w:sz w:val="20"/>
+              </w:rPr>
+              <w:t>openssh-server</w:t>
+            </w:r>
+            <w:r>
+              <w:rPr>
+                <w:sz w:val="20"/>
+              </w:rPr>
+              <w:t xml:space="preserve">, </w:t>
+            </w:r>
+            <w:r>
+              <w:rPr>
+                <w:rFonts w:ascii="Courier New" w:hAnsi="Courier New"/>
+                <w:color w:val="F05922"/>
+                <w:sz w:val="20"/>
+              </w:rPr>
+              <w:t>kztek-parkingv8</w:t>
+            </w:r>
+            <w:r>
+              <w:rPr>
+                <w:sz w:val="20"/>
+              </w:rPr>
+              <w:t xml:space="preserve">, </w:t>
+            </w:r>
+            <w:r>
+              <w:rPr>
+                <w:rFonts w:ascii="Courier New" w:hAnsi="Courier New"/>
+                <w:color w:val="F05922"/>
+                <w:sz w:val="20"/>
+              </w:rPr>
+              <w:t>build-essential</w:t>
+            </w:r>
+            <w:r>
+              <w:rPr>
+                <w:sz w:val="20"/>
+              </w:rPr>
+              <w:t>…</w:t>
+            </w:r>
+          </w:p>
+        </w:tc>
+        <w:tc>
+          <w:tcPr>
+            <w:tcW w:type="dxa" w:w="1938"/>
+            <w:tcBorders>
+              <w:top w:val="single" w:sz="4" w:space="0" w:color="CBCBCB"/>
+              <w:left w:val="single" w:sz="4" w:space="0" w:color="CBCBCB"/>
+              <w:bottom w:val="single" w:sz="4" w:space="0" w:color="CBCBCB"/>
+              <w:right w:val="single" w:sz="4" w:space="0" w:color="CBCBCB"/>
+            </w:tcBorders>
+          </w:tcPr>
+          <w:p>
+            <w:r>
+              <w:rPr>
+                <w:sz w:val="20"/>
+              </w:rPr>
+              <w:t>➖ GIỮ NGUYÊN</w:t>
+            </w:r>
+          </w:p>
+        </w:tc>
+        <w:tc>
+          <w:tcPr>
+            <w:tcW w:type="dxa" w:w="1938"/>
+            <w:tcBorders>
+              <w:top w:val="single" w:sz="4" w:space="0" w:color="CBCBCB"/>
+              <w:left w:val="single" w:sz="4" w:space="0" w:color="CBCBCB"/>
+              <w:bottom w:val="single" w:sz="4" w:space="0" w:color="CBCBCB"/>
+              <w:right w:val="single" w:sz="4" w:space="0" w:color="CBCBCB"/>
+            </w:tcBorders>
+          </w:tcPr>
+          <w:p>
+            <w:r>
+              <w:rPr>
+                <w:sz w:val="20"/>
+              </w:rPr>
+              <w:t>Đối chiếu apt history: không phải script ta cài / thuộc ngoại lệ</w:t>
+            </w:r>
+          </w:p>
+        </w:tc>
+        <w:tc>
+          <w:tcPr>
+            <w:tcW w:type="dxa" w:w="1938"/>
+            <w:tcBorders>
+              <w:top w:val="single" w:sz="4" w:space="0" w:color="CBCBCB"/>
+              <w:left w:val="single" w:sz="4" w:space="0" w:color="CBCBCB"/>
+              <w:bottom w:val="single" w:sz="4" w:space="0" w:color="CBCBCB"/>
+              <w:right w:val="single" w:sz="4" w:space="0" w:color="CBCBCB"/>
+            </w:tcBorders>
+          </w:tcPr>
+          <w:p/>
+        </w:tc>
+      </w:tr>
+      <w:tr>
+        <w:tc>
+          <w:tcPr>
+            <w:tcW w:type="dxa" w:w="1938"/>
+            <w:shd w:val="clear" w:color="auto" w:fill="B8B3D6"/>
+            <w:tcBorders>
+              <w:top w:val="single" w:sz="4" w:space="0" w:color="CBCBCB"/>
+              <w:left w:val="single" w:sz="4" w:space="0" w:color="CBCBCB"/>
+              <w:bottom w:val="single" w:sz="4" w:space="0" w:color="CBCBCB"/>
+              <w:right w:val="single" w:sz="4" w:space="0" w:color="CBCBCB"/>
+            </w:tcBorders>
+          </w:tcPr>
+          <w:p>
+            <w:r>
+              <w:rPr>
+                <w:sz w:val="20"/>
+              </w:rPr>
+              <w:t>19</w:t>
+            </w:r>
+          </w:p>
+        </w:tc>
+        <w:tc>
+          <w:tcPr>
+            <w:tcW w:type="dxa" w:w="1938"/>
+            <w:shd w:val="clear" w:color="auto" w:fill="B8B3D6"/>
+            <w:tcBorders>
+              <w:top w:val="single" w:sz="4" w:space="0" w:color="CBCBCB"/>
+              <w:left w:val="single" w:sz="4" w:space="0" w:color="CBCBCB"/>
+              <w:bottom w:val="single" w:sz="4" w:space="0" w:color="CBCBCB"/>
+              <w:right w:val="single" w:sz="4" w:space="0" w:color="CBCBCB"/>
+            </w:tcBorders>
+          </w:tcPr>
+          <w:p>
+            <w:r>
+              <w:rPr>
+                <w:sz w:val="20"/>
+              </w:rPr>
+              <w:t xml:space="preserve">Khóa SSH demo </w:t>
+            </w:r>
+            <w:r>
+              <w:rPr>
+                <w:rFonts w:ascii="Courier New" w:hAnsi="Courier New"/>
+                <w:color w:val="F05922"/>
+                <w:sz w:val="20"/>
+              </w:rPr>
+              <w:t>kztek-remote-control-agent</w:t>
+            </w:r>
+            <w:r>
+              <w:rPr>
+                <w:sz w:val="20"/>
+              </w:rPr>
+              <w:t xml:space="preserve"> trong </w:t>
+            </w:r>
+            <w:r>
+              <w:rPr>
+                <w:rFonts w:ascii="Courier New" w:hAnsi="Courier New"/>
+                <w:color w:val="F05922"/>
+                <w:sz w:val="20"/>
+              </w:rPr>
+              <w:t>~/.ssh/authorized_keys</w:t>
+            </w:r>
+            <w:r>
+              <w:rPr>
+                <w:sz w:val="20"/>
+              </w:rPr>
+              <w:t xml:space="preserve"> (tạo 26/07 21:24, demo Hình 74)</w:t>
+            </w:r>
+          </w:p>
+        </w:tc>
+        <w:tc>
+          <w:tcPr>
+            <w:tcW w:type="dxa" w:w="1938"/>
+            <w:shd w:val="clear" w:color="auto" w:fill="B8B3D6"/>
+            <w:tcBorders>
+              <w:top w:val="single" w:sz="4" w:space="0" w:color="CBCBCB"/>
+              <w:left w:val="single" w:sz="4" w:space="0" w:color="CBCBCB"/>
+              <w:bottom w:val="single" w:sz="4" w:space="0" w:color="CBCBCB"/>
+              <w:right w:val="single" w:sz="4" w:space="0" w:color="CBCBCB"/>
+            </w:tcBorders>
+          </w:tcPr>
+          <w:p>
+            <w:r>
+              <w:rPr>
+                <w:sz w:val="20"/>
+              </w:rPr>
+              <w:t xml:space="preserve">⚠️ </w:t>
+            </w:r>
+            <w:r>
+              <w:rPr>
+                <w:b/>
+                <w:sz w:val="20"/>
+              </w:rPr>
+              <w:t>CHƯA xoá được</w:t>
+            </w:r>
+          </w:p>
+        </w:tc>
+        <w:tc>
+          <w:tcPr>
+            <w:tcW w:type="dxa" w:w="1938"/>
+            <w:shd w:val="clear" w:color="auto" w:fill="B8B3D6"/>
+            <w:tcBorders>
+              <w:top w:val="single" w:sz="4" w:space="0" w:color="CBCBCB"/>
+              <w:left w:val="single" w:sz="4" w:space="0" w:color="CBCBCB"/>
+              <w:bottom w:val="single" w:sz="4" w:space="0" w:color="CBCBCB"/>
+              <w:right w:val="single" w:sz="4" w:space="0" w:color="CBCBCB"/>
+            </w:tcBorders>
+          </w:tcPr>
+          <w:p>
+            <w:r>
+              <w:rPr>
+                <w:sz w:val="20"/>
+              </w:rPr>
+              <w:t xml:space="preserve">Sandbox permission của phiên làm việc chặn thao tác sửa </w:t>
+            </w:r>
+            <w:r>
+              <w:rPr>
+                <w:rFonts w:ascii="Courier New" w:hAnsi="Courier New"/>
+                <w:color w:val="F05922"/>
+                <w:sz w:val="20"/>
+              </w:rPr>
+              <w:t>authorized_keys</w:t>
+            </w:r>
+            <w:r>
+              <w:rPr>
+                <w:sz w:val="20"/>
+              </w:rPr>
+              <w:t xml:space="preserve"> (2 lần). Key vô hại (khóa công khai demo do ta sinh); user tự xoá bằng 1 lệnh: </w:t>
+            </w:r>
+            <w:r>
+              <w:rPr>
+                <w:rFonts w:ascii="Courier New" w:hAnsi="Courier New"/>
+                <w:color w:val="F05922"/>
+                <w:sz w:val="20"/>
+              </w:rPr>
+              <w:t>rm ~/.ssh/authorized_keys</w:t>
+            </w:r>
+            <w:r>
+              <w:rPr>
+                <w:sz w:val="20"/>
+              </w:rPr>
+              <w:t xml:space="preserve"> (file chỉ chứa đúng 1 key demo này). SSH mật khẩu KHÔNG bị ảnh hưởng</w:t>
+            </w:r>
+          </w:p>
+        </w:tc>
+        <w:tc>
+          <w:tcPr>
+            <w:tcW w:type="dxa" w:w="1938"/>
+            <w:shd w:val="clear" w:color="auto" w:fill="B8B3D6"/>
+            <w:tcBorders>
+              <w:top w:val="single" w:sz="4" w:space="0" w:color="CBCBCB"/>
+              <w:left w:val="single" w:sz="4" w:space="0" w:color="CBCBCB"/>
+              <w:bottom w:val="single" w:sz="4" w:space="0" w:color="CBCBCB"/>
+              <w:right w:val="single" w:sz="4" w:space="0" w:color="CBCBCB"/>
+            </w:tcBorders>
+          </w:tcPr>
+          <w:p/>
+        </w:tc>
+      </w:tr>
+    </w:tbl>
+    <w:p/>
+    <w:p>
+      <w:pPr>
+        <w:pStyle w:val="Heading3"/>
+        <w:spacing w:before="160" w:after="60"/>
+      </w:pPr>
+      <w:r>
+        <w:rPr>
+          <w:color w:val="4A3F8C"/>
+          <w:sz w:val="24"/>
+        </w:rPr>
+        <w:t>Cố ý GIỮ LẠI (theo phạm vi đã chốt)</w:t>
+      </w:r>
+    </w:p>
+    <w:p>
+      <w:pPr>
+        <w:pStyle w:val="ListBullet"/>
+        <w:spacing w:after="20"/>
+        <w:ind w:left="283"/>
+      </w:pPr>
+      <w:r>
+        <w:rPr>
+          <w:b/>
+          <w:sz w:val="21"/>
+        </w:rPr>
+        <w:t>`ipgs-remote-agent.service` (ZcuAgent)</w:t>
+      </w:r>
+      <w:r>
+        <w:rPr>
+          <w:sz w:val="21"/>
+        </w:rPr>
+        <w:t xml:space="preserve"> — đường quản trị từ CCU; unit enabled + linger bật (chạy từ boot).</w:t>
+      </w:r>
+    </w:p>
+    <w:p>
+      <w:pPr>
+        <w:pStyle w:val="ListBullet"/>
+        <w:spacing w:after="20"/>
+        <w:ind w:left="283"/>
+      </w:pPr>
+      <w:r>
+        <w:rPr>
+          <w:b/>
+          <w:sz w:val="21"/>
+        </w:rPr>
+        <w:t>SSH (`openssh-server`)</w:t>
+      </w:r>
+      <w:r>
+        <w:rPr>
+          <w:sz w:val="21"/>
+        </w:rPr>
+        <w:t xml:space="preserve"> — đường quản trị duy nhất còn lại khi chưa đăng nhập desktop.</w:t>
+      </w:r>
+    </w:p>
+    <w:p>
+      <w:pPr>
+        <w:pStyle w:val="ListBullet"/>
+        <w:spacing w:after="20"/>
+        <w:ind w:left="283"/>
+      </w:pPr>
+      <w:r>
+        <w:rPr>
+          <w:rFonts w:ascii="Courier New" w:hAnsi="Courier New"/>
+          <w:color w:val="F05922"/>
+          <w:sz w:val="21"/>
+        </w:rPr>
+        <w:t>gnome-shell-extensions</w:t>
+      </w:r>
+      <w:r>
+        <w:rPr>
+          <w:sz w:val="21"/>
+        </w:rPr>
+        <w:t xml:space="preserve">, </w:t>
+      </w:r>
+      <w:r>
+        <w:rPr>
+          <w:rFonts w:ascii="Courier New" w:hAnsi="Courier New"/>
+          <w:color w:val="F05922"/>
+          <w:sz w:val="21"/>
+        </w:rPr>
+        <w:t>python3-pip</w:t>
+      </w:r>
+      <w:r>
+        <w:rPr>
+          <w:sz w:val="21"/>
+        </w:rPr>
+        <w:t xml:space="preserve">, </w:t>
+      </w:r>
+      <w:r>
+        <w:rPr>
+          <w:rFonts w:ascii="Courier New" w:hAnsi="Courier New"/>
+          <w:color w:val="F05922"/>
+          <w:sz w:val="21"/>
+        </w:rPr>
+        <w:t>git</w:t>
+      </w:r>
+      <w:r>
+        <w:rPr>
+          <w:sz w:val="21"/>
+        </w:rPr>
+        <w:t xml:space="preserve">, </w:t>
+      </w:r>
+      <w:r>
+        <w:rPr>
+          <w:rFonts w:ascii="Courier New" w:hAnsi="Courier New"/>
+          <w:color w:val="F05922"/>
+          <w:sz w:val="21"/>
+        </w:rPr>
+        <w:t>terminator</w:t>
+      </w:r>
+      <w:r>
+        <w:rPr>
+          <w:sz w:val="21"/>
+        </w:rPr>
+        <w:t xml:space="preserve">, các gói </w:t>
+      </w:r>
+      <w:r>
+        <w:rPr>
+          <w:rFonts w:ascii="Courier New" w:hAnsi="Courier New"/>
+          <w:color w:val="F05922"/>
+          <w:sz w:val="21"/>
+        </w:rPr>
+        <w:t>kztek-parkingv8</w:t>
+      </w:r>
+      <w:r>
+        <w:rPr>
+          <w:sz w:val="21"/>
+        </w:rPr>
+        <w:t>/</w:t>
+      </w:r>
+      <w:r>
+        <w:rPr>
+          <w:rFonts w:ascii="Courier New" w:hAnsi="Courier New"/>
+          <w:color w:val="F05922"/>
+          <w:sz w:val="21"/>
+        </w:rPr>
+        <w:t>ipgsusecam</w:t>
+      </w:r>
+      <w:r>
+        <w:rPr>
+          <w:sz w:val="21"/>
+        </w:rPr>
+        <w:t xml:space="preserve"> — không do ta cài trong lúc test.</w:t>
+      </w:r>
+    </w:p>
+    <w:p>
+      <w:pPr>
+        <w:pStyle w:val="Heading3"/>
+        <w:spacing w:before="160" w:after="60"/>
+      </w:pPr>
+      <w:r>
+        <w:rPr>
+          <w:color w:val="4A3F8C"/>
+          <w:sz w:val="24"/>
+        </w:rPr>
+        <w:t>Trạng thái sau reboot (06:57 — bằng chứng thật)</w:t>
+      </w:r>
+    </w:p>
+    <w:p>
+      <w:pPr>
+        <w:pStyle w:val="ListBullet"/>
+        <w:spacing w:after="20"/>
+        <w:ind w:left="283"/>
+      </w:pPr>
+      <w:r>
+        <w:rPr>
+          <w:b/>
+          <w:sz w:val="21"/>
+        </w:rPr>
+        <w:t>SSH:</w:t>
+      </w:r>
+      <w:r>
+        <w:rPr>
+          <w:sz w:val="21"/>
+        </w:rPr>
+        <w:t xml:space="preserve"> vào được bình thường (kiểm tra ngay sau boot).</w:t>
+      </w:r>
+    </w:p>
+    <w:p>
+      <w:pPr>
+        <w:pStyle w:val="ListBullet"/>
+        <w:spacing w:after="20"/>
+        <w:ind w:left="283"/>
+      </w:pPr>
+      <w:r>
+        <w:rPr>
+          <w:b/>
+          <w:sz w:val="21"/>
+        </w:rPr>
+        <w:t>Màn hình đăng nhập:</w:t>
+      </w:r>
+      <w:r>
+        <w:rPr>
+          <w:sz w:val="21"/>
+        </w:rPr>
+        <w:t xml:space="preserve"> máy DỪNG ở greeter đúng kỳ vọng — </w:t>
+      </w:r>
+      <w:r>
+        <w:rPr>
+          <w:rFonts w:ascii="Courier New" w:hAnsi="Courier New"/>
+          <w:color w:val="F05922"/>
+          <w:sz w:val="21"/>
+        </w:rPr>
+        <w:t>loginctl list-sessions</w:t>
+      </w:r>
+      <w:r>
+        <w:rPr>
+          <w:sz w:val="21"/>
+        </w:rPr>
+        <w:t xml:space="preserve"> chỉ có session </w:t>
+      </w:r>
+      <w:r>
+        <w:rPr>
+          <w:rFonts w:ascii="Courier New" w:hAnsi="Courier New"/>
+          <w:color w:val="F05922"/>
+          <w:sz w:val="21"/>
+        </w:rPr>
+        <w:t>gdm</w:t>
+      </w:r>
+      <w:r>
+        <w:rPr>
+          <w:sz w:val="21"/>
+        </w:rPr>
+        <w:t xml:space="preserve"> trên seat0 (greeter </w:t>
+      </w:r>
+      <w:r>
+        <w:rPr>
+          <w:rFonts w:ascii="Courier New" w:hAnsi="Courier New"/>
+          <w:color w:val="F05922"/>
+          <w:sz w:val="21"/>
+        </w:rPr>
+        <w:t>gnome-shell</w:t>
+      </w:r>
+      <w:r>
+        <w:rPr>
+          <w:sz w:val="21"/>
+        </w:rPr>
+        <w:t xml:space="preserve"> chạy dưới user </w:t>
+      </w:r>
+      <w:r>
+        <w:rPr>
+          <w:rFonts w:ascii="Courier New" w:hAnsi="Courier New"/>
+          <w:color w:val="F05922"/>
+          <w:sz w:val="21"/>
+        </w:rPr>
+        <w:t>gdm</w:t>
+      </w:r>
+      <w:r>
+        <w:rPr>
+          <w:sz w:val="21"/>
+        </w:rPr>
+        <w:t xml:space="preserve">), </w:t>
+      </w:r>
+      <w:r>
+        <w:rPr>
+          <w:rFonts w:ascii="Courier New" w:hAnsi="Courier New"/>
+          <w:color w:val="F05922"/>
+          <w:sz w:val="21"/>
+        </w:rPr>
+        <w:t>who</w:t>
+      </w:r>
+      <w:r>
+        <w:rPr>
+          <w:sz w:val="21"/>
+        </w:rPr>
+        <w:t xml:space="preserve"> → không có session đồ họa </w:t>
+      </w:r>
+      <w:r>
+        <w:rPr>
+          <w:rFonts w:ascii="Courier New" w:hAnsi="Courier New"/>
+          <w:color w:val="F05922"/>
+          <w:sz w:val="21"/>
+        </w:rPr>
+        <w:t>kztek</w:t>
+      </w:r>
+      <w:r>
+        <w:rPr>
+          <w:sz w:val="21"/>
+        </w:rPr>
+        <w:t>.</w:t>
+      </w:r>
+    </w:p>
+    <w:p>
+      <w:pPr>
+        <w:pStyle w:val="ListBullet"/>
+        <w:spacing w:after="20"/>
+        <w:ind w:left="283"/>
+      </w:pPr>
+      <w:r>
+        <w:rPr>
+          <w:b/>
+          <w:sz w:val="21"/>
+        </w:rPr>
+        <w:t>Agent:</w:t>
+      </w:r>
+      <w:r>
+        <w:rPr>
+          <w:sz w:val="21"/>
+        </w:rPr>
+        <w:t xml:space="preserve"> unit enabled, đang </w:t>
+      </w:r>
+      <w:r>
+        <w:rPr>
+          <w:b/>
+          <w:sz w:val="21"/>
+        </w:rPr>
+        <w:t>`activating` (auto-restart mỗi 5s)</w:t>
+      </w:r>
+      <w:r>
+        <w:rPr>
+          <w:sz w:val="21"/>
+        </w:rPr>
+        <w:t xml:space="preserve"> với lỗi </w:t>
+      </w:r>
+      <w:r>
+        <w:rPr>
+          <w:rFonts w:ascii="Courier New" w:hAnsi="Courier New"/>
+          <w:color w:val="F05922"/>
+          <w:sz w:val="21"/>
+        </w:rPr>
+        <w:t>XOpenDisplay failed</w:t>
+      </w:r>
+      <w:r>
+        <w:rPr>
+          <w:sz w:val="21"/>
+        </w:rPr>
+        <w:t xml:space="preserve"> — hệ quả TẤT YẾU của việc gỡ autologin: agent cần phiên X </w:t>
+      </w:r>
+      <w:r>
+        <w:rPr>
+          <w:rFonts w:ascii="Courier New" w:hAnsi="Courier New"/>
+          <w:color w:val="F05922"/>
+          <w:sz w:val="21"/>
+        </w:rPr>
+        <w:t>:0</w:t>
+      </w:r>
+      <w:r>
+        <w:rPr>
+          <w:sz w:val="21"/>
+        </w:rPr>
+        <w:t xml:space="preserve"> của kztek để capture màn hình, chưa ai đăng nhập thì chưa có </w:t>
+      </w:r>
+      <w:r>
+        <w:rPr>
+          <w:rFonts w:ascii="Courier New" w:hAnsi="Courier New"/>
+          <w:color w:val="F05922"/>
+          <w:sz w:val="21"/>
+        </w:rPr>
+        <w:t>:0</w:t>
+      </w:r>
+      <w:r>
+        <w:rPr>
+          <w:sz w:val="21"/>
+        </w:rPr>
+        <w:t xml:space="preserve">. </w:t>
+      </w:r>
+      <w:r>
+        <w:rPr>
+          <w:b/>
+          <w:sz w:val="21"/>
+        </w:rPr>
+        <w:t>KHÔNG phải hư hỏng:</w:t>
+      </w:r>
+      <w:r>
+        <w:rPr>
+          <w:sz w:val="21"/>
+        </w:rPr>
+        <w:t xml:space="preserve"> ngay khi user đăng nhập ở console VM, agent tự </w:t>
+      </w:r>
+      <w:r>
+        <w:rPr>
+          <w:rFonts w:ascii="Courier New" w:hAnsi="Courier New"/>
+          <w:color w:val="F05922"/>
+          <w:sz w:val="21"/>
+        </w:rPr>
+        <w:t>active</w:t>
+      </w:r>
+      <w:r>
+        <w:rPr>
+          <w:sz w:val="21"/>
+        </w:rPr>
+        <w:t xml:space="preserve"> trong ≤ 10 giây (Restart=on-failure/5s — không bị StartLimit chặn: 2 lần start/10s &lt; burst 5). Đã xác nhận unit + linger còn nguyên.</w:t>
+      </w:r>
+    </w:p>
+    <w:p>
+      <w:pPr>
+        <w:pStyle w:val="Heading3"/>
+        <w:spacing w:before="160" w:after="60"/>
+      </w:pPr>
+      <w:r>
+        <w:rPr>
+          <w:color w:val="4A3F8C"/>
+          <w:sz w:val="24"/>
+        </w:rPr>
+        <w:t>Việc user cần làm để test lại Kiosk Deploy từ đầu</w:t>
+      </w:r>
+    </w:p>
+    <w:p>
+      <w:pPr>
+        <w:spacing w:after="20"/>
+        <w:ind w:left="567" w:hanging="283"/>
+      </w:pPr>
+      <w:r>
+        <w:rPr>
+          <w:sz w:val="21"/>
+        </w:rPr>
+        <w:t>1.</w:t>
+        <w:tab/>
+      </w:r>
+      <w:r>
+        <w:rPr>
+          <w:sz w:val="21"/>
+        </w:rPr>
+        <w:t>Mở console VM VirtualBox (</w:t>
+      </w:r>
+      <w:r>
+        <w:rPr>
+          <w:rFonts w:ascii="Courier New" w:hAnsi="Courier New"/>
+          <w:color w:val="F05922"/>
+          <w:sz w:val="21"/>
+        </w:rPr>
+        <w:t>ubuntu-22.06-x64</w:t>
+      </w:r>
+      <w:r>
+        <w:rPr>
+          <w:sz w:val="21"/>
+        </w:rPr>
+        <w:t xml:space="preserve">) → đăng nhập user </w:t>
+      </w:r>
+      <w:r>
+        <w:rPr>
+          <w:rFonts w:ascii="Courier New" w:hAnsi="Courier New"/>
+          <w:color w:val="F05922"/>
+          <w:sz w:val="21"/>
+        </w:rPr>
+        <w:t>kztek</w:t>
+      </w:r>
+      <w:r>
+        <w:rPr>
+          <w:sz w:val="21"/>
+        </w:rPr>
+        <w:t xml:space="preserve"> bằng mật khẩu → agent tự </w:t>
+      </w:r>
+      <w:r>
+        <w:rPr>
+          <w:rFonts w:ascii="Courier New" w:hAnsi="Courier New"/>
+          <w:color w:val="F05922"/>
+          <w:sz w:val="21"/>
+        </w:rPr>
+        <w:t>active</w:t>
+      </w:r>
+      <w:r>
+        <w:rPr>
+          <w:sz w:val="21"/>
+        </w:rPr>
+        <w:t xml:space="preserve"> sau vài giây.</w:t>
+      </w:r>
+    </w:p>
+    <w:p>
+      <w:pPr>
+        <w:spacing w:after="20"/>
+        <w:ind w:left="567" w:hanging="283"/>
+      </w:pPr>
+      <w:r>
+        <w:rPr>
+          <w:sz w:val="21"/>
+        </w:rPr>
+        <w:t>2.</w:t>
+        <w:tab/>
+      </w:r>
+      <w:r>
+        <w:rPr>
+          <w:b/>
+          <w:sz w:val="21"/>
+        </w:rPr>
+        <w:t>Cập nhật IP mới `192.168.1.172`</w:t>
+      </w:r>
+      <w:r>
+        <w:rPr>
+          <w:sz w:val="21"/>
+        </w:rPr>
+        <w:t xml:space="preserve"> vào profile máy ZCU trong app CCU (IP cũ </w:t>
+      </w:r>
+      <w:r>
+        <w:rPr>
+          <w:rFonts w:ascii="Courier New" w:hAnsi="Courier New"/>
+          <w:color w:val="F05922"/>
+          <w:sz w:val="21"/>
+        </w:rPr>
+        <w:t>192.168.0.101</w:t>
+      </w:r>
+      <w:r>
+        <w:rPr>
+          <w:sz w:val="21"/>
+        </w:rPr>
+        <w:t xml:space="preserve"> không còn — mạng Wi-Fi host đã đổi dải; nếu muốn IP cố định, cân nhắc đặt static IP trong VM).</w:t>
+      </w:r>
+    </w:p>
+    <w:p>
+      <w:pPr>
+        <w:spacing w:after="20"/>
+        <w:ind w:left="567" w:hanging="283"/>
+      </w:pPr>
+      <w:r>
+        <w:rPr>
+          <w:sz w:val="21"/>
+        </w:rPr>
+        <w:t>3.</w:t>
+        <w:tab/>
+      </w:r>
+      <w:r>
+        <w:rPr>
+          <w:sz w:val="21"/>
+        </w:rPr>
+        <w:t xml:space="preserve">(Tuỳ chọn) Xoá key demo còn sót: SSH vào ZCU chạy </w:t>
+      </w:r>
+      <w:r>
+        <w:rPr>
+          <w:rFonts w:ascii="Courier New" w:hAnsi="Courier New"/>
+          <w:color w:val="F05922"/>
+          <w:sz w:val="21"/>
+        </w:rPr>
+        <w:t>rm ~/.ssh/authorized_keys</w:t>
+      </w:r>
+      <w:r>
+        <w:rPr>
+          <w:sz w:val="21"/>
+        </w:rPr>
+        <w:t xml:space="preserve"> (mục 19).</w:t>
+      </w:r>
+    </w:p>
+    <w:p>
+      <w:pPr>
+        <w:spacing w:after="20"/>
+        <w:ind w:left="567" w:hanging="283"/>
+      </w:pPr>
+      <w:r>
+        <w:rPr>
+          <w:sz w:val="21"/>
+        </w:rPr>
+        <w:t>4.</w:t>
+        <w:tab/>
+      </w:r>
+      <w:r>
+        <w:rPr>
+          <w:sz w:val="21"/>
+        </w:rPr>
+        <w:t xml:space="preserve">Chạy </w:t>
+      </w:r>
+      <w:r>
+        <w:rPr>
+          <w:b/>
+          <w:sz w:val="21"/>
+        </w:rPr>
+        <w:t>Kiosk Deploy</w:t>
+      </w:r>
+      <w:r>
+        <w:rPr>
+          <w:sz w:val="21"/>
+        </w:rPr>
+        <w:t xml:space="preserve"> từ app CCU (KioskDeployWindow) với các tuỳ chọn cần test: tab Config phần mềm — Ẩn Top Bar / </w:t>
+      </w:r>
+      <w:r>
+        <w:rPr>
+          <w:b/>
+          <w:sz w:val="21"/>
+        </w:rPr>
+        <w:t>Ẩn nút Activities</w:t>
+      </w:r>
+      <w:r>
+        <w:rPr>
+          <w:sz w:val="21"/>
+        </w:rPr>
+        <w:t xml:space="preserve"> (cài extension chặn overview) / Ẩn Workspace / Ẩn Dash / Autostart / </w:t>
+      </w:r>
+      <w:r>
+        <w:rPr>
+          <w:b/>
+          <w:sz w:val="21"/>
+        </w:rPr>
+        <w:t>Watchdog</w:t>
+      </w:r>
+      <w:r>
+        <w:rPr>
+          <w:sz w:val="21"/>
+        </w:rPr>
+        <w:t xml:space="preserve"> (mặc định tick); tab Config máy tính — </w:t>
+      </w:r>
+      <w:r>
+        <w:rPr>
+          <w:b/>
+          <w:sz w:val="21"/>
+        </w:rPr>
+        <w:t>Autologin</w:t>
+      </w:r>
+      <w:r>
+        <w:rPr>
+          <w:sz w:val="21"/>
+        </w:rPr>
+        <w:t xml:space="preserve"> / Tắt notification / Tắt screensaver-lock / </w:t>
+      </w:r>
+      <w:r>
+        <w:rPr>
+          <w:b/>
+          <w:sz w:val="21"/>
+        </w:rPr>
+        <w:t>Khoá lối thoát kiosk (dconf lock)</w:t>
+      </w:r>
+      <w:r>
+        <w:rPr>
+          <w:sz w:val="21"/>
+        </w:rPr>
+        <w:t xml:space="preserve"> (mặc định tick).</w:t>
+      </w:r>
+    </w:p>
+    <w:p>
+      <w:pPr>
+        <w:spacing w:after="20"/>
+        <w:ind w:left="567" w:hanging="283"/>
+      </w:pPr>
+      <w:r>
+        <w:rPr>
+          <w:sz w:val="21"/>
+        </w:rPr>
+        <w:t>5.</w:t>
+        <w:tab/>
+      </w:r>
+      <w:r>
+        <w:rPr>
+          <w:sz w:val="21"/>
+        </w:rPr>
+        <w:t xml:space="preserve">Sau deploy: </w:t>
+      </w:r>
+      <w:r>
+        <w:rPr>
+          <w:b/>
+          <w:sz w:val="21"/>
+        </w:rPr>
+        <w:t>khởi động lại ZCU</w:t>
+      </w:r>
+      <w:r>
+        <w:rPr>
+          <w:sz w:val="21"/>
+        </w:rPr>
+        <w:t xml:space="preserve"> (bắt buộc để extension + dconf profile + autologin có hiệu lực), rồi nghiệm thu theo checklist Q1–Q10 (mục QA verify F09/F10 ở trên), đặc biệt Q7/Q8 thử tay trên màn cảm ứng thật.</w:t>
+      </w:r>
+    </w:p>
+    <w:p>
+      <w:pPr>
+        <w:spacing w:after="80"/>
+      </w:pPr>
+      <w:r>
+        <w:rPr>
+          <w:sz w:val="21"/>
+        </w:rPr>
+        <w:t>— DevOps Engineer, 2026-07-27 07:01</w:t>
+      </w:r>
+    </w:p>
     <w:p>
       <w:pPr>
         <w:pBdr>
